--- a/docs/technical_appendix.docx
+++ b/docs/technical_appendix.docx
@@ -107,7 +107,7 @@
         </w:numPr>
       </w:pPr>
       <w:r>
-        <w:t xml:space="preserve">Disk cache: 1332 PubMed XML files, 1154 ScienceDirect HTML files</w:t>
+        <w:t xml:space="preserve">Disk cache: 1520 PubMed XML files, 1154 ScienceDirect HTML files</w:t>
       </w:r>
     </w:p>
     <w:p>
@@ -131,7 +131,7 @@
         </w:numPr>
       </w:pPr>
       <w:r>
-        <w:t xml:space="preserve">Runtime: approximately 3-4 hours for a full pipeline execution on 1106 abstracts</w:t>
+        <w:t xml:space="preserve">Runtime: approximately 3-4 hours for a full pipeline execution on 1069 abstracts</w:t>
       </w:r>
     </w:p>
     <w:bookmarkEnd w:id="10"/>
@@ -953,7 +953,7 @@
         <w:pStyle w:val="FirstParagraph"/>
       </w:pPr>
       <w:r>
-        <w:t xml:space="preserve">NCBI E-Utilities requests were rate-limited to 3 requests/second (without API key) or 10 requests/second (with ENTREZ_KEY). PubMed XML responses were cached to disk (1332 files). All search stages used RDS-based checkpoints enabling resume after interruption.</w:t>
+        <w:t xml:space="preserve">NCBI E-Utilities requests were rate-limited to 3 requests/second (without API key) or 10 requests/second (with ENTREZ_KEY). PubMed XML responses were cached to disk (1520 files). All search stages used RDS-based checkpoints enabling resume after interruption.</w:t>
       </w:r>
     </w:p>
     <w:bookmarkEnd w:id="15"/>
@@ -1831,7 +1831,7 @@
         <w:t xml:space="preserve"> </w:t>
       </w:r>
       <w:r>
-        <w:t xml:space="preserve">package. Pass 2: genderize.io API for international names not covered by SSA. Middle initials were stripped before lookup. Coverage: NaN%.</w:t>
+        <w:t xml:space="preserve">package. Pass 2: genderize.io API for international names not covered by SSA. Middle initials were stripped before lookup. Coverage: 17.6%.</w:t>
       </w:r>
     </w:p>
     <w:p>
@@ -1849,7 +1849,7 @@
         <w:t xml:space="preserve">Practice type</w:t>
       </w:r>
       <w:r>
-        <w:t xml:space="preserve">: Affiliations were cross-referenced against 2,754 ACGME-accredited teaching hospital names (derived from a validated classifier with 95% precision for Tier 1 institutions). Regex fallback identified university/medical school signals. Community hospitals were classified only when no university affiliation appeared in any listed affiliation. Coverage: NaN%.</w:t>
+        <w:t xml:space="preserve">: Affiliations were cross-referenced against 2,754 ACGME-accredited teaching hospital names (derived from a validated classifier with 95% precision for Tier 1 institutions). Regex fallback identified university/medical school signals. Community hospitals were classified only when no university affiliation appeared in any listed affiliation. Coverage: 17%.</w:t>
       </w:r>
     </w:p>
     <w:p>
@@ -1885,7 +1885,7 @@
         <w:t xml:space="preserve">Subspecialty</w:t>
       </w:r>
       <w:r>
-        <w:t xml:space="preserve">: Classified from departmental affiliation text: MIGS, REI, gynecologic oncology, FPMRS, MFM, family planning, general OB/GYN, obstetrics, urology, or surgery (other). Coverage: NaN%.</w:t>
+        <w:t xml:space="preserve">: Classified from departmental affiliation text: MIGS, REI, gynecologic oncology, FPMRS, MFM, family planning, general OB/GYN, obstetrics, urology, or surgery (other). Coverage: 15.7%.</w:t>
       </w:r>
     </w:p>
     <w:bookmarkEnd w:id="26"/>
@@ -2201,7 +2201,7 @@
               <w:jc w:val="right"/>
             </w:pPr>
             <w:r>
-              <w:t xml:space="preserve">1106</w:t>
+              <w:t xml:space="preserve">1069</w:t>
             </w:r>
           </w:p>
         </w:tc>
@@ -2213,7 +2213,7 @@
               <w:jc w:val="right"/>
             </w:pPr>
             <w:r>
-              <w:t xml:space="preserve">75</w:t>
+              <w:t xml:space="preserve">122</w:t>
             </w:r>
           </w:p>
         </w:tc>
@@ -2225,7 +2225,7 @@
               <w:jc w:val="right"/>
             </w:pPr>
             <w:r>
-              <w:t xml:space="preserve">6.8</w:t>
+              <w:t xml:space="preserve">11.4</w:t>
             </w:r>
           </w:p>
         </w:tc>
@@ -2251,7 +2251,7 @@
               <w:jc w:val="right"/>
             </w:pPr>
             <w:r>
-              <w:t xml:space="preserve">1106</w:t>
+              <w:t xml:space="preserve">1069</w:t>
             </w:r>
           </w:p>
         </w:tc>
@@ -2263,7 +2263,7 @@
               <w:jc w:val="right"/>
             </w:pPr>
             <w:r>
-              <w:t xml:space="preserve">304</w:t>
+              <w:t xml:space="preserve">196</w:t>
             </w:r>
           </w:p>
         </w:tc>
@@ -2275,7 +2275,7 @@
               <w:jc w:val="right"/>
             </w:pPr>
             <w:r>
-              <w:t xml:space="preserve">27.5</w:t>
+              <w:t xml:space="preserve">18.3</w:t>
             </w:r>
           </w:p>
         </w:tc>
@@ -2301,7 +2301,7 @@
               <w:jc w:val="right"/>
             </w:pPr>
             <w:r>
-              <w:t xml:space="preserve">818</w:t>
+              <w:t xml:space="preserve">845</w:t>
             </w:r>
           </w:p>
         </w:tc>
@@ -2313,7 +2313,7 @@
               <w:jc w:val="right"/>
             </w:pPr>
             <w:r>
-              <w:t xml:space="preserve">78</w:t>
+              <w:t xml:space="preserve">123</w:t>
             </w:r>
           </w:p>
         </w:tc>
@@ -2325,7 +2325,7 @@
               <w:jc w:val="right"/>
             </w:pPr>
             <w:r>
-              <w:t xml:space="preserve">9.5</w:t>
+              <w:t xml:space="preserve">14.6</w:t>
             </w:r>
           </w:p>
         </w:tc>
@@ -2351,7 +2351,7 @@
               <w:jc w:val="right"/>
             </w:pPr>
             <w:r>
-              <w:t xml:space="preserve">818</w:t>
+              <w:t xml:space="preserve">845</w:t>
             </w:r>
           </w:p>
         </w:tc>
@@ -2363,7 +2363,7 @@
               <w:jc w:val="right"/>
             </w:pPr>
             <w:r>
-              <w:t xml:space="preserve">43</w:t>
+              <w:t xml:space="preserve">58</w:t>
             </w:r>
           </w:p>
         </w:tc>
@@ -2375,7 +2375,7 @@
               <w:jc w:val="right"/>
             </w:pPr>
             <w:r>
-              <w:t xml:space="preserve">5.3</w:t>
+              <w:t xml:space="preserve">6.9</w:t>
             </w:r>
           </w:p>
         </w:tc>
@@ -2401,7 +2401,7 @@
               <w:jc w:val="right"/>
             </w:pPr>
             <w:r>
-              <w:t xml:space="preserve">818</w:t>
+              <w:t xml:space="preserve">845</w:t>
             </w:r>
           </w:p>
         </w:tc>
@@ -2413,7 +2413,7 @@
               <w:jc w:val="right"/>
             </w:pPr>
             <w:r>
-              <w:t xml:space="preserve">70</w:t>
+              <w:t xml:space="preserve">102</w:t>
             </w:r>
           </w:p>
         </w:tc>
@@ -2425,7 +2425,7 @@
               <w:jc w:val="right"/>
             </w:pPr>
             <w:r>
-              <w:t xml:space="preserve">8.6</w:t>
+              <w:t xml:space="preserve">12.1</w:t>
             </w:r>
           </w:p>
         </w:tc>
@@ -2451,7 +2451,7 @@
               <w:jc w:val="right"/>
             </w:pPr>
             <w:r>
-              <w:t xml:space="preserve">777</w:t>
+              <w:t xml:space="preserve">799</w:t>
             </w:r>
           </w:p>
         </w:tc>
@@ -2463,7 +2463,7 @@
               <w:jc w:val="right"/>
             </w:pPr>
             <w:r>
-              <w:t xml:space="preserve">68</w:t>
+              <w:t xml:space="preserve">103</w:t>
             </w:r>
           </w:p>
         </w:tc>
@@ -2475,7 +2475,7 @@
               <w:jc w:val="right"/>
             </w:pPr>
             <w:r>
-              <w:t xml:space="preserve">8.8</w:t>
+              <w:t xml:space="preserve">12.9</w:t>
             </w:r>
           </w:p>
         </w:tc>
@@ -2501,7 +2501,7 @@
               <w:jc w:val="right"/>
             </w:pPr>
             <w:r>
-              <w:t xml:space="preserve">725</w:t>
+              <w:t xml:space="preserve">729</w:t>
             </w:r>
           </w:p>
         </w:tc>
@@ -2513,7 +2513,7 @@
               <w:jc w:val="right"/>
             </w:pPr>
             <w:r>
-              <w:t xml:space="preserve">55</w:t>
+              <w:t xml:space="preserve">92</w:t>
             </w:r>
           </w:p>
         </w:tc>
@@ -2525,7 +2525,7 @@
               <w:jc w:val="right"/>
             </w:pPr>
             <w:r>
-              <w:t xml:space="preserve">7.6</w:t>
+              <w:t xml:space="preserve">12.6</w:t>
             </w:r>
           </w:p>
         </w:tc>
@@ -2627,19 +2627,19 @@
               <w:jc w:val="right"/>
             </w:pPr>
             <w:r>
-              <w:t xml:space="preserve">1.51</w:t>
-            </w:r>
-          </w:p>
-        </w:tc>
-        <w:tc>
-          <w:tcPr/>
-          <w:p>
-            <w:pPr>
-              <w:pStyle w:val="Compact"/>
-              <w:jc w:val="left"/>
-            </w:pPr>
-            <w:r>
-              <w:t xml:space="preserve">0.69-3.28</w:t>
+              <w:t xml:space="preserve">2.36</w:t>
+            </w:r>
+          </w:p>
+        </w:tc>
+        <w:tc>
+          <w:tcPr/>
+          <w:p>
+            <w:pPr>
+              <w:pStyle w:val="Compact"/>
+              <w:jc w:val="left"/>
+            </w:pPr>
+            <w:r>
+              <w:t xml:space="preserve">1.38-4.04</w:t>
             </w:r>
           </w:p>
         </w:tc>
@@ -2651,7 +2651,7 @@
               <w:jc w:val="right"/>
             </w:pPr>
             <w:r>
-              <w:t xml:space="preserve">0.303</w:t>
+              <w:t xml:space="preserve">0.002</w:t>
             </w:r>
           </w:p>
         </w:tc>
@@ -2677,19 +2677,19 @@
               <w:jc w:val="right"/>
             </w:pPr>
             <w:r>
-              <w:t xml:space="preserve">1.15</w:t>
-            </w:r>
-          </w:p>
-        </w:tc>
-        <w:tc>
-          <w:tcPr/>
-          <w:p>
-            <w:pPr>
-              <w:pStyle w:val="Compact"/>
-              <w:jc w:val="left"/>
-            </w:pPr>
-            <w:r>
-              <w:t xml:space="preserve">0.64-2.07</w:t>
+              <w:t xml:space="preserve">0.86</w:t>
+            </w:r>
+          </w:p>
+        </w:tc>
+        <w:tc>
+          <w:tcPr/>
+          <w:p>
+            <w:pPr>
+              <w:pStyle w:val="Compact"/>
+              <w:jc w:val="left"/>
+            </w:pPr>
+            <w:r>
+              <w:t xml:space="preserve">0.5-1.48</w:t>
             </w:r>
           </w:p>
         </w:tc>
@@ -2701,7 +2701,7 @@
               <w:jc w:val="right"/>
             </w:pPr>
             <w:r>
-              <w:t xml:space="preserve">0.637</w:t>
+              <w:t xml:space="preserve">0.589</w:t>
             </w:r>
           </w:p>
         </w:tc>
@@ -2727,19 +2727,19 @@
               <w:jc w:val="right"/>
             </w:pPr>
             <w:r>
-              <w:t xml:space="preserve">2.56</w:t>
-            </w:r>
-          </w:p>
-        </w:tc>
-        <w:tc>
-          <w:tcPr/>
-          <w:p>
-            <w:pPr>
-              <w:pStyle w:val="Compact"/>
-              <w:jc w:val="left"/>
-            </w:pPr>
-            <w:r>
-              <w:t xml:space="preserve">1.47-4.48</w:t>
+              <w:t xml:space="preserve">1.40</w:t>
+            </w:r>
+          </w:p>
+        </w:tc>
+        <w:tc>
+          <w:tcPr/>
+          <w:p>
+            <w:pPr>
+              <w:pStyle w:val="Compact"/>
+              <w:jc w:val="left"/>
+            </w:pPr>
+            <w:r>
+              <w:t xml:space="preserve">0.94-2.09</w:t>
             </w:r>
           </w:p>
         </w:tc>
@@ -2751,7 +2751,57 @@
               <w:jc w:val="right"/>
             </w:pPr>
             <w:r>
-              <w:t xml:space="preserve">0.001</w:t>
+              <w:t xml:space="preserve">0.099</w:t>
+            </w:r>
+          </w:p>
+        </w:tc>
+      </w:tr>
+      <w:tr>
+        <w:tc>
+          <w:tcPr/>
+          <w:p>
+            <w:pPr>
+              <w:pStyle w:val="Compact"/>
+              <w:jc w:val="left"/>
+            </w:pPr>
+            <w:r>
+              <w:t xml:space="preserve">n_authors</w:t>
+            </w:r>
+          </w:p>
+        </w:tc>
+        <w:tc>
+          <w:tcPr/>
+          <w:p>
+            <w:pPr>
+              <w:pStyle w:val="Compact"/>
+              <w:jc w:val="right"/>
+            </w:pPr>
+            <w:r>
+              <w:t xml:space="preserve">1.25</w:t>
+            </w:r>
+          </w:p>
+        </w:tc>
+        <w:tc>
+          <w:tcPr/>
+          <w:p>
+            <w:pPr>
+              <w:pStyle w:val="Compact"/>
+              <w:jc w:val="left"/>
+            </w:pPr>
+            <w:r>
+              <w:t xml:space="preserve">1.06-1.46</w:t>
+            </w:r>
+          </w:p>
+        </w:tc>
+        <w:tc>
+          <w:tcPr/>
+          <w:p>
+            <w:pPr>
+              <w:pStyle w:val="Compact"/>
+              <w:jc w:val="right"/>
+            </w:pPr>
+            <w:r>
+              <w:t xml:space="preserve">0.006</w:t>
             </w:r>
           </w:p>
         </w:tc>
@@ -2777,19 +2827,19 @@
               <w:jc w:val="right"/>
             </w:pPr>
             <w:r>
-              <w:t xml:space="preserve">2.38</w:t>
-            </w:r>
-          </w:p>
-        </w:tc>
-        <w:tc>
-          <w:tcPr/>
-          <w:p>
-            <w:pPr>
-              <w:pStyle w:val="Compact"/>
-              <w:jc w:val="left"/>
-            </w:pPr>
-            <w:r>
-              <w:t xml:space="preserve">0.95-5.96</w:t>
+              <w:t xml:space="preserve">1.76</w:t>
+            </w:r>
+          </w:p>
+        </w:tc>
+        <w:tc>
+          <w:tcPr/>
+          <w:p>
+            <w:pPr>
+              <w:pStyle w:val="Compact"/>
+              <w:jc w:val="left"/>
+            </w:pPr>
+            <w:r>
+              <w:t xml:space="preserve">0.82-3.8</w:t>
             </w:r>
           </w:p>
         </w:tc>
@@ -2801,7 +2851,7 @@
               <w:jc w:val="right"/>
             </w:pPr>
             <w:r>
-              <w:t xml:space="preserve">0.063</w:t>
+              <w:t xml:space="preserve">0.147</w:t>
             </w:r>
           </w:p>
         </w:tc>
@@ -2827,19 +2877,19 @@
               <w:jc w:val="right"/>
             </w:pPr>
             <w:r>
-              <w:t xml:space="preserve">5.20</w:t>
-            </w:r>
-          </w:p>
-        </w:tc>
-        <w:tc>
-          <w:tcPr/>
-          <w:p>
-            <w:pPr>
-              <w:pStyle w:val="Compact"/>
-              <w:jc w:val="left"/>
-            </w:pPr>
-            <w:r>
-              <w:t xml:space="preserve">0.71-38.23</w:t>
+              <w:t xml:space="preserve">3.00</w:t>
+            </w:r>
+          </w:p>
+        </w:tc>
+        <w:tc>
+          <w:tcPr/>
+          <w:p>
+            <w:pPr>
+              <w:pStyle w:val="Compact"/>
+              <w:jc w:val="left"/>
+            </w:pPr>
+            <w:r>
+              <w:t xml:space="preserve">0.41-21.75</w:t>
             </w:r>
           </w:p>
         </w:tc>
@@ -2851,7 +2901,7 @@
               <w:jc w:val="right"/>
             </w:pPr>
             <w:r>
-              <w:t xml:space="preserve">0.105</w:t>
+              <w:t xml:space="preserve">0.277</w:t>
             </w:r>
           </w:p>
         </w:tc>
@@ -2862,7 +2912,7 @@
         <w:pStyle w:val="BodyText"/>
       </w:pPr>
       <w:r>
-        <w:t xml:space="preserve">Proportional hazards assumption: global test p = 0.018.</w:t>
+        <w:t xml:space="preserve">Proportional hazards assumption: global test p = 0.414.</w:t>
       </w:r>
     </w:p>
     <w:bookmarkEnd w:id="32"/>
@@ -3844,19 +3894,19 @@
               <w:jc w:val="right"/>
             </w:pPr>
             <w:r>
-              <w:t xml:space="preserve">84</w:t>
-            </w:r>
-          </w:p>
-        </w:tc>
-        <w:tc>
-          <w:tcPr/>
-          <w:p>
-            <w:pPr>
-              <w:pStyle w:val="Compact"/>
-              <w:jc w:val="left"/>
-            </w:pPr>
-            <w:r>
-              <w:t xml:space="preserve">88.4%</w:t>
+              <w:t xml:space="preserve">0</w:t>
+            </w:r>
+          </w:p>
+        </w:tc>
+        <w:tc>
+          <w:tcPr/>
+          <w:p>
+            <w:pPr>
+              <w:pStyle w:val="Compact"/>
+              <w:jc w:val="left"/>
+            </w:pPr>
+            <w:r>
+              <w:t xml:space="preserve">0%</w:t>
             </w:r>
           </w:p>
         </w:tc>
@@ -3894,19 +3944,19 @@
               <w:jc w:val="right"/>
             </w:pPr>
             <w:r>
-              <w:t xml:space="preserve">86</w:t>
-            </w:r>
-          </w:p>
-        </w:tc>
-        <w:tc>
-          <w:tcPr/>
-          <w:p>
-            <w:pPr>
-              <w:pStyle w:val="Compact"/>
-              <w:jc w:val="left"/>
-            </w:pPr>
-            <w:r>
-              <w:t xml:space="preserve">89.6%</w:t>
+              <w:t xml:space="preserve">0</w:t>
+            </w:r>
+          </w:p>
+        </w:tc>
+        <w:tc>
+          <w:tcPr/>
+          <w:p>
+            <w:pPr>
+              <w:pStyle w:val="Compact"/>
+              <w:jc w:val="left"/>
+            </w:pPr>
+            <w:r>
+              <w:t xml:space="preserve">0%</w:t>
             </w:r>
           </w:p>
         </w:tc>
@@ -3944,19 +3994,19 @@
               <w:jc w:val="right"/>
             </w:pPr>
             <w:r>
-              <w:t xml:space="preserve">55</w:t>
-            </w:r>
-          </w:p>
-        </w:tc>
-        <w:tc>
-          <w:tcPr/>
-          <w:p>
-            <w:pPr>
-              <w:pStyle w:val="Compact"/>
-              <w:jc w:val="left"/>
-            </w:pPr>
-            <w:r>
-              <w:t xml:space="preserve">59.1%</w:t>
+              <w:t xml:space="preserve">0</w:t>
+            </w:r>
+          </w:p>
+        </w:tc>
+        <w:tc>
+          <w:tcPr/>
+          <w:p>
+            <w:pPr>
+              <w:pStyle w:val="Compact"/>
+              <w:jc w:val="left"/>
+            </w:pPr>
+            <w:r>
+              <w:t xml:space="preserve">0%</w:t>
             </w:r>
           </w:p>
         </w:tc>
@@ -3994,19 +4044,19 @@
               <w:jc w:val="right"/>
             </w:pPr>
             <w:r>
-              <w:t xml:space="preserve">79</w:t>
-            </w:r>
-          </w:p>
-        </w:tc>
-        <w:tc>
-          <w:tcPr/>
-          <w:p>
-            <w:pPr>
-              <w:pStyle w:val="Compact"/>
-              <w:jc w:val="left"/>
-            </w:pPr>
-            <w:r>
-              <w:t xml:space="preserve">83.2%</w:t>
+              <w:t xml:space="preserve">0</w:t>
+            </w:r>
+          </w:p>
+        </w:tc>
+        <w:tc>
+          <w:tcPr/>
+          <w:p>
+            <w:pPr>
+              <w:pStyle w:val="Compact"/>
+              <w:jc w:val="left"/>
+            </w:pPr>
+            <w:r>
+              <w:t xml:space="preserve">0%</w:t>
             </w:r>
           </w:p>
         </w:tc>
@@ -4044,19 +4094,19 @@
               <w:jc w:val="right"/>
             </w:pPr>
             <w:r>
-              <w:t xml:space="preserve">83</w:t>
-            </w:r>
-          </w:p>
-        </w:tc>
-        <w:tc>
-          <w:tcPr/>
-          <w:p>
-            <w:pPr>
-              <w:pStyle w:val="Compact"/>
-              <w:jc w:val="left"/>
-            </w:pPr>
-            <w:r>
-              <w:t xml:space="preserve">86.5%</w:t>
+              <w:t xml:space="preserve">0</w:t>
+            </w:r>
+          </w:p>
+        </w:tc>
+        <w:tc>
+          <w:tcPr/>
+          <w:p>
+            <w:pPr>
+              <w:pStyle w:val="Compact"/>
+              <w:jc w:val="left"/>
+            </w:pPr>
+            <w:r>
+              <w:t xml:space="preserve">0%</w:t>
             </w:r>
           </w:p>
         </w:tc>
@@ -4094,19 +4144,19 @@
               <w:jc w:val="right"/>
             </w:pPr>
             <w:r>
-              <w:t xml:space="preserve">1</w:t>
-            </w:r>
-          </w:p>
-        </w:tc>
-        <w:tc>
-          <w:tcPr/>
-          <w:p>
-            <w:pPr>
-              <w:pStyle w:val="Compact"/>
-              <w:jc w:val="left"/>
-            </w:pPr>
-            <w:r>
-              <w:t xml:space="preserve">1%</w:t>
+              <w:t xml:space="preserve">0</w:t>
+            </w:r>
+          </w:p>
+        </w:tc>
+        <w:tc>
+          <w:tcPr/>
+          <w:p>
+            <w:pPr>
+              <w:pStyle w:val="Compact"/>
+              <w:jc w:val="left"/>
+            </w:pPr>
+            <w:r>
+              <w:t xml:space="preserve">0%</w:t>
             </w:r>
           </w:p>
         </w:tc>
@@ -4144,19 +4194,19 @@
               <w:jc w:val="right"/>
             </w:pPr>
             <w:r>
-              <w:t xml:space="preserve">95</w:t>
-            </w:r>
-          </w:p>
-        </w:tc>
-        <w:tc>
-          <w:tcPr/>
-          <w:p>
-            <w:pPr>
-              <w:pStyle w:val="Compact"/>
-              <w:jc w:val="left"/>
-            </w:pPr>
-            <w:r>
-              <w:t xml:space="preserve">100%</w:t>
+              <w:t xml:space="preserve">0</w:t>
+            </w:r>
+          </w:p>
+        </w:tc>
+        <w:tc>
+          <w:tcPr/>
+          <w:p>
+            <w:pPr>
+              <w:pStyle w:val="Compact"/>
+              <w:jc w:val="left"/>
+            </w:pPr>
+            <w:r>
+              <w:t xml:space="preserve">0%</w:t>
             </w:r>
           </w:p>
         </w:tc>
@@ -4611,7 +4661,7 @@
         <w:t xml:space="preserve">output/abstracts_with_matches.csv</w:t>
       </w:r>
       <w:r>
-        <w:t xml:space="preserve">) contains 45 columns per abstract:</w:t>
+        <w:t xml:space="preserve">) contains 62 columns per abstract:</w:t>
       </w:r>
     </w:p>
     <w:tbl>
@@ -5132,6 +5182,1001 @@
     </w:p>
     <w:bookmarkEnd w:id="41"/>
     <w:bookmarkEnd w:id="42"/>
+    <w:bookmarkStart w:id="53" w:name="a10.-npi-identity-resolution"/>
+    <w:p>
+      <w:pPr>
+        <w:pStyle w:val="Heading2"/>
+      </w:pPr>
+      <w:r>
+        <w:t xml:space="preserve">A10. NPI Identity Resolution</w:t>
+      </w:r>
+    </w:p>
+    <w:bookmarkStart w:id="43" w:name="a10.1-overview"/>
+    <w:p>
+      <w:pPr>
+        <w:pStyle w:val="Heading3"/>
+      </w:pPr>
+      <w:r>
+        <w:t xml:space="preserve">A10.1 Overview</w:t>
+      </w:r>
+    </w:p>
+    <w:p>
+      <w:pPr>
+        <w:pStyle w:val="FirstParagraph"/>
+      </w:pPr>
+      <w:r>
+        <w:t xml:space="preserve">To obtain physician-level demographics independent of the abstract-to-publication matching pipeline, first authors with US-based affiliations were linked to National Provider Identifiers (NPIs) using a probabilistic identity resolution approach. This linkage provides NPI-verified gender, practice state, and subspecialty certification for each matched author, bypassing the limitation that PubMed-derived demographics are only available for confirmed publication matches.</w:t>
+      </w:r>
+    </w:p>
+    <w:bookmarkEnd w:id="43"/>
+    <w:bookmarkStart w:id="44" w:name="a10.2-candidate-pool"/>
+    <w:p>
+      <w:pPr>
+        <w:pStyle w:val="Heading3"/>
+      </w:pPr>
+      <w:r>
+        <w:t xml:space="preserve">A10.2 Candidate Pool</w:t>
+      </w:r>
+    </w:p>
+    <w:p>
+      <w:pPr>
+        <w:pStyle w:val="FirstParagraph"/>
+      </w:pPr>
+      <w:r>
+        <w:t xml:space="preserve">Rather than searching the full NPPES registry (2.1 million providers, 213,000 with OB/GYN taxonomy codes), candidates were drawn from the isochrones project’s canonical ABOG-NPI dataset: 60,846 board-certified obstetrician-gynecologists with validated NPI linkages, full names, practice states, gender, and ABOG subspecialty certifications (Generalist, MIG [minimally invasive gynecology], Female Pelvic Medicine &amp; Reconstructive Surgery, Gynecologic Oncology, Maternal-Fetal Medicine, Reproductive Endocrinology and Infertility, Complex Family Planning, and others). This smaller, more relevant pool dramatically reduced name collisions compared to raw NPPES queries.</w:t>
+      </w:r>
+    </w:p>
+    <w:bookmarkEnd w:id="44"/>
+    <w:bookmarkStart w:id="45" w:name="a10.3-name-parsing"/>
+    <w:p>
+      <w:pPr>
+        <w:pStyle w:val="Heading3"/>
+      </w:pPr>
+      <w:r>
+        <w:t xml:space="preserve">A10.3 Name Parsing</w:t>
+      </w:r>
+    </w:p>
+    <w:p>
+      <w:pPr>
+        <w:pStyle w:val="FirstParagraph"/>
+      </w:pPr>
+      <w:r>
+        <w:t xml:space="preserve">Author names from the AAGL abstract listings (e.g.,</w:t>
+      </w:r>
+      <w:r>
+        <w:t xml:space="preserve"> </w:t>
+      </w:r>
+      <w:r>
+        <w:t xml:space="preserve">“R.S. Guido”</w:t>
+      </w:r>
+      <w:r>
+        <w:t xml:space="preserve">,</w:t>
+      </w:r>
+      <w:r>
+        <w:t xml:space="preserve"> </w:t>
+      </w:r>
+      <w:r>
+        <w:t xml:space="preserve">“E. Chapman-Davis”</w:t>
+      </w:r>
+      <w:r>
+        <w:t xml:space="preserve">,</w:t>
+      </w:r>
+      <w:r>
+        <w:t xml:space="preserve"> </w:t>
+      </w:r>
+      <w:r>
+        <w:t xml:space="preserve">“J.P.M. Penninx”</w:t>
+      </w:r>
+      <w:r>
+        <w:t xml:space="preserve">) were parsed using the</w:t>
+      </w:r>
+      <w:r>
+        <w:t xml:space="preserve"> </w:t>
+      </w:r>
+      <w:r>
+        <w:rPr>
+          <w:rStyle w:val="VerbatimChar"/>
+        </w:rPr>
+        <w:t xml:space="preserve">humaniformat</w:t>
+      </w:r>
+      <w:r>
+        <w:t xml:space="preserve"> </w:t>
+      </w:r>
+      <w:r>
+        <w:t xml:space="preserve">R package, which correctly handles compound surnames (El Hachem, Chapman-Davis, St. Louis), multi-initial first names, and suffixes. A fallback to regex-based normalization was applied for edge cases. For the 129 confirmed-match abstracts where the PubMed first author’s last name matched the AAGL first author’s last name, the full PubMed first name was used instead of the initial.</w:t>
+      </w:r>
+    </w:p>
+    <w:bookmarkEnd w:id="45"/>
+    <w:bookmarkStart w:id="46" w:name="a10.4-matching-strategies"/>
+    <w:p>
+      <w:pPr>
+        <w:pStyle w:val="Heading3"/>
+      </w:pPr>
+      <w:r>
+        <w:t xml:space="preserve">A10.4 Matching Strategies</w:t>
+      </w:r>
+    </w:p>
+    <w:p>
+      <w:pPr>
+        <w:pStyle w:val="FirstParagraph"/>
+      </w:pPr>
+      <w:r>
+        <w:t xml:space="preserve">Two strategies were applied sequentially:</w:t>
+      </w:r>
+    </w:p>
+    <w:p>
+      <w:pPr>
+        <w:pStyle w:val="BodyText"/>
+      </w:pPr>
+      <w:r>
+        <w:rPr>
+          <w:b/>
+          <w:bCs/>
+        </w:rPr>
+        <w:t xml:space="preserve">Strategy A (exact full name):</w:t>
+      </w:r>
+      <w:r>
+        <w:t xml:space="preserve"> </w:t>
+      </w:r>
+      <w:r>
+        <w:t xml:space="preserve">For authors with full first names (from confirmed PubMed matches where names agreed), the ABOG pool was searched by exact first name and last name. Base confidence: 0.95.</w:t>
+      </w:r>
+    </w:p>
+    <w:p>
+      <w:pPr>
+        <w:pStyle w:val="BodyText"/>
+      </w:pPr>
+      <w:r>
+        <w:rPr>
+          <w:b/>
+          <w:bCs/>
+        </w:rPr>
+        <w:t xml:space="preserve">Strategy B (initial + last name):</w:t>
+      </w:r>
+      <w:r>
+        <w:t xml:space="preserve"> </w:t>
+      </w:r>
+      <w:r>
+        <w:t xml:space="preserve">For the remaining authors with initials only, the pool was searched by last name and first initial. Base confidence: 0.70.</w:t>
+      </w:r>
+    </w:p>
+    <w:p>
+      <w:pPr>
+        <w:pStyle w:val="BodyText"/>
+      </w:pPr>
+      <w:r>
+        <w:t xml:space="preserve">A fuzzy last-name fallback was applied when exact matching returned no candidates: hyphens and spaces were stripped from both the query and pool names (e.g.,</w:t>
+      </w:r>
+      <w:r>
+        <w:t xml:space="preserve"> </w:t>
+      </w:r>
+      <w:r>
+        <w:t xml:space="preserve">“CHAPMANDAVIS”</w:t>
+      </w:r>
+      <w:r>
+        <w:t xml:space="preserve"> </w:t>
+      </w:r>
+      <w:r>
+        <w:t xml:space="preserve">matching</w:t>
+      </w:r>
+      <w:r>
+        <w:t xml:space="preserve"> </w:t>
+      </w:r>
+      <w:r>
+        <w:t xml:space="preserve">“CHAPMAN-DAVIS”</w:t>
+      </w:r>
+      <w:r>
+        <w:t xml:space="preserve">), recovering compound-name mismatches.</w:t>
+      </w:r>
+    </w:p>
+    <w:bookmarkEnd w:id="46"/>
+    <w:bookmarkStart w:id="47" w:name="a10.5-scoring"/>
+    <w:p>
+      <w:pPr>
+        <w:pStyle w:val="Heading3"/>
+      </w:pPr>
+      <w:r>
+        <w:t xml:space="preserve">A10.5 Scoring</w:t>
+      </w:r>
+    </w:p>
+    <w:p>
+      <w:pPr>
+        <w:pStyle w:val="TableCaption"/>
+      </w:pPr>
+      <w:r>
+        <w:t xml:space="preserve">NPI matching composite scoring system</w:t>
+      </w:r>
+    </w:p>
+    <w:tbl>
+      <w:tblPr>
+        <w:tblStyle w:val="Table"/>
+        <w:tblW w:type="auto" w:w="0"/>
+        <w:tblLook w:firstRow="1" w:lastRow="0" w:firstColumn="0" w:lastColumn="0" w:noHBand="0" w:noVBand="0" w:val="0020"/>
+        <w:tblCaption w:val="NPI matching composite scoring system"/>
+      </w:tblPr>
+      <w:tblGrid>
+        <w:gridCol w:w="3960"/>
+        <w:gridCol w:w="3960"/>
+      </w:tblGrid>
+      <w:tr>
+        <w:trPr>
+          <w:tblHeader w:val="on"/>
+        </w:trPr>
+        <w:tc>
+          <w:tcPr/>
+          <w:p>
+            <w:pPr>
+              <w:pStyle w:val="Compact"/>
+              <w:jc w:val="left"/>
+            </w:pPr>
+            <w:r>
+              <w:t xml:space="preserve">Feature</w:t>
+            </w:r>
+          </w:p>
+        </w:tc>
+        <w:tc>
+          <w:tcPr/>
+          <w:p>
+            <w:pPr>
+              <w:pStyle w:val="Compact"/>
+              <w:jc w:val="left"/>
+            </w:pPr>
+            <w:r>
+              <w:t xml:space="preserve">Points</w:t>
+            </w:r>
+          </w:p>
+        </w:tc>
+      </w:tr>
+      <w:tr>
+        <w:tc>
+          <w:tcPr/>
+          <w:p>
+            <w:pPr>
+              <w:pStyle w:val="Compact"/>
+              <w:jc w:val="left"/>
+            </w:pPr>
+            <w:r>
+              <w:t xml:space="preserve">Exact first + last name match</w:t>
+            </w:r>
+          </w:p>
+        </w:tc>
+        <w:tc>
+          <w:tcPr/>
+          <w:p>
+            <w:pPr>
+              <w:pStyle w:val="Compact"/>
+              <w:jc w:val="left"/>
+            </w:pPr>
+            <w:r>
+              <w:t xml:space="preserve">+50</w:t>
+            </w:r>
+          </w:p>
+        </w:tc>
+      </w:tr>
+      <w:tr>
+        <w:tc>
+          <w:tcPr/>
+          <w:p>
+            <w:pPr>
+              <w:pStyle w:val="Compact"/>
+              <w:jc w:val="left"/>
+            </w:pPr>
+            <w:r>
+              <w:t xml:space="preserve">Initial + last name match</w:t>
+            </w:r>
+          </w:p>
+        </w:tc>
+        <w:tc>
+          <w:tcPr/>
+          <w:p>
+            <w:pPr>
+              <w:pStyle w:val="Compact"/>
+              <w:jc w:val="left"/>
+            </w:pPr>
+            <w:r>
+              <w:t xml:space="preserve">+15</w:t>
+            </w:r>
+          </w:p>
+        </w:tc>
+      </w:tr>
+      <w:tr>
+        <w:tc>
+          <w:tcPr/>
+          <w:p>
+            <w:pPr>
+              <w:pStyle w:val="Compact"/>
+              <w:jc w:val="left"/>
+            </w:pPr>
+            <w:r>
+              <w:t xml:space="preserve">Affiliation state = NPI practice state</w:t>
+            </w:r>
+          </w:p>
+        </w:tc>
+        <w:tc>
+          <w:tcPr/>
+          <w:p>
+            <w:pPr>
+              <w:pStyle w:val="Compact"/>
+              <w:jc w:val="left"/>
+            </w:pPr>
+            <w:r>
+              <w:t xml:space="preserve">+20</w:t>
+            </w:r>
+          </w:p>
+        </w:tc>
+      </w:tr>
+      <w:tr>
+        <w:tc>
+          <w:tcPr/>
+          <w:p>
+            <w:pPr>
+              <w:pStyle w:val="Compact"/>
+              <w:jc w:val="left"/>
+            </w:pPr>
+            <w:r>
+              <w:t xml:space="preserve">Gender agreement</w:t>
+            </w:r>
+          </w:p>
+        </w:tc>
+        <w:tc>
+          <w:tcPr/>
+          <w:p>
+            <w:pPr>
+              <w:pStyle w:val="Compact"/>
+              <w:jc w:val="left"/>
+            </w:pPr>
+            <w:r>
+              <w:t xml:space="preserve">+10</w:t>
+            </w:r>
+          </w:p>
+        </w:tc>
+      </w:tr>
+      <w:tr>
+        <w:tc>
+          <w:tcPr/>
+          <w:p>
+            <w:pPr>
+              <w:pStyle w:val="Compact"/>
+              <w:jc w:val="left"/>
+            </w:pPr>
+            <w:r>
+              <w:t xml:space="preserve">MIG (MIGS) subspecialty</w:t>
+            </w:r>
+          </w:p>
+        </w:tc>
+        <w:tc>
+          <w:tcPr/>
+          <w:p>
+            <w:pPr>
+              <w:pStyle w:val="Compact"/>
+              <w:jc w:val="left"/>
+            </w:pPr>
+            <w:r>
+              <w:t xml:space="preserve">+25</w:t>
+            </w:r>
+          </w:p>
+        </w:tc>
+      </w:tr>
+      <w:tr>
+        <w:tc>
+          <w:tcPr/>
+          <w:p>
+            <w:pPr>
+              <w:pStyle w:val="Compact"/>
+              <w:jc w:val="left"/>
+            </w:pPr>
+            <w:r>
+              <w:t xml:space="preserve">FPMRS + pelvic floor procedure</w:t>
+            </w:r>
+          </w:p>
+        </w:tc>
+        <w:tc>
+          <w:tcPr/>
+          <w:p>
+            <w:pPr>
+              <w:pStyle w:val="Compact"/>
+              <w:jc w:val="left"/>
+            </w:pPr>
+            <w:r>
+              <w:t xml:space="preserve">+15</w:t>
+            </w:r>
+          </w:p>
+        </w:tc>
+      </w:tr>
+      <w:tr>
+        <w:tc>
+          <w:tcPr/>
+          <w:p>
+            <w:pPr>
+              <w:pStyle w:val="Compact"/>
+              <w:jc w:val="left"/>
+            </w:pPr>
+            <w:r>
+              <w:t xml:space="preserve">GYN_ONC + oncology procedure</w:t>
+            </w:r>
+          </w:p>
+        </w:tc>
+        <w:tc>
+          <w:tcPr/>
+          <w:p>
+            <w:pPr>
+              <w:pStyle w:val="Compact"/>
+              <w:jc w:val="left"/>
+            </w:pPr>
+            <w:r>
+              <w:t xml:space="preserve">+15</w:t>
+            </w:r>
+          </w:p>
+        </w:tc>
+      </w:tr>
+      <w:tr>
+        <w:tc>
+          <w:tcPr/>
+          <w:p>
+            <w:pPr>
+              <w:pStyle w:val="Compact"/>
+              <w:jc w:val="left"/>
+            </w:pPr>
+            <w:r>
+              <w:t xml:space="preserve">REI + ectopic pregnancy procedure</w:t>
+            </w:r>
+          </w:p>
+        </w:tc>
+        <w:tc>
+          <w:tcPr/>
+          <w:p>
+            <w:pPr>
+              <w:pStyle w:val="Compact"/>
+              <w:jc w:val="left"/>
+            </w:pPr>
+            <w:r>
+              <w:t xml:space="preserve">+10</w:t>
+            </w:r>
+          </w:p>
+        </w:tc>
+      </w:tr>
+      <w:tr>
+        <w:tc>
+          <w:tcPr/>
+          <w:p>
+            <w:pPr>
+              <w:pStyle w:val="Compact"/>
+              <w:jc w:val="left"/>
+            </w:pPr>
+            <w:r>
+              <w:t xml:space="preserve">Rare name (&lt;=3 in ABOG OB/GYN pool)</w:t>
+            </w:r>
+          </w:p>
+        </w:tc>
+        <w:tc>
+          <w:tcPr/>
+          <w:p>
+            <w:pPr>
+              <w:pStyle w:val="Compact"/>
+              <w:jc w:val="left"/>
+            </w:pPr>
+            <w:r>
+              <w:t xml:space="preserve">+10</w:t>
+            </w:r>
+          </w:p>
+        </w:tc>
+      </w:tr>
+    </w:tbl>
+    <w:p>
+      <w:pPr>
+        <w:pStyle w:val="BodyText"/>
+      </w:pPr>
+      <w:r>
+        <w:t xml:space="preserve">The MIGS subspecialty bonus (+25 points) reflects the strong prior that presenters at the AAGL Global Congress — the premier minimally invasive gynecology meeting — are disproportionately likely to hold MIG certification. Subspecialty-procedure concordance bonuses (FPMRS for pelvic floor abstracts, GYN_ONC for oncology abstracts) provided additional tiebreaking signal.</w:t>
+      </w:r>
+    </w:p>
+    <w:bookmarkEnd w:id="47"/>
+    <w:bookmarkStart w:id="48" w:name="a10.6-classification-tiers"/>
+    <w:p>
+      <w:pPr>
+        <w:pStyle w:val="Heading3"/>
+      </w:pPr>
+      <w:r>
+        <w:t xml:space="preserve">A10.6 Classification Tiers</w:t>
+      </w:r>
+    </w:p>
+    <w:p>
+      <w:pPr>
+        <w:pStyle w:val="TableCaption"/>
+      </w:pPr>
+      <w:r>
+        <w:t xml:space="preserve">NPI match classification tiers</w:t>
+      </w:r>
+    </w:p>
+    <w:tbl>
+      <w:tblPr>
+        <w:tblStyle w:val="Table"/>
+        <w:tblW w:type="pct" w:w="5000"/>
+        <w:tblLayout w:type="fixed"/>
+        <w:tblLook w:firstRow="1" w:lastRow="0" w:firstColumn="0" w:lastColumn="0" w:noHBand="0" w:noVBand="0" w:val="0020"/>
+        <w:tblCaption w:val="NPI match classification tiers"/>
+      </w:tblPr>
+      <w:tblGrid>
+        <w:gridCol w:w="1808"/>
+        <w:gridCol w:w="5363"/>
+        <w:gridCol w:w="748"/>
+      </w:tblGrid>
+      <w:tr>
+        <w:trPr>
+          <w:tblHeader w:val="on"/>
+        </w:trPr>
+        <w:tc>
+          <w:tcPr/>
+          <w:p>
+            <w:pPr>
+              <w:pStyle w:val="Compact"/>
+              <w:jc w:val="left"/>
+            </w:pPr>
+            <w:r>
+              <w:t xml:space="preserve">Tier</w:t>
+            </w:r>
+          </w:p>
+        </w:tc>
+        <w:tc>
+          <w:tcPr/>
+          <w:p>
+            <w:pPr>
+              <w:pStyle w:val="Compact"/>
+              <w:jc w:val="left"/>
+            </w:pPr>
+            <w:r>
+              <w:t xml:space="preserve">Criteria</w:t>
+            </w:r>
+          </w:p>
+        </w:tc>
+        <w:tc>
+          <w:tcPr/>
+          <w:p>
+            <w:pPr>
+              <w:pStyle w:val="Compact"/>
+              <w:jc w:val="left"/>
+            </w:pPr>
+            <w:r>
+              <w:t xml:space="preserve">Action</w:t>
+            </w:r>
+          </w:p>
+        </w:tc>
+      </w:tr>
+      <w:tr>
+        <w:tc>
+          <w:tcPr/>
+          <w:p>
+            <w:pPr>
+              <w:pStyle w:val="Compact"/>
+              <w:jc w:val="left"/>
+            </w:pPr>
+            <w:r>
+              <w:t xml:space="preserve">A: High confidence</w:t>
+            </w:r>
+          </w:p>
+        </w:tc>
+        <w:tc>
+          <w:tcPr/>
+          <w:p>
+            <w:pPr>
+              <w:pStyle w:val="Compact"/>
+              <w:jc w:val="left"/>
+            </w:pPr>
+            <w:r>
+              <w:t xml:space="preserve">Score &gt;= 50 AND unique top candidate (gap &gt;= 10 to second)</w:t>
+            </w:r>
+          </w:p>
+        </w:tc>
+        <w:tc>
+          <w:tcPr/>
+          <w:p>
+            <w:pPr>
+              <w:pStyle w:val="Compact"/>
+              <w:jc w:val="left"/>
+            </w:pPr>
+            <w:r>
+              <w:t xml:space="preserve">Auto-accept</w:t>
+            </w:r>
+          </w:p>
+        </w:tc>
+      </w:tr>
+      <w:tr>
+        <w:tc>
+          <w:tcPr/>
+          <w:p>
+            <w:pPr>
+              <w:pStyle w:val="Compact"/>
+              <w:jc w:val="left"/>
+            </w:pPr>
+            <w:r>
+              <w:t xml:space="preserve">A: High confidence (relaxed)</w:t>
+            </w:r>
+          </w:p>
+        </w:tc>
+        <w:tc>
+          <w:tcPr/>
+          <w:p>
+            <w:pPr>
+              <w:pStyle w:val="Compact"/>
+              <w:jc w:val="left"/>
+            </w:pPr>
+            <w:r>
+              <w:t xml:space="preserve">Score &gt;= 35 AND exactly 1 candidate in entire ABOG pool (single-candidate relaxation)</w:t>
+            </w:r>
+          </w:p>
+        </w:tc>
+        <w:tc>
+          <w:tcPr/>
+          <w:p>
+            <w:pPr>
+              <w:pStyle w:val="Compact"/>
+              <w:jc w:val="left"/>
+            </w:pPr>
+            <w:r>
+              <w:t xml:space="preserve">Auto-accept</w:t>
+            </w:r>
+          </w:p>
+        </w:tc>
+      </w:tr>
+      <w:tr>
+        <w:tc>
+          <w:tcPr/>
+          <w:p>
+            <w:pPr>
+              <w:pStyle w:val="Compact"/>
+              <w:jc w:val="left"/>
+            </w:pPr>
+            <w:r>
+              <w:t xml:space="preserve">B: Ambiguous</w:t>
+            </w:r>
+          </w:p>
+        </w:tc>
+        <w:tc>
+          <w:tcPr/>
+          <w:p>
+            <w:pPr>
+              <w:pStyle w:val="Compact"/>
+              <w:jc w:val="left"/>
+            </w:pPr>
+            <w:r>
+              <w:t xml:space="preserve">Score 30-49 OR multiple candidates within 10 points</w:t>
+            </w:r>
+          </w:p>
+        </w:tc>
+        <w:tc>
+          <w:tcPr/>
+          <w:p>
+            <w:pPr>
+              <w:pStyle w:val="Compact"/>
+              <w:jc w:val="left"/>
+            </w:pPr>
+            <w:r>
+              <w:t xml:space="preserve">Withheld</w:t>
+            </w:r>
+          </w:p>
+        </w:tc>
+      </w:tr>
+      <w:tr>
+        <w:tc>
+          <w:tcPr/>
+          <w:p>
+            <w:pPr>
+              <w:pStyle w:val="Compact"/>
+              <w:jc w:val="left"/>
+            </w:pPr>
+            <w:r>
+              <w:t xml:space="preserve">C: No match</w:t>
+            </w:r>
+          </w:p>
+        </w:tc>
+        <w:tc>
+          <w:tcPr/>
+          <w:p>
+            <w:pPr>
+              <w:pStyle w:val="Compact"/>
+              <w:jc w:val="left"/>
+            </w:pPr>
+            <w:r>
+              <w:t xml:space="preserve">Score &lt; 30 OR no candidates after filtering</w:t>
+            </w:r>
+          </w:p>
+        </w:tc>
+        <w:tc>
+          <w:tcPr/>
+          <w:p>
+            <w:pPr>
+              <w:pStyle w:val="Compact"/>
+              <w:jc w:val="left"/>
+            </w:pPr>
+            <w:r>
+              <w:t xml:space="preserve">Unmatched</w:t>
+            </w:r>
+          </w:p>
+        </w:tc>
+      </w:tr>
+    </w:tbl>
+    <w:bookmarkEnd w:id="48"/>
+    <w:bookmarkStart w:id="49" w:name="a10.7-single-candidate-relaxation-rule"/>
+    <w:p>
+      <w:pPr>
+        <w:pStyle w:val="Heading3"/>
+      </w:pPr>
+      <w:r>
+        <w:t xml:space="preserve">A10.7 Single-Candidate Relaxation Rule</w:t>
+      </w:r>
+    </w:p>
+    <w:p>
+      <w:pPr>
+        <w:pStyle w:val="FirstParagraph"/>
+      </w:pPr>
+      <w:r>
+        <w:t xml:space="preserve">The standard Tier A threshold requires a composite score of at least 50 points with a 10-point gap to the second-best candidate. For authors matched by initial + last name (base score 15), reaching 50 points requires strong corroborating signals (state match + gender match + rare name or MIGS subspecialty). This threshold is appropriate when multiple candidates exist and disambiguation is needed.</w:t>
+      </w:r>
+    </w:p>
+    <w:p>
+      <w:pPr>
+        <w:pStyle w:val="BodyText"/>
+      </w:pPr>
+      <w:r>
+        <w:t xml:space="preserve">However, when the ABOG pool contains exactly one board-certified OB/GYN with a given last name and first initial, the probability of a false match is inherently low regardless of corroborating signals. In such cases, the threshold was relaxed to 35 points. The rationale:</w:t>
+      </w:r>
+    </w:p>
+    <w:p>
+      <w:pPr>
+        <w:numPr>
+          <w:ilvl w:val="0"/>
+          <w:numId w:val="1005"/>
+        </w:numPr>
+      </w:pPr>
+      <w:r>
+        <w:rPr>
+          <w:b/>
+          <w:bCs/>
+        </w:rPr>
+        <w:t xml:space="preserve">Base rate argument.</w:t>
+      </w:r>
+      <w:r>
+        <w:t xml:space="preserve"> </w:t>
+      </w:r>
+      <w:r>
+        <w:t xml:space="preserve">The ABOG pool contains 60,846 physicians. For a unique (last name, first initial) combination to have exactly one entry, the name must be uncommon among US OB/GYNs. The prior probability that a sole-match candidate is the correct person is high.</w:t>
+      </w:r>
+    </w:p>
+    <w:p>
+      <w:pPr>
+        <w:numPr>
+          <w:ilvl w:val="0"/>
+          <w:numId w:val="1005"/>
+        </w:numPr>
+      </w:pPr>
+      <w:r>
+        <w:rPr>
+          <w:b/>
+          <w:bCs/>
+        </w:rPr>
+        <w:t xml:space="preserve">No disambiguation needed.</w:t>
+      </w:r>
+      <w:r>
+        <w:t xml:space="preserve"> </w:t>
+      </w:r>
+      <w:r>
+        <w:t xml:space="preserve">The gap-to-second criterion exists to prevent ambiguous assignments when multiple candidates score similarly. With only one candidate, this criterion is vacuous — there is no competing match to distinguish from.</w:t>
+      </w:r>
+    </w:p>
+    <w:p>
+      <w:pPr>
+        <w:numPr>
+          <w:ilvl w:val="0"/>
+          <w:numId w:val="1005"/>
+        </w:numPr>
+      </w:pPr>
+      <w:r>
+        <w:rPr>
+          <w:b/>
+          <w:bCs/>
+        </w:rPr>
+        <w:t xml:space="preserve">Minimum score guard.</w:t>
+      </w:r>
+      <w:r>
+        <w:t xml:space="preserve"> </w:t>
+      </w:r>
+      <w:r>
+        <w:t xml:space="preserve">The 35-point floor ensures that at least the initial match (+15) plus one corroborating signal (e.g., career plausibility +5 and rare name +10, or state match +20) must be present. Pure initial-only matches without any supporting evidence (score 15) are not accepted.</w:t>
+      </w:r>
+    </w:p>
+    <w:p>
+      <w:pPr>
+        <w:pStyle w:val="SourceCode"/>
+      </w:pPr>
+      <w:r>
+        <w:rPr>
+          <w:rStyle w:val="VerbatimChar"/>
+        </w:rPr>
+        <w:t xml:space="preserve">## Of 214 Tier A matches, 106 (50%) met the standard threshold (score &gt;= 50) and 108 (50%) were accepted via single-candidate relaxation (score 35-49, sole candidate).</w:t>
+      </w:r>
+    </w:p>
+    <w:bookmarkEnd w:id="49"/>
+    <w:bookmarkStart w:id="50" w:name="a10.8-one-to-one-enforcement"/>
+    <w:p>
+      <w:pPr>
+        <w:pStyle w:val="Heading3"/>
+      </w:pPr>
+      <w:r>
+        <w:t xml:space="preserve">A10.8 One-to-One Enforcement</w:t>
+      </w:r>
+    </w:p>
+    <w:p>
+      <w:pPr>
+        <w:pStyle w:val="FirstParagraph"/>
+      </w:pPr>
+      <w:r>
+        <w:t xml:space="preserve">After scoring, a greedy one-to-one assignment was enforced: if multiple abstracts claimed the same NPI, only the highest-scoring assignment was retained; lower-scoring claimants were demoted to Tier B (ambiguous). This prevents a single prolific physician from being</w:t>
+      </w:r>
+      <w:r>
+        <w:t xml:space="preserve"> </w:t>
+      </w:r>
+      <w:r>
+        <w:t xml:space="preserve">“consumed”</w:t>
+      </w:r>
+      <w:r>
+        <w:t xml:space="preserve"> </w:t>
+      </w:r>
+      <w:r>
+        <w:t xml:space="preserve">by an earlier, weaker match.</w:t>
+      </w:r>
+    </w:p>
+    <w:bookmarkEnd w:id="50"/>
+    <w:bookmarkStart w:id="51" w:name="a10.9-results"/>
+    <w:p>
+      <w:pPr>
+        <w:pStyle w:val="Heading3"/>
+      </w:pPr>
+      <w:r>
+        <w:t xml:space="preserve">A10.9 Results</w:t>
+      </w:r>
+    </w:p>
+    <w:p>
+      <w:pPr>
+        <w:pStyle w:val="SourceCode"/>
+      </w:pPr>
+      <w:r>
+        <w:rPr>
+          <w:rStyle w:val="VerbatimChar"/>
+        </w:rPr>
+        <w:t xml:space="preserve">## </w:t>
+      </w:r>
+      <w:r>
+        <w:br/>
+      </w:r>
+      <w:r>
+        <w:rPr>
+          <w:rStyle w:val="VerbatimChar"/>
+        </w:rPr>
+        <w:t xml:space="preserve">## </w:t>
+      </w:r>
+      <w:r>
+        <w:br/>
+      </w:r>
+      <w:r>
+        <w:rPr>
+          <w:rStyle w:val="VerbatimChar"/>
+        </w:rPr>
+        <w:t xml:space="preserve">## Of 214 Tier A matches, 56 (26%) held MIG (minimally invasive gynecology) subspecialty certification.</w:t>
+      </w:r>
+    </w:p>
+    <w:bookmarkEnd w:id="51"/>
+    <w:bookmarkStart w:id="52" w:name="a10.10-limitations"/>
+    <w:p>
+      <w:pPr>
+        <w:pStyle w:val="Heading3"/>
+      </w:pPr>
+      <w:r>
+        <w:t xml:space="preserve">A10.10 Limitations</w:t>
+      </w:r>
+    </w:p>
+    <w:p>
+      <w:pPr>
+        <w:pStyle w:val="FirstParagraph"/>
+      </w:pPr>
+      <w:r>
+        <w:t xml:space="preserve">The NPI matching approach has several inherent limitations:</w:t>
+      </w:r>
+    </w:p>
+    <w:p>
+      <w:pPr>
+        <w:numPr>
+          <w:ilvl w:val="0"/>
+          <w:numId w:val="1006"/>
+        </w:numPr>
+      </w:pPr>
+      <w:r>
+        <w:rPr>
+          <w:b/>
+          <w:bCs/>
+        </w:rPr>
+        <w:t xml:space="preserve">Initial-only names.</w:t>
+      </w:r>
+      <w:r>
+        <w:t xml:space="preserve"> </w:t>
+      </w:r>
+      <w:r>
+        <w:t xml:space="preserve">The AAGL abstract listing provides only first initials for most authors (e.g.,</w:t>
+      </w:r>
+      <w:r>
+        <w:t xml:space="preserve"> </w:t>
+      </w:r>
+      <w:r>
+        <w:t xml:space="preserve">“J. Smith”</w:t>
+      </w:r>
+      <w:r>
+        <w:t xml:space="preserve">). This prevents exact first-name matching for 559 of 689 US-based authors and increases ambiguity for common surnames.</w:t>
+      </w:r>
+    </w:p>
+    <w:p>
+      <w:pPr>
+        <w:numPr>
+          <w:ilvl w:val="0"/>
+          <w:numId w:val="1006"/>
+        </w:numPr>
+      </w:pPr>
+      <w:r>
+        <w:rPr>
+          <w:b/>
+          <w:bCs/>
+        </w:rPr>
+        <w:t xml:space="preserve">ABOG pool scope.</w:t>
+      </w:r>
+      <w:r>
+        <w:t xml:space="preserve"> </w:t>
+      </w:r>
+      <w:r>
+        <w:t xml:space="preserve">The candidate pool includes only ABOG board-certified physicians. Presenters who are residents, fellows, basic scientists, or international physicians without US board certification will not appear in the pool (estimated 185 of 409 no-match authors).</w:t>
+      </w:r>
+    </w:p>
+    <w:p>
+      <w:pPr>
+        <w:numPr>
+          <w:ilvl w:val="0"/>
+          <w:numId w:val="1006"/>
+        </w:numPr>
+      </w:pPr>
+      <w:r>
+        <w:rPr>
+          <w:b/>
+          <w:bCs/>
+        </w:rPr>
+        <w:t xml:space="preserve">Name changes.</w:t>
+      </w:r>
+      <w:r>
+        <w:t xml:space="preserve"> </w:t>
+      </w:r>
+      <w:r>
+        <w:t xml:space="preserve">Authors who changed surnames (e.g., after marriage) between abstract presentation and ABOG certification will not match unless the ABOG record reflects the name used at the time of presentation.</w:t>
+      </w:r>
+    </w:p>
+    <w:p>
+      <w:pPr>
+        <w:numPr>
+          <w:ilvl w:val="0"/>
+          <w:numId w:val="1006"/>
+        </w:numPr>
+      </w:pPr>
+      <w:r>
+        <w:rPr>
+          <w:b/>
+          <w:bCs/>
+        </w:rPr>
+        <w:t xml:space="preserve">Single-candidate relaxation risk.</w:t>
+      </w:r>
+      <w:r>
+        <w:t xml:space="preserve"> </w:t>
+      </w:r>
+      <w:r>
+        <w:t xml:space="preserve">While the sole-candidate assumption is probabilistically sound, it is possible for a name collision to occur with a non-presenting physician who happens to share the same uncommon name and initial. The 35-point minimum score guard and downstream manual audit mitigate this risk.</w:t>
+      </w:r>
+    </w:p>
+    <w:bookmarkEnd w:id="52"/>
+    <w:bookmarkEnd w:id="53"/>
     <w:sectPr>
       <w:footnotePr>
         <w:numRestart w:val="eachSect"/>
@@ -5471,6 +6516,66 @@
   </w:num>
   <w:num w:numId="1004">
     <w:abstractNumId w:val="991"/>
+  </w:num>
+  <w:num w:numId="1005">
+    <w:abstractNumId w:val="99411"/>
+    <w:lvlOverride w:ilvl="0">
+      <w:startOverride w:val="1"/>
+    </w:lvlOverride>
+    <w:lvlOverride w:ilvl="1">
+      <w:startOverride w:val="1"/>
+    </w:lvlOverride>
+    <w:lvlOverride w:ilvl="2">
+      <w:startOverride w:val="1"/>
+    </w:lvlOverride>
+    <w:lvlOverride w:ilvl="3">
+      <w:startOverride w:val="1"/>
+    </w:lvlOverride>
+    <w:lvlOverride w:ilvl="4">
+      <w:startOverride w:val="1"/>
+    </w:lvlOverride>
+    <w:lvlOverride w:ilvl="5">
+      <w:startOverride w:val="1"/>
+    </w:lvlOverride>
+    <w:lvlOverride w:ilvl="6">
+      <w:startOverride w:val="1"/>
+    </w:lvlOverride>
+    <w:lvlOverride w:ilvl="7">
+      <w:startOverride w:val="1"/>
+    </w:lvlOverride>
+    <w:lvlOverride w:ilvl="8">
+      <w:startOverride w:val="1"/>
+    </w:lvlOverride>
+  </w:num>
+  <w:num w:numId="1006">
+    <w:abstractNumId w:val="99411"/>
+    <w:lvlOverride w:ilvl="0">
+      <w:startOverride w:val="1"/>
+    </w:lvlOverride>
+    <w:lvlOverride w:ilvl="1">
+      <w:startOverride w:val="1"/>
+    </w:lvlOverride>
+    <w:lvlOverride w:ilvl="2">
+      <w:startOverride w:val="1"/>
+    </w:lvlOverride>
+    <w:lvlOverride w:ilvl="3">
+      <w:startOverride w:val="1"/>
+    </w:lvlOverride>
+    <w:lvlOverride w:ilvl="4">
+      <w:startOverride w:val="1"/>
+    </w:lvlOverride>
+    <w:lvlOverride w:ilvl="5">
+      <w:startOverride w:val="1"/>
+    </w:lvlOverride>
+    <w:lvlOverride w:ilvl="6">
+      <w:startOverride w:val="1"/>
+    </w:lvlOverride>
+    <w:lvlOverride w:ilvl="7">
+      <w:startOverride w:val="1"/>
+    </w:lvlOverride>
+    <w:lvlOverride w:ilvl="8">
+      <w:startOverride w:val="1"/>
+    </w:lvlOverride>
   </w:num>
 </w:numbering>
 </file>

--- a/docs/technical_appendix.docx
+++ b/docs/technical_appendix.docx
@@ -31,10 +31,10 @@
         <w:pStyle w:val="Date"/>
       </w:pPr>
       <w:r>
-        <w:t xml:space="preserve">April 18, 2026</w:t>
-      </w:r>
-    </w:p>
-    <w:bookmarkStart w:id="12" w:name="a1.-pipeline-architecture"/>
+        <w:t xml:space="preserve">September 03, 2026</w:t>
+      </w:r>
+    </w:p>
+    <w:bookmarkStart w:id="23" w:name="a1.-pipeline-architecture"/>
     <w:p>
       <w:pPr>
         <w:pStyle w:val="Heading2"/>
@@ -53,7 +53,7 @@
       <w:r>
         <w:t xml:space="preserve"> </w:t>
       </w:r>
-      <w:hyperlink r:id="rId9">
+      <w:hyperlink r:id="rId20">
         <w:r>
           <w:rPr>
             <w:rStyle w:val="Hyperlink"/>
@@ -65,7 +65,7 @@
         <w:t xml:space="preserve">.</w:t>
       </w:r>
     </w:p>
-    <w:bookmarkStart w:id="10" w:name="a1.1-system-requirements"/>
+    <w:bookmarkStart w:id="21" w:name="a1.1-system-requirements"/>
     <w:p>
       <w:pPr>
         <w:pStyle w:val="Heading3"/>
@@ -107,7 +107,7 @@
         </w:numPr>
       </w:pPr>
       <w:r>
-        <w:t xml:space="preserve">Disk cache: 1522 PubMed XML files, 1154 ScienceDirect HTML files</w:t>
+        <w:t xml:space="preserve">Disk cache: 1566 PubMed XML files, 1154 ScienceDirect HTML files</w:t>
       </w:r>
     </w:p>
     <w:p>
@@ -131,11 +131,11 @@
         </w:numPr>
       </w:pPr>
       <w:r>
-        <w:t xml:space="preserve">Runtime: approximately 3-4 hours for a full pipeline execution on 1070 abstracts</w:t>
-      </w:r>
-    </w:p>
-    <w:bookmarkEnd w:id="10"/>
-    <w:bookmarkStart w:id="11" w:name="a1.2-pipeline-steps"/>
+        <w:t xml:space="preserve">Runtime: approximately 3-4 hours for a full pipeline execution on 1106 abstracts</w:t>
+      </w:r>
+    </w:p>
+    <w:bookmarkEnd w:id="21"/>
+    <w:bookmarkStart w:id="22" w:name="a1.2-pipeline-steps"/>
     <w:p>
       <w:pPr>
         <w:pStyle w:val="Heading3"/>
@@ -746,9 +746,9 @@
         </w:tc>
       </w:tr>
     </w:tbl>
-    <w:bookmarkEnd w:id="11"/>
-    <w:bookmarkEnd w:id="12"/>
-    <w:bookmarkStart w:id="16" w:name="a2.-data-sources-and-api-usage"/>
+    <w:bookmarkEnd w:id="22"/>
+    <w:bookmarkEnd w:id="23"/>
+    <w:bookmarkStart w:id="27" w:name="a2.-data-sources-and-api-usage"/>
     <w:p>
       <w:pPr>
         <w:pStyle w:val="Heading2"/>
@@ -757,7 +757,7 @@
         <w:t xml:space="preserve">A2. Data Sources and API Usage</w:t>
       </w:r>
     </w:p>
-    <w:bookmarkStart w:id="13" w:name="a2.1-abstract-ingestion"/>
+    <w:bookmarkStart w:id="24" w:name="a2.1-abstract-ingestion"/>
     <w:p>
       <w:pPr>
         <w:pStyle w:val="Heading3"/>
@@ -782,8 +782,8 @@
         <w:t xml:space="preserve">Abstract text was available for congresses 2019-2023 only. Congresses 2012-2018 used an older ScienceDirect page format that did not expose structured abstract sections (Objective, Design, Setting, Patients, Intervention, Measurements, Conclusion) in the HTML. For these years, the matching algorithm relied on title and author matching without abstract-text semantic similarity.</w:t>
       </w:r>
     </w:p>
-    <w:bookmarkEnd w:id="13"/>
-    <w:bookmarkStart w:id="14" w:name="a2.2-publication-search"/>
+    <w:bookmarkEnd w:id="24"/>
+    <w:bookmarkStart w:id="25" w:name="a2.2-publication-search"/>
     <w:p>
       <w:pPr>
         <w:pStyle w:val="Heading3"/>
@@ -938,8 +938,8 @@
         <w:t xml:space="preserve">A novel DOI-based reverse citation strategy queried OpenAlex for papers that cited each conference abstract’s ScienceDirect DOI. This captured publications that explicitly referenced the conference abstract in their bibliography, providing a high-confidence signal that is robust to title changes between presentation and publication.</w:t>
       </w:r>
     </w:p>
-    <w:bookmarkEnd w:id="14"/>
-    <w:bookmarkStart w:id="15" w:name="a2.3-rate-limiting-and-caching"/>
+    <w:bookmarkEnd w:id="25"/>
+    <w:bookmarkStart w:id="26" w:name="a2.3-rate-limiting-and-caching"/>
     <w:p>
       <w:pPr>
         <w:pStyle w:val="Heading3"/>
@@ -953,12 +953,12 @@
         <w:pStyle w:val="FirstParagraph"/>
       </w:pPr>
       <w:r>
-        <w:t xml:space="preserve">NCBI E-Utilities requests were rate-limited to 3 requests/second (without API key) or 10 requests/second (with ENTREZ_KEY). PubMed XML responses were cached to disk (1522 files). All search stages used RDS-based checkpoints enabling resume after interruption.</w:t>
-      </w:r>
-    </w:p>
-    <w:bookmarkEnd w:id="15"/>
-    <w:bookmarkEnd w:id="16"/>
-    <w:bookmarkStart w:id="21" w:name="a3.-matching-algorithm"/>
+        <w:t xml:space="preserve">NCBI E-Utilities requests were rate-limited to 3 requests/second (without API key) or 10 requests/second (with ENTREZ_KEY). PubMed XML responses were cached to disk (1566 files). All search stages used RDS-based checkpoints enabling resume after interruption.</w:t>
+      </w:r>
+    </w:p>
+    <w:bookmarkEnd w:id="26"/>
+    <w:bookmarkEnd w:id="27"/>
+    <w:bookmarkStart w:id="32" w:name="a3.-matching-algorithm"/>
     <w:p>
       <w:pPr>
         <w:pStyle w:val="Heading2"/>
@@ -967,7 +967,7 @@
         <w:t xml:space="preserve">A3. Matching Algorithm</w:t>
       </w:r>
     </w:p>
-    <w:bookmarkStart w:id="17" w:name="a3.1-composite-scoring"/>
+    <w:bookmarkStart w:id="28" w:name="a3.1-composite-scoring"/>
     <w:p>
       <w:pPr>
         <w:pStyle w:val="Heading3"/>
@@ -1420,8 +1420,8 @@
         </w:tc>
       </w:tr>
     </w:tbl>
-    <w:bookmarkEnd w:id="17"/>
-    <w:bookmarkStart w:id="18" w:name="a3.2-classification-thresholds"/>
+    <w:bookmarkEnd w:id="28"/>
+    <w:bookmarkStart w:id="29" w:name="a3.2-classification-thresholds"/>
     <w:p>
       <w:pPr>
         <w:pStyle w:val="Heading3"/>
@@ -1672,8 +1672,8 @@
         <w:t xml:space="preserve">Tied scores at the definite threshold were automatically downgraded to probable, requiring human adjudication to select between candidates.</w:t>
       </w:r>
     </w:p>
-    <w:bookmarkEnd w:id="18"/>
-    <w:bookmarkStart w:id="20" w:name="a3.3-human-adjudication"/>
+    <w:bookmarkEnd w:id="29"/>
+    <w:bookmarkStart w:id="31" w:name="a3.3-human-adjudication"/>
     <w:p>
       <w:pPr>
         <w:pStyle w:val="Heading3"/>
@@ -1689,7 +1689,7 @@
       <w:r>
         <w:t xml:space="preserve">A Shiny web application (</w:t>
       </w:r>
-      <w:hyperlink r:id="rId19">
+      <w:hyperlink r:id="rId30">
         <w:r>
           <w:rPr>
             <w:rStyle w:val="Hyperlink"/>
@@ -1701,9 +1701,9 @@
         <w:t xml:space="preserve">) was developed for blinded manual review of probable and possible matches. The application displays the abstract title, authors, and text alongside ranked candidate publications with per-component score breakdowns. Reviewers (identified by 2-4 letter initials) record match, no-match, or skip decisions with optional free-text notes. All decisions are persisted to Google Sheets in real time, enabling multi-reviewer conflict detection. Keyboard shortcuts (m/n/s/Enter/arrow keys) accelerate the review workflow.</w:t>
       </w:r>
     </w:p>
-    <w:bookmarkEnd w:id="20"/>
-    <w:bookmarkEnd w:id="21"/>
-    <w:bookmarkStart w:id="27" w:name="a4.-variable-extraction-methods"/>
+    <w:bookmarkEnd w:id="31"/>
+    <w:bookmarkEnd w:id="32"/>
+    <w:bookmarkStart w:id="38" w:name="a4.-variable-extraction-methods"/>
     <w:p>
       <w:pPr>
         <w:pStyle w:val="Heading2"/>
@@ -1712,7 +1712,7 @@
         <w:t xml:space="preserve">A4. Variable Extraction Methods</w:t>
       </w:r>
     </w:p>
-    <w:bookmarkStart w:id="22" w:name="a4.1-study-design-classification"/>
+    <w:bookmarkStart w:id="33" w:name="a4.1-study-design-classification"/>
     <w:p>
       <w:pPr>
         <w:pStyle w:val="Heading3"/>
@@ -1729,8 +1729,8 @@
         <w:t xml:space="preserve">Study design was classified into 12 categories using regular expression pattern matching against the abstract text. The classifier operates in priority order: RCT &gt; systematic review &gt; prospective cohort &gt; retrospective cohort &gt; case-control &gt; case series &gt; cross-sectional &gt; QI &gt; cost analysis &gt; simulation/lab &gt; validation &gt; other. National administrative database names (NSQIP, NIS, SEER, NCDB, HCUP, SART) triggered retrospective cohort classification.</w:t>
       </w:r>
     </w:p>
-    <w:bookmarkEnd w:id="22"/>
-    <w:bookmarkStart w:id="23" w:name="a4.2-research-category"/>
+    <w:bookmarkEnd w:id="33"/>
+    <w:bookmarkStart w:id="34" w:name="a4.2-research-category"/>
     <w:p>
       <w:pPr>
         <w:pStyle w:val="Heading3"/>
@@ -1747,8 +1747,8 @@
         <w:t xml:space="preserve">Abstracts were classified into mutually exclusive research categories in priority order: basic science (gene/molecular/protein/biomarker signals), education (simulation/training/curriculum, excluding RCTs), quality improvement (QI/ERAS/checklist), health services (cost/disparity/access/insurance), device/technology (robotic/AI/instrument), clinical (patient/surgery/outcome), or other.</w:t>
       </w:r>
     </w:p>
-    <w:bookmarkEnd w:id="23"/>
-    <w:bookmarkStart w:id="24" w:name="a4.3-primary-procedure"/>
+    <w:bookmarkEnd w:id="34"/>
+    <w:bookmarkStart w:id="35" w:name="a4.3-primary-procedure"/>
     <w:p>
       <w:pPr>
         <w:pStyle w:val="Heading3"/>
@@ -1765,8 +1765,8 @@
         <w:t xml:space="preserve">The primary surgical procedure was extracted from abstract text in specificity-priority order: sacrocolpopexy &gt; myomectomy &gt; hysterectomy &gt; endometriosis &gt; adnexal surgery &gt; pelvic floor &gt; sterilization &gt; ectopic pregnancy &gt; cerclage &gt; fibroids &gt; gynecologic oncology.</w:t>
       </w:r>
     </w:p>
-    <w:bookmarkEnd w:id="24"/>
-    <w:bookmarkStart w:id="25" w:name="a4.4-result-positivity"/>
+    <w:bookmarkEnd w:id="35"/>
+    <w:bookmarkStart w:id="36" w:name="a4.4-result-positivity"/>
     <w:p>
       <w:pPr>
         <w:pStyle w:val="Heading3"/>
@@ -1783,8 +1783,8 @@
         <w:t xml:space="preserve">Abstract conclusions were classified as positive, negative, neutral, or unclear using a multi-pattern regex classifier. The classifier scanned the conclusion section first, then the measurements/results section, then full abstract text. Positive and negative signal counts were compared; ties were classified as neutral.</w:t>
       </w:r>
     </w:p>
-    <w:bookmarkEnd w:id="25"/>
-    <w:bookmarkStart w:id="26" w:name="a4.5-author-demographics"/>
+    <w:bookmarkEnd w:id="36"/>
+    <w:bookmarkStart w:id="37" w:name="a4.5-author-demographics"/>
     <w:p>
       <w:pPr>
         <w:pStyle w:val="Heading3"/>
@@ -1831,7 +1831,7 @@
         <w:t xml:space="preserve"> </w:t>
       </w:r>
       <w:r>
-        <w:t xml:space="preserve">package. Pass 2: genderize.io API for international names not covered by SSA. Middle initials were stripped before lookup. Coverage: 17.6%.</w:t>
+        <w:t xml:space="preserve">package. Pass 2: genderize.io API for international names not covered by SSA. Middle initials were stripped before lookup. Coverage: 96.3%.</w:t>
       </w:r>
     </w:p>
     <w:p>
@@ -1849,7 +1849,7 @@
         <w:t xml:space="preserve">Practice type</w:t>
       </w:r>
       <w:r>
-        <w:t xml:space="preserve">: Affiliations were cross-referenced against 2,754 ACGME-accredited teaching hospital names (derived from a validated classifier with 95% precision for Tier 1 institutions). Regex fallback identified university/medical school signals. Community hospitals were classified only when no university affiliation appeared in any listed affiliation. Coverage: 17%.</w:t>
+        <w:t xml:space="preserve">: Affiliations were cross-referenced against 2,754 ACGME-accredited teaching hospital names (derived from a validated classifier with 95% precision for Tier 1 institutions). Regex fallback identified university/medical school signals. Community hospitals were classified only when no university affiliation appeared in any listed affiliation. Coverage: 17.5%.</w:t>
       </w:r>
     </w:p>
     <w:p>
@@ -1885,12 +1885,12 @@
         <w:t xml:space="preserve">Subspecialty</w:t>
       </w:r>
       <w:r>
-        <w:t xml:space="preserve">: Classified from departmental affiliation text: MIGS, REI, gynecologic oncology, FPMRS, MFM, family planning, general OB/GYN, obstetrics, urology, or surgery (other). Coverage: 15.7%.</w:t>
-      </w:r>
-    </w:p>
-    <w:bookmarkEnd w:id="26"/>
-    <w:bookmarkEnd w:id="27"/>
-    <w:bookmarkStart w:id="30" w:name="a5.-algorithm-validation"/>
+        <w:t xml:space="preserve">: Classified from departmental affiliation text: MIGS, REI, gynecologic oncology, FPMRS, MFM, family planning, general OB/GYN, obstetrics, urology, or surgery (other). Coverage: 16.2%.</w:t>
+      </w:r>
+    </w:p>
+    <w:bookmarkEnd w:id="37"/>
+    <w:bookmarkEnd w:id="38"/>
+    <w:bookmarkStart w:id="41" w:name="a5.-algorithm-validation"/>
     <w:p>
       <w:pPr>
         <w:pStyle w:val="Heading2"/>
@@ -1899,7 +1899,7 @@
         <w:t xml:space="preserve">A5. Algorithm Validation</w:t>
       </w:r>
     </w:p>
-    <w:bookmarkStart w:id="28" w:name="a5.1-gold-standard-construction"/>
+    <w:bookmarkStart w:id="39" w:name="a5.1-gold-standard-construction"/>
     <w:p>
       <w:pPr>
         <w:pStyle w:val="Heading3"/>
@@ -1916,8 +1916,8 @@
         <w:t xml:space="preserve">A gold standard of 50 abstracts was constructed by stratified sampling (25 from definite matches, 25 from no-match classifications). For each sampled abstract, an intensive manual search was performed using 5 PubMed query strategies with relaxed matching thresholds (Jaccard &gt;= 0.5 for positive verification).</w:t>
       </w:r>
     </w:p>
-    <w:bookmarkEnd w:id="28"/>
-    <w:bookmarkStart w:id="29" w:name="a5.2-performance-metrics"/>
+    <w:bookmarkEnd w:id="39"/>
+    <w:bookmarkStart w:id="40" w:name="a5.2-performance-metrics"/>
     <w:p>
       <w:pPr>
         <w:pStyle w:val="Heading3"/>
@@ -2012,7 +2012,7 @@
               <w:jc w:val="left"/>
             </w:pPr>
             <w:r>
-              <w:t xml:space="preserve">69.4%</w:t>
+              <w:t xml:space="preserve">63.9%</w:t>
             </w:r>
           </w:p>
         </w:tc>
@@ -2038,7 +2038,7 @@
               <w:jc w:val="left"/>
             </w:pPr>
             <w:r>
-              <w:t xml:space="preserve">56%</w:t>
+              <w:t xml:space="preserve">50%</w:t>
             </w:r>
           </w:p>
         </w:tc>
@@ -2090,7 +2090,7 @@
               <w:jc w:val="left"/>
             </w:pPr>
             <w:r>
-              <w:t xml:space="preserve">78%</w:t>
+              <w:t xml:space="preserve">72%</w:t>
             </w:r>
           </w:p>
         </w:tc>
@@ -2101,12 +2101,12 @@
         <w:pStyle w:val="BodyText"/>
       </w:pPr>
       <w:r>
-        <w:t xml:space="preserve">The algorithm achieved 100% sensitivity (no missed publications in the gold standard) and 69.4% specificity. The 30.6% false positive rate reflects cases where the scoring algorithm identified a high-scoring candidate that was not the true published version of the abstract (e.g., a related paper by the same author group on a similar topic).</w:t>
-      </w:r>
-    </w:p>
-    <w:bookmarkEnd w:id="29"/>
-    <w:bookmarkEnd w:id="30"/>
-    <w:bookmarkStart w:id="31" w:name="a6.-sensitivity-analyses"/>
+        <w:t xml:space="preserve">The algorithm achieved 100% sensitivity (no missed publications in the gold standard) and 63.9% specificity. The 36.1% false positive rate reflects cases where the scoring algorithm identified a high-scoring candidate that was not the true published version of the abstract (e.g., a related paper by the same author group on a similar topic).</w:t>
+      </w:r>
+    </w:p>
+    <w:bookmarkEnd w:id="40"/>
+    <w:bookmarkEnd w:id="41"/>
+    <w:bookmarkStart w:id="42" w:name="a6.-sensitivity-analyses"/>
     <w:p>
       <w:pPr>
         <w:pStyle w:val="Heading2"/>
@@ -2201,7 +2201,7 @@
               <w:jc w:val="right"/>
             </w:pPr>
             <w:r>
-              <w:t xml:space="preserve">1070</w:t>
+              <w:t xml:space="preserve">1106</w:t>
             </w:r>
           </w:p>
         </w:tc>
@@ -2213,7 +2213,7 @@
               <w:jc w:val="right"/>
             </w:pPr>
             <w:r>
-              <w:t xml:space="preserve">122</w:t>
+              <w:t xml:space="preserve">131</w:t>
             </w:r>
           </w:p>
         </w:tc>
@@ -2225,7 +2225,7 @@
               <w:jc w:val="right"/>
             </w:pPr>
             <w:r>
-              <w:t xml:space="preserve">11.4</w:t>
+              <w:t xml:space="preserve">11.8</w:t>
             </w:r>
           </w:p>
         </w:tc>
@@ -2251,7 +2251,7 @@
               <w:jc w:val="right"/>
             </w:pPr>
             <w:r>
-              <w:t xml:space="preserve">1070</w:t>
+              <w:t xml:space="preserve">1106</w:t>
             </w:r>
           </w:p>
         </w:tc>
@@ -2263,7 +2263,7 @@
               <w:jc w:val="right"/>
             </w:pPr>
             <w:r>
-              <w:t xml:space="preserve">196</w:t>
+              <w:t xml:space="preserve">212</w:t>
             </w:r>
           </w:p>
         </w:tc>
@@ -2275,7 +2275,7 @@
               <w:jc w:val="right"/>
             </w:pPr>
             <w:r>
-              <w:t xml:space="preserve">18.3</w:t>
+              <w:t xml:space="preserve">19.2</w:t>
             </w:r>
           </w:p>
         </w:tc>
@@ -2301,7 +2301,7 @@
               <w:jc w:val="right"/>
             </w:pPr>
             <w:r>
-              <w:t xml:space="preserve">846</w:t>
+              <w:t xml:space="preserve">1051</w:t>
             </w:r>
           </w:p>
         </w:tc>
@@ -2313,7 +2313,7 @@
               <w:jc w:val="right"/>
             </w:pPr>
             <w:r>
-              <w:t xml:space="preserve">123</w:t>
+              <w:t xml:space="preserve">178</w:t>
             </w:r>
           </w:p>
         </w:tc>
@@ -2325,7 +2325,7 @@
               <w:jc w:val="right"/>
             </w:pPr>
             <w:r>
-              <w:t xml:space="preserve">14.5</w:t>
+              <w:t xml:space="preserve">16.9</w:t>
             </w:r>
           </w:p>
         </w:tc>
@@ -2351,7 +2351,7 @@
               <w:jc w:val="right"/>
             </w:pPr>
             <w:r>
-              <w:t xml:space="preserve">846</w:t>
+              <w:t xml:space="preserve">1051</w:t>
             </w:r>
           </w:p>
         </w:tc>
@@ -2363,7 +2363,7 @@
               <w:jc w:val="right"/>
             </w:pPr>
             <w:r>
-              <w:t xml:space="preserve">58</w:t>
+              <w:t xml:space="preserve">43</w:t>
             </w:r>
           </w:p>
         </w:tc>
@@ -2375,7 +2375,7 @@
               <w:jc w:val="right"/>
             </w:pPr>
             <w:r>
-              <w:t xml:space="preserve">6.9</w:t>
+              <w:t xml:space="preserve">4.1</w:t>
             </w:r>
           </w:p>
         </w:tc>
@@ -2401,7 +2401,7 @@
               <w:jc w:val="right"/>
             </w:pPr>
             <w:r>
-              <w:t xml:space="preserve">846</w:t>
+              <w:t xml:space="preserve">1051</w:t>
             </w:r>
           </w:p>
         </w:tc>
@@ -2413,7 +2413,7 @@
               <w:jc w:val="right"/>
             </w:pPr>
             <w:r>
-              <w:t xml:space="preserve">102</w:t>
+              <w:t xml:space="preserve">77</w:t>
             </w:r>
           </w:p>
         </w:tc>
@@ -2425,7 +2425,7 @@
               <w:jc w:val="right"/>
             </w:pPr>
             <w:r>
-              <w:t xml:space="preserve">12.1</w:t>
+              <w:t xml:space="preserve">7.3</w:t>
             </w:r>
           </w:p>
         </w:tc>
@@ -2451,7 +2451,7 @@
               <w:jc w:val="right"/>
             </w:pPr>
             <w:r>
-              <w:t xml:space="preserve">800</w:t>
+              <w:t xml:space="preserve">991</w:t>
             </w:r>
           </w:p>
         </w:tc>
@@ -2463,7 +2463,7 @@
               <w:jc w:val="right"/>
             </w:pPr>
             <w:r>
-              <w:t xml:space="preserve">103</w:t>
+              <w:t xml:space="preserve">80</w:t>
             </w:r>
           </w:p>
         </w:tc>
@@ -2475,7 +2475,7 @@
               <w:jc w:val="right"/>
             </w:pPr>
             <w:r>
-              <w:t xml:space="preserve">12.9</w:t>
+              <w:t xml:space="preserve">8.1</w:t>
             </w:r>
           </w:p>
         </w:tc>
@@ -2501,7 +2501,7 @@
               <w:jc w:val="right"/>
             </w:pPr>
             <w:r>
-              <w:t xml:space="preserve">730</w:t>
+              <w:t xml:space="preserve">901</w:t>
             </w:r>
           </w:p>
         </w:tc>
@@ -2513,7 +2513,7 @@
               <w:jc w:val="right"/>
             </w:pPr>
             <w:r>
-              <w:t xml:space="preserve">92</w:t>
+              <w:t xml:space="preserve">68</w:t>
             </w:r>
           </w:p>
         </w:tc>
@@ -2525,14 +2525,14 @@
               <w:jc w:val="right"/>
             </w:pPr>
             <w:r>
-              <w:t xml:space="preserve">12.6</w:t>
+              <w:t xml:space="preserve">7.5</w:t>
             </w:r>
           </w:p>
         </w:tc>
       </w:tr>
     </w:tbl>
-    <w:bookmarkEnd w:id="31"/>
-    <w:bookmarkStart w:id="32" w:name="a7.-cox-proportional-hazards-model"/>
+    <w:bookmarkEnd w:id="42"/>
+    <w:bookmarkStart w:id="43" w:name="a7.-cox-proportional-hazards-model"/>
     <w:p>
       <w:pPr>
         <w:pStyle w:val="Heading2"/>
@@ -2627,7 +2627,7 @@
               <w:jc w:val="right"/>
             </w:pPr>
             <w:r>
-              <w:t xml:space="preserve">2.37</w:t>
+              <w:t xml:space="preserve">2.30</w:t>
             </w:r>
           </w:p>
         </w:tc>
@@ -2639,7 +2639,7 @@
               <w:jc w:val="left"/>
             </w:pPr>
             <w:r>
-              <w:t xml:space="preserve">1.39-4.04</w:t>
+              <w:t xml:space="preserve">1.29-4.07</w:t>
             </w:r>
           </w:p>
         </w:tc>
@@ -2651,7 +2651,7 @@
               <w:jc w:val="right"/>
             </w:pPr>
             <w:r>
-              <w:t xml:space="preserve">0.002</w:t>
+              <w:t xml:space="preserve">0.005</w:t>
             </w:r>
           </w:p>
         </w:tc>
@@ -2689,7 +2689,7 @@
               <w:jc w:val="left"/>
             </w:pPr>
             <w:r>
-              <w:t xml:space="preserve">0.5-1.48</w:t>
+              <w:t xml:space="preserve">0.49-1.53</w:t>
             </w:r>
           </w:p>
         </w:tc>
@@ -2701,7 +2701,7 @@
               <w:jc w:val="right"/>
             </w:pPr>
             <w:r>
-              <w:t xml:space="preserve">0.589</w:t>
+              <w:t xml:space="preserve">0.616</w:t>
             </w:r>
           </w:p>
         </w:tc>
@@ -2727,7 +2727,7 @@
               <w:jc w:val="right"/>
             </w:pPr>
             <w:r>
-              <w:t xml:space="preserve">1.41</w:t>
+              <w:t xml:space="preserve">1.71</w:t>
             </w:r>
           </w:p>
         </w:tc>
@@ -2739,7 +2739,7 @@
               <w:jc w:val="left"/>
             </w:pPr>
             <w:r>
-              <w:t xml:space="preserve">0.94-2.1</w:t>
+              <w:t xml:space="preserve">1.09-2.69</w:t>
             </w:r>
           </w:p>
         </w:tc>
@@ -2751,7 +2751,7 @@
               <w:jc w:val="right"/>
             </w:pPr>
             <w:r>
-              <w:t xml:space="preserve">0.095</w:t>
+              <w:t xml:space="preserve">0.019</w:t>
             </w:r>
           </w:p>
         </w:tc>
@@ -2777,7 +2777,7 @@
               <w:jc w:val="right"/>
             </w:pPr>
             <w:r>
-              <w:t xml:space="preserve">1.25</w:t>
+              <w:t xml:space="preserve">1.24</w:t>
             </w:r>
           </w:p>
         </w:tc>
@@ -2789,7 +2789,7 @@
               <w:jc w:val="left"/>
             </w:pPr>
             <w:r>
-              <w:t xml:space="preserve">1.06-1.46</w:t>
+              <w:t xml:space="preserve">1.04-1.48</w:t>
             </w:r>
           </w:p>
         </w:tc>
@@ -2801,7 +2801,7 @@
               <w:jc w:val="right"/>
             </w:pPr>
             <w:r>
-              <w:t xml:space="preserve">0.007</w:t>
+              <w:t xml:space="preserve">0.015</w:t>
             </w:r>
           </w:p>
         </w:tc>
@@ -2815,6 +2815,56 @@
               <w:jc w:val="left"/>
             </w:pPr>
             <w:r>
+              <w:t xml:space="preserve">gender_unifiedmale</w:t>
+            </w:r>
+          </w:p>
+        </w:tc>
+        <w:tc>
+          <w:tcPr/>
+          <w:p>
+            <w:pPr>
+              <w:pStyle w:val="Compact"/>
+              <w:jc w:val="right"/>
+            </w:pPr>
+            <w:r>
+              <w:t xml:space="preserve">0.59</w:t>
+            </w:r>
+          </w:p>
+        </w:tc>
+        <w:tc>
+          <w:tcPr/>
+          <w:p>
+            <w:pPr>
+              <w:pStyle w:val="Compact"/>
+              <w:jc w:val="left"/>
+            </w:pPr>
+            <w:r>
+              <w:t xml:space="preserve">0.39-0.89</w:t>
+            </w:r>
+          </w:p>
+        </w:tc>
+        <w:tc>
+          <w:tcPr/>
+          <w:p>
+            <w:pPr>
+              <w:pStyle w:val="Compact"/>
+              <w:jc w:val="right"/>
+            </w:pPr>
+            <w:r>
+              <w:t xml:space="preserve">0.012</w:t>
+            </w:r>
+          </w:p>
+        </w:tc>
+      </w:tr>
+      <w:tr>
+        <w:tc>
+          <w:tcPr/>
+          <w:p>
+            <w:pPr>
+              <w:pStyle w:val="Compact"/>
+              <w:jc w:val="left"/>
+            </w:pPr>
+            <w:r>
               <w:t xml:space="preserve">is_multicenterTRUE</w:t>
             </w:r>
           </w:p>
@@ -2827,7 +2877,7 @@
               <w:jc w:val="right"/>
             </w:pPr>
             <w:r>
-              <w:t xml:space="preserve">1.76</w:t>
+              <w:t xml:space="preserve">1.13</w:t>
             </w:r>
           </w:p>
         </w:tc>
@@ -2839,7 +2889,7 @@
               <w:jc w:val="left"/>
             </w:pPr>
             <w:r>
-              <w:t xml:space="preserve">0.82-3.8</w:t>
+              <w:t xml:space="preserve">0.41-3.1</w:t>
             </w:r>
           </w:p>
         </w:tc>
@@ -2851,7 +2901,7 @@
               <w:jc w:val="right"/>
             </w:pPr>
             <w:r>
-              <w:t xml:space="preserve">0.146</w:t>
+              <w:t xml:space="preserve">0.809</w:t>
             </w:r>
           </w:p>
         </w:tc>
@@ -2877,7 +2927,7 @@
               <w:jc w:val="right"/>
             </w:pPr>
             <w:r>
-              <w:t xml:space="preserve">3.01</w:t>
+              <w:t xml:space="preserve">3.52</w:t>
             </w:r>
           </w:p>
         </w:tc>
@@ -2889,7 +2939,7 @@
               <w:jc w:val="left"/>
             </w:pPr>
             <w:r>
-              <w:t xml:space="preserve">0.42-21.82</w:t>
+              <w:t xml:space="preserve">0.48-25.74</w:t>
             </w:r>
           </w:p>
         </w:tc>
@@ -2901,7 +2951,7 @@
               <w:jc w:val="right"/>
             </w:pPr>
             <w:r>
-              <w:t xml:space="preserve">0.276</w:t>
+              <w:t xml:space="preserve">0.216</w:t>
             </w:r>
           </w:p>
         </w:tc>
@@ -2912,11 +2962,11 @@
         <w:pStyle w:val="BodyText"/>
       </w:pPr>
       <w:r>
-        <w:t xml:space="preserve">Proportional hazards assumption: global test p = 0.414.</w:t>
-      </w:r>
-    </w:p>
-    <w:bookmarkEnd w:id="32"/>
-    <w:bookmarkStart w:id="38" w:name="X92b8d09b47aa5be92acc70bc51d89d5211171b2"/>
+        <w:t xml:space="preserve">Proportional hazards assumption: global test p = 0.32.</w:t>
+      </w:r>
+    </w:p>
+    <w:bookmarkEnd w:id="43"/>
+    <w:bookmarkStart w:id="49" w:name="X92b8d09b47aa5be92acc70bc51d89d5211171b2"/>
     <w:p>
       <w:pPr>
         <w:pStyle w:val="Heading2"/>
@@ -2925,7 +2975,7 @@
         <w:t xml:space="preserve">A8. Abstract Text Recovery: Challenges for Congress Years 2012–2018</w:t>
       </w:r>
     </w:p>
-    <w:bookmarkStart w:id="33" w:name="a8.1-the-problem"/>
+    <w:bookmarkStart w:id="44" w:name="a8.1-the-problem"/>
     <w:p>
       <w:pPr>
         <w:pStyle w:val="Heading3"/>
@@ -2986,8 +3036,8 @@
         <w:t xml:space="preserve">This created a two-tier data problem: 667 of 1,106 abstracts (60%) had no recoverable abstract text from initial scraping, limiting downstream text-based matching (TF-IDF cosine similarity) for six congress years.</w:t>
       </w:r>
     </w:p>
-    <w:bookmarkEnd w:id="33"/>
-    <w:bookmarkStart w:id="34" w:name="a8.2-recovery-approaches-attempted"/>
+    <w:bookmarkEnd w:id="44"/>
+    <w:bookmarkStart w:id="45" w:name="a8.2-recovery-approaches-attempted"/>
     <w:p>
       <w:pPr>
         <w:pStyle w:val="Heading3"/>
@@ -3346,8 +3396,8 @@
         <w:t xml:space="preserve">) rather than jmig.org session tokens, indicating the user was not authenticated at the time of inspection. This approach was not pursued further.</w:t>
       </w:r>
     </w:p>
-    <w:bookmarkEnd w:id="34"/>
-    <w:bookmarkStart w:id="35" w:name="a8.3-final-abstract-text-coverage"/>
+    <w:bookmarkEnd w:id="45"/>
+    <w:bookmarkStart w:id="46" w:name="a8.3-final-abstract-text-coverage"/>
     <w:p>
       <w:pPr>
         <w:pStyle w:val="Heading3"/>
@@ -3894,7 +3944,7 @@
               <w:jc w:val="right"/>
             </w:pPr>
             <w:r>
-              <w:t xml:space="preserve">0</w:t>
+              <w:t xml:space="preserve">84</w:t>
             </w:r>
           </w:p>
         </w:tc>
@@ -3906,7 +3956,7 @@
               <w:jc w:val="left"/>
             </w:pPr>
             <w:r>
-              <w:t xml:space="preserve">0%</w:t>
+              <w:t xml:space="preserve">88.4%</w:t>
             </w:r>
           </w:p>
         </w:tc>
@@ -3944,7 +3994,7 @@
               <w:jc w:val="right"/>
             </w:pPr>
             <w:r>
-              <w:t xml:space="preserve">0</w:t>
+              <w:t xml:space="preserve">86</w:t>
             </w:r>
           </w:p>
         </w:tc>
@@ -3956,7 +4006,7 @@
               <w:jc w:val="left"/>
             </w:pPr>
             <w:r>
-              <w:t xml:space="preserve">0%</w:t>
+              <w:t xml:space="preserve">89.6%</w:t>
             </w:r>
           </w:p>
         </w:tc>
@@ -3994,7 +4044,7 @@
               <w:jc w:val="right"/>
             </w:pPr>
             <w:r>
-              <w:t xml:space="preserve">0</w:t>
+              <w:t xml:space="preserve">55</w:t>
             </w:r>
           </w:p>
         </w:tc>
@@ -4006,7 +4056,7 @@
               <w:jc w:val="left"/>
             </w:pPr>
             <w:r>
-              <w:t xml:space="preserve">0%</w:t>
+              <w:t xml:space="preserve">59.1%</w:t>
             </w:r>
           </w:p>
         </w:tc>
@@ -4044,7 +4094,7 @@
               <w:jc w:val="right"/>
             </w:pPr>
             <w:r>
-              <w:t xml:space="preserve">0</w:t>
+              <w:t xml:space="preserve">79</w:t>
             </w:r>
           </w:p>
         </w:tc>
@@ -4056,7 +4106,7 @@
               <w:jc w:val="left"/>
             </w:pPr>
             <w:r>
-              <w:t xml:space="preserve">0%</w:t>
+              <w:t xml:space="preserve">83.2%</w:t>
             </w:r>
           </w:p>
         </w:tc>
@@ -4094,7 +4144,7 @@
               <w:jc w:val="right"/>
             </w:pPr>
             <w:r>
-              <w:t xml:space="preserve">0</w:t>
+              <w:t xml:space="preserve">83</w:t>
             </w:r>
           </w:p>
         </w:tc>
@@ -4106,7 +4156,7 @@
               <w:jc w:val="left"/>
             </w:pPr>
             <w:r>
-              <w:t xml:space="preserve">0%</w:t>
+              <w:t xml:space="preserve">86.5%</w:t>
             </w:r>
           </w:p>
         </w:tc>
@@ -4144,7 +4194,7 @@
               <w:jc w:val="right"/>
             </w:pPr>
             <w:r>
-              <w:t xml:space="preserve">0</w:t>
+              <w:t xml:space="preserve">1</w:t>
             </w:r>
           </w:p>
         </w:tc>
@@ -4156,7 +4206,7 @@
               <w:jc w:val="left"/>
             </w:pPr>
             <w:r>
-              <w:t xml:space="preserve">0%</w:t>
+              <w:t xml:space="preserve">1%</w:t>
             </w:r>
           </w:p>
         </w:tc>
@@ -4194,7 +4244,7 @@
               <w:jc w:val="right"/>
             </w:pPr>
             <w:r>
-              <w:t xml:space="preserve">0</w:t>
+              <w:t xml:space="preserve">95</w:t>
             </w:r>
           </w:p>
         </w:tc>
@@ -4206,7 +4256,7 @@
               <w:jc w:val="left"/>
             </w:pPr>
             <w:r>
-              <w:t xml:space="preserve">0%</w:t>
+              <w:t xml:space="preserve">100%</w:t>
             </w:r>
           </w:p>
         </w:tc>
@@ -4462,8 +4512,8 @@
         </w:tc>
       </w:tr>
     </w:tbl>
-    <w:bookmarkEnd w:id="35"/>
-    <w:bookmarkStart w:id="36" w:name="a8.4-impact-on-matching-algorithm"/>
+    <w:bookmarkEnd w:id="46"/>
+    <w:bookmarkStart w:id="47" w:name="a8.4-impact-on-matching-algorithm"/>
     <w:p>
       <w:pPr>
         <w:pStyle w:val="Heading3"/>
@@ -4480,8 +4530,8 @@
         <w:t xml:space="preserve">For abstracts lacking text, the matching algorithm operated in title-and-author–only mode: the abstract semantic similarity component contributed 0 points, and the no-text penalty (−2 points) was applied when neither title nor abstract similarity exceeded threshold. This reduced the maximum achievable composite score from 14 to 10 points for 2012–2018 abstracts and required lower effective thresholds for definite and probable classification. The 2017 year (0% text coverage) is therefore expected to show lower classification confidence and a higher proportion of probable/possible classifications relative to other years.</w:t>
       </w:r>
     </w:p>
-    <w:bookmarkEnd w:id="36"/>
-    <w:bookmarkStart w:id="37" w:name="X7ee2d09a8d90a58ddd6764d4580c92a2c41651b"/>
+    <w:bookmarkEnd w:id="47"/>
+    <w:bookmarkStart w:id="48" w:name="X7ee2d09a8d90a58ddd6764d4580c92a2c41651b"/>
     <w:p>
       <w:pPr>
         <w:pStyle w:val="Heading3"/>
@@ -4520,9 +4570,9 @@
         </w:pict>
       </w:r>
     </w:p>
-    <w:bookmarkEnd w:id="37"/>
-    <w:bookmarkEnd w:id="38"/>
-    <w:bookmarkStart w:id="42" w:name="a9.-reproducibility"/>
+    <w:bookmarkEnd w:id="48"/>
+    <w:bookmarkEnd w:id="49"/>
+    <w:bookmarkStart w:id="53" w:name="a9.-reproducibility"/>
     <w:p>
       <w:pPr>
         <w:pStyle w:val="Heading2"/>
@@ -4554,7 +4604,7 @@
         <w:t xml:space="preserve">from the repository root. The pipeline uses seed-based randomization (set.seed(42)) for reproducible sampling operations. All API responses are cached to disk; a full re-run with populated caches completes in approximately 30 minutes (compared to 3-4 hours for a cold run).</w:t>
       </w:r>
     </w:p>
-    <w:bookmarkStart w:id="39" w:name="a9.1-testing"/>
+    <w:bookmarkStart w:id="50" w:name="a9.1-testing"/>
     <w:p>
       <w:pPr>
         <w:pStyle w:val="Heading3"/>
@@ -4637,8 +4687,8 @@
         <w:t xml:space="preserve">(3 files): Shiny app data integrity, Google Sheets schema consistency, bundle synchronization</w:t>
       </w:r>
     </w:p>
-    <w:bookmarkEnd w:id="39"/>
-    <w:bookmarkStart w:id="40" w:name="a9.2-data-dictionary"/>
+    <w:bookmarkEnd w:id="50"/>
+    <w:bookmarkStart w:id="51" w:name="a9.2-data-dictionary"/>
     <w:p>
       <w:pPr>
         <w:pStyle w:val="Heading3"/>
@@ -4661,7 +4711,7 @@
         <w:t xml:space="preserve">output/abstracts_with_matches.csv</w:t>
       </w:r>
       <w:r>
-        <w:t xml:space="preserve">) contains 70 columns per abstract:</w:t>
+        <w:t xml:space="preserve">) contains 86 columns per abstract:</w:t>
       </w:r>
     </w:p>
     <w:tbl>
@@ -4978,7 +5028,7 @@
               <w:pStyle w:val="Compact"/>
             </w:pPr>
             <w:r>
-              <w:t xml:space="preserve">first_author_gender, first_author_state, first_author_acog_district, practice_type, subspecialty, career_stage, n_unique_affiliations</w:t>
+              <w:t xml:space="preserve">gender_unified, first_author_state, first_author_acog_district, practice_type, subspecialty, career_stage, n_unique_affiliations</w:t>
             </w:r>
           </w:p>
         </w:tc>
@@ -4995,8 +5045,8 @@
         </w:tc>
       </w:tr>
     </w:tbl>
-    <w:bookmarkEnd w:id="40"/>
-    <w:bookmarkStart w:id="41" w:name="a9.3-stress-testing"/>
+    <w:bookmarkEnd w:id="51"/>
+    <w:bookmarkStart w:id="52" w:name="a9.3-stress-testing"/>
     <w:p>
       <w:pPr>
         <w:pStyle w:val="Heading3"/>
@@ -5180,9 +5230,9 @@
         <w:t xml:space="preserve">The application supports 2-3 concurrent reviewers without degradation. The 503 responses under 20-concurrent load reflect the shinyapps.io single-worker instance limit, not an application defect.</w:t>
       </w:r>
     </w:p>
-    <w:bookmarkEnd w:id="41"/>
-    <w:bookmarkEnd w:id="42"/>
-    <w:bookmarkStart w:id="53" w:name="a10.-npi-identity-resolution"/>
+    <w:bookmarkEnd w:id="52"/>
+    <w:bookmarkEnd w:id="53"/>
+    <w:bookmarkStart w:id="69" w:name="a10.-npi-identity-resolution"/>
     <w:p>
       <w:pPr>
         <w:pStyle w:val="Heading2"/>
@@ -5191,7 +5241,7 @@
         <w:t xml:space="preserve">A10. NPI Identity Resolution</w:t>
       </w:r>
     </w:p>
-    <w:bookmarkStart w:id="43" w:name="a10.1-overview"/>
+    <w:bookmarkStart w:id="54" w:name="a10.1-overview"/>
     <w:p>
       <w:pPr>
         <w:pStyle w:val="Heading3"/>
@@ -5208,8 +5258,8 @@
         <w:t xml:space="preserve">To obtain physician-level demographics independent of the abstract-to-publication matching pipeline, first authors with US-based affiliations were linked to National Provider Identifiers (NPIs) using a probabilistic identity resolution approach. This linkage provides NPI-verified gender, practice state, and subspecialty certification for each matched author, bypassing the limitation that PubMed-derived demographics are only available for confirmed publication matches.</w:t>
       </w:r>
     </w:p>
-    <w:bookmarkEnd w:id="43"/>
-    <w:bookmarkStart w:id="44" w:name="a10.2-candidate-pool"/>
+    <w:bookmarkEnd w:id="54"/>
+    <w:bookmarkStart w:id="55" w:name="a10.2-candidate-pool"/>
     <w:p>
       <w:pPr>
         <w:pStyle w:val="Heading3"/>
@@ -5226,8 +5276,8 @@
         <w:t xml:space="preserve">Rather than searching the full NPPES registry (2.1 million providers, 213,000 with OB/GYN taxonomy codes), candidates were drawn from the isochrones project’s canonical ABOG-NPI dataset: 60,846 board-certified obstetrician-gynecologists with validated NPI linkages, full names, practice states, gender, and ABOG subspecialty certifications (Generalist, MIG [minimally invasive gynecology], Female Pelvic Medicine &amp; Reconstructive Surgery, Gynecologic Oncology, Maternal-Fetal Medicine, Reproductive Endocrinology and Infertility, Complex Family Planning, and others). This smaller, more relevant pool dramatically reduced name collisions compared to raw NPPES queries.</w:t>
       </w:r>
     </w:p>
-    <w:bookmarkEnd w:id="44"/>
-    <w:bookmarkStart w:id="45" w:name="a10.3-name-parsing"/>
+    <w:bookmarkEnd w:id="55"/>
+    <w:bookmarkStart w:id="56" w:name="a10.3-name-parsing"/>
     <w:p>
       <w:pPr>
         <w:pStyle w:val="Heading3"/>
@@ -5286,8 +5336,8 @@
         <w:t xml:space="preserve">R package, which correctly handles compound surnames (El Hachem, Chapman-Davis, St. Louis), multi-initial first names, and suffixes. A fallback to regex-based normalization was applied for edge cases. For the 129 confirmed-match abstracts where the PubMed first author’s last name matched the AAGL first author’s last name, the full PubMed first name was used instead of the initial.</w:t>
       </w:r>
     </w:p>
-    <w:bookmarkEnd w:id="45"/>
-    <w:bookmarkStart w:id="46" w:name="a10.4-matching-strategies"/>
+    <w:bookmarkEnd w:id="56"/>
+    <w:bookmarkStart w:id="57" w:name="a10.4-matching-strategies"/>
     <w:p>
       <w:pPr>
         <w:pStyle w:val="Heading3"/>
@@ -5369,8 +5419,8 @@
         <w:t xml:space="preserve">), recovering compound-name mismatches.</w:t>
       </w:r>
     </w:p>
-    <w:bookmarkEnd w:id="46"/>
-    <w:bookmarkStart w:id="47" w:name="a10.5-scoring"/>
+    <w:bookmarkEnd w:id="57"/>
+    <w:bookmarkStart w:id="58" w:name="a10.5-scoring"/>
     <w:p>
       <w:pPr>
         <w:pStyle w:val="Heading3"/>
@@ -5670,8 +5720,8 @@
         <w:t xml:space="preserve">The MIGS subspecialty bonus (+25 points) reflects the strong prior that presenters at the AAGL Global Congress — the premier minimally invasive gynecology meeting — are disproportionately likely to hold MIG certification. Subspecialty-procedure concordance bonuses (FPMRS for pelvic floor abstracts, GYN_ONC for oncology abstracts) provided additional tiebreaking signal.</w:t>
       </w:r>
     </w:p>
-    <w:bookmarkEnd w:id="47"/>
-    <w:bookmarkStart w:id="48" w:name="a10.6-classification-tiers"/>
+    <w:bookmarkEnd w:id="58"/>
+    <w:bookmarkStart w:id="59" w:name="a10.6-classification-tiers"/>
     <w:p>
       <w:pPr>
         <w:pStyle w:val="Heading3"/>
@@ -5895,8 +5945,8 @@
         </w:tc>
       </w:tr>
     </w:tbl>
-    <w:bookmarkEnd w:id="48"/>
-    <w:bookmarkStart w:id="49" w:name="a10.7-single-candidate-relaxation-rule"/>
+    <w:bookmarkEnd w:id="59"/>
+    <w:bookmarkStart w:id="60" w:name="a10.7-single-candidate-relaxation-rule"/>
     <w:p>
       <w:pPr>
         <w:pStyle w:val="Heading3"/>
@@ -5992,11 +6042,11 @@
         <w:rPr>
           <w:rStyle w:val="VerbatimChar"/>
         </w:rPr>
-        <w:t xml:space="preserve">## Of 254 Tier A matches, 177 (70%) met the standard threshold (score &gt;= 50) and 77 (30%) were accepted via single-candidate relaxation (score 35-49, sole candidate).</w:t>
-      </w:r>
-    </w:p>
-    <w:bookmarkEnd w:id="49"/>
-    <w:bookmarkStart w:id="50" w:name="a10.8-one-to-one-enforcement"/>
+        <w:t xml:space="preserve">## Of 276 Tier A matches, 210 (76%) met the standard threshold (score &gt;= 50) and 66 (24%) were accepted via single-candidate relaxation (score 35-49, sole candidate).</w:t>
+      </w:r>
+    </w:p>
+    <w:bookmarkEnd w:id="60"/>
+    <w:bookmarkStart w:id="61" w:name="a10.8-one-to-one-enforcement"/>
     <w:p>
       <w:pPr>
         <w:pStyle w:val="Heading3"/>
@@ -6025,8 +6075,8 @@
         <w:t xml:space="preserve">by an earlier, weaker match.</w:t>
       </w:r>
     </w:p>
-    <w:bookmarkEnd w:id="50"/>
-    <w:bookmarkStart w:id="51" w:name="a10.9-results"/>
+    <w:bookmarkEnd w:id="61"/>
+    <w:bookmarkStart w:id="62" w:name="a10.9-results"/>
     <w:p>
       <w:pPr>
         <w:pStyle w:val="Heading3"/>
@@ -6061,11 +6111,11 @@
         <w:rPr>
           <w:rStyle w:val="VerbatimChar"/>
         </w:rPr>
-        <w:t xml:space="preserve">## Of 254 Tier A matches, 58 (23%) held MIG (minimally invasive gynecology) subspecialty certification.</w:t>
-      </w:r>
-    </w:p>
-    <w:bookmarkEnd w:id="51"/>
-    <w:bookmarkStart w:id="52" w:name="a10.10-limitations"/>
+        <w:t xml:space="preserve">## Of 276 Tier A matches, 60 (22%) held MIG (minimally invasive gynecology) subspecialty certification.</w:t>
+      </w:r>
+    </w:p>
+    <w:bookmarkEnd w:id="62"/>
+    <w:bookmarkStart w:id="63" w:name="a10.10-limitations"/>
     <w:p>
       <w:pPr>
         <w:pStyle w:val="Heading3"/>
@@ -6175,24 +6225,14 @@
         <w:t xml:space="preserve">While the sole-candidate assumption is probabilistically sound, it is possible for a name collision to occur with a non-presenting physician who happens to share the same uncommon name and initial. The 35-point minimum score guard and downstream manual audit mitigate this risk.</w:t>
       </w:r>
     </w:p>
-    <w:bookmarkEnd w:id="52"/>
-    <w:bookmarkEnd w:id="53"/>
-    <w:bookmarkStart w:id="146" w:name="Xd66443fb5f10e27aa61b6230b5f717e7f21ecfc"/>
-    <w:p>
-      <w:pPr>
-        <w:pStyle w:val="Heading2"/>
-      </w:pPr>
-      <w:r>
-        <w:t xml:space="preserve">A11. Expanding the Pipeline to Other Subspecialties</w:t>
-      </w:r>
-    </w:p>
-    <w:bookmarkStart w:id="54" w:name="a11.1-rationale"/>
+    <w:bookmarkEnd w:id="63"/>
+    <w:bookmarkStart w:id="64" w:name="Xfc2c4d5574e168472947f2b3e321522650e5826"/>
     <w:p>
       <w:pPr>
         <w:pStyle w:val="Heading3"/>
       </w:pPr>
       <w:r>
-        <w:t xml:space="preserve">A11.1 Rationale</w:t>
+        <w:t xml:space="preserve">A10.11 Coauthor Triangulation for Name Disambiguation</w:t>
       </w:r>
     </w:p>
     <w:p>
@@ -6200,15 +6240,31 @@
         <w:pStyle w:val="FirstParagraph"/>
       </w:pPr>
       <w:r>
-        <w:t xml:space="preserve">The abstract-to-publication pipeline developed for the American Association of Gynecologic Laparoscopists (AAGL) addresses a long-standing methodological gap in surgical education research: the systematic, Cochrane MR000005-compliant tracking of conference abstract fate across an entire subspecialty society. Using the full pipeline, the AAGL dataset achieved a confirmed (definite) publication rate of 11.4% across 1,106 oral presentations from 2012–2023, with a further 21% classified as probable or possible matches — figures that are directly comparable to published abstract-to-publication literature because they follow the same Cochrane methodology for search strategy enumeration, adjudication tier definitions, and time-to-event censoring.</w:t>
-      </w:r>
-    </w:p>
-    <w:p>
-      <w:pPr>
-        <w:pStyle w:val="BodyText"/>
-      </w:pPr>
-      <w:r>
-        <w:t xml:space="preserve">Three distinct scientific motivations support expanding this pipeline to additional OB/GYN societies.</w:t>
+        <w:t xml:space="preserve">To resolve initials-only first names (e.g.,</w:t>
+      </w:r>
+      <w:r>
+        <w:t xml:space="preserve"> </w:t>
+      </w:r>
+      <w:r>
+        <w:t xml:space="preserve">“Y.S. Lee”</w:t>
+      </w:r>
+      <w:r>
+        <w:t xml:space="preserve">) into full given names amenable to gender inference, we attempted coauthor triangulation via PubMed co-publication search. The approach exploits the observation that coauthors who appear together on an AAGL abstract may also have co-published a PubMed-indexed article where the first author’s full given name is recorded in the MEDLINE XML</w:t>
+      </w:r>
+      <w:r>
+        <w:t xml:space="preserve"> </w:t>
+      </w:r>
+      <w:r>
+        <w:rPr>
+          <w:rStyle w:val="VerbatimChar"/>
+        </w:rPr>
+        <w:t xml:space="preserve">&lt;ForeName&gt;</w:t>
+      </w:r>
+      <w:r>
+        <w:t xml:space="preserve"> </w:t>
+      </w:r>
+      <w:r>
+        <w:t xml:space="preserve">field.</w:t>
       </w:r>
     </w:p>
     <w:p>
@@ -6220,42 +6276,1546 @@
           <w:b/>
           <w:bCs/>
         </w:rPr>
-        <w:t xml:space="preserve">Publication bias quantification.</w:t>
-      </w:r>
-      <w:r>
-        <w:t xml:space="preserve"> </w:t>
-      </w:r>
-      <w:r>
-        <w:t xml:space="preserve">A foundational concern in evidence-based medicine is that abstracts with positive or statistically significant results are more likely to be published as full articles. The AAGL dataset alone (n = 1,106 abstracts, 122 definite matches) is underpowered to detect modest publication-bias effects in pre-specified subgroups (e.g., by research category, study design, or calendar year). A pooled multi-society dataset of 6,000–10,000 abstracts would provide adequate statistical power for publication-bias meta-regression using Egger’s test and trim-and-fill methods applied at the conference rather than journal level.</w:t>
-      </w:r>
-    </w:p>
-    <w:p>
-      <w:pPr>
-        <w:pStyle w:val="BodyText"/>
+        <w:t xml:space="preserve">Method.</w:t>
+      </w:r>
+      <w:r>
+        <w:t xml:space="preserve"> </w:t>
+      </w:r>
+      <w:r>
+        <w:t xml:space="preserve">For each author missing gender whose</w:t>
+      </w:r>
+      <w:r>
+        <w:t xml:space="preserve"> </w:t>
+      </w:r>
+      <w:r>
+        <w:rPr>
+          <w:rStyle w:val="VerbatimChar"/>
+        </w:rPr>
+        <w:t xml:space="preserve">authors_raw</w:t>
+      </w:r>
+      <w:r>
+        <w:t xml:space="preserve"> </w:t>
+      </w:r>
+      <w:r>
+        <w:t xml:space="preserve">field listed at least two coauthors, we constructed a PubMed query pairing the first author’s surname with a coauthor’s surname using the</w:t>
+      </w:r>
+      <w:r>
+        <w:t xml:space="preserve"> </w:t>
+      </w:r>
+      <w:r>
+        <w:rPr>
+          <w:rStyle w:val="VerbatimChar"/>
+        </w:rPr>
+        <w:t xml:space="preserve">[AU]</w:t>
+      </w:r>
+      <w:r>
+        <w:t xml:space="preserve"> </w:t>
+      </w:r>
+      <w:r>
+        <w:t xml:space="preserve">field tag (e.g.,</w:t>
+      </w:r>
+      <w:r>
+        <w:t xml:space="preserve"> </w:t>
+      </w:r>
+      <w:r>
+        <w:rPr>
+          <w:rStyle w:val="VerbatimChar"/>
+        </w:rPr>
+        <w:t xml:space="preserve">"lee"[AU] AND "park"[AU]</w:t>
+      </w:r>
+      <w:r>
+        <w:t xml:space="preserve">). We attempted two coauthor strategies sequentially:</w:t>
+      </w:r>
+    </w:p>
+    <w:p>
+      <w:pPr>
+        <w:pStyle w:val="Compact"/>
+        <w:numPr>
+          <w:ilvl w:val="0"/>
+          <w:numId w:val="1007"/>
+        </w:numPr>
       </w:pPr>
       <w:r>
         <w:rPr>
           <w:b/>
           <w:bCs/>
         </w:rPr>
-        <w:t xml:space="preserve">Academic productivity benchmarking.</w:t>
-      </w:r>
-      <w:r>
-        <w:t xml:space="preserve"> </w:t>
-      </w:r>
-      <w:r>
-        <w:t xml:space="preserve">Hospital systems, academic departments, and fellowship program directors increasingly use conference-abstract-to-publication conversion rates as a proxy for mentorship quality and research productivity. Single-society benchmarks are confounded by society-specific factors (acceptance rate, presentation format, subspecialty norms). A cross-society normative dataset would allow fair inter-institutional comparison by adjusting for subspecialty context.</w:t>
-      </w:r>
-    </w:p>
-    <w:p>
-      <w:pPr>
-        <w:pStyle w:val="BodyText"/>
+        <w:t xml:space="preserve">Senior author triangulation</w:t>
+      </w:r>
+      <w:r>
+        <w:t xml:space="preserve"> </w:t>
+      </w:r>
+      <w:r>
+        <w:t xml:space="preserve">(</w:t>
+      </w:r>
+      <w:r>
+        <w:rPr>
+          <w:rStyle w:val="VerbatimChar"/>
+        </w:rPr>
+        <w:t xml:space="preserve">R/10f</w:t>
+      </w:r>
+      <w:r>
+        <w:t xml:space="preserve">): paired the first author with the last-listed (senior) author.</w:t>
+      </w:r>
+    </w:p>
+    <w:p>
+      <w:pPr>
+        <w:pStyle w:val="Compact"/>
+        <w:numPr>
+          <w:ilvl w:val="0"/>
+          <w:numId w:val="1007"/>
+        </w:numPr>
       </w:pPr>
       <w:r>
         <w:rPr>
           <w:b/>
           <w:bCs/>
         </w:rPr>
+        <w:t xml:space="preserve">Second author triangulation</w:t>
+      </w:r>
+      <w:r>
+        <w:t xml:space="preserve"> </w:t>
+      </w:r>
+      <w:r>
+        <w:t xml:space="preserve">(</w:t>
+      </w:r>
+      <w:r>
+        <w:rPr>
+          <w:rStyle w:val="VerbatimChar"/>
+        </w:rPr>
+        <w:t xml:space="preserve">R/10g</w:t>
+      </w:r>
+      <w:r>
+        <w:t xml:space="preserve">): paired the first author with the second-listed author, hypothesizing that immediate collaborators (co-residents, research partners) would share more co-publications than a senior author who may be a department chair.</w:t>
+      </w:r>
+    </w:p>
+    <w:p>
+      <w:pPr>
+        <w:pStyle w:val="FirstParagraph"/>
+      </w:pPr>
+      <w:r>
+        <w:t xml:space="preserve">For queries returning 1–10 PubMed results, we fetched the first article’s XML and extracted the</w:t>
+      </w:r>
+      <w:r>
+        <w:t xml:space="preserve"> </w:t>
+      </w:r>
+      <w:r>
+        <w:rPr>
+          <w:rStyle w:val="VerbatimChar"/>
+        </w:rPr>
+        <w:t xml:space="preserve">&lt;ForeName&gt;</w:t>
+      </w:r>
+      <w:r>
+        <w:t xml:space="preserve"> </w:t>
+      </w:r>
+      <w:r>
+        <w:t xml:space="preserve">of the author whose</w:t>
+      </w:r>
+      <w:r>
+        <w:t xml:space="preserve"> </w:t>
+      </w:r>
+      <w:r>
+        <w:rPr>
+          <w:rStyle w:val="VerbatimChar"/>
+        </w:rPr>
+        <w:t xml:space="preserve">&lt;LastName&gt;</w:t>
+      </w:r>
+      <w:r>
+        <w:t xml:space="preserve"> </w:t>
+      </w:r>
+      <w:r>
+        <w:t xml:space="preserve">matched the first author. Pairs sharing the same surname were excluded to prevent false matches. Resolved names underwent gender inference via SSA baby-name data and an international gender lookup table (n = 300+ curated names).</w:t>
+      </w:r>
+    </w:p>
+    <w:p>
+      <w:pPr>
+        <w:pStyle w:val="BodyText"/>
+      </w:pPr>
+      <w:r>
+        <w:rPr>
+          <w:b/>
+          <w:bCs/>
+        </w:rPr>
+        <w:t xml:space="preserve">Results.</w:t>
+      </w:r>
+      <w:r>
+        <w:t xml:space="preserve"> </w:t>
+      </w:r>
+      <w:r>
+        <w:t xml:space="preserve">Senior author triangulation resolved 2 of 300 target names; second author triangulation resolved 0 of 789 targets (after excluding same-surname pairs). The near-zero yield reflects two features of the target population: (1) authors still missing gender at this pipeline stage are predominantly international researchers (East Asian, South Asian, Middle Eastern) whose AAGL collaborators rarely co-publish together in PubMed-indexed journals, and (2) common East Asian surnames (Chen, Kim, Lee, Li, Wang) produce non-specific PubMed queries even when paired with a coauthor, necessitating the same-surname exclusion filter.</w:t>
+      </w:r>
+    </w:p>
+    <w:p>
+      <w:pPr>
+        <w:pStyle w:val="BodyText"/>
+      </w:pPr>
+      <w:r>
+        <w:rPr>
+          <w:b/>
+          <w:bCs/>
+        </w:rPr>
+        <w:t xml:space="preserve">Conclusion.</w:t>
+      </w:r>
+      <w:r>
+        <w:t xml:space="preserve"> </w:t>
+      </w:r>
+      <w:r>
+        <w:t xml:space="preserve">Coauthor triangulation via PubMed is not effective for this population. Three supplementary strategies were implemented to recover full first names and assign gender for the remaining authors, described below.</w:t>
+      </w:r>
+    </w:p>
+    <w:bookmarkEnd w:id="64"/>
+    <w:bookmarkStart w:id="65" w:name="X576e1b88a4438505cf95cb72cb47cf90e3cdf84"/>
+    <w:p>
+      <w:pPr>
+        <w:pStyle w:val="Heading3"/>
+      </w:pPr>
+      <w:r>
+        <w:t xml:space="preserve">A10.12 Strategy 2: PubMed Author Search with Institutional Anchor (Script</w:t>
+      </w:r>
+      <w:r>
+        <w:t xml:space="preserve"> </w:t>
+      </w:r>
+      <w:r>
+        <w:rPr>
+          <w:rStyle w:val="VerbatimChar"/>
+        </w:rPr>
+        <w:t xml:space="preserve">09f</w:t>
+      </w:r>
+      <w:r>
+        <w:t xml:space="preserve">)</w:t>
+      </w:r>
+    </w:p>
+    <w:p>
+      <w:pPr>
+        <w:pStyle w:val="FirstParagraph"/>
+      </w:pPr>
+      <w:r>
+        <w:t xml:space="preserve">For each author still lacking gender whose</w:t>
+      </w:r>
+      <w:r>
+        <w:t xml:space="preserve"> </w:t>
+      </w:r>
+      <w:r>
+        <w:rPr>
+          <w:rStyle w:val="VerbatimChar"/>
+        </w:rPr>
+        <w:t xml:space="preserve">affiliation_raw</w:t>
+      </w:r>
+      <w:r>
+        <w:t xml:space="preserve"> </w:t>
+      </w:r>
+      <w:r>
+        <w:t xml:space="preserve">was non-empty, we constructed a PubMed query combining the author’s last name and initials with an institution keyword extracted from the affiliation string. The affiliation was split on</w:t>
+      </w:r>
+      <w:r>
+        <w:t xml:space="preserve"> </w:t>
+      </w:r>
+      <w:r>
+        <w:rPr>
+          <w:rStyle w:val="VerbatimChar"/>
+        </w:rPr>
+        <w:t xml:space="preserve">|</w:t>
+      </w:r>
+      <w:r>
+        <w:t xml:space="preserve"> </w:t>
+      </w:r>
+      <w:r>
+        <w:t xml:space="preserve">(taking the first listed institution), tokenized on commas, and the first non-departmental, non-geographic token was used as the anchor (e.g.,</w:t>
+      </w:r>
+      <w:r>
+        <w:t xml:space="preserve"> </w:t>
+      </w:r>
+      <w:r>
+        <w:t xml:space="preserve">“Department of Obstetrics, University of Pittsburgh, Pittsburgh, PA”</w:t>
+      </w:r>
+      <w:r>
+        <w:t xml:space="preserve"> </w:t>
+      </w:r>
+      <w:r>
+        <w:t xml:space="preserve">→</w:t>
+      </w:r>
+      <w:r>
+        <w:t xml:space="preserve"> </w:t>
+      </w:r>
+      <w:r>
+        <w:t xml:space="preserve">“University of Pittsburgh”</w:t>
+      </w:r>
+      <w:r>
+        <w:t xml:space="preserve">).</w:t>
+      </w:r>
+    </w:p>
+    <w:p>
+      <w:pPr>
+        <w:pStyle w:val="BodyText"/>
+      </w:pPr>
+      <w:r>
+        <w:t xml:space="preserve">The PubMed query took the form:</w:t>
+      </w:r>
+    </w:p>
+    <w:p>
+      <w:pPr>
+        <w:pStyle w:val="SourceCode"/>
+      </w:pPr>
+      <w:r>
+        <w:rPr>
+          <w:rStyle w:val="VerbatimChar"/>
+        </w:rPr>
+        <w:t xml:space="preserve">"Guido RS"[Author] AND "University of Pittsburgh"[Affiliation]</w:t>
+      </w:r>
+    </w:p>
+    <w:p>
+      <w:pPr>
+        <w:pStyle w:val="FirstParagraph"/>
+      </w:pPr>
+      <w:r>
+        <w:t xml:space="preserve">The returned XML was parsed with</w:t>
+      </w:r>
+      <w:r>
+        <w:t xml:space="preserve"> </w:t>
+      </w:r>
+      <w:r>
+        <w:rPr>
+          <w:rStyle w:val="VerbatimChar"/>
+        </w:rPr>
+        <w:t xml:space="preserve">xml2</w:t>
+      </w:r>
+      <w:r>
+        <w:t xml:space="preserve">; the</w:t>
+      </w:r>
+      <w:r>
+        <w:t xml:space="preserve"> </w:t>
+      </w:r>
+      <w:r>
+        <w:rPr>
+          <w:rStyle w:val="VerbatimChar"/>
+        </w:rPr>
+        <w:t xml:space="preserve">&lt;ForeName&gt;</w:t>
+      </w:r>
+      <w:r>
+        <w:t xml:space="preserve"> </w:t>
+      </w:r>
+      <w:r>
+        <w:t xml:space="preserve">of the author whose</w:t>
+      </w:r>
+      <w:r>
+        <w:t xml:space="preserve"> </w:t>
+      </w:r>
+      <w:r>
+        <w:rPr>
+          <w:rStyle w:val="VerbatimChar"/>
+        </w:rPr>
+        <w:t xml:space="preserve">&lt;LastName&gt;</w:t>
+      </w:r>
+      <w:r>
+        <w:t xml:space="preserve"> </w:t>
+      </w:r>
+      <w:r>
+        <w:t xml:space="preserve">and</w:t>
+      </w:r>
+      <w:r>
+        <w:t xml:space="preserve"> </w:t>
+      </w:r>
+      <w:r>
+        <w:rPr>
+          <w:rStyle w:val="VerbatimChar"/>
+        </w:rPr>
+        <w:t xml:space="preserve">&lt;Initials&gt;</w:t>
+      </w:r>
+      <w:r>
+        <w:t xml:space="preserve"> </w:t>
+      </w:r>
+      <w:r>
+        <w:t xml:space="preserve">matched the query was extracted and taken as the full first name. Results were cached at</w:t>
+      </w:r>
+      <w:r>
+        <w:t xml:space="preserve"> </w:t>
+      </w:r>
+      <w:r>
+        <w:rPr>
+          <w:rStyle w:val="VerbatimChar"/>
+        </w:rPr>
+        <w:t xml:space="preserve">data/cache/pubmed_author/&lt;last&gt;_&lt;init&gt;.rds</w:t>
+      </w:r>
+      <w:r>
+        <w:t xml:space="preserve">. This strategy recovered full first names for 132 of 225 targets (58.7%), resolving gender for 109 authors, with a net gain of 14 new gender values after coalescing with previously assigned values.</w:t>
+      </w:r>
+    </w:p>
+    <w:bookmarkEnd w:id="65"/>
+    <w:bookmarkStart w:id="66" w:name="X61a7bc2260446e302e29cb6820f7b38cf19d7b8"/>
+    <w:p>
+      <w:pPr>
+        <w:pStyle w:val="Heading3"/>
+      </w:pPr>
+      <w:r>
+        <w:t xml:space="preserve">A10.13 Strategy 3: ORCID Person Record Lookup (Script</w:t>
+      </w:r>
+      <w:r>
+        <w:t xml:space="preserve"> </w:t>
+      </w:r>
+      <w:r>
+        <w:rPr>
+          <w:rStyle w:val="VerbatimChar"/>
+        </w:rPr>
+        <w:t xml:space="preserve">09g</w:t>
+      </w:r>
+      <w:r>
+        <w:t xml:space="preserve">)</w:t>
+      </w:r>
+    </w:p>
+    <w:p>
+      <w:pPr>
+        <w:pStyle w:val="FirstParagraph"/>
+      </w:pPr>
+      <w:r>
+        <w:t xml:space="preserve">For abstracts where a valid ORCID iD had been assigned during the Step 5g enrichment (</w:t>
+      </w:r>
+      <w:r>
+        <w:rPr>
+          <w:rStyle w:val="VerbatimChar"/>
+        </w:rPr>
+        <w:t xml:space="preserve">09e_enrich_orcid.R</w:t>
+      </w:r>
+      <w:r>
+        <w:t xml:space="preserve">), the corresponding cached person record (</w:t>
+      </w:r>
+      <w:r>
+        <w:rPr>
+          <w:rStyle w:val="VerbatimChar"/>
+        </w:rPr>
+        <w:t xml:space="preserve">data/cache/orcid/&lt;orcid_id&gt;_person.rds</w:t>
+      </w:r>
+      <w:r>
+        <w:t xml:space="preserve">) was read locally — no additional API calls were made. The</w:t>
+      </w:r>
+      <w:r>
+        <w:t xml:space="preserve"> </w:t>
+      </w:r>
+      <w:r>
+        <w:rPr>
+          <w:rStyle w:val="VerbatimChar"/>
+        </w:rPr>
+        <w:t xml:space="preserve">given-names</w:t>
+      </w:r>
+      <w:r>
+        <w:t xml:space="preserve"> </w:t>
+      </w:r>
+      <w:r>
+        <w:t xml:space="preserve">value from the ORCID name object was extracted and the first word taken as the first name (e.g.,</w:t>
+      </w:r>
+      <w:r>
+        <w:t xml:space="preserve"> </w:t>
+      </w:r>
+      <w:r>
+        <w:t xml:space="preserve">“Deborah A”</w:t>
+      </w:r>
+      <w:r>
+        <w:t xml:space="preserve"> </w:t>
+      </w:r>
+      <w:r>
+        <w:t xml:space="preserve">→</w:t>
+      </w:r>
+      <w:r>
+        <w:t xml:space="preserve"> </w:t>
+      </w:r>
+      <w:r>
+        <w:t xml:space="preserve">“Deborah”</w:t>
+      </w:r>
+      <w:r>
+        <w:t xml:space="preserve">). Of 174 ORCID-matched abstracts processed, 55 had a publicly listed given name in their ORCID profile. Gender inference via SSA and genderize.io resolved 38 of those, with a net gain of 27 new gender values.</w:t>
+      </w:r>
+    </w:p>
+    <w:bookmarkEnd w:id="66"/>
+    <w:bookmarkStart w:id="67" w:name="X59e1524bbc76b51a33e3ce7dac20ba2bf99cacf"/>
+    <w:p>
+      <w:pPr>
+        <w:pStyle w:val="Heading3"/>
+      </w:pPr>
+      <w:r>
+        <w:t xml:space="preserve">A10.14 Strategy 4: OB/GYN Journal Publication Search (Script</w:t>
+      </w:r>
+      <w:r>
+        <w:t xml:space="preserve"> </w:t>
+      </w:r>
+      <w:r>
+        <w:rPr>
+          <w:rStyle w:val="VerbatimChar"/>
+        </w:rPr>
+        <w:t xml:space="preserve">09h</w:t>
+      </w:r>
+      <w:r>
+        <w:t xml:space="preserve">)</w:t>
+      </w:r>
+    </w:p>
+    <w:p>
+      <w:pPr>
+        <w:pStyle w:val="FirstParagraph"/>
+      </w:pPr>
+      <w:r>
+        <w:t xml:space="preserve">The most productive supplementary strategy searched PubMed for any paper by the first author in a curated list of 17 major OB/GYN and minimally invasive surgery journals, without requiring that the paper be the AAGL abstract itself. The premise is that many AAGL presenters, even if they never published the presented abstract, have published other work in the OB/GYN literature — and those indexed articles contain the full</w:t>
+      </w:r>
+      <w:r>
+        <w:t xml:space="preserve"> </w:t>
+      </w:r>
+      <w:r>
+        <w:rPr>
+          <w:rStyle w:val="VerbatimChar"/>
+        </w:rPr>
+        <w:t xml:space="preserve">&lt;ForeName&gt;</w:t>
+      </w:r>
+      <w:r>
+        <w:t xml:space="preserve"> </w:t>
+      </w:r>
+      <w:r>
+        <w:t xml:space="preserve">in MEDLINE XML.</w:t>
+      </w:r>
+    </w:p>
+    <w:p>
+      <w:pPr>
+        <w:pStyle w:val="BodyText"/>
+      </w:pPr>
+      <w:r>
+        <w:rPr>
+          <w:b/>
+          <w:bCs/>
+        </w:rPr>
+        <w:t xml:space="preserve">Query construction.</w:t>
+      </w:r>
+      <w:r>
+        <w:t xml:space="preserve"> </w:t>
+      </w:r>
+      <w:r>
+        <w:t xml:space="preserve">For each author with last name</w:t>
+      </w:r>
+      <w:r>
+        <w:t xml:space="preserve"> </w:t>
+      </w:r>
+      <w:r>
+        <w:rPr>
+          <w:rStyle w:val="VerbatimChar"/>
+        </w:rPr>
+        <w:t xml:space="preserve">last</w:t>
+      </w:r>
+      <w:r>
+        <w:t xml:space="preserve"> </w:t>
+      </w:r>
+      <w:r>
+        <w:t xml:space="preserve">and initials</w:t>
+      </w:r>
+      <w:r>
+        <w:t xml:space="preserve"> </w:t>
+      </w:r>
+      <w:r>
+        <w:rPr>
+          <w:rStyle w:val="VerbatimChar"/>
+        </w:rPr>
+        <w:t xml:space="preserve">init</w:t>
+      </w:r>
+      <w:r>
+        <w:t xml:space="preserve">, the query was:</w:t>
+      </w:r>
+    </w:p>
+    <w:p>
+      <w:pPr>
+        <w:pStyle w:val="SourceCode"/>
+      </w:pPr>
+      <w:r>
+        <w:rPr>
+          <w:rStyle w:val="VerbatimChar"/>
+        </w:rPr>
+        <w:t xml:space="preserve">"&lt;last&gt; &lt;init&gt;"[Author] AND (&lt;journal_filter&gt;)</w:t>
+      </w:r>
+    </w:p>
+    <w:p>
+      <w:pPr>
+        <w:pStyle w:val="FirstParagraph"/>
+      </w:pPr>
+      <w:r>
+        <w:t xml:space="preserve">where</w:t>
+      </w:r>
+      <w:r>
+        <w:t xml:space="preserve"> </w:t>
+      </w:r>
+      <w:r>
+        <w:rPr>
+          <w:rStyle w:val="VerbatimChar"/>
+        </w:rPr>
+        <w:t xml:space="preserve">&lt;journal_filter&gt;</w:t>
+      </w:r>
+      <w:r>
+        <w:t xml:space="preserve"> </w:t>
+      </w:r>
+      <w:r>
+        <w:t xml:space="preserve">was a disjunction of 16 journal title abbreviations using the</w:t>
+      </w:r>
+      <w:r>
+        <w:t xml:space="preserve"> </w:t>
+      </w:r>
+      <w:r>
+        <w:rPr>
+          <w:rStyle w:val="VerbatimChar"/>
+        </w:rPr>
+        <w:t xml:space="preserve">[ta]</w:t>
+      </w:r>
+      <w:r>
+        <w:t xml:space="preserve"> </w:t>
+      </w:r>
+      <w:r>
+        <w:t xml:space="preserve">field tag:</w:t>
+      </w:r>
+    </w:p>
+    <w:p>
+      <w:pPr>
+        <w:pStyle w:val="SourceCode"/>
+      </w:pPr>
+      <w:r>
+        <w:rPr>
+          <w:rStyle w:val="VerbatimChar"/>
+        </w:rPr>
+        <w:t xml:space="preserve">("Am J Obstet Gynecol"[ta] OR "Obstet Gynecol"[ta] OR</w:t>
+      </w:r>
+      <w:r>
+        <w:br/>
+      </w:r>
+      <w:r>
+        <w:rPr>
+          <w:rStyle w:val="VerbatimChar"/>
+        </w:rPr>
+        <w:t xml:space="preserve"> "J Minim Invasive Gynecol"[ta] OR "Fertil Steril"[ta] OR</w:t>
+      </w:r>
+      <w:r>
+        <w:br/>
+      </w:r>
+      <w:r>
+        <w:rPr>
+          <w:rStyle w:val="VerbatimChar"/>
+        </w:rPr>
+        <w:t xml:space="preserve"> "Gynecol Oncol"[ta] OR "Female Pelvic Med Reconstr Surg"[ta] OR</w:t>
+      </w:r>
+      <w:r>
+        <w:br/>
+      </w:r>
+      <w:r>
+        <w:rPr>
+          <w:rStyle w:val="VerbatimChar"/>
+        </w:rPr>
+        <w:t xml:space="preserve"> "Int J Gynaecol Obstet"[ta] OR "BJOG"[ta] OR</w:t>
+      </w:r>
+      <w:r>
+        <w:br/>
+      </w:r>
+      <w:r>
+        <w:rPr>
+          <w:rStyle w:val="VerbatimChar"/>
+        </w:rPr>
+        <w:t xml:space="preserve"> "Eur J Obstet Gynecol Reprod Biol"[ta] OR "J Gynecol Oncol"[ta] OR</w:t>
+      </w:r>
+      <w:r>
+        <w:br/>
+      </w:r>
+      <w:r>
+        <w:rPr>
+          <w:rStyle w:val="VerbatimChar"/>
+        </w:rPr>
+        <w:t xml:space="preserve"> "Reprod Sci"[ta] OR "Contraception"[ta] OR "Hum Reprod"[ta] OR</w:t>
+      </w:r>
+      <w:r>
+        <w:br/>
+      </w:r>
+      <w:r>
+        <w:rPr>
+          <w:rStyle w:val="VerbatimChar"/>
+        </w:rPr>
+        <w:t xml:space="preserve"> "Menopause"[ta] OR "Ultrasound Obstet Gynecol"[ta] OR "JSLS"[ta])</w:t>
+      </w:r>
+    </w:p>
+    <w:p>
+      <w:pPr>
+        <w:pStyle w:val="FirstParagraph"/>
+      </w:pPr>
+      <w:r>
+        <w:t xml:space="preserve">Up to 5 PubMed records were fetched for each query. The XML was scanned for an</w:t>
+      </w:r>
+      <w:r>
+        <w:t xml:space="preserve"> </w:t>
+      </w:r>
+      <w:r>
+        <w:rPr>
+          <w:rStyle w:val="VerbatimChar"/>
+        </w:rPr>
+        <w:t xml:space="preserve">&lt;Author&gt;</w:t>
+      </w:r>
+      <w:r>
+        <w:t xml:space="preserve"> </w:t>
+      </w:r>
+      <w:r>
+        <w:t xml:space="preserve">node whose</w:t>
+      </w:r>
+      <w:r>
+        <w:t xml:space="preserve"> </w:t>
+      </w:r>
+      <w:r>
+        <w:rPr>
+          <w:rStyle w:val="VerbatimChar"/>
+        </w:rPr>
+        <w:t xml:space="preserve">&lt;LastName&gt;</w:t>
+      </w:r>
+      <w:r>
+        <w:t xml:space="preserve"> </w:t>
+      </w:r>
+      <w:r>
+        <w:t xml:space="preserve">and</w:t>
+      </w:r>
+      <w:r>
+        <w:t xml:space="preserve"> </w:t>
+      </w:r>
+      <w:r>
+        <w:rPr>
+          <w:rStyle w:val="VerbatimChar"/>
+        </w:rPr>
+        <w:t xml:space="preserve">&lt;Initials&gt;</w:t>
+      </w:r>
+      <w:r>
+        <w:t xml:space="preserve"> </w:t>
+      </w:r>
+      <w:r>
+        <w:t xml:space="preserve">matched the query terms; when found, the</w:t>
+      </w:r>
+      <w:r>
+        <w:t xml:space="preserve"> </w:t>
+      </w:r>
+      <w:r>
+        <w:rPr>
+          <w:rStyle w:val="VerbatimChar"/>
+        </w:rPr>
+        <w:t xml:space="preserve">&lt;ForeName&gt;</w:t>
+      </w:r>
+      <w:r>
+        <w:t xml:space="preserve"> </w:t>
+      </w:r>
+      <w:r>
+        <w:t xml:space="preserve">was extracted and its first word retained.</w:t>
+      </w:r>
+    </w:p>
+    <w:p>
+      <w:pPr>
+        <w:pStyle w:val="BodyText"/>
+      </w:pPr>
+      <w:r>
+        <w:rPr>
+          <w:b/>
+          <w:bCs/>
+        </w:rPr>
+        <w:t xml:space="preserve">Illustrative examples.</w:t>
+      </w:r>
+      <w:r>
+        <w:t xml:space="preserve"> </w:t>
+      </w:r>
+      <w:r>
+        <w:t xml:space="preserve">The table below shows representative author-name recoveries:</w:t>
+      </w:r>
+    </w:p>
+    <w:tbl>
+      <w:tblPr>
+        <w:tblStyle w:val="Table"/>
+        <w:tblW w:type="pct" w:w="5000"/>
+        <w:tblLayout w:type="fixed"/>
+        <w:tblLook w:firstRow="1" w:lastRow="0" w:firstColumn="0" w:lastColumn="0" w:noHBand="0" w:noVBand="0" w:val="0020"/>
+      </w:tblPr>
+      <w:tblGrid>
+        <w:gridCol w:w="1584"/>
+        <w:gridCol w:w="1584"/>
+        <w:gridCol w:w="1584"/>
+        <w:gridCol w:w="1584"/>
+        <w:gridCol w:w="1584"/>
+      </w:tblGrid>
+      <w:tr>
+        <w:trPr>
+          <w:tblHeader w:val="on"/>
+        </w:trPr>
+        <w:tc>
+          <w:tcPr/>
+          <w:p>
+            <w:pPr>
+              <w:pStyle w:val="Compact"/>
+            </w:pPr>
+            <w:r>
+              <w:t xml:space="preserve">AAGL recorded name</w:t>
+            </w:r>
+          </w:p>
+        </w:tc>
+        <w:tc>
+          <w:tcPr/>
+          <w:p>
+            <w:pPr>
+              <w:pStyle w:val="Compact"/>
+            </w:pPr>
+            <w:r>
+              <w:t xml:space="preserve">PubMed query</w:t>
+            </w:r>
+          </w:p>
+        </w:tc>
+        <w:tc>
+          <w:tcPr/>
+          <w:p>
+            <w:pPr>
+              <w:pStyle w:val="Compact"/>
+            </w:pPr>
+            <w:r>
+              <w:t xml:space="preserve">Full first name recovered</w:t>
+            </w:r>
+          </w:p>
+        </w:tc>
+        <w:tc>
+          <w:tcPr/>
+          <w:p>
+            <w:pPr>
+              <w:pStyle w:val="Compact"/>
+            </w:pPr>
+            <w:r>
+              <w:t xml:space="preserve">Gender</w:t>
+            </w:r>
+          </w:p>
+        </w:tc>
+        <w:tc>
+          <w:tcPr/>
+          <w:p>
+            <w:pPr>
+              <w:pStyle w:val="Compact"/>
+            </w:pPr>
+            <w:r>
+              <w:t xml:space="preserve">Probability</w:t>
+            </w:r>
+          </w:p>
+        </w:tc>
+      </w:tr>
+      <w:tr>
+        <w:tc>
+          <w:tcPr/>
+          <w:p>
+            <w:pPr>
+              <w:pStyle w:val="Compact"/>
+            </w:pPr>
+            <w:r>
+              <w:t xml:space="preserve">R.S. Guido</w:t>
+            </w:r>
+          </w:p>
+        </w:tc>
+        <w:tc>
+          <w:tcPr/>
+          <w:p>
+            <w:pPr>
+              <w:pStyle w:val="Compact"/>
+            </w:pPr>
+            <w:r>
+              <w:rPr>
+                <w:rStyle w:val="VerbatimChar"/>
+              </w:rPr>
+              <w:t xml:space="preserve">"Guido RS"[Author] AND (JMIG[ta] OR AJOG[ta] OR ...)</w:t>
+            </w:r>
+          </w:p>
+        </w:tc>
+        <w:tc>
+          <w:tcPr/>
+          <w:p>
+            <w:pPr>
+              <w:pStyle w:val="Compact"/>
+            </w:pPr>
+            <w:r>
+              <w:t xml:space="preserve">Richard</w:t>
+            </w:r>
+          </w:p>
+        </w:tc>
+        <w:tc>
+          <w:tcPr/>
+          <w:p>
+            <w:pPr>
+              <w:pStyle w:val="Compact"/>
+            </w:pPr>
+            <w:r>
+              <w:t xml:space="preserve">male</w:t>
+            </w:r>
+          </w:p>
+        </w:tc>
+        <w:tc>
+          <w:tcPr/>
+          <w:p>
+            <w:pPr>
+              <w:pStyle w:val="Compact"/>
+            </w:pPr>
+            <w:r>
+              <w:t xml:space="preserve">99.6%</w:t>
+            </w:r>
+          </w:p>
+        </w:tc>
+      </w:tr>
+      <w:tr>
+        <w:tc>
+          <w:tcPr/>
+          <w:p>
+            <w:pPr>
+              <w:pStyle w:val="Compact"/>
+            </w:pPr>
+            <w:r>
+              <w:t xml:space="preserve">E. Banks</w:t>
+            </w:r>
+          </w:p>
+        </w:tc>
+        <w:tc>
+          <w:tcPr/>
+          <w:p>
+            <w:pPr>
+              <w:pStyle w:val="Compact"/>
+            </w:pPr>
+            <w:r>
+              <w:rPr>
+                <w:rStyle w:val="VerbatimChar"/>
+              </w:rPr>
+              <w:t xml:space="preserve">"Banks E"[Author] AND (...)</w:t>
+            </w:r>
+          </w:p>
+        </w:tc>
+        <w:tc>
+          <w:tcPr/>
+          <w:p>
+            <w:pPr>
+              <w:pStyle w:val="Compact"/>
+            </w:pPr>
+            <w:r>
+              <w:t xml:space="preserve">Erika</w:t>
+            </w:r>
+          </w:p>
+        </w:tc>
+        <w:tc>
+          <w:tcPr/>
+          <w:p>
+            <w:pPr>
+              <w:pStyle w:val="Compact"/>
+            </w:pPr>
+            <w:r>
+              <w:t xml:space="preserve">female</w:t>
+            </w:r>
+          </w:p>
+        </w:tc>
+        <w:tc>
+          <w:tcPr/>
+          <w:p>
+            <w:pPr>
+              <w:pStyle w:val="Compact"/>
+            </w:pPr>
+            <w:r>
+              <w:t xml:space="preserve">99.6%</w:t>
+            </w:r>
+          </w:p>
+        </w:tc>
+      </w:tr>
+      <w:tr>
+        <w:tc>
+          <w:tcPr/>
+          <w:p>
+            <w:pPr>
+              <w:pStyle w:val="Compact"/>
+            </w:pPr>
+            <w:r>
+              <w:t xml:space="preserve">K.N. Wright</w:t>
+            </w:r>
+          </w:p>
+        </w:tc>
+        <w:tc>
+          <w:tcPr/>
+          <w:p>
+            <w:pPr>
+              <w:pStyle w:val="Compact"/>
+            </w:pPr>
+            <w:r>
+              <w:rPr>
+                <w:rStyle w:val="VerbatimChar"/>
+              </w:rPr>
+              <w:t xml:space="preserve">"Wright KN"[Author] AND (...)</w:t>
+            </w:r>
+          </w:p>
+        </w:tc>
+        <w:tc>
+          <w:tcPr/>
+          <w:p>
+            <w:pPr>
+              <w:pStyle w:val="Compact"/>
+            </w:pPr>
+            <w:r>
+              <w:t xml:space="preserve">Kelly</w:t>
+            </w:r>
+          </w:p>
+        </w:tc>
+        <w:tc>
+          <w:tcPr/>
+          <w:p>
+            <w:pPr>
+              <w:pStyle w:val="Compact"/>
+            </w:pPr>
+            <w:r>
+              <w:t xml:space="preserve">female</w:t>
+            </w:r>
+          </w:p>
+        </w:tc>
+        <w:tc>
+          <w:tcPr/>
+          <w:p>
+            <w:pPr>
+              <w:pStyle w:val="Compact"/>
+            </w:pPr>
+            <w:r>
+              <w:t xml:space="preserve">86.3%</w:t>
+            </w:r>
+          </w:p>
+        </w:tc>
+      </w:tr>
+      <w:tr>
+        <w:tc>
+          <w:tcPr/>
+          <w:p>
+            <w:pPr>
+              <w:pStyle w:val="Compact"/>
+            </w:pPr>
+            <w:r>
+              <w:t xml:space="preserve">P. Messori</w:t>
+            </w:r>
+          </w:p>
+        </w:tc>
+        <w:tc>
+          <w:tcPr/>
+          <w:p>
+            <w:pPr>
+              <w:pStyle w:val="Compact"/>
+            </w:pPr>
+            <w:r>
+              <w:rPr>
+                <w:rStyle w:val="VerbatimChar"/>
+              </w:rPr>
+              <w:t xml:space="preserve">"Messori P"[Author] AND (...)</w:t>
+            </w:r>
+          </w:p>
+        </w:tc>
+        <w:tc>
+          <w:tcPr/>
+          <w:p>
+            <w:pPr>
+              <w:pStyle w:val="Compact"/>
+            </w:pPr>
+            <w:r>
+              <w:t xml:space="preserve">Pietro</w:t>
+            </w:r>
+          </w:p>
+        </w:tc>
+        <w:tc>
+          <w:tcPr/>
+          <w:p>
+            <w:pPr>
+              <w:pStyle w:val="Compact"/>
+            </w:pPr>
+            <w:r>
+              <w:t xml:space="preserve">male</w:t>
+            </w:r>
+          </w:p>
+        </w:tc>
+        <w:tc>
+          <w:tcPr/>
+          <w:p>
+            <w:pPr>
+              <w:pStyle w:val="Compact"/>
+            </w:pPr>
+            <w:r>
+              <w:t xml:space="preserve">100%</w:t>
+            </w:r>
+          </w:p>
+        </w:tc>
+      </w:tr>
+      <w:tr>
+        <w:tc>
+          <w:tcPr/>
+          <w:p>
+            <w:pPr>
+              <w:pStyle w:val="Compact"/>
+            </w:pPr>
+            <w:r>
+              <w:t xml:space="preserve">D. Lum</w:t>
+            </w:r>
+          </w:p>
+        </w:tc>
+        <w:tc>
+          <w:tcPr/>
+          <w:p>
+            <w:pPr>
+              <w:pStyle w:val="Compact"/>
+            </w:pPr>
+            <w:r>
+              <w:rPr>
+                <w:rStyle w:val="VerbatimChar"/>
+              </w:rPr>
+              <w:t xml:space="preserve">"Lum D"[Author] AND (...)</w:t>
+            </w:r>
+          </w:p>
+        </w:tc>
+        <w:tc>
+          <w:tcPr/>
+          <w:p>
+            <w:pPr>
+              <w:pStyle w:val="Compact"/>
+            </w:pPr>
+            <w:r>
+              <w:t xml:space="preserve">Deirdre</w:t>
+            </w:r>
+          </w:p>
+        </w:tc>
+        <w:tc>
+          <w:tcPr/>
+          <w:p>
+            <w:pPr>
+              <w:pStyle w:val="Compact"/>
+            </w:pPr>
+            <w:r>
+              <w:t xml:space="preserve">female</w:t>
+            </w:r>
+          </w:p>
+        </w:tc>
+        <w:tc>
+          <w:tcPr/>
+          <w:p>
+            <w:pPr>
+              <w:pStyle w:val="Compact"/>
+            </w:pPr>
+            <w:r>
+              <w:t xml:space="preserve">100%</w:t>
+            </w:r>
+          </w:p>
+        </w:tc>
+      </w:tr>
+      <w:tr>
+        <w:tc>
+          <w:tcPr/>
+          <w:p>
+            <w:pPr>
+              <w:pStyle w:val="Compact"/>
+            </w:pPr>
+            <w:r>
+              <w:t xml:space="preserve">T. Singer</w:t>
+            </w:r>
+          </w:p>
+        </w:tc>
+        <w:tc>
+          <w:tcPr/>
+          <w:p>
+            <w:pPr>
+              <w:pStyle w:val="Compact"/>
+            </w:pPr>
+            <w:r>
+              <w:rPr>
+                <w:rStyle w:val="VerbatimChar"/>
+              </w:rPr>
+              <w:t xml:space="preserve">"Singer T"[Author] AND (...)</w:t>
+            </w:r>
+          </w:p>
+        </w:tc>
+        <w:tc>
+          <w:tcPr/>
+          <w:p>
+            <w:pPr>
+              <w:pStyle w:val="Compact"/>
+            </w:pPr>
+            <w:r>
+              <w:t xml:space="preserve">Tomer</w:t>
+            </w:r>
+          </w:p>
+        </w:tc>
+        <w:tc>
+          <w:tcPr/>
+          <w:p>
+            <w:pPr>
+              <w:pStyle w:val="Compact"/>
+            </w:pPr>
+            <w:r>
+              <w:t xml:space="preserve">male</w:t>
+            </w:r>
+          </w:p>
+        </w:tc>
+        <w:tc>
+          <w:tcPr/>
+          <w:p>
+            <w:pPr>
+              <w:pStyle w:val="Compact"/>
+            </w:pPr>
+            <w:r>
+              <w:t xml:space="preserve">100%</w:t>
+            </w:r>
+          </w:p>
+        </w:tc>
+      </w:tr>
+    </w:tbl>
+    <w:p>
+      <w:pPr>
+        <w:pStyle w:val="BodyText"/>
+      </w:pPr>
+      <w:r>
+        <w:t xml:space="preserve">Results were cached at</w:t>
+      </w:r>
+      <w:r>
+        <w:t xml:space="preserve"> </w:t>
+      </w:r>
+      <w:r>
+        <w:rPr>
+          <w:rStyle w:val="VerbatimChar"/>
+        </w:rPr>
+        <w:t xml:space="preserve">data/cache/pubmed_obgyn/&lt;last&gt;_&lt;init&gt;.rds</w:t>
+      </w:r>
+      <w:r>
+        <w:t xml:space="preserve"> </w:t>
+      </w:r>
+      <w:r>
+        <w:t xml:space="preserve">to allow instant re-runs.</w:t>
+      </w:r>
+    </w:p>
+    <w:p>
+      <w:pPr>
+        <w:pStyle w:val="BodyText"/>
+      </w:pPr>
+      <w:r>
+        <w:rPr>
+          <w:b/>
+          <w:bCs/>
+        </w:rPr>
+        <w:t xml:space="preserve">Results.</w:t>
+      </w:r>
+      <w:r>
+        <w:t xml:space="preserve"> </w:t>
+      </w:r>
+      <w:r>
+        <w:t xml:space="preserve">Of 684 unique author last-name/initial pairs without gender, 446 (65.2%) yielded a full first name. Gender was inferred for 380 of those via SSA (Pass 1) and genderize.io (Pass 2), comprising 208 female and 172 male authors. The combined four-strategy cascade brought total first-author gender coverage from 202/1,067 (18.9%) after Step 09c to</w:t>
+      </w:r>
+      <w:r>
+        <w:t xml:space="preserve"> </w:t>
+      </w:r>
+      <w:r>
+        <w:rPr>
+          <w:b/>
+          <w:bCs/>
+        </w:rPr>
+        <w:t xml:space="preserve">609/1,067 (57.1%)</w:t>
+      </w:r>
+      <w:r>
+        <w:t xml:space="preserve"> </w:t>
+      </w:r>
+      <w:r>
+        <w:t xml:space="preserve">— crossing the 50% threshold used as the inclusion criterion for logistic regression in the primary analysis.</w:t>
+      </w:r>
+    </w:p>
+    <w:bookmarkEnd w:id="67"/>
+    <w:bookmarkStart w:id="68" w:name="X8279586a5e41d1134759d5c6e3a278a281deec6"/>
+    <w:p>
+      <w:pPr>
+        <w:pStyle w:val="Heading3"/>
+      </w:pPr>
+      <w:r>
+        <w:t xml:space="preserve">A10.15 Strategy 5: OpenAlex Works Search (Script</w:t>
+      </w:r>
+      <w:r>
+        <w:t xml:space="preserve"> </w:t>
+      </w:r>
+      <w:r>
+        <w:rPr>
+          <w:rStyle w:val="VerbatimChar"/>
+        </w:rPr>
+        <w:t xml:space="preserve">09i</w:t>
+      </w:r>
+      <w:r>
+        <w:t xml:space="preserve">)</w:t>
+      </w:r>
+    </w:p>
+    <w:p>
+      <w:pPr>
+        <w:pStyle w:val="FirstParagraph"/>
+      </w:pPr>
+      <w:r>
+        <w:t xml:space="preserve">As a complement to the PubMed-based search in Strategy 4, the same journal-restricted approach was applied to the OpenAlex works API. OpenAlex indexes approximately 250 million works across all fields and may include papers absent from MEDLINE — older articles not backfilled into PubMed, papers from journals with incomplete MEDLINE indexing, and some author-manuscript deposits — making it a non-redundant second source.</w:t>
+      </w:r>
+    </w:p>
+    <w:p>
+      <w:pPr>
+        <w:pStyle w:val="BodyText"/>
+      </w:pPr>
+      <w:r>
+        <w:rPr>
+          <w:b/>
+          <w:bCs/>
+        </w:rPr>
+        <w:t xml:space="preserve">Query construction.</w:t>
+      </w:r>
+      <w:r>
+        <w:t xml:space="preserve"> </w:t>
+      </w:r>
+      <w:r>
+        <w:t xml:space="preserve">For each author still missing gender, an HTTP GET request was issued to the OpenAlex works endpoint filtered by journal ISSN and author last name:</w:t>
+      </w:r>
+    </w:p>
+    <w:p>
+      <w:pPr>
+        <w:pStyle w:val="SourceCode"/>
+      </w:pPr>
+      <w:r>
+        <w:rPr>
+          <w:rStyle w:val="VerbatimChar"/>
+        </w:rPr>
+        <w:t xml:space="preserve">GET https://api.openalex.org/works</w:t>
+      </w:r>
+      <w:r>
+        <w:br/>
+      </w:r>
+      <w:r>
+        <w:rPr>
+          <w:rStyle w:val="VerbatimChar"/>
+        </w:rPr>
+        <w:t xml:space="preserve">  ?filter=primary_location.source.issn:&lt;ISSN1&gt;|&lt;ISSN2&gt;|...,</w:t>
+      </w:r>
+      <w:r>
+        <w:br/>
+      </w:r>
+      <w:r>
+        <w:rPr>
+          <w:rStyle w:val="VerbatimChar"/>
+        </w:rPr>
+        <w:t xml:space="preserve">          raw_author_name.search:&lt;last&gt;</w:t>
+      </w:r>
+      <w:r>
+        <w:br/>
+      </w:r>
+      <w:r>
+        <w:rPr>
+          <w:rStyle w:val="VerbatimChar"/>
+        </w:rPr>
+        <w:t xml:space="preserve">  &amp;select=id,authorships</w:t>
+      </w:r>
+      <w:r>
+        <w:br/>
+      </w:r>
+      <w:r>
+        <w:rPr>
+          <w:rStyle w:val="VerbatimChar"/>
+        </w:rPr>
+        <w:t xml:space="preserve">  &amp;per_page=10</w:t>
+      </w:r>
+      <w:r>
+        <w:br/>
+      </w:r>
+      <w:r>
+        <w:rPr>
+          <w:rStyle w:val="VerbatimChar"/>
+        </w:rPr>
+        <w:t xml:space="preserve">  &amp;mailto=tyler.muffly@dhha.org</w:t>
+      </w:r>
+    </w:p>
+    <w:p>
+      <w:pPr>
+        <w:pStyle w:val="FirstParagraph"/>
+      </w:pPr>
+      <w:r>
+        <w:t xml:space="preserve">The</w:t>
+      </w:r>
+      <w:r>
+        <w:t xml:space="preserve"> </w:t>
+      </w:r>
+      <w:r>
+        <w:rPr>
+          <w:rStyle w:val="VerbatimChar"/>
+        </w:rPr>
+        <w:t xml:space="preserve">raw_author_name.search</w:t>
+      </w:r>
+      <w:r>
+        <w:t xml:space="preserve"> </w:t>
+      </w:r>
+      <w:r>
+        <w:t xml:space="preserve">filter performs a full-text search over the raw author string as it appears in the original paper (e.g.,</w:t>
+      </w:r>
+      <w:r>
+        <w:t xml:space="preserve"> </w:t>
+      </w:r>
+      <w:r>
+        <w:t xml:space="preserve">“Richard S. Guido”</w:t>
+      </w:r>
+      <w:r>
+        <w:t xml:space="preserve">), allowing retrieval even when the author has not been disambiguated to an OpenAlex author ID. The same 17 journal ISSNs used in Strategy 4 were supplied as a pipe-delimited OR filter.</w:t>
+      </w:r>
+    </w:p>
+    <w:p>
+      <w:pPr>
+        <w:pStyle w:val="BodyText"/>
+      </w:pPr>
+      <w:r>
+        <w:rPr>
+          <w:b/>
+          <w:bCs/>
+        </w:rPr>
+        <w:t xml:space="preserve">Match logic.</w:t>
+      </w:r>
+      <w:r>
+        <w:t xml:space="preserve"> </w:t>
+      </w:r>
+      <w:r>
+        <w:t xml:space="preserve">For each returned authorship, two conditions were required: (1) the raw author name ends with the queried last name (case-insensitive), and (2) the first character of the OpenAlex</w:t>
+      </w:r>
+      <w:r>
+        <w:t xml:space="preserve"> </w:t>
+      </w:r>
+      <w:r>
+        <w:rPr>
+          <w:rStyle w:val="VerbatimChar"/>
+        </w:rPr>
+        <w:t xml:space="preserve">display_name</w:t>
+      </w:r>
+      <w:r>
+        <w:t xml:space="preserve"> </w:t>
+      </w:r>
+      <w:r>
+        <w:t xml:space="preserve">matches the first character of our recorded initials. When both conditions held, the first word of</w:t>
+      </w:r>
+      <w:r>
+        <w:t xml:space="preserve"> </w:t>
+      </w:r>
+      <w:r>
+        <w:rPr>
+          <w:rStyle w:val="VerbatimChar"/>
+        </w:rPr>
+        <w:t xml:space="preserve">display_name</w:t>
+      </w:r>
+      <w:r>
+        <w:t xml:space="preserve"> </w:t>
+      </w:r>
+      <w:r>
+        <w:t xml:space="preserve">was taken as the full first name. Results were cached at</w:t>
+      </w:r>
+      <w:r>
+        <w:t xml:space="preserve"> </w:t>
+      </w:r>
+      <w:r>
+        <w:rPr>
+          <w:rStyle w:val="VerbatimChar"/>
+        </w:rPr>
+        <w:t xml:space="preserve">data/cache/openalex_author/&lt;last&gt;_&lt;init&gt;.rds</w:t>
+      </w:r>
+      <w:r>
+        <w:t xml:space="preserve">.</w:t>
+      </w:r>
+    </w:p>
+    <w:p>
+      <w:pPr>
+        <w:pStyle w:val="BodyText"/>
+      </w:pPr>
+      <w:r>
+        <w:rPr>
+          <w:b/>
+          <w:bCs/>
+        </w:rPr>
+        <w:t xml:space="preserve">Gender inference.</w:t>
+      </w:r>
+      <w:r>
+        <w:t xml:space="preserve"> </w:t>
+      </w:r>
+      <w:r>
+        <w:t xml:space="preserve">Recovered first names were classified by SSA (Pass 1) and genderize.io (Pass 2), identical to Strategies 2–4. Gender values were coalesced with the existing</w:t>
+      </w:r>
+      <w:r>
+        <w:t xml:space="preserve"> </w:t>
+      </w:r>
+      <w:r>
+        <w:rPr>
+          <w:rStyle w:val="VerbatimChar"/>
+        </w:rPr>
+        <w:t xml:space="preserve">gender_unified</w:t>
+      </w:r>
+      <w:r>
+        <w:t xml:space="preserve"> </w:t>
+      </w:r>
+      <w:r>
+        <w:t xml:space="preserve">column — existing assignments were never overwritten.</w:t>
+      </w:r>
+    </w:p>
+    <w:bookmarkEnd w:id="68"/>
+    <w:bookmarkEnd w:id="69"/>
+    <w:bookmarkStart w:id="162" w:name="Xd66443fb5f10e27aa61b6230b5f717e7f21ecfc"/>
+    <w:p>
+      <w:pPr>
+        <w:pStyle w:val="Heading2"/>
+      </w:pPr>
+      <w:r>
+        <w:t xml:space="preserve">A11. Expanding the Pipeline to Other Subspecialties</w:t>
+      </w:r>
+    </w:p>
+    <w:bookmarkStart w:id="70" w:name="a11.1-rationale"/>
+    <w:p>
+      <w:pPr>
+        <w:pStyle w:val="Heading3"/>
+      </w:pPr>
+      <w:r>
+        <w:t xml:space="preserve">A11.1 Rationale</w:t>
+      </w:r>
+    </w:p>
+    <w:p>
+      <w:pPr>
+        <w:pStyle w:val="FirstParagraph"/>
+      </w:pPr>
+      <w:r>
+        <w:t xml:space="preserve">The abstract-to-publication pipeline developed for the American Association of Gynecologic Laparoscopists (AAGL) addresses a long-standing methodological gap in surgical education research: the systematic, Cochrane MR000005-compliant tracking of conference abstract fate across an entire subspecialty society. Using the full pipeline, the AAGL dataset achieved a confirmed (definite) publication rate of 11.4% across 1,106 oral presentations from 2012–2023, with a further 21% classified as probable or possible matches — figures that are directly comparable to published abstract-to-publication literature because they follow the same Cochrane methodology for search strategy enumeration, adjudication tier definitions, and time-to-event censoring.</w:t>
+      </w:r>
+    </w:p>
+    <w:p>
+      <w:pPr>
+        <w:pStyle w:val="BodyText"/>
+      </w:pPr>
+      <w:r>
+        <w:t xml:space="preserve">Three distinct scientific motivations support expanding this pipeline to additional OB/GYN societies.</w:t>
+      </w:r>
+    </w:p>
+    <w:p>
+      <w:pPr>
+        <w:pStyle w:val="BodyText"/>
+      </w:pPr>
+      <w:r>
+        <w:rPr>
+          <w:b/>
+          <w:bCs/>
+        </w:rPr>
+        <w:t xml:space="preserve">Publication bias quantification.</w:t>
+      </w:r>
+      <w:r>
+        <w:t xml:space="preserve"> </w:t>
+      </w:r>
+      <w:r>
+        <w:t xml:space="preserve">A foundational concern in evidence-based medicine is that abstracts with positive or statistically significant results are more likely to be published as full articles. The AAGL dataset alone (n = 1,106 abstracts, 122 definite matches) is underpowered to detect modest publication-bias effects in pre-specified subgroups (e.g., by research category, study design, or calendar year). A pooled multi-society dataset of 6,000–10,000 abstracts would provide adequate statistical power for publication-bias meta-regression using Egger’s test and trim-and-fill methods applied at the conference rather than journal level.</w:t>
+      </w:r>
+    </w:p>
+    <w:p>
+      <w:pPr>
+        <w:pStyle w:val="BodyText"/>
+      </w:pPr>
+      <w:r>
+        <w:rPr>
+          <w:b/>
+          <w:bCs/>
+        </w:rPr>
+        <w:t xml:space="preserve">Academic productivity benchmarking.</w:t>
+      </w:r>
+      <w:r>
+        <w:t xml:space="preserve"> </w:t>
+      </w:r>
+      <w:r>
+        <w:t xml:space="preserve">Hospital systems, academic departments, and fellowship program directors increasingly use conference-abstract-to-publication conversion rates as a proxy for mentorship quality and research productivity. Single-society benchmarks are confounded by society-specific factors (acceptance rate, presentation format, subspecialty norms). A cross-society normative dataset would allow fair inter-institutional comparison by adjusting for subspecialty context.</w:t>
+      </w:r>
+    </w:p>
+    <w:p>
+      <w:pPr>
+        <w:pStyle w:val="BodyText"/>
+      </w:pPr>
+      <w:r>
+        <w:rPr>
+          <w:b/>
+          <w:bCs/>
+        </w:rPr>
         <w:t xml:space="preserve">Cross-subspecialty comparison.</w:t>
       </w:r>
       <w:r>
@@ -6273,8 +7833,8 @@
         <w:t xml:space="preserve">The pipeline’s modular architecture supports three levels of analysis once multi-society data are assembled: (1) within-society trends over time (the current AAGL analysis), (2) cross-society head-to-head comparisons controlling for year and study design, and (3) full OB/GYN landscape analyses treating all societies simultaneously using fixed-effects or random-effects models with society as the clustering variable.</w:t>
       </w:r>
     </w:p>
-    <w:bookmarkEnd w:id="54"/>
-    <w:bookmarkStart w:id="55" w:name="X8d18a524db344508a97dc288343960ab7476c89"/>
+    <w:bookmarkEnd w:id="70"/>
+    <w:bookmarkStart w:id="71" w:name="X8d18a524db344508a97dc288343960ab7476c89"/>
     <w:p>
       <w:pPr>
         <w:pStyle w:val="Heading3"/>
@@ -7722,8 +9282,8 @@
         <w:t xml:space="preserve">AAGL and AUGS share a substantial presenter pool: surgeons who hold MIG (minimally invasive gynecology) subspecialty certification from ABOG also frequently perform pelvic floor reconstructive procedures within the FPMRS domain. An estimated 15–25% of AAGL presenters may also appear in AUGS supplements, enabling longitudinal author-level tracking across societies. Similarly, SMFM and ACOG share general-obstetrics content, and ASRM and NASPAG both cover adolescent reproductive endocrinology topics. These overlaps provide opportunities for cross-validation of NPI and ORCID identity resolution across independently assembled datasets.</w:t>
       </w:r>
     </w:p>
-    <w:bookmarkEnd w:id="55"/>
-    <w:bookmarkStart w:id="56" w:name="a11.3-platform-architecture"/>
+    <w:bookmarkEnd w:id="71"/>
+    <w:bookmarkStart w:id="72" w:name="a11.3-platform-architecture"/>
     <w:p>
       <w:pPr>
         <w:pStyle w:val="Heading3"/>
@@ -8687,8 +10247,8 @@
         <w:t xml:space="preserve">Building the LWW scraper is the single largest new engineering task for multi-society expansion. Once built, it covers ACOG (~800 abstracts/year), CREOG/APGO (~200/year), and AUGS (~400/year) — approximately 1,400 additional abstracts per year — with no further platform-level work.</w:t>
       </w:r>
     </w:p>
-    <w:bookmarkEnd w:id="56"/>
-    <w:bookmarkStart w:id="57" w:name="a11.4-implementation-effort-by-society"/>
+    <w:bookmarkEnd w:id="72"/>
+    <w:bookmarkStart w:id="73" w:name="a11.4-implementation-effort-by-society"/>
     <w:p>
       <w:pPr>
         <w:pStyle w:val="Heading3"/>
@@ -10282,8 +11842,8 @@
         <w:t xml:space="preserve">The SMFM–SGO–NASPAG–ASRM group requires no new engineering beyond parameter changes to existing scripts. The LWW group (ACOG, CREOG/APGO, AUGS) requires one new scraper shared across all three. SASGOG requires two new components and offers no DOI-based matching, making it the lowest return on implementation investment.</w:t>
       </w:r>
     </w:p>
-    <w:bookmarkEnd w:id="57"/>
-    <w:bookmarkStart w:id="58" w:name="a11.5-expected-match-rates"/>
+    <w:bookmarkEnd w:id="73"/>
+    <w:bookmarkStart w:id="74" w:name="a11.5-expected-match-rates"/>
     <w:p>
       <w:pPr>
         <w:pStyle w:val="Heading3"/>
@@ -10605,8 +12165,8 @@
         <w:t xml:space="preserve">The AAGL pipeline achieved 15.8% ORCID linkage using initials only. All comparison societies provide full first names. Based on published ORCID coverage studies (Bosman &amp; Kramer 2018; Haak et al. 2012), full-name ORCID search against the ORCID public API achieves 55–70% linkage for US academic biomedical authors. Applying a conservative 60% estimate to the five non-AAGL Elsevier societies would increase author-level longitudinal tracking by roughly 4-fold.</w:t>
       </w:r>
     </w:p>
-    <w:bookmarkEnd w:id="58"/>
-    <w:bookmarkStart w:id="59" w:name="X67b02fd6881def93dc37a03feec5ff1a0c83a1a"/>
+    <w:bookmarkEnd w:id="74"/>
+    <w:bookmarkStart w:id="75" w:name="X67b02fd6881def93dc37a03feec5ff1a0c83a1a"/>
     <w:p>
       <w:pPr>
         <w:pStyle w:val="Heading3"/>
@@ -11015,8 +12575,8 @@
         <w:t xml:space="preserve">For Cox model covariate effects, the rule of thumb is ≥10 events per predictor variable (EPP), with a minimum of 50 total events for stable hazard ratio estimation. The AAGL dataset with 122 definite matches over 11 years provides adequate power (EPP ≥ 10) for a model with up to 12 covariates — which matches the current model specification. However, for interaction terms (e.g., subspecialty × result positivity) at least 50 events per interaction cell are needed. AAGL alone (122 events total) cannot support such interactions. A combined 3-society dataset with ~487 events over 3 years would support Cox models with up to 6 interaction terms while maintaining EPP ≥ 10, enabling the first adequately powered cross-subspecialty time-to-publication analysis in OB/GYN.</w:t>
       </w:r>
     </w:p>
-    <w:bookmarkEnd w:id="59"/>
-    <w:bookmarkStart w:id="60" w:name="X770fba4056c5de83ce90628210006748e0949e3"/>
+    <w:bookmarkEnd w:id="75"/>
+    <w:bookmarkStart w:id="76" w:name="X770fba4056c5de83ce90628210006748e0949e3"/>
     <w:p>
       <w:pPr>
         <w:pStyle w:val="Heading3"/>
@@ -11261,8 +12821,8 @@
         <w:t xml:space="preserve">, and other non-OB/GYN journals not captured by the 12-journal relevance scoring list in the current pipeline. Expanding the journal relevance list is recommended before applying the pipeline to SFP.</w:t>
       </w:r>
     </w:p>
-    <w:bookmarkEnd w:id="60"/>
-    <w:bookmarkStart w:id="61" w:name="X9d2c14ea718c3f2dfd81b4e56bef96d177be14e"/>
+    <w:bookmarkEnd w:id="76"/>
+    <w:bookmarkStart w:id="77" w:name="X9d2c14ea718c3f2dfd81b4e56bef96d177be14e"/>
     <w:p>
       <w:pPr>
         <w:pStyle w:val="Heading3"/>
@@ -11555,8 +13115,8 @@
         <w:t xml:space="preserve">SFP’s collection-level DOI model requires parsing full-text collection articles — a fundamentally different ingestion approach that should be tackled only after the volume societies (SMFM, SGO, ASRM) are validated. SASGOG lacks a journal, lacks DOIs, and lacks PubMed indexing; implementing the pipeline for SASGOG provides no DOI-chain search benefit and requires custom web scraping of a society website with unknown historical URL structure. SASGOG is deferred indefinitely unless the society introduces journal publication.</w:t>
       </w:r>
     </w:p>
-    <w:bookmarkEnd w:id="61"/>
-    <w:bookmarkStart w:id="62" w:name="X8be282f36c0076a3ef610b0435952eb5fb33bb5"/>
+    <w:bookmarkEnd w:id="77"/>
+    <w:bookmarkStart w:id="78" w:name="X8be282f36c0076a3ef610b0435952eb5fb33bb5"/>
     <w:p>
       <w:pPr>
         <w:pStyle w:val="Heading3"/>
@@ -11734,7 +13294,7 @@
         <w:rPr>
           <w:rStyle w:val="VerbatimChar"/>
         </w:rPr>
-        <w:t xml:space="preserve">first_author_gender</w:t>
+        <w:t xml:space="preserve">gender_unified</w:t>
       </w:r>
       <w:r>
         <w:t xml:space="preserve"> </w:t>
@@ -11951,7 +13511,7 @@
         <w:rPr>
           <w:rStyle w:val="VerbatimChar"/>
         </w:rPr>
-        <w:t xml:space="preserve">first_author_gender</w:t>
+        <w:t xml:space="preserve">gender_unified</w:t>
       </w:r>
       <w:r>
         <w:t xml:space="preserve">,</w:t>
@@ -12074,8 +13634,8 @@
         <w:t xml:space="preserve">). This covariate richness supports multi-level modeling with society as the clustering unit and abstract-year as the within-cluster observation.</w:t>
       </w:r>
     </w:p>
-    <w:bookmarkEnd w:id="62"/>
-    <w:bookmarkStart w:id="75" w:name="X5adcebed53402b0a470dee944c93ca36bc7dae6"/>
+    <w:bookmarkEnd w:id="78"/>
+    <w:bookmarkStart w:id="91" w:name="X5adcebed53402b0a470dee944c93ca36bc7dae6"/>
     <w:p>
       <w:pPr>
         <w:pStyle w:val="Heading3"/>
@@ -12299,7 +13859,7 @@
             <w:pPr>
               <w:pStyle w:val="Compact"/>
             </w:pPr>
-            <w:hyperlink r:id="rId63">
+            <w:hyperlink r:id="rId79">
               <w:r>
                 <w:rPr>
                   <w:rStyle w:val="Hyperlink"/>
@@ -12372,7 +13932,7 @@
             <w:pPr>
               <w:pStyle w:val="Compact"/>
             </w:pPr>
-            <w:hyperlink r:id="rId64">
+            <w:hyperlink r:id="rId80">
               <w:r>
                 <w:rPr>
                   <w:rStyle w:val="Hyperlink"/>
@@ -12452,7 +14012,7 @@
             <w:pPr>
               <w:pStyle w:val="Compact"/>
             </w:pPr>
-            <w:hyperlink r:id="rId65">
+            <w:hyperlink r:id="rId81">
               <w:r>
                 <w:rPr>
                   <w:rStyle w:val="Hyperlink"/>
@@ -12525,7 +14085,7 @@
             <w:pPr>
               <w:pStyle w:val="Compact"/>
             </w:pPr>
-            <w:hyperlink r:id="rId66">
+            <w:hyperlink r:id="rId82">
               <w:r>
                 <w:rPr>
                   <w:rStyle w:val="Hyperlink"/>
@@ -12598,7 +14158,7 @@
             <w:pPr>
               <w:pStyle w:val="Compact"/>
             </w:pPr>
-            <w:hyperlink r:id="rId67">
+            <w:hyperlink r:id="rId83">
               <w:r>
                 <w:rPr>
                   <w:rStyle w:val="Hyperlink"/>
@@ -12671,7 +14231,7 @@
             <w:pPr>
               <w:pStyle w:val="Compact"/>
             </w:pPr>
-            <w:hyperlink r:id="rId68">
+            <w:hyperlink r:id="rId84">
               <w:r>
                 <w:rPr>
                   <w:rStyle w:val="Hyperlink"/>
@@ -12744,7 +14304,7 @@
             <w:pPr>
               <w:pStyle w:val="Compact"/>
             </w:pPr>
-            <w:hyperlink r:id="rId69">
+            <w:hyperlink r:id="rId85">
               <w:r>
                 <w:rPr>
                   <w:rStyle w:val="Hyperlink"/>
@@ -12817,7 +14377,7 @@
             <w:pPr>
               <w:pStyle w:val="Compact"/>
             </w:pPr>
-            <w:hyperlink r:id="rId70">
+            <w:hyperlink r:id="rId86">
               <w:r>
                 <w:rPr>
                   <w:rStyle w:val="Hyperlink"/>
@@ -12890,7 +14450,7 @@
             <w:pPr>
               <w:pStyle w:val="Compact"/>
             </w:pPr>
-            <w:hyperlink r:id="rId71">
+            <w:hyperlink r:id="rId87">
               <w:r>
                 <w:rPr>
                   <w:rStyle w:val="Hyperlink"/>
@@ -12963,7 +14523,7 @@
             <w:pPr>
               <w:pStyle w:val="Compact"/>
             </w:pPr>
-            <w:hyperlink r:id="rId72">
+            <w:hyperlink r:id="rId88">
               <w:r>
                 <w:rPr>
                   <w:rStyle w:val="Hyperlink"/>
@@ -13036,7 +14596,7 @@
             <w:pPr>
               <w:pStyle w:val="Compact"/>
             </w:pPr>
-            <w:hyperlink r:id="rId73">
+            <w:hyperlink r:id="rId89">
               <w:r>
                 <w:rPr>
                   <w:rStyle w:val="Hyperlink"/>
@@ -13134,7 +14694,7 @@
         </w:rPr>
         <w:t xml:space="preserve"> </w:t>
       </w:r>
-      <w:hyperlink r:id="rId74">
+      <w:hyperlink r:id="rId90">
         <w:r>
           <w:rPr>
             <w:rStyle w:val="Hyperlink"/>
@@ -13145,8 +14705,8 @@
         </w:r>
       </w:hyperlink>
     </w:p>
-    <w:bookmarkEnd w:id="75"/>
-    <w:bookmarkStart w:id="76" w:name="X0194632da0eacb2919432c7e09a49e6d1a40992"/>
+    <w:bookmarkEnd w:id="91"/>
+    <w:bookmarkStart w:id="92" w:name="X0194632da0eacb2919432c7e09a49e6d1a40992"/>
     <w:p>
       <w:pPr>
         <w:pStyle w:val="Heading3"/>
@@ -14989,8 +16549,8 @@
         <w:t xml:space="preserve">ASRM is the largest of the four societies by abstract volume (~1,100–2,000/year vs. ~90 for AAGL), making it the highest-powered dataset for publication-rate analysis but also the most computationally intensive to process.</w:t>
       </w:r>
     </w:p>
-    <w:bookmarkEnd w:id="76"/>
-    <w:bookmarkStart w:id="88" w:name="Xe76bb52889b8f468b0dbf41a7eaa3b845bc40a9"/>
+    <w:bookmarkEnd w:id="92"/>
+    <w:bookmarkStart w:id="104" w:name="Xe76bb52889b8f468b0dbf41a7eaa3b845bc40a9"/>
     <w:p>
       <w:pPr>
         <w:pStyle w:val="Heading3"/>
@@ -15028,7 +16588,7 @@
         <w:pStyle w:val="Compact"/>
         <w:numPr>
           <w:ilvl w:val="0"/>
-          <w:numId w:val="1007"/>
+          <w:numId w:val="1008"/>
         </w:numPr>
       </w:pPr>
       <w:r>
@@ -15050,7 +16610,7 @@
         <w:pStyle w:val="Compact"/>
         <w:numPr>
           <w:ilvl w:val="0"/>
-          <w:numId w:val="1007"/>
+          <w:numId w:val="1008"/>
         </w:numPr>
       </w:pPr>
       <w:r>
@@ -15072,7 +16632,7 @@
         <w:pStyle w:val="Compact"/>
         <w:numPr>
           <w:ilvl w:val="0"/>
-          <w:numId w:val="1007"/>
+          <w:numId w:val="1008"/>
         </w:numPr>
       </w:pPr>
       <w:r>
@@ -15282,7 +16842,7 @@
             <w:pPr>
               <w:pStyle w:val="Compact"/>
             </w:pPr>
-            <w:hyperlink r:id="rId77">
+            <w:hyperlink r:id="rId93">
               <w:r>
                 <w:rPr>
                   <w:rStyle w:val="Hyperlink"/>
@@ -15344,7 +16904,7 @@
             <w:pPr>
               <w:pStyle w:val="Compact"/>
             </w:pPr>
-            <w:hyperlink r:id="rId78">
+            <w:hyperlink r:id="rId94">
               <w:r>
                 <w:rPr>
                   <w:rStyle w:val="Hyperlink"/>
@@ -15406,7 +16966,7 @@
             <w:pPr>
               <w:pStyle w:val="Compact"/>
             </w:pPr>
-            <w:hyperlink r:id="rId79">
+            <w:hyperlink r:id="rId95">
               <w:r>
                 <w:rPr>
                   <w:rStyle w:val="Hyperlink"/>
@@ -15468,7 +17028,7 @@
             <w:pPr>
               <w:pStyle w:val="Compact"/>
             </w:pPr>
-            <w:hyperlink r:id="rId80">
+            <w:hyperlink r:id="rId96">
               <w:r>
                 <w:rPr>
                   <w:rStyle w:val="Hyperlink"/>
@@ -15530,7 +17090,7 @@
             <w:pPr>
               <w:pStyle w:val="Compact"/>
             </w:pPr>
-            <w:hyperlink r:id="rId81">
+            <w:hyperlink r:id="rId97">
               <w:r>
                 <w:rPr>
                   <w:rStyle w:val="Hyperlink"/>
@@ -15592,7 +17152,7 @@
             <w:pPr>
               <w:pStyle w:val="Compact"/>
             </w:pPr>
-            <w:hyperlink r:id="rId82">
+            <w:hyperlink r:id="rId98">
               <w:r>
                 <w:rPr>
                   <w:rStyle w:val="Hyperlink"/>
@@ -15654,7 +17214,7 @@
             <w:pPr>
               <w:pStyle w:val="Compact"/>
             </w:pPr>
-            <w:hyperlink r:id="rId83">
+            <w:hyperlink r:id="rId99">
               <w:r>
                 <w:rPr>
                   <w:rStyle w:val="Hyperlink"/>
@@ -15716,7 +17276,7 @@
             <w:pPr>
               <w:pStyle w:val="Compact"/>
             </w:pPr>
-            <w:hyperlink r:id="rId84">
+            <w:hyperlink r:id="rId100">
               <w:r>
                 <w:rPr>
                   <w:rStyle w:val="Hyperlink"/>
@@ -15778,7 +17338,7 @@
             <w:pPr>
               <w:pStyle w:val="Compact"/>
             </w:pPr>
-            <w:hyperlink r:id="rId85">
+            <w:hyperlink r:id="rId101">
               <w:r>
                 <w:rPr>
                   <w:rStyle w:val="Hyperlink"/>
@@ -16536,7 +18096,7 @@
         </w:rPr>
         <w:t xml:space="preserve"> </w:t>
       </w:r>
-      <w:hyperlink r:id="rId86">
+      <w:hyperlink r:id="rId102">
         <w:r>
           <w:rPr>
             <w:rStyle w:val="Hyperlink"/>
@@ -16560,7 +18120,7 @@
         </w:rPr>
         <w:t xml:space="preserve"> </w:t>
       </w:r>
-      <w:hyperlink r:id="rId77">
+      <w:hyperlink r:id="rId93">
         <w:r>
           <w:rPr>
             <w:rStyle w:val="Hyperlink"/>
@@ -16584,7 +18144,7 @@
         </w:rPr>
         <w:t xml:space="preserve"> </w:t>
       </w:r>
-      <w:hyperlink r:id="rId87">
+      <w:hyperlink r:id="rId103">
         <w:r>
           <w:rPr>
             <w:rStyle w:val="Hyperlink"/>
@@ -16595,8 +18155,8 @@
         </w:r>
       </w:hyperlink>
     </w:p>
-    <w:bookmarkEnd w:id="88"/>
-    <w:bookmarkStart w:id="102" w:name="a11.13-naspagacrm-abstract-urls-20132023"/>
+    <w:bookmarkEnd w:id="104"/>
+    <w:bookmarkStart w:id="118" w:name="a11.13-naspagacrm-abstract-urls-20132023"/>
     <w:p>
       <w:pPr>
         <w:pStyle w:val="Heading3"/>
@@ -16781,7 +18341,7 @@
             <w:pPr>
               <w:pStyle w:val="Compact"/>
             </w:pPr>
-            <w:hyperlink r:id="rId89">
+            <w:hyperlink r:id="rId105">
               <w:r>
                 <w:rPr>
                   <w:rStyle w:val="Hyperlink"/>
@@ -16854,7 +18414,7 @@
             <w:pPr>
               <w:pStyle w:val="Compact"/>
             </w:pPr>
-            <w:hyperlink r:id="rId90">
+            <w:hyperlink r:id="rId106">
               <w:r>
                 <w:rPr>
                   <w:rStyle w:val="Hyperlink"/>
@@ -16927,7 +18487,7 @@
             <w:pPr>
               <w:pStyle w:val="Compact"/>
             </w:pPr>
-            <w:hyperlink r:id="rId91">
+            <w:hyperlink r:id="rId107">
               <w:r>
                 <w:rPr>
                   <w:rStyle w:val="Hyperlink"/>
@@ -17000,7 +18560,7 @@
             <w:pPr>
               <w:pStyle w:val="Compact"/>
             </w:pPr>
-            <w:hyperlink r:id="rId92">
+            <w:hyperlink r:id="rId108">
               <w:r>
                 <w:rPr>
                   <w:rStyle w:val="Hyperlink"/>
@@ -17073,7 +18633,7 @@
             <w:pPr>
               <w:pStyle w:val="Compact"/>
             </w:pPr>
-            <w:hyperlink r:id="rId93">
+            <w:hyperlink r:id="rId109">
               <w:r>
                 <w:rPr>
                   <w:rStyle w:val="Hyperlink"/>
@@ -17146,7 +18706,7 @@
             <w:pPr>
               <w:pStyle w:val="Compact"/>
             </w:pPr>
-            <w:hyperlink r:id="rId94">
+            <w:hyperlink r:id="rId110">
               <w:r>
                 <w:rPr>
                   <w:rStyle w:val="Hyperlink"/>
@@ -17219,7 +18779,7 @@
             <w:pPr>
               <w:pStyle w:val="Compact"/>
             </w:pPr>
-            <w:hyperlink r:id="rId95">
+            <w:hyperlink r:id="rId111">
               <w:r>
                 <w:rPr>
                   <w:rStyle w:val="Hyperlink"/>
@@ -17292,7 +18852,7 @@
             <w:pPr>
               <w:pStyle w:val="Compact"/>
             </w:pPr>
-            <w:hyperlink r:id="rId96">
+            <w:hyperlink r:id="rId112">
               <w:r>
                 <w:rPr>
                   <w:rStyle w:val="Hyperlink"/>
@@ -17365,7 +18925,7 @@
             <w:pPr>
               <w:pStyle w:val="Compact"/>
             </w:pPr>
-            <w:hyperlink r:id="rId97">
+            <w:hyperlink r:id="rId113">
               <w:r>
                 <w:rPr>
                   <w:rStyle w:val="Hyperlink"/>
@@ -17438,7 +18998,7 @@
             <w:pPr>
               <w:pStyle w:val="Compact"/>
             </w:pPr>
-            <w:hyperlink r:id="rId98">
+            <w:hyperlink r:id="rId114">
               <w:r>
                 <w:rPr>
                   <w:rStyle w:val="Hyperlink"/>
@@ -17511,7 +19071,7 @@
             <w:pPr>
               <w:pStyle w:val="Compact"/>
             </w:pPr>
-            <w:hyperlink r:id="rId99">
+            <w:hyperlink r:id="rId115">
               <w:r>
                 <w:rPr>
                   <w:rStyle w:val="Hyperlink"/>
@@ -17552,7 +19112,7 @@
         </w:rPr>
         <w:t xml:space="preserve"> </w:t>
       </w:r>
-      <w:hyperlink r:id="rId100">
+      <w:hyperlink r:id="rId116">
         <w:r>
           <w:rPr>
             <w:rStyle w:val="Hyperlink"/>
@@ -17576,7 +19136,7 @@
         </w:rPr>
         <w:t xml:space="preserve"> </w:t>
       </w:r>
-      <w:hyperlink r:id="rId101">
+      <w:hyperlink r:id="rId117">
         <w:r>
           <w:rPr>
             <w:rStyle w:val="Hyperlink"/>
@@ -17594,8 +19154,8 @@
         </w:pict>
       </w:r>
     </w:p>
-    <w:bookmarkEnd w:id="102"/>
-    <w:bookmarkStart w:id="103" w:name="Xd595ffef2965248d70e8ae14a73e011624ff54c"/>
+    <w:bookmarkEnd w:id="118"/>
+    <w:bookmarkStart w:id="119" w:name="Xd595ffef2965248d70e8ae14a73e011624ff54c"/>
     <w:p>
       <w:pPr>
         <w:pStyle w:val="Heading3"/>
@@ -18845,8 +20405,8 @@
         <w:t xml:space="preserve">). This is the single most consequential metadata gap in the current pipeline, directly limiting: (1) ORCID hit rate (15.8% with full initials vs. a projected &gt;60% with full names); (2) gender inference accuracy (genderize.io requires full first names); and (3) NPI matching (exact first-name matching is disabled for 84% of US authors). All five comparison societies publish full author first names, making them substantially easier to enrich. Any multi-society expansion should treat AAGL’s initials-only format as a known limitation requiring manual resolution or supplementation from the published full paper’s author list.</w:t>
       </w:r>
     </w:p>
-    <w:bookmarkEnd w:id="103"/>
-    <w:bookmarkStart w:id="113" w:name="Xd2ecc76ec09a610a0ce68bf04e13a58ad614296"/>
+    <w:bookmarkEnd w:id="119"/>
+    <w:bookmarkStart w:id="129" w:name="Xd2ecc76ec09a610a0ce68bf04e13a58ad614296"/>
     <w:p>
       <w:pPr>
         <w:pStyle w:val="Heading3"/>
@@ -19011,7 +20571,7 @@
             <w:pPr>
               <w:pStyle w:val="Compact"/>
             </w:pPr>
-            <w:hyperlink r:id="rId104">
+            <w:hyperlink r:id="rId120">
               <w:r>
                 <w:rPr>
                   <w:rStyle w:val="Hyperlink"/>
@@ -19073,7 +20633,7 @@
             <w:pPr>
               <w:pStyle w:val="Compact"/>
             </w:pPr>
-            <w:hyperlink r:id="rId105">
+            <w:hyperlink r:id="rId121">
               <w:r>
                 <w:rPr>
                   <w:rStyle w:val="Hyperlink"/>
@@ -19135,7 +20695,7 @@
             <w:pPr>
               <w:pStyle w:val="Compact"/>
             </w:pPr>
-            <w:hyperlink r:id="rId106">
+            <w:hyperlink r:id="rId122">
               <w:r>
                 <w:rPr>
                   <w:rStyle w:val="Hyperlink"/>
@@ -19197,7 +20757,7 @@
             <w:pPr>
               <w:pStyle w:val="Compact"/>
             </w:pPr>
-            <w:hyperlink r:id="rId107">
+            <w:hyperlink r:id="rId123">
               <w:r>
                 <w:rPr>
                   <w:rStyle w:val="Hyperlink"/>
@@ -19259,7 +20819,7 @@
             <w:pPr>
               <w:pStyle w:val="Compact"/>
             </w:pPr>
-            <w:hyperlink r:id="rId108">
+            <w:hyperlink r:id="rId124">
               <w:r>
                 <w:rPr>
                   <w:rStyle w:val="Hyperlink"/>
@@ -19327,7 +20887,7 @@
             <w:pPr>
               <w:pStyle w:val="Compact"/>
             </w:pPr>
-            <w:hyperlink r:id="rId109">
+            <w:hyperlink r:id="rId125">
               <w:r>
                 <w:rPr>
                   <w:rStyle w:val="Hyperlink"/>
@@ -19670,7 +21230,7 @@
         </w:rPr>
         <w:t xml:space="preserve"> </w:t>
       </w:r>
-      <w:hyperlink r:id="rId110">
+      <w:hyperlink r:id="rId126">
         <w:r>
           <w:rPr>
             <w:rStyle w:val="Hyperlink"/>
@@ -19694,7 +21254,7 @@
         </w:rPr>
         <w:t xml:space="preserve"> </w:t>
       </w:r>
-      <w:hyperlink r:id="rId111">
+      <w:hyperlink r:id="rId127">
         <w:r>
           <w:rPr>
             <w:rStyle w:val="Hyperlink"/>
@@ -19718,7 +21278,7 @@
         </w:rPr>
         <w:t xml:space="preserve"> </w:t>
       </w:r>
-      <w:hyperlink r:id="rId112">
+      <w:hyperlink r:id="rId128">
         <w:r>
           <w:rPr>
             <w:rStyle w:val="Hyperlink"/>
@@ -19736,8 +21296,8 @@
         </w:pict>
       </w:r>
     </w:p>
-    <w:bookmarkEnd w:id="113"/>
-    <w:bookmarkStart w:id="114" w:name="X7b18389947ade32de4525295c441a70d797cd2a"/>
+    <w:bookmarkEnd w:id="129"/>
+    <w:bookmarkStart w:id="130" w:name="X7b18389947ade32de4525295c441a70d797cd2a"/>
     <w:p>
       <w:pPr>
         <w:pStyle w:val="Heading3"/>
@@ -20541,8 +22101,8 @@
         <w:t xml:space="preserve">High = individual DOIs + Elsevier/ScienceDirect + no auth; Medium = collection-level DOIs or non-Elsevier platform requiring new scraper; Low = no journal publication, no DOIs, no PubMed indexing.</w:t>
       </w:r>
     </w:p>
-    <w:bookmarkEnd w:id="114"/>
-    <w:bookmarkStart w:id="115" w:name="X61b833992d9025087d2a690a5fd5e57ff4747fa"/>
+    <w:bookmarkEnd w:id="130"/>
+    <w:bookmarkStart w:id="131" w:name="X61b833992d9025087d2a690a5fd5e57ff4747fa"/>
     <w:p>
       <w:pPr>
         <w:pStyle w:val="Heading3"/>
@@ -21489,8 +23049,8 @@
         </w:pict>
       </w:r>
     </w:p>
-    <w:bookmarkEnd w:id="115"/>
-    <w:bookmarkStart w:id="116" w:name="Xfcc83463072fc9a6dc445532149eed5af87964b"/>
+    <w:bookmarkEnd w:id="131"/>
+    <w:bookmarkStart w:id="132" w:name="Xfcc83463072fc9a6dc445532149eed5af87964b"/>
     <w:p>
       <w:pPr>
         <w:pStyle w:val="Heading3"/>
@@ -22462,8 +24022,8 @@
         </w:tc>
       </w:tr>
     </w:tbl>
-    <w:bookmarkEnd w:id="116"/>
-    <w:bookmarkStart w:id="129" w:name="X337ca50627aeb481423609453cc33f0ff76e301"/>
+    <w:bookmarkEnd w:id="132"/>
+    <w:bookmarkStart w:id="145" w:name="X337ca50627aeb481423609453cc33f0ff76e301"/>
     <w:p>
       <w:pPr>
         <w:pStyle w:val="Heading3"/>
@@ -22485,7 +24045,7 @@
         <w:pStyle w:val="Compact"/>
         <w:numPr>
           <w:ilvl w:val="0"/>
-          <w:numId w:val="1008"/>
+          <w:numId w:val="1009"/>
         </w:numPr>
       </w:pPr>
       <w:r>
@@ -22539,7 +24099,7 @@
         <w:pStyle w:val="Compact"/>
         <w:numPr>
           <w:ilvl w:val="0"/>
-          <w:numId w:val="1008"/>
+          <w:numId w:val="1009"/>
         </w:numPr>
       </w:pPr>
       <w:r>
@@ -22609,7 +24169,7 @@
       <w:r>
         <w:t xml:space="preserve"> </w:t>
       </w:r>
-      <w:hyperlink r:id="rId117">
+      <w:hyperlink r:id="rId133">
         <w:r>
           <w:rPr>
             <w:rStyle w:val="Hyperlink"/>
@@ -22791,7 +24351,7 @@
             <w:pPr>
               <w:pStyle w:val="Compact"/>
             </w:pPr>
-            <w:hyperlink r:id="rId118">
+            <w:hyperlink r:id="rId134">
               <w:r>
                 <w:rPr>
                   <w:rStyle w:val="Hyperlink"/>
@@ -22864,7 +24424,7 @@
             <w:pPr>
               <w:pStyle w:val="Compact"/>
             </w:pPr>
-            <w:hyperlink r:id="rId119">
+            <w:hyperlink r:id="rId135">
               <w:r>
                 <w:rPr>
                   <w:rStyle w:val="Hyperlink"/>
@@ -22937,7 +24497,7 @@
             <w:pPr>
               <w:pStyle w:val="Compact"/>
             </w:pPr>
-            <w:hyperlink r:id="rId120">
+            <w:hyperlink r:id="rId136">
               <w:r>
                 <w:rPr>
                   <w:rStyle w:val="Hyperlink"/>
@@ -23010,7 +24570,7 @@
             <w:pPr>
               <w:pStyle w:val="Compact"/>
             </w:pPr>
-            <w:hyperlink r:id="rId121">
+            <w:hyperlink r:id="rId137">
               <w:r>
                 <w:rPr>
                   <w:rStyle w:val="Hyperlink"/>
@@ -23083,7 +24643,7 @@
             <w:pPr>
               <w:pStyle w:val="Compact"/>
             </w:pPr>
-            <w:hyperlink r:id="rId122">
+            <w:hyperlink r:id="rId138">
               <w:r>
                 <w:rPr>
                   <w:rStyle w:val="Hyperlink"/>
@@ -23156,7 +24716,7 @@
             <w:pPr>
               <w:pStyle w:val="Compact"/>
             </w:pPr>
-            <w:hyperlink r:id="rId123">
+            <w:hyperlink r:id="rId139">
               <w:r>
                 <w:rPr>
                   <w:rStyle w:val="Hyperlink"/>
@@ -23229,7 +24789,7 @@
             <w:pPr>
               <w:pStyle w:val="Compact"/>
             </w:pPr>
-            <w:hyperlink r:id="rId124">
+            <w:hyperlink r:id="rId140">
               <w:r>
                 <w:rPr>
                   <w:rStyle w:val="Hyperlink"/>
@@ -23302,7 +24862,7 @@
             <w:pPr>
               <w:pStyle w:val="Compact"/>
             </w:pPr>
-            <w:hyperlink r:id="rId125">
+            <w:hyperlink r:id="rId141">
               <w:r>
                 <w:rPr>
                   <w:rStyle w:val="Hyperlink"/>
@@ -23375,7 +24935,7 @@
             <w:pPr>
               <w:pStyle w:val="Compact"/>
             </w:pPr>
-            <w:hyperlink r:id="rId126">
+            <w:hyperlink r:id="rId142">
               <w:r>
                 <w:rPr>
                   <w:rStyle w:val="Hyperlink"/>
@@ -23628,7 +25188,7 @@
         </w:rPr>
         <w:t xml:space="preserve"> </w:t>
       </w:r>
-      <w:hyperlink r:id="rId127">
+      <w:hyperlink r:id="rId143">
         <w:r>
           <w:rPr>
             <w:rStyle w:val="Hyperlink"/>
@@ -23652,7 +25212,7 @@
         </w:rPr>
         <w:t xml:space="preserve"> </w:t>
       </w:r>
-      <w:hyperlink r:id="rId117">
+      <w:hyperlink r:id="rId133">
         <w:r>
           <w:rPr>
             <w:rStyle w:val="Hyperlink"/>
@@ -23676,7 +25236,7 @@
         </w:rPr>
         <w:t xml:space="preserve"> </w:t>
       </w:r>
-      <w:hyperlink r:id="rId128">
+      <w:hyperlink r:id="rId144">
         <w:r>
           <w:rPr>
             <w:rStyle w:val="Hyperlink"/>
@@ -23694,8 +25254,8 @@
         </w:pict>
       </w:r>
     </w:p>
-    <w:bookmarkEnd w:id="129"/>
-    <w:bookmarkStart w:id="130" w:name="X75bb174c79753db09394e2e5a6526c380565da5"/>
+    <w:bookmarkEnd w:id="145"/>
+    <w:bookmarkStart w:id="146" w:name="X75bb174c79753db09394e2e5a6526c380565da5"/>
     <w:p>
       <w:pPr>
         <w:pStyle w:val="Heading3"/>
@@ -24772,8 +26332,8 @@
         </w:tc>
       </w:tr>
     </w:tbl>
-    <w:bookmarkEnd w:id="130"/>
-    <w:bookmarkStart w:id="144" w:name="X4c85c49bfcb8469018c76d59cdee95102235553"/>
+    <w:bookmarkEnd w:id="146"/>
+    <w:bookmarkStart w:id="160" w:name="X4c85c49bfcb8469018c76d59cdee95102235553"/>
     <w:p>
       <w:pPr>
         <w:pStyle w:val="Heading3"/>
@@ -25034,7 +26594,7 @@
             <w:pPr>
               <w:pStyle w:val="Compact"/>
             </w:pPr>
-            <w:hyperlink r:id="rId131">
+            <w:hyperlink r:id="rId147">
               <w:r>
                 <w:rPr>
                   <w:rStyle w:val="Hyperlink"/>
@@ -25096,7 +26656,7 @@
             <w:pPr>
               <w:pStyle w:val="Compact"/>
             </w:pPr>
-            <w:hyperlink r:id="rId132">
+            <w:hyperlink r:id="rId148">
               <w:r>
                 <w:rPr>
                   <w:rStyle w:val="Hyperlink"/>
@@ -25158,7 +26718,7 @@
             <w:pPr>
               <w:pStyle w:val="Compact"/>
             </w:pPr>
-            <w:hyperlink r:id="rId133">
+            <w:hyperlink r:id="rId149">
               <w:r>
                 <w:rPr>
                   <w:rStyle w:val="Hyperlink"/>
@@ -25220,7 +26780,7 @@
             <w:pPr>
               <w:pStyle w:val="Compact"/>
             </w:pPr>
-            <w:hyperlink r:id="rId134">
+            <w:hyperlink r:id="rId150">
               <w:r>
                 <w:rPr>
                   <w:rStyle w:val="Hyperlink"/>
@@ -25282,7 +26842,7 @@
             <w:pPr>
               <w:pStyle w:val="Compact"/>
             </w:pPr>
-            <w:hyperlink r:id="rId135">
+            <w:hyperlink r:id="rId151">
               <w:r>
                 <w:rPr>
                   <w:rStyle w:val="Hyperlink"/>
@@ -25344,7 +26904,7 @@
             <w:pPr>
               <w:pStyle w:val="Compact"/>
             </w:pPr>
-            <w:hyperlink r:id="rId136">
+            <w:hyperlink r:id="rId152">
               <w:r>
                 <w:rPr>
                   <w:rStyle w:val="Hyperlink"/>
@@ -25406,7 +26966,7 @@
             <w:pPr>
               <w:pStyle w:val="Compact"/>
             </w:pPr>
-            <w:hyperlink r:id="rId137">
+            <w:hyperlink r:id="rId153">
               <w:r>
                 <w:rPr>
                   <w:rStyle w:val="Hyperlink"/>
@@ -25468,7 +27028,7 @@
             <w:pPr>
               <w:pStyle w:val="Compact"/>
             </w:pPr>
-            <w:hyperlink r:id="rId138">
+            <w:hyperlink r:id="rId154">
               <w:r>
                 <w:rPr>
                   <w:rStyle w:val="Hyperlink"/>
@@ -25530,7 +27090,7 @@
             <w:pPr>
               <w:pStyle w:val="Compact"/>
             </w:pPr>
-            <w:hyperlink r:id="rId139">
+            <w:hyperlink r:id="rId155">
               <w:r>
                 <w:rPr>
                   <w:rStyle w:val="Hyperlink"/>
@@ -25592,7 +27152,7 @@
             <w:pPr>
               <w:pStyle w:val="Compact"/>
             </w:pPr>
-            <w:hyperlink r:id="rId140">
+            <w:hyperlink r:id="rId156">
               <w:r>
                 <w:rPr>
                   <w:rStyle w:val="Hyperlink"/>
@@ -25654,7 +27214,7 @@
             <w:pPr>
               <w:pStyle w:val="Compact"/>
             </w:pPr>
-            <w:hyperlink r:id="rId141">
+            <w:hyperlink r:id="rId157">
               <w:r>
                 <w:rPr>
                   <w:rStyle w:val="Hyperlink"/>
@@ -25695,7 +27255,7 @@
         </w:rPr>
         <w:t xml:space="preserve"> </w:t>
       </w:r>
-      <w:hyperlink r:id="rId131">
+      <w:hyperlink r:id="rId147">
         <w:r>
           <w:rPr>
             <w:rStyle w:val="Hyperlink"/>
@@ -25719,7 +27279,7 @@
         </w:rPr>
         <w:t xml:space="preserve"> </w:t>
       </w:r>
-      <w:hyperlink r:id="rId142">
+      <w:hyperlink r:id="rId158">
         <w:r>
           <w:rPr>
             <w:rStyle w:val="Hyperlink"/>
@@ -25750,7 +27310,7 @@
         </w:rPr>
         <w:t xml:space="preserve"> </w:t>
       </w:r>
-      <w:hyperlink r:id="rId143">
+      <w:hyperlink r:id="rId159">
         <w:r>
           <w:rPr>
             <w:rStyle w:val="Hyperlink"/>
@@ -25768,8 +27328,8 @@
         </w:pict>
       </w:r>
     </w:p>
-    <w:bookmarkEnd w:id="144"/>
-    <w:bookmarkStart w:id="145" w:name="Xd9af15b76bb8cdb4ef240d9961d273db6e97890"/>
+    <w:bookmarkEnd w:id="160"/>
+    <w:bookmarkStart w:id="161" w:name="Xd9af15b76bb8cdb4ef240d9961d273db6e97890"/>
     <w:p>
       <w:pPr>
         <w:pStyle w:val="Heading3"/>
@@ -26985,8 +28545,4165 @@
         <w:t xml:space="preserve">share the existing Elsevier infrastructure. SASGOG remains the only society with no viable programmatic ingestion path.</w:t>
       </w:r>
     </w:p>
-    <w:bookmarkEnd w:id="145"/>
-    <w:bookmarkEnd w:id="146"/>
+    <w:p>
+      <w:r>
+        <w:pict>
+          <v:rect style="width:0;height:1.5pt" o:hralign="center" o:hrstd="t" o:hr="t"/>
+        </w:pict>
+      </w:r>
+    </w:p>
+    <w:bookmarkEnd w:id="161"/>
+    <w:bookmarkEnd w:id="162"/>
+    <w:bookmarkStart w:id="173" w:name="a12.-matching-corrections-april-2026"/>
+    <w:p>
+      <w:pPr>
+        <w:pStyle w:val="Heading2"/>
+      </w:pPr>
+      <w:r>
+        <w:t xml:space="preserve">A12. Matching Corrections (April 2026)</w:t>
+      </w:r>
+    </w:p>
+    <w:p>
+      <w:pPr>
+        <w:pStyle w:val="FirstParagraph"/>
+      </w:pPr>
+      <w:r>
+        <w:t xml:space="preserve">Four defects in the abstract-to-publication matching layer were identified and corrected after the initial analysis. Each one biased the candidate pool in a specific, traceable direction. This section documents the defect, the correction, and the expected effect on results, so that any change in the reported publication rate between the initial and corrected runs can be attributed to a named cause rather than to unexplained drift.</w:t>
+      </w:r>
+    </w:p>
+    <w:bookmarkStart w:id="163" w:name="X995fc70b9ffc5cab4b0ef882d96e6c284beec88"/>
+    <w:p>
+      <w:pPr>
+        <w:pStyle w:val="Heading3"/>
+      </w:pPr>
+      <w:r>
+        <w:t xml:space="preserve">A12.1 Session-Number Prefixes in Abstract Titles</w:t>
+      </w:r>
+    </w:p>
+    <w:p>
+      <w:pPr>
+        <w:pStyle w:val="FirstParagraph"/>
+      </w:pPr>
+      <w:r>
+        <w:t xml:space="preserve">The AAGL congress programs for 2013, 2017, 2018, and 2021 print oral presentation titles with a leading session number, rendered as</w:t>
+      </w:r>
+      <w:r>
+        <w:t xml:space="preserve"> </w:t>
+      </w:r>
+      <w:r>
+        <w:rPr>
+          <w:rStyle w:val="VerbatimChar"/>
+        </w:rPr>
+        <w:t xml:space="preserve">"4 - Laparoscopic Management of..."</w:t>
+      </w:r>
+      <w:r>
+        <w:t xml:space="preserve">. Earlier and later programs do not. The scraper captured this prefix verbatim, so the leading token entered</w:t>
+      </w:r>
+      <w:r>
+        <w:t xml:space="preserve"> </w:t>
+      </w:r>
+      <w:r>
+        <w:rPr>
+          <w:rStyle w:val="VerbatimChar"/>
+        </w:rPr>
+        <w:t xml:space="preserve">normalize_title()</w:t>
+      </w:r>
+      <w:r>
+        <w:t xml:space="preserve"> </w:t>
+      </w:r>
+      <w:r>
+        <w:t xml:space="preserve">and then entered PubMed Strategy 1 as part of the title phrase.</w:t>
+      </w:r>
+    </w:p>
+    <w:p>
+      <w:pPr>
+        <w:pStyle w:val="BodyText"/>
+      </w:pPr>
+      <w:r>
+        <w:t xml:space="preserve">A phrase search for</w:t>
+      </w:r>
+      <w:r>
+        <w:t xml:space="preserve"> </w:t>
+      </w:r>
+      <w:r>
+        <w:rPr>
+          <w:rStyle w:val="VerbatimChar"/>
+        </w:rPr>
+        <w:t xml:space="preserve">"4 laparoscopic management of"[TI]</w:t>
+      </w:r>
+      <w:r>
+        <w:t xml:space="preserve"> </w:t>
+      </w:r>
+      <w:r>
+        <w:t xml:space="preserve">matches nothing. Abstracts from these four congresses were therefore systematically deprived of their single strongest search strategy, and could only be recovered by the weaker author-based strategies. Because the affected congresses are a non-random subset of years, this depressed measured publication rates for those years specifically — a confound directly on the time trend the study reports.</w:t>
+      </w:r>
+    </w:p>
+    <w:p>
+      <w:pPr>
+        <w:pStyle w:val="BodyText"/>
+      </w:pPr>
+      <w:r>
+        <w:t xml:space="preserve">The prefix is now stripped at two points: in</w:t>
+      </w:r>
+      <w:r>
+        <w:t xml:space="preserve"> </w:t>
+      </w:r>
+      <w:r>
+        <w:rPr>
+          <w:rStyle w:val="VerbatimChar"/>
+        </w:rPr>
+        <w:t xml:space="preserve">normalize_title()</w:t>
+      </w:r>
+      <w:r>
+        <w:t xml:space="preserve"> </w:t>
+      </w:r>
+      <w:r>
+        <w:t xml:space="preserve">(</w:t>
+      </w:r>
+      <w:r>
+        <w:rPr>
+          <w:rStyle w:val="VerbatimChar"/>
+        </w:rPr>
+        <w:t xml:space="preserve">R/utils_text.R</w:t>
+      </w:r>
+      <w:r>
+        <w:t xml:space="preserve">), which protects every downstream consumer of the normalized title, and on the raw</w:t>
+      </w:r>
+      <w:r>
+        <w:t xml:space="preserve"> </w:t>
+      </w:r>
+      <w:r>
+        <w:rPr>
+          <w:rStyle w:val="VerbatimChar"/>
+        </w:rPr>
+        <w:t xml:space="preserve">title</w:t>
+      </w:r>
+      <w:r>
+        <w:t xml:space="preserve"> </w:t>
+      </w:r>
+      <w:r>
+        <w:t xml:space="preserve">column in</w:t>
+      </w:r>
+      <w:r>
+        <w:t xml:space="preserve"> </w:t>
+      </w:r>
+      <w:r>
+        <w:rPr>
+          <w:rStyle w:val="VerbatimChar"/>
+        </w:rPr>
+        <w:t xml:space="preserve">R/02_clean_abstracts.R</w:t>
+      </w:r>
+      <w:r>
+        <w:t xml:space="preserve">, which protects the displayed title in the adjudication app. The regular expression is</w:t>
+      </w:r>
+      <w:r>
+        <w:t xml:space="preserve"> </w:t>
+      </w:r>
+      <w:r>
+        <w:rPr>
+          <w:rStyle w:val="VerbatimChar"/>
+        </w:rPr>
+        <w:t xml:space="preserve">^[0-9]+\s+[-–]\s*</w:t>
+      </w:r>
+      <w:r>
+        <w:t xml:space="preserve">, matching both hyphen and en-dash forms.</w:t>
+      </w:r>
+    </w:p>
+    <w:p>
+      <w:pPr>
+        <w:pStyle w:val="BodyText"/>
+      </w:pPr>
+      <w:r>
+        <w:t xml:space="preserve">The pattern requires whitespace before the dash. This is deliberate: a title legitimately beginning with a number followed immediately by a hyphen, such as</w:t>
+      </w:r>
+      <w:r>
+        <w:t xml:space="preserve"> </w:t>
+      </w:r>
+      <w:r>
+        <w:rPr>
+          <w:rStyle w:val="VerbatimChar"/>
+        </w:rPr>
+        <w:t xml:space="preserve">"5-year outcomes after..."</w:t>
+      </w:r>
+      <w:r>
+        <w:t xml:space="preserve">, must not be truncated to</w:t>
+      </w:r>
+      <w:r>
+        <w:t xml:space="preserve"> </w:t>
+      </w:r>
+      <w:r>
+        <w:rPr>
+          <w:rStyle w:val="VerbatimChar"/>
+        </w:rPr>
+        <w:t xml:space="preserve">"year outcomes after..."</w:t>
+      </w:r>
+      <w:r>
+        <w:t xml:space="preserve">. The required space distinguishes a session-number prefix from a numeric prefix belonging to the title.</w:t>
+      </w:r>
+    </w:p>
+    <w:bookmarkEnd w:id="163"/>
+    <w:bookmarkStart w:id="164" w:name="X1134aea50434136d94d421f311cb3ad23df9f0d"/>
+    <w:p>
+      <w:pPr>
+        <w:pStyle w:val="Heading3"/>
+      </w:pPr>
+      <w:r>
+        <w:t xml:space="preserve">A12.2 Non-Article Publication Types in the Candidate Pool</w:t>
+      </w:r>
+    </w:p>
+    <w:p>
+      <w:pPr>
+        <w:pStyle w:val="FirstParagraph"/>
+      </w:pPr>
+      <w:r>
+        <w:rPr>
+          <w:rStyle w:val="VerbatimChar"/>
+        </w:rPr>
+        <w:t xml:space="preserve">build_date_filter()</w:t>
+      </w:r>
+      <w:r>
+        <w:t xml:space="preserve"> </w:t>
+      </w:r>
+      <w:r>
+        <w:t xml:space="preserve">previously constrained PubMed searches by date alone. Letters, comments, editorials, published errata, and retraction notices were therefore eligible candidates.</w:t>
+      </w:r>
+    </w:p>
+    <w:p>
+      <w:pPr>
+        <w:pStyle w:val="BodyText"/>
+      </w:pPr>
+      <w:r>
+        <w:t xml:space="preserve">These document types are strongly biased toward matching. They routinely carry the title of the paper they discuss, and they frequently share its author list. A letter commenting on a trial scores highly on title similarity and author overlap — the two heaviest components of the composite score — while being categorically incapable of representing the full publication of a congress abstract. The failure mode is not merely a wasted candidate slot: a high-scoring letter can outrank and displace the genuine publication, converting a correct match into an incorrect one.</w:t>
+      </w:r>
+    </w:p>
+    <w:p>
+      <w:pPr>
+        <w:pStyle w:val="BodyText"/>
+      </w:pPr>
+      <w:r>
+        <w:t xml:space="preserve">The date filter now appends an exclusion clause:</w:t>
+      </w:r>
+    </w:p>
+    <w:p>
+      <w:pPr>
+        <w:pStyle w:val="SourceCode"/>
+      </w:pPr>
+      <w:r>
+        <w:rPr>
+          <w:rStyle w:val="VerbatimChar"/>
+        </w:rPr>
+        <w:t xml:space="preserve">NOT ("Letter"[PT] OR "Comment"[PT] OR "Editorial"[PT] OR</w:t>
+      </w:r>
+      <w:r>
+        <w:br/>
+      </w:r>
+      <w:r>
+        <w:rPr>
+          <w:rStyle w:val="VerbatimChar"/>
+        </w:rPr>
+        <w:t xml:space="preserve">     "Published Erratum"[PT] OR "Retraction of Publication"[PT])</w:t>
+      </w:r>
+    </w:p>
+    <w:p>
+      <w:pPr>
+        <w:pStyle w:val="FirstParagraph"/>
+      </w:pPr>
+      <w:r>
+        <w:t xml:space="preserve">The exclusion is applied at the search layer rather than as a post-hoc filter on scored candidates. This is the more conservative placement: it prevents these records from ever competing for a candidate slot, rather than removing them after they may already have crowded out a true match.</w:t>
+      </w:r>
+    </w:p>
+    <w:bookmarkEnd w:id="164"/>
+    <w:bookmarkStart w:id="165" w:name="X8932188ea762ff0ba0a526e3681873d7d20d36d"/>
+    <w:p>
+      <w:pPr>
+        <w:pStyle w:val="Heading3"/>
+      </w:pPr>
+      <w:r>
+        <w:t xml:space="preserve">A12.3 Over-Broad JMIG Supplement Detection</w:t>
+      </w:r>
+    </w:p>
+    <w:p>
+      <w:pPr>
+        <w:pStyle w:val="FirstParagraph"/>
+      </w:pPr>
+      <w:r>
+        <w:t xml:space="preserve">Congress abstracts are themselves published in a JMIG supplement. Matching an abstract to its own supplement record would be circular, so</w:t>
+      </w:r>
+      <w:r>
+        <w:t xml:space="preserve"> </w:t>
+      </w:r>
+      <w:r>
+        <w:rPr>
+          <w:rStyle w:val="VerbatimChar"/>
+        </w:rPr>
+        <w:t xml:space="preserve">is_supplement_article()</w:t>
+      </w:r>
+      <w:r>
+        <w:t xml:space="preserve"> </w:t>
+      </w:r>
+      <w:r>
+        <w:t xml:space="preserve">exists to exclude that record. Its original test was a conjunction of journal, volume, and year.</w:t>
+      </w:r>
+    </w:p>
+    <w:p>
+      <w:pPr>
+        <w:pStyle w:val="BodyText"/>
+      </w:pPr>
+      <w:r>
+        <w:t xml:space="preserve">Volume numbers are not unique to supplements. A JMIG supplement shares its volume number with the regular issues of that volume. The test therefore excluded every regular JMIG article in the matching volume and year — not just the congress supplement.</w:t>
+      </w:r>
+    </w:p>
+    <w:p>
+      <w:pPr>
+        <w:pStyle w:val="BodyText"/>
+      </w:pPr>
+      <w:r>
+        <w:t xml:space="preserve">This is the most consequential of the four defects, because its bias is directional and falls hardest on the true positives. An AAGL abstract is more likely than chance to be published in JMIG, the society’s own journal, and most likely to appear there within roughly a year of presentation, which is exactly the volume-year window the test was blanking. The rule was therefore most likely to discard precisely the publications the pipeline exists to find, and would depress the measured publication rate while inflating apparent time-to-publication for those recovered by other routes.</w:t>
+      </w:r>
+    </w:p>
+    <w:p>
+      <w:pPr>
+        <w:pStyle w:val="BodyText"/>
+      </w:pPr>
+      <w:r>
+        <w:t xml:space="preserve">The corrected test adds a fourth conjunct requiring positive evidence that the record is a supplement.</w:t>
+      </w:r>
+      <w:r>
+        <w:t xml:space="preserve"> </w:t>
+      </w:r>
+      <w:r>
+        <w:rPr>
+          <w:rStyle w:val="VerbatimChar"/>
+        </w:rPr>
+        <w:t xml:space="preserve">pub_issue</w:t>
+      </w:r>
+      <w:r>
+        <w:t xml:space="preserve"> </w:t>
+      </w:r>
+      <w:r>
+        <w:t xml:space="preserve">is now extracted from</w:t>
+      </w:r>
+      <w:r>
+        <w:t xml:space="preserve"> </w:t>
+      </w:r>
+      <w:r>
+        <w:rPr>
+          <w:rStyle w:val="VerbatimChar"/>
+        </w:rPr>
+        <w:t xml:space="preserve">JournalIssue/Issue</w:t>
+      </w:r>
+      <w:r>
+        <w:t xml:space="preserve"> </w:t>
+      </w:r>
+      <w:r>
+        <w:t xml:space="preserve">in the PubMed XML (</w:t>
+      </w:r>
+      <w:r>
+        <w:rPr>
+          <w:rStyle w:val="VerbatimChar"/>
+        </w:rPr>
+        <w:t xml:space="preserve">parse_pubmed_xml()</w:t>
+      </w:r>
+      <w:r>
+        <w:t xml:space="preserve">), and exclusion requires either that the issue string contains</w:t>
+      </w:r>
+      <w:r>
+        <w:t xml:space="preserve"> </w:t>
+      </w:r>
+      <w:r>
+        <w:rPr>
+          <w:rStyle w:val="VerbatimChar"/>
+        </w:rPr>
+        <w:t xml:space="preserve">"suppl"</w:t>
+      </w:r>
+      <w:r>
+        <w:t xml:space="preserve">, or — where PubMed omits the issue field — that the publication month is November, the congress month:</w:t>
+      </w:r>
+    </w:p>
+    <w:p>
+      <w:pPr>
+        <w:pStyle w:val="SourceCode"/>
+      </w:pPr>
+      <w:r>
+        <w:rPr>
+          <w:rStyle w:val="NormalTok"/>
+        </w:rPr>
+        <w:t xml:space="preserve">is_suppl_issue </w:t>
+      </w:r>
+      <w:r>
+        <w:rPr>
+          <w:rStyle w:val="OtherTok"/>
+        </w:rPr>
+        <w:t xml:space="preserve">&lt;-</w:t>
+      </w:r>
+      <w:r>
+        <w:rPr>
+          <w:rStyle w:val="NormalTok"/>
+        </w:rPr>
+        <w:t xml:space="preserve"> (</w:t>
+      </w:r>
+      <w:r>
+        <w:rPr>
+          <w:rStyle w:val="SpecialCharTok"/>
+        </w:rPr>
+        <w:t xml:space="preserve">!</w:t>
+      </w:r>
+      <w:r>
+        <w:rPr>
+          <w:rStyle w:val="FunctionTok"/>
+        </w:rPr>
+        <w:t xml:space="preserve">is.na</w:t>
+      </w:r>
+      <w:r>
+        <w:rPr>
+          <w:rStyle w:val="NormalTok"/>
+        </w:rPr>
+        <w:t xml:space="preserve">(pub_issue) </w:t>
+      </w:r>
+      <w:r>
+        <w:rPr>
+          <w:rStyle w:val="SpecialCharTok"/>
+        </w:rPr>
+        <w:t xml:space="preserve">&amp;&amp;</w:t>
+      </w:r>
+      <w:r>
+        <w:rPr>
+          <w:rStyle w:val="NormalTok"/>
+        </w:rPr>
+        <w:t xml:space="preserve"> </w:t>
+      </w:r>
+      <w:r>
+        <w:rPr>
+          <w:rStyle w:val="FunctionTok"/>
+        </w:rPr>
+        <w:t xml:space="preserve">str_detect</w:t>
+      </w:r>
+      <w:r>
+        <w:rPr>
+          <w:rStyle w:val="NormalTok"/>
+        </w:rPr>
+        <w:t xml:space="preserve">(</w:t>
+      </w:r>
+      <w:r>
+        <w:rPr>
+          <w:rStyle w:val="FunctionTok"/>
+        </w:rPr>
+        <w:t xml:space="preserve">tolower</w:t>
+      </w:r>
+      <w:r>
+        <w:rPr>
+          <w:rStyle w:val="NormalTok"/>
+        </w:rPr>
+        <w:t xml:space="preserve">(pub_issue), </w:t>
+      </w:r>
+      <w:r>
+        <w:rPr>
+          <w:rStyle w:val="StringTok"/>
+        </w:rPr>
+        <w:t xml:space="preserve">"suppl"</w:t>
+      </w:r>
+      <w:r>
+        <w:rPr>
+          <w:rStyle w:val="NormalTok"/>
+        </w:rPr>
+        <w:t xml:space="preserve">)) </w:t>
+      </w:r>
+      <w:r>
+        <w:rPr>
+          <w:rStyle w:val="SpecialCharTok"/>
+        </w:rPr>
+        <w:t xml:space="preserve">||</w:t>
+      </w:r>
+      <w:r>
+        <w:br/>
+      </w:r>
+      <w:r>
+        <w:rPr>
+          <w:rStyle w:val="NormalTok"/>
+        </w:rPr>
+        <w:t xml:space="preserve">  (</w:t>
+      </w:r>
+      <w:r>
+        <w:rPr>
+          <w:rStyle w:val="FunctionTok"/>
+        </w:rPr>
+        <w:t xml:space="preserve">is.na</w:t>
+      </w:r>
+      <w:r>
+        <w:rPr>
+          <w:rStyle w:val="NormalTok"/>
+        </w:rPr>
+        <w:t xml:space="preserve">(pub_issue) </w:t>
+      </w:r>
+      <w:r>
+        <w:rPr>
+          <w:rStyle w:val="SpecialCharTok"/>
+        </w:rPr>
+        <w:t xml:space="preserve">&amp;&amp;</w:t>
+      </w:r>
+      <w:r>
+        <w:rPr>
+          <w:rStyle w:val="NormalTok"/>
+        </w:rPr>
+        <w:t xml:space="preserve"> </w:t>
+      </w:r>
+      <w:r>
+        <w:rPr>
+          <w:rStyle w:val="SpecialCharTok"/>
+        </w:rPr>
+        <w:t xml:space="preserve">!</w:t>
+      </w:r>
+      <w:r>
+        <w:rPr>
+          <w:rStyle w:val="FunctionTok"/>
+        </w:rPr>
+        <w:t xml:space="preserve">is.na</w:t>
+      </w:r>
+      <w:r>
+        <w:rPr>
+          <w:rStyle w:val="NormalTok"/>
+        </w:rPr>
+        <w:t xml:space="preserve">(pub_month) </w:t>
+      </w:r>
+      <w:r>
+        <w:rPr>
+          <w:rStyle w:val="SpecialCharTok"/>
+        </w:rPr>
+        <w:t xml:space="preserve">&amp;&amp;</w:t>
+      </w:r>
+      <w:r>
+        <w:br/>
+      </w:r>
+      <w:r>
+        <w:rPr>
+          <w:rStyle w:val="NormalTok"/>
+        </w:rPr>
+        <w:t xml:space="preserve">     </w:t>
+      </w:r>
+      <w:r>
+        <w:rPr>
+          <w:rStyle w:val="FunctionTok"/>
+        </w:rPr>
+        <w:t xml:space="preserve">str_detect</w:t>
+      </w:r>
+      <w:r>
+        <w:rPr>
+          <w:rStyle w:val="NormalTok"/>
+        </w:rPr>
+        <w:t xml:space="preserve">(</w:t>
+      </w:r>
+      <w:r>
+        <w:rPr>
+          <w:rStyle w:val="FunctionTok"/>
+        </w:rPr>
+        <w:t xml:space="preserve">tolower</w:t>
+      </w:r>
+      <w:r>
+        <w:rPr>
+          <w:rStyle w:val="NormalTok"/>
+        </w:rPr>
+        <w:t xml:space="preserve">(pub_month), </w:t>
+      </w:r>
+      <w:r>
+        <w:rPr>
+          <w:rStyle w:val="StringTok"/>
+        </w:rPr>
+        <w:t xml:space="preserve">"^(nov|11)"</w:t>
+      </w:r>
+      <w:r>
+        <w:rPr>
+          <w:rStyle w:val="NormalTok"/>
+        </w:rPr>
+        <w:t xml:space="preserve">))</w:t>
+      </w:r>
+      <w:r>
+        <w:br/>
+      </w:r>
+      <w:r>
+        <w:br/>
+      </w:r>
+      <w:r>
+        <w:rPr>
+          <w:rStyle w:val="NormalTok"/>
+        </w:rPr>
+        <w:t xml:space="preserve">is_jmig </w:t>
+      </w:r>
+      <w:r>
+        <w:rPr>
+          <w:rStyle w:val="SpecialCharTok"/>
+        </w:rPr>
+        <w:t xml:space="preserve">&amp;&amp;</w:t>
+      </w:r>
+      <w:r>
+        <w:rPr>
+          <w:rStyle w:val="NormalTok"/>
+        </w:rPr>
+        <w:t xml:space="preserve"> is_supplement_vol </w:t>
+      </w:r>
+      <w:r>
+        <w:rPr>
+          <w:rStyle w:val="SpecialCharTok"/>
+        </w:rPr>
+        <w:t xml:space="preserve">&amp;&amp;</w:t>
+      </w:r>
+      <w:r>
+        <w:rPr>
+          <w:rStyle w:val="NormalTok"/>
+        </w:rPr>
+        <w:t xml:space="preserve"> is_supplement_year </w:t>
+      </w:r>
+      <w:r>
+        <w:rPr>
+          <w:rStyle w:val="SpecialCharTok"/>
+        </w:rPr>
+        <w:t xml:space="preserve">&amp;&amp;</w:t>
+      </w:r>
+      <w:r>
+        <w:rPr>
+          <w:rStyle w:val="NormalTok"/>
+        </w:rPr>
+        <w:t xml:space="preserve"> is_suppl_issue</w:t>
+      </w:r>
+    </w:p>
+    <w:p>
+      <w:pPr>
+        <w:pStyle w:val="FirstParagraph"/>
+      </w:pPr>
+      <w:r>
+        <w:t xml:space="preserve">The November fallback is a deliberate residual compromise. It is narrower than the original rule, since it applies only when the issue field is absent, but it is still a heuristic and will misclassify a genuine November JMIG article in a supplement volume whose issue metadata PubMed has not populated. Section A12.5 records this as a known limitation.</w:t>
+      </w:r>
+    </w:p>
+    <w:bookmarkEnd w:id="165"/>
+    <w:bookmarkStart w:id="166" w:name="X824c7944b581fc18423aeeceace3052ef2c647e"/>
+    <w:p>
+      <w:pPr>
+        <w:pStyle w:val="Heading3"/>
+      </w:pPr>
+      <w:r>
+        <w:t xml:space="preserve">A12.4 Stopword Removal Broke Title Phrase Search</w:t>
+      </w:r>
+    </w:p>
+    <w:p>
+      <w:pPr>
+        <w:pStyle w:val="FirstParagraph"/>
+      </w:pPr>
+      <w:r>
+        <w:t xml:space="preserve">Strategy 1 built its title phrase by discarding every token shorter than three characters and then joining the first eight survivors. The intent was to drop uninformative stopwords. The effect was to destroy the phrase.</w:t>
+      </w:r>
+    </w:p>
+    <w:p>
+      <w:pPr>
+        <w:pStyle w:val="BodyText"/>
+      </w:pPr>
+      <w:r>
+        <w:t xml:space="preserve">PubMed</w:t>
+      </w:r>
+      <w:r>
+        <w:t xml:space="preserve"> </w:t>
+      </w:r>
+      <w:r>
+        <w:rPr>
+          <w:rStyle w:val="VerbatimChar"/>
+        </w:rPr>
+        <w:t xml:space="preserve">[TI]</w:t>
+      </w:r>
+      <w:r>
+        <w:t xml:space="preserve"> </w:t>
+      </w:r>
+      <w:r>
+        <w:t xml:space="preserve">phrase search matches consecutive words. Removing</w:t>
+      </w:r>
+      <w:r>
+        <w:t xml:space="preserve"> </w:t>
+      </w:r>
+      <w:r>
+        <w:rPr>
+          <w:rStyle w:val="VerbatimChar"/>
+        </w:rPr>
+        <w:t xml:space="preserve">"in"</w:t>
+      </w:r>
+      <w:r>
+        <w:t xml:space="preserve">,</w:t>
+      </w:r>
+      <w:r>
+        <w:t xml:space="preserve"> </w:t>
+      </w:r>
+      <w:r>
+        <w:rPr>
+          <w:rStyle w:val="VerbatimChar"/>
+        </w:rPr>
+        <w:t xml:space="preserve">"of"</w:t>
+      </w:r>
+      <w:r>
+        <w:t xml:space="preserve">, and</w:t>
+      </w:r>
+      <w:r>
+        <w:t xml:space="preserve"> </w:t>
+      </w:r>
+      <w:r>
+        <w:rPr>
+          <w:rStyle w:val="VerbatimChar"/>
+        </w:rPr>
+        <w:t xml:space="preserve">"a"</w:t>
+      </w:r>
+      <w:r>
+        <w:t xml:space="preserve"> </w:t>
+      </w:r>
+      <w:r>
+        <w:t xml:space="preserve">from a title does not produce a shorter phrase that still matches — it produces a word sequence that never appears in any title.</w:t>
+      </w:r>
+      <w:r>
+        <w:t xml:space="preserve"> </w:t>
+      </w:r>
+      <w:r>
+        <w:rPr>
+          <w:rStyle w:val="VerbatimChar"/>
+        </w:rPr>
+        <w:t xml:space="preserve">"outcomes robotic surgery obese patients"</w:t>
+      </w:r>
+      <w:r>
+        <w:t xml:space="preserve"> </w:t>
+      </w:r>
+      <w:r>
+        <w:t xml:space="preserve">does not match</w:t>
+      </w:r>
+      <w:r>
+        <w:t xml:space="preserve"> </w:t>
+      </w:r>
+      <w:r>
+        <w:rPr>
+          <w:i/>
+          <w:iCs/>
+        </w:rPr>
+        <w:t xml:space="preserve">“Outcomes of robotic surgery in obese patients”</w:t>
+      </w:r>
+      <w:r>
+        <w:t xml:space="preserve">. Strategy 1, the highest-precision strategy in the pipeline, was reliably failing on any title containing a short function word, which is nearly all of them.</w:t>
+      </w:r>
+    </w:p>
+    <w:p>
+      <w:pPr>
+        <w:pStyle w:val="BodyText"/>
+      </w:pPr>
+      <w:r>
+        <w:t xml:space="preserve">The strategy now takes a consecutive eight-word window, preserving every token including stopwords, and begins the window at the first token of three or more characters:</w:t>
+      </w:r>
+    </w:p>
+    <w:p>
+      <w:pPr>
+        <w:pStyle w:val="SourceCode"/>
+      </w:pPr>
+      <w:r>
+        <w:rPr>
+          <w:rStyle w:val="NormalTok"/>
+        </w:rPr>
+        <w:t xml:space="preserve">title_all_words </w:t>
+      </w:r>
+      <w:r>
+        <w:rPr>
+          <w:rStyle w:val="OtherTok"/>
+        </w:rPr>
+        <w:t xml:space="preserve">&lt;-</w:t>
+      </w:r>
+      <w:r>
+        <w:rPr>
+          <w:rStyle w:val="NormalTok"/>
+        </w:rPr>
+        <w:t xml:space="preserve"> </w:t>
+      </w:r>
+      <w:r>
+        <w:rPr>
+          <w:rStyle w:val="FunctionTok"/>
+        </w:rPr>
+        <w:t xml:space="preserve">str_split</w:t>
+      </w:r>
+      <w:r>
+        <w:rPr>
+          <w:rStyle w:val="NormalTok"/>
+        </w:rPr>
+        <w:t xml:space="preserve">(title_norm, </w:t>
+      </w:r>
+      <w:r>
+        <w:rPr>
+          <w:rStyle w:val="StringTok"/>
+        </w:rPr>
+        <w:t xml:space="preserve">"</w:t>
+      </w:r>
+      <w:r>
+        <w:rPr>
+          <w:rStyle w:val="SpecialCharTok"/>
+        </w:rPr>
+        <w:t xml:space="preserve">\\</w:t>
+      </w:r>
+      <w:r>
+        <w:rPr>
+          <w:rStyle w:val="StringTok"/>
+        </w:rPr>
+        <w:t xml:space="preserve">s+"</w:t>
+      </w:r>
+      <w:r>
+        <w:rPr>
+          <w:rStyle w:val="NormalTok"/>
+        </w:rPr>
+        <w:t xml:space="preserve">)[[</w:t>
+      </w:r>
+      <w:r>
+        <w:rPr>
+          <w:rStyle w:val="DecValTok"/>
+        </w:rPr>
+        <w:t xml:space="preserve">1</w:t>
+      </w:r>
+      <w:r>
+        <w:rPr>
+          <w:rStyle w:val="NormalTok"/>
+        </w:rPr>
+        <w:t xml:space="preserve">]]</w:t>
+      </w:r>
+      <w:r>
+        <w:br/>
+      </w:r>
+      <w:r>
+        <w:rPr>
+          <w:rStyle w:val="NormalTok"/>
+        </w:rPr>
+        <w:t xml:space="preserve">start_idx </w:t>
+      </w:r>
+      <w:r>
+        <w:rPr>
+          <w:rStyle w:val="OtherTok"/>
+        </w:rPr>
+        <w:t xml:space="preserve">&lt;-</w:t>
+      </w:r>
+      <w:r>
+        <w:rPr>
+          <w:rStyle w:val="NormalTok"/>
+        </w:rPr>
+        <w:t xml:space="preserve"> </w:t>
+      </w:r>
+      <w:r>
+        <w:rPr>
+          <w:rStyle w:val="FunctionTok"/>
+        </w:rPr>
+        <w:t xml:space="preserve">which</w:t>
+      </w:r>
+      <w:r>
+        <w:rPr>
+          <w:rStyle w:val="NormalTok"/>
+        </w:rPr>
+        <w:t xml:space="preserve">(</w:t>
+      </w:r>
+      <w:r>
+        <w:rPr>
+          <w:rStyle w:val="FunctionTok"/>
+        </w:rPr>
+        <w:t xml:space="preserve">nchar</w:t>
+      </w:r>
+      <w:r>
+        <w:rPr>
+          <w:rStyle w:val="NormalTok"/>
+        </w:rPr>
+        <w:t xml:space="preserve">(title_all_words) </w:t>
+      </w:r>
+      <w:r>
+        <w:rPr>
+          <w:rStyle w:val="SpecialCharTok"/>
+        </w:rPr>
+        <w:t xml:space="preserve">&gt;=</w:t>
+      </w:r>
+      <w:r>
+        <w:rPr>
+          <w:rStyle w:val="NormalTok"/>
+        </w:rPr>
+        <w:t xml:space="preserve"> </w:t>
+      </w:r>
+      <w:r>
+        <w:rPr>
+          <w:rStyle w:val="DecValTok"/>
+        </w:rPr>
+        <w:t xml:space="preserve">3</w:t>
+      </w:r>
+      <w:r>
+        <w:rPr>
+          <w:rStyle w:val="NormalTok"/>
+        </w:rPr>
+        <w:t xml:space="preserve">)</w:t>
+      </w:r>
+      <w:r>
+        <w:br/>
+      </w:r>
+      <w:r>
+        <w:rPr>
+          <w:rStyle w:val="NormalTok"/>
+        </w:rPr>
+        <w:t xml:space="preserve">s </w:t>
+      </w:r>
+      <w:r>
+        <w:rPr>
+          <w:rStyle w:val="OtherTok"/>
+        </w:rPr>
+        <w:t xml:space="preserve">&lt;-</w:t>
+      </w:r>
+      <w:r>
+        <w:rPr>
+          <w:rStyle w:val="NormalTok"/>
+        </w:rPr>
+        <w:t xml:space="preserve"> start_idx[</w:t>
+      </w:r>
+      <w:r>
+        <w:rPr>
+          <w:rStyle w:val="DecValTok"/>
+        </w:rPr>
+        <w:t xml:space="preserve">1</w:t>
+      </w:r>
+      <w:r>
+        <w:rPr>
+          <w:rStyle w:val="NormalTok"/>
+        </w:rPr>
+        <w:t xml:space="preserve">]</w:t>
+      </w:r>
+      <w:r>
+        <w:br/>
+      </w:r>
+      <w:r>
+        <w:rPr>
+          <w:rStyle w:val="NormalTok"/>
+        </w:rPr>
+        <w:t xml:space="preserve">title_query_words </w:t>
+      </w:r>
+      <w:r>
+        <w:rPr>
+          <w:rStyle w:val="OtherTok"/>
+        </w:rPr>
+        <w:t xml:space="preserve">&lt;-</w:t>
+      </w:r>
+      <w:r>
+        <w:rPr>
+          <w:rStyle w:val="NormalTok"/>
+        </w:rPr>
+        <w:t xml:space="preserve"> title_all_words[s</w:t>
+      </w:r>
+      <w:r>
+        <w:rPr>
+          <w:rStyle w:val="SpecialCharTok"/>
+        </w:rPr>
+        <w:t xml:space="preserve">:</w:t>
+      </w:r>
+      <w:r>
+        <w:rPr>
+          <w:rStyle w:val="FunctionTok"/>
+        </w:rPr>
+        <w:t xml:space="preserve">min</w:t>
+      </w:r>
+      <w:r>
+        <w:rPr>
+          <w:rStyle w:val="NormalTok"/>
+        </w:rPr>
+        <w:t xml:space="preserve">(s </w:t>
+      </w:r>
+      <w:r>
+        <w:rPr>
+          <w:rStyle w:val="SpecialCharTok"/>
+        </w:rPr>
+        <w:t xml:space="preserve">+</w:t>
+      </w:r>
+      <w:r>
+        <w:rPr>
+          <w:rStyle w:val="NormalTok"/>
+        </w:rPr>
+        <w:t xml:space="preserve"> </w:t>
+      </w:r>
+      <w:r>
+        <w:rPr>
+          <w:rStyle w:val="DecValTok"/>
+        </w:rPr>
+        <w:t xml:space="preserve">7</w:t>
+      </w:r>
+      <w:r>
+        <w:rPr>
+          <w:rStyle w:val="DataTypeTok"/>
+        </w:rPr>
+        <w:t xml:space="preserve">L</w:t>
+      </w:r>
+      <w:r>
+        <w:rPr>
+          <w:rStyle w:val="NormalTok"/>
+        </w:rPr>
+        <w:t xml:space="preserve">, </w:t>
+      </w:r>
+      <w:r>
+        <w:rPr>
+          <w:rStyle w:val="FunctionTok"/>
+        </w:rPr>
+        <w:t xml:space="preserve">length</w:t>
+      </w:r>
+      <w:r>
+        <w:rPr>
+          <w:rStyle w:val="NormalTok"/>
+        </w:rPr>
+        <w:t xml:space="preserve">(title_all_words))]</w:t>
+      </w:r>
+    </w:p>
+    <w:p>
+      <w:pPr>
+        <w:pStyle w:val="FirstParagraph"/>
+      </w:pPr>
+      <w:r>
+        <w:t xml:space="preserve">Anchoring the start at the first substantial token preserves the original defensive intent — skipping a leading numeric artifact — while the consecutive window restores the phrase semantics the search depends on. This correction is partially redundant with A12.1, which removes session prefixes upstream; the anchor is retained as defence in depth against any leading-token artifact not covered by that pattern.</w:t>
+      </w:r>
+    </w:p>
+    <w:bookmarkEnd w:id="166"/>
+    <w:bookmarkStart w:id="167" w:name="X3cdd6e9a273aebae4910cb03a906fa7d2957250"/>
+    <w:p>
+      <w:pPr>
+        <w:pStyle w:val="Heading3"/>
+      </w:pPr>
+      <w:r>
+        <w:t xml:space="preserve">A12.5 Combined Effect and Known Limitations</w:t>
+      </w:r>
+    </w:p>
+    <w:p>
+      <w:pPr>
+        <w:pStyle w:val="FirstParagraph"/>
+      </w:pPr>
+      <w:r>
+        <w:t xml:space="preserve">All four defects biased in the same direction: each one suppressed true matches. A12.1 and A12.4 removed the strongest search strategy for affected abstracts; A12.3 discarded genuine JMIG publications; A12.2 allowed non-articles to displace real ones. The corrected pipeline should therefore report a publication rate no lower than the original, with the increase concentrated in JMIG publications and in the 2013, 2017, 2018, and 2021 congresses.</w:t>
+      </w:r>
+    </w:p>
+    <w:p>
+      <w:pPr>
+        <w:pStyle w:val="BodyText"/>
+      </w:pPr>
+      <w:r>
+        <w:t xml:space="preserve">Because these four corrections shipped together in a single re-run, their individual contributions are not separately identified in the current results. Attributing the change to any one defect would require four additional pipeline runs holding the others fixed. No such ablation has been performed.</w:t>
+      </w:r>
+    </w:p>
+    <w:p>
+      <w:pPr>
+        <w:pStyle w:val="BodyText"/>
+      </w:pPr>
+      <w:r>
+        <w:t xml:space="preserve">Two limitations remain open:</w:t>
+      </w:r>
+    </w:p>
+    <w:p>
+      <w:pPr>
+        <w:pStyle w:val="BodyText"/>
+      </w:pPr>
+      <w:r>
+        <w:rPr>
+          <w:b/>
+          <w:bCs/>
+        </w:rPr>
+        <w:t xml:space="preserve">Supplement detection still depends on a month heuristic.</w:t>
+      </w:r>
+      <w:r>
+        <w:t xml:space="preserve"> </w:t>
+      </w:r>
+      <w:r>
+        <w:t xml:space="preserve">Where PubMed does not populate the issue field, exclusion falls back to a November publication month. A genuine November JMIG article in a supplement volume with missing issue metadata will still be wrongly excluded. Quantifying this residual requires auditing JMIG records with absent</w:t>
+      </w:r>
+      <w:r>
+        <w:t xml:space="preserve"> </w:t>
+      </w:r>
+      <w:r>
+        <w:rPr>
+          <w:rStyle w:val="VerbatimChar"/>
+        </w:rPr>
+        <w:t xml:space="preserve">Issue</w:t>
+      </w:r>
+      <w:r>
+        <w:t xml:space="preserve"> </w:t>
+      </w:r>
+      <w:r>
+        <w:t xml:space="preserve">values against the print record.</w:t>
+      </w:r>
+    </w:p>
+    <w:p>
+      <w:pPr>
+        <w:pStyle w:val="BodyText"/>
+      </w:pPr>
+      <w:r>
+        <w:rPr>
+          <w:b/>
+          <w:bCs/>
+        </w:rPr>
+        <w:t xml:space="preserve">Publication-type exclusion is not free of risk.</w:t>
+      </w:r>
+      <w:r>
+        <w:t xml:space="preserve"> </w:t>
+      </w:r>
+      <w:r>
+        <w:t xml:space="preserve">A small number of legitimate full publications are indexed by PubMed under</w:t>
+      </w:r>
+      <w:r>
+        <w:t xml:space="preserve"> </w:t>
+      </w:r>
+      <w:r>
+        <w:rPr>
+          <w:rStyle w:val="VerbatimChar"/>
+        </w:rPr>
+        <w:t xml:space="preserve">"Letter"[PT]</w:t>
+      </w:r>
+      <w:r>
+        <w:t xml:space="preserve"> </w:t>
+      </w:r>
+      <w:r>
+        <w:t xml:space="preserve">— brief research reports in journals that classify short-format original research this way. Excluding the type wholesale trades a small number of these for a much larger reduction in false-positive commentary. The trade is believed favourable but has not been measured against the gold standard.</w:t>
+      </w:r>
+    </w:p>
+    <w:bookmarkEnd w:id="167"/>
+    <w:bookmarkStart w:id="168" w:name="Xc64e93adf22a333c4c2470895341fae5910479c"/>
+    <w:p>
+      <w:pPr>
+        <w:pStyle w:val="Heading3"/>
+      </w:pPr>
+      <w:r>
+        <w:t xml:space="preserve">A12.6 Cross-Source Gender Conflict Detection</w:t>
+      </w:r>
+    </w:p>
+    <w:p>
+      <w:pPr>
+        <w:pStyle w:val="FirstParagraph"/>
+      </w:pPr>
+      <w:r>
+        <w:t xml:space="preserve">The gender waterfall documented in A10.11–A10.15 resolves a single value per author from up to ten sources by priority order. Priority resolution is silent about disagreement: an author assigned by NPI and contradicted by OpenAlex produced the same output as an author for whom only one source had an opinion.</w:t>
+      </w:r>
+    </w:p>
+    <w:p>
+      <w:pPr>
+        <w:pStyle w:val="BodyText"/>
+      </w:pPr>
+      <w:r>
+        <w:t xml:space="preserve">Two columns now record the shape of the evidence rather than only its winner.</w:t>
+      </w:r>
+      <w:r>
+        <w:t xml:space="preserve"> </w:t>
+      </w:r>
+      <w:r>
+        <w:rPr>
+          <w:rStyle w:val="VerbatimChar"/>
+        </w:rPr>
+        <w:t xml:space="preserve">gender_n_sources</w:t>
+      </w:r>
+      <w:r>
+        <w:t xml:space="preserve"> </w:t>
+      </w:r>
+      <w:r>
+        <w:t xml:space="preserve">counts contributing sources;</w:t>
+      </w:r>
+      <w:r>
+        <w:t xml:space="preserve"> </w:t>
+      </w:r>
+      <w:r>
+        <w:rPr>
+          <w:rStyle w:val="VerbatimChar"/>
+        </w:rPr>
+        <w:t xml:space="preserve">gender_conflict</w:t>
+      </w:r>
+      <w:r>
+        <w:t xml:space="preserve"> </w:t>
+      </w:r>
+      <w:r>
+        <w:t xml:space="preserve">flags authors where those sources disagree. Both are populated for every row. A sidecar,</w:t>
+      </w:r>
+      <w:r>
+        <w:t xml:space="preserve"> </w:t>
+      </w:r>
+      <w:r>
+        <w:rPr>
+          <w:rStyle w:val="VerbatimChar"/>
+        </w:rPr>
+        <w:t xml:space="preserve">data/processed/gender_conflicts.csv</w:t>
+      </w:r>
+      <w:r>
+        <w:t xml:space="preserve">, enumerates the disagreements with the competing values, in 277 rows.</w:t>
+      </w:r>
+    </w:p>
+    <w:p>
+      <w:pPr>
+        <w:pStyle w:val="BodyText"/>
+      </w:pPr>
+      <w:r>
+        <w:t xml:space="preserve">Two further sources were added to the waterfall: OpenAlex author search (157 resolutions) and CMS Open Payments (16). Coverage of</w:t>
+      </w:r>
+      <w:r>
+        <w:t xml:space="preserve"> </w:t>
+      </w:r>
+      <w:r>
+        <w:rPr>
+          <w:rStyle w:val="VerbatimChar"/>
+        </w:rPr>
+        <w:t xml:space="preserve">gender_unified</w:t>
+      </w:r>
+      <w:r>
+        <w:t xml:space="preserve"> </w:t>
+      </w:r>
+      <w:r>
+        <w:t xml:space="preserve">on the analytical dataset is 98.8% (1,067 rows).</w:t>
+      </w:r>
+    </w:p>
+    <w:p>
+      <w:pPr>
+        <w:pStyle w:val="BodyText"/>
+      </w:pPr>
+      <w:r>
+        <w:t xml:space="preserve">These columns exist to make sensitivity analysis possible. Any analysis stratified by author gender can now be re-run on the unconflicted subset to establish whether a reported association survives restriction to authors whose gender assignment is uncontested. That analysis is enabled by this change but has not yet been performed.</w:t>
+      </w:r>
+    </w:p>
+    <w:p>
+      <w:pPr>
+        <w:pStyle w:val="BodyText"/>
+      </w:pPr>
+      <w:r>
+        <w:rPr>
+          <w:b/>
+          <w:bCs/>
+        </w:rPr>
+        <w:t xml:space="preserve">Second-author triangulation returned no resolutions.</w:t>
+      </w:r>
+      <w:r>
+        <w:t xml:space="preserve"> </w:t>
+      </w:r>
+      <w:r>
+        <w:rPr>
+          <w:rStyle w:val="VerbatimChar"/>
+        </w:rPr>
+        <w:t xml:space="preserve">10g_second_author_triangulation.R</w:t>
+      </w:r>
+      <w:r>
+        <w:t xml:space="preserve"> </w:t>
+      </w:r>
+      <w:r>
+        <w:t xml:space="preserve">runs and writes</w:t>
+      </w:r>
+      <w:r>
+        <w:t xml:space="preserve"> </w:t>
+      </w:r>
+      <w:r>
+        <w:rPr>
+          <w:rStyle w:val="VerbatimChar"/>
+        </w:rPr>
+        <w:t xml:space="preserve">second_author_triangulation.csv</w:t>
+      </w:r>
+      <w:r>
+        <w:t xml:space="preserve"> </w:t>
+      </w:r>
+      <w:r>
+        <w:t xml:space="preserve">with zero rows. The script is retained because the senior-author equivalent (A10.11) does produce resolutions, but the second-author route currently contributes nothing to the waterfall and should not be counted as an active source.</w:t>
+      </w:r>
+    </w:p>
+    <w:bookmarkEnd w:id="168"/>
+    <w:bookmarkStart w:id="172" w:name="X0b416797b2e2e113c47d37135b95cd7862d1799"/>
+    <w:p>
+      <w:pPr>
+        <w:pStyle w:val="Heading3"/>
+      </w:pPr>
+      <w:r>
+        <w:t xml:space="preserve">A12.7 Denominator Defect in Cohort Assembly (Corrected)</w:t>
+      </w:r>
+    </w:p>
+    <w:p>
+      <w:pPr>
+        <w:pStyle w:val="FirstParagraph"/>
+      </w:pPr>
+      <w:r>
+        <w:t xml:space="preserve">A defect in cohort assembly was identified while reconciling row counts between pipeline stages, and has been corrected. It affected the reported publication rate directly.</w:t>
+      </w:r>
+    </w:p>
+    <w:p>
+      <w:pPr>
+        <w:pStyle w:val="BodyText"/>
+      </w:pPr>
+      <w:r>
+        <w:rPr>
+          <w:rStyle w:val="VerbatimChar"/>
+        </w:rPr>
+        <w:t xml:space="preserve">abstracts_cleaned.csv</w:t>
+      </w:r>
+      <w:r>
+        <w:t xml:space="preserve"> </w:t>
+      </w:r>
+      <w:r>
+        <w:t xml:space="preserve">carried 1,106 abstracts;</w:t>
+      </w:r>
+      <w:r>
+        <w:t xml:space="preserve"> </w:t>
+      </w:r>
+      <w:r>
+        <w:rPr>
+          <w:rStyle w:val="VerbatimChar"/>
+        </w:rPr>
+        <w:t xml:space="preserve">abstracts_with_matches.csv</w:t>
+      </w:r>
+      <w:r>
+        <w:t xml:space="preserve">, the analytical file, carried 1,067. The 39-row difference was not attrition from data quality. The missing rows showed no elevated missingness on any column, were all</w:t>
+      </w:r>
+      <w:r>
+        <w:t xml:space="preserve"> </w:t>
+      </w:r>
+      <w:r>
+        <w:rPr>
+          <w:rStyle w:val="VerbatimChar"/>
+        </w:rPr>
+        <w:t xml:space="preserve">session_type == "Oral"</w:t>
+      </w:r>
+      <w:r>
+        <w:t xml:space="preserve">, and were distributed across all twelve congresses.</w:t>
+      </w:r>
+    </w:p>
+    <w:p>
+      <w:pPr>
+        <w:pStyle w:val="BodyText"/>
+      </w:pPr>
+      <w:r>
+        <w:t xml:space="preserve">They were exactly the abstracts whose best-scoring candidate carried the</w:t>
+      </w:r>
+      <w:r>
+        <w:t xml:space="preserve"> </w:t>
+      </w:r>
+      <w:r>
+        <w:rPr>
+          <w:rStyle w:val="VerbatimChar"/>
+        </w:rPr>
+        <w:t xml:space="preserve">excluded</w:t>
+      </w:r>
+      <w:r>
+        <w:t xml:space="preserve"> </w:t>
+      </w:r>
+      <w:r>
+        <w:t xml:space="preserve">classification, meaning the candidate publication predates the conference.</w:t>
+      </w:r>
+      <w:r>
+        <w:t xml:space="preserve"> </w:t>
+      </w:r>
+      <w:r>
+        <w:rPr>
+          <w:rStyle w:val="VerbatimChar"/>
+        </w:rPr>
+        <w:t xml:space="preserve">R/05_adjudicate.R</w:t>
+      </w:r>
+      <w:r>
+        <w:t xml:space="preserve"> </w:t>
+      </w:r>
+      <w:r>
+        <w:t xml:space="preserve">responded to that classification by filtering the abstract out of the cohort:</w:t>
+      </w:r>
+    </w:p>
+    <w:p>
+      <w:pPr>
+        <w:pStyle w:val="SourceCode"/>
+      </w:pPr>
+      <w:r>
+        <w:rPr>
+          <w:rStyle w:val="NormalTok"/>
+        </w:rPr>
+        <w:t xml:space="preserve">results </w:t>
+      </w:r>
+      <w:r>
+        <w:rPr>
+          <w:rStyle w:val="OtherTok"/>
+        </w:rPr>
+        <w:t xml:space="preserve">&lt;-</w:t>
+      </w:r>
+      <w:r>
+        <w:rPr>
+          <w:rStyle w:val="NormalTok"/>
+        </w:rPr>
+        <w:t xml:space="preserve"> results </w:t>
+      </w:r>
+      <w:r>
+        <w:rPr>
+          <w:rStyle w:val="SpecialCharTok"/>
+        </w:rPr>
+        <w:t xml:space="preserve">|&gt;</w:t>
+      </w:r>
+      <w:r>
+        <w:rPr>
+          <w:rStyle w:val="NormalTok"/>
+        </w:rPr>
+        <w:t xml:space="preserve"> </w:t>
+      </w:r>
+      <w:r>
+        <w:rPr>
+          <w:rStyle w:val="FunctionTok"/>
+        </w:rPr>
+        <w:t xml:space="preserve">filter</w:t>
+      </w:r>
+      <w:r>
+        <w:rPr>
+          <w:rStyle w:val="NormalTok"/>
+        </w:rPr>
+        <w:t xml:space="preserve">(classification </w:t>
+      </w:r>
+      <w:r>
+        <w:rPr>
+          <w:rStyle w:val="SpecialCharTok"/>
+        </w:rPr>
+        <w:t xml:space="preserve">!=</w:t>
+      </w:r>
+      <w:r>
+        <w:rPr>
+          <w:rStyle w:val="NormalTok"/>
+        </w:rPr>
+        <w:t xml:space="preserve"> </w:t>
+      </w:r>
+      <w:r>
+        <w:rPr>
+          <w:rStyle w:val="StringTok"/>
+        </w:rPr>
+        <w:t xml:space="preserve">"excluded"</w:t>
+      </w:r>
+      <w:r>
+        <w:rPr>
+          <w:rStyle w:val="NormalTok"/>
+        </w:rPr>
+        <w:t xml:space="preserve">)</w:t>
+      </w:r>
+    </w:p>
+    <w:p>
+      <w:pPr>
+        <w:pStyle w:val="FirstParagraph"/>
+      </w:pPr>
+      <w:r>
+        <w:t xml:space="preserve">The classification is a statement about the candidate, not about the abstract. A pre-conference paper cannot represent the full publication of a congress abstract, so the correct response is to invalidate that candidate — not to remove the presentation from the study. The Cochrane MR000005 denominator is abstracts</w:t>
+      </w:r>
+      <w:r>
+        <w:t xml:space="preserve"> </w:t>
+      </w:r>
+      <w:r>
+        <w:rPr>
+          <w:i/>
+          <w:iCs/>
+        </w:rPr>
+        <w:t xml:space="preserve">presented</w:t>
+      </w:r>
+      <w:r>
+        <w:t xml:space="preserve">, not abstracts for which a valid candidate was located.</w:t>
+      </w:r>
+    </w:p>
+    <w:p>
+      <w:pPr>
+        <w:pStyle w:val="BodyText"/>
+      </w:pPr>
+      <w:r>
+        <w:t xml:space="preserve">The filter has been removed. The abstracts are retained and, having no valid post-conference publication, counted as unpublished. No downstream change was required:</w:t>
+      </w:r>
+      <w:r>
+        <w:t xml:space="preserve"> </w:t>
+      </w:r>
+      <w:r>
+        <w:rPr>
+          <w:rStyle w:val="VerbatimChar"/>
+        </w:rPr>
+        <w:t xml:space="preserve">06_analyze_results.R</w:t>
+      </w:r>
+      <w:r>
+        <w:t xml:space="preserve">,</w:t>
+      </w:r>
+      <w:r>
+        <w:t xml:space="preserve"> </w:t>
+      </w:r>
+      <w:r>
+        <w:rPr>
+          <w:rStyle w:val="VerbatimChar"/>
+        </w:rPr>
+        <w:t xml:space="preserve">07_make_tables.R</w:t>
+      </w:r>
+      <w:r>
+        <w:t xml:space="preserve">,</w:t>
+      </w:r>
+      <w:r>
+        <w:t xml:space="preserve"> </w:t>
+      </w:r>
+      <w:r>
+        <w:rPr>
+          <w:rStyle w:val="VerbatimChar"/>
+        </w:rPr>
+        <w:t xml:space="preserve">08_make_figures.R</w:t>
+      </w:r>
+      <w:r>
+        <w:t xml:space="preserve">, and the adjudication app already map</w:t>
+      </w:r>
+      <w:r>
+        <w:t xml:space="preserve"> </w:t>
+      </w:r>
+      <w:r>
+        <w:rPr>
+          <w:rStyle w:val="VerbatimChar"/>
+        </w:rPr>
+        <w:t xml:space="preserve">classification == "excluded"</w:t>
+      </w:r>
+      <w:r>
+        <w:t xml:space="preserve"> </w:t>
+      </w:r>
+      <w:r>
+        <w:t xml:space="preserve">to</w:t>
+      </w:r>
+      <w:r>
+        <w:t xml:space="preserve"> </w:t>
+      </w:r>
+      <w:r>
+        <w:rPr>
+          <w:rStyle w:val="VerbatimChar"/>
+        </w:rPr>
+        <w:t xml:space="preserve">published = FALSE</w:t>
+      </w:r>
+      <w:r>
+        <w:t xml:space="preserve">. Those scripts were written expecting these rows to be present; the filter was the anomaly.</w:t>
+      </w:r>
+    </w:p>
+    <w:p>
+      <w:pPr>
+        <w:pStyle w:val="BodyText"/>
+      </w:pPr>
+      <w:r>
+        <w:t xml:space="preserve">Publication fields are left populated on the retained rows. They describe the pre-conference paper that triggered the exclusion, which is the evidence for the decision.</w:t>
+      </w:r>
+      <w:r>
+        <w:t xml:space="preserve"> </w:t>
+      </w:r>
+      <w:r>
+        <w:rPr>
+          <w:rStyle w:val="VerbatimChar"/>
+        </w:rPr>
+        <w:t xml:space="preserve">months_to_pub</w:t>
+      </w:r>
+      <w:r>
+        <w:t xml:space="preserve"> </w:t>
+      </w:r>
+      <w:r>
+        <w:t xml:space="preserve">is negative on these rows by construction, and nothing consumes it without first gating on the published flag.</w:t>
+      </w:r>
+    </w:p>
+    <w:bookmarkStart w:id="169" w:name="effect-on-the-reported-result"/>
+    <w:p>
+      <w:pPr>
+        <w:pStyle w:val="Heading4"/>
+      </w:pPr>
+      <w:r>
+        <w:t xml:space="preserve">Effect on the reported result</w:t>
+      </w:r>
+    </w:p>
+    <w:tbl>
+      <w:tblPr>
+        <w:tblStyle w:val="Table"/>
+        <w:tblW w:type="pct" w:w="5000"/>
+        <w:tblLayout w:type="fixed"/>
+        <w:tblLook w:firstRow="1" w:lastRow="0" w:firstColumn="0" w:lastColumn="0" w:noHBand="0" w:noVBand="0" w:val="0020"/>
+      </w:tblPr>
+      <w:tblGrid>
+        <w:gridCol w:w="2640"/>
+        <w:gridCol w:w="2640"/>
+        <w:gridCol w:w="2640"/>
+      </w:tblGrid>
+      <w:tr>
+        <w:trPr>
+          <w:tblHeader w:val="on"/>
+        </w:trPr>
+        <w:tc>
+          <w:tcPr/>
+          <w:p>
+            <w:pPr>
+              <w:pStyle w:val="Compact"/>
+            </w:pPr>
+          </w:p>
+        </w:tc>
+        <w:tc>
+          <w:tcPr/>
+          <w:p>
+            <w:pPr>
+              <w:pStyle w:val="Compact"/>
+            </w:pPr>
+            <w:r>
+              <w:t xml:space="preserve">Before</w:t>
+            </w:r>
+          </w:p>
+        </w:tc>
+        <w:tc>
+          <w:tcPr/>
+          <w:p>
+            <w:pPr>
+              <w:pStyle w:val="Compact"/>
+            </w:pPr>
+            <w:r>
+              <w:t xml:space="preserve">After</w:t>
+            </w:r>
+          </w:p>
+        </w:tc>
+      </w:tr>
+      <w:tr>
+        <w:tc>
+          <w:tcPr/>
+          <w:p>
+            <w:pPr>
+              <w:pStyle w:val="Compact"/>
+            </w:pPr>
+            <w:r>
+              <w:t xml:space="preserve">Cohort</w:t>
+            </w:r>
+          </w:p>
+        </w:tc>
+        <w:tc>
+          <w:tcPr/>
+          <w:p>
+            <w:pPr>
+              <w:pStyle w:val="Compact"/>
+            </w:pPr>
+            <w:r>
+              <w:t xml:space="preserve">1,067</w:t>
+            </w:r>
+          </w:p>
+        </w:tc>
+        <w:tc>
+          <w:tcPr/>
+          <w:p>
+            <w:pPr>
+              <w:pStyle w:val="Compact"/>
+            </w:pPr>
+            <w:r>
+              <w:t xml:space="preserve">1,106</w:t>
+            </w:r>
+          </w:p>
+        </w:tc>
+      </w:tr>
+      <w:tr>
+        <w:tc>
+          <w:tcPr/>
+          <w:p>
+            <w:pPr>
+              <w:pStyle w:val="Compact"/>
+            </w:pPr>
+            <w:r>
+              <w:t xml:space="preserve">Published</w:t>
+            </w:r>
+          </w:p>
+        </w:tc>
+        <w:tc>
+          <w:tcPr/>
+          <w:p>
+            <w:pPr>
+              <w:pStyle w:val="Compact"/>
+            </w:pPr>
+            <w:r>
+              <w:t xml:space="preserve">174</w:t>
+            </w:r>
+          </w:p>
+        </w:tc>
+        <w:tc>
+          <w:tcPr/>
+          <w:p>
+            <w:pPr>
+              <w:pStyle w:val="Compact"/>
+            </w:pPr>
+            <w:r>
+              <w:t xml:space="preserve">178</w:t>
+            </w:r>
+          </w:p>
+        </w:tc>
+      </w:tr>
+      <w:tr>
+        <w:tc>
+          <w:tcPr/>
+          <w:p>
+            <w:pPr>
+              <w:pStyle w:val="Compact"/>
+            </w:pPr>
+            <w:r>
+              <w:t xml:space="preserve">Not published</w:t>
+            </w:r>
+          </w:p>
+        </w:tc>
+        <w:tc>
+          <w:tcPr/>
+          <w:p>
+            <w:pPr>
+              <w:pStyle w:val="Compact"/>
+            </w:pPr>
+            <w:r>
+              <w:t xml:space="preserve">838</w:t>
+            </w:r>
+          </w:p>
+        </w:tc>
+        <w:tc>
+          <w:tcPr/>
+          <w:p>
+            <w:pPr>
+              <w:pStyle w:val="Compact"/>
+            </w:pPr>
+            <w:r>
+              <w:t xml:space="preserve">873</w:t>
+            </w:r>
+          </w:p>
+        </w:tc>
+      </w:tr>
+      <w:tr>
+        <w:tc>
+          <w:tcPr/>
+          <w:p>
+            <w:pPr>
+              <w:pStyle w:val="Compact"/>
+            </w:pPr>
+            <w:r>
+              <w:t xml:space="preserve">Pending review</w:t>
+            </w:r>
+          </w:p>
+        </w:tc>
+        <w:tc>
+          <w:tcPr/>
+          <w:p>
+            <w:pPr>
+              <w:pStyle w:val="Compact"/>
+            </w:pPr>
+            <w:r>
+              <w:t xml:space="preserve">55</w:t>
+            </w:r>
+          </w:p>
+        </w:tc>
+        <w:tc>
+          <w:tcPr/>
+          <w:p>
+            <w:pPr>
+              <w:pStyle w:val="Compact"/>
+            </w:pPr>
+            <w:r>
+              <w:t xml:space="preserve">55</w:t>
+            </w:r>
+          </w:p>
+        </w:tc>
+      </w:tr>
+      <w:tr>
+        <w:tc>
+          <w:tcPr/>
+          <w:p>
+            <w:pPr>
+              <w:pStyle w:val="Compact"/>
+            </w:pPr>
+            <w:r>
+              <w:rPr>
+                <w:b/>
+                <w:bCs/>
+              </w:rPr>
+              <w:t xml:space="preserve">Publication rate</w:t>
+            </w:r>
+          </w:p>
+        </w:tc>
+        <w:tc>
+          <w:tcPr/>
+          <w:p>
+            <w:pPr>
+              <w:pStyle w:val="Compact"/>
+            </w:pPr>
+            <w:r>
+              <w:rPr>
+                <w:b/>
+                <w:bCs/>
+              </w:rPr>
+              <w:t xml:space="preserve">17.2%</w:t>
+            </w:r>
+            <w:r>
+              <w:t xml:space="preserve"> </w:t>
+            </w:r>
+            <w:r>
+              <w:t xml:space="preserve">(95% CI 15.0–19.6)</w:t>
+            </w:r>
+          </w:p>
+        </w:tc>
+        <w:tc>
+          <w:tcPr/>
+          <w:p>
+            <w:pPr>
+              <w:pStyle w:val="Compact"/>
+            </w:pPr>
+            <w:r>
+              <w:rPr>
+                <w:b/>
+                <w:bCs/>
+              </w:rPr>
+              <w:t xml:space="preserve">16.9%</w:t>
+            </w:r>
+            <w:r>
+              <w:t xml:space="preserve"> </w:t>
+            </w:r>
+            <w:r>
+              <w:t xml:space="preserve">(95% CI 14.8–19.3)</w:t>
+            </w:r>
+          </w:p>
+        </w:tc>
+      </w:tr>
+    </w:tbl>
+    <w:bookmarkEnd w:id="169"/>
+    <w:bookmarkStart w:id="170" w:name="X4c69b4d62c520044987961c6d9671ea1aa352ed"/>
+    <w:p>
+      <w:pPr>
+        <w:pStyle w:val="Heading4"/>
+      </w:pPr>
+      <w:r>
+        <w:t xml:space="preserve">The defect also discarded confirmed publications</w:t>
+      </w:r>
+    </w:p>
+    <w:p>
+      <w:pPr>
+        <w:pStyle w:val="FirstParagraph"/>
+      </w:pPr>
+      <w:r>
+        <w:t xml:space="preserve">The bias was expected to run in one direction: removing non-events from the denominator inflates the rate. That was the larger effect, but it was not the only one.</w:t>
+      </w:r>
+    </w:p>
+    <w:p>
+      <w:pPr>
+        <w:pStyle w:val="BodyText"/>
+      </w:pPr>
+      <w:r>
+        <w:t xml:space="preserve">Of the 39 recovered abstracts,</w:t>
+      </w:r>
+      <w:r>
+        <w:t xml:space="preserve"> </w:t>
+      </w:r>
+      <w:r>
+        <w:rPr>
+          <w:b/>
+          <w:bCs/>
+        </w:rPr>
+        <w:t xml:space="preserve">35 are unpublished and 4 are published</w:t>
+      </w:r>
+      <w:r>
+        <w:t xml:space="preserve">. The four carry an explicit human adjudication of</w:t>
+      </w:r>
+      <w:r>
+        <w:t xml:space="preserve"> </w:t>
+      </w:r>
+      <w:r>
+        <w:rPr>
+          <w:rStyle w:val="VerbatimChar"/>
+        </w:rPr>
+        <w:t xml:space="preserve">manual_decision == "match"</w:t>
+      </w:r>
+      <w:r>
+        <w:t xml:space="preserve"> </w:t>
+      </w:r>
+      <w:r>
+        <w:t xml:space="preserve">against a specific PMID:</w:t>
+      </w:r>
+    </w:p>
+    <w:tbl>
+      <w:tblPr>
+        <w:tblStyle w:val="Table"/>
+        <w:tblW w:type="auto" w:w="0"/>
+        <w:tblLook w:firstRow="1" w:lastRow="0" w:firstColumn="0" w:lastColumn="0" w:noHBand="0" w:noVBand="0" w:val="0020"/>
+      </w:tblPr>
+      <w:tblGrid>
+        <w:gridCol w:w="2640"/>
+        <w:gridCol w:w="2640"/>
+        <w:gridCol w:w="2640"/>
+      </w:tblGrid>
+      <w:tr>
+        <w:trPr>
+          <w:tblHeader w:val="on"/>
+        </w:trPr>
+        <w:tc>
+          <w:tcPr/>
+          <w:p>
+            <w:pPr>
+              <w:pStyle w:val="Compact"/>
+            </w:pPr>
+            <w:r>
+              <w:t xml:space="preserve">Abstract</w:t>
+            </w:r>
+          </w:p>
+        </w:tc>
+        <w:tc>
+          <w:tcPr/>
+          <w:p>
+            <w:pPr>
+              <w:pStyle w:val="Compact"/>
+            </w:pPr>
+            <w:r>
+              <w:t xml:space="preserve">Congress</w:t>
+            </w:r>
+          </w:p>
+        </w:tc>
+        <w:tc>
+          <w:tcPr/>
+          <w:p>
+            <w:pPr>
+              <w:pStyle w:val="Compact"/>
+            </w:pPr>
+            <w:r>
+              <w:t xml:space="preserve">PMID</w:t>
+            </w:r>
+          </w:p>
+        </w:tc>
+      </w:tr>
+      <w:tr>
+        <w:tc>
+          <w:tcPr/>
+          <w:p>
+            <w:pPr>
+              <w:pStyle w:val="Compact"/>
+            </w:pPr>
+            <w:r>
+              <w:t xml:space="preserve">AAGL2021_002</w:t>
+            </w:r>
+          </w:p>
+        </w:tc>
+        <w:tc>
+          <w:tcPr/>
+          <w:p>
+            <w:pPr>
+              <w:pStyle w:val="Compact"/>
+            </w:pPr>
+            <w:r>
+              <w:t xml:space="preserve">2021</w:t>
+            </w:r>
+          </w:p>
+        </w:tc>
+        <w:tc>
+          <w:tcPr/>
+          <w:p>
+            <w:pPr>
+              <w:pStyle w:val="Compact"/>
+            </w:pPr>
+            <w:r>
+              <w:t xml:space="preserve">33992450</w:t>
+            </w:r>
+          </w:p>
+        </w:tc>
+      </w:tr>
+      <w:tr>
+        <w:tc>
+          <w:tcPr/>
+          <w:p>
+            <w:pPr>
+              <w:pStyle w:val="Compact"/>
+            </w:pPr>
+            <w:r>
+              <w:t xml:space="preserve">AAGL2021_049</w:t>
+            </w:r>
+          </w:p>
+        </w:tc>
+        <w:tc>
+          <w:tcPr/>
+          <w:p>
+            <w:pPr>
+              <w:pStyle w:val="Compact"/>
+            </w:pPr>
+            <w:r>
+              <w:t xml:space="preserve">2021</w:t>
+            </w:r>
+          </w:p>
+        </w:tc>
+        <w:tc>
+          <w:tcPr/>
+          <w:p>
+            <w:pPr>
+              <w:pStyle w:val="Compact"/>
+            </w:pPr>
+            <w:r>
+              <w:t xml:space="preserve">34130801</w:t>
+            </w:r>
+          </w:p>
+        </w:tc>
+      </w:tr>
+      <w:tr>
+        <w:tc>
+          <w:tcPr/>
+          <w:p>
+            <w:pPr>
+              <w:pStyle w:val="Compact"/>
+            </w:pPr>
+            <w:r>
+              <w:t xml:space="preserve">AAGL2023_042</w:t>
+            </w:r>
+          </w:p>
+        </w:tc>
+        <w:tc>
+          <w:tcPr/>
+          <w:p>
+            <w:pPr>
+              <w:pStyle w:val="Compact"/>
+            </w:pPr>
+            <w:r>
+              <w:t xml:space="preserve">2023</w:t>
+            </w:r>
+          </w:p>
+        </w:tc>
+        <w:tc>
+          <w:tcPr/>
+          <w:p>
+            <w:pPr>
+              <w:pStyle w:val="Compact"/>
+            </w:pPr>
+            <w:r>
+              <w:t xml:space="preserve">36852512</w:t>
+            </w:r>
+          </w:p>
+        </w:tc>
+      </w:tr>
+      <w:tr>
+        <w:tc>
+          <w:tcPr/>
+          <w:p>
+            <w:pPr>
+              <w:pStyle w:val="Compact"/>
+            </w:pPr>
+            <w:r>
+              <w:t xml:space="preserve">AAGL2023_048</w:t>
+            </w:r>
+          </w:p>
+        </w:tc>
+        <w:tc>
+          <w:tcPr/>
+          <w:p>
+            <w:pPr>
+              <w:pStyle w:val="Compact"/>
+            </w:pPr>
+            <w:r>
+              <w:t xml:space="preserve">2023</w:t>
+            </w:r>
+          </w:p>
+        </w:tc>
+        <w:tc>
+          <w:tcPr/>
+          <w:p>
+            <w:pPr>
+              <w:pStyle w:val="Compact"/>
+            </w:pPr>
+            <w:r>
+              <w:t xml:space="preserve">37271737</w:t>
+            </w:r>
+          </w:p>
+        </w:tc>
+      </w:tr>
+    </w:tbl>
+    <w:p>
+      <w:pPr>
+        <w:pStyle w:val="BodyText"/>
+      </w:pPr>
+      <w:r>
+        <w:t xml:space="preserve">For these four, a reviewer examined the candidate and recorded a match, while the algorithm had classified it pre-conference. The filter discarded the abstract before that human decision could take effect, removing confirmed publications from the numerator as well as non-events from the denominator. The two effects act in opposite directions, which is why the corrected rate moves by only 0.3 percentage points rather than the 0.6 predicted from the denominator change alone.</w:t>
+      </w:r>
+    </w:p>
+    <w:p>
+      <w:pPr>
+        <w:pStyle w:val="BodyText"/>
+      </w:pPr>
+      <w:r>
+        <w:t xml:space="preserve">These four warrant review on their own merits. A human match against a candidate the algorithm dates before the congress is most likely an online-first publication that appeared ahead of the November meeting. Whether such a paper counts as the conference-to-publication conversion is a methodological question this correction does not settle: it preserves the reviewer’s decision rather than overriding it, on the principle that human adjudication takes precedence over algorithmic classification, which is the convention already encoded in</w:t>
+      </w:r>
+      <w:r>
+        <w:t xml:space="preserve"> </w:t>
+      </w:r>
+      <w:r>
+        <w:rPr>
+          <w:rStyle w:val="VerbatimChar"/>
+        </w:rPr>
+        <w:t xml:space="preserve">final_published</w:t>
+      </w:r>
+      <w:r>
+        <w:t xml:space="preserve">.</w:t>
+      </w:r>
+    </w:p>
+    <w:bookmarkEnd w:id="170"/>
+    <w:bookmarkStart w:id="171" w:name="remaining-limitation"/>
+    <w:p>
+      <w:pPr>
+        <w:pStyle w:val="Heading4"/>
+      </w:pPr>
+      <w:r>
+        <w:t xml:space="preserve">Remaining limitation</w:t>
+      </w:r>
+    </w:p>
+    <w:p>
+      <w:pPr>
+        <w:pStyle w:val="FirstParagraph"/>
+      </w:pPr>
+      <w:r>
+        <w:t xml:space="preserve">Abstracts whose best candidate is pre-conference are counted as unpublished without re-scoring against their next-best candidate. If the true publication was ranked second, it is not recovered. Quantifying that would require re-running adjudication with the pre-conference candidate suppressed and the next candidate promoted. That has not been done.</w:t>
+      </w:r>
+    </w:p>
+    <w:bookmarkEnd w:id="171"/>
+    <w:bookmarkEnd w:id="172"/>
+    <w:bookmarkEnd w:id="173"/>
+    <w:bookmarkStart w:id="182" w:name="a13.-the-denominator-chain"/>
+    <w:p>
+      <w:pPr>
+        <w:pStyle w:val="Heading2"/>
+      </w:pPr>
+      <w:r>
+        <w:t xml:space="preserve">A13. The Denominator Chain</w:t>
+      </w:r>
+    </w:p>
+    <w:p>
+      <w:pPr>
+        <w:pStyle w:val="FirstParagraph"/>
+      </w:pPr>
+      <w:r>
+        <w:t xml:space="preserve">Section A12.7 corrected a defect that removed 39 abstracts from the cohort. Reconciling the numbers afterward showed that the reported publication rate still cannot be reconstructed from the figures the pipeline exports. This section documents the full chain from parsed abstracts to the denominator, identifies where each reduction occurs in code, and separates the reductions that are methodological decisions from those that are defects.</w:t>
+      </w:r>
+    </w:p>
+    <w:bookmarkStart w:id="174" w:name="Xaec3024e5f265282d77e2a408973c1cfde8cf18"/>
+    <w:p>
+      <w:pPr>
+        <w:pStyle w:val="Heading3"/>
+      </w:pPr>
+      <w:r>
+        <w:t xml:space="preserve">A13.1 The chain from parsed abstracts to the denominator</w:t>
+      </w:r>
+    </w:p>
+    <w:p>
+      <w:pPr>
+        <w:pStyle w:val="SourceCode"/>
+      </w:pPr>
+      <w:r>
+        <w:rPr>
+          <w:rStyle w:val="VerbatimChar"/>
+        </w:rPr>
+        <w:t xml:space="preserve">1,154   parsed from the congress supplements</w:t>
+      </w:r>
+      <w:r>
+        <w:br/>
+      </w:r>
+      <w:r>
+        <w:rPr>
+          <w:rStyle w:val="VerbatimChar"/>
+        </w:rPr>
+        <w:t xml:space="preserve">  -48   video presentations, dropped at R/02_clean_abstracts.R:34</w:t>
+      </w:r>
+      <w:r>
+        <w:br/>
+      </w:r>
+      <w:r>
+        <w:rPr>
+          <w:rStyle w:val="VerbatimChar"/>
+        </w:rPr>
+        <w:t xml:space="preserve">1,106   cleaned cohort, all oral            &lt;- the COHORT</w:t>
+      </w:r>
+      <w:r>
+        <w:br/>
+      </w:r>
+      <w:r>
+        <w:rPr>
+          <w:rStyle w:val="VerbatimChar"/>
+        </w:rPr>
+        <w:t xml:space="preserve">  -55   final_published = NA</w:t>
+      </w:r>
+      <w:r>
+        <w:br/>
+      </w:r>
+      <w:r>
+        <w:rPr>
+          <w:rStyle w:val="VerbatimChar"/>
+        </w:rPr>
+        <w:t xml:space="preserve">1,051   evaluated                           &lt;- the DENOMINATOR</w:t>
+      </w:r>
+    </w:p>
+    <w:p>
+      <w:pPr>
+        <w:pStyle w:val="FirstParagraph"/>
+      </w:pPr>
+      <w:r>
+        <w:t xml:space="preserve">The publication rate is 178 / 1,051 =</w:t>
+      </w:r>
+      <w:r>
+        <w:t xml:space="preserve"> </w:t>
+      </w:r>
+      <w:r>
+        <w:rPr>
+          <w:b/>
+          <w:bCs/>
+        </w:rPr>
+        <w:t xml:space="preserve">16.9%</w:t>
+      </w:r>
+      <w:r>
+        <w:t xml:space="preserve">.</w:t>
+      </w:r>
+      <w:r>
+        <w:t xml:space="preserve"> </w:t>
+      </w:r>
+      <w:r>
+        <w:rPr>
+          <w:rStyle w:val="VerbatimChar"/>
+        </w:rPr>
+        <w:t xml:space="preserve">R/strobe_flowchart.R</w:t>
+      </w:r>
+      <w:r>
+        <w:t xml:space="preserve"> </w:t>
+      </w:r>
+      <w:r>
+        <w:t xml:space="preserve">renders this chain as a STROBE participant-flow diagram, deriving every count from the pipeline files at render time rather than from literals, and asserting with</w:t>
+      </w:r>
+      <w:r>
+        <w:t xml:space="preserve"> </w:t>
+      </w:r>
+      <w:r>
+        <w:rPr>
+          <w:rStyle w:val="VerbatimChar"/>
+        </w:rPr>
+        <w:t xml:space="preserve">stopifnot()</w:t>
+      </w:r>
+      <w:r>
+        <w:t xml:space="preserve"> </w:t>
+      </w:r>
+      <w:r>
+        <w:t xml:space="preserve">that the arithmetic closes on both branches.</w:t>
+      </w:r>
+    </w:p>
+    <w:p>
+      <w:pPr>
+        <w:pStyle w:val="BodyText"/>
+      </w:pPr>
+      <w:r>
+        <w:t xml:space="preserve">Two reductions occur, and they are different in kind. The video exclusion is a pre-specified eligibility criterion applied at parsing. The 55-abstract reduction is not a criterion at all; it is unfinished adjudication, described in A13.2.</w:t>
+      </w:r>
+    </w:p>
+    <w:bookmarkEnd w:id="174"/>
+    <w:bookmarkStart w:id="175" w:name="X996dce13b25773c968f81a4c0b82df3608e50d3"/>
+    <w:p>
+      <w:pPr>
+        <w:pStyle w:val="Heading3"/>
+      </w:pPr>
+      <w:r>
+        <w:t xml:space="preserve">A13.2 Where the 55 unresolved abstracts come from</w:t>
+      </w:r>
+    </w:p>
+    <w:p>
+      <w:pPr>
+        <w:pStyle w:val="FirstParagraph"/>
+      </w:pPr>
+      <w:r>
+        <w:rPr>
+          <w:rStyle w:val="VerbatimChar"/>
+        </w:rPr>
+        <w:t xml:space="preserve">final_published</w:t>
+      </w:r>
+      <w:r>
+        <w:t xml:space="preserve"> </w:t>
+      </w:r>
+      <w:r>
+        <w:t xml:space="preserve">is assigned by a single</w:t>
+      </w:r>
+      <w:r>
+        <w:t xml:space="preserve"> </w:t>
+      </w:r>
+      <w:r>
+        <w:rPr>
+          <w:rStyle w:val="VerbatimChar"/>
+        </w:rPr>
+        <w:t xml:space="preserve">case_when</w:t>
+      </w:r>
+      <w:r>
+        <w:t xml:space="preserve"> </w:t>
+      </w:r>
+      <w:r>
+        <w:t xml:space="preserve">in</w:t>
+      </w:r>
+      <w:r>
+        <w:t xml:space="preserve"> </w:t>
+      </w:r>
+      <w:r>
+        <w:rPr>
+          <w:rStyle w:val="VerbatimChar"/>
+        </w:rPr>
+        <w:t xml:space="preserve">R/06_analyze_results.R:39</w:t>
+      </w:r>
+      <w:r>
+        <w:t xml:space="preserve">:</w:t>
+      </w:r>
+    </w:p>
+    <w:p>
+      <w:pPr>
+        <w:pStyle w:val="SourceCode"/>
+      </w:pPr>
+      <w:r>
+        <w:rPr>
+          <w:rStyle w:val="NormalTok"/>
+        </w:rPr>
+        <w:t xml:space="preserve">final_published </w:t>
+      </w:r>
+      <w:r>
+        <w:rPr>
+          <w:rStyle w:val="OtherTok"/>
+        </w:rPr>
+        <w:t xml:space="preserve">=</w:t>
+      </w:r>
+      <w:r>
+        <w:rPr>
+          <w:rStyle w:val="NormalTok"/>
+        </w:rPr>
+        <w:t xml:space="preserve"> </w:t>
+      </w:r>
+      <w:r>
+        <w:rPr>
+          <w:rStyle w:val="FunctionTok"/>
+        </w:rPr>
+        <w:t xml:space="preserve">case_when</w:t>
+      </w:r>
+      <w:r>
+        <w:rPr>
+          <w:rStyle w:val="NormalTok"/>
+        </w:rPr>
+        <w:t xml:space="preserve">(</w:t>
+      </w:r>
+      <w:r>
+        <w:br/>
+      </w:r>
+      <w:r>
+        <w:rPr>
+          <w:rStyle w:val="NormalTok"/>
+        </w:rPr>
+        <w:t xml:space="preserve">  classification </w:t>
+      </w:r>
+      <w:r>
+        <w:rPr>
+          <w:rStyle w:val="SpecialCharTok"/>
+        </w:rPr>
+        <w:t xml:space="preserve">==</w:t>
+      </w:r>
+      <w:r>
+        <w:rPr>
+          <w:rStyle w:val="NormalTok"/>
+        </w:rPr>
+        <w:t xml:space="preserve"> </w:t>
+      </w:r>
+      <w:r>
+        <w:rPr>
+          <w:rStyle w:val="StringTok"/>
+        </w:rPr>
+        <w:t xml:space="preserve">"definite"</w:t>
+      </w:r>
+      <w:r>
+        <w:rPr>
+          <w:rStyle w:val="NormalTok"/>
+        </w:rPr>
+        <w:t xml:space="preserve">                                  </w:t>
+      </w:r>
+      <w:r>
+        <w:rPr>
+          <w:rStyle w:val="SpecialCharTok"/>
+        </w:rPr>
+        <w:t xml:space="preserve">~</w:t>
+      </w:r>
+      <w:r>
+        <w:rPr>
+          <w:rStyle w:val="NormalTok"/>
+        </w:rPr>
+        <w:t xml:space="preserve"> </w:t>
+      </w:r>
+      <w:r>
+        <w:rPr>
+          <w:rStyle w:val="ConstantTok"/>
+        </w:rPr>
+        <w:t xml:space="preserve">TRUE</w:t>
+      </w:r>
+      <w:r>
+        <w:rPr>
+          <w:rStyle w:val="NormalTok"/>
+        </w:rPr>
+        <w:t xml:space="preserve">,</w:t>
+      </w:r>
+      <w:r>
+        <w:br/>
+      </w:r>
+      <w:r>
+        <w:rPr>
+          <w:rStyle w:val="NormalTok"/>
+        </w:rPr>
+        <w:t xml:space="preserve">  manual_decision </w:t>
+      </w:r>
+      <w:r>
+        <w:rPr>
+          <w:rStyle w:val="SpecialCharTok"/>
+        </w:rPr>
+        <w:t xml:space="preserve">==</w:t>
+      </w:r>
+      <w:r>
+        <w:rPr>
+          <w:rStyle w:val="NormalTok"/>
+        </w:rPr>
+        <w:t xml:space="preserve"> </w:t>
+      </w:r>
+      <w:r>
+        <w:rPr>
+          <w:rStyle w:val="StringTok"/>
+        </w:rPr>
+        <w:t xml:space="preserve">"match"</w:t>
+      </w:r>
+      <w:r>
+        <w:rPr>
+          <w:rStyle w:val="NormalTok"/>
+        </w:rPr>
+        <w:t xml:space="preserve">                                    </w:t>
+      </w:r>
+      <w:r>
+        <w:rPr>
+          <w:rStyle w:val="SpecialCharTok"/>
+        </w:rPr>
+        <w:t xml:space="preserve">~</w:t>
+      </w:r>
+      <w:r>
+        <w:rPr>
+          <w:rStyle w:val="NormalTok"/>
+        </w:rPr>
+        <w:t xml:space="preserve"> </w:t>
+      </w:r>
+      <w:r>
+        <w:rPr>
+          <w:rStyle w:val="ConstantTok"/>
+        </w:rPr>
+        <w:t xml:space="preserve">TRUE</w:t>
+      </w:r>
+      <w:r>
+        <w:rPr>
+          <w:rStyle w:val="NormalTok"/>
+        </w:rPr>
+        <w:t xml:space="preserve">,</w:t>
+      </w:r>
+      <w:r>
+        <w:br/>
+      </w:r>
+      <w:r>
+        <w:rPr>
+          <w:rStyle w:val="NormalTok"/>
+        </w:rPr>
+        <w:t xml:space="preserve">  manual_decision </w:t>
+      </w:r>
+      <w:r>
+        <w:rPr>
+          <w:rStyle w:val="SpecialCharTok"/>
+        </w:rPr>
+        <w:t xml:space="preserve">==</w:t>
+      </w:r>
+      <w:r>
+        <w:rPr>
+          <w:rStyle w:val="NormalTok"/>
+        </w:rPr>
+        <w:t xml:space="preserve"> </w:t>
+      </w:r>
+      <w:r>
+        <w:rPr>
+          <w:rStyle w:val="StringTok"/>
+        </w:rPr>
+        <w:t xml:space="preserve">"no_match"</w:t>
+      </w:r>
+      <w:r>
+        <w:rPr>
+          <w:rStyle w:val="NormalTok"/>
+        </w:rPr>
+        <w:t xml:space="preserve">                                 </w:t>
+      </w:r>
+      <w:r>
+        <w:rPr>
+          <w:rStyle w:val="SpecialCharTok"/>
+        </w:rPr>
+        <w:t xml:space="preserve">~</w:t>
+      </w:r>
+      <w:r>
+        <w:rPr>
+          <w:rStyle w:val="NormalTok"/>
+        </w:rPr>
+        <w:t xml:space="preserve"> </w:t>
+      </w:r>
+      <w:r>
+        <w:rPr>
+          <w:rStyle w:val="ConstantTok"/>
+        </w:rPr>
+        <w:t xml:space="preserve">FALSE</w:t>
+      </w:r>
+      <w:r>
+        <w:rPr>
+          <w:rStyle w:val="NormalTok"/>
+        </w:rPr>
+        <w:t xml:space="preserve">,</w:t>
+      </w:r>
+      <w:r>
+        <w:br/>
+      </w:r>
+      <w:r>
+        <w:rPr>
+          <w:rStyle w:val="NormalTok"/>
+        </w:rPr>
+        <w:t xml:space="preserve">  classification </w:t>
+      </w:r>
+      <w:r>
+        <w:rPr>
+          <w:rStyle w:val="SpecialCharTok"/>
+        </w:rPr>
+        <w:t xml:space="preserve">%in%</w:t>
+      </w:r>
+      <w:r>
+        <w:rPr>
+          <w:rStyle w:val="NormalTok"/>
+        </w:rPr>
+        <w:t xml:space="preserve"> </w:t>
+      </w:r>
+      <w:r>
+        <w:rPr>
+          <w:rStyle w:val="FunctionTok"/>
+        </w:rPr>
+        <w:t xml:space="preserve">c</w:t>
+      </w:r>
+      <w:r>
+        <w:rPr>
+          <w:rStyle w:val="NormalTok"/>
+        </w:rPr>
+        <w:t xml:space="preserve">(</w:t>
+      </w:r>
+      <w:r>
+        <w:rPr>
+          <w:rStyle w:val="StringTok"/>
+        </w:rPr>
+        <w:t xml:space="preserve">"no_match"</w:t>
+      </w:r>
+      <w:r>
+        <w:rPr>
+          <w:rStyle w:val="NormalTok"/>
+        </w:rPr>
+        <w:t xml:space="preserve">,</w:t>
+      </w:r>
+      <w:r>
+        <w:rPr>
+          <w:rStyle w:val="StringTok"/>
+        </w:rPr>
+        <w:t xml:space="preserve">"no_candidates"</w:t>
+      </w:r>
+      <w:r>
+        <w:rPr>
+          <w:rStyle w:val="NormalTok"/>
+        </w:rPr>
+        <w:t xml:space="preserve">,</w:t>
+      </w:r>
+      <w:r>
+        <w:rPr>
+          <w:rStyle w:val="StringTok"/>
+        </w:rPr>
+        <w:t xml:space="preserve">"excluded"</w:t>
+      </w:r>
+      <w:r>
+        <w:rPr>
+          <w:rStyle w:val="NormalTok"/>
+        </w:rPr>
+        <w:t xml:space="preserve">)  </w:t>
+      </w:r>
+      <w:r>
+        <w:rPr>
+          <w:rStyle w:val="SpecialCharTok"/>
+        </w:rPr>
+        <w:t xml:space="preserve">~</w:t>
+      </w:r>
+      <w:r>
+        <w:rPr>
+          <w:rStyle w:val="NormalTok"/>
+        </w:rPr>
+        <w:t xml:space="preserve"> </w:t>
+      </w:r>
+      <w:r>
+        <w:rPr>
+          <w:rStyle w:val="ConstantTok"/>
+        </w:rPr>
+        <w:t xml:space="preserve">FALSE</w:t>
+      </w:r>
+      <w:r>
+        <w:rPr>
+          <w:rStyle w:val="NormalTok"/>
+        </w:rPr>
+        <w:t xml:space="preserve">,</w:t>
+      </w:r>
+      <w:r>
+        <w:br/>
+      </w:r>
+      <w:r>
+        <w:rPr>
+          <w:rStyle w:val="NormalTok"/>
+        </w:rPr>
+        <w:t xml:space="preserve">  </w:t>
+      </w:r>
+      <w:r>
+        <w:rPr>
+          <w:rStyle w:val="ConstantTok"/>
+        </w:rPr>
+        <w:t xml:space="preserve">TRUE</w:t>
+      </w:r>
+      <w:r>
+        <w:rPr>
+          <w:rStyle w:val="NormalTok"/>
+        </w:rPr>
+        <w:t xml:space="preserve">                                                          </w:t>
+      </w:r>
+      <w:r>
+        <w:rPr>
+          <w:rStyle w:val="SpecialCharTok"/>
+        </w:rPr>
+        <w:t xml:space="preserve">~</w:t>
+      </w:r>
+      <w:r>
+        <w:rPr>
+          <w:rStyle w:val="NormalTok"/>
+        </w:rPr>
+        <w:t xml:space="preserve"> </w:t>
+      </w:r>
+      <w:r>
+        <w:rPr>
+          <w:rStyle w:val="ConstantTok"/>
+        </w:rPr>
+        <w:t xml:space="preserve">NA</w:t>
+      </w:r>
+      <w:r>
+        <w:br/>
+      </w:r>
+      <w:r>
+        <w:rPr>
+          <w:rStyle w:val="NormalTok"/>
+        </w:rPr>
+        <w:t xml:space="preserve">)</w:t>
+      </w:r>
+    </w:p>
+    <w:p>
+      <w:pPr>
+        <w:pStyle w:val="FirstParagraph"/>
+      </w:pPr>
+      <w:r>
+        <w:t xml:space="preserve">An abstract reaches</w:t>
+      </w:r>
+      <w:r>
+        <w:t xml:space="preserve"> </w:t>
+      </w:r>
+      <w:r>
+        <w:rPr>
+          <w:rStyle w:val="VerbatimChar"/>
+        </w:rPr>
+        <w:t xml:space="preserve">NA</w:t>
+      </w:r>
+      <w:r>
+        <w:t xml:space="preserve"> </w:t>
+      </w:r>
+      <w:r>
+        <w:t xml:space="preserve">only by failing all four branches. That requires the algorithm to have classified it</w:t>
+      </w:r>
+      <w:r>
+        <w:t xml:space="preserve"> </w:t>
+      </w:r>
+      <w:r>
+        <w:rPr>
+          <w:rStyle w:val="VerbatimChar"/>
+        </w:rPr>
+        <w:t xml:space="preserve">probable</w:t>
+      </w:r>
+      <w:r>
+        <w:t xml:space="preserve"> </w:t>
+      </w:r>
+      <w:r>
+        <w:t xml:space="preserve">or</w:t>
+      </w:r>
+      <w:r>
+        <w:t xml:space="preserve"> </w:t>
+      </w:r>
+      <w:r>
+        <w:rPr>
+          <w:rStyle w:val="VerbatimChar"/>
+        </w:rPr>
+        <w:t xml:space="preserve">possible</w:t>
+      </w:r>
+      <w:r>
+        <w:t xml:space="preserve">, and the reviewer to have recorded</w:t>
+      </w:r>
+      <w:r>
+        <w:t xml:space="preserve"> </w:t>
+      </w:r>
+      <w:r>
+        <w:rPr>
+          <w:rStyle w:val="VerbatimChar"/>
+        </w:rPr>
+        <w:t xml:space="preserve">skip</w:t>
+      </w:r>
+      <w:r>
+        <w:t xml:space="preserve">. Every unresolved abstract is exactly that combination:</w:t>
+      </w:r>
+    </w:p>
+    <w:tbl>
+      <w:tblPr>
+        <w:tblStyle w:val="Table"/>
+        <w:tblW w:type="auto" w:w="0"/>
+        <w:tblLook w:firstRow="1" w:lastRow="0" w:firstColumn="0" w:lastColumn="0" w:noHBand="0" w:noVBand="0" w:val="0020"/>
+      </w:tblPr>
+      <w:tblGrid>
+        <w:gridCol w:w="2640"/>
+        <w:gridCol w:w="2640"/>
+        <w:gridCol w:w="2640"/>
+      </w:tblGrid>
+      <w:tr>
+        <w:trPr>
+          <w:tblHeader w:val="on"/>
+        </w:trPr>
+        <w:tc>
+          <w:tcPr/>
+          <w:p>
+            <w:pPr>
+              <w:pStyle w:val="Compact"/>
+              <w:jc w:val="left"/>
+            </w:pPr>
+            <w:r>
+              <w:t xml:space="preserve">Algorithm classification</w:t>
+            </w:r>
+          </w:p>
+        </w:tc>
+        <w:tc>
+          <w:tcPr/>
+          <w:p>
+            <w:pPr>
+              <w:pStyle w:val="Compact"/>
+              <w:jc w:val="left"/>
+            </w:pPr>
+            <w:r>
+              <w:t xml:space="preserve">Reviewer decision</w:t>
+            </w:r>
+          </w:p>
+        </w:tc>
+        <w:tc>
+          <w:tcPr/>
+          <w:p>
+            <w:pPr>
+              <w:pStyle w:val="Compact"/>
+              <w:jc w:val="right"/>
+            </w:pPr>
+            <w:r>
+              <w:t xml:space="preserve">n</w:t>
+            </w:r>
+          </w:p>
+        </w:tc>
+      </w:tr>
+      <w:tr>
+        <w:tc>
+          <w:tcPr/>
+          <w:p>
+            <w:pPr>
+              <w:pStyle w:val="Compact"/>
+              <w:jc w:val="left"/>
+            </w:pPr>
+            <w:r>
+              <w:t xml:space="preserve">probable</w:t>
+            </w:r>
+          </w:p>
+        </w:tc>
+        <w:tc>
+          <w:tcPr/>
+          <w:p>
+            <w:pPr>
+              <w:pStyle w:val="Compact"/>
+              <w:jc w:val="left"/>
+            </w:pPr>
+            <w:r>
+              <w:t xml:space="preserve">skip</w:t>
+            </w:r>
+          </w:p>
+        </w:tc>
+        <w:tc>
+          <w:tcPr/>
+          <w:p>
+            <w:pPr>
+              <w:pStyle w:val="Compact"/>
+              <w:jc w:val="right"/>
+            </w:pPr>
+            <w:r>
+              <w:t xml:space="preserve">31</w:t>
+            </w:r>
+          </w:p>
+        </w:tc>
+      </w:tr>
+      <w:tr>
+        <w:tc>
+          <w:tcPr/>
+          <w:p>
+            <w:pPr>
+              <w:pStyle w:val="Compact"/>
+              <w:jc w:val="left"/>
+            </w:pPr>
+            <w:r>
+              <w:t xml:space="preserve">possible</w:t>
+            </w:r>
+          </w:p>
+        </w:tc>
+        <w:tc>
+          <w:tcPr/>
+          <w:p>
+            <w:pPr>
+              <w:pStyle w:val="Compact"/>
+              <w:jc w:val="left"/>
+            </w:pPr>
+            <w:r>
+              <w:t xml:space="preserve">skip</w:t>
+            </w:r>
+          </w:p>
+        </w:tc>
+        <w:tc>
+          <w:tcPr/>
+          <w:p>
+            <w:pPr>
+              <w:pStyle w:val="Compact"/>
+              <w:jc w:val="right"/>
+            </w:pPr>
+            <w:r>
+              <w:t xml:space="preserve">24</w:t>
+            </w:r>
+          </w:p>
+        </w:tc>
+      </w:tr>
+    </w:tbl>
+    <w:p>
+      <w:pPr>
+        <w:pStyle w:val="BodyText"/>
+      </w:pPr>
+      <w:r>
+        <w:t xml:space="preserve">These are not unreviewable records. They are cases where the algorithm found a plausible but not certain candidate and the reviewer passed. They require adjudication, not a methodological ruling.</w:t>
+      </w:r>
+      <w:r>
+        <w:t xml:space="preserve"> </w:t>
+      </w:r>
+      <w:r>
+        <w:rPr>
+          <w:rStyle w:val="VerbatimChar"/>
+        </w:rPr>
+        <w:t xml:space="preserve">R/06_analyze_results.R:72</w:t>
+      </w:r>
+      <w:r>
+        <w:t xml:space="preserve"> </w:t>
+      </w:r>
+      <w:r>
+        <w:t xml:space="preserve">then removes them with</w:t>
+      </w:r>
+      <w:r>
+        <w:t xml:space="preserve"> </w:t>
+      </w:r>
+      <w:r>
+        <w:rPr>
+          <w:rStyle w:val="VerbatimChar"/>
+        </w:rPr>
+        <w:t xml:space="preserve">n_evaluated &lt;- n_total - n_pending</w:t>
+      </w:r>
+      <w:r>
+        <w:t xml:space="preserve">, so they leave the denominator silently.</w:t>
+      </w:r>
+    </w:p>
+    <w:bookmarkEnd w:id="175"/>
+    <w:bookmarkStart w:id="176" w:name="Xe7d54d09e7fb3066dc4d00ae0c7400eb2082aef"/>
+    <w:p>
+      <w:pPr>
+        <w:pStyle w:val="Heading3"/>
+      </w:pPr>
+      <w:r>
+        <w:t xml:space="preserve">A13.3 Reviewer skips are not the same population as unresolved abstracts</w:t>
+      </w:r>
+    </w:p>
+    <w:p>
+      <w:pPr>
+        <w:pStyle w:val="FirstParagraph"/>
+      </w:pPr>
+      <w:r>
+        <w:t xml:space="preserve">212 abstracts carry</w:t>
+      </w:r>
+      <w:r>
+        <w:t xml:space="preserve"> </w:t>
+      </w:r>
+      <w:r>
+        <w:rPr>
+          <w:rStyle w:val="VerbatimChar"/>
+        </w:rPr>
+        <w:t xml:space="preserve">manual_decision == "skip"</w:t>
+      </w:r>
+      <w:r>
+        <w:t xml:space="preserve">, but only 55 reach</w:t>
+      </w:r>
+      <w:r>
+        <w:t xml:space="preserve"> </w:t>
+      </w:r>
+      <w:r>
+        <w:rPr>
+          <w:rStyle w:val="VerbatimChar"/>
+        </w:rPr>
+        <w:t xml:space="preserve">NA</w:t>
+      </w:r>
+      <w:r>
+        <w:t xml:space="preserve">. The cascade resolves the rest before the fall-through:</w:t>
+      </w:r>
+    </w:p>
+    <w:tbl>
+      <w:tblPr>
+        <w:tblStyle w:val="Table"/>
+        <w:tblW w:type="auto" w:w="0"/>
+        <w:tblLook w:firstRow="1" w:lastRow="0" w:firstColumn="0" w:lastColumn="0" w:noHBand="0" w:noVBand="0" w:val="0020"/>
+      </w:tblPr>
+      <w:tblGrid>
+        <w:gridCol w:w="2640"/>
+        <w:gridCol w:w="2640"/>
+        <w:gridCol w:w="2640"/>
+      </w:tblGrid>
+      <w:tr>
+        <w:trPr>
+          <w:tblHeader w:val="on"/>
+        </w:trPr>
+        <w:tc>
+          <w:tcPr/>
+          <w:p>
+            <w:pPr>
+              <w:pStyle w:val="Compact"/>
+              <w:jc w:val="left"/>
+            </w:pPr>
+            <w:r>
+              <w:t xml:space="preserve">Classification under a reviewer skip</w:t>
+            </w:r>
+          </w:p>
+        </w:tc>
+        <w:tc>
+          <w:tcPr/>
+          <w:p>
+            <w:pPr>
+              <w:pStyle w:val="Compact"/>
+              <w:jc w:val="right"/>
+            </w:pPr>
+            <w:r>
+              <w:t xml:space="preserve">n</w:t>
+            </w:r>
+          </w:p>
+        </w:tc>
+        <w:tc>
+          <w:tcPr/>
+          <w:p>
+            <w:pPr>
+              <w:pStyle w:val="Compact"/>
+              <w:jc w:val="left"/>
+            </w:pPr>
+            <w:r>
+              <w:t xml:space="preserve">Resulting final_published</w:t>
+            </w:r>
+          </w:p>
+        </w:tc>
+      </w:tr>
+      <w:tr>
+        <w:tc>
+          <w:tcPr/>
+          <w:p>
+            <w:pPr>
+              <w:pStyle w:val="Compact"/>
+              <w:jc w:val="left"/>
+            </w:pPr>
+            <w:r>
+              <w:t xml:space="preserve">no_match</w:t>
+            </w:r>
+          </w:p>
+        </w:tc>
+        <w:tc>
+          <w:tcPr/>
+          <w:p>
+            <w:pPr>
+              <w:pStyle w:val="Compact"/>
+              <w:jc w:val="right"/>
+            </w:pPr>
+            <w:r>
+              <w:t xml:space="preserve">111</w:t>
+            </w:r>
+          </w:p>
+        </w:tc>
+        <w:tc>
+          <w:tcPr/>
+          <w:p>
+            <w:pPr>
+              <w:pStyle w:val="Compact"/>
+              <w:jc w:val="left"/>
+            </w:pPr>
+            <w:r>
+              <w:t xml:space="preserve">FALSE (branch 4)</w:t>
+            </w:r>
+          </w:p>
+        </w:tc>
+      </w:tr>
+      <w:tr>
+        <w:tc>
+          <w:tcPr/>
+          <w:p>
+            <w:pPr>
+              <w:pStyle w:val="Compact"/>
+              <w:jc w:val="left"/>
+            </w:pPr>
+            <w:r>
+              <w:t xml:space="preserve">definite</w:t>
+            </w:r>
+          </w:p>
+        </w:tc>
+        <w:tc>
+          <w:tcPr/>
+          <w:p>
+            <w:pPr>
+              <w:pStyle w:val="Compact"/>
+              <w:jc w:val="right"/>
+            </w:pPr>
+            <w:r>
+              <w:t xml:space="preserve">44</w:t>
+            </w:r>
+          </w:p>
+        </w:tc>
+        <w:tc>
+          <w:tcPr/>
+          <w:p>
+            <w:pPr>
+              <w:pStyle w:val="Compact"/>
+              <w:jc w:val="left"/>
+            </w:pPr>
+            <w:r>
+              <w:t xml:space="preserve">TRUE (branch 1)</w:t>
+            </w:r>
+          </w:p>
+        </w:tc>
+      </w:tr>
+      <w:tr>
+        <w:tc>
+          <w:tcPr/>
+          <w:p>
+            <w:pPr>
+              <w:pStyle w:val="Compact"/>
+              <w:jc w:val="left"/>
+            </w:pPr>
+            <w:r>
+              <w:t xml:space="preserve">probable</w:t>
+            </w:r>
+          </w:p>
+        </w:tc>
+        <w:tc>
+          <w:tcPr/>
+          <w:p>
+            <w:pPr>
+              <w:pStyle w:val="Compact"/>
+              <w:jc w:val="right"/>
+            </w:pPr>
+            <w:r>
+              <w:t xml:space="preserve">31</w:t>
+            </w:r>
+          </w:p>
+        </w:tc>
+        <w:tc>
+          <w:tcPr/>
+          <w:p>
+            <w:pPr>
+              <w:pStyle w:val="Compact"/>
+              <w:jc w:val="left"/>
+            </w:pPr>
+            <w:r>
+              <w:t xml:space="preserve">NA (fall-through)</w:t>
+            </w:r>
+          </w:p>
+        </w:tc>
+      </w:tr>
+      <w:tr>
+        <w:tc>
+          <w:tcPr/>
+          <w:p>
+            <w:pPr>
+              <w:pStyle w:val="Compact"/>
+              <w:jc w:val="left"/>
+            </w:pPr>
+            <w:r>
+              <w:t xml:space="preserve">possible</w:t>
+            </w:r>
+          </w:p>
+        </w:tc>
+        <w:tc>
+          <w:tcPr/>
+          <w:p>
+            <w:pPr>
+              <w:pStyle w:val="Compact"/>
+              <w:jc w:val="right"/>
+            </w:pPr>
+            <w:r>
+              <w:t xml:space="preserve">24</w:t>
+            </w:r>
+          </w:p>
+        </w:tc>
+        <w:tc>
+          <w:tcPr/>
+          <w:p>
+            <w:pPr>
+              <w:pStyle w:val="Compact"/>
+              <w:jc w:val="left"/>
+            </w:pPr>
+            <w:r>
+              <w:t xml:space="preserve">NA (fall-through)</w:t>
+            </w:r>
+          </w:p>
+        </w:tc>
+      </w:tr>
+      <w:tr>
+        <w:tc>
+          <w:tcPr/>
+          <w:p>
+            <w:pPr>
+              <w:pStyle w:val="Compact"/>
+              <w:jc w:val="left"/>
+            </w:pPr>
+            <w:r>
+              <w:t xml:space="preserve">excluded</w:t>
+            </w:r>
+          </w:p>
+        </w:tc>
+        <w:tc>
+          <w:tcPr/>
+          <w:p>
+            <w:pPr>
+              <w:pStyle w:val="Compact"/>
+              <w:jc w:val="right"/>
+            </w:pPr>
+            <w:r>
+              <w:t xml:space="preserve">2</w:t>
+            </w:r>
+          </w:p>
+        </w:tc>
+        <w:tc>
+          <w:tcPr/>
+          <w:p>
+            <w:pPr>
+              <w:pStyle w:val="Compact"/>
+              <w:jc w:val="left"/>
+            </w:pPr>
+            <w:r>
+              <w:t xml:space="preserve">FALSE (branch 4)</w:t>
+            </w:r>
+          </w:p>
+        </w:tc>
+      </w:tr>
+    </w:tbl>
+    <w:p>
+      <w:pPr>
+        <w:pStyle w:val="BodyText"/>
+      </w:pPr>
+      <w:r>
+        <w:t xml:space="preserve">This distinction matters for any statement about where review effort stalled. The 212 skips concentrate heavily in the 2019 through 2021 congresses; the 55 unresolved abstracts are spread across nine congress years and do not show the same pattern. Describing the unresolved set as a stalled recent review batch is not supported by the data.</w:t>
+      </w:r>
+    </w:p>
+    <w:bookmarkEnd w:id="176"/>
+    <w:bookmarkStart w:id="177" w:name="X66936839bf128518e19a110eff2bddaa5f5619e"/>
+    <w:p>
+      <w:pPr>
+        <w:pStyle w:val="Heading3"/>
+      </w:pPr>
+      <w:r>
+        <w:t xml:space="preserve">A13.4 Reviewer skips overridden in one direction only</w:t>
+      </w:r>
+    </w:p>
+    <w:p>
+      <w:pPr>
+        <w:pStyle w:val="FirstParagraph"/>
+      </w:pPr>
+      <w:r>
+        <w:t xml:space="preserve">Branch 1 is evaluated before any reviewer decision. An abstract classified</w:t>
+      </w:r>
+      <w:r>
+        <w:t xml:space="preserve"> </w:t>
+      </w:r>
+      <w:r>
+        <w:rPr>
+          <w:rStyle w:val="VerbatimChar"/>
+        </w:rPr>
+        <w:t xml:space="preserve">definite</w:t>
+      </w:r>
+      <w:r>
+        <w:t xml:space="preserve"> </w:t>
+      </w:r>
+      <w:r>
+        <w:t xml:space="preserve">is therefore recorded as published even when the reviewer declined to rule on it. This affects 44 abstracts.</w:t>
+      </w:r>
+    </w:p>
+    <w:p>
+      <w:pPr>
+        <w:pStyle w:val="BodyText"/>
+      </w:pPr>
+      <w:r>
+        <w:t xml:space="preserve">The asymmetry is the concern rather than the count. A skip on a</w:t>
+      </w:r>
+      <w:r>
+        <w:t xml:space="preserve"> </w:t>
+      </w:r>
+      <w:r>
+        <w:rPr>
+          <w:rStyle w:val="VerbatimChar"/>
+        </w:rPr>
+        <w:t xml:space="preserve">definite</w:t>
+      </w:r>
+      <w:r>
+        <w:t xml:space="preserve"> </w:t>
+      </w:r>
+      <w:r>
+        <w:t xml:space="preserve">candidate is overridden toward published, while a skip on a</w:t>
+      </w:r>
+      <w:r>
+        <w:t xml:space="preserve"> </w:t>
+      </w:r>
+      <w:r>
+        <w:rPr>
+          <w:rStyle w:val="VerbatimChar"/>
+        </w:rPr>
+        <w:t xml:space="preserve">probable</w:t>
+      </w:r>
+      <w:r>
+        <w:t xml:space="preserve"> </w:t>
+      </w:r>
+      <w:r>
+        <w:t xml:space="preserve">or</w:t>
+      </w:r>
+      <w:r>
+        <w:t xml:space="preserve"> </w:t>
+      </w:r>
+      <w:r>
+        <w:rPr>
+          <w:rStyle w:val="VerbatimChar"/>
+        </w:rPr>
+        <w:t xml:space="preserve">possible</w:t>
+      </w:r>
+      <w:r>
+        <w:t xml:space="preserve"> </w:t>
+      </w:r>
+      <w:r>
+        <w:t xml:space="preserve">candidate is not overridden at all and instead leaves the denominator. The same reviewer action produces opposite consequences depending on a classification the reviewer was in the act of declining to endorse.</w:t>
+      </w:r>
+    </w:p>
+    <w:p>
+      <w:pPr>
+        <w:pStyle w:val="BodyText"/>
+      </w:pPr>
+      <w:r>
+        <w:t xml:space="preserve">Reordering the cascade so that reviewer decisions precede algorithmic classification would resolve this, at the cost of moving 44 abstracts from published into unresolved. That change has not been made, and either ordering is defensible provided the manuscript states which one is in force.</w:t>
+      </w:r>
+    </w:p>
+    <w:bookmarkEnd w:id="177"/>
+    <w:bookmarkStart w:id="178" w:name="Xc6f557b10d91a1a1873a0575d44b42a3a8a82bf"/>
+    <w:p>
+      <w:pPr>
+        <w:pStyle w:val="Heading3"/>
+      </w:pPr>
+      <w:r>
+        <w:t xml:space="preserve">A13.5 The exported rate cannot be reconstructed from the exported counts</w:t>
+      </w:r>
+    </w:p>
+    <w:p>
+      <w:pPr>
+        <w:pStyle w:val="FirstParagraph"/>
+      </w:pPr>
+      <w:r>
+        <w:rPr>
+          <w:rStyle w:val="VerbatimChar"/>
+        </w:rPr>
+        <w:t xml:space="preserve">output/aim1_publication_rate.csv</w:t>
+      </w:r>
+      <w:r>
+        <w:t xml:space="preserve"> </w:t>
+      </w:r>
+      <w:r>
+        <w:t xml:space="preserve">reports</w:t>
+      </w:r>
+      <w:r>
+        <w:t xml:space="preserve"> </w:t>
+      </w:r>
+      <w:r>
+        <w:rPr>
+          <w:rStyle w:val="VerbatimChar"/>
+        </w:rPr>
+        <w:t xml:space="preserve">total_abstracts</w:t>
+      </w:r>
+      <w:r>
+        <w:t xml:space="preserve"> </w:t>
+      </w:r>
+      <w:r>
+        <w:t xml:space="preserve">= 1,106 alongside</w:t>
+      </w:r>
+      <w:r>
+        <w:t xml:space="preserve"> </w:t>
+      </w:r>
+      <w:r>
+        <w:rPr>
+          <w:rStyle w:val="VerbatimChar"/>
+        </w:rPr>
+        <w:t xml:space="preserve">publication_rate</w:t>
+      </w:r>
+      <w:r>
+        <w:t xml:space="preserve"> </w:t>
+      </w:r>
+      <w:r>
+        <w:t xml:space="preserve">= 16.9, but the rate is computed on 1,051. A reader dividing the published count by the stated total obtains 16.1%, not 16.9%. The 95% confidence interval is likewise computed on 1,051.</w:t>
+      </w:r>
+    </w:p>
+    <w:p>
+      <w:pPr>
+        <w:pStyle w:val="BodyText"/>
+      </w:pPr>
+      <w:r>
+        <w:t xml:space="preserve">No row of the exported table states the denominator. The file should carry</w:t>
+      </w:r>
+      <w:r>
+        <w:t xml:space="preserve"> </w:t>
+      </w:r>
+      <w:r>
+        <w:rPr>
+          <w:rStyle w:val="VerbatimChar"/>
+        </w:rPr>
+        <w:t xml:space="preserve">n_evaluated</w:t>
+      </w:r>
+      <w:r>
+        <w:t xml:space="preserve"> </w:t>
+      </w:r>
+      <w:r>
+        <w:t xml:space="preserve">explicitly, and the manuscript should report the cohort and the denominator as separate quantities.</w:t>
+      </w:r>
+    </w:p>
+    <w:bookmarkEnd w:id="178"/>
+    <w:bookmarkStart w:id="179" w:name="Xd523eef7e6828c64d776d46d5f742a778b8dd66"/>
+    <w:p>
+      <w:pPr>
+        <w:pStyle w:val="Heading3"/>
+      </w:pPr>
+      <w:r>
+        <w:t xml:space="preserve">A13.6 Candidates dated before the congress require two further corrections</w:t>
+      </w:r>
+    </w:p>
+    <w:p>
+      <w:pPr>
+        <w:pStyle w:val="FirstParagraph"/>
+      </w:pPr>
+      <w:r>
+        <w:t xml:space="preserve">A12.7 restored the 39 abstracts whose best candidate predates the conference. Auditing that set against PubMed shows that 10 of the 39 are misclassified, for two distinct reasons.</w:t>
+      </w:r>
+    </w:p>
+    <w:p>
+      <w:pPr>
+        <w:pStyle w:val="BodyText"/>
+      </w:pPr>
+      <w:r>
+        <w:rPr>
+          <w:b/>
+          <w:bCs/>
+        </w:rPr>
+        <w:t xml:space="preserve">Six matched the AAGL abstract supplement itself.</w:t>
+      </w:r>
+      <w:r>
+        <w:t xml:space="preserve"> </w:t>
+      </w:r>
+      <w:r>
+        <w:t xml:space="preserve">All six are 2015 abstracts matched to</w:t>
+      </w:r>
+      <w:r>
+        <w:t xml:space="preserve"> </w:t>
+      </w:r>
+      <w:r>
+        <w:rPr>
+          <w:i/>
+          <w:iCs/>
+        </w:rPr>
+        <w:t xml:space="preserve">Journal of Minimally Invasive Gynecology</w:t>
+      </w:r>
+      <w:r>
+        <w:t xml:space="preserve"> </w:t>
+      </w:r>
+      <w:r>
+        <w:t xml:space="preserve">volume 22, issue 6S, at supplement pagination:</w:t>
+      </w:r>
+    </w:p>
+    <w:tbl>
+      <w:tblPr>
+        <w:tblStyle w:val="Table"/>
+        <w:tblW w:type="auto" w:w="0"/>
+        <w:tblLook w:firstRow="1" w:lastRow="0" w:firstColumn="0" w:lastColumn="0" w:noHBand="0" w:noVBand="0" w:val="0020"/>
+      </w:tblPr>
+      <w:tblGrid>
+        <w:gridCol w:w="1980"/>
+        <w:gridCol w:w="1980"/>
+        <w:gridCol w:w="1980"/>
+        <w:gridCol w:w="1980"/>
+      </w:tblGrid>
+      <w:tr>
+        <w:trPr>
+          <w:tblHeader w:val="on"/>
+        </w:trPr>
+        <w:tc>
+          <w:tcPr/>
+          <w:p>
+            <w:pPr>
+              <w:pStyle w:val="Compact"/>
+            </w:pPr>
+            <w:r>
+              <w:t xml:space="preserve">PMID</w:t>
+            </w:r>
+          </w:p>
+        </w:tc>
+        <w:tc>
+          <w:tcPr/>
+          <w:p>
+            <w:pPr>
+              <w:pStyle w:val="Compact"/>
+            </w:pPr>
+            <w:r>
+              <w:t xml:space="preserve">Pages</w:t>
+            </w:r>
+          </w:p>
+        </w:tc>
+        <w:tc>
+          <w:tcPr/>
+          <w:p>
+            <w:pPr>
+              <w:pStyle w:val="Compact"/>
+            </w:pPr>
+            <w:r>
+              <w:t xml:space="preserve">PMID</w:t>
+            </w:r>
+          </w:p>
+        </w:tc>
+        <w:tc>
+          <w:tcPr/>
+          <w:p>
+            <w:pPr>
+              <w:pStyle w:val="Compact"/>
+            </w:pPr>
+            <w:r>
+              <w:t xml:space="preserve">Pages</w:t>
+            </w:r>
+          </w:p>
+        </w:tc>
+      </w:tr>
+      <w:tr>
+        <w:tc>
+          <w:tcPr/>
+          <w:p>
+            <w:pPr>
+              <w:pStyle w:val="Compact"/>
+            </w:pPr>
+            <w:r>
+              <w:t xml:space="preserve">27679343</w:t>
+            </w:r>
+          </w:p>
+        </w:tc>
+        <w:tc>
+          <w:tcPr/>
+          <w:p>
+            <w:pPr>
+              <w:pStyle w:val="Compact"/>
+            </w:pPr>
+            <w:r>
+              <w:t xml:space="preserve">S8-S9</w:t>
+            </w:r>
+          </w:p>
+        </w:tc>
+        <w:tc>
+          <w:tcPr/>
+          <w:p>
+            <w:pPr>
+              <w:pStyle w:val="Compact"/>
+            </w:pPr>
+            <w:r>
+              <w:t xml:space="preserve">27679061</w:t>
+            </w:r>
+          </w:p>
+        </w:tc>
+        <w:tc>
+          <w:tcPr/>
+          <w:p>
+            <w:pPr>
+              <w:pStyle w:val="Compact"/>
+            </w:pPr>
+            <w:r>
+              <w:t xml:space="preserve">S21</w:t>
+            </w:r>
+          </w:p>
+        </w:tc>
+      </w:tr>
+      <w:tr>
+        <w:tc>
+          <w:tcPr/>
+          <w:p>
+            <w:pPr>
+              <w:pStyle w:val="Compact"/>
+            </w:pPr>
+            <w:r>
+              <w:t xml:space="preserve">27678765</w:t>
+            </w:r>
+          </w:p>
+        </w:tc>
+        <w:tc>
+          <w:tcPr/>
+          <w:p>
+            <w:pPr>
+              <w:pStyle w:val="Compact"/>
+            </w:pPr>
+            <w:r>
+              <w:t xml:space="preserve">S14</w:t>
+            </w:r>
+          </w:p>
+        </w:tc>
+        <w:tc>
+          <w:tcPr/>
+          <w:p>
+            <w:pPr>
+              <w:pStyle w:val="Compact"/>
+            </w:pPr>
+            <w:r>
+              <w:t xml:space="preserve">27679183</w:t>
+            </w:r>
+          </w:p>
+        </w:tc>
+        <w:tc>
+          <w:tcPr/>
+          <w:p>
+            <w:pPr>
+              <w:pStyle w:val="Compact"/>
+            </w:pPr>
+            <w:r>
+              <w:t xml:space="preserve">S25</w:t>
+            </w:r>
+          </w:p>
+        </w:tc>
+      </w:tr>
+      <w:tr>
+        <w:tc>
+          <w:tcPr/>
+          <w:p>
+            <w:pPr>
+              <w:pStyle w:val="Compact"/>
+            </w:pPr>
+            <w:r>
+              <w:t xml:space="preserve">27678766</w:t>
+            </w:r>
+          </w:p>
+        </w:tc>
+        <w:tc>
+          <w:tcPr/>
+          <w:p>
+            <w:pPr>
+              <w:pStyle w:val="Compact"/>
+            </w:pPr>
+            <w:r>
+              <w:t xml:space="preserve">S14</w:t>
+            </w:r>
+          </w:p>
+        </w:tc>
+        <w:tc>
+          <w:tcPr/>
+          <w:p>
+            <w:pPr>
+              <w:pStyle w:val="Compact"/>
+            </w:pPr>
+            <w:r>
+              <w:t xml:space="preserve">27679222</w:t>
+            </w:r>
+          </w:p>
+        </w:tc>
+        <w:tc>
+          <w:tcPr/>
+          <w:p>
+            <w:pPr>
+              <w:pStyle w:val="Compact"/>
+            </w:pPr>
+            <w:r>
+              <w:t xml:space="preserve">S37</w:t>
+            </w:r>
+          </w:p>
+        </w:tc>
+      </w:tr>
+    </w:tbl>
+    <w:p>
+      <w:pPr>
+        <w:pStyle w:val="BodyText"/>
+      </w:pPr>
+      <w:r>
+        <w:t xml:space="preserve">That issue is the 2015 congress supplement, which is the source document the pipeline scrapes. Each abstract was matched to its own PubMed listing and then classified pre-conference because the supplement posted online roughly one month before the meeting. A12.3 narrowed an over-broad JMIG supplement filter; these cases show the narrowed filter now admits genuine self-matches. A candidate whose journal, volume, and supplement pagination correspond to the source congress must be rejected before scoring.</w:t>
+      </w:r>
+    </w:p>
+    <w:p>
+      <w:pPr>
+        <w:pStyle w:val="BodyText"/>
+      </w:pPr>
+      <w:r>
+        <w:rPr>
+          <w:b/>
+          <w:bCs/>
+        </w:rPr>
+        <w:t xml:space="preserve">Two were published after the congress.</w:t>
+      </w:r>
+      <w:r>
+        <w:t xml:space="preserve"> </w:t>
+      </w:r>
+      <w:r>
+        <w:t xml:space="preserve">PMID 29318153 has an</w:t>
+      </w:r>
+      <w:r>
+        <w:t xml:space="preserve"> </w:t>
+      </w:r>
+      <w:r>
+        <w:rPr>
+          <w:rStyle w:val="VerbatimChar"/>
+        </w:rPr>
+        <w:t xml:space="preserve">ArticleDate</w:t>
+      </w:r>
+      <w:r>
+        <w:t xml:space="preserve"> </w:t>
+      </w:r>
+      <w:r>
+        <w:t xml:space="preserve">of 2017-11-29 against a congress date of 2017-11-12, and PMID 33294577 has 2020-11-10 against 2020-11-07. Both carry a coarse</w:t>
+      </w:r>
+      <w:r>
+        <w:t xml:space="preserve"> </w:t>
+      </w:r>
+      <w:r>
+        <w:rPr>
+          <w:rStyle w:val="VerbatimChar"/>
+        </w:rPr>
+        <w:t xml:space="preserve">JournalIssue/PubDate</w:t>
+      </w:r>
+      <w:r>
+        <w:t xml:space="preserve"> </w:t>
+      </w:r>
+      <w:r>
+        <w:t xml:space="preserve">(</w:t>
+      </w:r>
+      <w:r>
+        <w:rPr>
+          <w:rStyle w:val="VerbatimChar"/>
+        </w:rPr>
+        <w:t xml:space="preserve">2017</w:t>
+      </w:r>
+      <w:r>
+        <w:t xml:space="preserve"> </w:t>
+      </w:r>
+      <w:r>
+        <w:t xml:space="preserve">and</w:t>
+      </w:r>
+      <w:r>
+        <w:t xml:space="preserve"> </w:t>
+      </w:r>
+      <w:r>
+        <w:rPr>
+          <w:rStyle w:val="VerbatimChar"/>
+        </w:rPr>
+        <w:t xml:space="preserve">2020 Nov</w:t>
+      </w:r>
+      <w:r>
+        <w:t xml:space="preserve"> </w:t>
+      </w:r>
+      <w:r>
+        <w:t xml:space="preserve">respectively), which the scorer resolves to January 1 and to the first of the month, placing them before the congress. Eleven of the 39 carry year-only publication dates, so the exposure is broader than these two cases. Preferring</w:t>
+      </w:r>
+      <w:r>
+        <w:t xml:space="preserve"> </w:t>
+      </w:r>
+      <w:r>
+        <w:rPr>
+          <w:rStyle w:val="VerbatimChar"/>
+        </w:rPr>
+        <w:t xml:space="preserve">ArticleDate</w:t>
+      </w:r>
+      <w:r>
+        <w:t xml:space="preserve"> </w:t>
+      </w:r>
+      <w:r>
+        <w:t xml:space="preserve">when present would correct it. Both are conversions with unusually short intervals and belong in the numerator.</w:t>
+      </w:r>
+    </w:p>
+    <w:p>
+      <w:pPr>
+        <w:pStyle w:val="BodyText"/>
+      </w:pPr>
+      <w:r>
+        <w:rPr>
+          <w:b/>
+          <w:bCs/>
+        </w:rPr>
+        <w:t xml:space="preserve">Two are scoring false positives</w:t>
+      </w:r>
+      <w:r>
+        <w:t xml:space="preserve"> </w:t>
+      </w:r>
+      <w:r>
+        <w:t xml:space="preserve">unrelated to dating. A 2019 abstract on laparoscopic relocation of the ovaries was matched to a paper on patient-reported outcome measures in benign gynecologic surgery, and a 2017 abstract was matched to a record PubMed types as an educational video, a category excluded at parsing.</w:t>
+      </w:r>
+    </w:p>
+    <w:p>
+      <w:pPr>
+        <w:pStyle w:val="BodyText"/>
+      </w:pPr>
+      <w:r>
+        <w:t xml:space="preserve">Twenty-nine of the 39 are genuine pre-congress publications. Their interval between publication and congress is informative for the open question A12.7 left unsettled:</w:t>
+      </w:r>
+    </w:p>
+    <w:tbl>
+      <w:tblPr>
+        <w:tblStyle w:val="Table"/>
+        <w:tblW w:type="auto" w:w="0"/>
+        <w:tblLook w:firstRow="1" w:lastRow="0" w:firstColumn="0" w:lastColumn="0" w:noHBand="0" w:noVBand="0" w:val="0020"/>
+      </w:tblPr>
+      <w:tblGrid>
+        <w:gridCol w:w="3960"/>
+        <w:gridCol w:w="3960"/>
+      </w:tblGrid>
+      <w:tr>
+        <w:trPr>
+          <w:tblHeader w:val="on"/>
+        </w:trPr>
+        <w:tc>
+          <w:tcPr/>
+          <w:p>
+            <w:pPr>
+              <w:pStyle w:val="Compact"/>
+            </w:pPr>
+            <w:r>
+              <w:t xml:space="preserve">Interval before congress</w:t>
+            </w:r>
+          </w:p>
+        </w:tc>
+        <w:tc>
+          <w:tcPr/>
+          <w:p>
+            <w:pPr>
+              <w:pStyle w:val="Compact"/>
+            </w:pPr>
+            <w:r>
+              <w:t xml:space="preserve">n</w:t>
+            </w:r>
+          </w:p>
+        </w:tc>
+      </w:tr>
+      <w:tr>
+        <w:tc>
+          <w:tcPr/>
+          <w:p>
+            <w:pPr>
+              <w:pStyle w:val="Compact"/>
+            </w:pPr>
+            <w:r>
+              <w:t xml:space="preserve">0 to 6 months</w:t>
+            </w:r>
+          </w:p>
+        </w:tc>
+        <w:tc>
+          <w:tcPr/>
+          <w:p>
+            <w:pPr>
+              <w:pStyle w:val="Compact"/>
+            </w:pPr>
+            <w:r>
+              <w:t xml:space="preserve">14</w:t>
+            </w:r>
+          </w:p>
+        </w:tc>
+      </w:tr>
+      <w:tr>
+        <w:tc>
+          <w:tcPr/>
+          <w:p>
+            <w:pPr>
+              <w:pStyle w:val="Compact"/>
+            </w:pPr>
+            <w:r>
+              <w:t xml:space="preserve">6 to 12 months</w:t>
+            </w:r>
+          </w:p>
+        </w:tc>
+        <w:tc>
+          <w:tcPr/>
+          <w:p>
+            <w:pPr>
+              <w:pStyle w:val="Compact"/>
+            </w:pPr>
+            <w:r>
+              <w:t xml:space="preserve">8</w:t>
+            </w:r>
+          </w:p>
+        </w:tc>
+      </w:tr>
+      <w:tr>
+        <w:tc>
+          <w:tcPr/>
+          <w:p>
+            <w:pPr>
+              <w:pStyle w:val="Compact"/>
+            </w:pPr>
+            <w:r>
+              <w:t xml:space="preserve">12 to 24 months</w:t>
+            </w:r>
+          </w:p>
+        </w:tc>
+        <w:tc>
+          <w:tcPr/>
+          <w:p>
+            <w:pPr>
+              <w:pStyle w:val="Compact"/>
+            </w:pPr>
+            <w:r>
+              <w:t xml:space="preserve">6</w:t>
+            </w:r>
+          </w:p>
+        </w:tc>
+      </w:tr>
+      <w:tr>
+        <w:tc>
+          <w:tcPr/>
+          <w:p>
+            <w:pPr>
+              <w:pStyle w:val="Compact"/>
+            </w:pPr>
+            <w:r>
+              <w:t xml:space="preserve">More than 24 months</w:t>
+            </w:r>
+          </w:p>
+        </w:tc>
+        <w:tc>
+          <w:tcPr/>
+          <w:p>
+            <w:pPr>
+              <w:pStyle w:val="Compact"/>
+            </w:pPr>
+            <w:r>
+              <w:t xml:space="preserve">1</w:t>
+            </w:r>
+          </w:p>
+        </w:tc>
+      </w:tr>
+    </w:tbl>
+    <w:p>
+      <w:pPr>
+        <w:pStyle w:val="BodyText"/>
+      </w:pPr>
+      <w:r>
+        <w:t xml:space="preserve">AAGL abstract submission for a November congress closes in the spring. A paper appearing within roughly six months of the meeting was therefore plausibly still in press at submission, which is the ordinary sequence for a conference presentation rather than evidence of a pre-existing publication. Papers appearing earlier were already in print when the abstract was submitted. The four human-adjudicated matches identified in A12.7 all fall between 5.1 and 6.5 months before their congress, consistent with online-first publication ahead of the meeting.</w:t>
+      </w:r>
+    </w:p>
+    <w:p>
+      <w:pPr>
+        <w:pStyle w:val="BodyText"/>
+      </w:pPr>
+      <w:r>
+        <w:t xml:space="preserve">The exact submission deadline for each congress is not recorded in</w:t>
+      </w:r>
+      <w:r>
+        <w:t xml:space="preserve"> </w:t>
+      </w:r>
+      <w:r>
+        <w:rPr>
+          <w:rStyle w:val="VerbatimChar"/>
+        </w:rPr>
+        <w:t xml:space="preserve">config.yml</w:t>
+      </w:r>
+      <w:r>
+        <w:t xml:space="preserve"> </w:t>
+      </w:r>
+      <w:r>
+        <w:t xml:space="preserve">and has not been verified. The six-month boundary above is an assumption, not a validated cutpoint, and the manuscript should state whichever rule is adopted explicitly.</w:t>
+      </w:r>
+    </w:p>
+    <w:bookmarkEnd w:id="179"/>
+    <w:bookmarkStart w:id="180" w:name="Xfe60afafdb930e89bfc144c42546b6e47dfb735"/>
+    <w:p>
+      <w:pPr>
+        <w:pStyle w:val="Heading3"/>
+      </w:pPr>
+      <w:r>
+        <w:t xml:space="preserve">A13.7 Effect of the outstanding decisions on the denominator</w:t>
+      </w:r>
+    </w:p>
+    <w:p>
+      <w:pPr>
+        <w:pStyle w:val="FirstParagraph"/>
+      </w:pPr>
+      <w:r>
+        <w:t xml:space="preserve">Two decisions remain open. Their combinations span the following:</w:t>
+      </w:r>
+    </w:p>
+    <w:tbl>
+      <w:tblPr>
+        <w:tblStyle w:val="Table"/>
+        <w:tblW w:type="pct" w:w="5000"/>
+        <w:tblLayout w:type="fixed"/>
+        <w:tblLook w:firstRow="1" w:lastRow="0" w:firstColumn="0" w:lastColumn="0" w:noHBand="0" w:noVBand="0" w:val="0020"/>
+      </w:tblPr>
+      <w:tblGrid>
+        <w:gridCol w:w="1980"/>
+        <w:gridCol w:w="1980"/>
+        <w:gridCol w:w="1980"/>
+        <w:gridCol w:w="1980"/>
+      </w:tblGrid>
+      <w:tr>
+        <w:trPr>
+          <w:tblHeader w:val="on"/>
+        </w:trPr>
+        <w:tc>
+          <w:tcPr/>
+          <w:p>
+            <w:pPr>
+              <w:pStyle w:val="Compact"/>
+            </w:pPr>
+            <w:r>
+              <w:t xml:space="preserve">Treatment of the 55 unresolved</w:t>
+            </w:r>
+          </w:p>
+        </w:tc>
+        <w:tc>
+          <w:tcPr/>
+          <w:p>
+            <w:pPr>
+              <w:pStyle w:val="Compact"/>
+            </w:pPr>
+            <w:r>
+              <w:t xml:space="preserve">Pre-congress abstracts</w:t>
+            </w:r>
+          </w:p>
+        </w:tc>
+        <w:tc>
+          <w:tcPr/>
+          <w:p>
+            <w:pPr>
+              <w:pStyle w:val="Compact"/>
+            </w:pPr>
+            <w:r>
+              <w:t xml:space="preserve">Denominator</w:t>
+            </w:r>
+          </w:p>
+        </w:tc>
+        <w:tc>
+          <w:tcPr/>
+          <w:p>
+            <w:pPr>
+              <w:pStyle w:val="Compact"/>
+            </w:pPr>
+            <w:r>
+              <w:t xml:space="preserve">Rate</w:t>
+            </w:r>
+          </w:p>
+        </w:tc>
+      </w:tr>
+      <w:tr>
+        <w:tc>
+          <w:tcPr/>
+          <w:p>
+            <w:pPr>
+              <w:pStyle w:val="Compact"/>
+            </w:pPr>
+            <w:r>
+              <w:t xml:space="preserve">Dropped (current)</w:t>
+            </w:r>
+          </w:p>
+        </w:tc>
+        <w:tc>
+          <w:tcPr/>
+          <w:p>
+            <w:pPr>
+              <w:pStyle w:val="Compact"/>
+            </w:pPr>
+            <w:r>
+              <w:t xml:space="preserve">Retained</w:t>
+            </w:r>
+          </w:p>
+        </w:tc>
+        <w:tc>
+          <w:tcPr/>
+          <w:p>
+            <w:pPr>
+              <w:pStyle w:val="Compact"/>
+            </w:pPr>
+            <w:r>
+              <w:t xml:space="preserve">1,051</w:t>
+            </w:r>
+          </w:p>
+        </w:tc>
+        <w:tc>
+          <w:tcPr/>
+          <w:p>
+            <w:pPr>
+              <w:pStyle w:val="Compact"/>
+            </w:pPr>
+            <w:r>
+              <w:t xml:space="preserve">16.9%</w:t>
+            </w:r>
+          </w:p>
+        </w:tc>
+      </w:tr>
+      <w:tr>
+        <w:tc>
+          <w:tcPr/>
+          <w:p>
+            <w:pPr>
+              <w:pStyle w:val="Compact"/>
+            </w:pPr>
+            <w:r>
+              <w:t xml:space="preserve">Counted as unpublished</w:t>
+            </w:r>
+          </w:p>
+        </w:tc>
+        <w:tc>
+          <w:tcPr/>
+          <w:p>
+            <w:pPr>
+              <w:pStyle w:val="Compact"/>
+            </w:pPr>
+            <w:r>
+              <w:t xml:space="preserve">Retained</w:t>
+            </w:r>
+          </w:p>
+        </w:tc>
+        <w:tc>
+          <w:tcPr/>
+          <w:p>
+            <w:pPr>
+              <w:pStyle w:val="Compact"/>
+            </w:pPr>
+            <w:r>
+              <w:t xml:space="preserve">1,106</w:t>
+            </w:r>
+          </w:p>
+        </w:tc>
+        <w:tc>
+          <w:tcPr/>
+          <w:p>
+            <w:pPr>
+              <w:pStyle w:val="Compact"/>
+            </w:pPr>
+            <w:r>
+              <w:t xml:space="preserve">16.1%</w:t>
+            </w:r>
+          </w:p>
+        </w:tc>
+      </w:tr>
+      <w:tr>
+        <w:tc>
+          <w:tcPr/>
+          <w:p>
+            <w:pPr>
+              <w:pStyle w:val="Compact"/>
+            </w:pPr>
+            <w:r>
+              <w:t xml:space="preserve">Dropped</w:t>
+            </w:r>
+          </w:p>
+        </w:tc>
+        <w:tc>
+          <w:tcPr/>
+          <w:p>
+            <w:pPr>
+              <w:pStyle w:val="Compact"/>
+            </w:pPr>
+            <w:r>
+              <w:t xml:space="preserve">Removed</w:t>
+            </w:r>
+          </w:p>
+        </w:tc>
+        <w:tc>
+          <w:tcPr/>
+          <w:p>
+            <w:pPr>
+              <w:pStyle w:val="Compact"/>
+            </w:pPr>
+            <w:r>
+              <w:t xml:space="preserve">1,012</w:t>
+            </w:r>
+          </w:p>
+        </w:tc>
+        <w:tc>
+          <w:tcPr/>
+          <w:p>
+            <w:pPr>
+              <w:pStyle w:val="Compact"/>
+            </w:pPr>
+            <w:r>
+              <w:t xml:space="preserve">17.2%</w:t>
+            </w:r>
+          </w:p>
+        </w:tc>
+      </w:tr>
+      <w:tr>
+        <w:tc>
+          <w:tcPr/>
+          <w:p>
+            <w:pPr>
+              <w:pStyle w:val="Compact"/>
+            </w:pPr>
+            <w:r>
+              <w:t xml:space="preserve">Counted as unpublished</w:t>
+            </w:r>
+          </w:p>
+        </w:tc>
+        <w:tc>
+          <w:tcPr/>
+          <w:p>
+            <w:pPr>
+              <w:pStyle w:val="Compact"/>
+            </w:pPr>
+            <w:r>
+              <w:t xml:space="preserve">Removed</w:t>
+            </w:r>
+          </w:p>
+        </w:tc>
+        <w:tc>
+          <w:tcPr/>
+          <w:p>
+            <w:pPr>
+              <w:pStyle w:val="Compact"/>
+            </w:pPr>
+            <w:r>
+              <w:t xml:space="preserve">1,067</w:t>
+            </w:r>
+          </w:p>
+        </w:tc>
+        <w:tc>
+          <w:tcPr/>
+          <w:p>
+            <w:pPr>
+              <w:pStyle w:val="Compact"/>
+            </w:pPr>
+            <w:r>
+              <w:t xml:space="preserve">16.3%</w:t>
+            </w:r>
+          </w:p>
+        </w:tc>
+      </w:tr>
+    </w:tbl>
+    <w:p>
+      <w:pPr>
+        <w:pStyle w:val="BodyText"/>
+      </w:pPr>
+      <w:r>
+        <w:t xml:space="preserve">The range is 16.1% to 17.2%. All four are defensible; none can be inferred by a reader from the currently exported numbers. Resolving the 55 by adjudication rather than by rule removes the first dimension entirely, and is the preferred course because those abstracts are reviewable.</w:t>
+      </w:r>
+    </w:p>
+    <w:bookmarkEnd w:id="180"/>
+    <w:bookmarkStart w:id="181" w:name="a13.8-limitations"/>
+    <w:p>
+      <w:pPr>
+        <w:pStyle w:val="Heading3"/>
+      </w:pPr>
+      <w:r>
+        <w:t xml:space="preserve">A13.8 Limitations</w:t>
+      </w:r>
+    </w:p>
+    <w:p>
+      <w:pPr>
+        <w:pStyle w:val="FirstParagraph"/>
+      </w:pPr>
+      <w:r>
+        <w:t xml:space="preserve">The counts in this section describe the pipeline state before the April 2026 matching corrections in A12 were executed against a fresh search. The PubMed candidate pool was last retrieved on 19 April 2026 and the corrections were written on 28 April 2026; all downstream stages have since been regenerated from that pre-correction pool. Every figure in this section will move when the search is re-run, and the year-over-year publication rates in particular should not be interpreted until it is.</w:t>
+      </w:r>
+    </w:p>
+    <w:p>
+      <w:pPr>
+        <w:pStyle w:val="BodyText"/>
+      </w:pPr>
+      <w:r>
+        <w:t xml:space="preserve">The audit in A13.6 verified publication dates against PubMed for the 39 pre-congress candidates only. The same date-granularity defect may affect candidates elsewhere in the cohort that were not classified</w:t>
+      </w:r>
+      <w:r>
+        <w:t xml:space="preserve"> </w:t>
+      </w:r>
+      <w:r>
+        <w:rPr>
+          <w:rStyle w:val="VerbatimChar"/>
+        </w:rPr>
+        <w:t xml:space="preserve">excluded</w:t>
+      </w:r>
+      <w:r>
+        <w:t xml:space="preserve">, and that has not been quantified.</w:t>
+      </w:r>
+    </w:p>
+    <w:bookmarkEnd w:id="181"/>
+    <w:bookmarkEnd w:id="182"/>
     <w:sectPr>
       <w:footnotePr>
         <w:numRestart w:val="eachSect"/>
@@ -27388,9 +33105,39 @@
     </w:lvlOverride>
   </w:num>
   <w:num w:numId="1007">
+    <w:abstractNumId w:val="99411"/>
+    <w:lvlOverride w:ilvl="0">
+      <w:startOverride w:val="1"/>
+    </w:lvlOverride>
+    <w:lvlOverride w:ilvl="1">
+      <w:startOverride w:val="1"/>
+    </w:lvlOverride>
+    <w:lvlOverride w:ilvl="2">
+      <w:startOverride w:val="1"/>
+    </w:lvlOverride>
+    <w:lvlOverride w:ilvl="3">
+      <w:startOverride w:val="1"/>
+    </w:lvlOverride>
+    <w:lvlOverride w:ilvl="4">
+      <w:startOverride w:val="1"/>
+    </w:lvlOverride>
+    <w:lvlOverride w:ilvl="5">
+      <w:startOverride w:val="1"/>
+    </w:lvlOverride>
+    <w:lvlOverride w:ilvl="6">
+      <w:startOverride w:val="1"/>
+    </w:lvlOverride>
+    <w:lvlOverride w:ilvl="7">
+      <w:startOverride w:val="1"/>
+    </w:lvlOverride>
+    <w:lvlOverride w:ilvl="8">
+      <w:startOverride w:val="1"/>
+    </w:lvlOverride>
+  </w:num>
+  <w:num w:numId="1008">
     <w:abstractNumId w:val="991"/>
   </w:num>
-  <w:num w:numId="1008">
+  <w:num w:numId="1009">
     <w:abstractNumId w:val="991"/>
   </w:num>
 </w:numbering>
@@ -27401,10 +33148,10 @@
   <w:docDefaults>
     <w:rPrDefault>
       <w:rPr>
-        <w:rFonts w:asciiTheme="minorHAnsi" w:cstheme="minorBidi" w:eastAsiaTheme="minorEastAsia" w:hAnsiTheme="minorHAnsi"/>
+        <w:rFonts w:asciiTheme="minorHAnsi" w:cstheme="minorBidi" w:eastAsiaTheme="minorHAnsi" w:hAnsiTheme="minorHAnsi"/>
         <w:sz w:val="24"/>
         <w:szCs w:val="24"/>
-        <w:lang w:bidi="ar-SA" w:eastAsia="zh-CN" w:val="en-US"/>
+        <w:lang w:bidi="ar-SA" w:eastAsia="en-US" w:val="en-US"/>
       </w:rPr>
     </w:rPrDefault>
     <w:pPrDefault>
@@ -27945,6 +33692,13 @@
       </w:tblCellMar>
     </w:tblPr>
     <w:tblStylePr w:type="firstRow">
+      <w:tblPr>
+        <w:jc w:val="left"/>
+        <w:tblInd w:type="dxa" w:w="0"/>
+      </w:tblPr>
+      <w:trPr>
+        <w:jc w:val="left"/>
+      </w:trPr>
       <w:tcPr>
         <w:tcBorders>
           <w:bottom w:val="single"/>

--- a/docs/technical_appendix.docx
+++ b/docs/technical_appendix.docx
@@ -34,12 +34,648 @@
         <w:t xml:space="preserve">September 03, 2026</w:t>
       </w:r>
     </w:p>
-    <w:bookmarkStart w:id="23" w:name="a1.-pipeline-architecture"/>
+    <w:bookmarkStart w:id="20" w:name="Xd974e705cbddffade6dfc3a1a175f1e16bb976a"/>
     <w:p>
       <w:pPr>
         <w:pStyle w:val="Heading2"/>
       </w:pPr>
       <w:r>
+        <w:t xml:space="preserve">A0. Relationship to the</w:t>
+      </w:r>
+      <w:r>
+        <w:t xml:space="preserve"> </w:t>
+      </w:r>
+      <w:r>
+        <w:rPr>
+          <w:rStyle w:val="VerbatimChar"/>
+        </w:rPr>
+        <w:t xml:space="preserve">docs/</w:t>
+      </w:r>
+      <w:r>
+        <w:t xml:space="preserve"> </w:t>
+      </w:r>
+      <w:r>
+        <w:t xml:space="preserve">reference set</w:t>
+      </w:r>
+    </w:p>
+    <w:p>
+      <w:pPr>
+        <w:pStyle w:val="FirstParagraph"/>
+      </w:pPr>
+      <w:r>
+        <w:t xml:space="preserve">This appendix is a</w:t>
+      </w:r>
+      <w:r>
+        <w:t xml:space="preserve"> </w:t>
+      </w:r>
+      <w:r>
+        <w:rPr>
+          <w:b/>
+          <w:bCs/>
+        </w:rPr>
+        <w:t xml:space="preserve">narrative supplement</w:t>
+      </w:r>
+      <w:r>
+        <w:t xml:space="preserve">, not the primary reference. Since</w:t>
+      </w:r>
+      <w:r>
+        <w:t xml:space="preserve"> </w:t>
+      </w:r>
+      <w:r>
+        <w:t xml:space="preserve">2026-09-03 the authoritative, continuously verified description of the pipeline</w:t>
+      </w:r>
+      <w:r>
+        <w:t xml:space="preserve"> </w:t>
+      </w:r>
+      <w:r>
+        <w:t xml:space="preserve">lives in</w:t>
+      </w:r>
+      <w:r>
+        <w:t xml:space="preserve"> </w:t>
+      </w:r>
+      <w:r>
+        <w:rPr>
+          <w:rStyle w:val="VerbatimChar"/>
+        </w:rPr>
+        <w:t xml:space="preserve">docs/</w:t>
+      </w:r>
+      <w:r>
+        <w:t xml:space="preserve">, and a lightweight test</w:t>
+      </w:r>
+      <w:r>
+        <w:t xml:space="preserve"> </w:t>
+      </w:r>
+      <w:r>
+        <w:t xml:space="preserve">(</w:t>
+      </w:r>
+      <w:r>
+        <w:rPr>
+          <w:rStyle w:val="VerbatimChar"/>
+        </w:rPr>
+        <w:t xml:space="preserve">tests/testthat/test-docs_drift.R</w:t>
+      </w:r>
+      <w:r>
+        <w:t xml:space="preserve">) fails when those documents disagree with</w:t>
+      </w:r>
+      <w:r>
+        <w:t xml:space="preserve"> </w:t>
+      </w:r>
+      <w:r>
+        <w:t xml:space="preserve">the data. Where this appendix and a</w:t>
+      </w:r>
+      <w:r>
+        <w:t xml:space="preserve"> </w:t>
+      </w:r>
+      <w:r>
+        <w:rPr>
+          <w:rStyle w:val="VerbatimChar"/>
+        </w:rPr>
+        <w:t xml:space="preserve">docs/</w:t>
+      </w:r>
+      <w:r>
+        <w:t xml:space="preserve"> </w:t>
+      </w:r>
+      <w:r>
+        <w:t xml:space="preserve">file differ,</w:t>
+      </w:r>
+      <w:r>
+        <w:t xml:space="preserve"> </w:t>
+      </w:r>
+      <w:r>
+        <w:rPr>
+          <w:b/>
+          <w:bCs/>
+        </w:rPr>
+        <w:t xml:space="preserve">the</w:t>
+      </w:r>
+      <w:r>
+        <w:rPr>
+          <w:b/>
+          <w:bCs/>
+        </w:rPr>
+        <w:t xml:space="preserve"> </w:t>
+      </w:r>
+      <w:r>
+        <w:rPr>
+          <w:rStyle w:val="VerbatimChar"/>
+          <w:b/>
+          <w:bCs/>
+        </w:rPr>
+        <w:t xml:space="preserve">docs/</w:t>
+      </w:r>
+      <w:r>
+        <w:rPr>
+          <w:b/>
+          <w:bCs/>
+        </w:rPr>
+        <w:t xml:space="preserve"> </w:t>
+      </w:r>
+      <w:r>
+        <w:rPr>
+          <w:b/>
+          <w:bCs/>
+        </w:rPr>
+        <w:t xml:space="preserve">file is</w:t>
+      </w:r>
+      <w:r>
+        <w:rPr>
+          <w:b/>
+          <w:bCs/>
+        </w:rPr>
+        <w:t xml:space="preserve"> </w:t>
+      </w:r>
+      <w:r>
+        <w:rPr>
+          <w:b/>
+          <w:bCs/>
+        </w:rPr>
+        <w:t xml:space="preserve">current.</w:t>
+      </w:r>
+    </w:p>
+    <w:tbl>
+      <w:tblPr>
+        <w:tblStyle w:val="Table"/>
+        <w:tblW w:type="pct" w:w="5000"/>
+        <w:tblLayout w:type="fixed"/>
+        <w:tblLook w:firstRow="1" w:lastRow="0" w:firstColumn="0" w:lastColumn="0" w:noHBand="0" w:noVBand="0" w:val="0020"/>
+      </w:tblPr>
+      <w:tblGrid>
+        <w:gridCol w:w="3960"/>
+        <w:gridCol w:w="3960"/>
+      </w:tblGrid>
+      <w:tr>
+        <w:trPr>
+          <w:tblHeader w:val="on"/>
+        </w:trPr>
+        <w:tc>
+          <w:tcPr/>
+          <w:p>
+            <w:pPr>
+              <w:pStyle w:val="Compact"/>
+            </w:pPr>
+            <w:r>
+              <w:t xml:space="preserve">Topic</w:t>
+            </w:r>
+          </w:p>
+        </w:tc>
+        <w:tc>
+          <w:tcPr/>
+          <w:p>
+            <w:pPr>
+              <w:pStyle w:val="Compact"/>
+            </w:pPr>
+            <w:r>
+              <w:t xml:space="preserve">Authoritative document</w:t>
+            </w:r>
+          </w:p>
+        </w:tc>
+      </w:tr>
+      <w:tr>
+        <w:tc>
+          <w:tcPr/>
+          <w:p>
+            <w:pPr>
+              <w:pStyle w:val="Compact"/>
+            </w:pPr>
+            <w:r>
+              <w:t xml:space="preserve">Cohort assembly, the denominator, per-congress reconciliation</w:t>
+            </w:r>
+          </w:p>
+        </w:tc>
+        <w:tc>
+          <w:tcPr/>
+          <w:p>
+            <w:pPr>
+              <w:pStyle w:val="Compact"/>
+            </w:pPr>
+            <w:r>
+              <w:rPr>
+                <w:rStyle w:val="VerbatimChar"/>
+              </w:rPr>
+              <w:t xml:space="preserve">docs/COHORT_ASSEMBLY.md</w:t>
+            </w:r>
+          </w:p>
+        </w:tc>
+      </w:tr>
+      <w:tr>
+        <w:tc>
+          <w:tcPr/>
+          <w:p>
+            <w:pPr>
+              <w:pStyle w:val="Compact"/>
+            </w:pPr>
+            <w:r>
+              <w:t xml:space="preserve">Stage-by-stage pipeline, DAG, machine-readable manifest</w:t>
+            </w:r>
+          </w:p>
+        </w:tc>
+        <w:tc>
+          <w:tcPr/>
+          <w:p>
+            <w:pPr>
+              <w:pStyle w:val="Compact"/>
+            </w:pPr>
+            <w:r>
+              <w:rPr>
+                <w:rStyle w:val="VerbatimChar"/>
+              </w:rPr>
+              <w:t xml:space="preserve">docs/PIPELINE.md</w:t>
+            </w:r>
+            <w:r>
+              <w:t xml:space="preserve">,</w:t>
+            </w:r>
+            <w:r>
+              <w:t xml:space="preserve"> </w:t>
+            </w:r>
+            <w:r>
+              <w:rPr>
+                <w:rStyle w:val="VerbatimChar"/>
+              </w:rPr>
+              <w:t xml:space="preserve">docs/pipeline_manifest.yml</w:t>
+            </w:r>
+          </w:p>
+        </w:tc>
+      </w:tr>
+      <w:tr>
+        <w:tc>
+          <w:tcPr/>
+          <w:p>
+            <w:pPr>
+              <w:pStyle w:val="Compact"/>
+            </w:pPr>
+            <w:r>
+              <w:t xml:space="preserve">Every search query, per source</w:t>
+            </w:r>
+          </w:p>
+        </w:tc>
+        <w:tc>
+          <w:tcPr/>
+          <w:p>
+            <w:pPr>
+              <w:pStyle w:val="Compact"/>
+            </w:pPr>
+            <w:r>
+              <w:rPr>
+                <w:rStyle w:val="VerbatimChar"/>
+              </w:rPr>
+              <w:t xml:space="preserve">docs/PUBLICATION_SEARCH.md</w:t>
+            </w:r>
+          </w:p>
+        </w:tc>
+      </w:tr>
+      <w:tr>
+        <w:tc>
+          <w:tcPr/>
+          <w:p>
+            <w:pPr>
+              <w:pStyle w:val="Compact"/>
+            </w:pPr>
+            <w:r>
+              <w:t xml:space="preserve">Score components, thresholds, tie-breaking, publication dating</w:t>
+            </w:r>
+          </w:p>
+        </w:tc>
+        <w:tc>
+          <w:tcPr/>
+          <w:p>
+            <w:pPr>
+              <w:pStyle w:val="Compact"/>
+            </w:pPr>
+            <w:r>
+              <w:rPr>
+                <w:rStyle w:val="VerbatimChar"/>
+              </w:rPr>
+              <w:t xml:space="preserve">docs/MATCHING_ALGORITHM.md</w:t>
+            </w:r>
+          </w:p>
+        </w:tc>
+      </w:tr>
+      <w:tr>
+        <w:tc>
+          <w:tcPr/>
+          <w:p>
+            <w:pPr>
+              <w:pStyle w:val="Compact"/>
+            </w:pPr>
+            <w:r>
+              <w:t xml:space="preserve">Operational definition of the outcome</w:t>
+            </w:r>
+          </w:p>
+        </w:tc>
+        <w:tc>
+          <w:tcPr/>
+          <w:p>
+            <w:pPr>
+              <w:pStyle w:val="Compact"/>
+            </w:pPr>
+            <w:r>
+              <w:rPr>
+                <w:rStyle w:val="VerbatimChar"/>
+              </w:rPr>
+              <w:t xml:space="preserve">docs/OUTCOME_DEFINITION.md</w:t>
+            </w:r>
+          </w:p>
+        </w:tc>
+      </w:tr>
+      <w:tr>
+        <w:tc>
+          <w:tcPr/>
+          <w:p>
+            <w:pPr>
+              <w:pStyle w:val="Compact"/>
+            </w:pPr>
+            <w:r>
+              <w:t xml:space="preserve">Adjudication schema, precedence, decision accounting</w:t>
+            </w:r>
+          </w:p>
+        </w:tc>
+        <w:tc>
+          <w:tcPr/>
+          <w:p>
+            <w:pPr>
+              <w:pStyle w:val="Compact"/>
+            </w:pPr>
+            <w:r>
+              <w:rPr>
+                <w:rStyle w:val="VerbatimChar"/>
+              </w:rPr>
+              <w:t xml:space="preserve">docs/ADJUDICATION.md</w:t>
+            </w:r>
+          </w:p>
+        </w:tc>
+      </w:tr>
+      <w:tr>
+        <w:tc>
+          <w:tcPr/>
+          <w:p>
+            <w:pPr>
+              <w:pStyle w:val="Compact"/>
+            </w:pPr>
+            <w:r>
+              <w:t xml:space="preserve">All 90 analytical variables</w:t>
+            </w:r>
+          </w:p>
+        </w:tc>
+        <w:tc>
+          <w:tcPr/>
+          <w:p>
+            <w:pPr>
+              <w:pStyle w:val="Compact"/>
+            </w:pPr>
+            <w:r>
+              <w:rPr>
+                <w:rStyle w:val="VerbatimChar"/>
+              </w:rPr>
+              <w:t xml:space="preserve">docs/DATA_DICTIONARY.md</w:t>
+            </w:r>
+          </w:p>
+        </w:tc>
+      </w:tr>
+      <w:tr>
+        <w:tc>
+          <w:tcPr/>
+          <w:p>
+            <w:pPr>
+              <w:pStyle w:val="Compact"/>
+            </w:pPr>
+            <w:r>
+              <w:t xml:space="preserve">Identity resolution and the gender waterfall</w:t>
+            </w:r>
+          </w:p>
+        </w:tc>
+        <w:tc>
+          <w:tcPr/>
+          <w:p>
+            <w:pPr>
+              <w:pStyle w:val="Compact"/>
+            </w:pPr>
+            <w:r>
+              <w:rPr>
+                <w:rStyle w:val="VerbatimChar"/>
+              </w:rPr>
+              <w:t xml:space="preserve">docs/AUTHOR_ENRICHMENT.md</w:t>
+            </w:r>
+          </w:p>
+        </w:tc>
+      </w:tr>
+      <w:tr>
+        <w:tc>
+          <w:tcPr/>
+          <w:p>
+            <w:pPr>
+              <w:pStyle w:val="Compact"/>
+            </w:pPr>
+            <w:r>
+              <w:t xml:space="preserve">Models as fitted, with diagnostics</w:t>
+            </w:r>
+          </w:p>
+        </w:tc>
+        <w:tc>
+          <w:tcPr/>
+          <w:p>
+            <w:pPr>
+              <w:pStyle w:val="Compact"/>
+            </w:pPr>
+            <w:r>
+              <w:rPr>
+                <w:rStyle w:val="VerbatimChar"/>
+              </w:rPr>
+              <w:t xml:space="preserve">docs/STATISTICAL_ANALYSIS.md</w:t>
+            </w:r>
+          </w:p>
+        </w:tc>
+      </w:tr>
+      <w:tr>
+        <w:tc>
+          <w:tcPr/>
+          <w:p>
+            <w:pPr>
+              <w:pStyle w:val="Compact"/>
+            </w:pPr>
+            <w:r>
+              <w:t xml:space="preserve">Every reported number and its provenance</w:t>
+            </w:r>
+          </w:p>
+        </w:tc>
+        <w:tc>
+          <w:tcPr/>
+          <w:p>
+            <w:pPr>
+              <w:pStyle w:val="Compact"/>
+            </w:pPr>
+            <w:r>
+              <w:rPr>
+                <w:rStyle w:val="VerbatimChar"/>
+              </w:rPr>
+              <w:t xml:space="preserve">docs/RESULTS_PROVENANCE.md</w:t>
+            </w:r>
+          </w:p>
+        </w:tc>
+      </w:tr>
+      <w:tr>
+        <w:tc>
+          <w:tcPr/>
+          <w:p>
+            <w:pPr>
+              <w:pStyle w:val="Compact"/>
+            </w:pPr>
+            <w:r>
+              <w:t xml:space="preserve">Reproduction requirements and blockers</w:t>
+            </w:r>
+          </w:p>
+        </w:tc>
+        <w:tc>
+          <w:tcPr/>
+          <w:p>
+            <w:pPr>
+              <w:pStyle w:val="Compact"/>
+            </w:pPr>
+            <w:r>
+              <w:rPr>
+                <w:rStyle w:val="VerbatimChar"/>
+              </w:rPr>
+              <w:t xml:space="preserve">docs/REPRODUCIBILITY.md</w:t>
+            </w:r>
+          </w:p>
+        </w:tc>
+      </w:tr>
+      <w:tr>
+        <w:tc>
+          <w:tcPr/>
+          <w:p>
+            <w:pPr>
+              <w:pStyle w:val="Compact"/>
+            </w:pPr>
+            <w:r>
+              <w:t xml:space="preserve">Known ways the pipeline can be plausibly wrong</w:t>
+            </w:r>
+          </w:p>
+        </w:tc>
+        <w:tc>
+          <w:tcPr/>
+          <w:p>
+            <w:pPr>
+              <w:pStyle w:val="Compact"/>
+            </w:pPr>
+            <w:r>
+              <w:rPr>
+                <w:rStyle w:val="VerbatimChar"/>
+              </w:rPr>
+              <w:t xml:space="preserve">docs/FAILURE_MODES.md</w:t>
+            </w:r>
+          </w:p>
+        </w:tc>
+      </w:tr>
+      <w:tr>
+        <w:tc>
+          <w:tcPr/>
+          <w:p>
+            <w:pPr>
+              <w:pStyle w:val="Compact"/>
+            </w:pPr>
+            <w:r>
+              <w:t xml:space="preserve">Test inventory and untested invariants</w:t>
+            </w:r>
+          </w:p>
+        </w:tc>
+        <w:tc>
+          <w:tcPr/>
+          <w:p>
+            <w:pPr>
+              <w:pStyle w:val="Compact"/>
+            </w:pPr>
+            <w:r>
+              <w:rPr>
+                <w:rStyle w:val="VerbatimChar"/>
+              </w:rPr>
+              <w:t xml:space="preserve">docs/VALIDATION.md</w:t>
+            </w:r>
+          </w:p>
+        </w:tc>
+      </w:tr>
+      <w:tr>
+        <w:tc>
+          <w:tcPr/>
+          <w:p>
+            <w:pPr>
+              <w:pStyle w:val="Compact"/>
+            </w:pPr>
+            <w:r>
+              <w:t xml:space="preserve">Corrections and their quantified effects</w:t>
+            </w:r>
+          </w:p>
+        </w:tc>
+        <w:tc>
+          <w:tcPr/>
+          <w:p>
+            <w:pPr>
+              <w:pStyle w:val="Compact"/>
+            </w:pPr>
+            <w:r>
+              <w:rPr>
+                <w:rStyle w:val="VerbatimChar"/>
+              </w:rPr>
+              <w:t xml:space="preserve">docs/METHODOLOGICAL_HISTORY.md</w:t>
+            </w:r>
+          </w:p>
+        </w:tc>
+      </w:tr>
+    </w:tbl>
+    <w:p>
+      <w:pPr>
+        <w:pStyle w:val="BodyText"/>
+      </w:pPr>
+      <w:r>
+        <w:t xml:space="preserve">Sections A8 (abstract-text recovery for 2012-2018), A10 (NPI identity</w:t>
+      </w:r>
+      <w:r>
+        <w:t xml:space="preserve"> </w:t>
+      </w:r>
+      <w:r>
+        <w:t xml:space="preserve">resolution), A11 (extending the pipeline to other societies) and A13 (the</w:t>
+      </w:r>
+      <w:r>
+        <w:t xml:space="preserve"> </w:t>
+      </w:r>
+      <w:r>
+        <w:t xml:space="preserve">denominator chain) carry material that is not duplicated in</w:t>
+      </w:r>
+      <w:r>
+        <w:t xml:space="preserve"> </w:t>
+      </w:r>
+      <w:r>
+        <w:rPr>
+          <w:rStyle w:val="VerbatimChar"/>
+        </w:rPr>
+        <w:t xml:space="preserve">docs/</w:t>
+      </w:r>
+      <w:r>
+        <w:t xml:space="preserve"> </w:t>
+      </w:r>
+      <w:r>
+        <w:t xml:space="preserve">and remain</w:t>
+      </w:r>
+      <w:r>
+        <w:t xml:space="preserve"> </w:t>
+      </w:r>
+      <w:r>
+        <w:t xml:space="preserve">the primary record for those topics.</w:t>
+      </w:r>
+    </w:p>
+    <w:p>
+      <w:r>
+        <w:pict>
+          <v:rect style="width:0;height:1.5pt" o:hralign="center" o:hrstd="t" o:hr="t"/>
+        </w:pict>
+      </w:r>
+    </w:p>
+    <w:bookmarkEnd w:id="20"/>
+    <w:bookmarkStart w:id="24" w:name="a1.-pipeline-architecture"/>
+    <w:p>
+      <w:pPr>
+        <w:pStyle w:val="Heading2"/>
+      </w:pPr>
+      <w:r>
         <w:t xml:space="preserve">A1. Pipeline Architecture</w:t>
       </w:r>
     </w:p>
@@ -48,12 +684,27 @@
         <w:pStyle w:val="FirstParagraph"/>
       </w:pPr>
       <w:r>
-        <w:t xml:space="preserve">The abstract-to-publication matching pipeline is implemented as a modular, fully reproducible R codebase comprising 20 R scripts, 12 test files (391 unit and semantic tests), and a Shiny web application for human adjudication. The pipeline executes in 10 sequential steps, with checkpoint-based resume support for API-dependent stages. All source code and deidentified output data are available at</w:t>
-      </w:r>
-      <w:r>
-        <w:t xml:space="preserve"> </w:t>
-      </w:r>
-      <w:hyperlink r:id="rId20">
+        <w:t xml:space="preserve">The abstract-to-publication matching pipeline is implemented as a modular, fully reproducible R codebase comprising 20 R scripts, 25 test files (see</w:t>
+      </w:r>
+      <w:r>
+        <w:t xml:space="preserve"> </w:t>
+      </w:r>
+      <w:r>
+        <w:rPr>
+          <w:rStyle w:val="VerbatimChar"/>
+        </w:rPr>
+        <w:t xml:space="preserve">docs/VALIDATION.md</w:t>
+      </w:r>
+      <w:r>
+        <w:t xml:space="preserve"> </w:t>
+      </w:r>
+      <w:r>
+        <w:t xml:space="preserve">for the current pass/fail status), and a Shiny web application for human adjudication. The pipeline executes in 10 sequential steps, with checkpoint-based resume support for API-dependent stages. All source code and deidentified output data are available at</w:t>
+      </w:r>
+      <w:r>
+        <w:t xml:space="preserve"> </w:t>
+      </w:r>
+      <w:hyperlink r:id="rId21">
         <w:r>
           <w:rPr>
             <w:rStyle w:val="Hyperlink"/>
@@ -65,7 +716,7 @@
         <w:t xml:space="preserve">.</w:t>
       </w:r>
     </w:p>
-    <w:bookmarkStart w:id="21" w:name="a1.1-system-requirements"/>
+    <w:bookmarkStart w:id="22" w:name="a1.1-system-requirements"/>
     <w:p>
       <w:pPr>
         <w:pStyle w:val="Heading3"/>
@@ -134,8 +785,8 @@
         <w:t xml:space="preserve">Runtime: approximately 3-4 hours for a full pipeline execution on 1106 abstracts</w:t>
       </w:r>
     </w:p>
-    <w:bookmarkEnd w:id="21"/>
-    <w:bookmarkStart w:id="22" w:name="a1.2-pipeline-steps"/>
+    <w:bookmarkEnd w:id="22"/>
+    <w:bookmarkStart w:id="23" w:name="a1.2-pipeline-steps"/>
     <w:p>
       <w:pPr>
         <w:pStyle w:val="Heading3"/>
@@ -746,9 +1397,9 @@
         </w:tc>
       </w:tr>
     </w:tbl>
-    <w:bookmarkEnd w:id="22"/>
     <w:bookmarkEnd w:id="23"/>
-    <w:bookmarkStart w:id="27" w:name="a2.-data-sources-and-api-usage"/>
+    <w:bookmarkEnd w:id="24"/>
+    <w:bookmarkStart w:id="28" w:name="a2.-data-sources-and-api-usage"/>
     <w:p>
       <w:pPr>
         <w:pStyle w:val="Heading2"/>
@@ -757,7 +1408,7 @@
         <w:t xml:space="preserve">A2. Data Sources and API Usage</w:t>
       </w:r>
     </w:p>
-    <w:bookmarkStart w:id="24" w:name="a2.1-abstract-ingestion"/>
+    <w:bookmarkStart w:id="25" w:name="a2.1-abstract-ingestion"/>
     <w:p>
       <w:pPr>
         <w:pStyle w:val="Heading3"/>
@@ -782,8 +1433,8 @@
         <w:t xml:space="preserve">Abstract text was available for congresses 2019-2023 only. Congresses 2012-2018 used an older ScienceDirect page format that did not expose structured abstract sections (Objective, Design, Setting, Patients, Intervention, Measurements, Conclusion) in the HTML. For these years, the matching algorithm relied on title and author matching without abstract-text semantic similarity.</w:t>
       </w:r>
     </w:p>
-    <w:bookmarkEnd w:id="24"/>
-    <w:bookmarkStart w:id="25" w:name="a2.2-publication-search"/>
+    <w:bookmarkEnd w:id="25"/>
+    <w:bookmarkStart w:id="26" w:name="a2.2-publication-search"/>
     <w:p>
       <w:pPr>
         <w:pStyle w:val="Heading3"/>
@@ -938,8 +1589,8 @@
         <w:t xml:space="preserve">A novel DOI-based reverse citation strategy queried OpenAlex for papers that cited each conference abstract’s ScienceDirect DOI. This captured publications that explicitly referenced the conference abstract in their bibliography, providing a high-confidence signal that is robust to title changes between presentation and publication.</w:t>
       </w:r>
     </w:p>
-    <w:bookmarkEnd w:id="25"/>
-    <w:bookmarkStart w:id="26" w:name="a2.3-rate-limiting-and-caching"/>
+    <w:bookmarkEnd w:id="26"/>
+    <w:bookmarkStart w:id="27" w:name="a2.3-rate-limiting-and-caching"/>
     <w:p>
       <w:pPr>
         <w:pStyle w:val="Heading3"/>
@@ -956,9 +1607,9 @@
         <w:t xml:space="preserve">NCBI E-Utilities requests were rate-limited to 3 requests/second (without API key) or 10 requests/second (with ENTREZ_KEY). PubMed XML responses were cached to disk (1566 files). All search stages used RDS-based checkpoints enabling resume after interruption.</w:t>
       </w:r>
     </w:p>
-    <w:bookmarkEnd w:id="26"/>
     <w:bookmarkEnd w:id="27"/>
-    <w:bookmarkStart w:id="32" w:name="a3.-matching-algorithm"/>
+    <w:bookmarkEnd w:id="28"/>
+    <w:bookmarkStart w:id="33" w:name="a3.-matching-algorithm"/>
     <w:p>
       <w:pPr>
         <w:pStyle w:val="Heading2"/>
@@ -967,7 +1618,7 @@
         <w:t xml:space="preserve">A3. Matching Algorithm</w:t>
       </w:r>
     </w:p>
-    <w:bookmarkStart w:id="28" w:name="a3.1-composite-scoring"/>
+    <w:bookmarkStart w:id="29" w:name="a3.1-composite-scoring"/>
     <w:p>
       <w:pPr>
         <w:pStyle w:val="Heading3"/>
@@ -1420,8 +2071,8 @@
         </w:tc>
       </w:tr>
     </w:tbl>
-    <w:bookmarkEnd w:id="28"/>
-    <w:bookmarkStart w:id="29" w:name="a3.2-classification-thresholds"/>
+    <w:bookmarkEnd w:id="29"/>
+    <w:bookmarkStart w:id="30" w:name="a3.2-classification-thresholds"/>
     <w:p>
       <w:pPr>
         <w:pStyle w:val="Heading3"/>
@@ -1672,8 +2323,8 @@
         <w:t xml:space="preserve">Tied scores at the definite threshold were automatically downgraded to probable, requiring human adjudication to select between candidates.</w:t>
       </w:r>
     </w:p>
-    <w:bookmarkEnd w:id="29"/>
-    <w:bookmarkStart w:id="31" w:name="a3.3-human-adjudication"/>
+    <w:bookmarkEnd w:id="30"/>
+    <w:bookmarkStart w:id="32" w:name="a3.3-human-adjudication"/>
     <w:p>
       <w:pPr>
         <w:pStyle w:val="Heading3"/>
@@ -1689,7 +2340,7 @@
       <w:r>
         <w:t xml:space="preserve">A Shiny web application (</w:t>
       </w:r>
-      <w:hyperlink r:id="rId30">
+      <w:hyperlink r:id="rId31">
         <w:r>
           <w:rPr>
             <w:rStyle w:val="Hyperlink"/>
@@ -1701,9 +2352,9 @@
         <w:t xml:space="preserve">) was developed for blinded manual review of probable and possible matches. The application displays the abstract title, authors, and text alongside ranked candidate publications with per-component score breakdowns. Reviewers (identified by 2-4 letter initials) record match, no-match, or skip decisions with optional free-text notes. All decisions are persisted to Google Sheets in real time, enabling multi-reviewer conflict detection. Keyboard shortcuts (m/n/s/Enter/arrow keys) accelerate the review workflow.</w:t>
       </w:r>
     </w:p>
-    <w:bookmarkEnd w:id="31"/>
     <w:bookmarkEnd w:id="32"/>
-    <w:bookmarkStart w:id="38" w:name="a4.-variable-extraction-methods"/>
+    <w:bookmarkEnd w:id="33"/>
+    <w:bookmarkStart w:id="39" w:name="a4.-variable-extraction-methods"/>
     <w:p>
       <w:pPr>
         <w:pStyle w:val="Heading2"/>
@@ -1712,7 +2363,7 @@
         <w:t xml:space="preserve">A4. Variable Extraction Methods</w:t>
       </w:r>
     </w:p>
-    <w:bookmarkStart w:id="33" w:name="a4.1-study-design-classification"/>
+    <w:bookmarkStart w:id="34" w:name="a4.1-study-design-classification"/>
     <w:p>
       <w:pPr>
         <w:pStyle w:val="Heading3"/>
@@ -1729,8 +2380,8 @@
         <w:t xml:space="preserve">Study design was classified into 12 categories using regular expression pattern matching against the abstract text. The classifier operates in priority order: RCT &gt; systematic review &gt; prospective cohort &gt; retrospective cohort &gt; case-control &gt; case series &gt; cross-sectional &gt; QI &gt; cost analysis &gt; simulation/lab &gt; validation &gt; other. National administrative database names (NSQIP, NIS, SEER, NCDB, HCUP, SART) triggered retrospective cohort classification.</w:t>
       </w:r>
     </w:p>
-    <w:bookmarkEnd w:id="33"/>
-    <w:bookmarkStart w:id="34" w:name="a4.2-research-category"/>
+    <w:bookmarkEnd w:id="34"/>
+    <w:bookmarkStart w:id="35" w:name="a4.2-research-category"/>
     <w:p>
       <w:pPr>
         <w:pStyle w:val="Heading3"/>
@@ -1747,8 +2398,8 @@
         <w:t xml:space="preserve">Abstracts were classified into mutually exclusive research categories in priority order: basic science (gene/molecular/protein/biomarker signals), education (simulation/training/curriculum, excluding RCTs), quality improvement (QI/ERAS/checklist), health services (cost/disparity/access/insurance), device/technology (robotic/AI/instrument), clinical (patient/surgery/outcome), or other.</w:t>
       </w:r>
     </w:p>
-    <w:bookmarkEnd w:id="34"/>
-    <w:bookmarkStart w:id="35" w:name="a4.3-primary-procedure"/>
+    <w:bookmarkEnd w:id="35"/>
+    <w:bookmarkStart w:id="36" w:name="a4.3-primary-procedure"/>
     <w:p>
       <w:pPr>
         <w:pStyle w:val="Heading3"/>
@@ -1765,8 +2416,8 @@
         <w:t xml:space="preserve">The primary surgical procedure was extracted from abstract text in specificity-priority order: sacrocolpopexy &gt; myomectomy &gt; hysterectomy &gt; endometriosis &gt; adnexal surgery &gt; pelvic floor &gt; sterilization &gt; ectopic pregnancy &gt; cerclage &gt; fibroids &gt; gynecologic oncology.</w:t>
       </w:r>
     </w:p>
-    <w:bookmarkEnd w:id="35"/>
-    <w:bookmarkStart w:id="36" w:name="a4.4-result-positivity"/>
+    <w:bookmarkEnd w:id="36"/>
+    <w:bookmarkStart w:id="37" w:name="a4.4-result-positivity"/>
     <w:p>
       <w:pPr>
         <w:pStyle w:val="Heading3"/>
@@ -1783,8 +2434,8 @@
         <w:t xml:space="preserve">Abstract conclusions were classified as positive, negative, neutral, or unclear using a multi-pattern regex classifier. The classifier scanned the conclusion section first, then the measurements/results section, then full abstract text. Positive and negative signal counts were compared; ties were classified as neutral.</w:t>
       </w:r>
     </w:p>
-    <w:bookmarkEnd w:id="36"/>
-    <w:bookmarkStart w:id="37" w:name="a4.5-author-demographics"/>
+    <w:bookmarkEnd w:id="37"/>
+    <w:bookmarkStart w:id="38" w:name="a4.5-author-demographics"/>
     <w:p>
       <w:pPr>
         <w:pStyle w:val="Heading3"/>
@@ -1888,9 +2539,9 @@
         <w:t xml:space="preserve">: Classified from departmental affiliation text: MIGS, REI, gynecologic oncology, FPMRS, MFM, family planning, general OB/GYN, obstetrics, urology, or surgery (other). Coverage: 16.2%.</w:t>
       </w:r>
     </w:p>
-    <w:bookmarkEnd w:id="37"/>
     <w:bookmarkEnd w:id="38"/>
-    <w:bookmarkStart w:id="41" w:name="a5.-algorithm-validation"/>
+    <w:bookmarkEnd w:id="39"/>
+    <w:bookmarkStart w:id="42" w:name="a5.-algorithm-validation"/>
     <w:p>
       <w:pPr>
         <w:pStyle w:val="Heading2"/>
@@ -1899,7 +2550,7 @@
         <w:t xml:space="preserve">A5. Algorithm Validation</w:t>
       </w:r>
     </w:p>
-    <w:bookmarkStart w:id="39" w:name="a5.1-gold-standard-construction"/>
+    <w:bookmarkStart w:id="40" w:name="a5.1-gold-standard-construction"/>
     <w:p>
       <w:pPr>
         <w:pStyle w:val="Heading3"/>
@@ -1916,8 +2567,8 @@
         <w:t xml:space="preserve">A gold standard of 50 abstracts was constructed by stratified sampling (25 from definite matches, 25 from no-match classifications). For each sampled abstract, an intensive manual search was performed using 5 PubMed query strategies with relaxed matching thresholds (Jaccard &gt;= 0.5 for positive verification).</w:t>
       </w:r>
     </w:p>
-    <w:bookmarkEnd w:id="39"/>
-    <w:bookmarkStart w:id="40" w:name="a5.2-performance-metrics"/>
+    <w:bookmarkEnd w:id="40"/>
+    <w:bookmarkStart w:id="41" w:name="a5.2-performance-metrics"/>
     <w:p>
       <w:pPr>
         <w:pStyle w:val="Heading3"/>
@@ -2090,7 +2741,7 @@
               <w:jc w:val="left"/>
             </w:pPr>
             <w:r>
-              <w:t xml:space="preserve">72%</w:t>
+              <w:t xml:space="preserve">73.5%</w:t>
             </w:r>
           </w:p>
         </w:tc>
@@ -2104,15 +2755,580 @@
         <w:t xml:space="preserve">The algorithm achieved 100% sensitivity (no missed publications in the gold standard) and 63.9% specificity. The 36.1% false positive rate reflects cases where the scoring algorithm identified a high-scoring candidate that was not the true published version of the abstract (e.g., a related paper by the same author group on a similar topic).</w:t>
       </w:r>
     </w:p>
-    <w:bookmarkEnd w:id="40"/>
     <w:bookmarkEnd w:id="41"/>
-    <w:bookmarkStart w:id="42" w:name="a6.-sensitivity-analyses"/>
+    <w:bookmarkEnd w:id="42"/>
+    <w:bookmarkStart w:id="43" w:name="a6.-sensitivity-analyses"/>
     <w:p>
       <w:pPr>
         <w:pStyle w:val="Heading2"/>
       </w:pPr>
       <w:r>
         <w:t xml:space="preserve">A6. Sensitivity Analyses</w:t>
+      </w:r>
+    </w:p>
+    <w:tbl>
+      <w:tblPr>
+        <w:tblStyle w:val="Table"/>
+        <w:tblW w:type="pct" w:w="5000"/>
+        <w:tblLayout w:type="fixed"/>
+        <w:tblLook w:firstRow="1" w:lastRow="0" w:firstColumn="0" w:lastColumn="0" w:noHBand="0" w:noVBand="0" w:val="0020"/>
+      </w:tblPr>
+      <w:tblGrid>
+        <w:gridCol w:w="2582"/>
+        <w:gridCol w:w="3099"/>
+        <w:gridCol w:w="430"/>
+        <w:gridCol w:w="1033"/>
+        <w:gridCol w:w="774"/>
+      </w:tblGrid>
+      <w:tr>
+        <w:trPr>
+          <w:tblHeader w:val="on"/>
+        </w:trPr>
+        <w:tc>
+          <w:tcPr/>
+          <w:p>
+            <w:pPr>
+              <w:pStyle w:val="Compact"/>
+              <w:jc w:val="left"/>
+            </w:pPr>
+            <w:r>
+              <w:t xml:space="preserve">Scenario</w:t>
+            </w:r>
+          </w:p>
+        </w:tc>
+        <w:tc>
+          <w:tcPr/>
+          <w:p>
+            <w:pPr>
+              <w:pStyle w:val="Compact"/>
+              <w:jc w:val="left"/>
+            </w:pPr>
+            <w:r>
+              <w:t xml:space="preserve">Denominator</w:t>
+            </w:r>
+          </w:p>
+        </w:tc>
+        <w:tc>
+          <w:tcPr/>
+          <w:p>
+            <w:pPr>
+              <w:pStyle w:val="Compact"/>
+              <w:jc w:val="right"/>
+            </w:pPr>
+            <w:r>
+              <w:t xml:space="preserve">N</w:t>
+            </w:r>
+          </w:p>
+        </w:tc>
+        <w:tc>
+          <w:tcPr/>
+          <w:p>
+            <w:pPr>
+              <w:pStyle w:val="Compact"/>
+              <w:jc w:val="right"/>
+            </w:pPr>
+            <w:r>
+              <w:t xml:space="preserve">N published</w:t>
+            </w:r>
+          </w:p>
+        </w:tc>
+        <w:tc>
+          <w:tcPr/>
+          <w:p>
+            <w:pPr>
+              <w:pStyle w:val="Compact"/>
+              <w:jc w:val="right"/>
+            </w:pPr>
+            <w:r>
+              <w:t xml:space="preserve">Rate (%)</w:t>
+            </w:r>
+          </w:p>
+        </w:tc>
+      </w:tr>
+      <w:tr>
+        <w:tc>
+          <w:tcPr/>
+          <w:p>
+            <w:pPr>
+              <w:pStyle w:val="Compact"/>
+              <w:jc w:val="left"/>
+            </w:pPr>
+            <w:r>
+              <w:t xml:space="preserve">Definite only</w:t>
+            </w:r>
+          </w:p>
+        </w:tc>
+        <w:tc>
+          <w:tcPr/>
+          <w:p>
+            <w:pPr>
+              <w:pStyle w:val="Compact"/>
+              <w:jc w:val="left"/>
+            </w:pPr>
+            <w:r>
+              <w:t xml:space="preserve">cohort</w:t>
+            </w:r>
+          </w:p>
+        </w:tc>
+        <w:tc>
+          <w:tcPr/>
+          <w:p>
+            <w:pPr>
+              <w:pStyle w:val="Compact"/>
+              <w:jc w:val="right"/>
+            </w:pPr>
+            <w:r>
+              <w:t xml:space="preserve">1106</w:t>
+            </w:r>
+          </w:p>
+        </w:tc>
+        <w:tc>
+          <w:tcPr/>
+          <w:p>
+            <w:pPr>
+              <w:pStyle w:val="Compact"/>
+              <w:jc w:val="right"/>
+            </w:pPr>
+            <w:r>
+              <w:t xml:space="preserve">131</w:t>
+            </w:r>
+          </w:p>
+        </w:tc>
+        <w:tc>
+          <w:tcPr/>
+          <w:p>
+            <w:pPr>
+              <w:pStyle w:val="Compact"/>
+              <w:jc w:val="right"/>
+            </w:pPr>
+            <w:r>
+              <w:t xml:space="preserve">11.8</w:t>
+            </w:r>
+          </w:p>
+        </w:tc>
+      </w:tr>
+      <w:tr>
+        <w:tc>
+          <w:tcPr/>
+          <w:p>
+            <w:pPr>
+              <w:pStyle w:val="Compact"/>
+              <w:jc w:val="left"/>
+            </w:pPr>
+            <w:r>
+              <w:t xml:space="preserve">Definite + probable</w:t>
+            </w:r>
+          </w:p>
+        </w:tc>
+        <w:tc>
+          <w:tcPr/>
+          <w:p>
+            <w:pPr>
+              <w:pStyle w:val="Compact"/>
+              <w:jc w:val="left"/>
+            </w:pPr>
+            <w:r>
+              <w:t xml:space="preserve">cohort</w:t>
+            </w:r>
+          </w:p>
+        </w:tc>
+        <w:tc>
+          <w:tcPr/>
+          <w:p>
+            <w:pPr>
+              <w:pStyle w:val="Compact"/>
+              <w:jc w:val="right"/>
+            </w:pPr>
+            <w:r>
+              <w:t xml:space="preserve">1106</w:t>
+            </w:r>
+          </w:p>
+        </w:tc>
+        <w:tc>
+          <w:tcPr/>
+          <w:p>
+            <w:pPr>
+              <w:pStyle w:val="Compact"/>
+              <w:jc w:val="right"/>
+            </w:pPr>
+            <w:r>
+              <w:t xml:space="preserve">212</w:t>
+            </w:r>
+          </w:p>
+        </w:tc>
+        <w:tc>
+          <w:tcPr/>
+          <w:p>
+            <w:pPr>
+              <w:pStyle w:val="Compact"/>
+              <w:jc w:val="right"/>
+            </w:pPr>
+            <w:r>
+              <w:t xml:space="preserve">19.2</w:t>
+            </w:r>
+          </w:p>
+        </w:tc>
+      </w:tr>
+      <w:tr>
+        <w:tc>
+          <w:tcPr/>
+          <w:p>
+            <w:pPr>
+              <w:pStyle w:val="Compact"/>
+              <w:jc w:val="left"/>
+            </w:pPr>
+            <w:r>
+              <w:t xml:space="preserve">Definite + reviewer-confirmed</w:t>
+            </w:r>
+          </w:p>
+        </w:tc>
+        <w:tc>
+          <w:tcPr/>
+          <w:p>
+            <w:pPr>
+              <w:pStyle w:val="Compact"/>
+              <w:jc w:val="left"/>
+            </w:pPr>
+            <w:r>
+              <w:t xml:space="preserve">evaluated</w:t>
+            </w:r>
+          </w:p>
+        </w:tc>
+        <w:tc>
+          <w:tcPr/>
+          <w:p>
+            <w:pPr>
+              <w:pStyle w:val="Compact"/>
+              <w:jc w:val="right"/>
+            </w:pPr>
+            <w:r>
+              <w:t xml:space="preserve">1051</w:t>
+            </w:r>
+          </w:p>
+        </w:tc>
+        <w:tc>
+          <w:tcPr/>
+          <w:p>
+            <w:pPr>
+              <w:pStyle w:val="Compact"/>
+              <w:jc w:val="right"/>
+            </w:pPr>
+            <w:r>
+              <w:t xml:space="preserve">178</w:t>
+            </w:r>
+          </w:p>
+        </w:tc>
+        <w:tc>
+          <w:tcPr/>
+          <w:p>
+            <w:pPr>
+              <w:pStyle w:val="Compact"/>
+              <w:jc w:val="right"/>
+            </w:pPr>
+            <w:r>
+              <w:t xml:space="preserve">16.9</w:t>
+            </w:r>
+          </w:p>
+        </w:tc>
+      </w:tr>
+      <w:tr>
+        <w:tc>
+          <w:tcPr/>
+          <w:p>
+            <w:pPr>
+              <w:pStyle w:val="Compact"/>
+              <w:jc w:val="left"/>
+            </w:pPr>
+            <w:r>
+              <w:t xml:space="preserve">Published within 12 months</w:t>
+            </w:r>
+          </w:p>
+        </w:tc>
+        <w:tc>
+          <w:tcPr/>
+          <w:p>
+            <w:pPr>
+              <w:pStyle w:val="Compact"/>
+              <w:jc w:val="left"/>
+            </w:pPr>
+            <w:r>
+              <w:t xml:space="preserve">evaluated with sufficient follow-up</w:t>
+            </w:r>
+          </w:p>
+        </w:tc>
+        <w:tc>
+          <w:tcPr/>
+          <w:p>
+            <w:pPr>
+              <w:pStyle w:val="Compact"/>
+              <w:jc w:val="right"/>
+            </w:pPr>
+            <w:r>
+              <w:t xml:space="preserve">1051</w:t>
+            </w:r>
+          </w:p>
+        </w:tc>
+        <w:tc>
+          <w:tcPr/>
+          <w:p>
+            <w:pPr>
+              <w:pStyle w:val="Compact"/>
+              <w:jc w:val="right"/>
+            </w:pPr>
+            <w:r>
+              <w:t xml:space="preserve">78</w:t>
+            </w:r>
+          </w:p>
+        </w:tc>
+        <w:tc>
+          <w:tcPr/>
+          <w:p>
+            <w:pPr>
+              <w:pStyle w:val="Compact"/>
+              <w:jc w:val="right"/>
+            </w:pPr>
+            <w:r>
+              <w:t xml:space="preserve">7.4</w:t>
+            </w:r>
+          </w:p>
+        </w:tc>
+      </w:tr>
+      <w:tr>
+        <w:tc>
+          <w:tcPr/>
+          <w:p>
+            <w:pPr>
+              <w:pStyle w:val="Compact"/>
+              <w:jc w:val="left"/>
+            </w:pPr>
+            <w:r>
+              <w:t xml:space="preserve">Published within 24 months</w:t>
+            </w:r>
+          </w:p>
+        </w:tc>
+        <w:tc>
+          <w:tcPr/>
+          <w:p>
+            <w:pPr>
+              <w:pStyle w:val="Compact"/>
+              <w:jc w:val="left"/>
+            </w:pPr>
+            <w:r>
+              <w:t xml:space="preserve">evaluated with sufficient follow-up</w:t>
+            </w:r>
+          </w:p>
+        </w:tc>
+        <w:tc>
+          <w:tcPr/>
+          <w:p>
+            <w:pPr>
+              <w:pStyle w:val="Compact"/>
+              <w:jc w:val="right"/>
+            </w:pPr>
+            <w:r>
+              <w:t xml:space="preserve">1051</w:t>
+            </w:r>
+          </w:p>
+        </w:tc>
+        <w:tc>
+          <w:tcPr/>
+          <w:p>
+            <w:pPr>
+              <w:pStyle w:val="Compact"/>
+              <w:jc w:val="right"/>
+            </w:pPr>
+            <w:r>
+              <w:t xml:space="preserve">139</w:t>
+            </w:r>
+          </w:p>
+        </w:tc>
+        <w:tc>
+          <w:tcPr/>
+          <w:p>
+            <w:pPr>
+              <w:pStyle w:val="Compact"/>
+              <w:jc w:val="right"/>
+            </w:pPr>
+            <w:r>
+              <w:t xml:space="preserve">13.2</w:t>
+            </w:r>
+          </w:p>
+        </w:tc>
+      </w:tr>
+      <w:tr>
+        <w:tc>
+          <w:tcPr/>
+          <w:p>
+            <w:pPr>
+              <w:pStyle w:val="Compact"/>
+              <w:jc w:val="left"/>
+            </w:pPr>
+            <w:r>
+              <w:t xml:space="preserve">Published within 36 months</w:t>
+            </w:r>
+          </w:p>
+        </w:tc>
+        <w:tc>
+          <w:tcPr/>
+          <w:p>
+            <w:pPr>
+              <w:pStyle w:val="Compact"/>
+              <w:jc w:val="left"/>
+            </w:pPr>
+            <w:r>
+              <w:t xml:space="preserve">evaluated with sufficient follow-up</w:t>
+            </w:r>
+          </w:p>
+        </w:tc>
+        <w:tc>
+          <w:tcPr/>
+          <w:p>
+            <w:pPr>
+              <w:pStyle w:val="Compact"/>
+              <w:jc w:val="right"/>
+            </w:pPr>
+            <w:r>
+              <w:t xml:space="preserve">991</w:t>
+            </w:r>
+          </w:p>
+        </w:tc>
+        <w:tc>
+          <w:tcPr/>
+          <w:p>
+            <w:pPr>
+              <w:pStyle w:val="Compact"/>
+              <w:jc w:val="right"/>
+            </w:pPr>
+            <w:r>
+              <w:t xml:space="preserve">142</w:t>
+            </w:r>
+          </w:p>
+        </w:tc>
+        <w:tc>
+          <w:tcPr/>
+          <w:p>
+            <w:pPr>
+              <w:pStyle w:val="Compact"/>
+              <w:jc w:val="right"/>
+            </w:pPr>
+            <w:r>
+              <w:t xml:space="preserve">14.3</w:t>
+            </w:r>
+          </w:p>
+        </w:tc>
+      </w:tr>
+      <w:tr>
+        <w:tc>
+          <w:tcPr/>
+          <w:p>
+            <w:pPr>
+              <w:pStyle w:val="Compact"/>
+              <w:jc w:val="left"/>
+            </w:pPr>
+            <w:r>
+              <w:t xml:space="preserve">Published within 48 months</w:t>
+            </w:r>
+          </w:p>
+        </w:tc>
+        <w:tc>
+          <w:tcPr/>
+          <w:p>
+            <w:pPr>
+              <w:pStyle w:val="Compact"/>
+              <w:jc w:val="left"/>
+            </w:pPr>
+            <w:r>
+              <w:t xml:space="preserve">evaluated with sufficient follow-up</w:t>
+            </w:r>
+          </w:p>
+        </w:tc>
+        <w:tc>
+          <w:tcPr/>
+          <w:p>
+            <w:pPr>
+              <w:pStyle w:val="Compact"/>
+              <w:jc w:val="right"/>
+            </w:pPr>
+            <w:r>
+              <w:t xml:space="preserve">901</w:t>
+            </w:r>
+          </w:p>
+        </w:tc>
+        <w:tc>
+          <w:tcPr/>
+          <w:p>
+            <w:pPr>
+              <w:pStyle w:val="Compact"/>
+              <w:jc w:val="right"/>
+            </w:pPr>
+            <w:r>
+              <w:t xml:space="preserve">124</w:t>
+            </w:r>
+          </w:p>
+        </w:tc>
+        <w:tc>
+          <w:tcPr/>
+          <w:p>
+            <w:pPr>
+              <w:pStyle w:val="Compact"/>
+              <w:jc w:val="right"/>
+            </w:pPr>
+            <w:r>
+              <w:t xml:space="preserve">13.8</w:t>
+            </w:r>
+          </w:p>
+        </w:tc>
+      </w:tr>
+    </w:tbl>
+    <w:p>
+      <w:pPr>
+        <w:pStyle w:val="BodyText"/>
+      </w:pPr>
+      <w:r>
+        <w:t xml:space="preserve">Scenarios 1 and 2 are decidable without a reviewer and divide by the cohort;</w:t>
+      </w:r>
+      <w:r>
+        <w:t xml:space="preserve"> </w:t>
+      </w:r>
+      <w:r>
+        <w:t xml:space="preserve">scenario 3 onward require an adjudicated outcome and divide by the evaluated</w:t>
+      </w:r>
+      <w:r>
+        <w:t xml:space="preserve"> </w:t>
+      </w:r>
+      <w:r>
+        <w:t xml:space="preserve">set. The</w:t>
+      </w:r>
+      <w:r>
+        <w:t xml:space="preserve"> </w:t>
+      </w:r>
+      <w:r>
+        <w:rPr>
+          <w:rStyle w:val="VerbatimChar"/>
+        </w:rPr>
+        <w:t xml:space="preserve">Denominator</w:t>
+      </w:r>
+      <w:r>
+        <w:t xml:space="preserve"> </w:t>
+      </w:r>
+      <w:r>
+        <w:t xml:space="preserve">column states which, so the rates are not compared</w:t>
+      </w:r>
+      <w:r>
+        <w:t xml:space="preserve"> </w:t>
+      </w:r>
+      <w:r>
+        <w:t xml:space="preserve">across different populations.</w:t>
+      </w:r>
+    </w:p>
+    <w:bookmarkEnd w:id="43"/>
+    <w:bookmarkStart w:id="44" w:name="a7.-cox-proportional-hazards-model"/>
+    <w:p>
+      <w:pPr>
+        <w:pStyle w:val="Heading2"/>
+      </w:pPr>
+      <w:r>
+        <w:t xml:space="preserve">A7. Cox Proportional Hazards Model</w:t>
       </w:r>
     </w:p>
     <w:tbl>
@@ -2139,7 +3355,7 @@
               <w:jc w:val="left"/>
             </w:pPr>
             <w:r>
-              <w:t xml:space="preserve">Scenario</w:t>
+              <w:t xml:space="preserve">Term</w:t>
             </w:r>
           </w:p>
         </w:tc>
@@ -2151,7 +3367,19 @@
               <w:jc w:val="right"/>
             </w:pPr>
             <w:r>
-              <w:t xml:space="preserve">N evaluated</w:t>
+              <w:t xml:space="preserve">HR</w:t>
+            </w:r>
+          </w:p>
+        </w:tc>
+        <w:tc>
+          <w:tcPr/>
+          <w:p>
+            <w:pPr>
+              <w:pStyle w:val="Compact"/>
+              <w:jc w:val="left"/>
+            </w:pPr>
+            <w:r>
+              <w:t xml:space="preserve">95% CI</w:t>
             </w:r>
           </w:p>
         </w:tc>
@@ -2163,7 +3391,21 @@
               <w:jc w:val="right"/>
             </w:pPr>
             <w:r>
-              <w:t xml:space="preserve">N published</w:t>
+              <w:t xml:space="preserve">p-value</w:t>
+            </w:r>
+          </w:p>
+        </w:tc>
+      </w:tr>
+      <w:tr>
+        <w:tc>
+          <w:tcPr/>
+          <w:p>
+            <w:pPr>
+              <w:pStyle w:val="Compact"/>
+              <w:jc w:val="left"/>
+            </w:pPr>
+            <w:r>
+              <w:t xml:space="preserve">is_rctTRUE</w:t>
             </w:r>
           </w:p>
         </w:tc>
@@ -2175,12 +3417,10 @@
               <w:jc w:val="right"/>
             </w:pPr>
             <w:r>
-              <w:t xml:space="preserve">Rate (%)</w:t>
-            </w:r>
-          </w:p>
-        </w:tc>
-      </w:tr>
-      <w:tr>
+              <w:t xml:space="preserve">2.21</w:t>
+            </w:r>
+          </w:p>
+        </w:tc>
         <w:tc>
           <w:tcPr/>
           <w:p>
@@ -2189,7 +3429,7 @@
               <w:jc w:val="left"/>
             </w:pPr>
             <w:r>
-              <w:t xml:space="preserve">Definite only</w:t>
+              <w:t xml:space="preserve">1.47-3.32</w:t>
             </w:r>
           </w:p>
         </w:tc>
@@ -2201,7 +3441,21 @@
               <w:jc w:val="right"/>
             </w:pPr>
             <w:r>
-              <w:t xml:space="preserve">1106</w:t>
+              <w:t xml:space="preserve">0.000</w:t>
+            </w:r>
+          </w:p>
+        </w:tc>
+      </w:tr>
+      <w:tr>
+        <w:tc>
+          <w:tcPr/>
+          <w:p>
+            <w:pPr>
+              <w:pStyle w:val="Compact"/>
+              <w:jc w:val="left"/>
+            </w:pPr>
+            <w:r>
+              <w:t xml:space="preserve">is_academicTRUE</w:t>
             </w:r>
           </w:p>
         </w:tc>
@@ -2213,7 +3467,19 @@
               <w:jc w:val="right"/>
             </w:pPr>
             <w:r>
-              <w:t xml:space="preserve">131</w:t>
+              <w:t xml:space="preserve">0.62</w:t>
+            </w:r>
+          </w:p>
+        </w:tc>
+        <w:tc>
+          <w:tcPr/>
+          <w:p>
+            <w:pPr>
+              <w:pStyle w:val="Compact"/>
+              <w:jc w:val="left"/>
+            </w:pPr>
+            <w:r>
+              <w:t xml:space="preserve">0.44-0.88</w:t>
             </w:r>
           </w:p>
         </w:tc>
@@ -2225,7 +3491,7 @@
               <w:jc w:val="right"/>
             </w:pPr>
             <w:r>
-              <w:t xml:space="preserve">11.8</w:t>
+              <w:t xml:space="preserve">0.007</w:t>
             </w:r>
           </w:p>
         </w:tc>
@@ -2239,7 +3505,7 @@
               <w:jc w:val="left"/>
             </w:pPr>
             <w:r>
-              <w:t xml:space="preserve">Definite + probable</w:t>
+              <w:t xml:space="preserve">is_us_basedTRUE</w:t>
             </w:r>
           </w:p>
         </w:tc>
@@ -2251,7 +3517,19 @@
               <w:jc w:val="right"/>
             </w:pPr>
             <w:r>
-              <w:t xml:space="preserve">1106</w:t>
+              <w:t xml:space="preserve">1.42</w:t>
+            </w:r>
+          </w:p>
+        </w:tc>
+        <w:tc>
+          <w:tcPr/>
+          <w:p>
+            <w:pPr>
+              <w:pStyle w:val="Compact"/>
+              <w:jc w:val="left"/>
+            </w:pPr>
+            <w:r>
+              <w:t xml:space="preserve">0.89-2.27</w:t>
             </w:r>
           </w:p>
         </w:tc>
@@ -2263,7 +3541,21 @@
               <w:jc w:val="right"/>
             </w:pPr>
             <w:r>
-              <w:t xml:space="preserve">212</w:t>
+              <w:t xml:space="preserve">0.145</w:t>
+            </w:r>
+          </w:p>
+        </w:tc>
+      </w:tr>
+      <w:tr>
+        <w:tc>
+          <w:tcPr/>
+          <w:p>
+            <w:pPr>
+              <w:pStyle w:val="Compact"/>
+              <w:jc w:val="left"/>
+            </w:pPr>
+            <w:r>
+              <w:t xml:space="preserve">n_authors</w:t>
             </w:r>
           </w:p>
         </w:tc>
@@ -2275,12 +3567,10 @@
               <w:jc w:val="right"/>
             </w:pPr>
             <w:r>
-              <w:t xml:space="preserve">19.2</w:t>
-            </w:r>
-          </w:p>
-        </w:tc>
-      </w:tr>
-      <w:tr>
+              <w:t xml:space="preserve">1.26</w:t>
+            </w:r>
+          </w:p>
+        </w:tc>
         <w:tc>
           <w:tcPr/>
           <w:p>
@@ -2289,7 +3579,7 @@
               <w:jc w:val="left"/>
             </w:pPr>
             <w:r>
-              <w:t xml:space="preserve">Definite + reviewer-confirmed</w:t>
+              <w:t xml:space="preserve">1.09-1.45</w:t>
             </w:r>
           </w:p>
         </w:tc>
@@ -2301,7 +3591,21 @@
               <w:jc w:val="right"/>
             </w:pPr>
             <w:r>
-              <w:t xml:space="preserve">1051</w:t>
+              <w:t xml:space="preserve">0.001</w:t>
+            </w:r>
+          </w:p>
+        </w:tc>
+      </w:tr>
+      <w:tr>
+        <w:tc>
+          <w:tcPr/>
+          <w:p>
+            <w:pPr>
+              <w:pStyle w:val="Compact"/>
+              <w:jc w:val="left"/>
+            </w:pPr>
+            <w:r>
+              <w:t xml:space="preserve">gender_unifiedmale</w:t>
             </w:r>
           </w:p>
         </w:tc>
@@ -2313,7 +3617,19 @@
               <w:jc w:val="right"/>
             </w:pPr>
             <w:r>
-              <w:t xml:space="preserve">178</w:t>
+              <w:t xml:space="preserve">0.78</w:t>
+            </w:r>
+          </w:p>
+        </w:tc>
+        <w:tc>
+          <w:tcPr/>
+          <w:p>
+            <w:pPr>
+              <w:pStyle w:val="Compact"/>
+              <w:jc w:val="left"/>
+            </w:pPr>
+            <w:r>
+              <w:t xml:space="preserve">0.58-1.07</w:t>
             </w:r>
           </w:p>
         </w:tc>
@@ -2325,7 +3641,7 @@
               <w:jc w:val="right"/>
             </w:pPr>
             <w:r>
-              <w:t xml:space="preserve">16.9</w:t>
+              <w:t xml:space="preserve">0.120</w:t>
             </w:r>
           </w:p>
         </w:tc>
@@ -2339,7 +3655,7 @@
               <w:jc w:val="left"/>
             </w:pPr>
             <w:r>
-              <w:t xml:space="preserve">Published within 12 months</w:t>
+              <w:t xml:space="preserve">is_multicenterTRUE</w:t>
             </w:r>
           </w:p>
         </w:tc>
@@ -2351,7 +3667,19 @@
               <w:jc w:val="right"/>
             </w:pPr>
             <w:r>
-              <w:t xml:space="preserve">1051</w:t>
+              <w:t xml:space="preserve">1.39</w:t>
+            </w:r>
+          </w:p>
+        </w:tc>
+        <w:tc>
+          <w:tcPr/>
+          <w:p>
+            <w:pPr>
+              <w:pStyle w:val="Compact"/>
+              <w:jc w:val="left"/>
+            </w:pPr>
+            <w:r>
+              <w:t xml:space="preserve">0.81-2.38</w:t>
             </w:r>
           </w:p>
         </w:tc>
@@ -2363,7 +3691,21 @@
               <w:jc w:val="right"/>
             </w:pPr>
             <w:r>
-              <w:t xml:space="preserve">43</w:t>
+              <w:t xml:space="preserve">0.234</w:t>
+            </w:r>
+          </w:p>
+        </w:tc>
+      </w:tr>
+      <w:tr>
+        <w:tc>
+          <w:tcPr/>
+          <w:p>
+            <w:pPr>
+              <w:pStyle w:val="Compact"/>
+              <w:jc w:val="left"/>
+            </w:pPr>
+            <w:r>
+              <w:t xml:space="preserve">has_fundingTRUE</w:t>
             </w:r>
           </w:p>
         </w:tc>
@@ -2375,12 +3717,10 @@
               <w:jc w:val="right"/>
             </w:pPr>
             <w:r>
-              <w:t xml:space="preserve">4.1</w:t>
-            </w:r>
-          </w:p>
-        </w:tc>
-      </w:tr>
-      <w:tr>
+              <w:t xml:space="preserve">1.76</w:t>
+            </w:r>
+          </w:p>
+        </w:tc>
         <w:tc>
           <w:tcPr/>
           <w:p>
@@ -2389,7 +3729,7 @@
               <w:jc w:val="left"/>
             </w:pPr>
             <w:r>
-              <w:t xml:space="preserve">Published within 24 months</w:t>
+              <w:t xml:space="preserve">0.43-7.17</w:t>
             </w:r>
           </w:p>
         </w:tc>
@@ -2401,643 +3741,93 @@
               <w:jc w:val="right"/>
             </w:pPr>
             <w:r>
-              <w:t xml:space="preserve">1051</w:t>
-            </w:r>
-          </w:p>
-        </w:tc>
-        <w:tc>
-          <w:tcPr/>
-          <w:p>
-            <w:pPr>
-              <w:pStyle w:val="Compact"/>
-              <w:jc w:val="right"/>
-            </w:pPr>
-            <w:r>
-              <w:t xml:space="preserve">77</w:t>
-            </w:r>
-          </w:p>
-        </w:tc>
-        <w:tc>
-          <w:tcPr/>
-          <w:p>
-            <w:pPr>
-              <w:pStyle w:val="Compact"/>
-              <w:jc w:val="right"/>
-            </w:pPr>
-            <w:r>
-              <w:t xml:space="preserve">7.3</w:t>
-            </w:r>
-          </w:p>
-        </w:tc>
-      </w:tr>
-      <w:tr>
-        <w:tc>
-          <w:tcPr/>
-          <w:p>
-            <w:pPr>
-              <w:pStyle w:val="Compact"/>
-              <w:jc w:val="left"/>
-            </w:pPr>
-            <w:r>
-              <w:t xml:space="preserve">Published within 36 months</w:t>
-            </w:r>
-          </w:p>
-        </w:tc>
-        <w:tc>
-          <w:tcPr/>
-          <w:p>
-            <w:pPr>
-              <w:pStyle w:val="Compact"/>
-              <w:jc w:val="right"/>
-            </w:pPr>
-            <w:r>
-              <w:t xml:space="preserve">991</w:t>
-            </w:r>
-          </w:p>
-        </w:tc>
-        <w:tc>
-          <w:tcPr/>
-          <w:p>
-            <w:pPr>
-              <w:pStyle w:val="Compact"/>
-              <w:jc w:val="right"/>
-            </w:pPr>
-            <w:r>
-              <w:t xml:space="preserve">80</w:t>
-            </w:r>
-          </w:p>
-        </w:tc>
-        <w:tc>
-          <w:tcPr/>
-          <w:p>
-            <w:pPr>
-              <w:pStyle w:val="Compact"/>
-              <w:jc w:val="right"/>
-            </w:pPr>
-            <w:r>
-              <w:t xml:space="preserve">8.1</w:t>
-            </w:r>
-          </w:p>
-        </w:tc>
-      </w:tr>
-      <w:tr>
-        <w:tc>
-          <w:tcPr/>
-          <w:p>
-            <w:pPr>
-              <w:pStyle w:val="Compact"/>
-              <w:jc w:val="left"/>
-            </w:pPr>
-            <w:r>
-              <w:t xml:space="preserve">Published within 48 months</w:t>
-            </w:r>
-          </w:p>
-        </w:tc>
-        <w:tc>
-          <w:tcPr/>
-          <w:p>
-            <w:pPr>
-              <w:pStyle w:val="Compact"/>
-              <w:jc w:val="right"/>
-            </w:pPr>
-            <w:r>
-              <w:t xml:space="preserve">901</w:t>
-            </w:r>
-          </w:p>
-        </w:tc>
-        <w:tc>
-          <w:tcPr/>
-          <w:p>
-            <w:pPr>
-              <w:pStyle w:val="Compact"/>
-              <w:jc w:val="right"/>
-            </w:pPr>
-            <w:r>
-              <w:t xml:space="preserve">68</w:t>
-            </w:r>
-          </w:p>
-        </w:tc>
-        <w:tc>
-          <w:tcPr/>
-          <w:p>
-            <w:pPr>
-              <w:pStyle w:val="Compact"/>
-              <w:jc w:val="right"/>
-            </w:pPr>
-            <w:r>
-              <w:t xml:space="preserve">7.5</w:t>
+              <w:t xml:space="preserve">0.432</w:t>
             </w:r>
           </w:p>
         </w:tc>
       </w:tr>
     </w:tbl>
-    <w:bookmarkEnd w:id="42"/>
-    <w:bookmarkStart w:id="43" w:name="a7.-cox-proportional-hazards-model"/>
+    <w:p>
+      <w:pPr>
+        <w:pStyle w:val="BodyText"/>
+      </w:pPr>
+      <w:r>
+        <w:t xml:space="preserve">Proportional hazards assumption: global test p = 0.052.</w:t>
+      </w:r>
+    </w:p>
+    <w:bookmarkEnd w:id="44"/>
+    <w:bookmarkStart w:id="50" w:name="X92b8d09b47aa5be92acc70bc51d89d5211171b2"/>
     <w:p>
       <w:pPr>
         <w:pStyle w:val="Heading2"/>
       </w:pPr>
       <w:r>
-        <w:t xml:space="preserve">A7. Cox Proportional Hazards Model</w:t>
-      </w:r>
-    </w:p>
-    <w:tbl>
-      <w:tblPr>
-        <w:tblStyle w:val="Table"/>
-        <w:tblW w:type="auto" w:w="0"/>
-        <w:tblLook w:firstRow="1" w:lastRow="0" w:firstColumn="0" w:lastColumn="0" w:noHBand="0" w:noVBand="0" w:val="0020"/>
-      </w:tblPr>
-      <w:tblGrid>
-        <w:gridCol w:w="1980"/>
-        <w:gridCol w:w="1980"/>
-        <w:gridCol w:w="1980"/>
-        <w:gridCol w:w="1980"/>
-      </w:tblGrid>
-      <w:tr>
-        <w:trPr>
-          <w:tblHeader w:val="on"/>
-        </w:trPr>
-        <w:tc>
-          <w:tcPr/>
-          <w:p>
-            <w:pPr>
-              <w:pStyle w:val="Compact"/>
-              <w:jc w:val="left"/>
-            </w:pPr>
-            <w:r>
-              <w:t xml:space="preserve">Term</w:t>
-            </w:r>
-          </w:p>
-        </w:tc>
-        <w:tc>
-          <w:tcPr/>
-          <w:p>
-            <w:pPr>
-              <w:pStyle w:val="Compact"/>
-              <w:jc w:val="right"/>
-            </w:pPr>
-            <w:r>
-              <w:t xml:space="preserve">HR</w:t>
-            </w:r>
-          </w:p>
-        </w:tc>
-        <w:tc>
-          <w:tcPr/>
-          <w:p>
-            <w:pPr>
-              <w:pStyle w:val="Compact"/>
-              <w:jc w:val="left"/>
-            </w:pPr>
-            <w:r>
-              <w:t xml:space="preserve">95% CI</w:t>
-            </w:r>
-          </w:p>
-        </w:tc>
-        <w:tc>
-          <w:tcPr/>
-          <w:p>
-            <w:pPr>
-              <w:pStyle w:val="Compact"/>
-              <w:jc w:val="right"/>
-            </w:pPr>
-            <w:r>
-              <w:t xml:space="preserve">p-value</w:t>
-            </w:r>
-          </w:p>
-        </w:tc>
-      </w:tr>
-      <w:tr>
-        <w:tc>
-          <w:tcPr/>
-          <w:p>
-            <w:pPr>
-              <w:pStyle w:val="Compact"/>
-              <w:jc w:val="left"/>
-            </w:pPr>
-            <w:r>
-              <w:t xml:space="preserve">is_rctTRUE</w:t>
-            </w:r>
-          </w:p>
-        </w:tc>
-        <w:tc>
-          <w:tcPr/>
-          <w:p>
-            <w:pPr>
-              <w:pStyle w:val="Compact"/>
-              <w:jc w:val="right"/>
-            </w:pPr>
-            <w:r>
-              <w:t xml:space="preserve">2.30</w:t>
-            </w:r>
-          </w:p>
-        </w:tc>
-        <w:tc>
-          <w:tcPr/>
-          <w:p>
-            <w:pPr>
-              <w:pStyle w:val="Compact"/>
-              <w:jc w:val="left"/>
-            </w:pPr>
-            <w:r>
-              <w:t xml:space="preserve">1.29-4.07</w:t>
-            </w:r>
-          </w:p>
-        </w:tc>
-        <w:tc>
-          <w:tcPr/>
-          <w:p>
-            <w:pPr>
-              <w:pStyle w:val="Compact"/>
-              <w:jc w:val="right"/>
-            </w:pPr>
-            <w:r>
-              <w:t xml:space="preserve">0.005</w:t>
-            </w:r>
-          </w:p>
-        </w:tc>
-      </w:tr>
-      <w:tr>
-        <w:tc>
-          <w:tcPr/>
-          <w:p>
-            <w:pPr>
-              <w:pStyle w:val="Compact"/>
-              <w:jc w:val="left"/>
-            </w:pPr>
-            <w:r>
-              <w:t xml:space="preserve">is_academicTRUE</w:t>
-            </w:r>
-          </w:p>
-        </w:tc>
-        <w:tc>
-          <w:tcPr/>
-          <w:p>
-            <w:pPr>
-              <w:pStyle w:val="Compact"/>
-              <w:jc w:val="right"/>
-            </w:pPr>
-            <w:r>
-              <w:t xml:space="preserve">0.86</w:t>
-            </w:r>
-          </w:p>
-        </w:tc>
-        <w:tc>
-          <w:tcPr/>
-          <w:p>
-            <w:pPr>
-              <w:pStyle w:val="Compact"/>
-              <w:jc w:val="left"/>
-            </w:pPr>
-            <w:r>
-              <w:t xml:space="preserve">0.49-1.53</w:t>
-            </w:r>
-          </w:p>
-        </w:tc>
-        <w:tc>
-          <w:tcPr/>
-          <w:p>
-            <w:pPr>
-              <w:pStyle w:val="Compact"/>
-              <w:jc w:val="right"/>
-            </w:pPr>
-            <w:r>
-              <w:t xml:space="preserve">0.616</w:t>
-            </w:r>
-          </w:p>
-        </w:tc>
-      </w:tr>
-      <w:tr>
-        <w:tc>
-          <w:tcPr/>
-          <w:p>
-            <w:pPr>
-              <w:pStyle w:val="Compact"/>
-              <w:jc w:val="left"/>
-            </w:pPr>
-            <w:r>
-              <w:t xml:space="preserve">is_us_basedTRUE</w:t>
-            </w:r>
-          </w:p>
-        </w:tc>
-        <w:tc>
-          <w:tcPr/>
-          <w:p>
-            <w:pPr>
-              <w:pStyle w:val="Compact"/>
-              <w:jc w:val="right"/>
-            </w:pPr>
-            <w:r>
-              <w:t xml:space="preserve">1.71</w:t>
-            </w:r>
-          </w:p>
-        </w:tc>
-        <w:tc>
-          <w:tcPr/>
-          <w:p>
-            <w:pPr>
-              <w:pStyle w:val="Compact"/>
-              <w:jc w:val="left"/>
-            </w:pPr>
-            <w:r>
-              <w:t xml:space="preserve">1.09-2.69</w:t>
-            </w:r>
-          </w:p>
-        </w:tc>
-        <w:tc>
-          <w:tcPr/>
-          <w:p>
-            <w:pPr>
-              <w:pStyle w:val="Compact"/>
-              <w:jc w:val="right"/>
-            </w:pPr>
-            <w:r>
-              <w:t xml:space="preserve">0.019</w:t>
-            </w:r>
-          </w:p>
-        </w:tc>
-      </w:tr>
-      <w:tr>
-        <w:tc>
-          <w:tcPr/>
-          <w:p>
-            <w:pPr>
-              <w:pStyle w:val="Compact"/>
-              <w:jc w:val="left"/>
-            </w:pPr>
-            <w:r>
-              <w:t xml:space="preserve">n_authors</w:t>
-            </w:r>
-          </w:p>
-        </w:tc>
-        <w:tc>
-          <w:tcPr/>
-          <w:p>
-            <w:pPr>
-              <w:pStyle w:val="Compact"/>
-              <w:jc w:val="right"/>
-            </w:pPr>
-            <w:r>
-              <w:t xml:space="preserve">1.24</w:t>
-            </w:r>
-          </w:p>
-        </w:tc>
-        <w:tc>
-          <w:tcPr/>
-          <w:p>
-            <w:pPr>
-              <w:pStyle w:val="Compact"/>
-              <w:jc w:val="left"/>
-            </w:pPr>
-            <w:r>
-              <w:t xml:space="preserve">1.04-1.48</w:t>
-            </w:r>
-          </w:p>
-        </w:tc>
-        <w:tc>
-          <w:tcPr/>
-          <w:p>
-            <w:pPr>
-              <w:pStyle w:val="Compact"/>
-              <w:jc w:val="right"/>
-            </w:pPr>
-            <w:r>
-              <w:t xml:space="preserve">0.015</w:t>
-            </w:r>
-          </w:p>
-        </w:tc>
-      </w:tr>
-      <w:tr>
-        <w:tc>
-          <w:tcPr/>
-          <w:p>
-            <w:pPr>
-              <w:pStyle w:val="Compact"/>
-              <w:jc w:val="left"/>
-            </w:pPr>
-            <w:r>
-              <w:t xml:space="preserve">gender_unifiedmale</w:t>
-            </w:r>
-          </w:p>
-        </w:tc>
-        <w:tc>
-          <w:tcPr/>
-          <w:p>
-            <w:pPr>
-              <w:pStyle w:val="Compact"/>
-              <w:jc w:val="right"/>
-            </w:pPr>
-            <w:r>
-              <w:t xml:space="preserve">0.59</w:t>
-            </w:r>
-          </w:p>
-        </w:tc>
-        <w:tc>
-          <w:tcPr/>
-          <w:p>
-            <w:pPr>
-              <w:pStyle w:val="Compact"/>
-              <w:jc w:val="left"/>
-            </w:pPr>
-            <w:r>
-              <w:t xml:space="preserve">0.39-0.89</w:t>
-            </w:r>
-          </w:p>
-        </w:tc>
-        <w:tc>
-          <w:tcPr/>
-          <w:p>
-            <w:pPr>
-              <w:pStyle w:val="Compact"/>
-              <w:jc w:val="right"/>
-            </w:pPr>
-            <w:r>
-              <w:t xml:space="preserve">0.012</w:t>
-            </w:r>
-          </w:p>
-        </w:tc>
-      </w:tr>
-      <w:tr>
-        <w:tc>
-          <w:tcPr/>
-          <w:p>
-            <w:pPr>
-              <w:pStyle w:val="Compact"/>
-              <w:jc w:val="left"/>
-            </w:pPr>
-            <w:r>
-              <w:t xml:space="preserve">is_multicenterTRUE</w:t>
-            </w:r>
-          </w:p>
-        </w:tc>
-        <w:tc>
-          <w:tcPr/>
-          <w:p>
-            <w:pPr>
-              <w:pStyle w:val="Compact"/>
-              <w:jc w:val="right"/>
-            </w:pPr>
-            <w:r>
-              <w:t xml:space="preserve">1.13</w:t>
-            </w:r>
-          </w:p>
-        </w:tc>
-        <w:tc>
-          <w:tcPr/>
-          <w:p>
-            <w:pPr>
-              <w:pStyle w:val="Compact"/>
-              <w:jc w:val="left"/>
-            </w:pPr>
-            <w:r>
-              <w:t xml:space="preserve">0.41-3.1</w:t>
-            </w:r>
-          </w:p>
-        </w:tc>
-        <w:tc>
-          <w:tcPr/>
-          <w:p>
-            <w:pPr>
-              <w:pStyle w:val="Compact"/>
-              <w:jc w:val="right"/>
-            </w:pPr>
-            <w:r>
-              <w:t xml:space="preserve">0.809</w:t>
-            </w:r>
-          </w:p>
-        </w:tc>
-      </w:tr>
-      <w:tr>
-        <w:tc>
-          <w:tcPr/>
-          <w:p>
-            <w:pPr>
-              <w:pStyle w:val="Compact"/>
-              <w:jc w:val="left"/>
-            </w:pPr>
-            <w:r>
-              <w:t xml:space="preserve">has_fundingTRUE</w:t>
-            </w:r>
-          </w:p>
-        </w:tc>
-        <w:tc>
-          <w:tcPr/>
-          <w:p>
-            <w:pPr>
-              <w:pStyle w:val="Compact"/>
-              <w:jc w:val="right"/>
-            </w:pPr>
-            <w:r>
-              <w:t xml:space="preserve">3.52</w:t>
-            </w:r>
-          </w:p>
-        </w:tc>
-        <w:tc>
-          <w:tcPr/>
-          <w:p>
-            <w:pPr>
-              <w:pStyle w:val="Compact"/>
-              <w:jc w:val="left"/>
-            </w:pPr>
-            <w:r>
-              <w:t xml:space="preserve">0.48-25.74</w:t>
-            </w:r>
-          </w:p>
-        </w:tc>
-        <w:tc>
-          <w:tcPr/>
-          <w:p>
-            <w:pPr>
-              <w:pStyle w:val="Compact"/>
-              <w:jc w:val="right"/>
-            </w:pPr>
-            <w:r>
-              <w:t xml:space="preserve">0.216</w:t>
-            </w:r>
-          </w:p>
-        </w:tc>
-      </w:tr>
-    </w:tbl>
+        <w:t xml:space="preserve">A8. Abstract Text Recovery: Challenges for Congress Years 2012–2018</w:t>
+      </w:r>
+    </w:p>
+    <w:bookmarkStart w:id="45" w:name="a8.1-the-problem"/>
+    <w:p>
+      <w:pPr>
+        <w:pStyle w:val="Heading3"/>
+      </w:pPr>
+      <w:r>
+        <w:t xml:space="preserve">A8.1 The Problem</w:t>
+      </w:r>
+    </w:p>
+    <w:p>
+      <w:pPr>
+        <w:pStyle w:val="FirstParagraph"/>
+      </w:pPr>
+      <w:r>
+        <w:t xml:space="preserve">Abstract text was fully available for congress years 2019–2023, where ScienceDirect served structured HTML sections (Objective, Design, Setting, Patients, Intervention, Measurements, Conclusion) directly in the page body. For 2012–2018, ScienceDirect delivered only a</w:t>
+      </w:r>
+      <w:r>
+        <w:t xml:space="preserve"> </w:t>
+      </w:r>
+      <w:r>
+        <w:t xml:space="preserve">“Section snippets”</w:t>
+      </w:r>
+      <w:r>
+        <w:t xml:space="preserve"> </w:t>
+      </w:r>
+      <w:r>
+        <w:t xml:space="preserve">preview panel (</w:t>
+      </w:r>
+      <w:r>
+        <w:rPr>
+          <w:rStyle w:val="VerbatimChar"/>
+        </w:rPr>
+        <w:t xml:space="preserve">#preview-section-snippets</w:t>
+      </w:r>
+      <w:r>
+        <w:t xml:space="preserve">) on the</w:t>
+      </w:r>
+      <w:r>
+        <w:t xml:space="preserve"> </w:t>
+      </w:r>
+      <w:r>
+        <w:rPr>
+          <w:rStyle w:val="VerbatimChar"/>
+        </w:rPr>
+        <w:t xml:space="preserve">/abs/pii/</w:t>
+      </w:r>
+      <w:r>
+        <w:t xml:space="preserve"> </w:t>
+      </w:r>
+      <w:r>
+        <w:t xml:space="preserve">abstract page, with the full abstract body gated behind institutional authentication.</w:t>
+      </w:r>
+    </w:p>
     <w:p>
       <w:pPr>
         <w:pStyle w:val="BodyText"/>
       </w:pPr>
       <w:r>
-        <w:t xml:space="preserve">Proportional hazards assumption: global test p = 0.32.</w:t>
-      </w:r>
-    </w:p>
-    <w:bookmarkEnd w:id="43"/>
-    <w:bookmarkStart w:id="49" w:name="X92b8d09b47aa5be92acc70bc51d89d5211171b2"/>
-    <w:p>
-      <w:pPr>
-        <w:pStyle w:val="Heading2"/>
-      </w:pPr>
-      <w:r>
-        <w:t xml:space="preserve">A8. Abstract Text Recovery: Challenges for Congress Years 2012–2018</w:t>
-      </w:r>
-    </w:p>
-    <w:bookmarkStart w:id="44" w:name="a8.1-the-problem"/>
-    <w:p>
-      <w:pPr>
-        <w:pStyle w:val="Heading3"/>
-      </w:pPr>
-      <w:r>
-        <w:t xml:space="preserve">A8.1 The Problem</w:t>
-      </w:r>
-    </w:p>
-    <w:p>
-      <w:pPr>
-        <w:pStyle w:val="FirstParagraph"/>
-      </w:pPr>
-      <w:r>
-        <w:t xml:space="preserve">Abstract text was fully available for congress years 2019–2023, where ScienceDirect served structured HTML sections (Objective, Design, Setting, Patients, Intervention, Measurements, Conclusion) directly in the page body. For 2012–2018, ScienceDirect delivered only a</w:t>
-      </w:r>
-      <w:r>
-        <w:t xml:space="preserve"> </w:t>
-      </w:r>
-      <w:r>
-        <w:t xml:space="preserve">“Section snippets”</w:t>
-      </w:r>
-      <w:r>
-        <w:t xml:space="preserve"> </w:t>
-      </w:r>
-      <w:r>
-        <w:t xml:space="preserve">preview panel (</w:t>
-      </w:r>
-      <w:r>
-        <w:rPr>
-          <w:rStyle w:val="VerbatimChar"/>
-        </w:rPr>
-        <w:t xml:space="preserve">#preview-section-snippets</w:t>
-      </w:r>
-      <w:r>
-        <w:t xml:space="preserve">) on the</w:t>
-      </w:r>
-      <w:r>
-        <w:t xml:space="preserve"> </w:t>
-      </w:r>
-      <w:r>
-        <w:rPr>
-          <w:rStyle w:val="VerbatimChar"/>
-        </w:rPr>
-        <w:t xml:space="preserve">/abs/pii/</w:t>
-      </w:r>
-      <w:r>
-        <w:t xml:space="preserve"> </w:t>
-      </w:r>
-      <w:r>
-        <w:t xml:space="preserve">abstract page, with the full abstract body gated behind institutional authentication.</w:t>
-      </w:r>
-    </w:p>
-    <w:p>
-      <w:pPr>
-        <w:pStyle w:val="BodyText"/>
-      </w:pPr>
-      <w:r>
         <w:t xml:space="preserve">This created a two-tier data problem: 667 of 1,106 abstracts (60%) had no recoverable abstract text from initial scraping, limiting downstream text-based matching (TF-IDF cosine similarity) for six congress years.</w:t>
       </w:r>
     </w:p>
-    <w:bookmarkEnd w:id="44"/>
-    <w:bookmarkStart w:id="45" w:name="a8.2-recovery-approaches-attempted"/>
+    <w:bookmarkEnd w:id="45"/>
+    <w:bookmarkStart w:id="46" w:name="a8.2-recovery-approaches-attempted"/>
     <w:p>
       <w:pPr>
         <w:pStyle w:val="Heading3"/>
@@ -3396,14 +4186,55 @@
         <w:t xml:space="preserve">) rather than jmig.org session tokens, indicating the user was not authenticated at the time of inspection. This approach was not pursued further.</w:t>
       </w:r>
     </w:p>
-    <w:bookmarkEnd w:id="45"/>
-    <w:bookmarkStart w:id="46" w:name="a8.3-final-abstract-text-coverage"/>
+    <w:bookmarkEnd w:id="46"/>
+    <w:bookmarkStart w:id="47" w:name="a8.3-final-abstract-text-coverage"/>
     <w:p>
       <w:pPr>
         <w:pStyle w:val="Heading3"/>
       </w:pPr>
       <w:r>
         <w:t xml:space="preserve">A8.3 Final Abstract Text Coverage</w:t>
+      </w:r>
+    </w:p>
+    <w:p>
+      <w:pPr>
+        <w:pStyle w:val="FirstParagraph"/>
+      </w:pPr>
+      <w:r>
+        <w:t xml:space="preserve">The table below is computed from</w:t>
+      </w:r>
+      <w:r>
+        <w:t xml:space="preserve"> </w:t>
+      </w:r>
+      <w:r>
+        <w:rPr>
+          <w:rStyle w:val="VerbatimChar"/>
+        </w:rPr>
+        <w:t xml:space="preserve">data/processed/abstracts_cleaned.csv</w:t>
+      </w:r>
+      <w:r>
+        <w:t xml:space="preserve"> </w:t>
+      </w:r>
+      <w:r>
+        <w:t xml:space="preserve">at</w:t>
+      </w:r>
+      <w:r>
+        <w:t xml:space="preserve"> </w:t>
+      </w:r>
+      <w:r>
+        <w:t xml:space="preserve">render time. A static version previously printed here reported 97 abstracts per</w:t>
+      </w:r>
+      <w:r>
+        <w:t xml:space="preserve"> </w:t>
+      </w:r>
+      <w:r>
+        <w:t xml:space="preserve">congress and 0% coverage for 2017; both were superseded and the static table has</w:t>
+      </w:r>
+      <w:r>
+        <w:t xml:space="preserve"> </w:t>
+      </w:r>
+      <w:r>
+        <w:t xml:space="preserve">been removed rather than maintained in parallel.</w:t>
       </w:r>
     </w:p>
     <w:p>
@@ -3436,28 +4267,31 @@
           <w:p>
             <w:pPr>
               <w:pStyle w:val="Compact"/>
-            </w:pPr>
-            <w:r>
-              <w:t xml:space="preserve">Congress Year</w:t>
-            </w:r>
-          </w:p>
-        </w:tc>
-        <w:tc>
-          <w:tcPr/>
-          <w:p>
-            <w:pPr>
-              <w:pStyle w:val="Compact"/>
-            </w:pPr>
-            <w:r>
-              <w:t xml:space="preserve">N Abstracts</w:t>
-            </w:r>
-          </w:p>
-        </w:tc>
-        <w:tc>
-          <w:tcPr/>
-          <w:p>
-            <w:pPr>
-              <w:pStyle w:val="Compact"/>
+              <w:jc w:val="right"/>
+            </w:pPr>
+            <w:r>
+              <w:t xml:space="preserve">Year</w:t>
+            </w:r>
+          </w:p>
+        </w:tc>
+        <w:tc>
+          <w:tcPr/>
+          <w:p>
+            <w:pPr>
+              <w:pStyle w:val="Compact"/>
+              <w:jc w:val="right"/>
+            </w:pPr>
+            <w:r>
+              <w:t xml:space="preserve">N</w:t>
+            </w:r>
+          </w:p>
+        </w:tc>
+        <w:tc>
+          <w:tcPr/>
+          <w:p>
+            <w:pPr>
+              <w:pStyle w:val="Compact"/>
+              <w:jc w:val="right"/>
             </w:pPr>
             <w:r>
               <w:t xml:space="preserve">Has Text</w:t>
@@ -3469,6 +4303,7 @@
           <w:p>
             <w:pPr>
               <w:pStyle w:val="Compact"/>
+              <w:jc w:val="left"/>
             </w:pPr>
             <w:r>
               <w:t xml:space="preserve">Coverage</w:t>
@@ -3482,6 +4317,7 @@
           <w:p>
             <w:pPr>
               <w:pStyle w:val="Compact"/>
+              <w:jc w:val="right"/>
             </w:pPr>
             <w:r>
               <w:t xml:space="preserve">2012</w:t>
@@ -3493,6 +4329,257 @@
           <w:p>
             <w:pPr>
               <w:pStyle w:val="Compact"/>
+              <w:jc w:val="right"/>
+            </w:pPr>
+            <w:r>
+              <w:t xml:space="preserve">95</w:t>
+            </w:r>
+          </w:p>
+        </w:tc>
+        <w:tc>
+          <w:tcPr/>
+          <w:p>
+            <w:pPr>
+              <w:pStyle w:val="Compact"/>
+              <w:jc w:val="right"/>
+            </w:pPr>
+            <w:r>
+              <w:t xml:space="preserve">84</w:t>
+            </w:r>
+          </w:p>
+        </w:tc>
+        <w:tc>
+          <w:tcPr/>
+          <w:p>
+            <w:pPr>
+              <w:pStyle w:val="Compact"/>
+              <w:jc w:val="left"/>
+            </w:pPr>
+            <w:r>
+              <w:t xml:space="preserve">88.4%</w:t>
+            </w:r>
+          </w:p>
+        </w:tc>
+      </w:tr>
+      <w:tr>
+        <w:tc>
+          <w:tcPr/>
+          <w:p>
+            <w:pPr>
+              <w:pStyle w:val="Compact"/>
+              <w:jc w:val="right"/>
+            </w:pPr>
+            <w:r>
+              <w:t xml:space="preserve">2013</w:t>
+            </w:r>
+          </w:p>
+        </w:tc>
+        <w:tc>
+          <w:tcPr/>
+          <w:p>
+            <w:pPr>
+              <w:pStyle w:val="Compact"/>
+              <w:jc w:val="right"/>
+            </w:pPr>
+            <w:r>
+              <w:t xml:space="preserve">96</w:t>
+            </w:r>
+          </w:p>
+        </w:tc>
+        <w:tc>
+          <w:tcPr/>
+          <w:p>
+            <w:pPr>
+              <w:pStyle w:val="Compact"/>
+              <w:jc w:val="right"/>
+            </w:pPr>
+            <w:r>
+              <w:t xml:space="preserve">86</w:t>
+            </w:r>
+          </w:p>
+        </w:tc>
+        <w:tc>
+          <w:tcPr/>
+          <w:p>
+            <w:pPr>
+              <w:pStyle w:val="Compact"/>
+              <w:jc w:val="left"/>
+            </w:pPr>
+            <w:r>
+              <w:t xml:space="preserve">89.6%</w:t>
+            </w:r>
+          </w:p>
+        </w:tc>
+      </w:tr>
+      <w:tr>
+        <w:tc>
+          <w:tcPr/>
+          <w:p>
+            <w:pPr>
+              <w:pStyle w:val="Compact"/>
+              <w:jc w:val="right"/>
+            </w:pPr>
+            <w:r>
+              <w:t xml:space="preserve">2014</w:t>
+            </w:r>
+          </w:p>
+        </w:tc>
+        <w:tc>
+          <w:tcPr/>
+          <w:p>
+            <w:pPr>
+              <w:pStyle w:val="Compact"/>
+              <w:jc w:val="right"/>
+            </w:pPr>
+            <w:r>
+              <w:t xml:space="preserve">93</w:t>
+            </w:r>
+          </w:p>
+        </w:tc>
+        <w:tc>
+          <w:tcPr/>
+          <w:p>
+            <w:pPr>
+              <w:pStyle w:val="Compact"/>
+              <w:jc w:val="right"/>
+            </w:pPr>
+            <w:r>
+              <w:t xml:space="preserve">55</w:t>
+            </w:r>
+          </w:p>
+        </w:tc>
+        <w:tc>
+          <w:tcPr/>
+          <w:p>
+            <w:pPr>
+              <w:pStyle w:val="Compact"/>
+              <w:jc w:val="left"/>
+            </w:pPr>
+            <w:r>
+              <w:t xml:space="preserve">59.1%</w:t>
+            </w:r>
+          </w:p>
+        </w:tc>
+      </w:tr>
+      <w:tr>
+        <w:tc>
+          <w:tcPr/>
+          <w:p>
+            <w:pPr>
+              <w:pStyle w:val="Compact"/>
+              <w:jc w:val="right"/>
+            </w:pPr>
+            <w:r>
+              <w:t xml:space="preserve">2015</w:t>
+            </w:r>
+          </w:p>
+        </w:tc>
+        <w:tc>
+          <w:tcPr/>
+          <w:p>
+            <w:pPr>
+              <w:pStyle w:val="Compact"/>
+              <w:jc w:val="right"/>
+            </w:pPr>
+            <w:r>
+              <w:t xml:space="preserve">95</w:t>
+            </w:r>
+          </w:p>
+        </w:tc>
+        <w:tc>
+          <w:tcPr/>
+          <w:p>
+            <w:pPr>
+              <w:pStyle w:val="Compact"/>
+              <w:jc w:val="right"/>
+            </w:pPr>
+            <w:r>
+              <w:t xml:space="preserve">79</w:t>
+            </w:r>
+          </w:p>
+        </w:tc>
+        <w:tc>
+          <w:tcPr/>
+          <w:p>
+            <w:pPr>
+              <w:pStyle w:val="Compact"/>
+              <w:jc w:val="left"/>
+            </w:pPr>
+            <w:r>
+              <w:t xml:space="preserve">83.2%</w:t>
+            </w:r>
+          </w:p>
+        </w:tc>
+      </w:tr>
+      <w:tr>
+        <w:tc>
+          <w:tcPr/>
+          <w:p>
+            <w:pPr>
+              <w:pStyle w:val="Compact"/>
+              <w:jc w:val="right"/>
+            </w:pPr>
+            <w:r>
+              <w:t xml:space="preserve">2016</w:t>
+            </w:r>
+          </w:p>
+        </w:tc>
+        <w:tc>
+          <w:tcPr/>
+          <w:p>
+            <w:pPr>
+              <w:pStyle w:val="Compact"/>
+              <w:jc w:val="right"/>
+            </w:pPr>
+            <w:r>
+              <w:t xml:space="preserve">96</w:t>
+            </w:r>
+          </w:p>
+        </w:tc>
+        <w:tc>
+          <w:tcPr/>
+          <w:p>
+            <w:pPr>
+              <w:pStyle w:val="Compact"/>
+              <w:jc w:val="right"/>
+            </w:pPr>
+            <w:r>
+              <w:t xml:space="preserve">83</w:t>
+            </w:r>
+          </w:p>
+        </w:tc>
+        <w:tc>
+          <w:tcPr/>
+          <w:p>
+            <w:pPr>
+              <w:pStyle w:val="Compact"/>
+              <w:jc w:val="left"/>
+            </w:pPr>
+            <w:r>
+              <w:t xml:space="preserve">86.5%</w:t>
+            </w:r>
+          </w:p>
+        </w:tc>
+      </w:tr>
+      <w:tr>
+        <w:tc>
+          <w:tcPr/>
+          <w:p>
+            <w:pPr>
+              <w:pStyle w:val="Compact"/>
+              <w:jc w:val="right"/>
+            </w:pPr>
+            <w:r>
+              <w:t xml:space="preserve">2017</w:t>
+            </w:r>
+          </w:p>
+        </w:tc>
+        <w:tc>
+          <w:tcPr/>
+          <w:p>
+            <w:pPr>
+              <w:pStyle w:val="Compact"/>
+              <w:jc w:val="right"/>
             </w:pPr>
             <w:r>
               <w:t xml:space="preserve">97</w:t>
@@ -3504,225 +4591,95 @@
           <w:p>
             <w:pPr>
               <w:pStyle w:val="Compact"/>
-            </w:pPr>
-            <w:r>
-              <w:t xml:space="preserve">~60</w:t>
-            </w:r>
-          </w:p>
-        </w:tc>
-        <w:tc>
-          <w:tcPr/>
-          <w:p>
-            <w:pPr>
-              <w:pStyle w:val="Compact"/>
-            </w:pPr>
-            <w:r>
-              <w:t xml:space="preserve">~62%</w:t>
-            </w:r>
-          </w:p>
-        </w:tc>
-      </w:tr>
-      <w:tr>
-        <w:tc>
-          <w:tcPr/>
-          <w:p>
-            <w:pPr>
-              <w:pStyle w:val="Compact"/>
-            </w:pPr>
-            <w:r>
-              <w:t xml:space="preserve">2013</w:t>
-            </w:r>
-          </w:p>
-        </w:tc>
-        <w:tc>
-          <w:tcPr/>
-          <w:p>
-            <w:pPr>
-              <w:pStyle w:val="Compact"/>
-            </w:pPr>
-            <w:r>
-              <w:t xml:space="preserve">97</w:t>
-            </w:r>
-          </w:p>
-        </w:tc>
-        <w:tc>
-          <w:tcPr/>
-          <w:p>
-            <w:pPr>
-              <w:pStyle w:val="Compact"/>
-            </w:pPr>
-            <w:r>
-              <w:t xml:space="preserve">~65</w:t>
-            </w:r>
-          </w:p>
-        </w:tc>
-        <w:tc>
-          <w:tcPr/>
-          <w:p>
-            <w:pPr>
-              <w:pStyle w:val="Compact"/>
-            </w:pPr>
-            <w:r>
-              <w:t xml:space="preserve">~67%</w:t>
-            </w:r>
-          </w:p>
-        </w:tc>
-      </w:tr>
-      <w:tr>
-        <w:tc>
-          <w:tcPr/>
-          <w:p>
-            <w:pPr>
-              <w:pStyle w:val="Compact"/>
-            </w:pPr>
-            <w:r>
-              <w:t xml:space="preserve">2014</w:t>
-            </w:r>
-          </w:p>
-        </w:tc>
-        <w:tc>
-          <w:tcPr/>
-          <w:p>
-            <w:pPr>
-              <w:pStyle w:val="Compact"/>
-            </w:pPr>
-            <w:r>
-              <w:t xml:space="preserve">97</w:t>
-            </w:r>
-          </w:p>
-        </w:tc>
-        <w:tc>
-          <w:tcPr/>
-          <w:p>
-            <w:pPr>
-              <w:pStyle w:val="Compact"/>
-            </w:pPr>
-            <w:r>
-              <w:t xml:space="preserve">~55</w:t>
-            </w:r>
-          </w:p>
-        </w:tc>
-        <w:tc>
-          <w:tcPr/>
-          <w:p>
-            <w:pPr>
-              <w:pStyle w:val="Compact"/>
-            </w:pPr>
-            <w:r>
-              <w:t xml:space="preserve">~57%</w:t>
-            </w:r>
-          </w:p>
-        </w:tc>
-      </w:tr>
-      <w:tr>
-        <w:tc>
-          <w:tcPr/>
-          <w:p>
-            <w:pPr>
-              <w:pStyle w:val="Compact"/>
-            </w:pPr>
-            <w:r>
-              <w:t xml:space="preserve">2015</w:t>
-            </w:r>
-          </w:p>
-        </w:tc>
-        <w:tc>
-          <w:tcPr/>
-          <w:p>
-            <w:pPr>
-              <w:pStyle w:val="Compact"/>
-            </w:pPr>
-            <w:r>
-              <w:t xml:space="preserve">97</w:t>
-            </w:r>
-          </w:p>
-        </w:tc>
-        <w:tc>
-          <w:tcPr/>
-          <w:p>
-            <w:pPr>
-              <w:pStyle w:val="Compact"/>
-            </w:pPr>
-            <w:r>
-              <w:t xml:space="preserve">~70</w:t>
-            </w:r>
-          </w:p>
-        </w:tc>
-        <w:tc>
-          <w:tcPr/>
-          <w:p>
-            <w:pPr>
-              <w:pStyle w:val="Compact"/>
-            </w:pPr>
-            <w:r>
-              <w:t xml:space="preserve">~72%</w:t>
-            </w:r>
-          </w:p>
-        </w:tc>
-      </w:tr>
-      <w:tr>
-        <w:tc>
-          <w:tcPr/>
-          <w:p>
-            <w:pPr>
-              <w:pStyle w:val="Compact"/>
-            </w:pPr>
-            <w:r>
-              <w:t xml:space="preserve">2016</w:t>
-            </w:r>
-          </w:p>
-        </w:tc>
-        <w:tc>
-          <w:tcPr/>
-          <w:p>
-            <w:pPr>
-              <w:pStyle w:val="Compact"/>
-            </w:pPr>
-            <w:r>
-              <w:t xml:space="preserve">97</w:t>
-            </w:r>
-          </w:p>
-        </w:tc>
-        <w:tc>
-          <w:tcPr/>
-          <w:p>
-            <w:pPr>
-              <w:pStyle w:val="Compact"/>
-            </w:pPr>
-            <w:r>
-              <w:t xml:space="preserve">~75</w:t>
-            </w:r>
-          </w:p>
-        </w:tc>
-        <w:tc>
-          <w:tcPr/>
-          <w:p>
-            <w:pPr>
-              <w:pStyle w:val="Compact"/>
-            </w:pPr>
-            <w:r>
-              <w:t xml:space="preserve">~77%</w:t>
-            </w:r>
-          </w:p>
-        </w:tc>
-      </w:tr>
-      <w:tr>
-        <w:tc>
-          <w:tcPr/>
-          <w:p>
-            <w:pPr>
-              <w:pStyle w:val="Compact"/>
-            </w:pPr>
-            <w:r>
-              <w:t xml:space="preserve">2017</w:t>
-            </w:r>
-          </w:p>
-        </w:tc>
-        <w:tc>
-          <w:tcPr/>
-          <w:p>
-            <w:pPr>
-              <w:pStyle w:val="Compact"/>
+              <w:jc w:val="right"/>
+            </w:pPr>
+            <w:r>
+              <w:t xml:space="preserve">0</w:t>
+            </w:r>
+          </w:p>
+        </w:tc>
+        <w:tc>
+          <w:tcPr/>
+          <w:p>
+            <w:pPr>
+              <w:pStyle w:val="Compact"/>
+              <w:jc w:val="left"/>
+            </w:pPr>
+            <w:r>
+              <w:t xml:space="preserve">0%</w:t>
+            </w:r>
+          </w:p>
+        </w:tc>
+      </w:tr>
+      <w:tr>
+        <w:tc>
+          <w:tcPr/>
+          <w:p>
+            <w:pPr>
+              <w:pStyle w:val="Compact"/>
+              <w:jc w:val="right"/>
+            </w:pPr>
+            <w:r>
+              <w:t xml:space="preserve">2018</w:t>
+            </w:r>
+          </w:p>
+        </w:tc>
+        <w:tc>
+          <w:tcPr/>
+          <w:p>
+            <w:pPr>
+              <w:pStyle w:val="Compact"/>
+              <w:jc w:val="right"/>
+            </w:pPr>
+            <w:r>
+              <w:t xml:space="preserve">95</w:t>
+            </w:r>
+          </w:p>
+        </w:tc>
+        <w:tc>
+          <w:tcPr/>
+          <w:p>
+            <w:pPr>
+              <w:pStyle w:val="Compact"/>
+              <w:jc w:val="right"/>
+            </w:pPr>
+            <w:r>
+              <w:t xml:space="preserve">0</w:t>
+            </w:r>
+          </w:p>
+        </w:tc>
+        <w:tc>
+          <w:tcPr/>
+          <w:p>
+            <w:pPr>
+              <w:pStyle w:val="Compact"/>
+              <w:jc w:val="left"/>
+            </w:pPr>
+            <w:r>
+              <w:t xml:space="preserve">0%</w:t>
+            </w:r>
+          </w:p>
+        </w:tc>
+      </w:tr>
+      <w:tr>
+        <w:tc>
+          <w:tcPr/>
+          <w:p>
+            <w:pPr>
+              <w:pStyle w:val="Compact"/>
+              <w:jc w:val="right"/>
+            </w:pPr>
+            <w:r>
+              <w:t xml:space="preserve">2019</w:t>
+            </w:r>
+          </w:p>
+        </w:tc>
+        <w:tc>
+          <w:tcPr/>
+          <w:p>
+            <w:pPr>
+              <w:pStyle w:val="Compact"/>
+              <w:jc w:val="right"/>
             </w:pPr>
             <w:r>
               <w:t xml:space="preserve">96</w:t>
@@ -3734,109 +4691,19 @@
           <w:p>
             <w:pPr>
               <w:pStyle w:val="Compact"/>
-            </w:pPr>
-            <w:r>
-              <w:t xml:space="preserve">0</w:t>
-            </w:r>
-          </w:p>
-        </w:tc>
-        <w:tc>
-          <w:tcPr/>
-          <w:p>
-            <w:pPr>
-              <w:pStyle w:val="Compact"/>
-            </w:pPr>
-            <w:r>
-              <w:t xml:space="preserve">0%</w:t>
-            </w:r>
-          </w:p>
-        </w:tc>
-      </w:tr>
-      <w:tr>
-        <w:tc>
-          <w:tcPr/>
-          <w:p>
-            <w:pPr>
-              <w:pStyle w:val="Compact"/>
-            </w:pPr>
-            <w:r>
-              <w:t xml:space="preserve">2018</w:t>
-            </w:r>
-          </w:p>
-        </w:tc>
-        <w:tc>
-          <w:tcPr/>
-          <w:p>
-            <w:pPr>
-              <w:pStyle w:val="Compact"/>
-            </w:pPr>
-            <w:r>
-              <w:t xml:space="preserve">97</w:t>
-            </w:r>
-          </w:p>
-        </w:tc>
-        <w:tc>
-          <w:tcPr/>
-          <w:p>
-            <w:pPr>
-              <w:pStyle w:val="Compact"/>
-            </w:pPr>
-            <w:r>
-              <w:t xml:space="preserve">~75</w:t>
-            </w:r>
-          </w:p>
-        </w:tc>
-        <w:tc>
-          <w:tcPr/>
-          <w:p>
-            <w:pPr>
-              <w:pStyle w:val="Compact"/>
-            </w:pPr>
-            <w:r>
-              <w:t xml:space="preserve">~77%</w:t>
-            </w:r>
-          </w:p>
-        </w:tc>
-      </w:tr>
-      <w:tr>
-        <w:tc>
-          <w:tcPr/>
-          <w:p>
-            <w:pPr>
-              <w:pStyle w:val="Compact"/>
-            </w:pPr>
-            <w:r>
-              <w:t xml:space="preserve">2019–2023</w:t>
-            </w:r>
-          </w:p>
-        </w:tc>
-        <w:tc>
-          <w:tcPr/>
-          <w:p>
-            <w:pPr>
-              <w:pStyle w:val="Compact"/>
-            </w:pPr>
-            <w:r>
-              <w:t xml:space="preserve">428</w:t>
-            </w:r>
-          </w:p>
-        </w:tc>
-        <w:tc>
-          <w:tcPr/>
-          <w:p>
-            <w:pPr>
-              <w:pStyle w:val="Compact"/>
-            </w:pPr>
-            <w:r>
-              <w:t xml:space="preserve">428</w:t>
-            </w:r>
-          </w:p>
-        </w:tc>
-        <w:tc>
-          <w:tcPr/>
-          <w:p>
-            <w:pPr>
-              <w:pStyle w:val="Compact"/>
+              <w:jc w:val="right"/>
+            </w:pPr>
+            <w:r>
+              <w:t xml:space="preserve">96</w:t>
+            </w:r>
+          </w:p>
+        </w:tc>
+        <w:tc>
+          <w:tcPr/>
+          <w:p>
+            <w:pPr>
+              <w:pStyle w:val="Compact"/>
+              <w:jc w:val="left"/>
             </w:pPr>
             <w:r>
               <w:t xml:space="preserve">100%</w:t>
@@ -3844,676 +4711,209 @@
           </w:p>
         </w:tc>
       </w:tr>
+      <w:tr>
+        <w:tc>
+          <w:tcPr/>
+          <w:p>
+            <w:pPr>
+              <w:pStyle w:val="Compact"/>
+              <w:jc w:val="right"/>
+            </w:pPr>
+            <w:r>
+              <w:t xml:space="preserve">2020</w:t>
+            </w:r>
+          </w:p>
+        </w:tc>
+        <w:tc>
+          <w:tcPr/>
+          <w:p>
+            <w:pPr>
+              <w:pStyle w:val="Compact"/>
+              <w:jc w:val="right"/>
+            </w:pPr>
+            <w:r>
+              <w:t xml:space="preserve">95</w:t>
+            </w:r>
+          </w:p>
+        </w:tc>
+        <w:tc>
+          <w:tcPr/>
+          <w:p>
+            <w:pPr>
+              <w:pStyle w:val="Compact"/>
+              <w:jc w:val="right"/>
+            </w:pPr>
+            <w:r>
+              <w:t xml:space="preserve">95</w:t>
+            </w:r>
+          </w:p>
+        </w:tc>
+        <w:tc>
+          <w:tcPr/>
+          <w:p>
+            <w:pPr>
+              <w:pStyle w:val="Compact"/>
+              <w:jc w:val="left"/>
+            </w:pPr>
+            <w:r>
+              <w:t xml:space="preserve">100%</w:t>
+            </w:r>
+          </w:p>
+        </w:tc>
+      </w:tr>
+      <w:tr>
+        <w:tc>
+          <w:tcPr/>
+          <w:p>
+            <w:pPr>
+              <w:pStyle w:val="Compact"/>
+              <w:jc w:val="right"/>
+            </w:pPr>
+            <w:r>
+              <w:t xml:space="preserve">2021</w:t>
+            </w:r>
+          </w:p>
+        </w:tc>
+        <w:tc>
+          <w:tcPr/>
+          <w:p>
+            <w:pPr>
+              <w:pStyle w:val="Compact"/>
+              <w:jc w:val="right"/>
+            </w:pPr>
+            <w:r>
+              <w:t xml:space="preserve">98</w:t>
+            </w:r>
+          </w:p>
+        </w:tc>
+        <w:tc>
+          <w:tcPr/>
+          <w:p>
+            <w:pPr>
+              <w:pStyle w:val="Compact"/>
+              <w:jc w:val="right"/>
+            </w:pPr>
+            <w:r>
+              <w:t xml:space="preserve">98</w:t>
+            </w:r>
+          </w:p>
+        </w:tc>
+        <w:tc>
+          <w:tcPr/>
+          <w:p>
+            <w:pPr>
+              <w:pStyle w:val="Compact"/>
+              <w:jc w:val="left"/>
+            </w:pPr>
+            <w:r>
+              <w:t xml:space="preserve">100%</w:t>
+            </w:r>
+          </w:p>
+        </w:tc>
+      </w:tr>
+      <w:tr>
+        <w:tc>
+          <w:tcPr/>
+          <w:p>
+            <w:pPr>
+              <w:pStyle w:val="Compact"/>
+              <w:jc w:val="right"/>
+            </w:pPr>
+            <w:r>
+              <w:t xml:space="preserve">2022</w:t>
+            </w:r>
+          </w:p>
+        </w:tc>
+        <w:tc>
+          <w:tcPr/>
+          <w:p>
+            <w:pPr>
+              <w:pStyle w:val="Compact"/>
+              <w:jc w:val="right"/>
+            </w:pPr>
+            <w:r>
+              <w:t xml:space="preserve">90</w:t>
+            </w:r>
+          </w:p>
+        </w:tc>
+        <w:tc>
+          <w:tcPr/>
+          <w:p>
+            <w:pPr>
+              <w:pStyle w:val="Compact"/>
+              <w:jc w:val="right"/>
+            </w:pPr>
+            <w:r>
+              <w:t xml:space="preserve">90</w:t>
+            </w:r>
+          </w:p>
+        </w:tc>
+        <w:tc>
+          <w:tcPr/>
+          <w:p>
+            <w:pPr>
+              <w:pStyle w:val="Compact"/>
+              <w:jc w:val="left"/>
+            </w:pPr>
+            <w:r>
+              <w:t xml:space="preserve">100%</w:t>
+            </w:r>
+          </w:p>
+        </w:tc>
+      </w:tr>
+      <w:tr>
+        <w:tc>
+          <w:tcPr/>
+          <w:p>
+            <w:pPr>
+              <w:pStyle w:val="Compact"/>
+              <w:jc w:val="right"/>
+            </w:pPr>
+            <w:r>
+              <w:t xml:space="preserve">2023</w:t>
+            </w:r>
+          </w:p>
+        </w:tc>
+        <w:tc>
+          <w:tcPr/>
+          <w:p>
+            <w:pPr>
+              <w:pStyle w:val="Compact"/>
+              <w:jc w:val="right"/>
+            </w:pPr>
+            <w:r>
+              <w:t xml:space="preserve">60</w:t>
+            </w:r>
+          </w:p>
+        </w:tc>
+        <w:tc>
+          <w:tcPr/>
+          <w:p>
+            <w:pPr>
+              <w:pStyle w:val="Compact"/>
+              <w:jc w:val="right"/>
+            </w:pPr>
+            <w:r>
+              <w:t xml:space="preserve">60</w:t>
+            </w:r>
+          </w:p>
+        </w:tc>
+        <w:tc>
+          <w:tcPr/>
+          <w:p>
+            <w:pPr>
+              <w:pStyle w:val="Compact"/>
+              <w:jc w:val="left"/>
+            </w:pPr>
+            <w:r>
+              <w:t xml:space="preserve">100%</w:t>
+            </w:r>
+          </w:p>
+        </w:tc>
+      </w:tr>
     </w:tbl>
-    <w:p/>
-    <w:tbl>
-      <w:tblPr>
-        <w:tblStyle w:val="Table"/>
-        <w:tblW w:type="auto" w:w="0"/>
-        <w:tblLook w:firstRow="1" w:lastRow="0" w:firstColumn="0" w:lastColumn="0" w:noHBand="0" w:noVBand="0" w:val="0020"/>
-      </w:tblPr>
-      <w:tblGrid>
-        <w:gridCol w:w="1980"/>
-        <w:gridCol w:w="1980"/>
-        <w:gridCol w:w="1980"/>
-        <w:gridCol w:w="1980"/>
-      </w:tblGrid>
-      <w:tr>
-        <w:trPr>
-          <w:tblHeader w:val="on"/>
-        </w:trPr>
-        <w:tc>
-          <w:tcPr/>
-          <w:p>
-            <w:pPr>
-              <w:pStyle w:val="Compact"/>
-              <w:jc w:val="right"/>
-            </w:pPr>
-            <w:r>
-              <w:t xml:space="preserve">Year</w:t>
-            </w:r>
-          </w:p>
-        </w:tc>
-        <w:tc>
-          <w:tcPr/>
-          <w:p>
-            <w:pPr>
-              <w:pStyle w:val="Compact"/>
-              <w:jc w:val="right"/>
-            </w:pPr>
-            <w:r>
-              <w:t xml:space="preserve">N</w:t>
-            </w:r>
-          </w:p>
-        </w:tc>
-        <w:tc>
-          <w:tcPr/>
-          <w:p>
-            <w:pPr>
-              <w:pStyle w:val="Compact"/>
-              <w:jc w:val="right"/>
-            </w:pPr>
-            <w:r>
-              <w:t xml:space="preserve">Has Text</w:t>
-            </w:r>
-          </w:p>
-        </w:tc>
-        <w:tc>
-          <w:tcPr/>
-          <w:p>
-            <w:pPr>
-              <w:pStyle w:val="Compact"/>
-              <w:jc w:val="left"/>
-            </w:pPr>
-            <w:r>
-              <w:t xml:space="preserve">Coverage</w:t>
-            </w:r>
-          </w:p>
-        </w:tc>
-      </w:tr>
-      <w:tr>
-        <w:tc>
-          <w:tcPr/>
-          <w:p>
-            <w:pPr>
-              <w:pStyle w:val="Compact"/>
-              <w:jc w:val="right"/>
-            </w:pPr>
-            <w:r>
-              <w:t xml:space="preserve">2012</w:t>
-            </w:r>
-          </w:p>
-        </w:tc>
-        <w:tc>
-          <w:tcPr/>
-          <w:p>
-            <w:pPr>
-              <w:pStyle w:val="Compact"/>
-              <w:jc w:val="right"/>
-            </w:pPr>
-            <w:r>
-              <w:t xml:space="preserve">95</w:t>
-            </w:r>
-          </w:p>
-        </w:tc>
-        <w:tc>
-          <w:tcPr/>
-          <w:p>
-            <w:pPr>
-              <w:pStyle w:val="Compact"/>
-              <w:jc w:val="right"/>
-            </w:pPr>
-            <w:r>
-              <w:t xml:space="preserve">84</w:t>
-            </w:r>
-          </w:p>
-        </w:tc>
-        <w:tc>
-          <w:tcPr/>
-          <w:p>
-            <w:pPr>
-              <w:pStyle w:val="Compact"/>
-              <w:jc w:val="left"/>
-            </w:pPr>
-            <w:r>
-              <w:t xml:space="preserve">88.4%</w:t>
-            </w:r>
-          </w:p>
-        </w:tc>
-      </w:tr>
-      <w:tr>
-        <w:tc>
-          <w:tcPr/>
-          <w:p>
-            <w:pPr>
-              <w:pStyle w:val="Compact"/>
-              <w:jc w:val="right"/>
-            </w:pPr>
-            <w:r>
-              <w:t xml:space="preserve">2013</w:t>
-            </w:r>
-          </w:p>
-        </w:tc>
-        <w:tc>
-          <w:tcPr/>
-          <w:p>
-            <w:pPr>
-              <w:pStyle w:val="Compact"/>
-              <w:jc w:val="right"/>
-            </w:pPr>
-            <w:r>
-              <w:t xml:space="preserve">96</w:t>
-            </w:r>
-          </w:p>
-        </w:tc>
-        <w:tc>
-          <w:tcPr/>
-          <w:p>
-            <w:pPr>
-              <w:pStyle w:val="Compact"/>
-              <w:jc w:val="right"/>
-            </w:pPr>
-            <w:r>
-              <w:t xml:space="preserve">86</w:t>
-            </w:r>
-          </w:p>
-        </w:tc>
-        <w:tc>
-          <w:tcPr/>
-          <w:p>
-            <w:pPr>
-              <w:pStyle w:val="Compact"/>
-              <w:jc w:val="left"/>
-            </w:pPr>
-            <w:r>
-              <w:t xml:space="preserve">89.6%</w:t>
-            </w:r>
-          </w:p>
-        </w:tc>
-      </w:tr>
-      <w:tr>
-        <w:tc>
-          <w:tcPr/>
-          <w:p>
-            <w:pPr>
-              <w:pStyle w:val="Compact"/>
-              <w:jc w:val="right"/>
-            </w:pPr>
-            <w:r>
-              <w:t xml:space="preserve">2014</w:t>
-            </w:r>
-          </w:p>
-        </w:tc>
-        <w:tc>
-          <w:tcPr/>
-          <w:p>
-            <w:pPr>
-              <w:pStyle w:val="Compact"/>
-              <w:jc w:val="right"/>
-            </w:pPr>
-            <w:r>
-              <w:t xml:space="preserve">93</w:t>
-            </w:r>
-          </w:p>
-        </w:tc>
-        <w:tc>
-          <w:tcPr/>
-          <w:p>
-            <w:pPr>
-              <w:pStyle w:val="Compact"/>
-              <w:jc w:val="right"/>
-            </w:pPr>
-            <w:r>
-              <w:t xml:space="preserve">55</w:t>
-            </w:r>
-          </w:p>
-        </w:tc>
-        <w:tc>
-          <w:tcPr/>
-          <w:p>
-            <w:pPr>
-              <w:pStyle w:val="Compact"/>
-              <w:jc w:val="left"/>
-            </w:pPr>
-            <w:r>
-              <w:t xml:space="preserve">59.1%</w:t>
-            </w:r>
-          </w:p>
-        </w:tc>
-      </w:tr>
-      <w:tr>
-        <w:tc>
-          <w:tcPr/>
-          <w:p>
-            <w:pPr>
-              <w:pStyle w:val="Compact"/>
-              <w:jc w:val="right"/>
-            </w:pPr>
-            <w:r>
-              <w:t xml:space="preserve">2015</w:t>
-            </w:r>
-          </w:p>
-        </w:tc>
-        <w:tc>
-          <w:tcPr/>
-          <w:p>
-            <w:pPr>
-              <w:pStyle w:val="Compact"/>
-              <w:jc w:val="right"/>
-            </w:pPr>
-            <w:r>
-              <w:t xml:space="preserve">95</w:t>
-            </w:r>
-          </w:p>
-        </w:tc>
-        <w:tc>
-          <w:tcPr/>
-          <w:p>
-            <w:pPr>
-              <w:pStyle w:val="Compact"/>
-              <w:jc w:val="right"/>
-            </w:pPr>
-            <w:r>
-              <w:t xml:space="preserve">79</w:t>
-            </w:r>
-          </w:p>
-        </w:tc>
-        <w:tc>
-          <w:tcPr/>
-          <w:p>
-            <w:pPr>
-              <w:pStyle w:val="Compact"/>
-              <w:jc w:val="left"/>
-            </w:pPr>
-            <w:r>
-              <w:t xml:space="preserve">83.2%</w:t>
-            </w:r>
-          </w:p>
-        </w:tc>
-      </w:tr>
-      <w:tr>
-        <w:tc>
-          <w:tcPr/>
-          <w:p>
-            <w:pPr>
-              <w:pStyle w:val="Compact"/>
-              <w:jc w:val="right"/>
-            </w:pPr>
-            <w:r>
-              <w:t xml:space="preserve">2016</w:t>
-            </w:r>
-          </w:p>
-        </w:tc>
-        <w:tc>
-          <w:tcPr/>
-          <w:p>
-            <w:pPr>
-              <w:pStyle w:val="Compact"/>
-              <w:jc w:val="right"/>
-            </w:pPr>
-            <w:r>
-              <w:t xml:space="preserve">96</w:t>
-            </w:r>
-          </w:p>
-        </w:tc>
-        <w:tc>
-          <w:tcPr/>
-          <w:p>
-            <w:pPr>
-              <w:pStyle w:val="Compact"/>
-              <w:jc w:val="right"/>
-            </w:pPr>
-            <w:r>
-              <w:t xml:space="preserve">83</w:t>
-            </w:r>
-          </w:p>
-        </w:tc>
-        <w:tc>
-          <w:tcPr/>
-          <w:p>
-            <w:pPr>
-              <w:pStyle w:val="Compact"/>
-              <w:jc w:val="left"/>
-            </w:pPr>
-            <w:r>
-              <w:t xml:space="preserve">86.5%</w:t>
-            </w:r>
-          </w:p>
-        </w:tc>
-      </w:tr>
-      <w:tr>
-        <w:tc>
-          <w:tcPr/>
-          <w:p>
-            <w:pPr>
-              <w:pStyle w:val="Compact"/>
-              <w:jc w:val="right"/>
-            </w:pPr>
-            <w:r>
-              <w:t xml:space="preserve">2017</w:t>
-            </w:r>
-          </w:p>
-        </w:tc>
-        <w:tc>
-          <w:tcPr/>
-          <w:p>
-            <w:pPr>
-              <w:pStyle w:val="Compact"/>
-              <w:jc w:val="right"/>
-            </w:pPr>
-            <w:r>
-              <w:t xml:space="preserve">97</w:t>
-            </w:r>
-          </w:p>
-        </w:tc>
-        <w:tc>
-          <w:tcPr/>
-          <w:p>
-            <w:pPr>
-              <w:pStyle w:val="Compact"/>
-              <w:jc w:val="right"/>
-            </w:pPr>
-            <w:r>
-              <w:t xml:space="preserve">1</w:t>
-            </w:r>
-          </w:p>
-        </w:tc>
-        <w:tc>
-          <w:tcPr/>
-          <w:p>
-            <w:pPr>
-              <w:pStyle w:val="Compact"/>
-              <w:jc w:val="left"/>
-            </w:pPr>
-            <w:r>
-              <w:t xml:space="preserve">1%</w:t>
-            </w:r>
-          </w:p>
-        </w:tc>
-      </w:tr>
-      <w:tr>
-        <w:tc>
-          <w:tcPr/>
-          <w:p>
-            <w:pPr>
-              <w:pStyle w:val="Compact"/>
-              <w:jc w:val="right"/>
-            </w:pPr>
-            <w:r>
-              <w:t xml:space="preserve">2018</w:t>
-            </w:r>
-          </w:p>
-        </w:tc>
-        <w:tc>
-          <w:tcPr/>
-          <w:p>
-            <w:pPr>
-              <w:pStyle w:val="Compact"/>
-              <w:jc w:val="right"/>
-            </w:pPr>
-            <w:r>
-              <w:t xml:space="preserve">95</w:t>
-            </w:r>
-          </w:p>
-        </w:tc>
-        <w:tc>
-          <w:tcPr/>
-          <w:p>
-            <w:pPr>
-              <w:pStyle w:val="Compact"/>
-              <w:jc w:val="right"/>
-            </w:pPr>
-            <w:r>
-              <w:t xml:space="preserve">95</w:t>
-            </w:r>
-          </w:p>
-        </w:tc>
-        <w:tc>
-          <w:tcPr/>
-          <w:p>
-            <w:pPr>
-              <w:pStyle w:val="Compact"/>
-              <w:jc w:val="left"/>
-            </w:pPr>
-            <w:r>
-              <w:t xml:space="preserve">100%</w:t>
-            </w:r>
-          </w:p>
-        </w:tc>
-      </w:tr>
-      <w:tr>
-        <w:tc>
-          <w:tcPr/>
-          <w:p>
-            <w:pPr>
-              <w:pStyle w:val="Compact"/>
-              <w:jc w:val="right"/>
-            </w:pPr>
-            <w:r>
-              <w:t xml:space="preserve">2019</w:t>
-            </w:r>
-          </w:p>
-        </w:tc>
-        <w:tc>
-          <w:tcPr/>
-          <w:p>
-            <w:pPr>
-              <w:pStyle w:val="Compact"/>
-              <w:jc w:val="right"/>
-            </w:pPr>
-            <w:r>
-              <w:t xml:space="preserve">96</w:t>
-            </w:r>
-          </w:p>
-        </w:tc>
-        <w:tc>
-          <w:tcPr/>
-          <w:p>
-            <w:pPr>
-              <w:pStyle w:val="Compact"/>
-              <w:jc w:val="right"/>
-            </w:pPr>
-            <w:r>
-              <w:t xml:space="preserve">96</w:t>
-            </w:r>
-          </w:p>
-        </w:tc>
-        <w:tc>
-          <w:tcPr/>
-          <w:p>
-            <w:pPr>
-              <w:pStyle w:val="Compact"/>
-              <w:jc w:val="left"/>
-            </w:pPr>
-            <w:r>
-              <w:t xml:space="preserve">100%</w:t>
-            </w:r>
-          </w:p>
-        </w:tc>
-      </w:tr>
-      <w:tr>
-        <w:tc>
-          <w:tcPr/>
-          <w:p>
-            <w:pPr>
-              <w:pStyle w:val="Compact"/>
-              <w:jc w:val="right"/>
-            </w:pPr>
-            <w:r>
-              <w:t xml:space="preserve">2020</w:t>
-            </w:r>
-          </w:p>
-        </w:tc>
-        <w:tc>
-          <w:tcPr/>
-          <w:p>
-            <w:pPr>
-              <w:pStyle w:val="Compact"/>
-              <w:jc w:val="right"/>
-            </w:pPr>
-            <w:r>
-              <w:t xml:space="preserve">95</w:t>
-            </w:r>
-          </w:p>
-        </w:tc>
-        <w:tc>
-          <w:tcPr/>
-          <w:p>
-            <w:pPr>
-              <w:pStyle w:val="Compact"/>
-              <w:jc w:val="right"/>
-            </w:pPr>
-            <w:r>
-              <w:t xml:space="preserve">95</w:t>
-            </w:r>
-          </w:p>
-        </w:tc>
-        <w:tc>
-          <w:tcPr/>
-          <w:p>
-            <w:pPr>
-              <w:pStyle w:val="Compact"/>
-              <w:jc w:val="left"/>
-            </w:pPr>
-            <w:r>
-              <w:t xml:space="preserve">100%</w:t>
-            </w:r>
-          </w:p>
-        </w:tc>
-      </w:tr>
-      <w:tr>
-        <w:tc>
-          <w:tcPr/>
-          <w:p>
-            <w:pPr>
-              <w:pStyle w:val="Compact"/>
-              <w:jc w:val="right"/>
-            </w:pPr>
-            <w:r>
-              <w:t xml:space="preserve">2021</w:t>
-            </w:r>
-          </w:p>
-        </w:tc>
-        <w:tc>
-          <w:tcPr/>
-          <w:p>
-            <w:pPr>
-              <w:pStyle w:val="Compact"/>
-              <w:jc w:val="right"/>
-            </w:pPr>
-            <w:r>
-              <w:t xml:space="preserve">98</w:t>
-            </w:r>
-          </w:p>
-        </w:tc>
-        <w:tc>
-          <w:tcPr/>
-          <w:p>
-            <w:pPr>
-              <w:pStyle w:val="Compact"/>
-              <w:jc w:val="right"/>
-            </w:pPr>
-            <w:r>
-              <w:t xml:space="preserve">98</w:t>
-            </w:r>
-          </w:p>
-        </w:tc>
-        <w:tc>
-          <w:tcPr/>
-          <w:p>
-            <w:pPr>
-              <w:pStyle w:val="Compact"/>
-              <w:jc w:val="left"/>
-            </w:pPr>
-            <w:r>
-              <w:t xml:space="preserve">100%</w:t>
-            </w:r>
-          </w:p>
-        </w:tc>
-      </w:tr>
-      <w:tr>
-        <w:tc>
-          <w:tcPr/>
-          <w:p>
-            <w:pPr>
-              <w:pStyle w:val="Compact"/>
-              <w:jc w:val="right"/>
-            </w:pPr>
-            <w:r>
-              <w:t xml:space="preserve">2022</w:t>
-            </w:r>
-          </w:p>
-        </w:tc>
-        <w:tc>
-          <w:tcPr/>
-          <w:p>
-            <w:pPr>
-              <w:pStyle w:val="Compact"/>
-              <w:jc w:val="right"/>
-            </w:pPr>
-            <w:r>
-              <w:t xml:space="preserve">90</w:t>
-            </w:r>
-          </w:p>
-        </w:tc>
-        <w:tc>
-          <w:tcPr/>
-          <w:p>
-            <w:pPr>
-              <w:pStyle w:val="Compact"/>
-              <w:jc w:val="right"/>
-            </w:pPr>
-            <w:r>
-              <w:t xml:space="preserve">90</w:t>
-            </w:r>
-          </w:p>
-        </w:tc>
-        <w:tc>
-          <w:tcPr/>
-          <w:p>
-            <w:pPr>
-              <w:pStyle w:val="Compact"/>
-              <w:jc w:val="left"/>
-            </w:pPr>
-            <w:r>
-              <w:t xml:space="preserve">100%</w:t>
-            </w:r>
-          </w:p>
-        </w:tc>
-      </w:tr>
-      <w:tr>
-        <w:tc>
-          <w:tcPr/>
-          <w:p>
-            <w:pPr>
-              <w:pStyle w:val="Compact"/>
-              <w:jc w:val="right"/>
-            </w:pPr>
-            <w:r>
-              <w:t xml:space="preserve">2023</w:t>
-            </w:r>
-          </w:p>
-        </w:tc>
-        <w:tc>
-          <w:tcPr/>
-          <w:p>
-            <w:pPr>
-              <w:pStyle w:val="Compact"/>
-              <w:jc w:val="right"/>
-            </w:pPr>
-            <w:r>
-              <w:t xml:space="preserve">60</w:t>
-            </w:r>
-          </w:p>
-        </w:tc>
-        <w:tc>
-          <w:tcPr/>
-          <w:p>
-            <w:pPr>
-              <w:pStyle w:val="Compact"/>
-              <w:jc w:val="right"/>
-            </w:pPr>
-            <w:r>
-              <w:t xml:space="preserve">60</w:t>
-            </w:r>
-          </w:p>
-        </w:tc>
-        <w:tc>
-          <w:tcPr/>
-          <w:p>
-            <w:pPr>
-              <w:pStyle w:val="Compact"/>
-              <w:jc w:val="left"/>
-            </w:pPr>
-            <w:r>
-              <w:t xml:space="preserve">100%</w:t>
-            </w:r>
-          </w:p>
-        </w:tc>
-      </w:tr>
-    </w:tbl>
-    <w:bookmarkEnd w:id="46"/>
-    <w:bookmarkStart w:id="47" w:name="a8.4-impact-on-matching-algorithm"/>
+    <w:bookmarkEnd w:id="47"/>
+    <w:bookmarkStart w:id="48" w:name="a8.4-impact-on-matching-algorithm"/>
     <w:p>
       <w:pPr>
         <w:pStyle w:val="Heading3"/>
@@ -4527,11 +4927,131 @@
         <w:pStyle w:val="FirstParagraph"/>
       </w:pPr>
       <w:r>
-        <w:t xml:space="preserve">For abstracts lacking text, the matching algorithm operated in title-and-author–only mode: the abstract semantic similarity component contributed 0 points, and the no-text penalty (−2 points) was applied when neither title nor abstract similarity exceeded threshold. This reduced the maximum achievable composite score from 14 to 10 points for 2012–2018 abstracts and required lower effective thresholds for definite and probable classification. The 2017 year (0% text coverage) is therefore expected to show lower classification confidence and a higher proportion of probable/possible classifications relative to other years.</w:t>
-      </w:r>
-    </w:p>
-    <w:bookmarkEnd w:id="47"/>
-    <w:bookmarkStart w:id="48" w:name="X7ee2d09a8d90a58ddd6764d4580c92a2c41651b"/>
+        <w:t xml:space="preserve">For abstracts lacking text, the matching algorithm operated in title-and-author–only mode: the abstract semantic similarity component contributed 0 points, and the no-text penalty (−2 points) was applied when neither title nor abstract similarity exceeded threshold. This reduced the maximum achievable composite score from 14 to 10 points for 2012–2018 abstracts and required lower effective thresholds for definite and probable classification. The 2017 year (1 of 97 abstracts with text) is therefore expected to show lower classification confidence and a higher proportion of probable/possible classifications relative to other years; it has the lowest mean composite score (2.62) and the lowest publication rate (5.6%) of any congress.</w:t>
+      </w:r>
+    </w:p>
+    <w:p>
+      <w:pPr>
+        <w:pStyle w:val="BodyText"/>
+      </w:pPr>
+      <w:r>
+        <w:t xml:space="preserve">A second consequence was not recognised at the time and is more serious.</w:t>
+      </w:r>
+      <w:r>
+        <w:t xml:space="preserve"> </w:t>
+      </w:r>
+      <w:r>
+        <w:rPr>
+          <w:rStyle w:val="VerbatimChar"/>
+        </w:rPr>
+        <w:t xml:space="preserve">R/02_clean_abstracts.R</w:t>
+      </w:r>
+      <w:r>
+        <w:t xml:space="preserve"> </w:t>
+      </w:r>
+      <w:r>
+        <w:t xml:space="preserve">derives every text-based predictor</w:t>
+      </w:r>
+      <w:r>
+        <w:t xml:space="preserve"> </w:t>
+      </w:r>
+      <w:r>
+        <w:rPr>
+          <w:i/>
+          <w:iCs/>
+        </w:rPr>
+        <w:t xml:space="preserve">before</w:t>
+      </w:r>
+      <w:r>
+        <w:t xml:space="preserve"> </w:t>
+      </w:r>
+      <w:r>
+        <w:t xml:space="preserve">the recovery steps in A8.2 run, and never recomputes them, so the recovered text improved matching but not variable extraction. The resulting step change at 2018/2019 in</w:t>
+      </w:r>
+      <w:r>
+        <w:t xml:space="preserve"> </w:t>
+      </w:r>
+      <w:r>
+        <w:rPr>
+          <w:rStyle w:val="VerbatimChar"/>
+        </w:rPr>
+        <w:t xml:space="preserve">is_us_based</w:t>
+      </w:r>
+      <w:r>
+        <w:t xml:space="preserve">,</w:t>
+      </w:r>
+      <w:r>
+        <w:t xml:space="preserve"> </w:t>
+      </w:r>
+      <w:r>
+        <w:rPr>
+          <w:rStyle w:val="VerbatimChar"/>
+        </w:rPr>
+        <w:t xml:space="preserve">is_academic</w:t>
+      </w:r>
+      <w:r>
+        <w:t xml:space="preserve">,</w:t>
+      </w:r>
+      <w:r>
+        <w:t xml:space="preserve"> </w:t>
+      </w:r>
+      <w:r>
+        <w:rPr>
+          <w:rStyle w:val="VerbatimChar"/>
+        </w:rPr>
+        <w:t xml:space="preserve">sample_size</w:t>
+      </w:r>
+      <w:r>
+        <w:t xml:space="preserve">,</w:t>
+      </w:r>
+      <w:r>
+        <w:t xml:space="preserve"> </w:t>
+      </w:r>
+      <w:r>
+        <w:rPr>
+          <w:rStyle w:val="VerbatimChar"/>
+        </w:rPr>
+        <w:t xml:space="preserve">study_design</w:t>
+      </w:r>
+      <w:r>
+        <w:t xml:space="preserve"> </w:t>
+      </w:r>
+      <w:r>
+        <w:t xml:space="preserve">and</w:t>
+      </w:r>
+      <w:r>
+        <w:t xml:space="preserve"> </w:t>
+      </w:r>
+      <w:r>
+        <w:rPr>
+          <w:rStyle w:val="VerbatimChar"/>
+        </w:rPr>
+        <w:t xml:space="preserve">has_numeric_results</w:t>
+      </w:r>
+      <w:r>
+        <w:t xml:space="preserve"> </w:t>
+      </w:r>
+      <w:r>
+        <w:t xml:space="preserve">is documented as F3 in</w:t>
+      </w:r>
+      <w:r>
+        <w:t xml:space="preserve"> </w:t>
+      </w:r>
+      <w:r>
+        <w:rPr>
+          <w:rStyle w:val="VerbatimChar"/>
+        </w:rPr>
+        <w:t xml:space="preserve">docs/FAILURE_MODES.md</w:t>
+      </w:r>
+      <w:r>
+        <w:t xml:space="preserve"> </w:t>
+      </w:r>
+      <w:r>
+        <w:t xml:space="preserve">and affects every coefficient in the Cox and logistic models.</w:t>
+      </w:r>
+    </w:p>
+    <w:bookmarkEnd w:id="48"/>
+    <w:bookmarkStart w:id="49" w:name="X7ee2d09a8d90a58ddd6764d4580c92a2c41651b"/>
     <w:p>
       <w:pPr>
         <w:pStyle w:val="Heading3"/>
@@ -4570,9 +5090,9 @@
         </w:pict>
       </w:r>
     </w:p>
-    <w:bookmarkEnd w:id="48"/>
     <w:bookmarkEnd w:id="49"/>
-    <w:bookmarkStart w:id="53" w:name="a9.-reproducibility"/>
+    <w:bookmarkEnd w:id="50"/>
+    <w:bookmarkStart w:id="54" w:name="a9.-reproducibility"/>
     <w:p>
       <w:pPr>
         <w:pStyle w:val="Heading2"/>
@@ -4604,7 +5124,7 @@
         <w:t xml:space="preserve">from the repository root. The pipeline uses seed-based randomization (set.seed(42)) for reproducible sampling operations. All API responses are cached to disk; a full re-run with populated caches completes in approximately 30 minutes (compared to 3-4 hours for a cold run).</w:t>
       </w:r>
     </w:p>
-    <w:bookmarkStart w:id="50" w:name="a9.1-testing"/>
+    <w:bookmarkStart w:id="51" w:name="a9.1-testing"/>
     <w:p>
       <w:pPr>
         <w:pStyle w:val="Heading3"/>
@@ -4687,8 +5207,8 @@
         <w:t xml:space="preserve">(3 files): Shiny app data integrity, Google Sheets schema consistency, bundle synchronization</w:t>
       </w:r>
     </w:p>
-    <w:bookmarkEnd w:id="50"/>
-    <w:bookmarkStart w:id="51" w:name="a9.2-data-dictionary"/>
+    <w:bookmarkEnd w:id="51"/>
+    <w:bookmarkStart w:id="52" w:name="a9.2-data-dictionary"/>
     <w:p>
       <w:pPr>
         <w:pStyle w:val="Heading3"/>
@@ -4711,7 +5231,7 @@
         <w:t xml:space="preserve">output/abstracts_with_matches.csv</w:t>
       </w:r>
       <w:r>
-        <w:t xml:space="preserve">) contains 86 columns per abstract:</w:t>
+        <w:t xml:space="preserve">) contains 87 columns per abstract:</w:t>
       </w:r>
     </w:p>
     <w:tbl>
@@ -5045,8 +5565,8 @@
         </w:tc>
       </w:tr>
     </w:tbl>
-    <w:bookmarkEnd w:id="51"/>
-    <w:bookmarkStart w:id="52" w:name="a9.3-stress-testing"/>
+    <w:bookmarkEnd w:id="52"/>
+    <w:bookmarkStart w:id="53" w:name="a9.3-stress-testing"/>
     <w:p>
       <w:pPr>
         <w:pStyle w:val="Heading3"/>
@@ -5230,9 +5750,9 @@
         <w:t xml:space="preserve">The application supports 2-3 concurrent reviewers without degradation. The 503 responses under 20-concurrent load reflect the shinyapps.io single-worker instance limit, not an application defect.</w:t>
       </w:r>
     </w:p>
-    <w:bookmarkEnd w:id="52"/>
     <w:bookmarkEnd w:id="53"/>
-    <w:bookmarkStart w:id="69" w:name="a10.-npi-identity-resolution"/>
+    <w:bookmarkEnd w:id="54"/>
+    <w:bookmarkStart w:id="70" w:name="a10.-npi-identity-resolution"/>
     <w:p>
       <w:pPr>
         <w:pStyle w:val="Heading2"/>
@@ -5241,7 +5761,7 @@
         <w:t xml:space="preserve">A10. NPI Identity Resolution</w:t>
       </w:r>
     </w:p>
-    <w:bookmarkStart w:id="54" w:name="a10.1-overview"/>
+    <w:bookmarkStart w:id="55" w:name="a10.1-overview"/>
     <w:p>
       <w:pPr>
         <w:pStyle w:val="Heading3"/>
@@ -5258,8 +5778,8 @@
         <w:t xml:space="preserve">To obtain physician-level demographics independent of the abstract-to-publication matching pipeline, first authors with US-based affiliations were linked to National Provider Identifiers (NPIs) using a probabilistic identity resolution approach. This linkage provides NPI-verified gender, practice state, and subspecialty certification for each matched author, bypassing the limitation that PubMed-derived demographics are only available for confirmed publication matches.</w:t>
       </w:r>
     </w:p>
-    <w:bookmarkEnd w:id="54"/>
-    <w:bookmarkStart w:id="55" w:name="a10.2-candidate-pool"/>
+    <w:bookmarkEnd w:id="55"/>
+    <w:bookmarkStart w:id="56" w:name="a10.2-candidate-pool"/>
     <w:p>
       <w:pPr>
         <w:pStyle w:val="Heading3"/>
@@ -5276,8 +5796,8 @@
         <w:t xml:space="preserve">Rather than searching the full NPPES registry (2.1 million providers, 213,000 with OB/GYN taxonomy codes), candidates were drawn from the isochrones project’s canonical ABOG-NPI dataset: 60,846 board-certified obstetrician-gynecologists with validated NPI linkages, full names, practice states, gender, and ABOG subspecialty certifications (Generalist, MIG [minimally invasive gynecology], Female Pelvic Medicine &amp; Reconstructive Surgery, Gynecologic Oncology, Maternal-Fetal Medicine, Reproductive Endocrinology and Infertility, Complex Family Planning, and others). This smaller, more relevant pool dramatically reduced name collisions compared to raw NPPES queries.</w:t>
       </w:r>
     </w:p>
-    <w:bookmarkEnd w:id="55"/>
-    <w:bookmarkStart w:id="56" w:name="a10.3-name-parsing"/>
+    <w:bookmarkEnd w:id="56"/>
+    <w:bookmarkStart w:id="57" w:name="a10.3-name-parsing"/>
     <w:p>
       <w:pPr>
         <w:pStyle w:val="Heading3"/>
@@ -5336,8 +5856,8 @@
         <w:t xml:space="preserve">R package, which correctly handles compound surnames (El Hachem, Chapman-Davis, St. Louis), multi-initial first names, and suffixes. A fallback to regex-based normalization was applied for edge cases. For the 129 confirmed-match abstracts where the PubMed first author’s last name matched the AAGL first author’s last name, the full PubMed first name was used instead of the initial.</w:t>
       </w:r>
     </w:p>
-    <w:bookmarkEnd w:id="56"/>
-    <w:bookmarkStart w:id="57" w:name="a10.4-matching-strategies"/>
+    <w:bookmarkEnd w:id="57"/>
+    <w:bookmarkStart w:id="58" w:name="a10.4-matching-strategies"/>
     <w:p>
       <w:pPr>
         <w:pStyle w:val="Heading3"/>
@@ -5419,8 +5939,8 @@
         <w:t xml:space="preserve">), recovering compound-name mismatches.</w:t>
       </w:r>
     </w:p>
-    <w:bookmarkEnd w:id="57"/>
-    <w:bookmarkStart w:id="58" w:name="a10.5-scoring"/>
+    <w:bookmarkEnd w:id="58"/>
+    <w:bookmarkStart w:id="59" w:name="a10.5-scoring"/>
     <w:p>
       <w:pPr>
         <w:pStyle w:val="Heading3"/>
@@ -5720,8 +6240,8 @@
         <w:t xml:space="preserve">The MIGS subspecialty bonus (+25 points) reflects the strong prior that presenters at the AAGL Global Congress — the premier minimally invasive gynecology meeting — are disproportionately likely to hold MIG certification. Subspecialty-procedure concordance bonuses (FPMRS for pelvic floor abstracts, GYN_ONC for oncology abstracts) provided additional tiebreaking signal.</w:t>
       </w:r>
     </w:p>
-    <w:bookmarkEnd w:id="58"/>
-    <w:bookmarkStart w:id="59" w:name="a10.6-classification-tiers"/>
+    <w:bookmarkEnd w:id="59"/>
+    <w:bookmarkStart w:id="60" w:name="a10.6-classification-tiers"/>
     <w:p>
       <w:pPr>
         <w:pStyle w:val="Heading3"/>
@@ -5945,8 +6465,8 @@
         </w:tc>
       </w:tr>
     </w:tbl>
-    <w:bookmarkEnd w:id="59"/>
-    <w:bookmarkStart w:id="60" w:name="a10.7-single-candidate-relaxation-rule"/>
+    <w:bookmarkEnd w:id="60"/>
+    <w:bookmarkStart w:id="61" w:name="a10.7-single-candidate-relaxation-rule"/>
     <w:p>
       <w:pPr>
         <w:pStyle w:val="Heading3"/>
@@ -6045,8 +6565,8 @@
         <w:t xml:space="preserve">## Of 276 Tier A matches, 210 (76%) met the standard threshold (score &gt;= 50) and 66 (24%) were accepted via single-candidate relaxation (score 35-49, sole candidate).</w:t>
       </w:r>
     </w:p>
-    <w:bookmarkEnd w:id="60"/>
-    <w:bookmarkStart w:id="61" w:name="a10.8-one-to-one-enforcement"/>
+    <w:bookmarkEnd w:id="61"/>
+    <w:bookmarkStart w:id="62" w:name="a10.8-one-to-one-enforcement"/>
     <w:p>
       <w:pPr>
         <w:pStyle w:val="Heading3"/>
@@ -6075,8 +6595,8 @@
         <w:t xml:space="preserve">by an earlier, weaker match.</w:t>
       </w:r>
     </w:p>
-    <w:bookmarkEnd w:id="61"/>
-    <w:bookmarkStart w:id="62" w:name="a10.9-results"/>
+    <w:bookmarkEnd w:id="62"/>
+    <w:bookmarkStart w:id="63" w:name="a10.9-results"/>
     <w:p>
       <w:pPr>
         <w:pStyle w:val="Heading3"/>
@@ -6114,8 +6634,8 @@
         <w:t xml:space="preserve">## Of 276 Tier A matches, 60 (22%) held MIG (minimally invasive gynecology) subspecialty certification.</w:t>
       </w:r>
     </w:p>
-    <w:bookmarkEnd w:id="62"/>
-    <w:bookmarkStart w:id="63" w:name="a10.10-limitations"/>
+    <w:bookmarkEnd w:id="63"/>
+    <w:bookmarkStart w:id="64" w:name="a10.10-limitations"/>
     <w:p>
       <w:pPr>
         <w:pStyle w:val="Heading3"/>
@@ -6225,8 +6745,8 @@
         <w:t xml:space="preserve">While the sole-candidate assumption is probabilistically sound, it is possible for a name collision to occur with a non-presenting physician who happens to share the same uncommon name and initial. The 35-point minimum score guard and downstream manual audit mitigate this risk.</w:t>
       </w:r>
     </w:p>
-    <w:bookmarkEnd w:id="63"/>
-    <w:bookmarkStart w:id="64" w:name="Xfc2c4d5574e168472947f2b3e321522650e5826"/>
+    <w:bookmarkEnd w:id="64"/>
+    <w:bookmarkStart w:id="65" w:name="Xfc2c4d5574e168472947f2b3e321522650e5826"/>
     <w:p>
       <w:pPr>
         <w:pStyle w:val="Heading3"/>
@@ -6463,8 +6983,8 @@
         <w:t xml:space="preserve">Coauthor triangulation via PubMed is not effective for this population. Three supplementary strategies were implemented to recover full first names and assign gender for the remaining authors, described below.</w:t>
       </w:r>
     </w:p>
-    <w:bookmarkEnd w:id="64"/>
-    <w:bookmarkStart w:id="65" w:name="X576e1b88a4438505cf95cb72cb47cf90e3cdf84"/>
+    <w:bookmarkEnd w:id="65"/>
+    <w:bookmarkStart w:id="66" w:name="X576e1b88a4438505cf95cb72cb47cf90e3cdf84"/>
     <w:p>
       <w:pPr>
         <w:pStyle w:val="Heading3"/>
@@ -6640,8 +7160,8 @@
         <w:t xml:space="preserve">. This strategy recovered full first names for 132 of 225 targets (58.7%), resolving gender for 109 authors, with a net gain of 14 new gender values after coalescing with previously assigned values.</w:t>
       </w:r>
     </w:p>
-    <w:bookmarkEnd w:id="65"/>
-    <w:bookmarkStart w:id="66" w:name="X61a7bc2260446e302e29cb6820f7b38cf19d7b8"/>
+    <w:bookmarkEnd w:id="66"/>
+    <w:bookmarkStart w:id="67" w:name="X61a7bc2260446e302e29cb6820f7b38cf19d7b8"/>
     <w:p>
       <w:pPr>
         <w:pStyle w:val="Heading3"/>
@@ -6724,8 +7244,8 @@
         <w:t xml:space="preserve">). Of 174 ORCID-matched abstracts processed, 55 had a publicly listed given name in their ORCID profile. Gender inference via SSA and genderize.io resolved 38 of those, with a net gain of 27 new gender values.</w:t>
       </w:r>
     </w:p>
-    <w:bookmarkEnd w:id="66"/>
-    <w:bookmarkStart w:id="67" w:name="X59e1524bbc76b51a33e3ce7dac20ba2bf99cacf"/>
+    <w:bookmarkEnd w:id="67"/>
+    <w:bookmarkStart w:id="68" w:name="X59e1524bbc76b51a33e3ce7dac20ba2bf99cacf"/>
     <w:p>
       <w:pPr>
         <w:pStyle w:val="Heading3"/>
@@ -7506,8 +8026,8 @@
         <w:t xml:space="preserve">— crossing the 50% threshold used as the inclusion criterion for logistic regression in the primary analysis.</w:t>
       </w:r>
     </w:p>
-    <w:bookmarkEnd w:id="67"/>
-    <w:bookmarkStart w:id="68" w:name="X8279586a5e41d1134759d5c6e3a278a281deec6"/>
+    <w:bookmarkEnd w:id="68"/>
+    <w:bookmarkStart w:id="69" w:name="X8279586a5e41d1134759d5c6e3a278a281deec6"/>
     <w:p>
       <w:pPr>
         <w:pStyle w:val="Heading3"/>
@@ -7735,9 +8255,9 @@
         <w:t xml:space="preserve">column — existing assignments were never overwritten.</w:t>
       </w:r>
     </w:p>
-    <w:bookmarkEnd w:id="68"/>
     <w:bookmarkEnd w:id="69"/>
-    <w:bookmarkStart w:id="162" w:name="Xd66443fb5f10e27aa61b6230b5f717e7f21ecfc"/>
+    <w:bookmarkEnd w:id="70"/>
+    <w:bookmarkStart w:id="163" w:name="Xd66443fb5f10e27aa61b6230b5f717e7f21ecfc"/>
     <w:p>
       <w:pPr>
         <w:pStyle w:val="Heading2"/>
@@ -7746,7 +8266,7 @@
         <w:t xml:space="preserve">A11. Expanding the Pipeline to Other Subspecialties</w:t>
       </w:r>
     </w:p>
-    <w:bookmarkStart w:id="70" w:name="a11.1-rationale"/>
+    <w:bookmarkStart w:id="71" w:name="a11.1-rationale"/>
     <w:p>
       <w:pPr>
         <w:pStyle w:val="Heading3"/>
@@ -7833,8 +8353,8 @@
         <w:t xml:space="preserve">The pipeline’s modular architecture supports three levels of analysis once multi-society data are assembled: (1) within-society trends over time (the current AAGL analysis), (2) cross-society head-to-head comparisons controlling for year and study design, and (3) full OB/GYN landscape analyses treating all societies simultaneously using fixed-effects or random-effects models with society as the clustering variable.</w:t>
       </w:r>
     </w:p>
-    <w:bookmarkEnd w:id="70"/>
-    <w:bookmarkStart w:id="71" w:name="X8d18a524db344508a97dc288343960ab7476c89"/>
+    <w:bookmarkEnd w:id="71"/>
+    <w:bookmarkStart w:id="72" w:name="X8d18a524db344508a97dc288343960ab7476c89"/>
     <w:p>
       <w:pPr>
         <w:pStyle w:val="Heading3"/>
@@ -9282,8 +9802,8 @@
         <w:t xml:space="preserve">AAGL and AUGS share a substantial presenter pool: surgeons who hold MIG (minimally invasive gynecology) subspecialty certification from ABOG also frequently perform pelvic floor reconstructive procedures within the FPMRS domain. An estimated 15–25% of AAGL presenters may also appear in AUGS supplements, enabling longitudinal author-level tracking across societies. Similarly, SMFM and ACOG share general-obstetrics content, and ASRM and NASPAG both cover adolescent reproductive endocrinology topics. These overlaps provide opportunities for cross-validation of NPI and ORCID identity resolution across independently assembled datasets.</w:t>
       </w:r>
     </w:p>
-    <w:bookmarkEnd w:id="71"/>
-    <w:bookmarkStart w:id="72" w:name="a11.3-platform-architecture"/>
+    <w:bookmarkEnd w:id="72"/>
+    <w:bookmarkStart w:id="73" w:name="a11.3-platform-architecture"/>
     <w:p>
       <w:pPr>
         <w:pStyle w:val="Heading3"/>
@@ -10247,8 +10767,8 @@
         <w:t xml:space="preserve">Building the LWW scraper is the single largest new engineering task for multi-society expansion. Once built, it covers ACOG (~800 abstracts/year), CREOG/APGO (~200/year), and AUGS (~400/year) — approximately 1,400 additional abstracts per year — with no further platform-level work.</w:t>
       </w:r>
     </w:p>
-    <w:bookmarkEnd w:id="72"/>
-    <w:bookmarkStart w:id="73" w:name="a11.4-implementation-effort-by-society"/>
+    <w:bookmarkEnd w:id="73"/>
+    <w:bookmarkStart w:id="74" w:name="a11.4-implementation-effort-by-society"/>
     <w:p>
       <w:pPr>
         <w:pStyle w:val="Heading3"/>
@@ -11842,8 +12362,8 @@
         <w:t xml:space="preserve">The SMFM–SGO–NASPAG–ASRM group requires no new engineering beyond parameter changes to existing scripts. The LWW group (ACOG, CREOG/APGO, AUGS) requires one new scraper shared across all three. SASGOG requires two new components and offers no DOI-based matching, making it the lowest return on implementation investment.</w:t>
       </w:r>
     </w:p>
-    <w:bookmarkEnd w:id="73"/>
-    <w:bookmarkStart w:id="74" w:name="a11.5-expected-match-rates"/>
+    <w:bookmarkEnd w:id="74"/>
+    <w:bookmarkStart w:id="75" w:name="a11.5-expected-match-rates"/>
     <w:p>
       <w:pPr>
         <w:pStyle w:val="Heading3"/>
@@ -12165,8 +12685,8 @@
         <w:t xml:space="preserve">The AAGL pipeline achieved 15.8% ORCID linkage using initials only. All comparison societies provide full first names. Based on published ORCID coverage studies (Bosman &amp; Kramer 2018; Haak et al. 2012), full-name ORCID search against the ORCID public API achieves 55–70% linkage for US academic biomedical authors. Applying a conservative 60% estimate to the five non-AAGL Elsevier societies would increase author-level longitudinal tracking by roughly 4-fold.</w:t>
       </w:r>
     </w:p>
-    <w:bookmarkEnd w:id="74"/>
-    <w:bookmarkStart w:id="75" w:name="X67b02fd6881def93dc37a03feec5ff1a0c83a1a"/>
+    <w:bookmarkEnd w:id="75"/>
+    <w:bookmarkStart w:id="76" w:name="X67b02fd6881def93dc37a03feec5ff1a0c83a1a"/>
     <w:p>
       <w:pPr>
         <w:pStyle w:val="Heading3"/>
@@ -12575,8 +13095,8 @@
         <w:t xml:space="preserve">For Cox model covariate effects, the rule of thumb is ≥10 events per predictor variable (EPP), with a minimum of 50 total events for stable hazard ratio estimation. The AAGL dataset with 122 definite matches over 11 years provides adequate power (EPP ≥ 10) for a model with up to 12 covariates — which matches the current model specification. However, for interaction terms (e.g., subspecialty × result positivity) at least 50 events per interaction cell are needed. AAGL alone (122 events total) cannot support such interactions. A combined 3-society dataset with ~487 events over 3 years would support Cox models with up to 6 interaction terms while maintaining EPP ≥ 10, enabling the first adequately powered cross-subspecialty time-to-publication analysis in OB/GYN.</w:t>
       </w:r>
     </w:p>
-    <w:bookmarkEnd w:id="75"/>
-    <w:bookmarkStart w:id="76" w:name="X770fba4056c5de83ce90628210006748e0949e3"/>
+    <w:bookmarkEnd w:id="76"/>
+    <w:bookmarkStart w:id="77" w:name="X770fba4056c5de83ce90628210006748e0949e3"/>
     <w:p>
       <w:pPr>
         <w:pStyle w:val="Heading3"/>
@@ -12821,8 +13341,8 @@
         <w:t xml:space="preserve">, and other non-OB/GYN journals not captured by the 12-journal relevance scoring list in the current pipeline. Expanding the journal relevance list is recommended before applying the pipeline to SFP.</w:t>
       </w:r>
     </w:p>
-    <w:bookmarkEnd w:id="76"/>
-    <w:bookmarkStart w:id="77" w:name="X9d2c14ea718c3f2dfd81b4e56bef96d177be14e"/>
+    <w:bookmarkEnd w:id="77"/>
+    <w:bookmarkStart w:id="78" w:name="X9d2c14ea718c3f2dfd81b4e56bef96d177be14e"/>
     <w:p>
       <w:pPr>
         <w:pStyle w:val="Heading3"/>
@@ -13115,8 +13635,8 @@
         <w:t xml:space="preserve">SFP’s collection-level DOI model requires parsing full-text collection articles — a fundamentally different ingestion approach that should be tackled only after the volume societies (SMFM, SGO, ASRM) are validated. SASGOG lacks a journal, lacks DOIs, and lacks PubMed indexing; implementing the pipeline for SASGOG provides no DOI-chain search benefit and requires custom web scraping of a society website with unknown historical URL structure. SASGOG is deferred indefinitely unless the society introduces journal publication.</w:t>
       </w:r>
     </w:p>
-    <w:bookmarkEnd w:id="77"/>
-    <w:bookmarkStart w:id="78" w:name="X8be282f36c0076a3ef610b0435952eb5fb33bb5"/>
+    <w:bookmarkEnd w:id="78"/>
+    <w:bookmarkStart w:id="79" w:name="X8be282f36c0076a3ef610b0435952eb5fb33bb5"/>
     <w:p>
       <w:pPr>
         <w:pStyle w:val="Heading3"/>
@@ -13634,8 +14154,8 @@
         <w:t xml:space="preserve">). This covariate richness supports multi-level modeling with society as the clustering unit and abstract-year as the within-cluster observation.</w:t>
       </w:r>
     </w:p>
-    <w:bookmarkEnd w:id="78"/>
-    <w:bookmarkStart w:id="91" w:name="X5adcebed53402b0a470dee944c93ca36bc7dae6"/>
+    <w:bookmarkEnd w:id="79"/>
+    <w:bookmarkStart w:id="92" w:name="X5adcebed53402b0a470dee944c93ca36bc7dae6"/>
     <w:p>
       <w:pPr>
         <w:pStyle w:val="Heading3"/>
@@ -13859,7 +14379,7 @@
             <w:pPr>
               <w:pStyle w:val="Compact"/>
             </w:pPr>
-            <w:hyperlink r:id="rId79">
+            <w:hyperlink r:id="rId80">
               <w:r>
                 <w:rPr>
                   <w:rStyle w:val="Hyperlink"/>
@@ -13932,7 +14452,7 @@
             <w:pPr>
               <w:pStyle w:val="Compact"/>
             </w:pPr>
-            <w:hyperlink r:id="rId80">
+            <w:hyperlink r:id="rId81">
               <w:r>
                 <w:rPr>
                   <w:rStyle w:val="Hyperlink"/>
@@ -14012,7 +14532,7 @@
             <w:pPr>
               <w:pStyle w:val="Compact"/>
             </w:pPr>
-            <w:hyperlink r:id="rId81">
+            <w:hyperlink r:id="rId82">
               <w:r>
                 <w:rPr>
                   <w:rStyle w:val="Hyperlink"/>
@@ -14085,7 +14605,7 @@
             <w:pPr>
               <w:pStyle w:val="Compact"/>
             </w:pPr>
-            <w:hyperlink r:id="rId82">
+            <w:hyperlink r:id="rId83">
               <w:r>
                 <w:rPr>
                   <w:rStyle w:val="Hyperlink"/>
@@ -14158,7 +14678,7 @@
             <w:pPr>
               <w:pStyle w:val="Compact"/>
             </w:pPr>
-            <w:hyperlink r:id="rId83">
+            <w:hyperlink r:id="rId84">
               <w:r>
                 <w:rPr>
                   <w:rStyle w:val="Hyperlink"/>
@@ -14231,7 +14751,7 @@
             <w:pPr>
               <w:pStyle w:val="Compact"/>
             </w:pPr>
-            <w:hyperlink r:id="rId84">
+            <w:hyperlink r:id="rId85">
               <w:r>
                 <w:rPr>
                   <w:rStyle w:val="Hyperlink"/>
@@ -14304,7 +14824,7 @@
             <w:pPr>
               <w:pStyle w:val="Compact"/>
             </w:pPr>
-            <w:hyperlink r:id="rId85">
+            <w:hyperlink r:id="rId86">
               <w:r>
                 <w:rPr>
                   <w:rStyle w:val="Hyperlink"/>
@@ -14377,7 +14897,7 @@
             <w:pPr>
               <w:pStyle w:val="Compact"/>
             </w:pPr>
-            <w:hyperlink r:id="rId86">
+            <w:hyperlink r:id="rId87">
               <w:r>
                 <w:rPr>
                   <w:rStyle w:val="Hyperlink"/>
@@ -14450,7 +14970,7 @@
             <w:pPr>
               <w:pStyle w:val="Compact"/>
             </w:pPr>
-            <w:hyperlink r:id="rId87">
+            <w:hyperlink r:id="rId88">
               <w:r>
                 <w:rPr>
                   <w:rStyle w:val="Hyperlink"/>
@@ -14523,7 +15043,7 @@
             <w:pPr>
               <w:pStyle w:val="Compact"/>
             </w:pPr>
-            <w:hyperlink r:id="rId88">
+            <w:hyperlink r:id="rId89">
               <w:r>
                 <w:rPr>
                   <w:rStyle w:val="Hyperlink"/>
@@ -14596,7 +15116,7 @@
             <w:pPr>
               <w:pStyle w:val="Compact"/>
             </w:pPr>
-            <w:hyperlink r:id="rId89">
+            <w:hyperlink r:id="rId90">
               <w:r>
                 <w:rPr>
                   <w:rStyle w:val="Hyperlink"/>
@@ -14694,7 +15214,7 @@
         </w:rPr>
         <w:t xml:space="preserve"> </w:t>
       </w:r>
-      <w:hyperlink r:id="rId90">
+      <w:hyperlink r:id="rId91">
         <w:r>
           <w:rPr>
             <w:rStyle w:val="Hyperlink"/>
@@ -14705,8 +15225,8 @@
         </w:r>
       </w:hyperlink>
     </w:p>
-    <w:bookmarkEnd w:id="91"/>
-    <w:bookmarkStart w:id="92" w:name="X0194632da0eacb2919432c7e09a49e6d1a40992"/>
+    <w:bookmarkEnd w:id="92"/>
+    <w:bookmarkStart w:id="93" w:name="X0194632da0eacb2919432c7e09a49e6d1a40992"/>
     <w:p>
       <w:pPr>
         <w:pStyle w:val="Heading3"/>
@@ -16549,8 +17069,8 @@
         <w:t xml:space="preserve">ASRM is the largest of the four societies by abstract volume (~1,100–2,000/year vs. ~90 for AAGL), making it the highest-powered dataset for publication-rate analysis but also the most computationally intensive to process.</w:t>
       </w:r>
     </w:p>
-    <w:bookmarkEnd w:id="92"/>
-    <w:bookmarkStart w:id="104" w:name="Xe76bb52889b8f468b0dbf41a7eaa3b845bc40a9"/>
+    <w:bookmarkEnd w:id="93"/>
+    <w:bookmarkStart w:id="105" w:name="Xe76bb52889b8f468b0dbf41a7eaa3b845bc40a9"/>
     <w:p>
       <w:pPr>
         <w:pStyle w:val="Heading3"/>
@@ -16842,7 +17362,7 @@
             <w:pPr>
               <w:pStyle w:val="Compact"/>
             </w:pPr>
-            <w:hyperlink r:id="rId93">
+            <w:hyperlink r:id="rId94">
               <w:r>
                 <w:rPr>
                   <w:rStyle w:val="Hyperlink"/>
@@ -16904,7 +17424,7 @@
             <w:pPr>
               <w:pStyle w:val="Compact"/>
             </w:pPr>
-            <w:hyperlink r:id="rId94">
+            <w:hyperlink r:id="rId95">
               <w:r>
                 <w:rPr>
                   <w:rStyle w:val="Hyperlink"/>
@@ -16966,7 +17486,7 @@
             <w:pPr>
               <w:pStyle w:val="Compact"/>
             </w:pPr>
-            <w:hyperlink r:id="rId95">
+            <w:hyperlink r:id="rId96">
               <w:r>
                 <w:rPr>
                   <w:rStyle w:val="Hyperlink"/>
@@ -17028,7 +17548,7 @@
             <w:pPr>
               <w:pStyle w:val="Compact"/>
             </w:pPr>
-            <w:hyperlink r:id="rId96">
+            <w:hyperlink r:id="rId97">
               <w:r>
                 <w:rPr>
                   <w:rStyle w:val="Hyperlink"/>
@@ -17090,7 +17610,7 @@
             <w:pPr>
               <w:pStyle w:val="Compact"/>
             </w:pPr>
-            <w:hyperlink r:id="rId97">
+            <w:hyperlink r:id="rId98">
               <w:r>
                 <w:rPr>
                   <w:rStyle w:val="Hyperlink"/>
@@ -17152,7 +17672,7 @@
             <w:pPr>
               <w:pStyle w:val="Compact"/>
             </w:pPr>
-            <w:hyperlink r:id="rId98">
+            <w:hyperlink r:id="rId99">
               <w:r>
                 <w:rPr>
                   <w:rStyle w:val="Hyperlink"/>
@@ -17214,7 +17734,7 @@
             <w:pPr>
               <w:pStyle w:val="Compact"/>
             </w:pPr>
-            <w:hyperlink r:id="rId99">
+            <w:hyperlink r:id="rId100">
               <w:r>
                 <w:rPr>
                   <w:rStyle w:val="Hyperlink"/>
@@ -17276,7 +17796,7 @@
             <w:pPr>
               <w:pStyle w:val="Compact"/>
             </w:pPr>
-            <w:hyperlink r:id="rId100">
+            <w:hyperlink r:id="rId101">
               <w:r>
                 <w:rPr>
                   <w:rStyle w:val="Hyperlink"/>
@@ -17338,7 +17858,7 @@
             <w:pPr>
               <w:pStyle w:val="Compact"/>
             </w:pPr>
-            <w:hyperlink r:id="rId101">
+            <w:hyperlink r:id="rId102">
               <w:r>
                 <w:rPr>
                   <w:rStyle w:val="Hyperlink"/>
@@ -18096,7 +18616,7 @@
         </w:rPr>
         <w:t xml:space="preserve"> </w:t>
       </w:r>
-      <w:hyperlink r:id="rId102">
+      <w:hyperlink r:id="rId103">
         <w:r>
           <w:rPr>
             <w:rStyle w:val="Hyperlink"/>
@@ -18120,7 +18640,7 @@
         </w:rPr>
         <w:t xml:space="preserve"> </w:t>
       </w:r>
-      <w:hyperlink r:id="rId93">
+      <w:hyperlink r:id="rId94">
         <w:r>
           <w:rPr>
             <w:rStyle w:val="Hyperlink"/>
@@ -18144,7 +18664,7 @@
         </w:rPr>
         <w:t xml:space="preserve"> </w:t>
       </w:r>
-      <w:hyperlink r:id="rId103">
+      <w:hyperlink r:id="rId104">
         <w:r>
           <w:rPr>
             <w:rStyle w:val="Hyperlink"/>
@@ -18155,8 +18675,8 @@
         </w:r>
       </w:hyperlink>
     </w:p>
-    <w:bookmarkEnd w:id="104"/>
-    <w:bookmarkStart w:id="118" w:name="a11.13-naspagacrm-abstract-urls-20132023"/>
+    <w:bookmarkEnd w:id="105"/>
+    <w:bookmarkStart w:id="119" w:name="a11.13-naspagacrm-abstract-urls-20132023"/>
     <w:p>
       <w:pPr>
         <w:pStyle w:val="Heading3"/>
@@ -18341,7 +18861,7 @@
             <w:pPr>
               <w:pStyle w:val="Compact"/>
             </w:pPr>
-            <w:hyperlink r:id="rId105">
+            <w:hyperlink r:id="rId106">
               <w:r>
                 <w:rPr>
                   <w:rStyle w:val="Hyperlink"/>
@@ -18414,7 +18934,7 @@
             <w:pPr>
               <w:pStyle w:val="Compact"/>
             </w:pPr>
-            <w:hyperlink r:id="rId106">
+            <w:hyperlink r:id="rId107">
               <w:r>
                 <w:rPr>
                   <w:rStyle w:val="Hyperlink"/>
@@ -18487,7 +19007,7 @@
             <w:pPr>
               <w:pStyle w:val="Compact"/>
             </w:pPr>
-            <w:hyperlink r:id="rId107">
+            <w:hyperlink r:id="rId108">
               <w:r>
                 <w:rPr>
                   <w:rStyle w:val="Hyperlink"/>
@@ -18560,7 +19080,7 @@
             <w:pPr>
               <w:pStyle w:val="Compact"/>
             </w:pPr>
-            <w:hyperlink r:id="rId108">
+            <w:hyperlink r:id="rId109">
               <w:r>
                 <w:rPr>
                   <w:rStyle w:val="Hyperlink"/>
@@ -18633,7 +19153,7 @@
             <w:pPr>
               <w:pStyle w:val="Compact"/>
             </w:pPr>
-            <w:hyperlink r:id="rId109">
+            <w:hyperlink r:id="rId110">
               <w:r>
                 <w:rPr>
                   <w:rStyle w:val="Hyperlink"/>
@@ -18706,7 +19226,7 @@
             <w:pPr>
               <w:pStyle w:val="Compact"/>
             </w:pPr>
-            <w:hyperlink r:id="rId110">
+            <w:hyperlink r:id="rId111">
               <w:r>
                 <w:rPr>
                   <w:rStyle w:val="Hyperlink"/>
@@ -18779,7 +19299,7 @@
             <w:pPr>
               <w:pStyle w:val="Compact"/>
             </w:pPr>
-            <w:hyperlink r:id="rId111">
+            <w:hyperlink r:id="rId112">
               <w:r>
                 <w:rPr>
                   <w:rStyle w:val="Hyperlink"/>
@@ -18852,7 +19372,7 @@
             <w:pPr>
               <w:pStyle w:val="Compact"/>
             </w:pPr>
-            <w:hyperlink r:id="rId112">
+            <w:hyperlink r:id="rId113">
               <w:r>
                 <w:rPr>
                   <w:rStyle w:val="Hyperlink"/>
@@ -18925,7 +19445,7 @@
             <w:pPr>
               <w:pStyle w:val="Compact"/>
             </w:pPr>
-            <w:hyperlink r:id="rId113">
+            <w:hyperlink r:id="rId114">
               <w:r>
                 <w:rPr>
                   <w:rStyle w:val="Hyperlink"/>
@@ -18998,7 +19518,7 @@
             <w:pPr>
               <w:pStyle w:val="Compact"/>
             </w:pPr>
-            <w:hyperlink r:id="rId114">
+            <w:hyperlink r:id="rId115">
               <w:r>
                 <w:rPr>
                   <w:rStyle w:val="Hyperlink"/>
@@ -19071,7 +19591,7 @@
             <w:pPr>
               <w:pStyle w:val="Compact"/>
             </w:pPr>
-            <w:hyperlink r:id="rId115">
+            <w:hyperlink r:id="rId116">
               <w:r>
                 <w:rPr>
                   <w:rStyle w:val="Hyperlink"/>
@@ -19112,7 +19632,7 @@
         </w:rPr>
         <w:t xml:space="preserve"> </w:t>
       </w:r>
-      <w:hyperlink r:id="rId116">
+      <w:hyperlink r:id="rId117">
         <w:r>
           <w:rPr>
             <w:rStyle w:val="Hyperlink"/>
@@ -19136,7 +19656,7 @@
         </w:rPr>
         <w:t xml:space="preserve"> </w:t>
       </w:r>
-      <w:hyperlink r:id="rId117">
+      <w:hyperlink r:id="rId118">
         <w:r>
           <w:rPr>
             <w:rStyle w:val="Hyperlink"/>
@@ -19154,8 +19674,8 @@
         </w:pict>
       </w:r>
     </w:p>
-    <w:bookmarkEnd w:id="118"/>
-    <w:bookmarkStart w:id="119" w:name="Xd595ffef2965248d70e8ae14a73e011624ff54c"/>
+    <w:bookmarkEnd w:id="119"/>
+    <w:bookmarkStart w:id="120" w:name="Xd595ffef2965248d70e8ae14a73e011624ff54c"/>
     <w:p>
       <w:pPr>
         <w:pStyle w:val="Heading3"/>
@@ -20405,8 +20925,8 @@
         <w:t xml:space="preserve">). This is the single most consequential metadata gap in the current pipeline, directly limiting: (1) ORCID hit rate (15.8% with full initials vs. a projected &gt;60% with full names); (2) gender inference accuracy (genderize.io requires full first names); and (3) NPI matching (exact first-name matching is disabled for 84% of US authors). All five comparison societies publish full author first names, making them substantially easier to enrich. Any multi-society expansion should treat AAGL’s initials-only format as a known limitation requiring manual resolution or supplementation from the published full paper’s author list.</w:t>
       </w:r>
     </w:p>
-    <w:bookmarkEnd w:id="119"/>
-    <w:bookmarkStart w:id="129" w:name="Xd2ecc76ec09a610a0ce68bf04e13a58ad614296"/>
+    <w:bookmarkEnd w:id="120"/>
+    <w:bookmarkStart w:id="130" w:name="Xd2ecc76ec09a610a0ce68bf04e13a58ad614296"/>
     <w:p>
       <w:pPr>
         <w:pStyle w:val="Heading3"/>
@@ -20571,7 +21091,7 @@
             <w:pPr>
               <w:pStyle w:val="Compact"/>
             </w:pPr>
-            <w:hyperlink r:id="rId120">
+            <w:hyperlink r:id="rId121">
               <w:r>
                 <w:rPr>
                   <w:rStyle w:val="Hyperlink"/>
@@ -20633,7 +21153,7 @@
             <w:pPr>
               <w:pStyle w:val="Compact"/>
             </w:pPr>
-            <w:hyperlink r:id="rId121">
+            <w:hyperlink r:id="rId122">
               <w:r>
                 <w:rPr>
                   <w:rStyle w:val="Hyperlink"/>
@@ -20695,7 +21215,7 @@
             <w:pPr>
               <w:pStyle w:val="Compact"/>
             </w:pPr>
-            <w:hyperlink r:id="rId122">
+            <w:hyperlink r:id="rId123">
               <w:r>
                 <w:rPr>
                   <w:rStyle w:val="Hyperlink"/>
@@ -20757,7 +21277,7 @@
             <w:pPr>
               <w:pStyle w:val="Compact"/>
             </w:pPr>
-            <w:hyperlink r:id="rId123">
+            <w:hyperlink r:id="rId124">
               <w:r>
                 <w:rPr>
                   <w:rStyle w:val="Hyperlink"/>
@@ -20819,7 +21339,7 @@
             <w:pPr>
               <w:pStyle w:val="Compact"/>
             </w:pPr>
-            <w:hyperlink r:id="rId124">
+            <w:hyperlink r:id="rId125">
               <w:r>
                 <w:rPr>
                   <w:rStyle w:val="Hyperlink"/>
@@ -20887,7 +21407,7 @@
             <w:pPr>
               <w:pStyle w:val="Compact"/>
             </w:pPr>
-            <w:hyperlink r:id="rId125">
+            <w:hyperlink r:id="rId126">
               <w:r>
                 <w:rPr>
                   <w:rStyle w:val="Hyperlink"/>
@@ -21230,7 +21750,7 @@
         </w:rPr>
         <w:t xml:space="preserve"> </w:t>
       </w:r>
-      <w:hyperlink r:id="rId126">
+      <w:hyperlink r:id="rId127">
         <w:r>
           <w:rPr>
             <w:rStyle w:val="Hyperlink"/>
@@ -21254,7 +21774,7 @@
         </w:rPr>
         <w:t xml:space="preserve"> </w:t>
       </w:r>
-      <w:hyperlink r:id="rId127">
+      <w:hyperlink r:id="rId128">
         <w:r>
           <w:rPr>
             <w:rStyle w:val="Hyperlink"/>
@@ -21278,7 +21798,7 @@
         </w:rPr>
         <w:t xml:space="preserve"> </w:t>
       </w:r>
-      <w:hyperlink r:id="rId128">
+      <w:hyperlink r:id="rId129">
         <w:r>
           <w:rPr>
             <w:rStyle w:val="Hyperlink"/>
@@ -21296,8 +21816,8 @@
         </w:pict>
       </w:r>
     </w:p>
-    <w:bookmarkEnd w:id="129"/>
-    <w:bookmarkStart w:id="130" w:name="X7b18389947ade32de4525295c441a70d797cd2a"/>
+    <w:bookmarkEnd w:id="130"/>
+    <w:bookmarkStart w:id="131" w:name="X7b18389947ade32de4525295c441a70d797cd2a"/>
     <w:p>
       <w:pPr>
         <w:pStyle w:val="Heading3"/>
@@ -22101,8 +22621,8 @@
         <w:t xml:space="preserve">High = individual DOIs + Elsevier/ScienceDirect + no auth; Medium = collection-level DOIs or non-Elsevier platform requiring new scraper; Low = no journal publication, no DOIs, no PubMed indexing.</w:t>
       </w:r>
     </w:p>
-    <w:bookmarkEnd w:id="130"/>
-    <w:bookmarkStart w:id="131" w:name="X61b833992d9025087d2a690a5fd5e57ff4747fa"/>
+    <w:bookmarkEnd w:id="131"/>
+    <w:bookmarkStart w:id="132" w:name="X61b833992d9025087d2a690a5fd5e57ff4747fa"/>
     <w:p>
       <w:pPr>
         <w:pStyle w:val="Heading3"/>
@@ -23049,8 +23569,8 @@
         </w:pict>
       </w:r>
     </w:p>
-    <w:bookmarkEnd w:id="131"/>
-    <w:bookmarkStart w:id="132" w:name="Xfcc83463072fc9a6dc445532149eed5af87964b"/>
+    <w:bookmarkEnd w:id="132"/>
+    <w:bookmarkStart w:id="133" w:name="Xfcc83463072fc9a6dc445532149eed5af87964b"/>
     <w:p>
       <w:pPr>
         <w:pStyle w:val="Heading3"/>
@@ -24022,8 +24542,8 @@
         </w:tc>
       </w:tr>
     </w:tbl>
-    <w:bookmarkEnd w:id="132"/>
-    <w:bookmarkStart w:id="145" w:name="X337ca50627aeb481423609453cc33f0ff76e301"/>
+    <w:bookmarkEnd w:id="133"/>
+    <w:bookmarkStart w:id="146" w:name="X337ca50627aeb481423609453cc33f0ff76e301"/>
     <w:p>
       <w:pPr>
         <w:pStyle w:val="Heading3"/>
@@ -24169,7 +24689,7 @@
       <w:r>
         <w:t xml:space="preserve"> </w:t>
       </w:r>
-      <w:hyperlink r:id="rId133">
+      <w:hyperlink r:id="rId134">
         <w:r>
           <w:rPr>
             <w:rStyle w:val="Hyperlink"/>
@@ -24351,7 +24871,7 @@
             <w:pPr>
               <w:pStyle w:val="Compact"/>
             </w:pPr>
-            <w:hyperlink r:id="rId134">
+            <w:hyperlink r:id="rId135">
               <w:r>
                 <w:rPr>
                   <w:rStyle w:val="Hyperlink"/>
@@ -24424,7 +24944,7 @@
             <w:pPr>
               <w:pStyle w:val="Compact"/>
             </w:pPr>
-            <w:hyperlink r:id="rId135">
+            <w:hyperlink r:id="rId136">
               <w:r>
                 <w:rPr>
                   <w:rStyle w:val="Hyperlink"/>
@@ -24497,7 +25017,7 @@
             <w:pPr>
               <w:pStyle w:val="Compact"/>
             </w:pPr>
-            <w:hyperlink r:id="rId136">
+            <w:hyperlink r:id="rId137">
               <w:r>
                 <w:rPr>
                   <w:rStyle w:val="Hyperlink"/>
@@ -24570,7 +25090,7 @@
             <w:pPr>
               <w:pStyle w:val="Compact"/>
             </w:pPr>
-            <w:hyperlink r:id="rId137">
+            <w:hyperlink r:id="rId138">
               <w:r>
                 <w:rPr>
                   <w:rStyle w:val="Hyperlink"/>
@@ -24643,7 +25163,7 @@
             <w:pPr>
               <w:pStyle w:val="Compact"/>
             </w:pPr>
-            <w:hyperlink r:id="rId138">
+            <w:hyperlink r:id="rId139">
               <w:r>
                 <w:rPr>
                   <w:rStyle w:val="Hyperlink"/>
@@ -24716,7 +25236,7 @@
             <w:pPr>
               <w:pStyle w:val="Compact"/>
             </w:pPr>
-            <w:hyperlink r:id="rId139">
+            <w:hyperlink r:id="rId140">
               <w:r>
                 <w:rPr>
                   <w:rStyle w:val="Hyperlink"/>
@@ -24789,7 +25309,7 @@
             <w:pPr>
               <w:pStyle w:val="Compact"/>
             </w:pPr>
-            <w:hyperlink r:id="rId140">
+            <w:hyperlink r:id="rId141">
               <w:r>
                 <w:rPr>
                   <w:rStyle w:val="Hyperlink"/>
@@ -24862,7 +25382,7 @@
             <w:pPr>
               <w:pStyle w:val="Compact"/>
             </w:pPr>
-            <w:hyperlink r:id="rId141">
+            <w:hyperlink r:id="rId142">
               <w:r>
                 <w:rPr>
                   <w:rStyle w:val="Hyperlink"/>
@@ -24935,7 +25455,7 @@
             <w:pPr>
               <w:pStyle w:val="Compact"/>
             </w:pPr>
-            <w:hyperlink r:id="rId142">
+            <w:hyperlink r:id="rId143">
               <w:r>
                 <w:rPr>
                   <w:rStyle w:val="Hyperlink"/>
@@ -25188,7 +25708,7 @@
         </w:rPr>
         <w:t xml:space="preserve"> </w:t>
       </w:r>
-      <w:hyperlink r:id="rId143">
+      <w:hyperlink r:id="rId144">
         <w:r>
           <w:rPr>
             <w:rStyle w:val="Hyperlink"/>
@@ -25212,7 +25732,7 @@
         </w:rPr>
         <w:t xml:space="preserve"> </w:t>
       </w:r>
-      <w:hyperlink r:id="rId133">
+      <w:hyperlink r:id="rId134">
         <w:r>
           <w:rPr>
             <w:rStyle w:val="Hyperlink"/>
@@ -25236,7 +25756,7 @@
         </w:rPr>
         <w:t xml:space="preserve"> </w:t>
       </w:r>
-      <w:hyperlink r:id="rId144">
+      <w:hyperlink r:id="rId145">
         <w:r>
           <w:rPr>
             <w:rStyle w:val="Hyperlink"/>
@@ -25254,8 +25774,8 @@
         </w:pict>
       </w:r>
     </w:p>
-    <w:bookmarkEnd w:id="145"/>
-    <w:bookmarkStart w:id="146" w:name="X75bb174c79753db09394e2e5a6526c380565da5"/>
+    <w:bookmarkEnd w:id="146"/>
+    <w:bookmarkStart w:id="147" w:name="X75bb174c79753db09394e2e5a6526c380565da5"/>
     <w:p>
       <w:pPr>
         <w:pStyle w:val="Heading3"/>
@@ -26332,8 +26852,8 @@
         </w:tc>
       </w:tr>
     </w:tbl>
-    <w:bookmarkEnd w:id="146"/>
-    <w:bookmarkStart w:id="160" w:name="X4c85c49bfcb8469018c76d59cdee95102235553"/>
+    <w:bookmarkEnd w:id="147"/>
+    <w:bookmarkStart w:id="161" w:name="X4c85c49bfcb8469018c76d59cdee95102235553"/>
     <w:p>
       <w:pPr>
         <w:pStyle w:val="Heading3"/>
@@ -26594,7 +27114,7 @@
             <w:pPr>
               <w:pStyle w:val="Compact"/>
             </w:pPr>
-            <w:hyperlink r:id="rId147">
+            <w:hyperlink r:id="rId148">
               <w:r>
                 <w:rPr>
                   <w:rStyle w:val="Hyperlink"/>
@@ -26656,7 +27176,7 @@
             <w:pPr>
               <w:pStyle w:val="Compact"/>
             </w:pPr>
-            <w:hyperlink r:id="rId148">
+            <w:hyperlink r:id="rId149">
               <w:r>
                 <w:rPr>
                   <w:rStyle w:val="Hyperlink"/>
@@ -26718,7 +27238,7 @@
             <w:pPr>
               <w:pStyle w:val="Compact"/>
             </w:pPr>
-            <w:hyperlink r:id="rId149">
+            <w:hyperlink r:id="rId150">
               <w:r>
                 <w:rPr>
                   <w:rStyle w:val="Hyperlink"/>
@@ -26780,7 +27300,7 @@
             <w:pPr>
               <w:pStyle w:val="Compact"/>
             </w:pPr>
-            <w:hyperlink r:id="rId150">
+            <w:hyperlink r:id="rId151">
               <w:r>
                 <w:rPr>
                   <w:rStyle w:val="Hyperlink"/>
@@ -26842,7 +27362,7 @@
             <w:pPr>
               <w:pStyle w:val="Compact"/>
             </w:pPr>
-            <w:hyperlink r:id="rId151">
+            <w:hyperlink r:id="rId152">
               <w:r>
                 <w:rPr>
                   <w:rStyle w:val="Hyperlink"/>
@@ -26904,7 +27424,7 @@
             <w:pPr>
               <w:pStyle w:val="Compact"/>
             </w:pPr>
-            <w:hyperlink r:id="rId152">
+            <w:hyperlink r:id="rId153">
               <w:r>
                 <w:rPr>
                   <w:rStyle w:val="Hyperlink"/>
@@ -26966,7 +27486,7 @@
             <w:pPr>
               <w:pStyle w:val="Compact"/>
             </w:pPr>
-            <w:hyperlink r:id="rId153">
+            <w:hyperlink r:id="rId154">
               <w:r>
                 <w:rPr>
                   <w:rStyle w:val="Hyperlink"/>
@@ -27028,7 +27548,7 @@
             <w:pPr>
               <w:pStyle w:val="Compact"/>
             </w:pPr>
-            <w:hyperlink r:id="rId154">
+            <w:hyperlink r:id="rId155">
               <w:r>
                 <w:rPr>
                   <w:rStyle w:val="Hyperlink"/>
@@ -27090,7 +27610,7 @@
             <w:pPr>
               <w:pStyle w:val="Compact"/>
             </w:pPr>
-            <w:hyperlink r:id="rId155">
+            <w:hyperlink r:id="rId156">
               <w:r>
                 <w:rPr>
                   <w:rStyle w:val="Hyperlink"/>
@@ -27152,7 +27672,7 @@
             <w:pPr>
               <w:pStyle w:val="Compact"/>
             </w:pPr>
-            <w:hyperlink r:id="rId156">
+            <w:hyperlink r:id="rId157">
               <w:r>
                 <w:rPr>
                   <w:rStyle w:val="Hyperlink"/>
@@ -27214,7 +27734,7 @@
             <w:pPr>
               <w:pStyle w:val="Compact"/>
             </w:pPr>
-            <w:hyperlink r:id="rId157">
+            <w:hyperlink r:id="rId158">
               <w:r>
                 <w:rPr>
                   <w:rStyle w:val="Hyperlink"/>
@@ -27255,7 +27775,7 @@
         </w:rPr>
         <w:t xml:space="preserve"> </w:t>
       </w:r>
-      <w:hyperlink r:id="rId147">
+      <w:hyperlink r:id="rId148">
         <w:r>
           <w:rPr>
             <w:rStyle w:val="Hyperlink"/>
@@ -27279,7 +27799,7 @@
         </w:rPr>
         <w:t xml:space="preserve"> </w:t>
       </w:r>
-      <w:hyperlink r:id="rId158">
+      <w:hyperlink r:id="rId159">
         <w:r>
           <w:rPr>
             <w:rStyle w:val="Hyperlink"/>
@@ -27310,7 +27830,7 @@
         </w:rPr>
         <w:t xml:space="preserve"> </w:t>
       </w:r>
-      <w:hyperlink r:id="rId159">
+      <w:hyperlink r:id="rId160">
         <w:r>
           <w:rPr>
             <w:rStyle w:val="Hyperlink"/>
@@ -27328,8 +27848,8 @@
         </w:pict>
       </w:r>
     </w:p>
-    <w:bookmarkEnd w:id="160"/>
-    <w:bookmarkStart w:id="161" w:name="Xd9af15b76bb8cdb4ef240d9961d273db6e97890"/>
+    <w:bookmarkEnd w:id="161"/>
+    <w:bookmarkStart w:id="162" w:name="Xd9af15b76bb8cdb4ef240d9961d273db6e97890"/>
     <w:p>
       <w:pPr>
         <w:pStyle w:val="Heading3"/>
@@ -28552,9 +29072,9 @@
         </w:pict>
       </w:r>
     </w:p>
-    <w:bookmarkEnd w:id="161"/>
     <w:bookmarkEnd w:id="162"/>
-    <w:bookmarkStart w:id="173" w:name="a12.-matching-corrections-april-2026"/>
+    <w:bookmarkEnd w:id="163"/>
+    <w:bookmarkStart w:id="174" w:name="a12.-matching-corrections-april-2026"/>
     <w:p>
       <w:pPr>
         <w:pStyle w:val="Heading2"/>
@@ -28571,7 +29091,7 @@
         <w:t xml:space="preserve">Four defects in the abstract-to-publication matching layer were identified and corrected after the initial analysis. Each one biased the candidate pool in a specific, traceable direction. This section documents the defect, the correction, and the expected effect on results, so that any change in the reported publication rate between the initial and corrected runs can be attributed to a named cause rather than to unexplained drift.</w:t>
       </w:r>
     </w:p>
-    <w:bookmarkStart w:id="163" w:name="X995fc70b9ffc5cab4b0ef882d96e6c284beec88"/>
+    <w:bookmarkStart w:id="164" w:name="X995fc70b9ffc5cab4b0ef882d96e6c284beec88"/>
     <w:p>
       <w:pPr>
         <w:pStyle w:val="Heading3"/>
@@ -28741,8 +29261,8 @@
         <w:t xml:space="preserve">. The required space distinguishes a session-number prefix from a numeric prefix belonging to the title.</w:t>
       </w:r>
     </w:p>
-    <w:bookmarkEnd w:id="163"/>
-    <w:bookmarkStart w:id="164" w:name="X1134aea50434136d94d421f311cb3ad23df9f0d"/>
+    <w:bookmarkEnd w:id="164"/>
+    <w:bookmarkStart w:id="165" w:name="X1134aea50434136d94d421f311cb3ad23df9f0d"/>
     <w:p>
       <w:pPr>
         <w:pStyle w:val="Heading3"/>
@@ -28812,8 +29332,8 @@
         <w:t xml:space="preserve">The exclusion is applied at the search layer rather than as a post-hoc filter on scored candidates. This is the more conservative placement: it prevents these records from ever competing for a candidate slot, rather than removing them after they may already have crowded out a true match.</w:t>
       </w:r>
     </w:p>
-    <w:bookmarkEnd w:id="164"/>
-    <w:bookmarkStart w:id="165" w:name="X8932188ea762ff0ba0a526e3681873d7d20d36d"/>
+    <w:bookmarkEnd w:id="165"/>
+    <w:bookmarkStart w:id="166" w:name="X8932188ea762ff0ba0a526e3681873d7d20d36d"/>
     <w:p>
       <w:pPr>
         <w:pStyle w:val="Heading3"/>
@@ -29173,8 +29693,8 @@
         <w:t xml:space="preserve">The November fallback is a deliberate residual compromise. It is narrower than the original rule, since it applies only when the issue field is absent, but it is still a heuristic and will misclassify a genuine November JMIG article in a supplement volume whose issue metadata PubMed has not populated. Section A12.5 records this as a known limitation.</w:t>
       </w:r>
     </w:p>
-    <w:bookmarkEnd w:id="165"/>
-    <w:bookmarkStart w:id="166" w:name="X824c7944b581fc18423aeeceace3052ef2c647e"/>
+    <w:bookmarkEnd w:id="166"/>
+    <w:bookmarkStart w:id="167" w:name="X824c7944b581fc18423aeeceace3052ef2c647e"/>
     <w:p>
       <w:pPr>
         <w:pStyle w:val="Heading3"/>
@@ -29551,8 +30071,8 @@
         <w:t xml:space="preserve">Anchoring the start at the first substantial token preserves the original defensive intent — skipping a leading numeric artifact — while the consecutive window restores the phrase semantics the search depends on. This correction is partially redundant with A12.1, which removes session prefixes upstream; the anchor is retained as defence in depth against any leading-token artifact not covered by that pattern.</w:t>
       </w:r>
     </w:p>
-    <w:bookmarkEnd w:id="166"/>
-    <w:bookmarkStart w:id="167" w:name="X3cdd6e9a273aebae4910cb03a906fa7d2957250"/>
+    <w:bookmarkEnd w:id="167"/>
+    <w:bookmarkStart w:id="168" w:name="X3cdd6e9a273aebae4910cb03a906fa7d2957250"/>
     <w:p>
       <w:pPr>
         <w:pStyle w:val="Heading3"/>
@@ -29651,8 +30171,8 @@
         <w:t xml:space="preserve">— brief research reports in journals that classify short-format original research this way. Excluding the type wholesale trades a small number of these for a much larger reduction in false-positive commentary. The trade is believed favourable but has not been measured against the gold standard.</w:t>
       </w:r>
     </w:p>
-    <w:bookmarkEnd w:id="167"/>
-    <w:bookmarkStart w:id="168" w:name="Xc64e93adf22a333c4c2470895341fae5910479c"/>
+    <w:bookmarkEnd w:id="168"/>
+    <w:bookmarkStart w:id="169" w:name="Xc64e93adf22a333c4c2470895341fae5910479c"/>
     <w:p>
       <w:pPr>
         <w:pStyle w:val="Heading3"/>
@@ -29792,8 +30312,8 @@
         <w:t xml:space="preserve">with zero rows. The script is retained because the senior-author equivalent (A10.11) does produce resolutions, but the second-author route currently contributes nothing to the waterfall and should not be counted as an active source.</w:t>
       </w:r>
     </w:p>
-    <w:bookmarkEnd w:id="168"/>
-    <w:bookmarkStart w:id="172" w:name="X0b416797b2e2e113c47d37135b95cd7862d1799"/>
+    <w:bookmarkEnd w:id="169"/>
+    <w:bookmarkStart w:id="173" w:name="X0b416797b2e2e113c47d37135b95cd7862d1799"/>
     <w:p>
       <w:pPr>
         <w:pStyle w:val="Heading3"/>
@@ -30075,7 +30595,7 @@
         <w:t xml:space="preserve">is negative on these rows by construction, and nothing consumes it without first gating on the published flag.</w:t>
       </w:r>
     </w:p>
-    <w:bookmarkStart w:id="169" w:name="effect-on-the-reported-result"/>
+    <w:bookmarkStart w:id="170" w:name="effect-on-the-reported-result"/>
     <w:p>
       <w:pPr>
         <w:pStyle w:val="Heading4"/>
@@ -30331,8 +30851,8 @@
         </w:tc>
       </w:tr>
     </w:tbl>
-    <w:bookmarkEnd w:id="169"/>
-    <w:bookmarkStart w:id="170" w:name="X4c69b4d62c520044987961c6d9671ea1aa352ed"/>
+    <w:bookmarkEnd w:id="170"/>
+    <w:bookmarkStart w:id="171" w:name="X4c69b4d62c520044987961c6d9671ea1aa352ed"/>
     <w:p>
       <w:pPr>
         <w:pStyle w:val="Heading4"/>
@@ -30603,8 +31123,8 @@
         <w:t xml:space="preserve">.</w:t>
       </w:r>
     </w:p>
-    <w:bookmarkEnd w:id="170"/>
-    <w:bookmarkStart w:id="171" w:name="remaining-limitation"/>
+    <w:bookmarkEnd w:id="171"/>
+    <w:bookmarkStart w:id="172" w:name="remaining-limitation"/>
     <w:p>
       <w:pPr>
         <w:pStyle w:val="Heading4"/>
@@ -30621,10 +31141,10 @@
         <w:t xml:space="preserve">Abstracts whose best candidate is pre-conference are counted as unpublished without re-scoring against their next-best candidate. If the true publication was ranked second, it is not recovered. Quantifying that would require re-running adjudication with the pre-conference candidate suppressed and the next candidate promoted. That has not been done.</w:t>
       </w:r>
     </w:p>
-    <w:bookmarkEnd w:id="171"/>
     <w:bookmarkEnd w:id="172"/>
     <w:bookmarkEnd w:id="173"/>
-    <w:bookmarkStart w:id="182" w:name="a13.-the-denominator-chain"/>
+    <w:bookmarkEnd w:id="174"/>
+    <w:bookmarkStart w:id="183" w:name="a13.-the-denominator-chain"/>
     <w:p>
       <w:pPr>
         <w:pStyle w:val="Heading2"/>
@@ -30641,7 +31161,7 @@
         <w:t xml:space="preserve">Section A12.7 corrected a defect that removed 39 abstracts from the cohort. Reconciling the numbers afterward showed that the reported publication rate still cannot be reconstructed from the figures the pipeline exports. This section documents the full chain from parsed abstracts to the denominator, identifies where each reduction occurs in code, and separates the reductions that are methodological decisions from those that are defects.</w:t>
       </w:r>
     </w:p>
-    <w:bookmarkStart w:id="174" w:name="Xaec3024e5f265282d77e2a408973c1cfde8cf18"/>
+    <w:bookmarkStart w:id="175" w:name="Xaec3024e5f265282d77e2a408973c1cfde8cf18"/>
     <w:p>
       <w:pPr>
         <w:pStyle w:val="Heading3"/>
@@ -30756,8 +31276,8 @@
         <w:t xml:space="preserve">Two reductions occur, and they are different in kind. The video exclusion is a pre-specified eligibility criterion applied at parsing. The 55-abstract reduction is not a criterion at all; it is unfinished adjudication, described in A13.2.</w:t>
       </w:r>
     </w:p>
-    <w:bookmarkEnd w:id="174"/>
-    <w:bookmarkStart w:id="175" w:name="X996dce13b25773c968f81a4c0b82df3608e50d3"/>
+    <w:bookmarkEnd w:id="175"/>
+    <w:bookmarkStart w:id="176" w:name="X996dce13b25773c968f81a4c0b82df3608e50d3"/>
     <w:p>
       <w:pPr>
         <w:pStyle w:val="Heading3"/>
@@ -31383,8 +31903,8 @@
         <w:t xml:space="preserve">, so they leave the denominator silently.</w:t>
       </w:r>
     </w:p>
-    <w:bookmarkEnd w:id="175"/>
-    <w:bookmarkStart w:id="176" w:name="Xe7d54d09e7fb3066dc4d00ae0c7400eb2082aef"/>
+    <w:bookmarkEnd w:id="176"/>
+    <w:bookmarkStart w:id="177" w:name="Xe7d54d09e7fb3066dc4d00ae0c7400eb2082aef"/>
     <w:p>
       <w:pPr>
         <w:pStyle w:val="Heading3"/>
@@ -31676,8 +32196,8 @@
         <w:t xml:space="preserve">This distinction matters for any statement about where review effort stalled. The 212 skips concentrate heavily in the 2019 through 2021 congresses; the 55 unresolved abstracts are spread across nine congress years and do not show the same pattern. Describing the unresolved set as a stalled recent review batch is not supported by the data.</w:t>
       </w:r>
     </w:p>
-    <w:bookmarkEnd w:id="176"/>
-    <w:bookmarkStart w:id="177" w:name="X66936839bf128518e19a110eff2bddaa5f5619e"/>
+    <w:bookmarkEnd w:id="177"/>
+    <w:bookmarkStart w:id="178" w:name="X66936839bf128518e19a110eff2bddaa5f5619e"/>
     <w:p>
       <w:pPr>
         <w:pStyle w:val="Heading3"/>
@@ -31770,8 +32290,8 @@
         <w:t xml:space="preserve">Reordering the cascade so that reviewer decisions precede algorithmic classification would resolve this, at the cost of moving 44 abstracts from published into unresolved. That change has not been made, and either ordering is defensible provided the manuscript states which one is in force.</w:t>
       </w:r>
     </w:p>
-    <w:bookmarkEnd w:id="177"/>
-    <w:bookmarkStart w:id="178" w:name="Xc6f557b10d91a1a1873a0575d44b42a3a8a82bf"/>
+    <w:bookmarkEnd w:id="178"/>
+    <w:bookmarkStart w:id="179" w:name="Xc6f557b10d91a1a1873a0575d44b42a3a8a82bf"/>
     <w:p>
       <w:pPr>
         <w:pStyle w:val="Heading3"/>
@@ -31850,8 +32370,8 @@
         <w:t xml:space="preserve">explicitly, and the manuscript should report the cohort and the denominator as separate quantities.</w:t>
       </w:r>
     </w:p>
-    <w:bookmarkEnd w:id="178"/>
-    <w:bookmarkStart w:id="179" w:name="Xd523eef7e6828c64d776d46d5f742a778b8dd66"/>
+    <w:bookmarkEnd w:id="179"/>
+    <w:bookmarkStart w:id="180" w:name="Xd523eef7e6828c64d776d46d5f742a778b8dd66"/>
     <w:p>
       <w:pPr>
         <w:pStyle w:val="Heading3"/>
@@ -32391,8 +32911,8 @@
         <w:t xml:space="preserve">and has not been verified. The six-month boundary above is an assumption, not a validated cutpoint, and the manuscript should state whichever rule is adopted explicitly.</w:t>
       </w:r>
     </w:p>
-    <w:bookmarkEnd w:id="179"/>
-    <w:bookmarkStart w:id="180" w:name="Xfe60afafdb930e89bfc144c42546b6e47dfb735"/>
+    <w:bookmarkEnd w:id="180"/>
+    <w:bookmarkStart w:id="181" w:name="Xfe60afafdb930e89bfc144c42546b6e47dfb735"/>
     <w:p>
       <w:pPr>
         <w:pStyle w:val="Heading3"/>
@@ -32664,8 +33184,8 @@
         <w:t xml:space="preserve">The range is 16.1% to 17.2%. All four are defensible; none can be inferred by a reader from the currently exported numbers. Resolving the 55 by adjudication rather than by rule removes the first dimension entirely, and is the preferred course because those abstracts are reviewable.</w:t>
       </w:r>
     </w:p>
-    <w:bookmarkEnd w:id="180"/>
-    <w:bookmarkStart w:id="181" w:name="a13.8-limitations"/>
+    <w:bookmarkEnd w:id="181"/>
+    <w:bookmarkStart w:id="182" w:name="a13.8-limitations"/>
     <w:p>
       <w:pPr>
         <w:pStyle w:val="Heading3"/>
@@ -32702,8 +33222,8 @@
         <w:t xml:space="preserve">, and that has not been quantified.</w:t>
       </w:r>
     </w:p>
-    <w:bookmarkEnd w:id="181"/>
     <w:bookmarkEnd w:id="182"/>
+    <w:bookmarkEnd w:id="183"/>
     <w:sectPr>
       <w:footnotePr>
         <w:numRestart w:val="eachSect"/>

--- a/docs/technical_appendix.docx
+++ b/docs/technical_appendix.docx
@@ -684,7 +684,7 @@
         <w:pStyle w:val="FirstParagraph"/>
       </w:pPr>
       <w:r>
-        <w:t xml:space="preserve">The abstract-to-publication matching pipeline is implemented as a modular, fully reproducible R codebase comprising 20 R scripts, 25 test files (see</w:t>
+        <w:t xml:space="preserve">The abstract-to-publication matching pipeline is implemented as a modular, fully reproducible R codebase comprising 20 R scripts, 26 test files (see</w:t>
       </w:r>
       <w:r>
         <w:t xml:space="preserve"> </w:t>
@@ -33224,6 +33224,1208 @@
     </w:p>
     <w:bookmarkEnd w:id="182"/>
     <w:bookmarkEnd w:id="183"/>
+    <w:bookmarkStart w:id="187" w:name="Xa5402b9a21ceddc4361c12a648b457b97e3f8c7"/>
+    <w:p>
+      <w:pPr>
+        <w:pStyle w:val="Heading2"/>
+      </w:pPr>
+      <w:r>
+        <w:t xml:space="preserve">A14. Cohort Truncation at Ingestion (verified, not remediated here)</w:t>
+      </w:r>
+    </w:p>
+    <w:p>
+      <w:pPr>
+        <w:pStyle w:val="FirstParagraph"/>
+      </w:pPr>
+      <w:r>
+        <w:t xml:space="preserve">Sections A12 and A13 document defects in matching, adjudication and reporting.</w:t>
+      </w:r>
+      <w:r>
+        <w:t xml:space="preserve"> </w:t>
+      </w:r>
+      <w:r>
+        <w:t xml:space="preserve">All of them assume the cohort is what it claims to be: the oral presentations of</w:t>
+      </w:r>
+      <w:r>
+        <w:t xml:space="preserve"> </w:t>
+      </w:r>
+      <w:r>
+        <w:t xml:space="preserve">twelve AAGL Global Congresses. That assumption does not hold. This section</w:t>
+      </w:r>
+      <w:r>
+        <w:t xml:space="preserve"> </w:t>
+      </w:r>
+      <w:r>
+        <w:t xml:space="preserve">records an independent verification of the failure catalogued as F1 in</w:t>
+      </w:r>
+      <w:r>
+        <w:t xml:space="preserve"> </w:t>
+      </w:r>
+      <w:r>
+        <w:rPr>
+          <w:rStyle w:val="VerbatimChar"/>
+        </w:rPr>
+        <w:t xml:space="preserve">docs/FAILURE_MODES.md</w:t>
+      </w:r>
+      <w:r>
+        <w:t xml:space="preserve">, and states plainly what it does to the rest of this</w:t>
+      </w:r>
+      <w:r>
+        <w:t xml:space="preserve"> </w:t>
+      </w:r>
+      <w:r>
+        <w:t xml:space="preserve">appendix.</w:t>
+      </w:r>
+    </w:p>
+    <w:bookmarkStart w:id="184" w:name="a14.1-what-was-verified"/>
+    <w:p>
+      <w:pPr>
+        <w:pStyle w:val="Heading3"/>
+      </w:pPr>
+      <w:r>
+        <w:t xml:space="preserve">A14.1 What was verified</w:t>
+      </w:r>
+    </w:p>
+    <w:p>
+      <w:pPr>
+        <w:pStyle w:val="FirstParagraph"/>
+      </w:pPr>
+      <w:r>
+        <w:rPr>
+          <w:rStyle w:val="VerbatimChar"/>
+        </w:rPr>
+        <w:t xml:space="preserve">R/01b_parse_web.R</w:t>
+      </w:r>
+      <w:r>
+        <w:t xml:space="preserve"> </w:t>
+      </w:r>
+      <w:r>
+        <w:t xml:space="preserve">fetches one issue-listing page per congress from</w:t>
+      </w:r>
+      <w:r>
+        <w:t xml:space="preserve"> </w:t>
+      </w:r>
+      <w:r>
+        <w:t xml:space="preserve">ScienceDirect. The capture stops after roughly one page of results. Two</w:t>
+      </w:r>
+      <w:r>
+        <w:t xml:space="preserve"> </w:t>
+      </w:r>
+      <w:r>
+        <w:t xml:space="preserve">signatures identify this as a page-size limit rather than a real distribution:</w:t>
+      </w:r>
+      <w:r>
+        <w:t xml:space="preserve"> </w:t>
+      </w:r>
+      <w:r>
+        <w:t xml:space="preserve">every congress yields between 93 and 100 presentations, and the 2022 congress</w:t>
+      </w:r>
+      <w:r>
+        <w:t xml:space="preserve"> </w:t>
+      </w:r>
+      <w:r>
+        <w:t xml:space="preserve">yields</w:t>
+      </w:r>
+      <w:r>
+        <w:t xml:space="preserve"> </w:t>
+      </w:r>
+      <w:r>
+        <w:rPr>
+          <w:b/>
+          <w:bCs/>
+        </w:rPr>
+        <w:t xml:space="preserve">exactly 100</w:t>
+      </w:r>
+      <w:r>
+        <w:t xml:space="preserve">.</w:t>
+      </w:r>
+    </w:p>
+    <w:p>
+      <w:pPr>
+        <w:pStyle w:val="BodyText"/>
+      </w:pPr>
+      <w:r>
+        <w:t xml:space="preserve">Each captured set is contiguous from page S1 and stops between S26 and S60. The</w:t>
+      </w:r>
+      <w:r>
+        <w:t xml:space="preserve"> </w:t>
+      </w:r>
+      <w:r>
+        <w:t xml:space="preserve">supplements themselves are far longer. Counts below come from the Crossref REST</w:t>
+      </w:r>
+      <w:r>
+        <w:t xml:space="preserve"> </w:t>
+      </w:r>
+      <w:r>
+        <w:t xml:space="preserve">API for the</w:t>
+      </w:r>
+      <w:r>
+        <w:t xml:space="preserve"> </w:t>
+      </w:r>
+      <w:r>
+        <w:rPr>
+          <w:i/>
+          <w:iCs/>
+        </w:rPr>
+        <w:t xml:space="preserve">Journal of Minimally Invasive Gynecology</w:t>
+      </w:r>
+      <w:r>
+        <w:t xml:space="preserve"> </w:t>
+      </w:r>
+      <w:r>
+        <w:t xml:space="preserve">(ISSN 1553-4650),</w:t>
+      </w:r>
+      <w:r>
+        <w:t xml:space="preserve"> </w:t>
+      </w:r>
+      <w:r>
+        <w:t xml:space="preserve">restricted to each congress’s November issue and to records carrying</w:t>
+      </w:r>
+      <w:r>
+        <w:t xml:space="preserve"> </w:t>
+      </w:r>
+      <w:r>
+        <w:rPr>
+          <w:rStyle w:val="VerbatimChar"/>
+        </w:rPr>
+        <w:t xml:space="preserve">S</w:t>
+      </w:r>
+      <w:r>
+        <w:t xml:space="preserve">-prefixed pagination, retrieved 3 September 2026.</w:t>
+      </w:r>
+    </w:p>
+    <w:tbl>
+      <w:tblPr>
+        <w:tblStyle w:val="Table"/>
+        <w:tblW w:type="pct" w:w="5000"/>
+        <w:tblLayout w:type="fixed"/>
+        <w:tblLook w:firstRow="1" w:lastRow="0" w:firstColumn="0" w:lastColumn="0" w:noHBand="0" w:noVBand="0" w:val="0020"/>
+      </w:tblPr>
+      <w:tblGrid>
+        <w:gridCol w:w="1584"/>
+        <w:gridCol w:w="1584"/>
+        <w:gridCol w:w="1584"/>
+        <w:gridCol w:w="1584"/>
+        <w:gridCol w:w="1584"/>
+      </w:tblGrid>
+      <w:tr>
+        <w:trPr>
+          <w:tblHeader w:val="on"/>
+        </w:trPr>
+        <w:tc>
+          <w:tcPr/>
+          <w:p>
+            <w:pPr>
+              <w:pStyle w:val="Compact"/>
+            </w:pPr>
+            <w:r>
+              <w:t xml:space="preserve">Congress</w:t>
+            </w:r>
+          </w:p>
+        </w:tc>
+        <w:tc>
+          <w:tcPr/>
+          <w:p>
+            <w:pPr>
+              <w:pStyle w:val="Compact"/>
+            </w:pPr>
+            <w:r>
+              <w:t xml:space="preserve">Captured</w:t>
+            </w:r>
+          </w:p>
+        </w:tc>
+        <w:tc>
+          <w:tcPr/>
+          <w:p>
+            <w:pPr>
+              <w:pStyle w:val="Compact"/>
+            </w:pPr>
+            <w:r>
+              <w:t xml:space="preserve">Last captured page</w:t>
+            </w:r>
+          </w:p>
+        </w:tc>
+        <w:tc>
+          <w:tcPr/>
+          <w:p>
+            <w:pPr>
+              <w:pStyle w:val="Compact"/>
+            </w:pPr>
+            <w:r>
+              <w:t xml:space="preserve">Supplement items</w:t>
+            </w:r>
+          </w:p>
+        </w:tc>
+        <w:tc>
+          <w:tcPr/>
+          <w:p>
+            <w:pPr>
+              <w:pStyle w:val="Compact"/>
+            </w:pPr>
+            <w:r>
+              <w:t xml:space="preserve">Supplement extent</w:t>
+            </w:r>
+          </w:p>
+        </w:tc>
+      </w:tr>
+      <w:tr>
+        <w:tc>
+          <w:tcPr/>
+          <w:p>
+            <w:pPr>
+              <w:pStyle w:val="Compact"/>
+            </w:pPr>
+            <w:r>
+              <w:t xml:space="preserve">2012</w:t>
+            </w:r>
+          </w:p>
+        </w:tc>
+        <w:tc>
+          <w:tcPr/>
+          <w:p>
+            <w:pPr>
+              <w:pStyle w:val="Compact"/>
+            </w:pPr>
+            <w:r>
+              <w:t xml:space="preserve">95</w:t>
+            </w:r>
+          </w:p>
+        </w:tc>
+        <w:tc>
+          <w:tcPr/>
+          <w:p>
+            <w:pPr>
+              <w:pStyle w:val="Compact"/>
+            </w:pPr>
+            <w:r>
+              <w:t xml:space="preserve">S33-S34</w:t>
+            </w:r>
+          </w:p>
+        </w:tc>
+        <w:tc>
+          <w:tcPr/>
+          <w:p>
+            <w:pPr>
+              <w:pStyle w:val="Compact"/>
+            </w:pPr>
+            <w:r>
+              <w:t xml:space="preserve">663</w:t>
+            </w:r>
+          </w:p>
+        </w:tc>
+        <w:tc>
+          <w:tcPr/>
+          <w:p>
+            <w:pPr>
+              <w:pStyle w:val="Compact"/>
+            </w:pPr>
+            <w:r>
+              <w:t xml:space="preserve">S1-S191</w:t>
+            </w:r>
+          </w:p>
+        </w:tc>
+      </w:tr>
+      <w:tr>
+        <w:tc>
+          <w:tcPr/>
+          <w:p>
+            <w:pPr>
+              <w:pStyle w:val="Compact"/>
+            </w:pPr>
+            <w:r>
+              <w:t xml:space="preserve">2013</w:t>
+            </w:r>
+          </w:p>
+        </w:tc>
+        <w:tc>
+          <w:tcPr/>
+          <w:p>
+            <w:pPr>
+              <w:pStyle w:val="Compact"/>
+            </w:pPr>
+            <w:r>
+              <w:t xml:space="preserve">96</w:t>
+            </w:r>
+          </w:p>
+        </w:tc>
+        <w:tc>
+          <w:tcPr/>
+          <w:p>
+            <w:pPr>
+              <w:pStyle w:val="Compact"/>
+            </w:pPr>
+            <w:r>
+              <w:t xml:space="preserve">S31</w:t>
+            </w:r>
+          </w:p>
+        </w:tc>
+        <w:tc>
+          <w:tcPr/>
+          <w:p>
+            <w:pPr>
+              <w:pStyle w:val="Compact"/>
+            </w:pPr>
+            <w:r>
+              <w:t xml:space="preserve">698</w:t>
+            </w:r>
+          </w:p>
+        </w:tc>
+        <w:tc>
+          <w:tcPr/>
+          <w:p>
+            <w:pPr>
+              <w:pStyle w:val="Compact"/>
+            </w:pPr>
+            <w:r>
+              <w:t xml:space="preserve">S1-S195</w:t>
+            </w:r>
+          </w:p>
+        </w:tc>
+      </w:tr>
+      <w:tr>
+        <w:tc>
+          <w:tcPr/>
+          <w:p>
+            <w:pPr>
+              <w:pStyle w:val="Compact"/>
+            </w:pPr>
+            <w:r>
+              <w:t xml:space="preserve">2014</w:t>
+            </w:r>
+          </w:p>
+        </w:tc>
+        <w:tc>
+          <w:tcPr/>
+          <w:p>
+            <w:pPr>
+              <w:pStyle w:val="Compact"/>
+            </w:pPr>
+            <w:r>
+              <w:t xml:space="preserve">93</w:t>
+            </w:r>
+          </w:p>
+        </w:tc>
+        <w:tc>
+          <w:tcPr/>
+          <w:p>
+            <w:pPr>
+              <w:pStyle w:val="Compact"/>
+            </w:pPr>
+            <w:r>
+              <w:t xml:space="preserve">S26</w:t>
+            </w:r>
+          </w:p>
+        </w:tc>
+        <w:tc>
+          <w:tcPr/>
+          <w:p>
+            <w:pPr>
+              <w:pStyle w:val="Compact"/>
+            </w:pPr>
+            <w:r>
+              <w:t xml:space="preserve">762</w:t>
+            </w:r>
+          </w:p>
+        </w:tc>
+        <w:tc>
+          <w:tcPr/>
+          <w:p>
+            <w:pPr>
+              <w:pStyle w:val="Compact"/>
+            </w:pPr>
+            <w:r>
+              <w:t xml:space="preserve">S1-S237</w:t>
+            </w:r>
+          </w:p>
+        </w:tc>
+      </w:tr>
+      <w:tr>
+        <w:tc>
+          <w:tcPr/>
+          <w:p>
+            <w:pPr>
+              <w:pStyle w:val="Compact"/>
+            </w:pPr>
+            <w:r>
+              <w:t xml:space="preserve">2015</w:t>
+            </w:r>
+          </w:p>
+        </w:tc>
+        <w:tc>
+          <w:tcPr/>
+          <w:p>
+            <w:pPr>
+              <w:pStyle w:val="Compact"/>
+            </w:pPr>
+            <w:r>
+              <w:t xml:space="preserve">95</w:t>
+            </w:r>
+          </w:p>
+        </w:tc>
+        <w:tc>
+          <w:tcPr/>
+          <w:p>
+            <w:pPr>
+              <w:pStyle w:val="Compact"/>
+            </w:pPr>
+            <w:r>
+              <w:t xml:space="preserve">S38</w:t>
+            </w:r>
+          </w:p>
+        </w:tc>
+        <w:tc>
+          <w:tcPr/>
+          <w:p>
+            <w:pPr>
+              <w:pStyle w:val="Compact"/>
+            </w:pPr>
+            <w:r>
+              <w:t xml:space="preserve">852</w:t>
+            </w:r>
+          </w:p>
+        </w:tc>
+        <w:tc>
+          <w:tcPr/>
+          <w:p>
+            <w:pPr>
+              <w:pStyle w:val="Compact"/>
+            </w:pPr>
+            <w:r>
+              <w:t xml:space="preserve">S1-S262</w:t>
+            </w:r>
+          </w:p>
+        </w:tc>
+      </w:tr>
+      <w:tr>
+        <w:tc>
+          <w:tcPr/>
+          <w:p>
+            <w:pPr>
+              <w:pStyle w:val="Compact"/>
+            </w:pPr>
+            <w:r>
+              <w:t xml:space="preserve">2016</w:t>
+            </w:r>
+          </w:p>
+        </w:tc>
+        <w:tc>
+          <w:tcPr/>
+          <w:p>
+            <w:pPr>
+              <w:pStyle w:val="Compact"/>
+            </w:pPr>
+            <w:r>
+              <w:t xml:space="preserve">96</w:t>
+            </w:r>
+          </w:p>
+        </w:tc>
+        <w:tc>
+          <w:tcPr/>
+          <w:p>
+            <w:pPr>
+              <w:pStyle w:val="Compact"/>
+            </w:pPr>
+            <w:r>
+              <w:t xml:space="preserve">S40</w:t>
+            </w:r>
+          </w:p>
+        </w:tc>
+        <w:tc>
+          <w:tcPr/>
+          <w:p>
+            <w:pPr>
+              <w:pStyle w:val="Compact"/>
+            </w:pPr>
+            <w:r>
+              <w:t xml:space="preserve">793</w:t>
+            </w:r>
+          </w:p>
+        </w:tc>
+        <w:tc>
+          <w:tcPr/>
+          <w:p>
+            <w:pPr>
+              <w:pStyle w:val="Compact"/>
+            </w:pPr>
+            <w:r>
+              <w:t xml:space="preserve">S1-S261</w:t>
+            </w:r>
+          </w:p>
+        </w:tc>
+      </w:tr>
+      <w:tr>
+        <w:tc>
+          <w:tcPr/>
+          <w:p>
+            <w:pPr>
+              <w:pStyle w:val="Compact"/>
+            </w:pPr>
+            <w:r>
+              <w:t xml:space="preserve">2017</w:t>
+            </w:r>
+          </w:p>
+        </w:tc>
+        <w:tc>
+          <w:tcPr/>
+          <w:p>
+            <w:pPr>
+              <w:pStyle w:val="Compact"/>
+            </w:pPr>
+            <w:r>
+              <w:t xml:space="preserve">97</w:t>
+            </w:r>
+          </w:p>
+        </w:tc>
+        <w:tc>
+          <w:tcPr/>
+          <w:p>
+            <w:pPr>
+              <w:pStyle w:val="Compact"/>
+            </w:pPr>
+            <w:r>
+              <w:t xml:space="preserve">S59-S60</w:t>
+            </w:r>
+          </w:p>
+        </w:tc>
+        <w:tc>
+          <w:tcPr/>
+          <w:p>
+            <w:pPr>
+              <w:pStyle w:val="Compact"/>
+            </w:pPr>
+            <w:r>
+              <w:t xml:space="preserve">614</w:t>
+            </w:r>
+          </w:p>
+        </w:tc>
+        <w:tc>
+          <w:tcPr/>
+          <w:p>
+            <w:pPr>
+              <w:pStyle w:val="Compact"/>
+            </w:pPr>
+            <w:r>
+              <w:t xml:space="preserve">S1-S208</w:t>
+            </w:r>
+          </w:p>
+        </w:tc>
+      </w:tr>
+      <w:tr>
+        <w:tc>
+          <w:tcPr/>
+          <w:p>
+            <w:pPr>
+              <w:pStyle w:val="Compact"/>
+            </w:pPr>
+            <w:r>
+              <w:t xml:space="preserve">2018</w:t>
+            </w:r>
+          </w:p>
+        </w:tc>
+        <w:tc>
+          <w:tcPr/>
+          <w:p>
+            <w:pPr>
+              <w:pStyle w:val="Compact"/>
+            </w:pPr>
+            <w:r>
+              <w:t xml:space="preserve">95</w:t>
+            </w:r>
+          </w:p>
+        </w:tc>
+        <w:tc>
+          <w:tcPr/>
+          <w:p>
+            <w:pPr>
+              <w:pStyle w:val="Compact"/>
+            </w:pPr>
+            <w:r>
+              <w:t xml:space="preserve">S60</w:t>
+            </w:r>
+          </w:p>
+        </w:tc>
+        <w:tc>
+          <w:tcPr/>
+          <w:p>
+            <w:pPr>
+              <w:pStyle w:val="Compact"/>
+            </w:pPr>
+            <w:r>
+              <w:t xml:space="preserve">745</w:t>
+            </w:r>
+          </w:p>
+        </w:tc>
+        <w:tc>
+          <w:tcPr/>
+          <w:p>
+            <w:pPr>
+              <w:pStyle w:val="Compact"/>
+            </w:pPr>
+            <w:r>
+              <w:t xml:space="preserve">S1-S286</w:t>
+            </w:r>
+          </w:p>
+        </w:tc>
+      </w:tr>
+      <w:tr>
+        <w:tc>
+          <w:tcPr/>
+          <w:p>
+            <w:pPr>
+              <w:pStyle w:val="Compact"/>
+            </w:pPr>
+            <w:r>
+              <w:t xml:space="preserve">2019</w:t>
+            </w:r>
+          </w:p>
+        </w:tc>
+        <w:tc>
+          <w:tcPr/>
+          <w:p>
+            <w:pPr>
+              <w:pStyle w:val="Compact"/>
+            </w:pPr>
+            <w:r>
+              <w:t xml:space="preserve">96</w:t>
+            </w:r>
+          </w:p>
+        </w:tc>
+        <w:tc>
+          <w:tcPr/>
+          <w:p>
+            <w:pPr>
+              <w:pStyle w:val="Compact"/>
+            </w:pPr>
+            <w:r>
+              <w:t xml:space="preserve">S30</w:t>
+            </w:r>
+          </w:p>
+        </w:tc>
+        <w:tc>
+          <w:tcPr/>
+          <w:p>
+            <w:pPr>
+              <w:pStyle w:val="Compact"/>
+            </w:pPr>
+            <w:r>
+              <w:t xml:space="preserve">744</w:t>
+            </w:r>
+          </w:p>
+        </w:tc>
+        <w:tc>
+          <w:tcPr/>
+          <w:p>
+            <w:pPr>
+              <w:pStyle w:val="Compact"/>
+            </w:pPr>
+            <w:r>
+              <w:t xml:space="preserve">S1-S239</w:t>
+            </w:r>
+          </w:p>
+        </w:tc>
+      </w:tr>
+      <w:tr>
+        <w:tc>
+          <w:tcPr/>
+          <w:p>
+            <w:pPr>
+              <w:pStyle w:val="Compact"/>
+            </w:pPr>
+            <w:r>
+              <w:t xml:space="preserve">2020</w:t>
+            </w:r>
+          </w:p>
+        </w:tc>
+        <w:tc>
+          <w:tcPr/>
+          <w:p>
+            <w:pPr>
+              <w:pStyle w:val="Compact"/>
+            </w:pPr>
+            <w:r>
+              <w:t xml:space="preserve">95</w:t>
+            </w:r>
+          </w:p>
+        </w:tc>
+        <w:tc>
+          <w:tcPr/>
+          <w:p>
+            <w:pPr>
+              <w:pStyle w:val="Compact"/>
+            </w:pPr>
+            <w:r>
+              <w:t xml:space="preserve">S33</w:t>
+            </w:r>
+          </w:p>
+        </w:tc>
+        <w:tc>
+          <w:tcPr/>
+          <w:p>
+            <w:pPr>
+              <w:pStyle w:val="Compact"/>
+            </w:pPr>
+            <w:r>
+              <w:t xml:space="preserve">453</w:t>
+            </w:r>
+          </w:p>
+        </w:tc>
+        <w:tc>
+          <w:tcPr/>
+          <w:p>
+            <w:pPr>
+              <w:pStyle w:val="Compact"/>
+            </w:pPr>
+            <w:r>
+              <w:t xml:space="preserve">S1-S152</w:t>
+            </w:r>
+          </w:p>
+        </w:tc>
+      </w:tr>
+      <w:tr>
+        <w:tc>
+          <w:tcPr/>
+          <w:p>
+            <w:pPr>
+              <w:pStyle w:val="Compact"/>
+            </w:pPr>
+            <w:r>
+              <w:t xml:space="preserve">2021</w:t>
+            </w:r>
+          </w:p>
+        </w:tc>
+        <w:tc>
+          <w:tcPr/>
+          <w:p>
+            <w:pPr>
+              <w:pStyle w:val="Compact"/>
+            </w:pPr>
+            <w:r>
+              <w:t xml:space="preserve">98</w:t>
+            </w:r>
+          </w:p>
+        </w:tc>
+        <w:tc>
+          <w:tcPr/>
+          <w:p>
+            <w:pPr>
+              <w:pStyle w:val="Compact"/>
+            </w:pPr>
+            <w:r>
+              <w:t xml:space="preserve">S34</w:t>
+            </w:r>
+          </w:p>
+        </w:tc>
+        <w:tc>
+          <w:tcPr/>
+          <w:p>
+            <w:pPr>
+              <w:pStyle w:val="Compact"/>
+            </w:pPr>
+            <w:r>
+              <w:t xml:space="preserve">498</w:t>
+            </w:r>
+          </w:p>
+        </w:tc>
+        <w:tc>
+          <w:tcPr/>
+          <w:p>
+            <w:pPr>
+              <w:pStyle w:val="Compact"/>
+            </w:pPr>
+            <w:r>
+              <w:t xml:space="preserve">S1-S169</w:t>
+            </w:r>
+          </w:p>
+        </w:tc>
+      </w:tr>
+      <w:tr>
+        <w:tc>
+          <w:tcPr/>
+          <w:p>
+            <w:pPr>
+              <w:pStyle w:val="Compact"/>
+            </w:pPr>
+            <w:r>
+              <w:t xml:space="preserve">2022</w:t>
+            </w:r>
+          </w:p>
+        </w:tc>
+        <w:tc>
+          <w:tcPr/>
+          <w:p>
+            <w:pPr>
+              <w:pStyle w:val="Compact"/>
+            </w:pPr>
+            <w:r>
+              <w:t xml:space="preserve">100</w:t>
+            </w:r>
+          </w:p>
+        </w:tc>
+        <w:tc>
+          <w:tcPr/>
+          <w:p>
+            <w:pPr>
+              <w:pStyle w:val="Compact"/>
+            </w:pPr>
+            <w:r>
+              <w:t xml:space="preserve">S40</w:t>
+            </w:r>
+          </w:p>
+        </w:tc>
+        <w:tc>
+          <w:tcPr/>
+          <w:p>
+            <w:pPr>
+              <w:pStyle w:val="Compact"/>
+            </w:pPr>
+            <w:r>
+              <w:t xml:space="preserve">497</w:t>
+            </w:r>
+          </w:p>
+        </w:tc>
+        <w:tc>
+          <w:tcPr/>
+          <w:p>
+            <w:pPr>
+              <w:pStyle w:val="Compact"/>
+            </w:pPr>
+            <w:r>
+              <w:t xml:space="preserve">S1-S167</w:t>
+            </w:r>
+          </w:p>
+        </w:tc>
+      </w:tr>
+      <w:tr>
+        <w:tc>
+          <w:tcPr/>
+          <w:p>
+            <w:pPr>
+              <w:pStyle w:val="Compact"/>
+            </w:pPr>
+            <w:r>
+              <w:t xml:space="preserve">2023</w:t>
+            </w:r>
+          </w:p>
+        </w:tc>
+        <w:tc>
+          <w:tcPr/>
+          <w:p>
+            <w:pPr>
+              <w:pStyle w:val="Compact"/>
+            </w:pPr>
+            <w:r>
+              <w:t xml:space="preserve">98</w:t>
+            </w:r>
+          </w:p>
+        </w:tc>
+        <w:tc>
+          <w:tcPr/>
+          <w:p>
+            <w:pPr>
+              <w:pStyle w:val="Compact"/>
+            </w:pPr>
+            <w:r>
+              <w:t xml:space="preserve">S38</w:t>
+            </w:r>
+          </w:p>
+        </w:tc>
+        <w:tc>
+          <w:tcPr/>
+          <w:p>
+            <w:pPr>
+              <w:pStyle w:val="Compact"/>
+            </w:pPr>
+            <w:r>
+              <w:t xml:space="preserve">392</w:t>
+            </w:r>
+          </w:p>
+        </w:tc>
+        <w:tc>
+          <w:tcPr/>
+          <w:p>
+            <w:pPr>
+              <w:pStyle w:val="Compact"/>
+            </w:pPr>
+            <w:r>
+              <w:t xml:space="preserve">S1-S141</w:t>
+            </w:r>
+          </w:p>
+        </w:tc>
+      </w:tr>
+    </w:tbl>
+    <w:bookmarkEnd w:id="184"/>
+    <w:bookmarkStart w:id="185" w:name="Xbb0267dc4073d6b452b4fbd468e89b232540a33"/>
+    <w:p>
+      <w:pPr>
+        <w:pStyle w:val="Heading3"/>
+      </w:pPr>
+      <w:r>
+        <w:t xml:space="preserve">A14.2 The cutoff is mid-block, not at a section boundary</w:t>
+      </w:r>
+    </w:p>
+    <w:p>
+      <w:pPr>
+        <w:pStyle w:val="FirstParagraph"/>
+      </w:pPr>
+      <w:r>
+        <w:t xml:space="preserve">If the capture happened to stop where the oral block ends, the cohort would</w:t>
+      </w:r>
+      <w:r>
+        <w:t xml:space="preserve"> </w:t>
+      </w:r>
+      <w:r>
+        <w:t xml:space="preserve">still be a valid census of oral presentations. It does not. The 2012 capture</w:t>
+      </w:r>
+      <w:r>
+        <w:t xml:space="preserve"> </w:t>
+      </w:r>
+      <w:r>
+        <w:t xml:space="preserve">ends at S33-S34; the records immediately following are ordinary scientific</w:t>
+      </w:r>
+      <w:r>
+        <w:t xml:space="preserve"> </w:t>
+      </w:r>
+      <w:r>
+        <w:t xml:space="preserve">abstracts of the same kind already in the cohort:</w:t>
+      </w:r>
+    </w:p>
+    <w:p>
+      <w:pPr>
+        <w:pStyle w:val="BlockText"/>
+      </w:pPr>
+      <w:r>
+        <w:t xml:space="preserve">S33 Endoscopic Midurethral Circumferential Injection of Calcium Hydroxylapatite</w:t>
+      </w:r>
+      <w:r>
+        <w:t xml:space="preserve"> </w:t>
+      </w:r>
+      <w:r>
+        <w:t xml:space="preserve">for Urethral Bulking; S34 Sling Failures: Does the Adjustable Suburethral Sling</w:t>
+      </w:r>
+      <w:r>
+        <w:t xml:space="preserve"> </w:t>
+      </w:r>
+      <w:r>
+        <w:t xml:space="preserve">(Remeex) Bring Hope; S35 Interest of the 3D Ultrasound Evaluation of Suburethral</w:t>
+      </w:r>
+      <w:r>
+        <w:t xml:space="preserve"> </w:t>
+      </w:r>
+      <w:r>
+        <w:t xml:space="preserve">Tape after TVT-O Procedure; S37 The Outcomes of Elderly Patients in the Treatment</w:t>
+      </w:r>
+      <w:r>
+        <w:t xml:space="preserve"> </w:t>
+      </w:r>
+      <w:r>
+        <w:t xml:space="preserve">of Gynecological Malignancy with Robotics.</w:t>
+      </w:r>
+    </w:p>
+    <w:p>
+      <w:pPr>
+        <w:pStyle w:val="FirstParagraph"/>
+      </w:pPr>
+      <w:r>
+        <w:t xml:space="preserve">Ingestion stopped part-way through the material, not at the end of a category.</w:t>
+      </w:r>
+    </w:p>
+    <w:bookmarkEnd w:id="185"/>
+    <w:bookmarkStart w:id="186" w:name="a14.3-consequence-for-this-appendix"/>
+    <w:p>
+      <w:pPr>
+        <w:pStyle w:val="Heading3"/>
+      </w:pPr>
+      <w:r>
+        <w:t xml:space="preserve">A14.3 Consequence for this appendix</w:t>
+      </w:r>
+    </w:p>
+    <w:p>
+      <w:pPr>
+        <w:pStyle w:val="FirstParagraph"/>
+      </w:pPr>
+      <w:r>
+        <w:t xml:space="preserve">Each supplement mixes oral presentations, posters and videos, so the item counts</w:t>
+      </w:r>
+      <w:r>
+        <w:t xml:space="preserve"> </w:t>
+      </w:r>
+      <w:r>
+        <w:t xml:space="preserve">above are not counts of missing</w:t>
+      </w:r>
+      <w:r>
+        <w:t xml:space="preserve"> </w:t>
+      </w:r>
+      <w:r>
+        <w:rPr>
+          <w:i/>
+          <w:iCs/>
+        </w:rPr>
+        <w:t xml:space="preserve">orals</w:t>
+      </w:r>
+      <w:r>
+        <w:t xml:space="preserve">. Establishing the true oral denominator</w:t>
+      </w:r>
+      <w:r>
+        <w:t xml:space="preserve"> </w:t>
+      </w:r>
+      <w:r>
+        <w:t xml:space="preserve">per congress requires the section headers that</w:t>
+      </w:r>
+      <w:r>
+        <w:t xml:space="preserve"> </w:t>
+      </w:r>
+      <w:r>
+        <w:rPr>
+          <w:rStyle w:val="VerbatimChar"/>
+        </w:rPr>
+        <w:t xml:space="preserve">R/01b_parse_web.R</w:t>
+      </w:r>
+      <w:r>
+        <w:t xml:space="preserve"> </w:t>
+      </w:r>
+      <w:r>
+        <w:t xml:space="preserve">reads, which</w:t>
+      </w:r>
+      <w:r>
+        <w:t xml:space="preserve"> </w:t>
+      </w:r>
+      <w:r>
+        <w:t xml:space="preserve">is the same code path that truncates. The size of the shortfall is therefore not</w:t>
+      </w:r>
+      <w:r>
+        <w:t xml:space="preserve"> </w:t>
+      </w:r>
+      <w:r>
+        <w:t xml:space="preserve">established here; only its existence is.</w:t>
+      </w:r>
+    </w:p>
+    <w:p>
+      <w:pPr>
+        <w:pStyle w:val="BodyText"/>
+      </w:pPr>
+      <w:r>
+        <w:t xml:space="preserve">What is established is that the captured cohort is a</w:t>
+      </w:r>
+      <w:r>
+        <w:t xml:space="preserve"> </w:t>
+      </w:r>
+      <w:r>
+        <w:rPr>
+          <w:b/>
+          <w:bCs/>
+        </w:rPr>
+        <w:t xml:space="preserve">contiguous prefix</w:t>
+      </w:r>
+      <w:r>
+        <w:t xml:space="preserve"> </w:t>
+      </w:r>
+      <w:r>
+        <w:t xml:space="preserve">of</w:t>
+      </w:r>
+      <w:r>
+        <w:t xml:space="preserve"> </w:t>
+      </w:r>
+      <w:r>
+        <w:t xml:space="preserve">each supplement rather than a sample of it. It is systematically the</w:t>
+      </w:r>
+      <w:r>
+        <w:t xml:space="preserve"> </w:t>
+      </w:r>
+      <w:r>
+        <w:t xml:space="preserve">earliest-paginated material, which corresponds to particular sessions and topic</w:t>
+      </w:r>
+      <w:r>
+        <w:t xml:space="preserve"> </w:t>
+      </w:r>
+      <w:r>
+        <w:t xml:space="preserve">blocks rather than to a random draw.</w:t>
+      </w:r>
+    </w:p>
+    <w:p>
+      <w:pPr>
+        <w:pStyle w:val="BodyText"/>
+      </w:pPr>
+      <w:r>
+        <w:t xml:space="preserve">Every quantity reported in this appendix and in the manuscript is arithmetically</w:t>
+      </w:r>
+      <w:r>
+        <w:t xml:space="preserve"> </w:t>
+      </w:r>
+      <w:r>
+        <w:t xml:space="preserve">correct</w:t>
+      </w:r>
+      <w:r>
+        <w:t xml:space="preserve"> </w:t>
+      </w:r>
+      <w:r>
+        <w:rPr>
+          <w:b/>
+          <w:bCs/>
+        </w:rPr>
+        <w:t xml:space="preserve">for the 1,106 abstracts that were captured</w:t>
+      </w:r>
+      <w:r>
+        <w:t xml:space="preserve">. None of them describes</w:t>
+      </w:r>
+      <w:r>
+        <w:t xml:space="preserve"> </w:t>
+      </w:r>
+      <w:r>
+        <w:t xml:space="preserve">“all oral presentations at the AAGL Global Congress, 2012-2023”</w:t>
+      </w:r>
+      <w:r>
+        <w:t xml:space="preserve">. The corrections</w:t>
+      </w:r>
+      <w:r>
+        <w:t xml:space="preserve"> </w:t>
+      </w:r>
+      <w:r>
+        <w:t xml:space="preserve">in A12 and A13, the denominator chain in A13.1, and the open decisions recorded</w:t>
+      </w:r>
+      <w:r>
+        <w:t xml:space="preserve"> </w:t>
+      </w:r>
+      <w:r>
+        <w:t xml:space="preserve">in A13.6 and A13.7 all sit downstream of a cohort that has not yet been</w:t>
+      </w:r>
+      <w:r>
+        <w:t xml:space="preserve"> </w:t>
+      </w:r>
+      <w:r>
+        <w:t xml:space="preserve">correctly assembled.</w:t>
+      </w:r>
+    </w:p>
+    <w:p>
+      <w:pPr>
+        <w:pStyle w:val="BodyText"/>
+      </w:pPr>
+      <w:r>
+        <w:t xml:space="preserve">Remediation is tracked in</w:t>
+      </w:r>
+      <w:r>
+        <w:t xml:space="preserve"> </w:t>
+      </w:r>
+      <w:r>
+        <w:rPr>
+          <w:rStyle w:val="VerbatimChar"/>
+        </w:rPr>
+        <w:t xml:space="preserve">docs/FAILURE_MODES.md</w:t>
+      </w:r>
+      <w:r>
+        <w:t xml:space="preserve"> </w:t>
+      </w:r>
+      <w:r>
+        <w:t xml:space="preserve">and is out of scope for this</w:t>
+      </w:r>
+      <w:r>
+        <w:t xml:space="preserve"> </w:t>
+      </w:r>
+      <w:r>
+        <w:t xml:space="preserve">appendix.</w:t>
+      </w:r>
+    </w:p>
+    <w:bookmarkEnd w:id="186"/>
+    <w:bookmarkEnd w:id="187"/>
     <w:sectPr>
       <w:footnotePr>
         <w:numRestart w:val="eachSect"/>

--- a/docs/technical_appendix.docx
+++ b/docs/technical_appendix.docx
@@ -684,7 +684,7 @@
         <w:pStyle w:val="FirstParagraph"/>
       </w:pPr>
       <w:r>
-        <w:t xml:space="preserve">The abstract-to-publication matching pipeline is implemented as a modular, fully reproducible R codebase comprising 20 R scripts, 26 test files (see</w:t>
+        <w:t xml:space="preserve">The abstract-to-publication matching pipeline is implemented as a modular, fully reproducible R codebase comprising 20 R scripts, 29 test files (see</w:t>
       </w:r>
       <w:r>
         <w:t xml:space="preserve"> </w:t>
@@ -2482,7 +2482,7 @@
         <w:t xml:space="preserve"> </w:t>
       </w:r>
       <w:r>
-        <w:t xml:space="preserve">package. Pass 2: genderize.io API for international names not covered by SSA. Middle initials were stripped before lookup. Coverage: 96.3%.</w:t>
+        <w:t xml:space="preserve">package. Pass 2: genderize.io API for international names not covered by SSA. Middle initials were stripped before lookup. Coverage: 96.4%.</w:t>
       </w:r>
     </w:p>
     <w:p>
@@ -3417,7 +3417,7 @@
               <w:jc w:val="right"/>
             </w:pPr>
             <w:r>
-              <w:t xml:space="preserve">2.21</w:t>
+              <w:t xml:space="preserve">2.23</w:t>
             </w:r>
           </w:p>
         </w:tc>
@@ -3429,7 +3429,7 @@
               <w:jc w:val="left"/>
             </w:pPr>
             <w:r>
-              <w:t xml:space="preserve">1.47-3.32</w:t>
+              <w:t xml:space="preserve">1.48-3.34</w:t>
             </w:r>
           </w:p>
         </w:tc>
@@ -3479,7 +3479,7 @@
               <w:jc w:val="left"/>
             </w:pPr>
             <w:r>
-              <w:t xml:space="preserve">0.44-0.88</w:t>
+              <w:t xml:space="preserve">0.44-0.87</w:t>
             </w:r>
           </w:p>
         </w:tc>
@@ -3491,7 +3491,7 @@
               <w:jc w:val="right"/>
             </w:pPr>
             <w:r>
-              <w:t xml:space="preserve">0.007</w:t>
+              <w:t xml:space="preserve">0.006</w:t>
             </w:r>
           </w:p>
         </w:tc>
@@ -3517,7 +3517,7 @@
               <w:jc w:val="right"/>
             </w:pPr>
             <w:r>
-              <w:t xml:space="preserve">1.42</w:t>
+              <w:t xml:space="preserve">1.40</w:t>
             </w:r>
           </w:p>
         </w:tc>
@@ -3529,7 +3529,7 @@
               <w:jc w:val="left"/>
             </w:pPr>
             <w:r>
-              <w:t xml:space="preserve">0.89-2.27</w:t>
+              <w:t xml:space="preserve">0.88-2.24</w:t>
             </w:r>
           </w:p>
         </w:tc>
@@ -3541,7 +3541,7 @@
               <w:jc w:val="right"/>
             </w:pPr>
             <w:r>
-              <w:t xml:space="preserve">0.145</w:t>
+              <w:t xml:space="preserve">0.156</w:t>
             </w:r>
           </w:p>
         </w:tc>
@@ -3617,7 +3617,7 @@
               <w:jc w:val="right"/>
             </w:pPr>
             <w:r>
-              <w:t xml:space="preserve">0.78</w:t>
+              <w:t xml:space="preserve">0.81</w:t>
             </w:r>
           </w:p>
         </w:tc>
@@ -3629,7 +3629,7 @@
               <w:jc w:val="left"/>
             </w:pPr>
             <w:r>
-              <w:t xml:space="preserve">0.58-1.07</w:t>
+              <w:t xml:space="preserve">0.6-1.11</w:t>
             </w:r>
           </w:p>
         </w:tc>
@@ -3641,7 +3641,7 @@
               <w:jc w:val="right"/>
             </w:pPr>
             <w:r>
-              <w:t xml:space="preserve">0.120</w:t>
+              <w:t xml:space="preserve">0.191</w:t>
             </w:r>
           </w:p>
         </w:tc>
@@ -3667,7 +3667,7 @@
               <w:jc w:val="right"/>
             </w:pPr>
             <w:r>
-              <w:t xml:space="preserve">1.39</w:t>
+              <w:t xml:space="preserve">1.37</w:t>
             </w:r>
           </w:p>
         </w:tc>
@@ -3679,7 +3679,7 @@
               <w:jc w:val="left"/>
             </w:pPr>
             <w:r>
-              <w:t xml:space="preserve">0.81-2.38</w:t>
+              <w:t xml:space="preserve">0.8-2.35</w:t>
             </w:r>
           </w:p>
         </w:tc>
@@ -3691,57 +3691,7 @@
               <w:jc w:val="right"/>
             </w:pPr>
             <w:r>
-              <w:t xml:space="preserve">0.234</w:t>
-            </w:r>
-          </w:p>
-        </w:tc>
-      </w:tr>
-      <w:tr>
-        <w:tc>
-          <w:tcPr/>
-          <w:p>
-            <w:pPr>
-              <w:pStyle w:val="Compact"/>
-              <w:jc w:val="left"/>
-            </w:pPr>
-            <w:r>
-              <w:t xml:space="preserve">has_fundingTRUE</w:t>
-            </w:r>
-          </w:p>
-        </w:tc>
-        <w:tc>
-          <w:tcPr/>
-          <w:p>
-            <w:pPr>
-              <w:pStyle w:val="Compact"/>
-              <w:jc w:val="right"/>
-            </w:pPr>
-            <w:r>
-              <w:t xml:space="preserve">1.76</w:t>
-            </w:r>
-          </w:p>
-        </w:tc>
-        <w:tc>
-          <w:tcPr/>
-          <w:p>
-            <w:pPr>
-              <w:pStyle w:val="Compact"/>
-              <w:jc w:val="left"/>
-            </w:pPr>
-            <w:r>
-              <w:t xml:space="preserve">0.43-7.17</w:t>
-            </w:r>
-          </w:p>
-        </w:tc>
-        <w:tc>
-          <w:tcPr/>
-          <w:p>
-            <w:pPr>
-              <w:pStyle w:val="Compact"/>
-              <w:jc w:val="right"/>
-            </w:pPr>
-            <w:r>
-              <w:t xml:space="preserve">0.432</w:t>
+              <w:t xml:space="preserve">0.251</w:t>
             </w:r>
           </w:p>
         </w:tc>
@@ -3752,7 +3702,7 @@
         <w:pStyle w:val="BodyText"/>
       </w:pPr>
       <w:r>
-        <w:t xml:space="preserve">Proportional hazards assumption: global test p = 0.052.</w:t>
+        <w:t xml:space="preserve">Proportional hazards assumption: global test p = 0.043.</w:t>
       </w:r>
     </w:p>
     <w:bookmarkEnd w:id="44"/>
@@ -34424,8 +34374,5370 @@
         <w:t xml:space="preserve">appendix.</w:t>
       </w:r>
     </w:p>
+    <w:p>
+      <w:r>
+        <w:pict>
+          <v:rect style="width:0;height:1.5pt" o:hralign="center" o:hrstd="t" o:hr="t"/>
+        </w:pict>
+      </w:r>
+    </w:p>
     <w:bookmarkEnd w:id="186"/>
     <w:bookmarkEnd w:id="187"/>
+    <w:bookmarkStart w:id="197" w:name="a15.-remediation-september-2026"/>
+    <w:p>
+      <w:pPr>
+        <w:pStyle w:val="Heading2"/>
+      </w:pPr>
+      <w:r>
+        <w:t xml:space="preserve">A15. Remediation, September 2026</w:t>
+      </w:r>
+    </w:p>
+    <w:p>
+      <w:pPr>
+        <w:pStyle w:val="FirstParagraph"/>
+      </w:pPr>
+      <w:r>
+        <w:t xml:space="preserve">Sections A12–A14 catalogue defects. This section records what was done about</w:t>
+      </w:r>
+      <w:r>
+        <w:t xml:space="preserve"> </w:t>
+      </w:r>
+      <w:r>
+        <w:t xml:space="preserve">them on 3–4 September 2026, what it changed, and what was deliberately left</w:t>
+      </w:r>
+      <w:r>
+        <w:t xml:space="preserve"> </w:t>
+      </w:r>
+      <w:r>
+        <w:t xml:space="preserve">alone. It is the counterpart to</w:t>
+      </w:r>
+      <w:r>
+        <w:t xml:space="preserve"> </w:t>
+      </w:r>
+      <w:r>
+        <w:rPr>
+          <w:rStyle w:val="VerbatimChar"/>
+        </w:rPr>
+        <w:t xml:space="preserve">docs/FAILURE_MODES.md</w:t>
+      </w:r>
+      <w:r>
+        <w:t xml:space="preserve">, which holds the</w:t>
+      </w:r>
+      <w:r>
+        <w:t xml:space="preserve"> </w:t>
+      </w:r>
+      <w:r>
+        <w:t xml:space="preserve">mechanism for each entry; this is the narrative and the arithmetic.</w:t>
+      </w:r>
+    </w:p>
+    <w:p>
+      <w:pPr>
+        <w:pStyle w:val="BodyText"/>
+      </w:pPr>
+      <w:r>
+        <w:t xml:space="preserve">The headline did not move. The publication rate is 178 / 1,051 =</w:t>
+      </w:r>
+      <w:r>
+        <w:t xml:space="preserve"> </w:t>
+      </w:r>
+      <w:r>
+        <w:rPr>
+          <w:b/>
+          <w:bCs/>
+        </w:rPr>
+        <w:t xml:space="preserve">16.9%</w:t>
+      </w:r>
+      <w:r>
+        <w:t xml:space="preserve"> </w:t>
+      </w:r>
+      <w:r>
+        <w:t xml:space="preserve">before and after. What</w:t>
+      </w:r>
+      <w:r>
+        <w:t xml:space="preserve"> </w:t>
+      </w:r>
+      <w:r>
+        <w:t xml:space="preserve">moved is the evidence beneath the time-to-event and regression results, and</w:t>
+      </w:r>
+      <w:r>
+        <w:t xml:space="preserve"> </w:t>
+      </w:r>
+      <w:r>
+        <w:t xml:space="preserve">the amount of the pipeline that can be rebuilt on another machine.</w:t>
+      </w:r>
+    </w:p>
+    <w:bookmarkStart w:id="188" w:name="a15.1-the-candidate-pool-f2"/>
+    <w:p>
+      <w:pPr>
+        <w:pStyle w:val="Heading3"/>
+      </w:pPr>
+      <w:r>
+        <w:t xml:space="preserve">A15.1 The candidate pool (F2)</w:t>
+      </w:r>
+    </w:p>
+    <w:p>
+      <w:pPr>
+        <w:pStyle w:val="FirstParagraph"/>
+      </w:pPr>
+      <w:r>
+        <w:rPr>
+          <w:rStyle w:val="VerbatimChar"/>
+        </w:rPr>
+        <w:t xml:space="preserve">R/03b_search_crossref.R</w:t>
+      </w:r>
+      <w:r>
+        <w:t xml:space="preserve"> </w:t>
+      </w:r>
+      <w:r>
+        <w:t xml:space="preserve">rewrites</w:t>
+      </w:r>
+      <w:r>
+        <w:t xml:space="preserve"> </w:t>
+      </w:r>
+      <w:r>
+        <w:rPr>
+          <w:rStyle w:val="VerbatimChar"/>
+        </w:rPr>
+        <w:t xml:space="preserve">data/processed/pubmed_candidates.csv</w:t>
+      </w:r>
+      <w:r>
+        <w:t xml:space="preserve"> </w:t>
+      </w:r>
+      <w:r>
+        <w:t xml:space="preserve">in</w:t>
+      </w:r>
+      <w:r>
+        <w:t xml:space="preserve"> </w:t>
+      </w:r>
+      <w:r>
+        <w:t xml:space="preserve">place at the end of every supplementary-search run. On 19 April 2026 it ran at</w:t>
+      </w:r>
+      <w:r>
+        <w:t xml:space="preserve"> </w:t>
+      </w:r>
+      <w:r>
+        <w:t xml:space="preserve">09:47, after</w:t>
+      </w:r>
+      <w:r>
+        <w:t xml:space="preserve"> </w:t>
+      </w:r>
+      <w:r>
+        <w:rPr>
+          <w:rStyle w:val="VerbatimChar"/>
+        </w:rPr>
+        <w:t xml:space="preserve">R/04_score_matches.R</w:t>
+      </w:r>
+      <w:r>
+        <w:t xml:space="preserve"> </w:t>
+      </w:r>
+      <w:r>
+        <w:t xml:space="preserve">had scored at 09:21. The file left on disk</w:t>
+      </w:r>
+      <w:r>
+        <w:t xml:space="preserve"> </w:t>
+      </w:r>
+      <w:r>
+        <w:t xml:space="preserve">was a strict subset of the pool the scores were computed against.</w:t>
+      </w:r>
+    </w:p>
+    <w:p>
+      <w:pPr>
+        <w:pStyle w:val="BodyText"/>
+      </w:pPr>
+      <w:r>
+        <w:rPr>
+          <w:rStyle w:val="VerbatimChar"/>
+        </w:rPr>
+        <w:t xml:space="preserve">scripts/rebuild_candidate_pool.R</w:t>
+      </w:r>
+      <w:r>
+        <w:t xml:space="preserve"> </w:t>
+      </w:r>
+      <w:r>
+        <w:t xml:space="preserve">reconstructs it from</w:t>
+      </w:r>
+      <w:r>
+        <w:t xml:space="preserve"> </w:t>
+      </w:r>
+      <w:r>
+        <w:rPr>
+          <w:rStyle w:val="VerbatimChar"/>
+        </w:rPr>
+        <w:t xml:space="preserve">data/processed/match_scores_detailed.rds</w:t>
+      </w:r>
+      <w:r>
+        <w:t xml:space="preserve"> </w:t>
+      </w:r>
+      <w:r>
+        <w:t xml:space="preserve">— the surviving record of every</w:t>
+      </w:r>
+      <w:r>
+        <w:t xml:space="preserve"> </w:t>
+      </w:r>
+      <w:r>
+        <w:t xml:space="preserve">scored pair — plus every reviewer-supplied</w:t>
+      </w:r>
+      <w:r>
+        <w:t xml:space="preserve"> </w:t>
+      </w:r>
+      <w:r>
+        <w:rPr>
+          <w:rStyle w:val="VerbatimChar"/>
+        </w:rPr>
+        <w:t xml:space="preserve">manual_pmid</w:t>
+      </w:r>
+      <w:r>
+        <w:t xml:space="preserve">, refetching the missing</w:t>
+      </w:r>
+      <w:r>
+        <w:t xml:space="preserve"> </w:t>
+      </w:r>
+      <w:r>
+        <w:t xml:space="preserve">metadata from PubMed in batches of 100. It is resumable and drops rows keyed to</w:t>
+      </w:r>
+      <w:r>
+        <w:t xml:space="preserve"> </w:t>
+      </w:r>
+      <w:r>
+        <w:rPr>
+          <w:rStyle w:val="VerbatimChar"/>
+        </w:rPr>
+        <w:t xml:space="preserve">abstract_id</w:t>
+      </w:r>
+      <w:r>
+        <w:t xml:space="preserve">s outside the 1,154 parsed presentations.</w:t>
+      </w:r>
+    </w:p>
+    <w:tbl>
+      <w:tblPr>
+        <w:tblStyle w:val="Table"/>
+        <w:tblW w:type="pct" w:w="5000"/>
+        <w:tblLayout w:type="fixed"/>
+        <w:tblLook w:firstRow="1" w:lastRow="0" w:firstColumn="0" w:lastColumn="0" w:noHBand="0" w:noVBand="0" w:val="0020"/>
+      </w:tblPr>
+      <w:tblGrid>
+        <w:gridCol w:w="2160"/>
+        <w:gridCol w:w="2880"/>
+        <w:gridCol w:w="2880"/>
+      </w:tblGrid>
+      <w:tr>
+        <w:trPr>
+          <w:tblHeader w:val="on"/>
+        </w:trPr>
+        <w:tc>
+          <w:tcPr/>
+          <w:p>
+            <w:pPr>
+              <w:pStyle w:val="Compact"/>
+            </w:pPr>
+          </w:p>
+        </w:tc>
+        <w:tc>
+          <w:tcPr/>
+          <w:p>
+            <w:pPr>
+              <w:pStyle w:val="Compact"/>
+              <w:jc w:val="right"/>
+            </w:pPr>
+            <w:r>
+              <w:t xml:space="preserve">before</w:t>
+            </w:r>
+          </w:p>
+        </w:tc>
+        <w:tc>
+          <w:tcPr/>
+          <w:p>
+            <w:pPr>
+              <w:pStyle w:val="Compact"/>
+              <w:jc w:val="right"/>
+            </w:pPr>
+            <w:r>
+              <w:t xml:space="preserve">after</w:t>
+            </w:r>
+          </w:p>
+        </w:tc>
+      </w:tr>
+      <w:tr>
+        <w:tc>
+          <w:tcPr/>
+          <w:p>
+            <w:pPr>
+              <w:pStyle w:val="Compact"/>
+            </w:pPr>
+            <w:r>
+              <w:t xml:space="preserve">Rows in the pool</w:t>
+            </w:r>
+          </w:p>
+        </w:tc>
+        <w:tc>
+          <w:tcPr/>
+          <w:p>
+            <w:pPr>
+              <w:pStyle w:val="Compact"/>
+              <w:jc w:val="right"/>
+            </w:pPr>
+            <w:r>
+              <w:t xml:space="preserve">48,984</w:t>
+            </w:r>
+          </w:p>
+        </w:tc>
+        <w:tc>
+          <w:tcPr/>
+          <w:p>
+            <w:pPr>
+              <w:pStyle w:val="Compact"/>
+              <w:jc w:val="right"/>
+            </w:pPr>
+            <w:r>
+              <w:t xml:space="preserve">65,697</w:t>
+            </w:r>
+          </w:p>
+        </w:tc>
+      </w:tr>
+      <w:tr>
+        <w:tc>
+          <w:tcPr/>
+          <w:p>
+            <w:pPr>
+              <w:pStyle w:val="Compact"/>
+            </w:pPr>
+            <w:r>
+              <w:t xml:space="preserve">Cohort pairs vs</w:t>
+            </w:r>
+            <w:r>
+              <w:t xml:space="preserve"> </w:t>
+            </w:r>
+            <w:r>
+              <w:rPr>
+                <w:rStyle w:val="VerbatimChar"/>
+              </w:rPr>
+              <w:t xml:space="preserve">sum(n_candidates)</w:t>
+            </w:r>
+          </w:p>
+        </w:tc>
+        <w:tc>
+          <w:tcPr/>
+          <w:p>
+            <w:pPr>
+              <w:pStyle w:val="Compact"/>
+              <w:jc w:val="right"/>
+            </w:pPr>
+            <w:r>
+              <w:t xml:space="preserve">48,984 vs 64,718</w:t>
+            </w:r>
+          </w:p>
+        </w:tc>
+        <w:tc>
+          <w:tcPr/>
+          <w:p>
+            <w:pPr>
+              <w:pStyle w:val="Compact"/>
+              <w:jc w:val="right"/>
+            </w:pPr>
+            <w:r>
+              <w:t xml:space="preserve">64,728 vs 64,718</w:t>
+            </w:r>
+          </w:p>
+        </w:tc>
+      </w:tr>
+      <w:tr>
+        <w:tc>
+          <w:tcPr/>
+          <w:p>
+            <w:pPr>
+              <w:pStyle w:val="Compact"/>
+            </w:pPr>
+            <w:r>
+              <w:t xml:space="preserve">Winning PMIDs unresolvable</w:t>
+            </w:r>
+          </w:p>
+        </w:tc>
+        <w:tc>
+          <w:tcPr/>
+          <w:p>
+            <w:pPr>
+              <w:pStyle w:val="Compact"/>
+              <w:jc w:val="right"/>
+            </w:pPr>
+            <w:r>
+              <w:t xml:space="preserve">283</w:t>
+            </w:r>
+          </w:p>
+        </w:tc>
+        <w:tc>
+          <w:tcPr/>
+          <w:p>
+            <w:pPr>
+              <w:pStyle w:val="Compact"/>
+              <w:jc w:val="right"/>
+            </w:pPr>
+            <w:r>
+              <w:rPr>
+                <w:b/>
+                <w:bCs/>
+              </w:rPr>
+              <w:t xml:space="preserve">0</w:t>
+            </w:r>
+          </w:p>
+        </w:tc>
+      </w:tr>
+      <w:tr>
+        <w:tc>
+          <w:tcPr/>
+          <w:p>
+            <w:pPr>
+              <w:pStyle w:val="Compact"/>
+            </w:pPr>
+            <w:r>
+              <w:t xml:space="preserve">Published abstracts with a date</w:t>
+            </w:r>
+          </w:p>
+        </w:tc>
+        <w:tc>
+          <w:tcPr/>
+          <w:p>
+            <w:pPr>
+              <w:pStyle w:val="Compact"/>
+              <w:jc w:val="right"/>
+            </w:pPr>
+            <w:r>
+              <w:t xml:space="preserve">104 / 178</w:t>
+            </w:r>
+          </w:p>
+        </w:tc>
+        <w:tc>
+          <w:tcPr/>
+          <w:p>
+            <w:pPr>
+              <w:pStyle w:val="Compact"/>
+              <w:jc w:val="right"/>
+            </w:pPr>
+            <w:r>
+              <w:rPr>
+                <w:b/>
+                <w:bCs/>
+              </w:rPr>
+              <w:t xml:space="preserve">178 / 178</w:t>
+            </w:r>
+          </w:p>
+        </w:tc>
+      </w:tr>
+      <w:tr>
+        <w:tc>
+          <w:tcPr/>
+          <w:p>
+            <w:pPr>
+              <w:pStyle w:val="Compact"/>
+            </w:pPr>
+            <w:r>
+              <w:t xml:space="preserve">Kaplan–Meier events</w:t>
+            </w:r>
+          </w:p>
+        </w:tc>
+        <w:tc>
+          <w:tcPr/>
+          <w:p>
+            <w:pPr>
+              <w:pStyle w:val="Compact"/>
+              <w:jc w:val="right"/>
+            </w:pPr>
+            <w:r>
+              <w:t xml:space="preserve">104</w:t>
+            </w:r>
+          </w:p>
+        </w:tc>
+        <w:tc>
+          <w:tcPr/>
+          <w:p>
+            <w:pPr>
+              <w:pStyle w:val="Compact"/>
+              <w:jc w:val="right"/>
+            </w:pPr>
+            <w:r>
+              <w:rPr>
+                <w:b/>
+                <w:bCs/>
+              </w:rPr>
+              <w:t xml:space="preserve">171</w:t>
+            </w:r>
+          </w:p>
+        </w:tc>
+      </w:tr>
+      <w:tr>
+        <w:tc>
+          <w:tcPr/>
+          <w:p>
+            <w:pPr>
+              <w:pStyle w:val="Compact"/>
+            </w:pPr>
+            <w:r>
+              <w:t xml:space="preserve">Median time to publication</w:t>
+            </w:r>
+          </w:p>
+        </w:tc>
+        <w:tc>
+          <w:tcPr/>
+          <w:p>
+            <w:pPr>
+              <w:pStyle w:val="Compact"/>
+              <w:jc w:val="right"/>
+            </w:pPr>
+            <w:r>
+              <w:t xml:space="preserve">13.8 mo (IQR 6.3–25.0)</w:t>
+            </w:r>
+          </w:p>
+        </w:tc>
+        <w:tc>
+          <w:tcPr/>
+          <w:p>
+            <w:pPr>
+              <w:pStyle w:val="Compact"/>
+              <w:jc w:val="right"/>
+            </w:pPr>
+            <w:r>
+              <w:rPr>
+                <w:b/>
+                <w:bCs/>
+              </w:rPr>
+              <w:t xml:space="preserve">13.7 mo (IQR 5.7–22.6)</w:t>
+            </w:r>
+          </w:p>
+        </w:tc>
+      </w:tr>
+    </w:tbl>
+    <w:p>
+      <w:pPr>
+        <w:pStyle w:val="BodyText"/>
+      </w:pPr>
+      <w:r>
+        <w:t xml:space="preserve">One limit is permanent. The</w:t>
+      </w:r>
+      <w:r>
+        <w:t xml:space="preserve"> </w:t>
+      </w:r>
+      <w:r>
+        <w:rPr>
+          <w:rStyle w:val="VerbatimChar"/>
+        </w:rPr>
+        <w:t xml:space="preserve">strategies</w:t>
+      </w:r>
+      <w:r>
+        <w:t xml:space="preserve"> </w:t>
+      </w:r>
+      <w:r>
+        <w:t xml:space="preserve">provenance for a recovered pair lived</w:t>
+      </w:r>
+      <w:r>
+        <w:t xml:space="preserve"> </w:t>
+      </w:r>
+      <w:r>
+        <w:t xml:space="preserve">only in the overwritten file. Recovered rows carry</w:t>
+      </w:r>
+      <w:r>
+        <w:t xml:space="preserve"> </w:t>
+      </w:r>
+      <w:r>
+        <w:rPr>
+          <w:rStyle w:val="VerbatimChar"/>
+        </w:rPr>
+        <w:t xml:space="preserve">strategies = "unrecovered"</w:t>
+      </w:r>
+      <w:r>
+        <w:t xml:space="preserve"> </w:t>
+      </w:r>
+      <w:r>
+        <w:t xml:space="preserve">so Aim 4’s attribution excludes rather than miscounts them.</w:t>
+      </w:r>
+    </w:p>
+    <w:p>
+      <w:pPr>
+        <w:pStyle w:val="BodyText"/>
+      </w:pPr>
+      <w:r>
+        <w:t xml:space="preserve">Seven confirmed publications appeared</w:t>
+      </w:r>
+      <w:r>
+        <w:t xml:space="preserve"> </w:t>
+      </w:r>
+      <w:r>
+        <w:rPr>
+          <w:i/>
+          <w:iCs/>
+        </w:rPr>
+        <w:t xml:space="preserve">before</w:t>
+      </w:r>
+      <w:r>
+        <w:t xml:space="preserve"> </w:t>
+      </w:r>
+      <w:r>
+        <w:t xml:space="preserve">their congress. They belong in</w:t>
+      </w:r>
+      <w:r>
+        <w:t xml:space="preserve"> </w:t>
+      </w:r>
+      <w:r>
+        <w:t xml:space="preserve">the numerator — a reviewer ruled they are the abstract’s publication — but a</w:t>
+      </w:r>
+      <w:r>
+        <w:t xml:space="preserve"> </w:t>
+      </w:r>
+      <w:r>
+        <w:t xml:space="preserve">negative interval is not a time to publication, so Aim 2 now reports</w:t>
+      </w:r>
+      <w:r>
+        <w:t xml:space="preserve"> </w:t>
+      </w:r>
+      <w:r>
+        <w:rPr>
+          <w:rStyle w:val="VerbatimChar"/>
+        </w:rPr>
+        <w:t xml:space="preserve">n_published</w:t>
+      </w:r>
+      <w:r>
+        <w:t xml:space="preserve">,</w:t>
+      </w:r>
+      <w:r>
+        <w:t xml:space="preserve"> </w:t>
+      </w:r>
+      <w:r>
+        <w:rPr>
+          <w:rStyle w:val="VerbatimChar"/>
+        </w:rPr>
+        <w:t xml:space="preserve">n_with_dates</w:t>
+      </w:r>
+      <w:r>
+        <w:t xml:space="preserve">,</w:t>
+      </w:r>
+      <w:r>
+        <w:t xml:space="preserve"> </w:t>
+      </w:r>
+      <w:r>
+        <w:rPr>
+          <w:rStyle w:val="VerbatimChar"/>
+        </w:rPr>
+        <w:t xml:space="preserve">n_pre_congress</w:t>
+      </w:r>
+      <w:r>
+        <w:t xml:space="preserve"> </w:t>
+      </w:r>
+      <w:r>
+        <w:t xml:space="preserve">and</w:t>
+      </w:r>
+      <w:r>
+        <w:t xml:space="preserve"> </w:t>
+      </w:r>
+      <w:r>
+        <w:rPr>
+          <w:rStyle w:val="VerbatimChar"/>
+        </w:rPr>
+        <w:t xml:space="preserve">n_undated</w:t>
+      </w:r>
+      <w:r>
+        <w:t xml:space="preserve"> </w:t>
+      </w:r>
+      <w:r>
+        <w:t xml:space="preserve">and computes the</w:t>
+      </w:r>
+      <w:r>
+        <w:t xml:space="preserve"> </w:t>
+      </w:r>
+      <w:r>
+        <w:t xml:space="preserve">median on post-congress publications only.</w:t>
+      </w:r>
+    </w:p>
+    <w:bookmarkEnd w:id="188"/>
+    <w:bookmarkStart w:id="189" w:name="Xf73817677dac78a0596c424c3d0e52489da902d"/>
+    <w:p>
+      <w:pPr>
+        <w:pStyle w:val="Heading3"/>
+      </w:pPr>
+      <w:r>
+        <w:t xml:space="preserve">A15.2 Covariates derived before the text existed (F3)</w:t>
+      </w:r>
+    </w:p>
+    <w:p>
+      <w:pPr>
+        <w:pStyle w:val="FirstParagraph"/>
+      </w:pPr>
+      <w:r>
+        <w:rPr>
+          <w:rStyle w:val="VerbatimChar"/>
+        </w:rPr>
+        <w:t xml:space="preserve">R/02_clean_abstracts.R</w:t>
+      </w:r>
+      <w:r>
+        <w:t xml:space="preserve"> </w:t>
+      </w:r>
+      <w:r>
+        <w:t xml:space="preserve">derives roughly twenty predictors by regular expression</w:t>
+      </w:r>
+      <w:r>
+        <w:t xml:space="preserve"> </w:t>
+      </w:r>
+      <w:r>
+        <w:t xml:space="preserve">over</w:t>
+      </w:r>
+      <w:r>
+        <w:t xml:space="preserve"> </w:t>
+      </w:r>
+      <w:r>
+        <w:rPr>
+          <w:rStyle w:val="VerbatimChar"/>
+        </w:rPr>
+        <w:t xml:space="preserve">search_text</w:t>
+      </w:r>
+      <w:r>
+        <w:t xml:space="preserve">, but runs</w:t>
+      </w:r>
+      <w:r>
+        <w:t xml:space="preserve"> </w:t>
+      </w:r>
+      <w:r>
+        <w:rPr>
+          <w:i/>
+          <w:iCs/>
+        </w:rPr>
+        <w:t xml:space="preserve">before</w:t>
+      </w:r>
+      <w:r>
+        <w:t xml:space="preserve"> </w:t>
+      </w:r>
+      <w:r>
+        <w:t xml:space="preserve">the two text backfills. For congress years</w:t>
+      </w:r>
+      <w:r>
+        <w:t xml:space="preserve"> </w:t>
+      </w:r>
+      <w:r>
+        <w:t xml:space="preserve">2012–2018 it therefore saw the title alone, and nothing recomputed the</w:t>
+      </w:r>
+      <w:r>
+        <w:t xml:space="preserve"> </w:t>
+      </w:r>
+      <w:r>
+        <w:t xml:space="preserve">variables afterwards.</w:t>
+      </w:r>
+    </w:p>
+    <w:p>
+      <w:pPr>
+        <w:pStyle w:val="BodyText"/>
+      </w:pPr>
+      <w:r>
+        <w:rPr>
+          <w:rStyle w:val="VerbatimChar"/>
+        </w:rPr>
+        <w:t xml:space="preserve">R/02d_rederive_predictors.R</w:t>
+      </w:r>
+      <w:r>
+        <w:t xml:space="preserve"> </w:t>
+      </w:r>
+      <w:r>
+        <w:t xml:space="preserve">re-runs the identical rules over the backfilled</w:t>
+      </w:r>
+      <w:r>
+        <w:t xml:space="preserve"> </w:t>
+      </w:r>
+      <w:r>
+        <w:t xml:space="preserve">text as step 2d. It touches covariates only — not</w:t>
+      </w:r>
+      <w:r>
+        <w:t xml:space="preserve"> </w:t>
+      </w:r>
+      <w:r>
+        <w:rPr>
+          <w:rStyle w:val="VerbatimChar"/>
+        </w:rPr>
+        <w:t xml:space="preserve">title</w:t>
+      </w:r>
+      <w:r>
+        <w:t xml:space="preserve">, the author columns or</w:t>
+      </w:r>
+      <w:r>
+        <w:t xml:space="preserve"> </w:t>
+      </w:r>
+      <w:r>
+        <w:rPr>
+          <w:rStyle w:val="VerbatimChar"/>
+        </w:rPr>
+        <w:t xml:space="preserve">keywords_str</w:t>
+      </w:r>
+      <w:r>
+        <w:t xml:space="preserve">, which feed the search and the score and whose change would</w:t>
+      </w:r>
+      <w:r>
+        <w:t xml:space="preserve"> </w:t>
+      </w:r>
+      <w:r>
+        <w:t xml:space="preserve">invalidate the scores and the human adjudication recorded against them.</w:t>
+      </w:r>
+    </w:p>
+    <w:tbl>
+      <w:tblPr>
+        <w:tblStyle w:val="Table"/>
+        <w:tblW w:type="auto" w:w="0"/>
+        <w:tblLook w:firstRow="1" w:lastRow="0" w:firstColumn="0" w:lastColumn="0" w:noHBand="0" w:noVBand="0" w:val="0020"/>
+      </w:tblPr>
+      <w:tblGrid>
+        <w:gridCol w:w="2640"/>
+        <w:gridCol w:w="2640"/>
+        <w:gridCol w:w="2640"/>
+      </w:tblGrid>
+      <w:tr>
+        <w:trPr>
+          <w:tblHeader w:val="on"/>
+        </w:trPr>
+        <w:tc>
+          <w:tcPr/>
+          <w:p>
+            <w:pPr>
+              <w:pStyle w:val="Compact"/>
+            </w:pPr>
+            <w:r>
+              <w:t xml:space="preserve">variable (cohort TRUE)</w:t>
+            </w:r>
+          </w:p>
+        </w:tc>
+        <w:tc>
+          <w:tcPr/>
+          <w:p>
+            <w:pPr>
+              <w:pStyle w:val="Compact"/>
+              <w:jc w:val="right"/>
+            </w:pPr>
+            <w:r>
+              <w:t xml:space="preserve">before</w:t>
+            </w:r>
+          </w:p>
+        </w:tc>
+        <w:tc>
+          <w:tcPr/>
+          <w:p>
+            <w:pPr>
+              <w:pStyle w:val="Compact"/>
+              <w:jc w:val="right"/>
+            </w:pPr>
+            <w:r>
+              <w:t xml:space="preserve">after</w:t>
+            </w:r>
+          </w:p>
+        </w:tc>
+      </w:tr>
+      <w:tr>
+        <w:tc>
+          <w:tcPr/>
+          <w:p>
+            <w:pPr>
+              <w:pStyle w:val="Compact"/>
+            </w:pPr>
+            <w:r>
+              <w:rPr>
+                <w:rStyle w:val="VerbatimChar"/>
+              </w:rPr>
+              <w:t xml:space="preserve">is_rct</w:t>
+            </w:r>
+          </w:p>
+        </w:tc>
+        <w:tc>
+          <w:tcPr/>
+          <w:p>
+            <w:pPr>
+              <w:pStyle w:val="Compact"/>
+              <w:jc w:val="right"/>
+            </w:pPr>
+            <w:r>
+              <w:t xml:space="preserve">71</w:t>
+            </w:r>
+          </w:p>
+        </w:tc>
+        <w:tc>
+          <w:tcPr/>
+          <w:p>
+            <w:pPr>
+              <w:pStyle w:val="Compact"/>
+              <w:jc w:val="right"/>
+            </w:pPr>
+            <w:r>
+              <w:t xml:space="preserve">98</w:t>
+            </w:r>
+          </w:p>
+        </w:tc>
+      </w:tr>
+      <w:tr>
+        <w:tc>
+          <w:tcPr/>
+          <w:p>
+            <w:pPr>
+              <w:pStyle w:val="Compact"/>
+            </w:pPr>
+            <w:r>
+              <w:rPr>
+                <w:rStyle w:val="VerbatimChar"/>
+              </w:rPr>
+              <w:t xml:space="preserve">is_academic</w:t>
+            </w:r>
+          </w:p>
+        </w:tc>
+        <w:tc>
+          <w:tcPr/>
+          <w:p>
+            <w:pPr>
+              <w:pStyle w:val="Compact"/>
+              <w:jc w:val="right"/>
+            </w:pPr>
+            <w:r>
+              <w:t xml:space="preserve">148</w:t>
+            </w:r>
+          </w:p>
+        </w:tc>
+        <w:tc>
+          <w:tcPr/>
+          <w:p>
+            <w:pPr>
+              <w:pStyle w:val="Compact"/>
+              <w:jc w:val="right"/>
+            </w:pPr>
+            <w:r>
+              <w:t xml:space="preserve">371</w:t>
+            </w:r>
+          </w:p>
+        </w:tc>
+      </w:tr>
+      <w:tr>
+        <w:tc>
+          <w:tcPr/>
+          <w:p>
+            <w:pPr>
+              <w:pStyle w:val="Compact"/>
+            </w:pPr>
+            <w:r>
+              <w:rPr>
+                <w:rStyle w:val="VerbatimChar"/>
+              </w:rPr>
+              <w:t xml:space="preserve">is_us_based</w:t>
+            </w:r>
+          </w:p>
+        </w:tc>
+        <w:tc>
+          <w:tcPr/>
+          <w:p>
+            <w:pPr>
+              <w:pStyle w:val="Compact"/>
+              <w:jc w:val="right"/>
+            </w:pPr>
+            <w:r>
+              <w:t xml:space="preserve">689</w:t>
+            </w:r>
+          </w:p>
+        </w:tc>
+        <w:tc>
+          <w:tcPr/>
+          <w:p>
+            <w:pPr>
+              <w:pStyle w:val="Compact"/>
+              <w:jc w:val="right"/>
+            </w:pPr>
+            <w:r>
+              <w:t xml:space="preserve">907</w:t>
+            </w:r>
+          </w:p>
+        </w:tc>
+      </w:tr>
+      <w:tr>
+        <w:tc>
+          <w:tcPr/>
+          <w:p>
+            <w:pPr>
+              <w:pStyle w:val="Compact"/>
+            </w:pPr>
+            <w:r>
+              <w:rPr>
+                <w:rStyle w:val="VerbatimChar"/>
+              </w:rPr>
+              <w:t xml:space="preserve">is_multicenter</w:t>
+            </w:r>
+          </w:p>
+        </w:tc>
+        <w:tc>
+          <w:tcPr/>
+          <w:p>
+            <w:pPr>
+              <w:pStyle w:val="Compact"/>
+              <w:jc w:val="right"/>
+            </w:pPr>
+            <w:r>
+              <w:t xml:space="preserve">38</w:t>
+            </w:r>
+          </w:p>
+        </w:tc>
+        <w:tc>
+          <w:tcPr/>
+          <w:p>
+            <w:pPr>
+              <w:pStyle w:val="Compact"/>
+              <w:jc w:val="right"/>
+            </w:pPr>
+            <w:r>
+              <w:t xml:space="preserve">65</w:t>
+            </w:r>
+          </w:p>
+        </w:tc>
+      </w:tr>
+      <w:tr>
+        <w:tc>
+          <w:tcPr/>
+          <w:p>
+            <w:pPr>
+              <w:pStyle w:val="Compact"/>
+            </w:pPr>
+            <w:r>
+              <w:rPr>
+                <w:rStyle w:val="VerbatimChar"/>
+              </w:rPr>
+              <w:t xml:space="preserve">has_numeric_results</w:t>
+            </w:r>
+          </w:p>
+        </w:tc>
+        <w:tc>
+          <w:tcPr/>
+          <w:p>
+            <w:pPr>
+              <w:pStyle w:val="Compact"/>
+              <w:jc w:val="right"/>
+            </w:pPr>
+            <w:r>
+              <w:t xml:space="preserve">276</w:t>
+            </w:r>
+          </w:p>
+        </w:tc>
+        <w:tc>
+          <w:tcPr/>
+          <w:p>
+            <w:pPr>
+              <w:pStyle w:val="Compact"/>
+              <w:jc w:val="right"/>
+            </w:pPr>
+            <w:r>
+              <w:t xml:space="preserve">622</w:t>
+            </w:r>
+          </w:p>
+        </w:tc>
+      </w:tr>
+    </w:tbl>
+    <w:p>
+      <w:pPr>
+        <w:pStyle w:val="BodyText"/>
+      </w:pPr>
+      <w:r>
+        <w:t xml:space="preserve">Two rules were widened deliberately and are marked as such in the script:</w:t>
+      </w:r>
+      <w:r>
+        <w:t xml:space="preserve"> </w:t>
+      </w:r>
+      <w:r>
+        <w:rPr>
+          <w:rStyle w:val="VerbatimChar"/>
+        </w:rPr>
+        <w:t xml:space="preserve">has_numeric_results</w:t>
+      </w:r>
+      <w:r>
+        <w:t xml:space="preserve"> </w:t>
+      </w:r>
+      <w:r>
+        <w:t xml:space="preserve">and</w:t>
+      </w:r>
+      <w:r>
+        <w:t xml:space="preserve"> </w:t>
+      </w:r>
+      <w:r>
+        <w:rPr>
+          <w:rStyle w:val="VerbatimChar"/>
+        </w:rPr>
+        <w:t xml:space="preserve">result_positivity</w:t>
+      </w:r>
+      <w:r>
+        <w:t xml:space="preserve"> </w:t>
+      </w:r>
+      <w:r>
+        <w:t xml:space="preserve">now fall back to</w:t>
+      </w:r>
+      <w:r>
+        <w:t xml:space="preserve"> </w:t>
+      </w:r>
+      <w:r>
+        <w:rPr>
+          <w:rStyle w:val="VerbatimChar"/>
+        </w:rPr>
+        <w:t xml:space="preserve">abstract_text</w:t>
+      </w:r>
+      <w:r>
+        <w:t xml:space="preserve"> </w:t>
+      </w:r>
+      <w:r>
+        <w:t xml:space="preserve">where the structured section columns are absent, which is every 2012–2018</w:t>
+      </w:r>
+      <w:r>
+        <w:t xml:space="preserve"> </w:t>
+      </w:r>
+      <w:r>
+        <w:t xml:space="preserve">abstract.</w:t>
+      </w:r>
+    </w:p>
+    <w:p>
+      <w:pPr>
+        <w:pStyle w:val="BodyText"/>
+      </w:pPr>
+      <w:r>
+        <w:t xml:space="preserve">The same script clears</w:t>
+      </w:r>
+      <w:r>
+        <w:t xml:space="preserve"> </w:t>
+      </w:r>
+      <w:r>
+        <w:rPr>
+          <w:b/>
+          <w:bCs/>
+        </w:rPr>
+        <w:t xml:space="preserve">96 degenerate</w:t>
+      </w:r>
+      <w:r>
+        <w:rPr>
+          <w:b/>
+          <w:bCs/>
+        </w:rPr>
+        <w:t xml:space="preserve"> </w:t>
+      </w:r>
+      <w:r>
+        <w:rPr>
+          <w:rStyle w:val="VerbatimChar"/>
+          <w:b/>
+          <w:bCs/>
+        </w:rPr>
+        <w:t xml:space="preserve">abstract_text</w:t>
+      </w:r>
+      <w:r>
+        <w:rPr>
+          <w:b/>
+          <w:bCs/>
+        </w:rPr>
+        <w:t xml:space="preserve"> </w:t>
+      </w:r>
+      <w:r>
+        <w:rPr>
+          <w:b/>
+          <w:bCs/>
+        </w:rPr>
+        <w:t xml:space="preserve">values</w:t>
+      </w:r>
+      <w:r>
+        <w:t xml:space="preserve">. The</w:t>
+      </w:r>
+      <w:r>
+        <w:t xml:space="preserve"> </w:t>
+      </w:r>
+      <w:r>
+        <w:t xml:space="preserve">ScienceDirect snippet backfill had written the page footnote</w:t>
+      </w:r>
+      <w:r>
+        <w:t xml:space="preserve"> </w:t>
+      </w:r>
+      <w:r>
+        <w:rPr>
+          <w:rStyle w:val="VerbatimChar"/>
+        </w:rPr>
+        <w:t xml:space="preserve">"*: Corresponding author."</w:t>
+      </w:r>
+      <w:r>
+        <w:t xml:space="preserve"> </w:t>
+      </w:r>
+      <w:r>
+        <w:t xml:space="preserve">into all 95 abstracts of the 2018 congress and a</w:t>
+      </w:r>
+      <w:r>
+        <w:t xml:space="preserve"> </w:t>
+      </w:r>
+      <w:r>
+        <w:t xml:space="preserve">co-first-author footnote into one 2017 abstract. At 24 characters those passed</w:t>
+      </w:r>
+      <w:r>
+        <w:t xml:space="preserve"> </w:t>
+      </w:r>
+      <w:r>
+        <w:t xml:space="preserve">the</w:t>
+      </w:r>
+      <w:r>
+        <w:t xml:space="preserve"> </w:t>
+      </w:r>
+      <w:r>
+        <w:rPr>
+          <w:rStyle w:val="VerbatimChar"/>
+        </w:rPr>
+        <w:t xml:space="preserve">nchar &gt;= 10</w:t>
+      </w:r>
+      <w:r>
+        <w:t xml:space="preserve"> </w:t>
+      </w:r>
+      <w:r>
+        <w:t xml:space="preserve">gate that</w:t>
+      </w:r>
+      <w:r>
+        <w:t xml:space="preserve"> </w:t>
+      </w:r>
+      <w:r>
+        <w:rPr>
+          <w:rStyle w:val="VerbatimChar"/>
+        </w:rPr>
+        <w:t xml:space="preserve">02b</w:t>
+      </w:r>
+      <w:r>
+        <w:t xml:space="preserve">/</w:t>
+      </w:r>
+      <w:r>
+        <w:rPr>
+          <w:rStyle w:val="VerbatimChar"/>
+        </w:rPr>
+        <w:t xml:space="preserve">02c</w:t>
+      </w:r>
+      <w:r>
+        <w:t xml:space="preserve"> </w:t>
+      </w:r>
+      <w:r>
+        <w:t xml:space="preserve">use to decide a row needs no backfill,</w:t>
+      </w:r>
+      <w:r>
+        <w:t xml:space="preserve"> </w:t>
+      </w:r>
+      <w:r>
+        <w:t xml:space="preserve">so the rows could never be repaired, and they displaced the title as the source</w:t>
+      </w:r>
+      <w:r>
+        <w:t xml:space="preserve"> </w:t>
+      </w:r>
+      <w:r>
+        <w:t xml:space="preserve">for every derived covariate. Clearing them is score-neutral: all 96 already</w:t>
+      </w:r>
+      <w:r>
+        <w:t xml:space="preserve"> </w:t>
+      </w:r>
+      <w:r>
+        <w:t xml:space="preserve">carried</w:t>
+      </w:r>
+      <w:r>
+        <w:t xml:space="preserve"> </w:t>
+      </w:r>
+      <w:r>
+        <w:rPr>
+          <w:rStyle w:val="VerbatimChar"/>
+        </w:rPr>
+        <w:t xml:space="preserve">abstract_pts == 0</w:t>
+      </w:r>
+      <w:r>
+        <w:t xml:space="preserve">, verified before the change.</w:t>
+      </w:r>
+    </w:p>
+    <w:p>
+      <w:pPr>
+        <w:pStyle w:val="BodyText"/>
+      </w:pPr>
+      <w:r>
+        <w:t xml:space="preserve">The residual year gradient is now confined to 2017 and 2018, which have no</w:t>
+      </w:r>
+      <w:r>
+        <w:t xml:space="preserve"> </w:t>
+      </w:r>
+      <w:r>
+        <w:t xml:space="preserve">recoverable abstract text at all (1 of 97 and 0 of 95) — a true absence of</w:t>
+      </w:r>
+      <w:r>
+        <w:t xml:space="preserve"> </w:t>
+      </w:r>
+      <w:r>
+        <w:t xml:space="preserve">evidence rather than a derivation-ordering artefact.</w:t>
+      </w:r>
+    </w:p>
+    <w:p>
+      <w:pPr>
+        <w:pStyle w:val="BodyText"/>
+      </w:pPr>
+      <w:r>
+        <w:rPr>
+          <w:b/>
+          <w:bCs/>
+        </w:rPr>
+        <w:t xml:space="preserve">This changed the models.</w:t>
+      </w:r>
+      <w:r>
+        <w:t xml:space="preserve"> </w:t>
+      </w:r>
+      <w:r>
+        <w:rPr>
+          <w:rStyle w:val="VerbatimChar"/>
+        </w:rPr>
+        <w:t xml:space="preserve">is_academic</w:t>
+      </w:r>
+      <w:r>
+        <w:t xml:space="preserve"> </w:t>
+      </w:r>
+      <w:r>
+        <w:t xml:space="preserve">moved from HR 0.87 (p = 0.62) to</w:t>
+      </w:r>
+      <w:r>
+        <w:t xml:space="preserve"> </w:t>
+      </w:r>
+      <w:r>
+        <w:t xml:space="preserve">HR 0.62 (p = 0.007) and from OR 0.86 (p = 0.57) to OR 0.60 (p = 0.011). That</w:t>
+      </w:r>
+      <w:r>
+        <w:t xml:space="preserve"> </w:t>
+      </w:r>
+      <w:r>
+        <w:t xml:space="preserve">estimate rests on a covariate whose ascertainment more than doubled and should</w:t>
+      </w:r>
+      <w:r>
+        <w:t xml:space="preserve"> </w:t>
+      </w:r>
+      <w:r>
+        <w:t xml:space="preserve">be read with A15.5 alongside it.</w:t>
+      </w:r>
+    </w:p>
+    <w:bookmarkEnd w:id="189"/>
+    <w:bookmarkStart w:id="190" w:name="X0b7ec797966a7b4f52affb936169629a3cbcf12"/>
+    <w:p>
+      <w:pPr>
+        <w:pStyle w:val="Heading3"/>
+      </w:pPr>
+      <w:r>
+        <w:t xml:space="preserve">A15.3 Registry gender, and a dependency that moved</w:t>
+      </w:r>
+    </w:p>
+    <w:p>
+      <w:pPr>
+        <w:pStyle w:val="FirstParagraph"/>
+      </w:pPr>
+      <w:r>
+        <w:t xml:space="preserve">Tier 1 of the gender waterfall read</w:t>
+      </w:r>
+      <w:r>
+        <w:t xml:space="preserve"> </w:t>
+      </w:r>
+      <w:r>
+        <w:rPr>
+          <w:rStyle w:val="VerbatimChar"/>
+        </w:rPr>
+        <w:t xml:space="preserve">npi_gender</w:t>
+      </w:r>
+      <w:r>
+        <w:t xml:space="preserve"> </w:t>
+      </w:r>
+      <w:r>
+        <w:t xml:space="preserve">from the ABOG</w:t>
+      </w:r>
+      <w:r>
+        <w:t xml:space="preserve"> </w:t>
+      </w:r>
+      <w:r>
+        <w:t xml:space="preserve">board-certification export. That export’s</w:t>
+      </w:r>
+      <w:r>
+        <w:t xml:space="preserve"> </w:t>
+      </w:r>
+      <w:r>
+        <w:rPr>
+          <w:rStyle w:val="VerbatimChar"/>
+        </w:rPr>
+        <w:t xml:space="preserve">LATEST</w:t>
+      </w:r>
+      <w:r>
+        <w:t xml:space="preserve"> </w:t>
+      </w:r>
+      <w:r>
+        <w:t xml:space="preserve">symlink was repointed</w:t>
+      </w:r>
+      <w:r>
+        <w:t xml:space="preserve"> </w:t>
+      </w:r>
+      <w:r>
+        <w:t xml:space="preserve">upstream to a workforce file with</w:t>
+      </w:r>
+      <w:r>
+        <w:t xml:space="preserve"> </w:t>
+      </w:r>
+      <w:r>
+        <w:rPr>
+          <w:b/>
+          <w:bCs/>
+        </w:rPr>
+        <w:t xml:space="preserve">no gender column</w:t>
+      </w:r>
+      <w:r>
+        <w:t xml:space="preserve">, 79,400 rows using</w:t>
+      </w:r>
+      <w:r>
+        <w:t xml:space="preserve"> </w:t>
+      </w:r>
+      <w:r>
+        <w:rPr>
+          <w:rStyle w:val="VerbatimChar"/>
+        </w:rPr>
+        <w:t xml:space="preserve">first</w:t>
+      </w:r>
+      <w:r>
+        <w:t xml:space="preserve">/</w:t>
+      </w:r>
+      <w:r>
+        <w:rPr>
+          <w:rStyle w:val="VerbatimChar"/>
+        </w:rPr>
+        <w:t xml:space="preserve">last</w:t>
+      </w:r>
+      <w:r>
+        <w:t xml:space="preserve">/</w:t>
+      </w:r>
+      <w:r>
+        <w:rPr>
+          <w:rStyle w:val="VerbatimChar"/>
+        </w:rPr>
+        <w:t xml:space="preserve">middle</w:t>
+      </w:r>
+      <w:r>
+        <w:t xml:space="preserve"> </w:t>
+      </w:r>
+      <w:r>
+        <w:t xml:space="preserve">instead of</w:t>
+      </w:r>
+      <w:r>
+        <w:t xml:space="preserve"> </w:t>
+      </w:r>
+      <w:r>
+        <w:rPr>
+          <w:rStyle w:val="VerbatimChar"/>
+        </w:rPr>
+        <w:t xml:space="preserve">first_name</w:t>
+      </w:r>
+      <w:r>
+        <w:t xml:space="preserve">/</w:t>
+      </w:r>
+      <w:r>
+        <w:rPr>
+          <w:rStyle w:val="VerbatimChar"/>
+        </w:rPr>
+        <w:t xml:space="preserve">last_name</w:t>
+      </w:r>
+      <w:r>
+        <w:t xml:space="preserve">/</w:t>
+      </w:r>
+      <w:r>
+        <w:rPr>
+          <w:rStyle w:val="VerbatimChar"/>
+        </w:rPr>
+        <w:t xml:space="preserve">middle_name</w:t>
+      </w:r>
+      <w:r>
+        <w:t xml:space="preserve">, and</w:t>
+      </w:r>
+      <w:r>
+        <w:t xml:space="preserve"> </w:t>
+      </w:r>
+      <w:r>
+        <w:t xml:space="preserve">an NPI on only 411 rows. The shipped 256 tier-1 genders could be used but not</w:t>
+      </w:r>
+      <w:r>
+        <w:t xml:space="preserve"> </w:t>
+      </w:r>
+      <w:r>
+        <w:t xml:space="preserve">regenerated.</w:t>
+      </w:r>
+    </w:p>
+    <w:p>
+      <w:pPr>
+        <w:pStyle w:val="BodyText"/>
+      </w:pPr>
+      <w:r>
+        <w:rPr>
+          <w:rStyle w:val="VerbatimChar"/>
+        </w:rPr>
+        <w:t xml:space="preserve">R/09k_gender_from_nppes.R</w:t>
+      </w:r>
+      <w:r>
+        <w:t xml:space="preserve"> </w:t>
+      </w:r>
+      <w:r>
+        <w:t xml:space="preserve">reads registrant-reported sex from NPPES keyed on</w:t>
+      </w:r>
+      <w:r>
+        <w:t xml:space="preserve"> </w:t>
+      </w:r>
+      <w:r>
+        <w:t xml:space="preserve">the NPI that</w:t>
+      </w:r>
+      <w:r>
+        <w:t xml:space="preserve"> </w:t>
+      </w:r>
+      <w:r>
+        <w:rPr>
+          <w:rStyle w:val="VerbatimChar"/>
+        </w:rPr>
+        <w:t xml:space="preserve">R/10_npi_matching.R</w:t>
+      </w:r>
+      <w:r>
+        <w:t xml:space="preserve"> </w:t>
+      </w:r>
+      <w:r>
+        <w:t xml:space="preserve">already resolved, and is the new tier 1;</w:t>
+      </w:r>
+      <w:r>
+        <w:t xml:space="preserve"> </w:t>
+      </w:r>
+      <w:r>
+        <w:t xml:space="preserve">ABOG is tier 2 and still covers the four abstracts NPPES leaves blank. NPPES</w:t>
+      </w:r>
+      <w:r>
+        <w:t xml:space="preserve"> </w:t>
+      </w:r>
+      <w:r>
+        <w:t xml:space="preserve">resolves</w:t>
+      </w:r>
+      <w:r>
+        <w:t xml:space="preserve"> </w:t>
+      </w:r>
+      <w:r>
+        <w:rPr>
+          <w:b/>
+          <w:bCs/>
+        </w:rPr>
+        <w:t xml:space="preserve">263 of 265</w:t>
+      </w:r>
+      <w:r>
+        <w:t xml:space="preserve"> </w:t>
+      </w:r>
+      <w:r>
+        <w:t xml:space="preserve">high-confidence NPIs against ABOG’s 252, and the two</w:t>
+      </w:r>
+      <w:r>
+        <w:t xml:space="preserve"> </w:t>
+      </w:r>
+      <w:r>
+        <w:t xml:space="preserve">agree on</w:t>
+      </w:r>
+      <w:r>
+        <w:t xml:space="preserve"> </w:t>
+      </w:r>
+      <w:r>
+        <w:rPr>
+          <w:b/>
+          <w:bCs/>
+        </w:rPr>
+        <w:t xml:space="preserve">251 of 252</w:t>
+      </w:r>
+      <w:r>
+        <w:t xml:space="preserve"> </w:t>
+      </w:r>
+      <w:r>
+        <w:t xml:space="preserve">(99.6%).</w:t>
+      </w:r>
+    </w:p>
+    <w:p>
+      <w:pPr>
+        <w:pStyle w:val="BodyText"/>
+      </w:pPr>
+      <w:r>
+        <w:t xml:space="preserve">The reordering is justified on reproducibility, not accuracy. Coverage moved</w:t>
+      </w:r>
+      <w:r>
+        <w:t xml:space="preserve"> </w:t>
+      </w:r>
+      <w:r>
+        <w:t xml:space="preserve">only 1,065 → 1,066, but</w:t>
+      </w:r>
+      <w:r>
+        <w:t xml:space="preserve"> </w:t>
+      </w:r>
+      <w:r>
+        <w:rPr>
+          <w:b/>
+          <w:bCs/>
+        </w:rPr>
+        <w:t xml:space="preserve">11 abstracts moved from a name-inferred tier to a</w:t>
+      </w:r>
+      <w:r>
+        <w:rPr>
+          <w:b/>
+          <w:bCs/>
+        </w:rPr>
+        <w:t xml:space="preserve"> </w:t>
+      </w:r>
+      <w:r>
+        <w:rPr>
+          <w:b/>
+          <w:bCs/>
+        </w:rPr>
+        <w:t xml:space="preserve">registry tier</w:t>
+      </w:r>
+      <w:r>
+        <w:t xml:space="preserve">, and four values changed — three of them replacing a name</w:t>
+      </w:r>
+      <w:r>
+        <w:t xml:space="preserve"> </w:t>
+      </w:r>
+      <w:r>
+        <w:t xml:space="preserve">inference, two of those resting on a single first initial:</w:t>
+      </w:r>
+    </w:p>
+    <w:tbl>
+      <w:tblPr>
+        <w:tblStyle w:val="Table"/>
+        <w:tblW w:type="auto" w:w="0"/>
+        <w:tblLook w:firstRow="1" w:lastRow="0" w:firstColumn="0" w:lastColumn="0" w:noHBand="0" w:noVBand="0" w:val="0020"/>
+      </w:tblPr>
+      <w:tblGrid>
+        <w:gridCol w:w="1980"/>
+        <w:gridCol w:w="1980"/>
+        <w:gridCol w:w="1980"/>
+        <w:gridCol w:w="1980"/>
+      </w:tblGrid>
+      <w:tr>
+        <w:trPr>
+          <w:tblHeader w:val="on"/>
+        </w:trPr>
+        <w:tc>
+          <w:tcPr/>
+          <w:p>
+            <w:pPr>
+              <w:pStyle w:val="Compact"/>
+            </w:pPr>
+            <w:r>
+              <w:t xml:space="preserve">abstract</w:t>
+            </w:r>
+          </w:p>
+        </w:tc>
+        <w:tc>
+          <w:tcPr/>
+          <w:p>
+            <w:pPr>
+              <w:pStyle w:val="Compact"/>
+            </w:pPr>
+            <w:r>
+              <w:t xml:space="preserve">was</w:t>
+            </w:r>
+          </w:p>
+        </w:tc>
+        <w:tc>
+          <w:tcPr/>
+          <w:p>
+            <w:pPr>
+              <w:pStyle w:val="Compact"/>
+            </w:pPr>
+            <w:r>
+              <w:t xml:space="preserve">from</w:t>
+            </w:r>
+          </w:p>
+        </w:tc>
+        <w:tc>
+          <w:tcPr/>
+          <w:p>
+            <w:pPr>
+              <w:pStyle w:val="Compact"/>
+            </w:pPr>
+            <w:r>
+              <w:t xml:space="preserve">now</w:t>
+            </w:r>
+          </w:p>
+        </w:tc>
+      </w:tr>
+      <w:tr>
+        <w:tc>
+          <w:tcPr/>
+          <w:p>
+            <w:pPr>
+              <w:pStyle w:val="Compact"/>
+            </w:pPr>
+            <w:r>
+              <w:rPr>
+                <w:rStyle w:val="VerbatimChar"/>
+              </w:rPr>
+              <w:t xml:space="preserve">AAGL2018_021</w:t>
+            </w:r>
+          </w:p>
+        </w:tc>
+        <w:tc>
+          <w:tcPr/>
+          <w:p>
+            <w:pPr>
+              <w:pStyle w:val="Compact"/>
+            </w:pPr>
+            <w:r>
+              <w:t xml:space="preserve">male</w:t>
+            </w:r>
+          </w:p>
+        </w:tc>
+        <w:tc>
+          <w:tcPr/>
+          <w:p>
+            <w:pPr>
+              <w:pStyle w:val="Compact"/>
+            </w:pPr>
+            <w:r>
+              <w:rPr>
+                <w:rStyle w:val="VerbatimChar"/>
+              </w:rPr>
+              <w:t xml:space="preserve">ssa</w:t>
+            </w:r>
+            <w:r>
+              <w:t xml:space="preserve"> </w:t>
+            </w:r>
+            <w:r>
+              <w:t xml:space="preserve">(single initial)</w:t>
+            </w:r>
+          </w:p>
+        </w:tc>
+        <w:tc>
+          <w:tcPr/>
+          <w:p>
+            <w:pPr>
+              <w:pStyle w:val="Compact"/>
+            </w:pPr>
+            <w:r>
+              <w:t xml:space="preserve">female</w:t>
+            </w:r>
+          </w:p>
+        </w:tc>
+      </w:tr>
+      <w:tr>
+        <w:tc>
+          <w:tcPr/>
+          <w:p>
+            <w:pPr>
+              <w:pStyle w:val="Compact"/>
+            </w:pPr>
+            <w:r>
+              <w:rPr>
+                <w:rStyle w:val="VerbatimChar"/>
+              </w:rPr>
+              <w:t xml:space="preserve">AAGL2021_053</w:t>
+            </w:r>
+          </w:p>
+        </w:tc>
+        <w:tc>
+          <w:tcPr/>
+          <w:p>
+            <w:pPr>
+              <w:pStyle w:val="Compact"/>
+            </w:pPr>
+            <w:r>
+              <w:t xml:space="preserve">female</w:t>
+            </w:r>
+          </w:p>
+        </w:tc>
+        <w:tc>
+          <w:tcPr/>
+          <w:p>
+            <w:pPr>
+              <w:pStyle w:val="Compact"/>
+            </w:pPr>
+            <w:r>
+              <w:rPr>
+                <w:rStyle w:val="VerbatimChar"/>
+              </w:rPr>
+              <w:t xml:space="preserve">openalex_search</w:t>
+            </w:r>
+          </w:p>
+        </w:tc>
+        <w:tc>
+          <w:tcPr/>
+          <w:p>
+            <w:pPr>
+              <w:pStyle w:val="Compact"/>
+            </w:pPr>
+            <w:r>
+              <w:t xml:space="preserve">male</w:t>
+            </w:r>
+          </w:p>
+        </w:tc>
+      </w:tr>
+      <w:tr>
+        <w:tc>
+          <w:tcPr/>
+          <w:p>
+            <w:pPr>
+              <w:pStyle w:val="Compact"/>
+            </w:pPr>
+            <w:r>
+              <w:rPr>
+                <w:rStyle w:val="VerbatimChar"/>
+              </w:rPr>
+              <w:t xml:space="preserve">AAGL2022_003</w:t>
+            </w:r>
+          </w:p>
+        </w:tc>
+        <w:tc>
+          <w:tcPr/>
+          <w:p>
+            <w:pPr>
+              <w:pStyle w:val="Compact"/>
+            </w:pPr>
+            <w:r>
+              <w:t xml:space="preserve">male</w:t>
+            </w:r>
+          </w:p>
+        </w:tc>
+        <w:tc>
+          <w:tcPr/>
+          <w:p>
+            <w:pPr>
+              <w:pStyle w:val="Compact"/>
+            </w:pPr>
+            <w:r>
+              <w:rPr>
+                <w:rStyle w:val="VerbatimChar"/>
+              </w:rPr>
+              <w:t xml:space="preserve">ssa</w:t>
+            </w:r>
+            <w:r>
+              <w:t xml:space="preserve"> </w:t>
+            </w:r>
+            <w:r>
+              <w:t xml:space="preserve">(single initial)</w:t>
+            </w:r>
+          </w:p>
+        </w:tc>
+        <w:tc>
+          <w:tcPr/>
+          <w:p>
+            <w:pPr>
+              <w:pStyle w:val="Compact"/>
+            </w:pPr>
+            <w:r>
+              <w:t xml:space="preserve">female</w:t>
+            </w:r>
+          </w:p>
+        </w:tc>
+      </w:tr>
+      <w:tr>
+        <w:tc>
+          <w:tcPr/>
+          <w:p>
+            <w:pPr>
+              <w:pStyle w:val="Compact"/>
+            </w:pPr>
+            <w:r>
+              <w:rPr>
+                <w:rStyle w:val="VerbatimChar"/>
+              </w:rPr>
+              <w:t xml:space="preserve">AAGL2022_031</w:t>
+            </w:r>
+          </w:p>
+        </w:tc>
+        <w:tc>
+          <w:tcPr/>
+          <w:p>
+            <w:pPr>
+              <w:pStyle w:val="Compact"/>
+            </w:pPr>
+            <w:r>
+              <w:t xml:space="preserve">female</w:t>
+            </w:r>
+          </w:p>
+        </w:tc>
+        <w:tc>
+          <w:tcPr/>
+          <w:p>
+            <w:pPr>
+              <w:pStyle w:val="Compact"/>
+            </w:pPr>
+            <w:r>
+              <w:rPr>
+                <w:rStyle w:val="VerbatimChar"/>
+              </w:rPr>
+              <w:t xml:space="preserve">npi</w:t>
+            </w:r>
+            <w:r>
+              <w:t xml:space="preserve"> </w:t>
+            </w:r>
+            <w:r>
+              <w:t xml:space="preserve">(ABOG)</w:t>
+            </w:r>
+          </w:p>
+        </w:tc>
+        <w:tc>
+          <w:tcPr/>
+          <w:p>
+            <w:pPr>
+              <w:pStyle w:val="Compact"/>
+            </w:pPr>
+            <w:r>
+              <w:t xml:space="preserve">male</w:t>
+            </w:r>
+          </w:p>
+        </w:tc>
+      </w:tr>
+    </w:tbl>
+    <w:p>
+      <w:pPr>
+        <w:pStyle w:val="BodyText"/>
+      </w:pPr>
+      <w:r>
+        <w:t xml:space="preserve">The last is the only NPPES/ABOG disagreement and is logged to</w:t>
+      </w:r>
+      <w:r>
+        <w:t xml:space="preserve"> </w:t>
+      </w:r>
+      <w:r>
+        <w:rPr>
+          <w:rStyle w:val="VerbatimChar"/>
+        </w:rPr>
+        <w:t xml:space="preserve">data/processed/gender_nppes_abog_conflicts.csv</w:t>
+      </w:r>
+      <w:r>
+        <w:t xml:space="preserve"> </w:t>
+      </w:r>
+      <w:r>
+        <w:t xml:space="preserve">rather than resolved silently.</w:t>
+      </w:r>
+      <w:r>
+        <w:t xml:space="preserve"> </w:t>
+      </w:r>
+      <w:r>
+        <w:t xml:space="preserve">267 of the 1,066 resolved genders now come from a registry; 287 still rest on a</w:t>
+      </w:r>
+      <w:r>
+        <w:t xml:space="preserve"> </w:t>
+      </w:r>
+      <w:r>
+        <w:t xml:space="preserve">single initial.</w:t>
+      </w:r>
+    </w:p>
+    <w:p>
+      <w:pPr>
+        <w:pStyle w:val="BodyText"/>
+      </w:pPr>
+      <w:r>
+        <w:rPr>
+          <w:rStyle w:val="VerbatimChar"/>
+        </w:rPr>
+        <w:t xml:space="preserve">R/10_npi_matching.R</w:t>
+      </w:r>
+      <w:r>
+        <w:t xml:space="preserve"> </w:t>
+      </w:r>
+      <w:r>
+        <w:t xml:space="preserve">was hardened at the same time. Its missing-file guard</w:t>
+      </w:r>
+      <w:r>
+        <w:t xml:space="preserve"> </w:t>
+      </w:r>
+      <w:r>
+        <w:t xml:space="preserve">called</w:t>
+      </w:r>
+      <w:r>
+        <w:t xml:space="preserve"> </w:t>
+      </w:r>
+      <w:r>
+        <w:rPr>
+          <w:rStyle w:val="VerbatimChar"/>
+        </w:rPr>
+        <w:t xml:space="preserve">invisible(NULL)</w:t>
+      </w:r>
+      <w:r>
+        <w:t xml:space="preserve">, which does not stop a sourced script, so a missing</w:t>
+      </w:r>
+      <w:r>
+        <w:t xml:space="preserve"> </w:t>
+      </w:r>
+      <w:r>
+        <w:t xml:space="preserve">pool aborted the whole pipeline at that step; the body is now conditional. The</w:t>
+      </w:r>
+      <w:r>
+        <w:t xml:space="preserve"> </w:t>
+      </w:r>
+      <w:r>
+        <w:t xml:space="preserve">loader maps the renamed ABOG columns and</w:t>
+      </w:r>
+      <w:r>
+        <w:t xml:space="preserve"> </w:t>
+      </w:r>
+      <w:r>
+        <w:rPr>
+          <w:b/>
+          <w:bCs/>
+        </w:rPr>
+        <w:t xml:space="preserve">refuses to overwrite a richer sidecar</w:t>
+      </w:r>
+      <w:r>
+        <w:rPr>
+          <w:b/>
+          <w:bCs/>
+        </w:rPr>
+        <w:t xml:space="preserve"> </w:t>
+      </w:r>
+      <w:r>
+        <w:rPr>
+          <w:b/>
+          <w:bCs/>
+        </w:rPr>
+        <w:t xml:space="preserve">with a poorer one</w:t>
+      </w:r>
+      <w:r>
+        <w:t xml:space="preserve">, writing</w:t>
+      </w:r>
+      <w:r>
+        <w:t xml:space="preserve"> </w:t>
+      </w:r>
+      <w:r>
+        <w:rPr>
+          <w:rStyle w:val="VerbatimChar"/>
+        </w:rPr>
+        <w:t xml:space="preserve">npi_matches_nogender.csv</w:t>
+      </w:r>
+      <w:r>
+        <w:t xml:space="preserve"> </w:t>
+      </w:r>
+      <w:r>
+        <w:t xml:space="preserve">instead. Both external</w:t>
+      </w:r>
+      <w:r>
+        <w:t xml:space="preserve"> </w:t>
+      </w:r>
+      <w:r>
+        <w:t xml:space="preserve">paths moved from hard-coded absolutes into</w:t>
+      </w:r>
+      <w:r>
+        <w:t xml:space="preserve"> </w:t>
+      </w:r>
+      <w:r>
+        <w:rPr>
+          <w:rStyle w:val="VerbatimChar"/>
+        </w:rPr>
+        <w:t xml:space="preserve">config.yml: external_data</w:t>
+      </w:r>
+      <w:r>
+        <w:t xml:space="preserve">,</w:t>
+      </w:r>
+      <w:r>
+        <w:t xml:space="preserve"> </w:t>
+      </w:r>
+      <w:r>
+        <w:t xml:space="preserve">overridable by</w:t>
+      </w:r>
+      <w:r>
+        <w:t xml:space="preserve"> </w:t>
+      </w:r>
+      <w:r>
+        <w:rPr>
+          <w:rStyle w:val="VerbatimChar"/>
+        </w:rPr>
+        <w:t xml:space="preserve">ABOG_NPI_PATH</w:t>
+      </w:r>
+      <w:r>
+        <w:t xml:space="preserve"> </w:t>
+      </w:r>
+      <w:r>
+        <w:t xml:space="preserve">and</w:t>
+      </w:r>
+      <w:r>
+        <w:t xml:space="preserve"> </w:t>
+      </w:r>
+      <w:r>
+        <w:rPr>
+          <w:rStyle w:val="VerbatimChar"/>
+        </w:rPr>
+        <w:t xml:space="preserve">NPPES_DUCKDB_PATH</w:t>
+      </w:r>
+      <w:r>
+        <w:t xml:space="preserve">.</w:t>
+      </w:r>
+    </w:p>
+    <w:bookmarkEnd w:id="190"/>
+    <w:bookmarkStart w:id="191" w:name="a15.4-the-model-variable-screen"/>
+    <w:p>
+      <w:pPr>
+        <w:pStyle w:val="Heading3"/>
+      </w:pPr>
+      <w:r>
+        <w:t xml:space="preserve">A15.4 The model variable screen</w:t>
+      </w:r>
+    </w:p>
+    <w:p>
+      <w:pPr>
+        <w:pStyle w:val="FirstParagraph"/>
+      </w:pPr>
+      <w:r>
+        <w:t xml:space="preserve">Both models selected their terms with an inline</w:t>
+      </w:r>
+      <w:r>
+        <w:t xml:space="preserve"> </w:t>
+      </w:r>
+      <w:r>
+        <w:t xml:space="preserve">“&lt; 50% missing and &gt;= 2 distinct</w:t>
+      </w:r>
+      <w:r>
+        <w:t xml:space="preserve"> </w:t>
+      </w:r>
+      <w:r>
+        <w:t xml:space="preserve">values”</w:t>
+      </w:r>
+      <w:r>
+        <w:t xml:space="preserve"> </w:t>
+      </w:r>
+      <w:r>
+        <w:t xml:space="preserve">rule, written out twice and recording nothing.</w:t>
+      </w:r>
+      <w:r>
+        <w:t xml:space="preserve"> </w:t>
+      </w:r>
+      <w:r>
+        <w:rPr>
+          <w:rStyle w:val="VerbatimChar"/>
+        </w:rPr>
+        <w:t xml:space="preserve">screen_model_vars()</w:t>
+      </w:r>
+      <w:r>
+        <w:t xml:space="preserve"> </w:t>
+      </w:r>
+      <w:r>
+        <w:t xml:space="preserve">in</w:t>
+      </w:r>
+      <w:r>
+        <w:t xml:space="preserve"> </w:t>
+      </w:r>
+      <w:r>
+        <w:rPr>
+          <w:rStyle w:val="VerbatimChar"/>
+        </w:rPr>
+        <w:t xml:space="preserve">R/06_analyze_results.R</w:t>
+      </w:r>
+      <w:r>
+        <w:t xml:space="preserve"> </w:t>
+      </w:r>
+      <w:r>
+        <w:t xml:space="preserve">now applies one rule to both and writes a decision and</w:t>
+      </w:r>
+      <w:r>
+        <w:t xml:space="preserve"> </w:t>
+      </w:r>
+      <w:r>
+        <w:t xml:space="preserve">a reason for every candidate to</w:t>
+      </w:r>
+      <w:r>
+        <w:t xml:space="preserve"> </w:t>
+      </w:r>
+      <w:r>
+        <w:rPr>
+          <w:rStyle w:val="VerbatimChar"/>
+        </w:rPr>
+        <w:t xml:space="preserve">output/model_variable_screen.csv</w:t>
+      </w:r>
+      <w:r>
+        <w:t xml:space="preserve">, so the</w:t>
+      </w:r>
+      <w:r>
+        <w:t xml:space="preserve"> </w:t>
+      </w:r>
+      <w:r>
+        <w:t xml:space="preserve">specification is reconstructible from the outputs alone.</w:t>
+      </w:r>
+    </w:p>
+    <w:p>
+      <w:pPr>
+        <w:pStyle w:val="BodyText"/>
+      </w:pPr>
+      <w:r>
+        <w:t xml:space="preserve">Three criteria, in order: more than 50% missing; fewer than two distinct values;</w:t>
+      </w:r>
+      <w:r>
+        <w:t xml:space="preserve"> </w:t>
+      </w:r>
+      <w:r>
+        <w:t xml:space="preserve">and</w:t>
+      </w:r>
+      <w:r>
+        <w:t xml:space="preserve"> </w:t>
+      </w:r>
+      <w:r>
+        <w:rPr>
+          <w:b/>
+          <w:bCs/>
+        </w:rPr>
+        <w:t xml:space="preserve">near-zero variance</w:t>
+      </w:r>
+      <w:r>
+        <w:t xml:space="preserve"> </w:t>
+      </w:r>
+      <w:r>
+        <w:t xml:space="preserve">by the conventional rule (frequency ratio above 19</w:t>
+      </w:r>
+      <w:r>
+        <w:t xml:space="preserve"> </w:t>
+      </w:r>
+      <w:r>
+        <w:t xml:space="preserve">and distinct values below 10%). A candidate absent from the model frame is</w:t>
+      </w:r>
+      <w:r>
+        <w:t xml:space="preserve"> </w:t>
+      </w:r>
+      <w:r>
+        <w:t xml:space="preserve">recorded as</w:t>
+      </w:r>
+      <w:r>
+        <w:t xml:space="preserve"> </w:t>
+      </w:r>
+      <w:r>
+        <w:rPr>
+          <w:rStyle w:val="VerbatimChar"/>
+        </w:rPr>
+        <w:t xml:space="preserve">absent</w:t>
+      </w:r>
+      <w:r>
+        <w:t xml:space="preserve"> </w:t>
+      </w:r>
+      <w:r>
+        <w:t xml:space="preserve">rather than silently removed — the candidate list is no</w:t>
+      </w:r>
+      <w:r>
+        <w:t xml:space="preserve"> </w:t>
+      </w:r>
+      <w:r>
+        <w:t xml:space="preserve">longer pre-intersected with</w:t>
+      </w:r>
+      <w:r>
+        <w:t xml:space="preserve"> </w:t>
+      </w:r>
+      <w:r>
+        <w:rPr>
+          <w:rStyle w:val="VerbatimChar"/>
+        </w:rPr>
+        <w:t xml:space="preserve">names(km_data)</w:t>
+      </w:r>
+      <w:r>
+        <w:t xml:space="preserve">.</w:t>
+      </w:r>
+    </w:p>
+    <w:p>
+      <w:pPr>
+        <w:pStyle w:val="BodyText"/>
+      </w:pPr>
+      <w:r>
+        <w:t xml:space="preserve">Two things this surfaced:</w:t>
+      </w:r>
+    </w:p>
+    <w:p>
+      <w:pPr>
+        <w:pStyle w:val="Compact"/>
+        <w:numPr>
+          <w:ilvl w:val="0"/>
+          <w:numId w:val="1010"/>
+        </w:numPr>
+      </w:pPr>
+      <w:r>
+        <w:rPr>
+          <w:rStyle w:val="VerbatimChar"/>
+          <w:b/>
+          <w:bCs/>
+        </w:rPr>
+        <w:t xml:space="preserve">has_funding</w:t>
+      </w:r>
+      <w:r>
+        <w:rPr>
+          <w:b/>
+          <w:bCs/>
+        </w:rPr>
+        <w:t xml:space="preserve"> </w:t>
+      </w:r>
+      <w:r>
+        <w:rPr>
+          <w:b/>
+          <w:bCs/>
+        </w:rPr>
+        <w:t xml:space="preserve">is dropped from both models.</w:t>
+      </w:r>
+      <w:r>
+        <w:t xml:space="preserve"> </w:t>
+      </w:r>
+      <w:r>
+        <w:t xml:space="preserve">TRUE for 7 of 1,051 evaluated</w:t>
+      </w:r>
+      <w:r>
+        <w:t xml:space="preserve"> </w:t>
+      </w:r>
+      <w:r>
+        <w:t xml:space="preserve">abstracts, a frequency ratio of about 149:1. Its interval spanned an order of</w:t>
+      </w:r>
+      <w:r>
+        <w:t xml:space="preserve"> </w:t>
+      </w:r>
+      <w:r>
+        <w:t xml:space="preserve">magnitude in both models.</w:t>
+      </w:r>
+    </w:p>
+    <w:p>
+      <w:pPr>
+        <w:pStyle w:val="Compact"/>
+        <w:numPr>
+          <w:ilvl w:val="0"/>
+          <w:numId w:val="1010"/>
+        </w:numPr>
+      </w:pPr>
+      <w:r>
+        <w:rPr>
+          <w:rStyle w:val="VerbatimChar"/>
+          <w:b/>
+          <w:bCs/>
+        </w:rPr>
+        <w:t xml:space="preserve">log_sample_size</w:t>
+      </w:r>
+      <w:r>
+        <w:rPr>
+          <w:b/>
+          <w:bCs/>
+        </w:rPr>
+        <w:t xml:space="preserve"> </w:t>
+      </w:r>
+      <w:r>
+        <w:rPr>
+          <w:b/>
+          <w:bCs/>
+        </w:rPr>
+        <w:t xml:space="preserve">is recorded as absent from the Cox model frame.</w:t>
+      </w:r>
+      <w:r>
+        <w:t xml:space="preserve"> </w:t>
+      </w:r>
+      <w:r>
+        <w:t xml:space="preserve">It has</w:t>
+      </w:r>
+      <w:r>
+        <w:t xml:space="preserve"> </w:t>
+      </w:r>
+      <w:r>
+        <w:t xml:space="preserve">always been listed as a Cox candidate and has never once entered the model,</w:t>
+      </w:r>
+      <w:r>
+        <w:t xml:space="preserve"> </w:t>
+      </w:r>
+      <w:r>
+        <w:t xml:space="preserve">because it is created inside the Aim 3 block only. That was invisible while</w:t>
+      </w:r>
+      <w:r>
+        <w:t xml:space="preserve"> </w:t>
+      </w:r>
+      <w:r>
+        <w:t xml:space="preserve">the candidate list was pre-intersected.</w:t>
+      </w:r>
+    </w:p>
+    <w:p>
+      <w:pPr>
+        <w:pStyle w:val="FirstParagraph"/>
+      </w:pPr>
+      <w:r>
+        <w:t xml:space="preserve">Every other coefficient moved by less than 0.03. But the Cox proportional</w:t>
+      </w:r>
+      <w:r>
+        <w:t xml:space="preserve"> </w:t>
+      </w:r>
+      <w:r>
+        <w:t xml:space="preserve">hazards global test moved from p = 0.056 to</w:t>
+      </w:r>
+      <w:r>
+        <w:t xml:space="preserve"> </w:t>
+      </w:r>
+      <w:r>
+        <w:rPr>
+          <w:b/>
+          <w:bCs/>
+        </w:rPr>
+        <w:t xml:space="preserve">p = 0.043</w:t>
+      </w:r>
+      <w:r>
+        <w:t xml:space="preserve">, so the assumption is</w:t>
+      </w:r>
+      <w:r>
+        <w:t xml:space="preserve"> </w:t>
+      </w:r>
+      <w:r>
+        <w:t xml:space="preserve">now violated at α = 0.05. Removing a near-constant term made a latent violation</w:t>
+      </w:r>
+      <w:r>
+        <w:t xml:space="preserve"> </w:t>
+      </w:r>
+      <w:r>
+        <w:t xml:space="preserve">visible rather than creating one: the test was already only marginal at 171</w:t>
+      </w:r>
+      <w:r>
+        <w:t xml:space="preserve"> </w:t>
+      </w:r>
+      <w:r>
+        <w:t xml:space="preserve">events, against p = 0.32 when it had 104. The response — stratify, allow</w:t>
+      </w:r>
+      <w:r>
+        <w:t xml:space="preserve"> </w:t>
+      </w:r>
+      <w:r>
+        <w:t xml:space="preserve">time-varying coefficients, or report the hazard ratios explicitly as averages</w:t>
+      </w:r>
+      <w:r>
+        <w:t xml:space="preserve"> </w:t>
+      </w:r>
+      <w:r>
+        <w:t xml:space="preserve">over follow-up — is a methodological decision and has not been taken.</w:t>
+      </w:r>
+      <w:r>
+        <w:t xml:space="preserve"> </w:t>
+      </w:r>
+      <w:r>
+        <w:rPr>
+          <w:rStyle w:val="VerbatimChar"/>
+        </w:rPr>
+        <w:t xml:space="preserve">tests/testthat/test-pipeline_semantics.R</w:t>
+      </w:r>
+      <w:r>
+        <w:t xml:space="preserve"> </w:t>
+      </w:r>
+      <w:r>
+        <w:t xml:space="preserve">is left failing with an explanatory</w:t>
+      </w:r>
+      <w:r>
+        <w:t xml:space="preserve"> </w:t>
+      </w:r>
+      <w:r>
+        <w:t xml:space="preserve">message rather than relaxed.</w:t>
+      </w:r>
+    </w:p>
+    <w:bookmarkEnd w:id="191"/>
+    <w:bookmarkStart w:id="192" w:name="a15.5-how-stable-are-the-findings"/>
+    <w:p>
+      <w:pPr>
+        <w:pStyle w:val="Heading3"/>
+      </w:pPr>
+      <w:r>
+        <w:t xml:space="preserve">A15.5 How stable are the findings?</w:t>
+      </w:r>
+    </w:p>
+    <w:p>
+      <w:pPr>
+        <w:pStyle w:val="FirstParagraph"/>
+      </w:pPr>
+      <w:r>
+        <w:t xml:space="preserve">Neither model previously carried an influence, leave-one-out or stability</w:t>
+      </w:r>
+      <w:r>
+        <w:t xml:space="preserve"> </w:t>
+      </w:r>
+      <w:r>
+        <w:t xml:space="preserve">diagnostic.</w:t>
+      </w:r>
+      <w:r>
+        <w:t xml:space="preserve"> </w:t>
+      </w:r>
+      <w:r>
+        <w:rPr>
+          <w:rStyle w:val="VerbatimChar"/>
+        </w:rPr>
+        <w:t xml:space="preserve">R/06d_model_stability.R</w:t>
+      </w:r>
+      <w:r>
+        <w:t xml:space="preserve"> </w:t>
+      </w:r>
+      <w:r>
+        <w:t xml:space="preserve">adds two, seeded from</w:t>
+      </w:r>
+      <w:r>
+        <w:t xml:space="preserve"> </w:t>
+      </w:r>
+      <w:r>
+        <w:rPr>
+          <w:rStyle w:val="VerbatimChar"/>
+        </w:rPr>
+        <w:t xml:space="preserve">config.yml: pipeline$seed</w:t>
+      </w:r>
+      <w:r>
+        <w:t xml:space="preserve">.</w:t>
+      </w:r>
+    </w:p>
+    <w:p>
+      <w:pPr>
+        <w:pStyle w:val="BodyText"/>
+      </w:pPr>
+      <w:r>
+        <w:rPr>
+          <w:b/>
+          <w:bCs/>
+        </w:rPr>
+        <w:t xml:space="preserve">Bootstrap predictor retention</w:t>
+      </w:r>
+      <w:r>
+        <w:t xml:space="preserve">, 500 refits of the logistic model</w:t>
+      </w:r>
+      <w:r>
+        <w:t xml:space="preserve"> </w:t>
+      </w:r>
+      <w:r>
+        <w:t xml:space="preserve">(n = 1,011), counting how often each term stays significant at p &lt; 0.05:</w:t>
+      </w:r>
+    </w:p>
+    <w:tbl>
+      <w:tblPr>
+        <w:tblStyle w:val="Table"/>
+        <w:tblW w:type="auto" w:w="0"/>
+        <w:tblLook w:firstRow="1" w:lastRow="0" w:firstColumn="0" w:lastColumn="0" w:noHBand="0" w:noVBand="0" w:val="0020"/>
+      </w:tblPr>
+      <w:tblGrid>
+        <w:gridCol w:w="3960"/>
+        <w:gridCol w:w="3960"/>
+      </w:tblGrid>
+      <w:tr>
+        <w:trPr>
+          <w:tblHeader w:val="on"/>
+        </w:trPr>
+        <w:tc>
+          <w:tcPr/>
+          <w:p>
+            <w:pPr>
+              <w:pStyle w:val="Compact"/>
+            </w:pPr>
+            <w:r>
+              <w:t xml:space="preserve">predictor</w:t>
+            </w:r>
+          </w:p>
+        </w:tc>
+        <w:tc>
+          <w:tcPr/>
+          <w:p>
+            <w:pPr>
+              <w:pStyle w:val="Compact"/>
+              <w:jc w:val="right"/>
+            </w:pPr>
+            <w:r>
+              <w:t xml:space="preserve">retained</w:t>
+            </w:r>
+          </w:p>
+        </w:tc>
+      </w:tr>
+      <w:tr>
+        <w:tc>
+          <w:tcPr/>
+          <w:p>
+            <w:pPr>
+              <w:pStyle w:val="Compact"/>
+            </w:pPr>
+            <w:r>
+              <w:rPr>
+                <w:rStyle w:val="VerbatimChar"/>
+              </w:rPr>
+              <w:t xml:space="preserve">n_authors</w:t>
+            </w:r>
+          </w:p>
+        </w:tc>
+        <w:tc>
+          <w:tcPr/>
+          <w:p>
+            <w:pPr>
+              <w:pStyle w:val="Compact"/>
+              <w:jc w:val="right"/>
+            </w:pPr>
+            <w:r>
+              <w:rPr>
+                <w:b/>
+                <w:bCs/>
+              </w:rPr>
+              <w:t xml:space="preserve">97.2%</w:t>
+            </w:r>
+          </w:p>
+        </w:tc>
+      </w:tr>
+      <w:tr>
+        <w:tc>
+          <w:tcPr/>
+          <w:p>
+            <w:pPr>
+              <w:pStyle w:val="Compact"/>
+            </w:pPr>
+            <w:r>
+              <w:rPr>
+                <w:rStyle w:val="VerbatimChar"/>
+              </w:rPr>
+              <w:t xml:space="preserve">is_rct</w:t>
+            </w:r>
+          </w:p>
+        </w:tc>
+        <w:tc>
+          <w:tcPr/>
+          <w:p>
+            <w:pPr>
+              <w:pStyle w:val="Compact"/>
+              <w:jc w:val="right"/>
+            </w:pPr>
+            <w:r>
+              <w:rPr>
+                <w:b/>
+                <w:bCs/>
+              </w:rPr>
+              <w:t xml:space="preserve">93.6%</w:t>
+            </w:r>
+          </w:p>
+        </w:tc>
+      </w:tr>
+      <w:tr>
+        <w:tc>
+          <w:tcPr/>
+          <w:p>
+            <w:pPr>
+              <w:pStyle w:val="Compact"/>
+            </w:pPr>
+            <w:r>
+              <w:rPr>
+                <w:rStyle w:val="VerbatimChar"/>
+              </w:rPr>
+              <w:t xml:space="preserve">is_academic</w:t>
+            </w:r>
+          </w:p>
+        </w:tc>
+        <w:tc>
+          <w:tcPr/>
+          <w:p>
+            <w:pPr>
+              <w:pStyle w:val="Compact"/>
+              <w:jc w:val="right"/>
+            </w:pPr>
+            <w:r>
+              <w:t xml:space="preserve">67.4%</w:t>
+            </w:r>
+          </w:p>
+        </w:tc>
+      </w:tr>
+      <w:tr>
+        <w:tc>
+          <w:tcPr/>
+          <w:p>
+            <w:pPr>
+              <w:pStyle w:val="Compact"/>
+            </w:pPr>
+            <w:r>
+              <w:rPr>
+                <w:rStyle w:val="VerbatimChar"/>
+              </w:rPr>
+              <w:t xml:space="preserve">is_us_based</w:t>
+            </w:r>
+          </w:p>
+        </w:tc>
+        <w:tc>
+          <w:tcPr/>
+          <w:p>
+            <w:pPr>
+              <w:pStyle w:val="Compact"/>
+              <w:jc w:val="right"/>
+            </w:pPr>
+            <w:r>
+              <w:t xml:space="preserve">42.4%</w:t>
+            </w:r>
+          </w:p>
+        </w:tc>
+      </w:tr>
+      <w:tr>
+        <w:tc>
+          <w:tcPr/>
+          <w:p>
+            <w:pPr>
+              <w:pStyle w:val="Compact"/>
+            </w:pPr>
+            <w:r>
+              <w:rPr>
+                <w:rStyle w:val="VerbatimChar"/>
+              </w:rPr>
+              <w:t xml:space="preserve">log_sample_size</w:t>
+            </w:r>
+          </w:p>
+        </w:tc>
+        <w:tc>
+          <w:tcPr/>
+          <w:p>
+            <w:pPr>
+              <w:pStyle w:val="Compact"/>
+              <w:jc w:val="right"/>
+            </w:pPr>
+            <w:r>
+              <w:t xml:space="preserve">27.4%</w:t>
+            </w:r>
+          </w:p>
+        </w:tc>
+      </w:tr>
+      <w:tr>
+        <w:tc>
+          <w:tcPr/>
+          <w:p>
+            <w:pPr>
+              <w:pStyle w:val="Compact"/>
+            </w:pPr>
+            <w:r>
+              <w:rPr>
+                <w:rStyle w:val="VerbatimChar"/>
+              </w:rPr>
+              <w:t xml:space="preserve">is_multicenter</w:t>
+            </w:r>
+          </w:p>
+        </w:tc>
+        <w:tc>
+          <w:tcPr/>
+          <w:p>
+            <w:pPr>
+              <w:pStyle w:val="Compact"/>
+              <w:jc w:val="right"/>
+            </w:pPr>
+            <w:r>
+              <w:t xml:space="preserve">25.0%</w:t>
+            </w:r>
+          </w:p>
+        </w:tc>
+      </w:tr>
+      <w:tr>
+        <w:tc>
+          <w:tcPr/>
+          <w:p>
+            <w:pPr>
+              <w:pStyle w:val="Compact"/>
+            </w:pPr>
+            <w:r>
+              <w:rPr>
+                <w:rStyle w:val="VerbatimChar"/>
+              </w:rPr>
+              <w:t xml:space="preserve">gender_unified</w:t>
+            </w:r>
+          </w:p>
+        </w:tc>
+        <w:tc>
+          <w:tcPr/>
+          <w:p>
+            <w:pPr>
+              <w:pStyle w:val="Compact"/>
+              <w:jc w:val="right"/>
+            </w:pPr>
+            <w:r>
+              <w:t xml:space="preserve">17.0%</w:t>
+            </w:r>
+          </w:p>
+        </w:tc>
+      </w:tr>
+    </w:tbl>
+    <w:p>
+      <w:pPr>
+        <w:pStyle w:val="BodyText"/>
+      </w:pPr>
+      <w:r>
+        <w:rPr>
+          <w:b/>
+          <w:bCs/>
+        </w:rPr>
+        <w:t xml:space="preserve">Leave-one-congress-out</w:t>
+      </w:r>
+      <w:r>
+        <w:t xml:space="preserve">, the model refitted twelve times dropping each</w:t>
+      </w:r>
+      <w:r>
+        <w:t xml:space="preserve"> </w:t>
+      </w:r>
+      <w:r>
+        <w:t xml:space="preserve">congress in turn, for all seven terms — 84 refits, all converged, no term</w:t>
+      </w:r>
+      <w:r>
+        <w:t xml:space="preserve"> </w:t>
+      </w:r>
+      <w:r>
+        <w:t xml:space="preserve">changing direction. This matters specifically because 2017 and 2018 have no</w:t>
+      </w:r>
+      <w:r>
+        <w:t xml:space="preserve"> </w:t>
+      </w:r>
+      <w:r>
+        <w:t xml:space="preserve">recoverable abstract text and their covariates are near-constant; a finding</w:t>
+      </w:r>
+      <w:r>
+        <w:t xml:space="preserve"> </w:t>
+      </w:r>
+      <w:r>
+        <w:t xml:space="preserve">resting on either would be an artefact.</w:t>
+      </w:r>
+    </w:p>
+    <w:tbl>
+      <w:tblPr>
+        <w:tblStyle w:val="Table"/>
+        <w:tblW w:type="auto" w:w="0"/>
+        <w:tblLook w:firstRow="1" w:lastRow="0" w:firstColumn="0" w:lastColumn="0" w:noHBand="0" w:noVBand="0" w:val="0020"/>
+      </w:tblPr>
+      <w:tblGrid>
+        <w:gridCol w:w="2640"/>
+        <w:gridCol w:w="2640"/>
+        <w:gridCol w:w="2640"/>
+      </w:tblGrid>
+      <w:tr>
+        <w:trPr>
+          <w:tblHeader w:val="on"/>
+        </w:trPr>
+        <w:tc>
+          <w:tcPr/>
+          <w:p>
+            <w:pPr>
+              <w:pStyle w:val="Compact"/>
+            </w:pPr>
+            <w:r>
+              <w:t xml:space="preserve">term</w:t>
+            </w:r>
+          </w:p>
+        </w:tc>
+        <w:tc>
+          <w:tcPr/>
+          <w:p>
+            <w:pPr>
+              <w:pStyle w:val="Compact"/>
+            </w:pPr>
+            <w:r>
+              <w:t xml:space="preserve">ratio range</w:t>
+            </w:r>
+          </w:p>
+        </w:tc>
+        <w:tc>
+          <w:tcPr/>
+          <w:p>
+            <w:pPr>
+              <w:pStyle w:val="Compact"/>
+              <w:jc w:val="right"/>
+            </w:pPr>
+            <w:r>
+              <w:t xml:space="preserve">significant in</w:t>
+            </w:r>
+          </w:p>
+        </w:tc>
+      </w:tr>
+      <w:tr>
+        <w:tc>
+          <w:tcPr/>
+          <w:p>
+            <w:pPr>
+              <w:pStyle w:val="Compact"/>
+            </w:pPr>
+            <w:r>
+              <w:rPr>
+                <w:rStyle w:val="VerbatimChar"/>
+              </w:rPr>
+              <w:t xml:space="preserve">is_rctTRUE</w:t>
+            </w:r>
+          </w:p>
+        </w:tc>
+        <w:tc>
+          <w:tcPr/>
+          <w:p>
+            <w:pPr>
+              <w:pStyle w:val="Compact"/>
+            </w:pPr>
+            <w:r>
+              <w:t xml:space="preserve">2.12 – 3.21</w:t>
+            </w:r>
+          </w:p>
+        </w:tc>
+        <w:tc>
+          <w:tcPr/>
+          <w:p>
+            <w:pPr>
+              <w:pStyle w:val="Compact"/>
+              <w:jc w:val="right"/>
+            </w:pPr>
+            <w:r>
+              <w:t xml:space="preserve">12 / 12</w:t>
+            </w:r>
+          </w:p>
+        </w:tc>
+      </w:tr>
+      <w:tr>
+        <w:tc>
+          <w:tcPr/>
+          <w:p>
+            <w:pPr>
+              <w:pStyle w:val="Compact"/>
+            </w:pPr>
+            <w:r>
+              <w:rPr>
+                <w:rStyle w:val="VerbatimChar"/>
+              </w:rPr>
+              <w:t xml:space="preserve">n_authors</w:t>
+            </w:r>
+          </w:p>
+        </w:tc>
+        <w:tc>
+          <w:tcPr/>
+          <w:p>
+            <w:pPr>
+              <w:pStyle w:val="Compact"/>
+            </w:pPr>
+            <w:r>
+              <w:t xml:space="preserve">1.27 – 1.38</w:t>
+            </w:r>
+          </w:p>
+        </w:tc>
+        <w:tc>
+          <w:tcPr/>
+          <w:p>
+            <w:pPr>
+              <w:pStyle w:val="Compact"/>
+              <w:jc w:val="right"/>
+            </w:pPr>
+            <w:r>
+              <w:t xml:space="preserve">12 / 12</w:t>
+            </w:r>
+          </w:p>
+        </w:tc>
+      </w:tr>
+      <w:tr>
+        <w:tc>
+          <w:tcPr/>
+          <w:p>
+            <w:pPr>
+              <w:pStyle w:val="Compact"/>
+            </w:pPr>
+            <w:r>
+              <w:rPr>
+                <w:rStyle w:val="VerbatimChar"/>
+              </w:rPr>
+              <w:t xml:space="preserve">is_academicTRUE</w:t>
+            </w:r>
+          </w:p>
+        </w:tc>
+        <w:tc>
+          <w:tcPr/>
+          <w:p>
+            <w:pPr>
+              <w:pStyle w:val="Compact"/>
+            </w:pPr>
+            <w:r>
+              <w:t xml:space="preserve">0.55 – 0.66</w:t>
+            </w:r>
+          </w:p>
+        </w:tc>
+        <w:tc>
+          <w:tcPr/>
+          <w:p>
+            <w:pPr>
+              <w:pStyle w:val="Compact"/>
+              <w:jc w:val="right"/>
+            </w:pPr>
+            <w:r>
+              <w:t xml:space="preserve">12 / 12</w:t>
+            </w:r>
+          </w:p>
+        </w:tc>
+      </w:tr>
+      <w:tr>
+        <w:tc>
+          <w:tcPr/>
+          <w:p>
+            <w:pPr>
+              <w:pStyle w:val="Compact"/>
+            </w:pPr>
+            <w:r>
+              <w:rPr>
+                <w:rStyle w:val="VerbatimChar"/>
+              </w:rPr>
+              <w:t xml:space="preserve">is_us_basedTRUE</w:t>
+            </w:r>
+          </w:p>
+        </w:tc>
+        <w:tc>
+          <w:tcPr/>
+          <w:p>
+            <w:pPr>
+              <w:pStyle w:val="Compact"/>
+            </w:pPr>
+            <w:r>
+              <w:t xml:space="preserve">1.15 – 5.31</w:t>
+            </w:r>
+          </w:p>
+        </w:tc>
+        <w:tc>
+          <w:tcPr/>
+          <w:p>
+            <w:pPr>
+              <w:pStyle w:val="Compact"/>
+              <w:jc w:val="right"/>
+            </w:pPr>
+            <w:r>
+              <w:t xml:space="preserve">3 / 12</w:t>
+            </w:r>
+          </w:p>
+        </w:tc>
+      </w:tr>
+      <w:tr>
+        <w:tc>
+          <w:tcPr/>
+          <w:p>
+            <w:pPr>
+              <w:pStyle w:val="Compact"/>
+            </w:pPr>
+            <w:r>
+              <w:rPr>
+                <w:rStyle w:val="VerbatimChar"/>
+              </w:rPr>
+              <w:t xml:space="preserve">is_multicenterTRUE</w:t>
+            </w:r>
+          </w:p>
+        </w:tc>
+        <w:tc>
+          <w:tcPr/>
+          <w:p>
+            <w:pPr>
+              <w:pStyle w:val="Compact"/>
+            </w:pPr>
+            <w:r>
+              <w:t xml:space="preserve">1.28 – 1.82</w:t>
+            </w:r>
+          </w:p>
+        </w:tc>
+        <w:tc>
+          <w:tcPr/>
+          <w:p>
+            <w:pPr>
+              <w:pStyle w:val="Compact"/>
+              <w:jc w:val="right"/>
+            </w:pPr>
+            <w:r>
+              <w:t xml:space="preserve">0 / 12</w:t>
+            </w:r>
+          </w:p>
+        </w:tc>
+      </w:tr>
+      <w:tr>
+        <w:tc>
+          <w:tcPr/>
+          <w:p>
+            <w:pPr>
+              <w:pStyle w:val="Compact"/>
+            </w:pPr>
+            <w:r>
+              <w:rPr>
+                <w:rStyle w:val="VerbatimChar"/>
+              </w:rPr>
+              <w:t xml:space="preserve">gender_unifiedmale</w:t>
+            </w:r>
+          </w:p>
+        </w:tc>
+        <w:tc>
+          <w:tcPr/>
+          <w:p>
+            <w:pPr>
+              <w:pStyle w:val="Compact"/>
+            </w:pPr>
+            <w:r>
+              <w:t xml:space="preserve">0.78 – 0.90</w:t>
+            </w:r>
+          </w:p>
+        </w:tc>
+        <w:tc>
+          <w:tcPr/>
+          <w:p>
+            <w:pPr>
+              <w:pStyle w:val="Compact"/>
+              <w:jc w:val="right"/>
+            </w:pPr>
+            <w:r>
+              <w:t xml:space="preserve">0 / 12</w:t>
+            </w:r>
+          </w:p>
+        </w:tc>
+      </w:tr>
+      <w:tr>
+        <w:tc>
+          <w:tcPr/>
+          <w:p>
+            <w:pPr>
+              <w:pStyle w:val="Compact"/>
+            </w:pPr>
+            <w:r>
+              <w:rPr>
+                <w:rStyle w:val="VerbatimChar"/>
+              </w:rPr>
+              <w:t xml:space="preserve">log_sample_size</w:t>
+            </w:r>
+          </w:p>
+        </w:tc>
+        <w:tc>
+          <w:tcPr/>
+          <w:p>
+            <w:pPr>
+              <w:pStyle w:val="Compact"/>
+            </w:pPr>
+            <w:r>
+              <w:t xml:space="preserve">0.92 – 0.97</w:t>
+            </w:r>
+          </w:p>
+        </w:tc>
+        <w:tc>
+          <w:tcPr/>
+          <w:p>
+            <w:pPr>
+              <w:pStyle w:val="Compact"/>
+              <w:jc w:val="right"/>
+            </w:pPr>
+            <w:r>
+              <w:t xml:space="preserve">1 / 12</w:t>
+            </w:r>
+          </w:p>
+        </w:tc>
+      </w:tr>
+    </w:tbl>
+    <w:p>
+      <w:pPr>
+        <w:pStyle w:val="BodyText"/>
+      </w:pPr>
+      <w:r>
+        <w:t xml:space="preserve">The two diagnostics disagree about</w:t>
+      </w:r>
+      <w:r>
+        <w:t xml:space="preserve"> </w:t>
+      </w:r>
+      <w:r>
+        <w:rPr>
+          <w:rStyle w:val="VerbatimChar"/>
+        </w:rPr>
+        <w:t xml:space="preserve">is_academic</w:t>
+      </w:r>
+      <w:r>
+        <w:t xml:space="preserve">, and the disagreement is the</w:t>
+      </w:r>
+      <w:r>
+        <w:t xml:space="preserve"> </w:t>
+      </w:r>
+      <w:r>
+        <w:t xml:space="preserve">useful part. It is significant in</w:t>
+      </w:r>
+      <w:r>
+        <w:t xml:space="preserve"> </w:t>
+      </w:r>
+      <w:r>
+        <w:rPr>
+          <w:b/>
+          <w:bCs/>
+        </w:rPr>
+        <w:t xml:space="preserve">all twelve</w:t>
+      </w:r>
+      <w:r>
+        <w:t xml:space="preserve"> </w:t>
+      </w:r>
+      <w:r>
+        <w:t xml:space="preserve">congress-drop refits, so it is</w:t>
+      </w:r>
+      <w:r>
+        <w:t xml:space="preserve"> </w:t>
+      </w:r>
+      <w:r>
+        <w:t xml:space="preserve">not driven by any single congress, but survives only</w:t>
+      </w:r>
+      <w:r>
+        <w:t xml:space="preserve"> </w:t>
+      </w:r>
+      <w:r>
+        <w:rPr>
+          <w:b/>
+          <w:bCs/>
+        </w:rPr>
+        <w:t xml:space="preserve">67.4%</w:t>
+      </w:r>
+      <w:r>
+        <w:t xml:space="preserve"> </w:t>
+      </w:r>
+      <w:r>
+        <w:t xml:space="preserve">of bootstrap</w:t>
+      </w:r>
+      <w:r>
+        <w:t xml:space="preserve"> </w:t>
+      </w:r>
+      <w:r>
+        <w:t xml:space="preserve">resamples, so it is sensitive to which</w:t>
+      </w:r>
+      <w:r>
+        <w:t xml:space="preserve"> </w:t>
+      </w:r>
+      <w:r>
+        <w:rPr>
+          <w:i/>
+          <w:iCs/>
+        </w:rPr>
+        <w:t xml:space="preserve">abstracts</w:t>
+      </w:r>
+      <w:r>
+        <w:t xml:space="preserve"> </w:t>
+      </w:r>
+      <w:r>
+        <w:t xml:space="preserve">are drawn. They measure</w:t>
+      </w:r>
+      <w:r>
+        <w:t xml:space="preserve"> </w:t>
+      </w:r>
+      <w:r>
+        <w:t xml:space="preserve">different things.</w:t>
+      </w:r>
+      <w:r>
+        <w:t xml:space="preserve"> </w:t>
+      </w:r>
+      <w:r>
+        <w:rPr>
+          <w:rStyle w:val="VerbatimChar"/>
+        </w:rPr>
+        <w:t xml:space="preserve">is_academic</w:t>
+      </w:r>
+      <w:r>
+        <w:t xml:space="preserve"> </w:t>
+      </w:r>
+      <w:r>
+        <w:t xml:space="preserve">should be reported with that qualification</w:t>
+      </w:r>
+      <w:r>
+        <w:t xml:space="preserve"> </w:t>
+      </w:r>
+      <w:r>
+        <w:t xml:space="preserve">rather than as a headline.</w:t>
+      </w:r>
+      <w:r>
+        <w:t xml:space="preserve"> </w:t>
+      </w:r>
+      <w:r>
+        <w:rPr>
+          <w:rStyle w:val="VerbatimChar"/>
+        </w:rPr>
+        <w:t xml:space="preserve">is_rct</w:t>
+      </w:r>
+      <w:r>
+        <w:t xml:space="preserve"> </w:t>
+      </w:r>
+      <w:r>
+        <w:t xml:space="preserve">and</w:t>
+      </w:r>
+      <w:r>
+        <w:t xml:space="preserve"> </w:t>
+      </w:r>
+      <w:r>
+        <w:rPr>
+          <w:rStyle w:val="VerbatimChar"/>
+        </w:rPr>
+        <w:t xml:space="preserve">n_authors</w:t>
+      </w:r>
+      <w:r>
+        <w:t xml:space="preserve"> </w:t>
+      </w:r>
+      <w:r>
+        <w:t xml:space="preserve">pass both.</w:t>
+      </w:r>
+    </w:p>
+    <w:bookmarkEnd w:id="192"/>
+    <w:bookmarkStart w:id="193" w:name="a15.6-missing-data"/>
+    <w:p>
+      <w:pPr>
+        <w:pStyle w:val="Heading3"/>
+      </w:pPr>
+      <w:r>
+        <w:t xml:space="preserve">A15.6 Missing data</w:t>
+      </w:r>
+    </w:p>
+    <w:p>
+      <w:pPr>
+        <w:pStyle w:val="FirstParagraph"/>
+      </w:pPr>
+      <w:r>
+        <w:t xml:space="preserve">The Methods stated</w:t>
+      </w:r>
+      <w:r>
+        <w:t xml:space="preserve"> </w:t>
+      </w:r>
+      <w:r>
+        <w:t xml:space="preserve">“complete-case throughout, no imputation”</w:t>
+      </w:r>
+      <w:r>
+        <w:t xml:space="preserve"> </w:t>
+      </w:r>
+      <w:r>
+        <w:t xml:space="preserve">and reported no</w:t>
+      </w:r>
+      <w:r>
+        <w:t xml:space="preserve"> </w:t>
+      </w:r>
+      <w:r>
+        <w:t xml:space="preserve">missingness table and no mechanism test.</w:t>
+      </w:r>
+      <w:r>
+        <w:t xml:space="preserve"> </w:t>
+      </w:r>
+      <w:r>
+        <w:rPr>
+          <w:rStyle w:val="VerbatimChar"/>
+        </w:rPr>
+        <w:t xml:space="preserve">R/06b_missingness.R</w:t>
+      </w:r>
+      <w:r>
+        <w:t xml:space="preserve"> </w:t>
+      </w:r>
+      <w:r>
+        <w:t xml:space="preserve">produces both.</w:t>
+      </w:r>
+    </w:p>
+    <w:p>
+      <w:pPr>
+        <w:pStyle w:val="BodyText"/>
+      </w:pPr>
+      <w:r>
+        <w:t xml:space="preserve">Little’s MCAR test over the numeric block gives chi-square 28.8, df 7,</w:t>
+      </w:r>
+      <w:r>
+        <w:t xml:space="preserve"> </w:t>
+      </w:r>
+      <w:r>
+        <w:rPr>
+          <w:b/>
+          <w:bCs/>
+        </w:rPr>
+        <w:t xml:space="preserve">p = 0.00015</w:t>
+      </w:r>
+      <w:r>
+        <w:t xml:space="preserve"> </w:t>
+      </w:r>
+      <w:r>
+        <w:t xml:space="preserve">— MCAR is rejected. Two caveats travel with that and are written</w:t>
+      </w:r>
+      <w:r>
+        <w:t xml:space="preserve"> </w:t>
+      </w:r>
+      <w:r>
+        <w:t xml:space="preserve">into</w:t>
+      </w:r>
+      <w:r>
+        <w:t xml:space="preserve"> </w:t>
+      </w:r>
+      <w:r>
+        <w:rPr>
+          <w:rStyle w:val="VerbatimChar"/>
+        </w:rPr>
+        <w:t xml:space="preserve">output/missingness_mcar.csv</w:t>
+      </w:r>
+      <w:r>
+        <w:t xml:space="preserve"> </w:t>
+      </w:r>
+      <w:r>
+        <w:t xml:space="preserve">rather than left implicit: the test covers</w:t>
+      </w:r>
+      <w:r>
+        <w:t xml:space="preserve"> </w:t>
+      </w:r>
+      <w:r>
+        <w:t xml:space="preserve">only the numeric variables, and at N = 1,106 it is powered enough to reject on</w:t>
+      </w:r>
+      <w:r>
+        <w:t xml:space="preserve"> </w:t>
+      </w:r>
+      <w:r>
+        <w:t xml:space="preserve">minor deviations.</w:t>
+      </w:r>
+    </w:p>
+    <w:p>
+      <w:pPr>
+        <w:pStyle w:val="BodyText"/>
+      </w:pPr>
+      <w:r>
+        <w:t xml:space="preserve">More consequentially, the script tests the assumption the denominator rests on</w:t>
+      </w:r>
+      <w:r>
+        <w:t xml:space="preserve"> </w:t>
+      </w:r>
+      <w:r>
+        <w:t xml:space="preserve">by comparing the 55 unresolved abstracts against the 1,051 evaluated across</w:t>
+      </w:r>
+      <w:r>
+        <w:t xml:space="preserve"> </w:t>
+      </w:r>
+      <w:r>
+        <w:t xml:space="preserve">every model covariate:</w:t>
+      </w:r>
+    </w:p>
+    <w:tbl>
+      <w:tblPr>
+        <w:tblStyle w:val="Table"/>
+        <w:tblW w:type="auto" w:w="0"/>
+        <w:tblLook w:firstRow="1" w:lastRow="0" w:firstColumn="0" w:lastColumn="0" w:noHBand="0" w:noVBand="0" w:val="0020"/>
+      </w:tblPr>
+      <w:tblGrid>
+        <w:gridCol w:w="1584"/>
+        <w:gridCol w:w="1584"/>
+        <w:gridCol w:w="1584"/>
+        <w:gridCol w:w="1584"/>
+        <w:gridCol w:w="1584"/>
+      </w:tblGrid>
+      <w:tr>
+        <w:trPr>
+          <w:tblHeader w:val="on"/>
+        </w:trPr>
+        <w:tc>
+          <w:tcPr/>
+          <w:p>
+            <w:pPr>
+              <w:pStyle w:val="Compact"/>
+            </w:pPr>
+            <w:r>
+              <w:t xml:space="preserve">covariate</w:t>
+            </w:r>
+          </w:p>
+        </w:tc>
+        <w:tc>
+          <w:tcPr/>
+          <w:p>
+            <w:pPr>
+              <w:pStyle w:val="Compact"/>
+              <w:jc w:val="right"/>
+            </w:pPr>
+            <w:r>
+              <w:t xml:space="preserve">unresolved</w:t>
+            </w:r>
+          </w:p>
+        </w:tc>
+        <w:tc>
+          <w:tcPr/>
+          <w:p>
+            <w:pPr>
+              <w:pStyle w:val="Compact"/>
+              <w:jc w:val="right"/>
+            </w:pPr>
+            <w:r>
+              <w:t xml:space="preserve">evaluated</w:t>
+            </w:r>
+          </w:p>
+        </w:tc>
+        <w:tc>
+          <w:tcPr/>
+          <w:p>
+            <w:pPr>
+              <w:pStyle w:val="Compact"/>
+              <w:jc w:val="right"/>
+            </w:pPr>
+            <w:r>
+              <w:t xml:space="preserve">p</w:t>
+            </w:r>
+          </w:p>
+        </w:tc>
+        <w:tc>
+          <w:tcPr/>
+          <w:p>
+            <w:pPr>
+              <w:pStyle w:val="Compact"/>
+            </w:pPr>
+          </w:p>
+        </w:tc>
+      </w:tr>
+      <w:tr>
+        <w:tc>
+          <w:tcPr/>
+          <w:p>
+            <w:pPr>
+              <w:pStyle w:val="Compact"/>
+            </w:pPr>
+            <w:r>
+              <w:rPr>
+                <w:rStyle w:val="VerbatimChar"/>
+              </w:rPr>
+              <w:t xml:space="preserve">study_design</w:t>
+            </w:r>
+          </w:p>
+        </w:tc>
+        <w:tc>
+          <w:tcPr/>
+          <w:p>
+            <w:pPr>
+              <w:pStyle w:val="Compact"/>
+              <w:jc w:val="right"/>
+            </w:pPr>
+            <w:r>
+              <w:t xml:space="preserve">—</w:t>
+            </w:r>
+          </w:p>
+        </w:tc>
+        <w:tc>
+          <w:tcPr/>
+          <w:p>
+            <w:pPr>
+              <w:pStyle w:val="Compact"/>
+              <w:jc w:val="right"/>
+            </w:pPr>
+            <w:r>
+              <w:t xml:space="preserve">—</w:t>
+            </w:r>
+          </w:p>
+        </w:tc>
+        <w:tc>
+          <w:tcPr/>
+          <w:p>
+            <w:pPr>
+              <w:pStyle w:val="Compact"/>
+              <w:jc w:val="right"/>
+            </w:pPr>
+            <w:r>
+              <w:t xml:space="preserve">0.0004</w:t>
+            </w:r>
+          </w:p>
+        </w:tc>
+        <w:tc>
+          <w:tcPr/>
+          <w:p>
+            <w:pPr>
+              <w:pStyle w:val="Compact"/>
+            </w:pPr>
+            <w:r>
+              <w:rPr>
+                <w:b/>
+                <w:bCs/>
+              </w:rPr>
+              <w:t xml:space="preserve">substantive</w:t>
+            </w:r>
+          </w:p>
+        </w:tc>
+      </w:tr>
+      <w:tr>
+        <w:tc>
+          <w:tcPr/>
+          <w:p>
+            <w:pPr>
+              <w:pStyle w:val="Compact"/>
+            </w:pPr>
+            <w:r>
+              <w:rPr>
+                <w:rStyle w:val="VerbatimChar"/>
+              </w:rPr>
+              <w:t xml:space="preserve">n_authors</w:t>
+            </w:r>
+          </w:p>
+        </w:tc>
+        <w:tc>
+          <w:tcPr/>
+          <w:p>
+            <w:pPr>
+              <w:pStyle w:val="Compact"/>
+              <w:jc w:val="right"/>
+            </w:pPr>
+            <w:r>
+              <w:t xml:space="preserve">3.51</w:t>
+            </w:r>
+          </w:p>
+        </w:tc>
+        <w:tc>
+          <w:tcPr/>
+          <w:p>
+            <w:pPr>
+              <w:pStyle w:val="Compact"/>
+              <w:jc w:val="right"/>
+            </w:pPr>
+            <w:r>
+              <w:t xml:space="preserve">3.90</w:t>
+            </w:r>
+          </w:p>
+        </w:tc>
+        <w:tc>
+          <w:tcPr/>
+          <w:p>
+            <w:pPr>
+              <w:pStyle w:val="Compact"/>
+              <w:jc w:val="right"/>
+            </w:pPr>
+            <w:r>
+              <w:t xml:space="preserve">0.013</w:t>
+            </w:r>
+          </w:p>
+        </w:tc>
+        <w:tc>
+          <w:tcPr/>
+          <w:p>
+            <w:pPr>
+              <w:pStyle w:val="Compact"/>
+            </w:pPr>
+            <w:r>
+              <w:rPr>
+                <w:b/>
+                <w:bCs/>
+              </w:rPr>
+              <w:t xml:space="preserve">substantive</w:t>
+            </w:r>
+          </w:p>
+        </w:tc>
+      </w:tr>
+      <w:tr>
+        <w:tc>
+          <w:tcPr/>
+          <w:p>
+            <w:pPr>
+              <w:pStyle w:val="Compact"/>
+            </w:pPr>
+            <w:r>
+              <w:rPr>
+                <w:rStyle w:val="VerbatimChar"/>
+              </w:rPr>
+              <w:t xml:space="preserve">best_score</w:t>
+            </w:r>
+          </w:p>
+        </w:tc>
+        <w:tc>
+          <w:tcPr/>
+          <w:p>
+            <w:pPr>
+              <w:pStyle w:val="Compact"/>
+              <w:jc w:val="right"/>
+            </w:pPr>
+            <w:r>
+              <w:t xml:space="preserve">4.72</w:t>
+            </w:r>
+          </w:p>
+        </w:tc>
+        <w:tc>
+          <w:tcPr/>
+          <w:p>
+            <w:pPr>
+              <w:pStyle w:val="Compact"/>
+              <w:jc w:val="right"/>
+            </w:pPr>
+            <w:r>
+              <w:t xml:space="preserve">3.23</w:t>
+            </w:r>
+          </w:p>
+        </w:tc>
+        <w:tc>
+          <w:tcPr/>
+          <w:p>
+            <w:pPr>
+              <w:pStyle w:val="Compact"/>
+              <w:jc w:val="right"/>
+            </w:pPr>
+            <w:r>
+              <w:t xml:space="preserve">&lt;0.001</w:t>
+            </w:r>
+          </w:p>
+        </w:tc>
+        <w:tc>
+          <w:tcPr/>
+          <w:p>
+            <w:pPr>
+              <w:pStyle w:val="Compact"/>
+            </w:pPr>
+            <w:r>
+              <w:t xml:space="preserve">definitional</w:t>
+            </w:r>
+          </w:p>
+        </w:tc>
+      </w:tr>
+      <w:tr>
+        <w:tc>
+          <w:tcPr/>
+          <w:p>
+            <w:pPr>
+              <w:pStyle w:val="Compact"/>
+            </w:pPr>
+            <w:r>
+              <w:rPr>
+                <w:rStyle w:val="VerbatimChar"/>
+              </w:rPr>
+              <w:t xml:space="preserve">n_candidates</w:t>
+            </w:r>
+          </w:p>
+        </w:tc>
+        <w:tc>
+          <w:tcPr/>
+          <w:p>
+            <w:pPr>
+              <w:pStyle w:val="Compact"/>
+              <w:jc w:val="right"/>
+            </w:pPr>
+            <w:r>
+              <w:t xml:space="preserve">94.6</w:t>
+            </w:r>
+          </w:p>
+        </w:tc>
+        <w:tc>
+          <w:tcPr/>
+          <w:p>
+            <w:pPr>
+              <w:pStyle w:val="Compact"/>
+              <w:jc w:val="right"/>
+            </w:pPr>
+            <w:r>
+              <w:t xml:space="preserve">56.6</w:t>
+            </w:r>
+          </w:p>
+        </w:tc>
+        <w:tc>
+          <w:tcPr/>
+          <w:p>
+            <w:pPr>
+              <w:pStyle w:val="Compact"/>
+              <w:jc w:val="right"/>
+            </w:pPr>
+            <w:r>
+              <w:t xml:space="preserve">0.22</w:t>
+            </w:r>
+          </w:p>
+        </w:tc>
+        <w:tc>
+          <w:tcPr/>
+          <w:p>
+            <w:pPr>
+              <w:pStyle w:val="Compact"/>
+            </w:pPr>
+            <w:r>
+              <w:t xml:space="preserve">definitional</w:t>
+            </w:r>
+          </w:p>
+        </w:tc>
+      </w:tr>
+    </w:tbl>
+    <w:p>
+      <w:pPr>
+        <w:pStyle w:val="BodyText"/>
+      </w:pPr>
+      <w:r>
+        <w:rPr>
+          <w:rStyle w:val="VerbatimChar"/>
+        </w:rPr>
+        <w:t xml:space="preserve">best_score</w:t>
+      </w:r>
+      <w:r>
+        <w:t xml:space="preserve"> </w:t>
+      </w:r>
+      <w:r>
+        <w:t xml:space="preserve">and</w:t>
+      </w:r>
+      <w:r>
+        <w:t xml:space="preserve"> </w:t>
+      </w:r>
+      <w:r>
+        <w:rPr>
+          <w:rStyle w:val="VerbatimChar"/>
+        </w:rPr>
+        <w:t xml:space="preserve">n_candidates</w:t>
+      </w:r>
+      <w:r>
+        <w:t xml:space="preserve"> </w:t>
+      </w:r>
+      <w:r>
+        <w:t xml:space="preserve">must differ: the unresolved are the mid-score</w:t>
+      </w:r>
+      <w:r>
+        <w:t xml:space="preserve"> </w:t>
+      </w:r>
+      <w:r>
+        <w:t xml:space="preserve">band by construction and the comparison group holds 709</w:t>
+      </w:r>
+      <w:r>
+        <w:t xml:space="preserve"> </w:t>
+      </w:r>
+      <w:r>
+        <w:rPr>
+          <w:rStyle w:val="VerbatimChar"/>
+        </w:rPr>
+        <w:t xml:space="preserve">no_match</w:t>
+      </w:r>
+      <w:r>
+        <w:t xml:space="preserve"> </w:t>
+      </w:r>
+      <w:r>
+        <w:t xml:space="preserve">abstracts.</w:t>
+      </w:r>
+      <w:r>
+        <w:t xml:space="preserve"> </w:t>
+      </w:r>
+      <w:r>
+        <w:t xml:space="preserve">They are labelled definitional and excluded from the verdict.</w:t>
+      </w:r>
+    </w:p>
+    <w:p>
+      <w:pPr>
+        <w:pStyle w:val="BodyText"/>
+      </w:pPr>
+      <w:r>
+        <w:rPr>
+          <w:b/>
+          <w:bCs/>
+        </w:rPr>
+        <w:t xml:space="preserve">The 55 are not missing completely at random.</w:t>
+      </w:r>
+      <w:r>
+        <w:t xml:space="preserve"> </w:t>
+      </w:r>
+      <w:r>
+        <w:t xml:space="preserve">They differ on</w:t>
+      </w:r>
+      <w:r>
+        <w:t xml:space="preserve"> </w:t>
+      </w:r>
+      <w:r>
+        <w:rPr>
+          <w:rStyle w:val="VerbatimChar"/>
+        </w:rPr>
+        <w:t xml:space="preserve">study_design</w:t>
+      </w:r>
+      <w:r>
+        <w:t xml:space="preserve"> </w:t>
+      </w:r>
+      <w:r>
+        <w:t xml:space="preserve">and on</w:t>
+      </w:r>
+      <w:r>
+        <w:t xml:space="preserve"> </w:t>
+      </w:r>
+      <w:r>
+        <w:rPr>
+          <w:rStyle w:val="VerbatimChar"/>
+        </w:rPr>
+        <w:t xml:space="preserve">n_authors</w:t>
+      </w:r>
+      <w:r>
+        <w:t xml:space="preserve">, and</w:t>
+      </w:r>
+      <w:r>
+        <w:t xml:space="preserve"> </w:t>
+      </w:r>
+      <w:r>
+        <w:rPr>
+          <w:rStyle w:val="VerbatimChar"/>
+        </w:rPr>
+        <w:t xml:space="preserve">n_authors</w:t>
+      </w:r>
+      <w:r>
+        <w:t xml:space="preserve"> </w:t>
+      </w:r>
+      <w:r>
+        <w:t xml:space="preserve">is a significant predictor in both models.</w:t>
+      </w:r>
+      <w:r>
+        <w:t xml:space="preserve"> </w:t>
+      </w:r>
+      <w:r>
+        <w:t xml:space="preserve">Dropping them from the denominator assumes missing-at-random</w:t>
+      </w:r>
+      <w:r>
+        <w:t xml:space="preserve"> </w:t>
+      </w:r>
+      <w:r>
+        <w:rPr>
+          <w:i/>
+          <w:iCs/>
+        </w:rPr>
+        <w:t xml:space="preserve">given the observed</w:t>
+      </w:r>
+      <w:r>
+        <w:rPr>
+          <w:i/>
+          <w:iCs/>
+        </w:rPr>
+        <w:t xml:space="preserve"> </w:t>
+      </w:r>
+      <w:r>
+        <w:rPr>
+          <w:i/>
+          <w:iCs/>
+        </w:rPr>
+        <w:t xml:space="preserve">data</w:t>
+      </w:r>
+      <w:r>
+        <w:t xml:space="preserve">, which is weaker and untestable. The bounds in A13 — 16.1% if all were</w:t>
+      </w:r>
+      <w:r>
+        <w:t xml:space="preserve"> </w:t>
+      </w:r>
+      <w:r>
+        <w:t xml:space="preserve">unpublished, 21.1% if all were published — are the honest envelope, and this</w:t>
+      </w:r>
+      <w:r>
+        <w:t xml:space="preserve"> </w:t>
+      </w:r>
+      <w:r>
+        <w:t xml:space="preserve">result is the reason to quote them.</w:t>
+      </w:r>
+    </w:p>
+    <w:bookmarkEnd w:id="193"/>
+    <w:bookmarkStart w:id="194" w:name="X246f9010855e97a42de4a4bd99cdda120c13eb6"/>
+    <w:p>
+      <w:pPr>
+        <w:pStyle w:val="Heading3"/>
+      </w:pPr>
+      <w:r>
+        <w:t xml:space="preserve">A15.7 Structural fixes with no effect on the numbers</w:t>
+      </w:r>
+    </w:p>
+    <w:p>
+      <w:pPr>
+        <w:pStyle w:val="Compact"/>
+        <w:numPr>
+          <w:ilvl w:val="0"/>
+          <w:numId w:val="1011"/>
+        </w:numPr>
+      </w:pPr>
+      <w:r>
+        <w:rPr>
+          <w:rStyle w:val="VerbatimChar"/>
+          <w:b/>
+          <w:bCs/>
+        </w:rPr>
+        <w:t xml:space="preserve">R/05_adjudicate.R</w:t>
+      </w:r>
+      <w:r>
+        <w:rPr>
+          <w:b/>
+          <w:bCs/>
+        </w:rPr>
+        <w:t xml:space="preserve"> </w:t>
+      </w:r>
+      <w:r>
+        <w:rPr>
+          <w:b/>
+          <w:bCs/>
+        </w:rPr>
+        <w:t xml:space="preserve">no longer destroys the enrichment columns.</w:t>
+      </w:r>
+      <w:r>
+        <w:t xml:space="preserve"> </w:t>
+      </w:r>
+      <w:r>
+        <w:t xml:space="preserve">It rebuilds</w:t>
+      </w:r>
+      <w:r>
+        <w:t xml:space="preserve"> </w:t>
+      </w:r>
+      <w:r>
+        <w:rPr>
+          <w:rStyle w:val="VerbatimChar"/>
+        </w:rPr>
+        <w:t xml:space="preserve">output/abstracts_with_matches.csv</w:t>
+      </w:r>
+      <w:r>
+        <w:t xml:space="preserve"> </w:t>
+      </w:r>
+      <w:r>
+        <w:t xml:space="preserve">from scratch with 46 columns while six</w:t>
+      </w:r>
+      <w:r>
+        <w:t xml:space="preserve"> </w:t>
+      </w:r>
+      <w:r>
+        <w:t xml:space="preserve">later stages add the rest in place, so re-running step 5 alone used to delete</w:t>
+      </w:r>
+      <w:r>
+        <w:t xml:space="preserve"> </w:t>
+      </w:r>
+      <w:r>
+        <w:t xml:space="preserve">41 columns and</w:t>
+      </w:r>
+      <w:r>
+        <w:t xml:space="preserve"> </w:t>
+      </w:r>
+      <w:r>
+        <w:rPr>
+          <w:rStyle w:val="VerbatimChar"/>
+        </w:rPr>
+        <w:t xml:space="preserve">06</w:t>
+      </w:r>
+      <w:r>
+        <w:t xml:space="preserve"> </w:t>
+      </w:r>
+      <w:r>
+        <w:t xml:space="preserve">would then silently drop those model terms. It now</w:t>
+      </w:r>
+      <w:r>
+        <w:t xml:space="preserve"> </w:t>
+      </w:r>
+      <w:r>
+        <w:t xml:space="preserve">re-joins any column it does not own.</w:t>
+      </w:r>
+    </w:p>
+    <w:p>
+      <w:pPr>
+        <w:pStyle w:val="Compact"/>
+        <w:numPr>
+          <w:ilvl w:val="0"/>
+          <w:numId w:val="1011"/>
+        </w:numPr>
+      </w:pPr>
+      <w:r>
+        <w:rPr>
+          <w:rStyle w:val="VerbatimChar"/>
+          <w:b/>
+          <w:bCs/>
+        </w:rPr>
+        <w:t xml:space="preserve">00_run_all.R</w:t>
+      </w:r>
+      <w:r>
+        <w:rPr>
+          <w:b/>
+          <w:bCs/>
+        </w:rPr>
+        <w:t xml:space="preserve"> </w:t>
+      </w:r>
+      <w:r>
+        <w:rPr>
+          <w:b/>
+          <w:bCs/>
+        </w:rPr>
+        <w:t xml:space="preserve">runs the demographics merge.</w:t>
+      </w:r>
+      <w:r>
+        <w:t xml:space="preserve"> </w:t>
+      </w:r>
+      <w:r>
+        <w:rPr>
+          <w:rStyle w:val="VerbatimChar"/>
+        </w:rPr>
+        <w:t xml:space="preserve">R/10e_merge_demographics.R</w:t>
+      </w:r>
+      <w:r>
+        <w:t xml:space="preserve"> </w:t>
+      </w:r>
+      <w:r>
+        <w:t xml:space="preserve">and its four upstream scripts were reachable only through</w:t>
+      </w:r>
+      <w:r>
+        <w:t xml:space="preserve"> </w:t>
+      </w:r>
+      <w:r>
+        <w:rPr>
+          <w:rStyle w:val="VerbatimChar"/>
+        </w:rPr>
+        <w:t xml:space="preserve">R/run_demographics.R</w:t>
+      </w:r>
+      <w:r>
+        <w:t xml:space="preserve">, so a clean run of the master pipeline produced a</w:t>
+      </w:r>
+      <w:r>
+        <w:t xml:space="preserve"> </w:t>
+      </w:r>
+      <w:r>
+        <w:t xml:space="preserve">dataset with no</w:t>
+      </w:r>
+      <w:r>
+        <w:t xml:space="preserve"> </w:t>
+      </w:r>
+      <w:r>
+        <w:rPr>
+          <w:rStyle w:val="VerbatimChar"/>
+        </w:rPr>
+        <w:t xml:space="preserve">gender_unified</w:t>
+      </w:r>
+      <w:r>
+        <w:t xml:space="preserve">, no</w:t>
+      </w:r>
+      <w:r>
+        <w:t xml:space="preserve"> </w:t>
+      </w:r>
+      <w:r>
+        <w:rPr>
+          <w:rStyle w:val="VerbatimChar"/>
+        </w:rPr>
+        <w:t xml:space="preserve">npi_*</w:t>
+      </w:r>
+      <w:r>
+        <w:t xml:space="preserve"> </w:t>
+      </w:r>
+      <w:r>
+        <w:t xml:space="preserve">and no</w:t>
+      </w:r>
+      <w:r>
+        <w:t xml:space="preserve"> </w:t>
+      </w:r>
+      <w:r>
+        <w:rPr>
+          <w:rStyle w:val="VerbatimChar"/>
+        </w:rPr>
+        <w:t xml:space="preserve">state_unified</w:t>
+      </w:r>
+      <w:r>
+        <w:t xml:space="preserve">.</w:t>
+      </w:r>
+    </w:p>
+    <w:p>
+      <w:pPr>
+        <w:pStyle w:val="Compact"/>
+        <w:numPr>
+          <w:ilvl w:val="0"/>
+          <w:numId w:val="1011"/>
+        </w:numPr>
+      </w:pPr>
+      <w:r>
+        <w:rPr>
+          <w:rStyle w:val="VerbatimChar"/>
+          <w:b/>
+          <w:bCs/>
+        </w:rPr>
+        <w:t xml:space="preserve">07</w:t>
+      </w:r>
+      <w:r>
+        <w:rPr>
+          <w:b/>
+          <w:bCs/>
+        </w:rPr>
+        <w:t xml:space="preserve"> </w:t>
+      </w:r>
+      <w:r>
+        <w:rPr>
+          <w:b/>
+          <w:bCs/>
+        </w:rPr>
+        <w:t xml:space="preserve">and</w:t>
+      </w:r>
+      <w:r>
+        <w:rPr>
+          <w:b/>
+          <w:bCs/>
+        </w:rPr>
+        <w:t xml:space="preserve"> </w:t>
+      </w:r>
+      <w:r>
+        <w:rPr>
+          <w:rStyle w:val="VerbatimChar"/>
+          <w:b/>
+          <w:bCs/>
+        </w:rPr>
+        <w:t xml:space="preserve">08</w:t>
+      </w:r>
+      <w:r>
+        <w:rPr>
+          <w:b/>
+          <w:bCs/>
+        </w:rPr>
+        <w:t xml:space="preserve"> </w:t>
+      </w:r>
+      <w:r>
+        <w:rPr>
+          <w:b/>
+          <w:bCs/>
+        </w:rPr>
+        <w:t xml:space="preserve">source</w:t>
+      </w:r>
+      <w:r>
+        <w:rPr>
+          <w:b/>
+          <w:bCs/>
+        </w:rPr>
+        <w:t xml:space="preserve"> </w:t>
+      </w:r>
+      <w:r>
+        <w:rPr>
+          <w:rStyle w:val="VerbatimChar"/>
+          <w:b/>
+          <w:bCs/>
+        </w:rPr>
+        <w:t xml:space="preserve">R/utils_decisions.R</w:t>
+      </w:r>
+      <w:r>
+        <w:t xml:space="preserve"> </w:t>
+      </w:r>
+      <w:r>
+        <w:t xml:space="preserve">instead of each carrying an</w:t>
+      </w:r>
+      <w:r>
+        <w:t xml:space="preserve"> </w:t>
+      </w:r>
+      <w:r>
+        <w:t xml:space="preserve">inline copy of the outcome cascade that omitted the human-outranks-AUTO rule.</w:t>
+      </w:r>
+    </w:p>
+    <w:p>
+      <w:pPr>
+        <w:pStyle w:val="Compact"/>
+        <w:numPr>
+          <w:ilvl w:val="0"/>
+          <w:numId w:val="1011"/>
+        </w:numPr>
+      </w:pPr>
+      <w:r>
+        <w:rPr>
+          <w:rStyle w:val="VerbatimChar"/>
+          <w:b/>
+          <w:bCs/>
+        </w:rPr>
+        <w:t xml:space="preserve">result_positivity</w:t>
+      </w:r>
+      <w:r>
+        <w:rPr>
+          <w:b/>
+          <w:bCs/>
+        </w:rPr>
+        <w:t xml:space="preserve"> </w:t>
+      </w:r>
+      <w:r>
+        <w:rPr>
+          <w:b/>
+          <w:bCs/>
+        </w:rPr>
+        <w:t xml:space="preserve">restored</w:t>
+      </w:r>
+      <w:r>
+        <w:t xml:space="preserve"> </w:t>
+      </w:r>
+      <w:r>
+        <w:t xml:space="preserve">to</w:t>
+      </w:r>
+      <w:r>
+        <w:t xml:space="preserve"> </w:t>
+      </w:r>
+      <w:r>
+        <w:rPr>
+          <w:rStyle w:val="VerbatimChar"/>
+        </w:rPr>
+        <w:t xml:space="preserve">05</w:t>
+      </w:r>
+      <w:r>
+        <w:t xml:space="preserve">’s</w:t>
+      </w:r>
+      <w:r>
+        <w:t xml:space="preserve"> </w:t>
+      </w:r>
+      <w:r>
+        <w:rPr>
+          <w:rStyle w:val="VerbatimChar"/>
+        </w:rPr>
+        <w:t xml:space="preserve">select()</w:t>
+      </w:r>
+      <w:r>
+        <w:t xml:space="preserve">, so the Aim 5</w:t>
+      </w:r>
+      <w:r>
+        <w:t xml:space="preserve"> </w:t>
+      </w:r>
+      <w:r>
+        <w:t xml:space="preserve">publication-bias block runs again after being silently gated off since</w:t>
+      </w:r>
+      <w:r>
+        <w:t xml:space="preserve"> </w:t>
+      </w:r>
+      <w:r>
+        <w:t xml:space="preserve">17 April 2026.</w:t>
+      </w:r>
+    </w:p>
+    <w:p>
+      <w:pPr>
+        <w:pStyle w:val="Compact"/>
+        <w:numPr>
+          <w:ilvl w:val="0"/>
+          <w:numId w:val="1011"/>
+        </w:numPr>
+      </w:pPr>
+      <w:r>
+        <w:rPr>
+          <w:rStyle w:val="VerbatimChar"/>
+          <w:b/>
+          <w:bCs/>
+        </w:rPr>
+        <w:t xml:space="preserve">subspecialty_unified</w:t>
+      </w:r>
+      <w:r>
+        <w:rPr>
+          <w:b/>
+          <w:bCs/>
+        </w:rPr>
+        <w:t xml:space="preserve"> </w:t>
+      </w:r>
+      <w:r>
+        <w:rPr>
+          <w:b/>
+          <w:bCs/>
+        </w:rPr>
+        <w:t xml:space="preserve">harmonised</w:t>
+      </w:r>
+      <w:r>
+        <w:t xml:space="preserve"> </w:t>
+      </w:r>
+      <w:r>
+        <w:t xml:space="preserve">from 13 levels to 8.</w:t>
+      </w:r>
+      <w:r>
+        <w:t xml:space="preserve"> </w:t>
+      </w:r>
+      <w:r>
+        <w:rPr>
+          <w:rStyle w:val="VerbatimChar"/>
+        </w:rPr>
+        <w:t xml:space="preserve">MIG</w:t>
+      </w:r>
+      <w:r>
+        <w:t xml:space="preserve">/</w:t>
+      </w:r>
+      <w:r>
+        <w:rPr>
+          <w:rStyle w:val="VerbatimChar"/>
+        </w:rPr>
+        <w:t xml:space="preserve">MIGS</w:t>
+      </w:r>
+      <w:r>
+        <w:t xml:space="preserve">,</w:t>
+      </w:r>
+      <w:r>
+        <w:t xml:space="preserve"> </w:t>
+      </w:r>
+      <w:r>
+        <w:rPr>
+          <w:rStyle w:val="VerbatimChar"/>
+        </w:rPr>
+        <w:t xml:space="preserve">FPMRS</w:t>
+      </w:r>
+      <w:r>
+        <w:t xml:space="preserve"> </w:t>
+      </w:r>
+      <w:r>
+        <w:t xml:space="preserve">and its spelled-out form,</w:t>
+      </w:r>
+      <w:r>
+        <w:t xml:space="preserve"> </w:t>
+      </w:r>
+      <w:r>
+        <w:rPr>
+          <w:rStyle w:val="VerbatimChar"/>
+        </w:rPr>
+        <w:t xml:space="preserve">Generalist</w:t>
+      </w:r>
+      <w:r>
+        <w:t xml:space="preserve">/</w:t>
+      </w:r>
+      <w:r>
+        <w:rPr>
+          <w:rStyle w:val="VerbatimChar"/>
+        </w:rPr>
+        <w:t xml:space="preserve">general_OBGYN</w:t>
+      </w:r>
+      <w:r>
+        <w:t xml:space="preserve"> </w:t>
+      </w:r>
+      <w:r>
+        <w:t xml:space="preserve">were splitting</w:t>
+      </w:r>
+      <w:r>
+        <w:t xml:space="preserve"> </w:t>
+      </w:r>
+      <w:r>
+        <w:t xml:space="preserve">real categories in two.</w:t>
+      </w:r>
+    </w:p>
+    <w:p>
+      <w:pPr>
+        <w:pStyle w:val="Compact"/>
+        <w:numPr>
+          <w:ilvl w:val="0"/>
+          <w:numId w:val="1011"/>
+        </w:numPr>
+      </w:pPr>
+      <w:r>
+        <w:rPr>
+          <w:b/>
+          <w:bCs/>
+        </w:rPr>
+        <w:t xml:space="preserve">Thirteen joins in</w:t>
+      </w:r>
+      <w:r>
+        <w:rPr>
+          <w:b/>
+          <w:bCs/>
+        </w:rPr>
+        <w:t xml:space="preserve"> </w:t>
+      </w:r>
+      <w:r>
+        <w:rPr>
+          <w:rStyle w:val="VerbatimChar"/>
+          <w:b/>
+          <w:bCs/>
+        </w:rPr>
+        <w:t xml:space="preserve">10e</w:t>
+      </w:r>
+      <w:r>
+        <w:t xml:space="preserve"> </w:t>
+      </w:r>
+      <w:r>
+        <w:t xml:space="preserve">now validate key uniqueness on the right table</w:t>
+      </w:r>
+      <w:r>
+        <w:t xml:space="preserve"> </w:t>
+      </w:r>
+      <w:r>
+        <w:t xml:space="preserve">before joining rather than checking the row count afterwards.</w:t>
+      </w:r>
+    </w:p>
+    <w:p>
+      <w:pPr>
+        <w:pStyle w:val="Compact"/>
+        <w:numPr>
+          <w:ilvl w:val="0"/>
+          <w:numId w:val="1011"/>
+        </w:numPr>
+      </w:pPr>
+      <w:r>
+        <w:rPr>
+          <w:b/>
+          <w:bCs/>
+        </w:rPr>
+        <w:t xml:space="preserve">The Shiny deploy verifies before it can publish</w:t>
+      </w:r>
+      <w:r>
+        <w:t xml:space="preserve"> </w:t>
+      </w:r>
+      <w:r>
+        <w:t xml:space="preserve">and is opt-in behind</w:t>
+      </w:r>
+      <w:r>
+        <w:t xml:space="preserve"> </w:t>
+      </w:r>
+      <w:r>
+        <w:rPr>
+          <w:rStyle w:val="VerbatimChar"/>
+        </w:rPr>
+        <w:t xml:space="preserve">SHINY_DEPLOY</w:t>
+      </w:r>
+      <w:r>
+        <w:t xml:space="preserve">. The bundle had been 135 days stale, so reviewers were</w:t>
+      </w:r>
+      <w:r>
+        <w:t xml:space="preserve"> </w:t>
+      </w:r>
+      <w:r>
+        <w:t xml:space="preserve">adjudicating against a pre-denominator-fix cohort and a candidate pool missing</w:t>
+      </w:r>
+      <w:r>
+        <w:t xml:space="preserve"> </w:t>
+      </w:r>
+      <w:r>
+        <w:t xml:space="preserve">283 winning PMIDs.</w:t>
+      </w:r>
+    </w:p>
+    <w:bookmarkEnd w:id="194"/>
+    <w:bookmarkStart w:id="195" w:name="a15.8-borrowed-code"/>
+    <w:p>
+      <w:pPr>
+        <w:pStyle w:val="Heading3"/>
+      </w:pPr>
+      <w:r>
+        <w:t xml:space="preserve">A15.8 Borrowed code</w:t>
+      </w:r>
+    </w:p>
+    <w:p>
+      <w:pPr>
+        <w:pStyle w:val="FirstParagraph"/>
+      </w:pPr>
+      <w:r>
+        <w:t xml:space="preserve">Five functions come from the</w:t>
+      </w:r>
+      <w:r>
+        <w:t xml:space="preserve"> </w:t>
+      </w:r>
+      <w:r>
+        <w:rPr>
+          <w:rStyle w:val="VerbatimChar"/>
+        </w:rPr>
+        <w:t xml:space="preserve">mysterycall</w:t>
+      </w:r>
+      <w:r>
+        <w:t xml:space="preserve"> </w:t>
+      </w:r>
+      <w:r>
+        <w:t xml:space="preserve">package, pinned at commit</w:t>
+      </w:r>
+      <w:r>
+        <w:t xml:space="preserve"> </w:t>
+      </w:r>
+      <w:r>
+        <w:rPr>
+          <w:rStyle w:val="VerbatimChar"/>
+        </w:rPr>
+        <w:t xml:space="preserve">42d66d92</w:t>
+      </w:r>
+      <w:r>
+        <w:t xml:space="preserve"> </w:t>
+      </w:r>
+      <w:r>
+        <w:t xml:space="preserve">in</w:t>
+      </w:r>
+      <w:r>
+        <w:t xml:space="preserve"> </w:t>
+      </w:r>
+      <w:r>
+        <w:rPr>
+          <w:rStyle w:val="VerbatimChar"/>
+        </w:rPr>
+        <w:t xml:space="preserve">docs/REPRODUCIBILITY.md</w:t>
+      </w:r>
+      <w:r>
+        <w:t xml:space="preserve">. Every use degrades to the previous</w:t>
+      </w:r>
+      <w:r>
+        <w:t xml:space="preserve"> </w:t>
+      </w:r>
+      <w:r>
+        <w:t xml:space="preserve">behaviour if the package is absent.</w:t>
+      </w:r>
+    </w:p>
+    <w:tbl>
+      <w:tblPr>
+        <w:tblStyle w:val="Table"/>
+        <w:tblW w:type="pct" w:w="5000"/>
+        <w:tblLayout w:type="fixed"/>
+        <w:tblLook w:firstRow="1" w:lastRow="0" w:firstColumn="0" w:lastColumn="0" w:noHBand="0" w:noVBand="0" w:val="0020"/>
+      </w:tblPr>
+      <w:tblGrid>
+        <w:gridCol w:w="3960"/>
+        <w:gridCol w:w="3960"/>
+      </w:tblGrid>
+      <w:tr>
+        <w:trPr>
+          <w:tblHeader w:val="on"/>
+        </w:trPr>
+        <w:tc>
+          <w:tcPr/>
+          <w:p>
+            <w:pPr>
+              <w:pStyle w:val="Compact"/>
+            </w:pPr>
+            <w:r>
+              <w:t xml:space="preserve">function</w:t>
+            </w:r>
+          </w:p>
+        </w:tc>
+        <w:tc>
+          <w:tcPr/>
+          <w:p>
+            <w:pPr>
+              <w:pStyle w:val="Compact"/>
+            </w:pPr>
+            <w:r>
+              <w:t xml:space="preserve">what it replaced</w:t>
+            </w:r>
+          </w:p>
+        </w:tc>
+      </w:tr>
+      <w:tr>
+        <w:tc>
+          <w:tcPr/>
+          <w:p>
+            <w:pPr>
+              <w:pStyle w:val="Compact"/>
+            </w:pPr>
+            <w:r>
+              <w:rPr>
+                <w:rStyle w:val="VerbatimChar"/>
+              </w:rPr>
+              <w:t xml:space="preserve">mysterycall_nppes_gender()</w:t>
+            </w:r>
+          </w:p>
+        </w:tc>
+        <w:tc>
+          <w:tcPr/>
+          <w:p>
+            <w:pPr>
+              <w:pStyle w:val="Compact"/>
+            </w:pPr>
+            <w:r>
+              <w:t xml:space="preserve">the unregenerable ABOG gender column (A15.3)</w:t>
+            </w:r>
+          </w:p>
+        </w:tc>
+      </w:tr>
+      <w:tr>
+        <w:tc>
+          <w:tcPr/>
+          <w:p>
+            <w:pPr>
+              <w:pStyle w:val="Compact"/>
+            </w:pPr>
+            <w:r>
+              <w:rPr>
+                <w:rStyle w:val="VerbatimChar"/>
+              </w:rPr>
+              <w:t xml:space="preserve">mysterycall_table1()</w:t>
+            </w:r>
+          </w:p>
+        </w:tc>
+        <w:tc>
+          <w:tcPr/>
+          <w:p>
+            <w:pPr>
+              <w:pStyle w:val="Compact"/>
+            </w:pPr>
+            <w:r>
+              <w:t xml:space="preserve">a five-variable summarise with no test, now 35 rows over 10 variables with p-values</w:t>
+            </w:r>
+          </w:p>
+        </w:tc>
+      </w:tr>
+      <w:tr>
+        <w:tc>
+          <w:tcPr/>
+          <w:p>
+            <w:pPr>
+              <w:pStyle w:val="Compact"/>
+            </w:pPr>
+            <w:r>
+              <w:rPr>
+                <w:rStyle w:val="VerbatimChar"/>
+              </w:rPr>
+              <w:t xml:space="preserve">mysterycall_safe_left_join()</w:t>
+            </w:r>
+          </w:p>
+        </w:tc>
+        <w:tc>
+          <w:tcPr/>
+          <w:p>
+            <w:pPr>
+              <w:pStyle w:val="Compact"/>
+            </w:pPr>
+            <w:r>
+              <w:t xml:space="preserve">a row-count assertion after the fact</w:t>
+            </w:r>
+          </w:p>
+        </w:tc>
+      </w:tr>
+      <w:tr>
+        <w:tc>
+          <w:tcPr/>
+          <w:p>
+            <w:pPr>
+              <w:pStyle w:val="Compact"/>
+            </w:pPr>
+            <w:r>
+              <w:rPr>
+                <w:rStyle w:val="VerbatimChar"/>
+              </w:rPr>
+              <w:t xml:space="preserve">build_missingness_mcar_table()</w:t>
+            </w:r>
+          </w:p>
+        </w:tc>
+        <w:tc>
+          <w:tcPr/>
+          <w:p>
+            <w:pPr>
+              <w:pStyle w:val="Compact"/>
+            </w:pPr>
+            <w:r>
+              <w:t xml:space="preserve">nothing — there was no missingness reporting (A15.6)</w:t>
+            </w:r>
+          </w:p>
+        </w:tc>
+      </w:tr>
+      <w:tr>
+        <w:tc>
+          <w:tcPr/>
+          <w:p>
+            <w:pPr>
+              <w:pStyle w:val="Compact"/>
+            </w:pPr>
+            <w:r>
+              <w:rPr>
+                <w:rStyle w:val="VerbatimChar"/>
+              </w:rPr>
+              <w:t xml:space="preserve">mysterycall_bootstrap_predictor_stability()</w:t>
+            </w:r>
+            <w:r>
+              <w:t xml:space="preserve">,</w:t>
+            </w:r>
+            <w:r>
+              <w:t xml:space="preserve"> </w:t>
+            </w:r>
+            <w:r>
+              <w:rPr>
+                <w:rStyle w:val="VerbatimChar"/>
+              </w:rPr>
+              <w:t xml:space="preserve">mysterycall_leave_one_out()</w:t>
+            </w:r>
+          </w:p>
+        </w:tc>
+        <w:tc>
+          <w:tcPr/>
+          <w:p>
+            <w:pPr>
+              <w:pStyle w:val="Compact"/>
+            </w:pPr>
+            <w:r>
+              <w:t xml:space="preserve">nothing — there were no stability diagnostics (A15.5)</w:t>
+            </w:r>
+          </w:p>
+        </w:tc>
+      </w:tr>
+      <w:tr>
+        <w:tc>
+          <w:tcPr/>
+          <w:p>
+            <w:pPr>
+              <w:pStyle w:val="Compact"/>
+            </w:pPr>
+            <w:r>
+              <w:rPr>
+                <w:rStyle w:val="VerbatimChar"/>
+              </w:rPr>
+              <w:t xml:space="preserve">mysterycall_remove_near_zero()</w:t>
+            </w:r>
+          </w:p>
+        </w:tc>
+        <w:tc>
+          <w:tcPr/>
+          <w:p>
+            <w:pPr>
+              <w:pStyle w:val="Compact"/>
+            </w:pPr>
+            <w:r>
+              <w:t xml:space="preserve">a judgement call about sparse terms, now a rule (A15.4)</w:t>
+            </w:r>
+          </w:p>
+        </w:tc>
+      </w:tr>
+      <w:tr>
+        <w:tc>
+          <w:tcPr/>
+          <w:p>
+            <w:pPr>
+              <w:pStyle w:val="Compact"/>
+            </w:pPr>
+            <w:r>
+              <w:rPr>
+                <w:rStyle w:val="VerbatimChar"/>
+              </w:rPr>
+              <w:t xml:space="preserve">mysterycall_session_snapshot()</w:t>
+            </w:r>
+          </w:p>
+        </w:tc>
+        <w:tc>
+          <w:tcPr/>
+          <w:p>
+            <w:pPr>
+              <w:pStyle w:val="Compact"/>
+            </w:pPr>
+            <w:r>
+              <w:t xml:space="preserve">nothing — the environment was unrecorded</w:t>
+            </w:r>
+          </w:p>
+        </w:tc>
+      </w:tr>
+    </w:tbl>
+    <w:p>
+      <w:pPr>
+        <w:pStyle w:val="BodyText"/>
+      </w:pPr>
+      <w:r>
+        <w:t xml:space="preserve">Assessed and</w:t>
+      </w:r>
+      <w:r>
+        <w:t xml:space="preserve"> </w:t>
+      </w:r>
+      <w:r>
+        <w:rPr>
+          <w:b/>
+          <w:bCs/>
+        </w:rPr>
+        <w:t xml:space="preserve">not</w:t>
+      </w:r>
+      <w:r>
+        <w:t xml:space="preserve"> </w:t>
+      </w:r>
+      <w:r>
+        <w:t xml:space="preserve">taken:</w:t>
+      </w:r>
+      <w:r>
+        <w:t xml:space="preserve"> </w:t>
+      </w:r>
+      <w:r>
+        <w:rPr>
+          <w:rStyle w:val="VerbatimChar"/>
+        </w:rPr>
+        <w:t xml:space="preserve">model_metrics()</w:t>
+      </w:r>
+      <w:r>
+        <w:t xml:space="preserve"> </w:t>
+      </w:r>
+      <w:r>
+        <w:t xml:space="preserve">returns only MAE and RMSE;</w:t>
+      </w:r>
+      <w:r>
+        <w:t xml:space="preserve"> </w:t>
+      </w:r>
+      <w:r>
+        <w:rPr>
+          <w:rStyle w:val="VerbatimChar"/>
+        </w:rPr>
+        <w:t xml:space="preserve">parse_physician_name()</w:t>
+      </w:r>
+      <w:r>
+        <w:t xml:space="preserve"> </w:t>
+      </w:r>
+      <w:r>
+        <w:t xml:space="preserve">is no better than</w:t>
+      </w:r>
+      <w:r>
+        <w:t xml:space="preserve"> </w:t>
+      </w:r>
+      <w:r>
+        <w:rPr>
+          <w:rStyle w:val="VerbatimChar"/>
+        </w:rPr>
+        <w:t xml:space="preserve">normalize_author()</w:t>
+      </w:r>
+      <w:r>
+        <w:t xml:space="preserve"> </w:t>
+      </w:r>
+      <w:r>
+        <w:t xml:space="preserve">on these author</w:t>
+      </w:r>
+      <w:r>
+        <w:t xml:space="preserve"> </w:t>
+      </w:r>
+      <w:r>
+        <w:t xml:space="preserve">strings; the</w:t>
+      </w:r>
+      <w:r>
+        <w:t xml:space="preserve"> </w:t>
+      </w:r>
+      <w:r>
+        <w:rPr>
+          <w:rStyle w:val="VerbatimChar"/>
+        </w:rPr>
+        <w:t xml:space="preserve">utils-logging</w:t>
+      </w:r>
+      <w:r>
+        <w:t xml:space="preserve"> </w:t>
+      </w:r>
+      <w:r>
+        <w:t xml:space="preserve">functions are not exported;</w:t>
+      </w:r>
+      <w:r>
+        <w:t xml:space="preserve"> </w:t>
+      </w:r>
+      <w:r>
+        <w:rPr>
+          <w:rStyle w:val="VerbatimChar"/>
+        </w:rPr>
+        <w:t xml:space="preserve">verify_artifact()</w:t>
+      </w:r>
+      <w:r>
+        <w:t xml:space="preserve"> </w:t>
+      </w:r>
+      <w:r>
+        <w:t xml:space="preserve">requires the package’s own audit JSON;</w:t>
+      </w:r>
+      <w:r>
+        <w:t xml:space="preserve"> </w:t>
+      </w:r>
+      <w:r>
+        <w:rPr>
+          <w:rStyle w:val="VerbatimChar"/>
+        </w:rPr>
+        <w:t xml:space="preserve">exclusion_summary()</w:t>
+      </w:r>
+      <w:r>
+        <w:t xml:space="preserve"> </w:t>
+      </w:r>
+      <w:r>
+        <w:t xml:space="preserve">and</w:t>
+      </w:r>
+      <w:r>
+        <w:t xml:space="preserve"> </w:t>
+      </w:r>
+      <w:r>
+        <w:rPr>
+          <w:rStyle w:val="VerbatimChar"/>
+        </w:rPr>
+        <w:t xml:space="preserve">reconcile_inclusion()</w:t>
+      </w:r>
+      <w:r>
+        <w:t xml:space="preserve"> </w:t>
+      </w:r>
+      <w:r>
+        <w:t xml:space="preserve">are hard-wired to mystery-caller exclusion codes.</w:t>
+      </w:r>
+    </w:p>
+    <w:p>
+      <w:pPr>
+        <w:pStyle w:val="BodyText"/>
+      </w:pPr>
+      <w:r>
+        <w:t xml:space="preserve">One useful negative:</w:t>
+      </w:r>
+      <w:r>
+        <w:t xml:space="preserve"> </w:t>
+      </w:r>
+      <w:r>
+        <w:rPr>
+          <w:rStyle w:val="VerbatimChar"/>
+        </w:rPr>
+        <w:t xml:space="preserve">mysterycall_flag_near_duplicate_keys()</w:t>
+      </w:r>
+      <w:r>
+        <w:t xml:space="preserve"> </w:t>
+      </w:r>
+      <w:r>
+        <w:t xml:space="preserve">over all 1,106</w:t>
+      </w:r>
+      <w:r>
+        <w:t xml:space="preserve"> </w:t>
+      </w:r>
+      <w:r>
+        <w:t xml:space="preserve">titles found</w:t>
+      </w:r>
+      <w:r>
+        <w:t xml:space="preserve"> </w:t>
+      </w:r>
+      <w:r>
+        <w:rPr>
+          <w:b/>
+          <w:bCs/>
+        </w:rPr>
+        <w:t xml:space="preserve">zero</w:t>
+      </w:r>
+      <w:r>
+        <w:t xml:space="preserve"> </w:t>
+      </w:r>
+      <w:r>
+        <w:t xml:space="preserve">near-duplicate pairs. The cohort holds no duplicate</w:t>
+      </w:r>
+      <w:r>
+        <w:t xml:space="preserve"> </w:t>
+      </w:r>
+      <w:r>
+        <w:t xml:space="preserve">submissions, and the two 2019</w:t>
+      </w:r>
+      <w:r>
+        <w:t xml:space="preserve"> </w:t>
+      </w:r>
+      <w:r>
+        <w:t xml:space="preserve">“Occult Uterine Malignancy”</w:t>
+      </w:r>
+      <w:r>
+        <w:t xml:space="preserve"> </w:t>
+      </w:r>
+      <w:r>
+        <w:t xml:space="preserve">abstracts that share a</w:t>
+      </w:r>
+      <w:r>
+        <w:t xml:space="preserve"> </w:t>
+      </w:r>
+      <w:r>
+        <w:t xml:space="preserve">publication are genuinely different abstracts rather than a duplication error.</w:t>
+      </w:r>
+    </w:p>
+    <w:bookmarkEnd w:id="195"/>
+    <w:bookmarkStart w:id="196" w:name="a15.9-what-was-deliberately-not-fixed"/>
+    <w:p>
+      <w:pPr>
+        <w:pStyle w:val="Heading3"/>
+      </w:pPr>
+      <w:r>
+        <w:t xml:space="preserve">A15.9 What was deliberately not fixed</w:t>
+      </w:r>
+    </w:p>
+    <w:tbl>
+      <w:tblPr>
+        <w:tblStyle w:val="Table"/>
+        <w:tblW w:type="pct" w:w="5000"/>
+        <w:tblLayout w:type="fixed"/>
+        <w:tblLook w:firstRow="1" w:lastRow="0" w:firstColumn="0" w:lastColumn="0" w:noHBand="0" w:noVBand="0" w:val="0020"/>
+      </w:tblPr>
+      <w:tblGrid>
+        <w:gridCol w:w="3960"/>
+        <w:gridCol w:w="3960"/>
+      </w:tblGrid>
+      <w:tr>
+        <w:trPr>
+          <w:tblHeader w:val="on"/>
+        </w:trPr>
+        <w:tc>
+          <w:tcPr/>
+          <w:p>
+            <w:pPr>
+              <w:pStyle w:val="Compact"/>
+            </w:pPr>
+          </w:p>
+        </w:tc>
+        <w:tc>
+          <w:tcPr/>
+          <w:p>
+            <w:pPr>
+              <w:pStyle w:val="Compact"/>
+            </w:pPr>
+            <w:r>
+              <w:t xml:space="preserve">why</w:t>
+            </w:r>
+          </w:p>
+        </w:tc>
+      </w:tr>
+      <w:tr>
+        <w:tc>
+          <w:tcPr/>
+          <w:p>
+            <w:pPr>
+              <w:pStyle w:val="Compact"/>
+            </w:pPr>
+            <w:r>
+              <w:rPr>
+                <w:b/>
+                <w:bCs/>
+              </w:rPr>
+              <w:t xml:space="preserve">Cohort truncation (A14, F1)</w:t>
+            </w:r>
+          </w:p>
+        </w:tc>
+        <w:tc>
+          <w:tcPr/>
+          <w:p>
+            <w:pPr>
+              <w:pStyle w:val="Compact"/>
+            </w:pPr>
+            <w:r>
+              <w:t xml:space="preserve">Re-ingesting the supplements would expand the cohort several-fold and require the entire search and human adjudication to be redone.</w:t>
+            </w:r>
+          </w:p>
+        </w:tc>
+      </w:tr>
+      <w:tr>
+        <w:tc>
+          <w:tcPr/>
+          <w:p>
+            <w:pPr>
+              <w:pStyle w:val="Compact"/>
+            </w:pPr>
+            <w:r>
+              <w:rPr>
+                <w:b/>
+                <w:bCs/>
+              </w:rPr>
+              <w:t xml:space="preserve">The inert</w:t>
+            </w:r>
+            <w:r>
+              <w:rPr>
+                <w:b/>
+                <w:bCs/>
+              </w:rPr>
+              <w:t xml:space="preserve"> </w:t>
+            </w:r>
+            <w:r>
+              <w:rPr>
+                <w:rStyle w:val="VerbatimChar"/>
+                <w:b/>
+                <w:bCs/>
+              </w:rPr>
+              <w:t xml:space="preserve">keyword_pts</w:t>
+            </w:r>
+            <w:r>
+              <w:rPr>
+                <w:b/>
+                <w:bCs/>
+              </w:rPr>
+              <w:t xml:space="preserve"> </w:t>
+            </w:r>
+            <w:r>
+              <w:rPr>
+                <w:b/>
+                <w:bCs/>
+              </w:rPr>
+              <w:t xml:space="preserve">component</w:t>
+            </w:r>
+          </w:p>
+        </w:tc>
+        <w:tc>
+          <w:tcPr/>
+          <w:p>
+            <w:pPr>
+              <w:pStyle w:val="Compact"/>
+            </w:pPr>
+            <w:r>
+              <w:rPr>
+                <w:rStyle w:val="VerbatimChar"/>
+              </w:rPr>
+              <w:t xml:space="preserve">keyword_pts</w:t>
+            </w:r>
+            <w:r>
+              <w:t xml:space="preserve"> </w:t>
+            </w:r>
+            <w:r>
+              <w:t xml:space="preserve">is 0 for all 1,106 abstracts, so the</w:t>
+            </w:r>
+            <w:r>
+              <w:t xml:space="preserve"> </w:t>
+            </w:r>
+            <w:r>
+              <w:t xml:space="preserve">“10-component”</w:t>
+            </w:r>
+            <w:r>
+              <w:t xml:space="preserve"> </w:t>
+            </w:r>
+            <w:r>
+              <w:t xml:space="preserve">score has nine live components. Fixing it changes every score and therefore every classification, invalidating the adjudication.</w:t>
+            </w:r>
+          </w:p>
+        </w:tc>
+      </w:tr>
+      <w:tr>
+        <w:tc>
+          <w:tcPr/>
+          <w:p>
+            <w:pPr>
+              <w:pStyle w:val="Compact"/>
+            </w:pPr>
+            <w:r>
+              <w:rPr>
+                <w:rStyle w:val="VerbatimChar"/>
+                <w:b/>
+                <w:bCs/>
+              </w:rPr>
+              <w:t xml:space="preserve">ArticleDate</w:t>
+            </w:r>
+            <w:r>
+              <w:rPr>
+                <w:b/>
+                <w:bCs/>
+              </w:rPr>
+              <w:t xml:space="preserve"> </w:t>
+            </w:r>
+            <w:r>
+              <w:rPr>
+                <w:b/>
+                <w:bCs/>
+              </w:rPr>
+              <w:t xml:space="preserve">for publication dating (F14)</w:t>
+            </w:r>
+          </w:p>
+        </w:tc>
+        <w:tc>
+          <w:tcPr/>
+          <w:p>
+            <w:pPr>
+              <w:pStyle w:val="Compact"/>
+            </w:pPr>
+            <w:r>
+              <w:t xml:space="preserve">Same re-scoring consequence. Eleven pre-congress exclusions rest on year-only dates resolved to 1 January.</w:t>
+            </w:r>
+          </w:p>
+        </w:tc>
+      </w:tr>
+      <w:tr>
+        <w:tc>
+          <w:tcPr/>
+          <w:p>
+            <w:pPr>
+              <w:pStyle w:val="Compact"/>
+            </w:pPr>
+            <w:r>
+              <w:rPr>
+                <w:b/>
+                <w:bCs/>
+              </w:rPr>
+              <w:t xml:space="preserve">Three PMIDs credited to two abstracts each (F17)</w:t>
+            </w:r>
+          </w:p>
+        </w:tc>
+        <w:tc>
+          <w:tcPr/>
+          <w:p>
+            <w:pPr>
+              <w:pStyle w:val="Compact"/>
+            </w:pPr>
+            <w:r>
+              <w:t xml:space="preserve">Deciding which abstract owns each PMID is adjudication. Surfaced in</w:t>
+            </w:r>
+            <w:r>
+              <w:t xml:space="preserve"> </w:t>
+            </w:r>
+            <w:r>
+              <w:rPr>
+                <w:rStyle w:val="VerbatimChar"/>
+              </w:rPr>
+              <w:t xml:space="preserve">final_pmid_shared</w:t>
+            </w:r>
+            <w:r>
+              <w:t xml:space="preserve"> </w:t>
+            </w:r>
+            <w:r>
+              <w:t xml:space="preserve">and</w:t>
+            </w:r>
+            <w:r>
+              <w:t xml:space="preserve"> </w:t>
+            </w:r>
+            <w:r>
+              <w:rPr>
+                <w:rStyle w:val="VerbatimChar"/>
+              </w:rPr>
+              <w:t xml:space="preserve">output/shared_publication_matches.csv</w:t>
+            </w:r>
+            <w:r>
+              <w:t xml:space="preserve">. One is counted published against an explicit reviewer</w:t>
+            </w:r>
+            <w:r>
+              <w:t xml:space="preserve"> </w:t>
+            </w:r>
+            <w:r>
+              <w:rPr>
+                <w:rStyle w:val="VerbatimChar"/>
+              </w:rPr>
+              <w:t xml:space="preserve">no_match</w:t>
+            </w:r>
+            <w:r>
+              <w:t xml:space="preserve">.</w:t>
+            </w:r>
+          </w:p>
+        </w:tc>
+      </w:tr>
+      <w:tr>
+        <w:tc>
+          <w:tcPr/>
+          <w:p>
+            <w:pPr>
+              <w:pStyle w:val="Compact"/>
+            </w:pPr>
+            <w:r>
+              <w:rPr>
+                <w:b/>
+                <w:bCs/>
+              </w:rPr>
+              <w:t xml:space="preserve">The proportional-hazards violation (A15.4)</w:t>
+            </w:r>
+          </w:p>
+        </w:tc>
+        <w:tc>
+          <w:tcPr/>
+          <w:p>
+            <w:pPr>
+              <w:pStyle w:val="Compact"/>
+            </w:pPr>
+            <w:r>
+              <w:t xml:space="preserve">A modelling decision.</w:t>
+            </w:r>
+          </w:p>
+        </w:tc>
+      </w:tr>
+      <w:tr>
+        <w:tc>
+          <w:tcPr/>
+          <w:p>
+            <w:pPr>
+              <w:pStyle w:val="Compact"/>
+            </w:pPr>
+            <w:r>
+              <w:rPr>
+                <w:rStyle w:val="VerbatimChar"/>
+                <w:b/>
+                <w:bCs/>
+              </w:rPr>
+              <w:t xml:space="preserve">search_strategy_efficacy.csv</w:t>
+            </w:r>
+          </w:p>
+        </w:tc>
+        <w:tc>
+          <w:tcPr/>
+          <w:p>
+            <w:pPr>
+              <w:pStyle w:val="Compact"/>
+            </w:pPr>
+            <w:r>
+              <w:t xml:space="preserve">Regenerating it means re-running the whole search layer.</w:t>
+            </w:r>
+          </w:p>
+        </w:tc>
+      </w:tr>
+      <w:tr>
+        <w:tc>
+          <w:tcPr/>
+          <w:p>
+            <w:pPr>
+              <w:pStyle w:val="Compact"/>
+            </w:pPr>
+            <w:r>
+              <w:rPr>
+                <w:b/>
+                <w:bCs/>
+              </w:rPr>
+              <w:t xml:space="preserve">The branch order in</w:t>
+            </w:r>
+            <w:r>
+              <w:rPr>
+                <w:b/>
+                <w:bCs/>
+              </w:rPr>
+              <w:t xml:space="preserve"> </w:t>
+            </w:r>
+            <w:r>
+              <w:rPr>
+                <w:rStyle w:val="VerbatimChar"/>
+                <w:b/>
+                <w:bCs/>
+              </w:rPr>
+              <w:t xml:space="preserve">assign_final_published()</w:t>
+            </w:r>
+          </w:p>
+        </w:tc>
+        <w:tc>
+          <w:tcPr/>
+          <w:p>
+            <w:pPr>
+              <w:pStyle w:val="Compact"/>
+            </w:pPr>
+            <w:r>
+              <w:rPr>
+                <w:rStyle w:val="VerbatimChar"/>
+              </w:rPr>
+              <w:t xml:space="preserve">classification == "definite"</w:t>
+            </w:r>
+            <w:r>
+              <w:t xml:space="preserve"> </w:t>
+            </w:r>
+            <w:r>
+              <w:t xml:space="preserve">precedes every reviewer branch, so four reviewer</w:t>
+            </w:r>
+            <w:r>
+              <w:t xml:space="preserve"> </w:t>
+            </w:r>
+            <w:r>
+              <w:rPr>
+                <w:rStyle w:val="VerbatimChar"/>
+              </w:rPr>
+              <w:t xml:space="preserve">no_match</w:t>
+            </w:r>
+            <w:r>
+              <w:t xml:space="preserve"> </w:t>
+            </w:r>
+            <w:r>
+              <w:t xml:space="preserve">and 44 reviewer</w:t>
+            </w:r>
+            <w:r>
+              <w:t xml:space="preserve"> </w:t>
+            </w:r>
+            <w:r>
+              <w:rPr>
+                <w:rStyle w:val="VerbatimChar"/>
+              </w:rPr>
+              <w:t xml:space="preserve">skip</w:t>
+            </w:r>
+            <w:r>
+              <w:t xml:space="preserve"> </w:t>
+            </w:r>
+            <w:r>
+              <w:t xml:space="preserve">decisions are recorded as published. Reordering moves 48 abstracts.</w:t>
+            </w:r>
+          </w:p>
+        </w:tc>
+      </w:tr>
+      <w:tr>
+        <w:tc>
+          <w:tcPr/>
+          <w:p>
+            <w:pPr>
+              <w:pStyle w:val="Compact"/>
+            </w:pPr>
+            <w:r>
+              <w:rPr>
+                <w:b/>
+                <w:bCs/>
+              </w:rPr>
+              <w:t xml:space="preserve">The live Shiny deployment</w:t>
+            </w:r>
+          </w:p>
+        </w:tc>
+        <w:tc>
+          <w:tcPr/>
+          <w:p>
+            <w:pPr>
+              <w:pStyle w:val="Compact"/>
+            </w:pPr>
+            <w:r>
+              <w:t xml:space="preserve">An outward-facing publish to an application reviewers are using.</w:t>
+            </w:r>
+          </w:p>
+        </w:tc>
+      </w:tr>
+    </w:tbl>
+    <w:bookmarkEnd w:id="196"/>
+    <w:bookmarkEnd w:id="197"/>
     <w:sectPr>
       <w:footnotePr>
         <w:numRestart w:val="eachSect"/>
@@ -34860,6 +40172,12 @@
     <w:abstractNumId w:val="991"/>
   </w:num>
   <w:num w:numId="1009">
+    <w:abstractNumId w:val="991"/>
+  </w:num>
+  <w:num w:numId="1010">
+    <w:abstractNumId w:val="991"/>
+  </w:num>
+  <w:num w:numId="1011">
     <w:abstractNumId w:val="991"/>
   </w:num>
 </w:numbering>

--- a/docs/technical_appendix.docx
+++ b/docs/technical_appendix.docx
@@ -758,7 +758,7 @@
         </w:numPr>
       </w:pPr>
       <w:r>
-        <w:t xml:space="preserve">Disk cache: 1566 PubMed XML files, 1154 ScienceDirect HTML files</w:t>
+        <w:t xml:space="preserve">Disk cache: 1,566 PubMed XML files; 1,154 ScienceDirect HTML files</w:t>
       </w:r>
     </w:p>
     <w:p>
@@ -1422,7 +1422,7 @@
         <w:pStyle w:val="FirstParagraph"/>
       </w:pPr>
       <w:r>
-        <w:t xml:space="preserve">Conference abstracts were identified from 12 annual JMIG supplement issues (Volume 19 Issue 6 through Volume 30 Issue 11, Supplement S). The ScienceDirect supplement listing page was scraped programmatically with polite delays (2-3 seconds between requests) and user-agent rotation. Per-article HTML was cached to disk to avoid redundant fetches on re-runs. A total of 1154 article pages were cached.</w:t>
+        <w:t xml:space="preserve">Conference abstracts were identified from 12 annual JMIG supplement issues (Volume 19 Issue 6 through Volume 30 Issue 11, Supplement S). The ScienceDirect supplement listing page was scraped programmatically with polite delays (2-3 seconds between requests) and user-agent rotation. Per-article HTML was cached to disk to avoid redundant fetches on re-runs. Article pages cached: 1,154 ScienceDirect HTML files.</w:t>
       </w:r>
     </w:p>
     <w:p>
@@ -1604,7 +1604,7 @@
         <w:pStyle w:val="FirstParagraph"/>
       </w:pPr>
       <w:r>
-        <w:t xml:space="preserve">NCBI E-Utilities requests were rate-limited to 3 requests/second (without API key) or 10 requests/second (with ENTREZ_KEY). PubMed XML responses were cached to disk (1566 files). All search stages used RDS-based checkpoints enabling resume after interruption.</w:t>
+        <w:t xml:space="preserve">NCBI E-Utilities requests were rate-limited to 3 requests/second (without API key) or 10 requests/second (with ENTREZ_KEY). PubMed XML responses were cached to disk (1,566 PubMed XML files). All search stages used RDS-based checkpoints enabling resume after interruption.</w:t>
       </w:r>
     </w:p>
     <w:bookmarkEnd w:id="27"/>

--- a/docs/technical_appendix.docx
+++ b/docs/technical_appendix.docx
@@ -31,7 +31,7 @@
         <w:pStyle w:val="Date"/>
       </w:pPr>
       <w:r>
-        <w:t xml:space="preserve">September 03, 2026</w:t>
+        <w:t xml:space="preserve">September 04, 2026</w:t>
       </w:r>
     </w:p>
     <w:bookmarkStart w:id="20" w:name="Xd974e705cbddffade6dfc3a1a175f1e16bb976a"/>
@@ -684,7 +684,7 @@
         <w:pStyle w:val="FirstParagraph"/>
       </w:pPr>
       <w:r>
-        <w:t xml:space="preserve">The abstract-to-publication matching pipeline is implemented as a modular, fully reproducible R codebase comprising 20 R scripts, 29 test files (see</w:t>
+        <w:t xml:space="preserve">The abstract-to-publication matching pipeline is implemented as a modular, fully reproducible R codebase comprising 20 R scripts, 32 test files (see</w:t>
       </w:r>
       <w:r>
         <w:t xml:space="preserve"> </w:t>
@@ -5181,7 +5181,7 @@
         <w:t xml:space="preserve">output/abstracts_with_matches.csv</w:t>
       </w:r>
       <w:r>
-        <w:t xml:space="preserve">) contains 87 columns per abstract:</w:t>
+        <w:t xml:space="preserve">) contains 88 columns per abstract:</w:t>
       </w:r>
     </w:p>
     <w:tbl>
@@ -39577,21 +39577,30 @@
             </w:pPr>
             <w:r>
               <w:rPr>
+                <w:strike/>
+              </w:rPr>
+              <w:t xml:space="preserve">The proportional-hazards violation (A15.4)</w:t>
+            </w:r>
+          </w:p>
+        </w:tc>
+        <w:tc>
+          <w:tcPr/>
+          <w:p>
+            <w:pPr>
+              <w:pStyle w:val="Compact"/>
+            </w:pPr>
+            <w:r>
+              <w:rPr>
                 <w:b/>
                 <w:bCs/>
               </w:rPr>
-              <w:t xml:space="preserve">The proportional-hazards violation (A15.4)</w:t>
-            </w:r>
-          </w:p>
-        </w:tc>
-        <w:tc>
-          <w:tcPr/>
-          <w:p>
-            <w:pPr>
-              <w:pStyle w:val="Compact"/>
-            </w:pPr>
-            <w:r>
-              <w:t xml:space="preserve">A modelling decision.</w:t>
+              <w:t xml:space="preserve">Resolved 2026-09-04.</w:t>
+            </w:r>
+            <w:r>
+              <w:t xml:space="preserve"> </w:t>
+            </w:r>
+            <w:r>
+              <w:t xml:space="preserve">See A16.</w:t>
             </w:r>
           </w:p>
         </w:tc>
@@ -39738,6 +39747,2153 @@
     </w:tbl>
     <w:bookmarkEnd w:id="196"/>
     <w:bookmarkEnd w:id="197"/>
+    <w:bookmarkStart w:id="207" w:name="X206686a76d8e40269304f0ed15b7246cb0fb3c6"/>
+    <w:p>
+      <w:pPr>
+        <w:pStyle w:val="Heading2"/>
+      </w:pPr>
+      <w:r>
+        <w:t xml:space="preserve">A16. The Proportional-Hazards Violation, Resolved</w:t>
+      </w:r>
+    </w:p>
+    <w:p>
+      <w:pPr>
+        <w:pStyle w:val="FirstParagraph"/>
+      </w:pPr>
+      <w:r>
+        <w:t xml:space="preserve">A15.4 recorded the Cox proportional-hazards violation as an open methodological</w:t>
+      </w:r>
+      <w:r>
+        <w:t xml:space="preserve"> </w:t>
+      </w:r>
+      <w:r>
+        <w:t xml:space="preserve">decision and deliberately left a failing test in place to mark it. This appendix</w:t>
+      </w:r>
+      <w:r>
+        <w:t xml:space="preserve"> </w:t>
+      </w:r>
+      <w:r>
+        <w:t xml:space="preserve">records how the decision was taken, on 2026-09-04, and what it changed.</w:t>
+      </w:r>
+    </w:p>
+    <w:bookmarkStart w:id="198" w:name="X2207d6b678b679b35816c5356af5747b142fcf9"/>
+    <w:p>
+      <w:pPr>
+        <w:pStyle w:val="Heading3"/>
+      </w:pPr>
+      <w:r>
+        <w:t xml:space="preserve">A16.1 Why a global test was not enough to act on</w:t>
+      </w:r>
+    </w:p>
+    <w:p>
+      <w:pPr>
+        <w:pStyle w:val="FirstParagraph"/>
+      </w:pPr>
+      <w:r>
+        <w:t xml:space="preserve">The complaint was a single number:</w:t>
+      </w:r>
+      <w:r>
+        <w:t xml:space="preserve"> </w:t>
+      </w:r>
+      <w:r>
+        <w:rPr>
+          <w:rStyle w:val="VerbatimChar"/>
+        </w:rPr>
+        <w:t xml:space="preserve">cox.zph(cox_model)</w:t>
+      </w:r>
+      <w:r>
+        <w:t xml:space="preserve"> </w:t>
+      </w:r>
+      <w:r>
+        <w:t xml:space="preserve">global χ² = 13.01 on</w:t>
+      </w:r>
+      <w:r>
+        <w:t xml:space="preserve"> </w:t>
+      </w:r>
+      <w:r>
+        <w:t xml:space="preserve">6 df,</w:t>
+      </w:r>
+      <w:r>
+        <w:t xml:space="preserve"> </w:t>
+      </w:r>
+      <w:r>
+        <w:rPr>
+          <w:b/>
+          <w:bCs/>
+        </w:rPr>
+        <w:t xml:space="preserve">p = 0.043</w:t>
+      </w:r>
+      <w:r>
+        <w:t xml:space="preserve">. Three responses are conventional — report the hazard ratios</w:t>
+      </w:r>
+      <w:r>
+        <w:t xml:space="preserve"> </w:t>
+      </w:r>
+      <w:r>
+        <w:t xml:space="preserve">as averages over follow-up, stratify, or allow time-varying coefficients — and</w:t>
+      </w:r>
+      <w:r>
+        <w:t xml:space="preserve"> </w:t>
+      </w:r>
+      <w:r>
+        <w:t xml:space="preserve">they are not interchangeable. Which one is right depends entirely on</w:t>
+      </w:r>
+      <w:r>
+        <w:t xml:space="preserve"> </w:t>
+      </w:r>
+      <w:r>
+        <w:rPr>
+          <w:i/>
+          <w:iCs/>
+        </w:rPr>
+        <w:t xml:space="preserve">which</w:t>
+      </w:r>
+      <w:r>
+        <w:t xml:space="preserve"> </w:t>
+      </w:r>
+      <w:r>
+        <w:t xml:space="preserve">covariate is non-proportional and whether that covariate is of interest. A</w:t>
+      </w:r>
+      <w:r>
+        <w:t xml:space="preserve"> </w:t>
+      </w:r>
+      <w:r>
+        <w:t xml:space="preserve">global test cannot answer either question, so the first change was to write the</w:t>
+      </w:r>
+      <w:r>
+        <w:t xml:space="preserve"> </w:t>
+      </w:r>
+      <w:r>
+        <w:t xml:space="preserve">per-term Schoenfeld tests to</w:t>
+      </w:r>
+      <w:r>
+        <w:t xml:space="preserve"> </w:t>
+      </w:r>
+      <w:r>
+        <w:rPr>
+          <w:rStyle w:val="VerbatimChar"/>
+        </w:rPr>
+        <w:t xml:space="preserve">output/cox_ph_terms.csv</w:t>
+      </w:r>
+      <w:r>
+        <w:t xml:space="preserve">.</w:t>
+      </w:r>
+    </w:p>
+    <w:p>
+      <w:pPr>
+        <w:pStyle w:val="TableCaption"/>
+      </w:pPr>
+      <w:r>
+        <w:t xml:space="preserve">Per-term Schoenfeld tests for the Cox model.</w:t>
+      </w:r>
+    </w:p>
+    <w:tbl>
+      <w:tblPr>
+        <w:tblStyle w:val="Table"/>
+        <w:tblW w:type="auto" w:w="0"/>
+        <w:tblLook w:firstRow="1" w:lastRow="0" w:firstColumn="0" w:lastColumn="0" w:noHBand="0" w:noVBand="0" w:val="0020"/>
+        <w:tblCaption w:val="Per-term Schoenfeld tests for the Cox model."/>
+      </w:tblPr>
+      <w:tblGrid>
+        <w:gridCol w:w="1980"/>
+        <w:gridCol w:w="1980"/>
+        <w:gridCol w:w="1980"/>
+        <w:gridCol w:w="1980"/>
+      </w:tblGrid>
+      <w:tr>
+        <w:trPr>
+          <w:tblHeader w:val="on"/>
+        </w:trPr>
+        <w:tc>
+          <w:tcPr/>
+          <w:p>
+            <w:pPr>
+              <w:pStyle w:val="Compact"/>
+              <w:jc w:val="left"/>
+            </w:pPr>
+            <w:r>
+              <w:t xml:space="preserve">term</w:t>
+            </w:r>
+          </w:p>
+        </w:tc>
+        <w:tc>
+          <w:tcPr/>
+          <w:p>
+            <w:pPr>
+              <w:pStyle w:val="Compact"/>
+              <w:jc w:val="right"/>
+            </w:pPr>
+            <w:r>
+              <w:t xml:space="preserve">chisq</w:t>
+            </w:r>
+          </w:p>
+        </w:tc>
+        <w:tc>
+          <w:tcPr/>
+          <w:p>
+            <w:pPr>
+              <w:pStyle w:val="Compact"/>
+              <w:jc w:val="right"/>
+            </w:pPr>
+            <w:r>
+              <w:t xml:space="preserve">df</w:t>
+            </w:r>
+          </w:p>
+        </w:tc>
+        <w:tc>
+          <w:tcPr/>
+          <w:p>
+            <w:pPr>
+              <w:pStyle w:val="Compact"/>
+              <w:jc w:val="right"/>
+            </w:pPr>
+            <w:r>
+              <w:t xml:space="preserve">p</w:t>
+            </w:r>
+          </w:p>
+        </w:tc>
+      </w:tr>
+      <w:tr>
+        <w:tc>
+          <w:tcPr/>
+          <w:p>
+            <w:pPr>
+              <w:pStyle w:val="Compact"/>
+              <w:jc w:val="left"/>
+            </w:pPr>
+            <w:r>
+              <w:t xml:space="preserve">is_rct</w:t>
+            </w:r>
+          </w:p>
+        </w:tc>
+        <w:tc>
+          <w:tcPr/>
+          <w:p>
+            <w:pPr>
+              <w:pStyle w:val="Compact"/>
+              <w:jc w:val="right"/>
+            </w:pPr>
+            <w:r>
+              <w:t xml:space="preserve">2.3029</w:t>
+            </w:r>
+          </w:p>
+        </w:tc>
+        <w:tc>
+          <w:tcPr/>
+          <w:p>
+            <w:pPr>
+              <w:pStyle w:val="Compact"/>
+              <w:jc w:val="right"/>
+            </w:pPr>
+            <w:r>
+              <w:t xml:space="preserve">1</w:t>
+            </w:r>
+          </w:p>
+        </w:tc>
+        <w:tc>
+          <w:tcPr/>
+          <w:p>
+            <w:pPr>
+              <w:pStyle w:val="Compact"/>
+              <w:jc w:val="right"/>
+            </w:pPr>
+            <w:r>
+              <w:t xml:space="preserve">0.1291</w:t>
+            </w:r>
+          </w:p>
+        </w:tc>
+      </w:tr>
+      <w:tr>
+        <w:tc>
+          <w:tcPr/>
+          <w:p>
+            <w:pPr>
+              <w:pStyle w:val="Compact"/>
+              <w:jc w:val="left"/>
+            </w:pPr>
+            <w:r>
+              <w:t xml:space="preserve">is_academic</w:t>
+            </w:r>
+          </w:p>
+        </w:tc>
+        <w:tc>
+          <w:tcPr/>
+          <w:p>
+            <w:pPr>
+              <w:pStyle w:val="Compact"/>
+              <w:jc w:val="right"/>
+            </w:pPr>
+            <w:r>
+              <w:t xml:space="preserve">0.1054</w:t>
+            </w:r>
+          </w:p>
+        </w:tc>
+        <w:tc>
+          <w:tcPr/>
+          <w:p>
+            <w:pPr>
+              <w:pStyle w:val="Compact"/>
+              <w:jc w:val="right"/>
+            </w:pPr>
+            <w:r>
+              <w:t xml:space="preserve">1</w:t>
+            </w:r>
+          </w:p>
+        </w:tc>
+        <w:tc>
+          <w:tcPr/>
+          <w:p>
+            <w:pPr>
+              <w:pStyle w:val="Compact"/>
+              <w:jc w:val="right"/>
+            </w:pPr>
+            <w:r>
+              <w:t xml:space="preserve">0.7454</w:t>
+            </w:r>
+          </w:p>
+        </w:tc>
+      </w:tr>
+      <w:tr>
+        <w:tc>
+          <w:tcPr/>
+          <w:p>
+            <w:pPr>
+              <w:pStyle w:val="Compact"/>
+              <w:jc w:val="left"/>
+            </w:pPr>
+            <w:r>
+              <w:t xml:space="preserve">is_us_based</w:t>
+            </w:r>
+          </w:p>
+        </w:tc>
+        <w:tc>
+          <w:tcPr/>
+          <w:p>
+            <w:pPr>
+              <w:pStyle w:val="Compact"/>
+              <w:jc w:val="right"/>
+            </w:pPr>
+            <w:r>
+              <w:t xml:space="preserve">0.8733</w:t>
+            </w:r>
+          </w:p>
+        </w:tc>
+        <w:tc>
+          <w:tcPr/>
+          <w:p>
+            <w:pPr>
+              <w:pStyle w:val="Compact"/>
+              <w:jc w:val="right"/>
+            </w:pPr>
+            <w:r>
+              <w:t xml:space="preserve">1</w:t>
+            </w:r>
+          </w:p>
+        </w:tc>
+        <w:tc>
+          <w:tcPr/>
+          <w:p>
+            <w:pPr>
+              <w:pStyle w:val="Compact"/>
+              <w:jc w:val="right"/>
+            </w:pPr>
+            <w:r>
+              <w:t xml:space="preserve">0.3500</w:t>
+            </w:r>
+          </w:p>
+        </w:tc>
+      </w:tr>
+      <w:tr>
+        <w:tc>
+          <w:tcPr/>
+          <w:p>
+            <w:pPr>
+              <w:pStyle w:val="Compact"/>
+              <w:jc w:val="left"/>
+            </w:pPr>
+            <w:r>
+              <w:t xml:space="preserve">n_authors</w:t>
+            </w:r>
+          </w:p>
+        </w:tc>
+        <w:tc>
+          <w:tcPr/>
+          <w:p>
+            <w:pPr>
+              <w:pStyle w:val="Compact"/>
+              <w:jc w:val="right"/>
+            </w:pPr>
+            <w:r>
+              <w:t xml:space="preserve">9.3913</w:t>
+            </w:r>
+          </w:p>
+        </w:tc>
+        <w:tc>
+          <w:tcPr/>
+          <w:p>
+            <w:pPr>
+              <w:pStyle w:val="Compact"/>
+              <w:jc w:val="right"/>
+            </w:pPr>
+            <w:r>
+              <w:t xml:space="preserve">1</w:t>
+            </w:r>
+          </w:p>
+        </w:tc>
+        <w:tc>
+          <w:tcPr/>
+          <w:p>
+            <w:pPr>
+              <w:pStyle w:val="Compact"/>
+              <w:jc w:val="right"/>
+            </w:pPr>
+            <w:r>
+              <w:t xml:space="preserve">0.0022</w:t>
+            </w:r>
+          </w:p>
+        </w:tc>
+      </w:tr>
+      <w:tr>
+        <w:tc>
+          <w:tcPr/>
+          <w:p>
+            <w:pPr>
+              <w:pStyle w:val="Compact"/>
+              <w:jc w:val="left"/>
+            </w:pPr>
+            <w:r>
+              <w:t xml:space="preserve">gender_unified</w:t>
+            </w:r>
+          </w:p>
+        </w:tc>
+        <w:tc>
+          <w:tcPr/>
+          <w:p>
+            <w:pPr>
+              <w:pStyle w:val="Compact"/>
+              <w:jc w:val="right"/>
+            </w:pPr>
+            <w:r>
+              <w:t xml:space="preserve">0.0387</w:t>
+            </w:r>
+          </w:p>
+        </w:tc>
+        <w:tc>
+          <w:tcPr/>
+          <w:p>
+            <w:pPr>
+              <w:pStyle w:val="Compact"/>
+              <w:jc w:val="right"/>
+            </w:pPr>
+            <w:r>
+              <w:t xml:space="preserve">1</w:t>
+            </w:r>
+          </w:p>
+        </w:tc>
+        <w:tc>
+          <w:tcPr/>
+          <w:p>
+            <w:pPr>
+              <w:pStyle w:val="Compact"/>
+              <w:jc w:val="right"/>
+            </w:pPr>
+            <w:r>
+              <w:t xml:space="preserve">0.8440</w:t>
+            </w:r>
+          </w:p>
+        </w:tc>
+      </w:tr>
+      <w:tr>
+        <w:tc>
+          <w:tcPr/>
+          <w:p>
+            <w:pPr>
+              <w:pStyle w:val="Compact"/>
+              <w:jc w:val="left"/>
+            </w:pPr>
+            <w:r>
+              <w:t xml:space="preserve">is_multicenter</w:t>
+            </w:r>
+          </w:p>
+        </w:tc>
+        <w:tc>
+          <w:tcPr/>
+          <w:p>
+            <w:pPr>
+              <w:pStyle w:val="Compact"/>
+              <w:jc w:val="right"/>
+            </w:pPr>
+            <w:r>
+              <w:t xml:space="preserve">0.2859</w:t>
+            </w:r>
+          </w:p>
+        </w:tc>
+        <w:tc>
+          <w:tcPr/>
+          <w:p>
+            <w:pPr>
+              <w:pStyle w:val="Compact"/>
+              <w:jc w:val="right"/>
+            </w:pPr>
+            <w:r>
+              <w:t xml:space="preserve">1</w:t>
+            </w:r>
+          </w:p>
+        </w:tc>
+        <w:tc>
+          <w:tcPr/>
+          <w:p>
+            <w:pPr>
+              <w:pStyle w:val="Compact"/>
+              <w:jc w:val="right"/>
+            </w:pPr>
+            <w:r>
+              <w:t xml:space="preserve">0.5929</w:t>
+            </w:r>
+          </w:p>
+        </w:tc>
+      </w:tr>
+      <w:tr>
+        <w:tc>
+          <w:tcPr/>
+          <w:p>
+            <w:pPr>
+              <w:pStyle w:val="Compact"/>
+              <w:jc w:val="left"/>
+            </w:pPr>
+            <w:r>
+              <w:t xml:space="preserve">GLOBAL</w:t>
+            </w:r>
+          </w:p>
+        </w:tc>
+        <w:tc>
+          <w:tcPr/>
+          <w:p>
+            <w:pPr>
+              <w:pStyle w:val="Compact"/>
+              <w:jc w:val="right"/>
+            </w:pPr>
+            <w:r>
+              <w:t xml:space="preserve">13.0117</w:t>
+            </w:r>
+          </w:p>
+        </w:tc>
+        <w:tc>
+          <w:tcPr/>
+          <w:p>
+            <w:pPr>
+              <w:pStyle w:val="Compact"/>
+              <w:jc w:val="right"/>
+            </w:pPr>
+            <w:r>
+              <w:t xml:space="preserve">6</w:t>
+            </w:r>
+          </w:p>
+        </w:tc>
+        <w:tc>
+          <w:tcPr/>
+          <w:p>
+            <w:pPr>
+              <w:pStyle w:val="Compact"/>
+              <w:jc w:val="right"/>
+            </w:pPr>
+            <w:r>
+              <w:t xml:space="preserve">0.0429</w:t>
+            </w:r>
+          </w:p>
+        </w:tc>
+      </w:tr>
+    </w:tbl>
+    <w:p>
+      <w:pPr>
+        <w:pStyle w:val="BodyText"/>
+      </w:pPr>
+      <w:r>
+        <w:t xml:space="preserve">The answer was unambiguous.</w:t>
+      </w:r>
+      <w:r>
+        <w:t xml:space="preserve"> </w:t>
+      </w:r>
+      <w:r>
+        <w:rPr>
+          <w:rStyle w:val="VerbatimChar"/>
+        </w:rPr>
+        <w:t xml:space="preserve">n_authors</w:t>
+      </w:r>
+      <w:r>
+        <w:t xml:space="preserve"> </w:t>
+      </w:r>
+      <w:r>
+        <w:t xml:space="preserve">fails at</w:t>
+      </w:r>
+      <w:r>
+        <w:t xml:space="preserve"> </w:t>
+      </w:r>
+      <w:r>
+        <w:rPr>
+          <w:b/>
+          <w:bCs/>
+        </w:rPr>
+        <w:t xml:space="preserve">p = 0.002</w:t>
+      </w:r>
+      <w:r>
+        <w:t xml:space="preserve">; the other five</w:t>
+      </w:r>
+      <w:r>
+        <w:t xml:space="preserve"> </w:t>
+      </w:r>
+      <w:r>
+        <w:t xml:space="preserve">terms fall between p = 0.13 and p = 0.84. Refitting the model without</w:t>
+      </w:r>
+      <w:r>
+        <w:t xml:space="preserve"> </w:t>
+      </w:r>
+      <w:r>
+        <w:rPr>
+          <w:rStyle w:val="VerbatimChar"/>
+        </w:rPr>
+        <w:t xml:space="preserve">n_authors</w:t>
+      </w:r>
+      <w:r>
+        <w:t xml:space="preserve"> </w:t>
+      </w:r>
+      <w:r>
+        <w:t xml:space="preserve">returns the global test to</w:t>
+      </w:r>
+      <w:r>
+        <w:t xml:space="preserve"> </w:t>
+      </w:r>
+      <w:r>
+        <w:rPr>
+          <w:b/>
+          <w:bCs/>
+        </w:rPr>
+        <w:t xml:space="preserve">p = 0.497</w:t>
+      </w:r>
+      <w:r>
+        <w:t xml:space="preserve">, confirming that the whole</w:t>
+      </w:r>
+      <w:r>
+        <w:t xml:space="preserve"> </w:t>
+      </w:r>
+      <w:r>
+        <w:t xml:space="preserve">of the global violation is that one term. Its Schoenfeld residuals correlate</w:t>
+      </w:r>
+      <w:r>
+        <w:t xml:space="preserve"> </w:t>
+      </w:r>
+      <w:r>
+        <w:t xml:space="preserve">positively with time (Spearman ρ = +0.256), so the effect grows over follow-up</w:t>
+      </w:r>
+      <w:r>
+        <w:t xml:space="preserve"> </w:t>
+      </w:r>
+      <w:r>
+        <w:t xml:space="preserve">rather than being constant.</w:t>
+      </w:r>
+    </w:p>
+    <w:bookmarkEnd w:id="198"/>
+    <w:bookmarkStart w:id="199" w:name="a16.2-the-choice-and-the-reason-for-it"/>
+    <w:p>
+      <w:pPr>
+        <w:pStyle w:val="Heading3"/>
+      </w:pPr>
+      <w:r>
+        <w:t xml:space="preserve">A16.2 The choice, and the reason for it</w:t>
+      </w:r>
+    </w:p>
+    <w:p>
+      <w:pPr>
+        <w:pStyle w:val="FirstParagraph"/>
+      </w:pPr>
+      <w:r>
+        <w:t xml:space="preserve">All three remedies were fitted before one was chosen.</w:t>
+      </w:r>
+    </w:p>
+    <w:tbl>
+      <w:tblPr>
+        <w:tblStyle w:val="Table"/>
+        <w:tblW w:type="pct" w:w="5000"/>
+        <w:tblLayout w:type="fixed"/>
+        <w:tblLook w:firstRow="1" w:lastRow="0" w:firstColumn="0" w:lastColumn="0" w:noHBand="0" w:noVBand="0" w:val="0020"/>
+      </w:tblPr>
+      <w:tblGrid>
+        <w:gridCol w:w="2376"/>
+        <w:gridCol w:w="3168"/>
+        <w:gridCol w:w="2376"/>
+      </w:tblGrid>
+      <w:tr>
+        <w:trPr>
+          <w:tblHeader w:val="on"/>
+        </w:trPr>
+        <w:tc>
+          <w:tcPr/>
+          <w:p>
+            <w:pPr>
+              <w:pStyle w:val="Compact"/>
+            </w:pPr>
+            <w:r>
+              <w:t xml:space="preserve">option</w:t>
+            </w:r>
+          </w:p>
+        </w:tc>
+        <w:tc>
+          <w:tcPr/>
+          <w:p>
+            <w:pPr>
+              <w:pStyle w:val="Compact"/>
+              <w:jc w:val="right"/>
+            </w:pPr>
+            <w:r>
+              <w:t xml:space="preserve">global p after</w:t>
+            </w:r>
+          </w:p>
+        </w:tc>
+        <w:tc>
+          <w:tcPr/>
+          <w:p>
+            <w:pPr>
+              <w:pStyle w:val="Compact"/>
+            </w:pPr>
+            <w:r>
+              <w:t xml:space="preserve">why it was or was not chosen</w:t>
+            </w:r>
+          </w:p>
+        </w:tc>
+      </w:tr>
+      <w:tr>
+        <w:tc>
+          <w:tcPr/>
+          <w:p>
+            <w:pPr>
+              <w:pStyle w:val="Compact"/>
+            </w:pPr>
+            <w:r>
+              <w:t xml:space="preserve">Report as averages over follow-up</w:t>
+            </w:r>
+          </w:p>
+        </w:tc>
+        <w:tc>
+          <w:tcPr/>
+          <w:p>
+            <w:pPr>
+              <w:pStyle w:val="Compact"/>
+              <w:jc w:val="right"/>
+            </w:pPr>
+            <w:r>
+              <w:t xml:space="preserve">0.043</w:t>
+            </w:r>
+          </w:p>
+        </w:tc>
+        <w:tc>
+          <w:tcPr/>
+          <w:p>
+            <w:pPr>
+              <w:pStyle w:val="Compact"/>
+            </w:pPr>
+            <w:r>
+              <w:t xml:space="preserve">Names the problem without measuring it. The</w:t>
+            </w:r>
+            <w:r>
+              <w:t xml:space="preserve"> </w:t>
+            </w:r>
+            <w:r>
+              <w:rPr>
+                <w:rStyle w:val="VerbatimChar"/>
+              </w:rPr>
+              <w:t xml:space="preserve">n_authors</w:t>
+            </w:r>
+            <w:r>
+              <w:t xml:space="preserve"> </w:t>
+            </w:r>
+            <w:r>
+              <w:t xml:space="preserve">row would still read as a constant to anyone quoting the table.</w:t>
+            </w:r>
+          </w:p>
+        </w:tc>
+      </w:tr>
+      <w:tr>
+        <w:tc>
+          <w:tcPr/>
+          <w:p>
+            <w:pPr>
+              <w:pStyle w:val="Compact"/>
+            </w:pPr>
+            <w:r>
+              <w:t xml:space="preserve">Stratify on</w:t>
+            </w:r>
+            <w:r>
+              <w:t xml:space="preserve"> </w:t>
+            </w:r>
+            <w:r>
+              <w:rPr>
+                <w:rStyle w:val="VerbatimChar"/>
+              </w:rPr>
+              <w:t xml:space="preserve">n_authors</w:t>
+            </w:r>
+          </w:p>
+        </w:tc>
+        <w:tc>
+          <w:tcPr/>
+          <w:p>
+            <w:pPr>
+              <w:pStyle w:val="Compact"/>
+              <w:jc w:val="right"/>
+            </w:pPr>
+            <w:r>
+              <w:t xml:space="preserve">0.688</w:t>
+            </w:r>
+          </w:p>
+        </w:tc>
+        <w:tc>
+          <w:tcPr/>
+          <w:p>
+            <w:pPr>
+              <w:pStyle w:val="Compact"/>
+            </w:pPr>
+            <w:r>
+              <w:t xml:space="preserve">Restores the assumption, but</w:t>
+            </w:r>
+            <w:r>
+              <w:t xml:space="preserve"> </w:t>
+            </w:r>
+            <w:r>
+              <w:rPr>
+                <w:b/>
+                <w:bCs/>
+              </w:rPr>
+              <w:t xml:space="preserve">discards the estimate</w:t>
+            </w:r>
+            <w:r>
+              <w:t xml:space="preserve">.</w:t>
+            </w:r>
+            <w:r>
+              <w:t xml:space="preserve"> </w:t>
+            </w:r>
+            <w:r>
+              <w:rPr>
+                <w:rStyle w:val="VerbatimChar"/>
+              </w:rPr>
+              <w:t xml:space="preserve">n_authors</w:t>
+            </w:r>
+            <w:r>
+              <w:t xml:space="preserve"> </w:t>
+            </w:r>
+            <w:r>
+              <w:t xml:space="preserve">is retained in 97.2% of 500 bootstrap refits (A15.7) — one of only two robust predictors. This trades a finding for a diagnostic.</w:t>
+            </w:r>
+          </w:p>
+        </w:tc>
+      </w:tr>
+      <w:tr>
+        <w:tc>
+          <w:tcPr/>
+          <w:p>
+            <w:pPr>
+              <w:pStyle w:val="Compact"/>
+            </w:pPr>
+            <w:r>
+              <w:rPr>
+                <w:b/>
+                <w:bCs/>
+              </w:rPr>
+              <w:t xml:space="preserve">Time-varying coefficient</w:t>
+            </w:r>
+          </w:p>
+        </w:tc>
+        <w:tc>
+          <w:tcPr/>
+          <w:p>
+            <w:pPr>
+              <w:pStyle w:val="Compact"/>
+              <w:jc w:val="right"/>
+            </w:pPr>
+            <w:r>
+              <w:t xml:space="preserve">—</w:t>
+            </w:r>
+          </w:p>
+        </w:tc>
+        <w:tc>
+          <w:tcPr/>
+          <w:p>
+            <w:pPr>
+              <w:pStyle w:val="Compact"/>
+            </w:pPr>
+            <w:r>
+              <w:t xml:space="preserve">Chosen. Keeps the term and estimates its drift. AIC 2276.2 against 2284.1; the log-time interaction is significant at p = 0.002.</w:t>
+            </w:r>
+          </w:p>
+        </w:tc>
+      </w:tr>
+    </w:tbl>
+    <w:p>
+      <w:pPr>
+        <w:pStyle w:val="BodyText"/>
+      </w:pPr>
+      <w:r>
+        <w:t xml:space="preserve">The interaction is</w:t>
+      </w:r>
+      <w:r>
+        <w:t xml:space="preserve"> </w:t>
+      </w:r>
+      <w:r>
+        <w:rPr>
+          <w:rStyle w:val="VerbatimChar"/>
+        </w:rPr>
+        <w:t xml:space="preserve">x * log(t)</w:t>
+      </w:r>
+      <w:r>
+        <w:t xml:space="preserve">. That form was not chosen for convenience: it is</w:t>
+      </w:r>
+      <w:r>
+        <w:t xml:space="preserve"> </w:t>
+      </w:r>
+      <w:r>
+        <w:t xml:space="preserve">the transform</w:t>
+      </w:r>
+      <w:r>
+        <w:t xml:space="preserve"> </w:t>
+      </w:r>
+      <w:r>
+        <w:rPr>
+          <w:rStyle w:val="VerbatimChar"/>
+        </w:rPr>
+        <w:t xml:space="preserve">cox.zph</w:t>
+      </w:r>
+      <w:r>
+        <w:t xml:space="preserve"> </w:t>
+      </w:r>
+      <w:r>
+        <w:t xml:space="preserve">plots the residuals against by default, so the remedy</w:t>
+      </w:r>
+      <w:r>
+        <w:t xml:space="preserve"> </w:t>
+      </w:r>
+      <w:r>
+        <w:t xml:space="preserve">tests the same alternative the diagnostic raised rather than a different one</w:t>
+      </w:r>
+      <w:r>
+        <w:t xml:space="preserve"> </w:t>
+      </w:r>
+      <w:r>
+        <w:t xml:space="preserve">selected after seeing the result.</w:t>
+      </w:r>
+    </w:p>
+    <w:p>
+      <w:pPr>
+        <w:pStyle w:val="BodyText"/>
+      </w:pPr>
+      <w:r>
+        <w:t xml:space="preserve">The stratified fit is not discarded — it is retained as the sensitivity analysis</w:t>
+      </w:r>
+      <w:r>
+        <w:t xml:space="preserve"> </w:t>
+      </w:r>
+      <w:r>
+        <w:t xml:space="preserve">for the five covariates that did</w:t>
+      </w:r>
+      <w:r>
+        <w:t xml:space="preserve"> </w:t>
+      </w:r>
+      <w:r>
+        <w:rPr>
+          <w:i/>
+          <w:iCs/>
+        </w:rPr>
+        <w:t xml:space="preserve">not</w:t>
+      </w:r>
+      <w:r>
+        <w:t xml:space="preserve"> </w:t>
+      </w:r>
+      <w:r>
+        <w:t xml:space="preserve">violate, written to</w:t>
+      </w:r>
+      <w:r>
+        <w:t xml:space="preserve"> </w:t>
+      </w:r>
+      <w:r>
+        <w:rPr>
+          <w:rStyle w:val="VerbatimChar"/>
+        </w:rPr>
+        <w:t xml:space="preserve">output/aim2b_cox_regression_stratified.csv</w:t>
+      </w:r>
+      <w:r>
+        <w:t xml:space="preserve">. Their hazard ratios are all within</w:t>
+      </w:r>
+      <w:r>
+        <w:t xml:space="preserve"> </w:t>
+      </w:r>
+      <w:r>
+        <w:t xml:space="preserve">2% of the primary fit, so none of the reported effects depends on how</w:t>
+      </w:r>
+      <w:r>
+        <w:t xml:space="preserve"> </w:t>
+      </w:r>
+      <w:r>
+        <w:rPr>
+          <w:rStyle w:val="VerbatimChar"/>
+        </w:rPr>
+        <w:t xml:space="preserve">n_authors</w:t>
+      </w:r>
+      <w:r>
+        <w:t xml:space="preserve"> </w:t>
+      </w:r>
+      <w:r>
+        <w:t xml:space="preserve">was handled.</w:t>
+      </w:r>
+      <w:r>
+        <w:t xml:space="preserve"> </w:t>
+      </w:r>
+      <w:r>
+        <w:rPr>
+          <w:rStyle w:val="VerbatimChar"/>
+        </w:rPr>
+        <w:t xml:space="preserve">tests/testthat/test-pipeline_semantics.R</w:t>
+      </w:r>
+      <w:r>
+        <w:t xml:space="preserve"> </w:t>
+      </w:r>
+      <w:r>
+        <w:t xml:space="preserve">now enforces</w:t>
+      </w:r>
+      <w:r>
+        <w:t xml:space="preserve"> </w:t>
+      </w:r>
+      <w:r>
+        <w:t xml:space="preserve">that as a contract at a 15% tolerance.</w:t>
+      </w:r>
+    </w:p>
+    <w:bookmarkEnd w:id="199"/>
+    <w:bookmarkStart w:id="203" w:name="Xa3f3ba6fa57b2915a9ae0214fea68193d244f01"/>
+    <w:p>
+      <w:pPr>
+        <w:pStyle w:val="Heading3"/>
+      </w:pPr>
+      <w:r>
+        <w:t xml:space="preserve">A16.3 What the constant hazard ratio was concealing</w:t>
+      </w:r>
+    </w:p>
+    <w:p>
+      <w:pPr>
+        <w:pStyle w:val="TableCaption"/>
+      </w:pPr>
+      <w:r>
+        <w:t xml:space="preserve">Hazard ratio per additional author, by follow-up time.</w:t>
+      </w:r>
+    </w:p>
+    <w:tbl>
+      <w:tblPr>
+        <w:tblStyle w:val="Table"/>
+        <w:tblW w:type="auto" w:w="0"/>
+        <w:tblLook w:firstRow="1" w:lastRow="0" w:firstColumn="0" w:lastColumn="0" w:noHBand="0" w:noVBand="0" w:val="0020"/>
+        <w:tblCaption w:val="Hazard ratio per additional author, by follow-up time."/>
+      </w:tblPr>
+      <w:tblGrid>
+        <w:gridCol w:w="1584"/>
+        <w:gridCol w:w="1584"/>
+        <w:gridCol w:w="1584"/>
+        <w:gridCol w:w="1584"/>
+        <w:gridCol w:w="1584"/>
+      </w:tblGrid>
+      <w:tr>
+        <w:trPr>
+          <w:tblHeader w:val="on"/>
+        </w:trPr>
+        <w:tc>
+          <w:tcPr/>
+          <w:p>
+            <w:pPr>
+              <w:pStyle w:val="Compact"/>
+              <w:jc w:val="left"/>
+            </w:pPr>
+            <w:r>
+              <w:t xml:space="preserve">term</w:t>
+            </w:r>
+          </w:p>
+        </w:tc>
+        <w:tc>
+          <w:tcPr/>
+          <w:p>
+            <w:pPr>
+              <w:pStyle w:val="Compact"/>
+              <w:jc w:val="right"/>
+            </w:pPr>
+            <w:r>
+              <w:t xml:space="preserve">months</w:t>
+            </w:r>
+          </w:p>
+        </w:tc>
+        <w:tc>
+          <w:tcPr/>
+          <w:p>
+            <w:pPr>
+              <w:pStyle w:val="Compact"/>
+              <w:jc w:val="right"/>
+            </w:pPr>
+            <w:r>
+              <w:t xml:space="preserve">hazard_ratio</w:t>
+            </w:r>
+          </w:p>
+        </w:tc>
+        <w:tc>
+          <w:tcPr/>
+          <w:p>
+            <w:pPr>
+              <w:pStyle w:val="Compact"/>
+              <w:jc w:val="right"/>
+            </w:pPr>
+            <w:r>
+              <w:t xml:space="preserve">conf_low</w:t>
+            </w:r>
+          </w:p>
+        </w:tc>
+        <w:tc>
+          <w:tcPr/>
+          <w:p>
+            <w:pPr>
+              <w:pStyle w:val="Compact"/>
+              <w:jc w:val="right"/>
+            </w:pPr>
+            <w:r>
+              <w:t xml:space="preserve">conf_high</w:t>
+            </w:r>
+          </w:p>
+        </w:tc>
+      </w:tr>
+      <w:tr>
+        <w:tc>
+          <w:tcPr/>
+          <w:p>
+            <w:pPr>
+              <w:pStyle w:val="Compact"/>
+              <w:jc w:val="left"/>
+            </w:pPr>
+            <w:r>
+              <w:t xml:space="preserve">n_authors</w:t>
+            </w:r>
+          </w:p>
+        </w:tc>
+        <w:tc>
+          <w:tcPr/>
+          <w:p>
+            <w:pPr>
+              <w:pStyle w:val="Compact"/>
+              <w:jc w:val="right"/>
+            </w:pPr>
+            <w:r>
+              <w:t xml:space="preserve">3</w:t>
+            </w:r>
+          </w:p>
+        </w:tc>
+        <w:tc>
+          <w:tcPr/>
+          <w:p>
+            <w:pPr>
+              <w:pStyle w:val="Compact"/>
+              <w:jc w:val="right"/>
+            </w:pPr>
+            <w:r>
+              <w:t xml:space="preserve">1.007</w:t>
+            </w:r>
+          </w:p>
+        </w:tc>
+        <w:tc>
+          <w:tcPr/>
+          <w:p>
+            <w:pPr>
+              <w:pStyle w:val="Compact"/>
+              <w:jc w:val="right"/>
+            </w:pPr>
+            <w:r>
+              <w:t xml:space="preserve">0.837</w:t>
+            </w:r>
+          </w:p>
+        </w:tc>
+        <w:tc>
+          <w:tcPr/>
+          <w:p>
+            <w:pPr>
+              <w:pStyle w:val="Compact"/>
+              <w:jc w:val="right"/>
+            </w:pPr>
+            <w:r>
+              <w:t xml:space="preserve">1.212</w:t>
+            </w:r>
+          </w:p>
+        </w:tc>
+      </w:tr>
+      <w:tr>
+        <w:tc>
+          <w:tcPr/>
+          <w:p>
+            <w:pPr>
+              <w:pStyle w:val="Compact"/>
+              <w:jc w:val="left"/>
+            </w:pPr>
+            <w:r>
+              <w:t xml:space="preserve">n_authors</w:t>
+            </w:r>
+          </w:p>
+        </w:tc>
+        <w:tc>
+          <w:tcPr/>
+          <w:p>
+            <w:pPr>
+              <w:pStyle w:val="Compact"/>
+              <w:jc w:val="right"/>
+            </w:pPr>
+            <w:r>
+              <w:t xml:space="preserve">6</w:t>
+            </w:r>
+          </w:p>
+        </w:tc>
+        <w:tc>
+          <w:tcPr/>
+          <w:p>
+            <w:pPr>
+              <w:pStyle w:val="Compact"/>
+              <w:jc w:val="right"/>
+            </w:pPr>
+            <w:r>
+              <w:t xml:space="preserve">1.154</w:t>
+            </w:r>
+          </w:p>
+        </w:tc>
+        <w:tc>
+          <w:tcPr/>
+          <w:p>
+            <w:pPr>
+              <w:pStyle w:val="Compact"/>
+              <w:jc w:val="right"/>
+            </w:pPr>
+            <w:r>
+              <w:t xml:space="preserve">0.997</w:t>
+            </w:r>
+          </w:p>
+        </w:tc>
+        <w:tc>
+          <w:tcPr/>
+          <w:p>
+            <w:pPr>
+              <w:pStyle w:val="Compact"/>
+              <w:jc w:val="right"/>
+            </w:pPr>
+            <w:r>
+              <w:t xml:space="preserve">1.334</w:t>
+            </w:r>
+          </w:p>
+        </w:tc>
+      </w:tr>
+      <w:tr>
+        <w:tc>
+          <w:tcPr/>
+          <w:p>
+            <w:pPr>
+              <w:pStyle w:val="Compact"/>
+              <w:jc w:val="left"/>
+            </w:pPr>
+            <w:r>
+              <w:t xml:space="preserve">n_authors</w:t>
+            </w:r>
+          </w:p>
+        </w:tc>
+        <w:tc>
+          <w:tcPr/>
+          <w:p>
+            <w:pPr>
+              <w:pStyle w:val="Compact"/>
+              <w:jc w:val="right"/>
+            </w:pPr>
+            <w:r>
+              <w:t xml:space="preserve">12</w:t>
+            </w:r>
+          </w:p>
+        </w:tc>
+        <w:tc>
+          <w:tcPr/>
+          <w:p>
+            <w:pPr>
+              <w:pStyle w:val="Compact"/>
+              <w:jc w:val="right"/>
+            </w:pPr>
+            <w:r>
+              <w:t xml:space="preserve">1.322</w:t>
+            </w:r>
+          </w:p>
+        </w:tc>
+        <w:tc>
+          <w:tcPr/>
+          <w:p>
+            <w:pPr>
+              <w:pStyle w:val="Compact"/>
+              <w:jc w:val="right"/>
+            </w:pPr>
+            <w:r>
+              <w:t xml:space="preserve">1.138</w:t>
+            </w:r>
+          </w:p>
+        </w:tc>
+        <w:tc>
+          <w:tcPr/>
+          <w:p>
+            <w:pPr>
+              <w:pStyle w:val="Compact"/>
+              <w:jc w:val="right"/>
+            </w:pPr>
+            <w:r>
+              <w:t xml:space="preserve">1.535</w:t>
+            </w:r>
+          </w:p>
+        </w:tc>
+      </w:tr>
+      <w:tr>
+        <w:tc>
+          <w:tcPr/>
+          <w:p>
+            <w:pPr>
+              <w:pStyle w:val="Compact"/>
+              <w:jc w:val="left"/>
+            </w:pPr>
+            <w:r>
+              <w:t xml:space="preserve">n_authors</w:t>
+            </w:r>
+          </w:p>
+        </w:tc>
+        <w:tc>
+          <w:tcPr/>
+          <w:p>
+            <w:pPr>
+              <w:pStyle w:val="Compact"/>
+              <w:jc w:val="right"/>
+            </w:pPr>
+            <w:r>
+              <w:t xml:space="preserve">24</w:t>
+            </w:r>
+          </w:p>
+        </w:tc>
+        <w:tc>
+          <w:tcPr/>
+          <w:p>
+            <w:pPr>
+              <w:pStyle w:val="Compact"/>
+              <w:jc w:val="right"/>
+            </w:pPr>
+            <w:r>
+              <w:t xml:space="preserve">1.514</w:t>
+            </w:r>
+          </w:p>
+        </w:tc>
+        <w:tc>
+          <w:tcPr/>
+          <w:p>
+            <w:pPr>
+              <w:pStyle w:val="Compact"/>
+              <w:jc w:val="right"/>
+            </w:pPr>
+            <w:r>
+              <w:t xml:space="preserve">1.246</w:t>
+            </w:r>
+          </w:p>
+        </w:tc>
+        <w:tc>
+          <w:tcPr/>
+          <w:p>
+            <w:pPr>
+              <w:pStyle w:val="Compact"/>
+              <w:jc w:val="right"/>
+            </w:pPr>
+            <w:r>
+              <w:t xml:space="preserve">1.840</w:t>
+            </w:r>
+          </w:p>
+        </w:tc>
+      </w:tr>
+      <w:tr>
+        <w:tc>
+          <w:tcPr/>
+          <w:p>
+            <w:pPr>
+              <w:pStyle w:val="Compact"/>
+              <w:jc w:val="left"/>
+            </w:pPr>
+            <w:r>
+              <w:t xml:space="preserve">n_authors</w:t>
+            </w:r>
+          </w:p>
+        </w:tc>
+        <w:tc>
+          <w:tcPr/>
+          <w:p>
+            <w:pPr>
+              <w:pStyle w:val="Compact"/>
+              <w:jc w:val="right"/>
+            </w:pPr>
+            <w:r>
+              <w:t xml:space="preserve">36</w:t>
+            </w:r>
+          </w:p>
+        </w:tc>
+        <w:tc>
+          <w:tcPr/>
+          <w:p>
+            <w:pPr>
+              <w:pStyle w:val="Compact"/>
+              <w:jc w:val="right"/>
+            </w:pPr>
+            <w:r>
+              <w:t xml:space="preserve">1.640</w:t>
+            </w:r>
+          </w:p>
+        </w:tc>
+        <w:tc>
+          <w:tcPr/>
+          <w:p>
+            <w:pPr>
+              <w:pStyle w:val="Compact"/>
+              <w:jc w:val="right"/>
+            </w:pPr>
+            <w:r>
+              <w:t xml:space="preserve">1.301</w:t>
+            </w:r>
+          </w:p>
+        </w:tc>
+        <w:tc>
+          <w:tcPr/>
+          <w:p>
+            <w:pPr>
+              <w:pStyle w:val="Compact"/>
+              <w:jc w:val="right"/>
+            </w:pPr>
+            <w:r>
+              <w:t xml:space="preserve">2.067</w:t>
+            </w:r>
+          </w:p>
+        </w:tc>
+      </w:tr>
+      <w:tr>
+        <w:tc>
+          <w:tcPr/>
+          <w:p>
+            <w:pPr>
+              <w:pStyle w:val="Compact"/>
+              <w:jc w:val="left"/>
+            </w:pPr>
+            <w:r>
+              <w:t xml:space="preserve">n_authors</w:t>
+            </w:r>
+          </w:p>
+        </w:tc>
+        <w:tc>
+          <w:tcPr/>
+          <w:p>
+            <w:pPr>
+              <w:pStyle w:val="Compact"/>
+              <w:jc w:val="right"/>
+            </w:pPr>
+            <w:r>
+              <w:t xml:space="preserve">48</w:t>
+            </w:r>
+          </w:p>
+        </w:tc>
+        <w:tc>
+          <w:tcPr/>
+          <w:p>
+            <w:pPr>
+              <w:pStyle w:val="Compact"/>
+              <w:jc w:val="right"/>
+            </w:pPr>
+            <w:r>
+              <w:t xml:space="preserve">1.735</w:t>
+            </w:r>
+          </w:p>
+        </w:tc>
+        <w:tc>
+          <w:tcPr/>
+          <w:p>
+            <w:pPr>
+              <w:pStyle w:val="Compact"/>
+              <w:jc w:val="right"/>
+            </w:pPr>
+            <w:r>
+              <w:t xml:space="preserve">1.337</w:t>
+            </w:r>
+          </w:p>
+        </w:tc>
+        <w:tc>
+          <w:tcPr/>
+          <w:p>
+            <w:pPr>
+              <w:pStyle w:val="Compact"/>
+              <w:jc w:val="right"/>
+            </w:pPr>
+            <w:r>
+              <w:t xml:space="preserve">2.251</w:t>
+            </w:r>
+          </w:p>
+        </w:tc>
+      </w:tr>
+    </w:tbl>
+    <w:p>
+      <w:pPr>
+        <w:pStyle w:val="BodyText"/>
+      </w:pPr>
+      <w:r>
+        <w:t xml:space="preserve">The main model reports HR 1.257 per additional author. Time-resolved, that is</w:t>
+      </w:r>
+      <w:r>
+        <w:t xml:space="preserve"> </w:t>
+      </w:r>
+      <w:r>
+        <w:t xml:space="preserve">1.01 (0.84–1.21) at three months and 1.51 (1.25–1.84) at two years. The single</w:t>
+      </w:r>
+      <w:r>
+        <w:t xml:space="preserve"> </w:t>
+      </w:r>
+      <w:r>
+        <w:t xml:space="preserve">estimate was averaging a null early period against a substantial later one.</w:t>
+      </w:r>
+    </w:p>
+    <w:p>
+      <w:pPr>
+        <w:pStyle w:val="BodyText"/>
+      </w:pPr>
+      <w:r>
+        <w:t xml:space="preserve">Substantively this is a claim about persistence rather than speed. Larger teams</w:t>
+      </w:r>
+      <w:r>
+        <w:t xml:space="preserve"> </w:t>
+      </w:r>
+      <w:r>
+        <w:t xml:space="preserve">are not faster to first publication; they are the ones still converting</w:t>
+      </w:r>
+      <w:r>
+        <w:t xml:space="preserve"> </w:t>
+      </w:r>
+      <w:r>
+        <w:t xml:space="preserve">abstracts into papers years after the congress, while small-team abstracts stop</w:t>
+      </w:r>
+      <w:r>
+        <w:t xml:space="preserve"> </w:t>
+      </w:r>
+      <w:r>
+        <w:t xml:space="preserve">progressing. Reported as a constant 1.26, the effect was misleading in both</w:t>
+      </w:r>
+      <w:r>
+        <w:t xml:space="preserve"> </w:t>
+      </w:r>
+      <w:r>
+        <w:t xml:space="preserve">directions at once — overstated in the first six months and understated after</w:t>
+      </w:r>
+      <w:r>
+        <w:t xml:space="preserve"> </w:t>
+      </w:r>
+      <w:r>
+        <w:t xml:space="preserve">two years.</w:t>
+      </w:r>
+    </w:p>
+    <w:p>
+      <w:pPr>
+        <w:pStyle w:val="BodyText"/>
+      </w:pPr>
+      <w:r>
+        <w:drawing>
+          <wp:inline>
+            <wp:extent cx="5334000" cy="3067049"/>
+            <wp:effectExtent b="0" l="0" r="0" t="0"/>
+            <wp:docPr descr="" title="" id="201" name="Picture"/>
+            <a:graphic>
+              <a:graphicData uri="http://schemas.openxmlformats.org/drawingml/2006/picture">
+                <pic:pic>
+                  <pic:nvPicPr>
+                    <pic:cNvPr descr="technical_appendix_files/c672ae73feaf9d5f60d6afc4f537df944f4b3d22.png" id="202" name="Picture"/>
+                    <pic:cNvPicPr>
+                      <a:picLocks noChangeArrowheads="1" noChangeAspect="1"/>
+                    </pic:cNvPicPr>
+                  </pic:nvPicPr>
+                  <pic:blipFill>
+                    <a:blip r:embed="rId200"/>
+                    <a:stretch>
+                      <a:fillRect/>
+                    </a:stretch>
+                  </pic:blipFill>
+                  <pic:spPr bwMode="auto">
+                    <a:xfrm>
+                      <a:off x="0" y="0"/>
+                      <a:ext cx="5334000" cy="3067049"/>
+                    </a:xfrm>
+                    <a:prstGeom prst="rect">
+                      <a:avLst/>
+                    </a:prstGeom>
+                    <a:noFill/>
+                    <a:ln w="9525">
+                      <a:noFill/>
+                      <a:headEnd/>
+                      <a:tailEnd/>
+                    </a:ln>
+                  </pic:spPr>
+                </pic:pic>
+              </a:graphicData>
+            </a:graphic>
+          </wp:inline>
+        </w:drawing>
+      </w:r>
+    </w:p>
+    <w:bookmarkEnd w:id="203"/>
+    <w:bookmarkStart w:id="204" w:name="a16.4-the-limitation-that-remains"/>
+    <w:p>
+      <w:pPr>
+        <w:pStyle w:val="Heading3"/>
+      </w:pPr>
+      <w:r>
+        <w:t xml:space="preserve">A16.4 The limitation that remains</w:t>
+      </w:r>
+    </w:p>
+    <w:p>
+      <w:pPr>
+        <w:pStyle w:val="FirstParagraph"/>
+      </w:pPr>
+      <w:r>
+        <w:rPr>
+          <w:rStyle w:val="VerbatimChar"/>
+        </w:rPr>
+        <w:t xml:space="preserve">n_authors</w:t>
+      </w:r>
+      <w:r>
+        <w:t xml:space="preserve"> </w:t>
+      </w:r>
+      <w:r>
+        <w:t xml:space="preserve">is</w:t>
+      </w:r>
+      <w:r>
+        <w:t xml:space="preserve"> </w:t>
+      </w:r>
+      <w:r>
+        <w:rPr>
+          <w:b/>
+          <w:bCs/>
+        </w:rPr>
+        <w:t xml:space="preserve">censored at 5</w:t>
+      </w:r>
+      <w:r>
+        <w:t xml:space="preserve">: 489 of the 1,005 abstracts in the model frame</w:t>
+      </w:r>
+      <w:r>
+        <w:t xml:space="preserve"> </w:t>
+      </w:r>
+      <w:r>
+        <w:t xml:space="preserve">(48.7%) sit at that ceiling, an artefact of the ScienceDirect ingest recording</w:t>
+      </w:r>
+      <w:r>
+        <w:t xml:space="preserve"> </w:t>
+      </w:r>
+      <w:r>
+        <w:t xml:space="preserve">at most five authors. A ceiling of this size compresses the covariate and biases</w:t>
+      </w:r>
+      <w:r>
+        <w:t xml:space="preserve"> </w:t>
+      </w:r>
+      <w:r>
+        <w:t xml:space="preserve">the per-author effect toward the null; it does not manufacture time dependence.</w:t>
+      </w:r>
+      <w:r>
+        <w:t xml:space="preserve"> </w:t>
+      </w:r>
+      <w:r>
+        <w:t xml:space="preserve">So the</w:t>
+      </w:r>
+      <w:r>
+        <w:t xml:space="preserve"> </w:t>
+      </w:r>
+      <w:r>
+        <w:rPr>
+          <w:i/>
+          <w:iCs/>
+        </w:rPr>
+        <w:t xml:space="preserve">shape</w:t>
+      </w:r>
+      <w:r>
+        <w:t xml:space="preserve"> </w:t>
+      </w:r>
+      <w:r>
+        <w:t xml:space="preserve">in A16.3 is trustworthy and the</w:t>
+      </w:r>
+      <w:r>
+        <w:t xml:space="preserve"> </w:t>
+      </w:r>
+      <w:r>
+        <w:rPr>
+          <w:i/>
+          <w:iCs/>
+        </w:rPr>
+        <w:t xml:space="preserve">magnitude</w:t>
+      </w:r>
+      <w:r>
+        <w:t xml:space="preserve"> </w:t>
+      </w:r>
+      <w:r>
+        <w:t xml:space="preserve">is a lower bound on</w:t>
+      </w:r>
+      <w:r>
+        <w:t xml:space="preserve"> </w:t>
+      </w:r>
+      <w:r>
+        <w:t xml:space="preserve">whatever the effect would be with complete author counts. It should not be</w:t>
+      </w:r>
+      <w:r>
+        <w:t xml:space="preserve"> </w:t>
+      </w:r>
+      <w:r>
+        <w:t xml:space="preserve">quoted as a per-author effect without that qualification.</w:t>
+      </w:r>
+    </w:p>
+    <w:bookmarkEnd w:id="204"/>
+    <w:bookmarkStart w:id="205" w:name="Xace32af95fe65f93e865486e6ca3fc1e1985341"/>
+    <w:p>
+      <w:pPr>
+        <w:pStyle w:val="Heading3"/>
+      </w:pPr>
+      <w:r>
+        <w:t xml:space="preserve">A16.5 Two unrelated defects found while doing this</w:t>
+      </w:r>
+    </w:p>
+    <w:p>
+      <w:pPr>
+        <w:pStyle w:val="FirstParagraph"/>
+      </w:pPr>
+      <w:r>
+        <w:rPr>
+          <w:b/>
+          <w:bCs/>
+        </w:rPr>
+        <w:t xml:space="preserve">The Results paragraph asserted a diagnostic it had not run.</w:t>
+      </w:r>
+      <w:r>
+        <w:t xml:space="preserve"> </w:t>
+      </w:r>
+      <w:r>
+        <w:rPr>
+          <w:rStyle w:val="VerbatimChar"/>
+        </w:rPr>
+        <w:t xml:space="preserve">docs/abstract_results_section.Rmd</w:t>
+      </w:r>
+      <w:r>
+        <w:t xml:space="preserve"> </w:t>
+      </w:r>
+      <w:r>
+        <w:t xml:space="preserve">opened with</w:t>
+      </w:r>
+      <w:r>
+        <w:t xml:space="preserve"> </w:t>
+      </w:r>
+      <w:r>
+        <w:t xml:space="preserve">“In multivariable Cox</w:t>
+      </w:r>
+      <w:r>
+        <w:t xml:space="preserve"> </w:t>
+      </w:r>
+      <w:r>
+        <w:t xml:space="preserve">proportional hazards analysis (proportional hazards assumption met, global</w:t>
+      </w:r>
+      <w:r>
+        <w:t xml:space="preserve"> </w:t>
+      </w:r>
+      <w:r>
+        <w:t xml:space="preserve">p=</w:t>
+      </w:r>
+      <w:r>
+        <w:rPr>
+          <w:rStyle w:val="VerbatimChar"/>
+        </w:rPr>
+        <w:t xml:space="preserve">r ph_global_p</w:t>
+      </w:r>
+      <w:r>
+        <w:t xml:space="preserve">)”</w:t>
+      </w:r>
+      <w:r>
+        <w:t xml:space="preserve"> </w:t>
+      </w:r>
+      <w:r>
+        <w:t xml:space="preserve">— the parenthetical interpolated the</w:t>
+      </w:r>
+      <w:r>
+        <w:t xml:space="preserve"> </w:t>
+      </w:r>
+      <w:r>
+        <w:t xml:space="preserve">live p-value while the surrounding prose asserted the opposite conclusion. The</w:t>
+      </w:r>
+      <w:r>
+        <w:t xml:space="preserve"> </w:t>
+      </w:r>
+      <w:r>
+        <w:t xml:space="preserve">same sentence named US-based affiliation as</w:t>
+      </w:r>
+      <w:r>
+        <w:t xml:space="preserve"> </w:t>
+      </w:r>
+      <w:r>
+        <w:t xml:space="preserve">“the only significant predictor”</w:t>
+      </w:r>
+      <w:r>
+        <w:t xml:space="preserve">,</w:t>
+      </w:r>
+      <w:r>
+        <w:t xml:space="preserve"> </w:t>
+      </w:r>
+      <w:r>
+        <w:t xml:space="preserve">which the current model contradicts on both counts: US-based is not significant</w:t>
+      </w:r>
+      <w:r>
+        <w:t xml:space="preserve"> </w:t>
+      </w:r>
+      <w:r>
+        <w:t xml:space="preserve">(p = 0.156), and randomized design, academic affiliation and author count are.</w:t>
+      </w:r>
+      <w:r>
+        <w:t xml:space="preserve"> </w:t>
+      </w:r>
+      <w:r>
+        <w:t xml:space="preserve">The paragraph also rendered</w:t>
+      </w:r>
+      <w:r>
+        <w:t xml:space="preserve"> </w:t>
+      </w:r>
+      <w:r>
+        <w:t xml:space="preserve">“was associated with higher odds of publication”</w:t>
+      </w:r>
+      <w:r>
+        <w:t xml:space="preserve"> </w:t>
+      </w:r>
+      <w:r>
+        <w:t xml:space="preserve">over a p-value of 0.083. It now derives the predictor list, the PH wording and</w:t>
+      </w:r>
+      <w:r>
+        <w:t xml:space="preserve"> </w:t>
+      </w:r>
+      <w:r>
+        <w:t xml:space="preserve">the significance verb from the fitted model.</w:t>
+      </w:r>
+    </w:p>
+    <w:p>
+      <w:pPr>
+        <w:pStyle w:val="BodyText"/>
+      </w:pPr>
+      <w:r>
+        <w:rPr>
+          <w:b/>
+          <w:bCs/>
+        </w:rPr>
+        <w:t xml:space="preserve">The appendix’s own Cox formula was internally inconsistent.</w:t>
+      </w:r>
+      <w:r>
+        <w:t xml:space="preserve"> </w:t>
+      </w:r>
+      <w:r>
+        <w:rPr>
+          <w:rStyle w:val="VerbatimChar"/>
+        </w:rPr>
+        <w:t xml:space="preserve">docs/STATISTICAL_ANALYSIS.md</w:t>
+      </w:r>
+      <w:r>
+        <w:t xml:space="preserve"> </w:t>
+      </w:r>
+      <w:r>
+        <w:t xml:space="preserve">printed a formula including</w:t>
+      </w:r>
+      <w:r>
+        <w:t xml:space="preserve"> </w:t>
+      </w:r>
+      <w:r>
+        <w:rPr>
+          <w:rStyle w:val="VerbatimChar"/>
+        </w:rPr>
+        <w:t xml:space="preserve">has_funding</w:t>
+      </w:r>
+      <w:r>
+        <w:t xml:space="preserve"> </w:t>
+      </w:r>
+      <w:r>
+        <w:t xml:space="preserve">two</w:t>
+      </w:r>
+      <w:r>
+        <w:t xml:space="preserve"> </w:t>
+      </w:r>
+      <w:r>
+        <w:t xml:space="preserve">sections after its variable-screen table recorded</w:t>
+      </w:r>
+      <w:r>
+        <w:t xml:space="preserve"> </w:t>
+      </w:r>
+      <w:r>
+        <w:rPr>
+          <w:rStyle w:val="VerbatimChar"/>
+        </w:rPr>
+        <w:t xml:space="preserve">has_funding</w:t>
+      </w:r>
+      <w:r>
+        <w:t xml:space="preserve"> </w:t>
+      </w:r>
+      <w:r>
+        <w:t xml:space="preserve">as removed by</w:t>
+      </w:r>
+      <w:r>
+        <w:t xml:space="preserve"> </w:t>
+      </w:r>
+      <w:r>
+        <w:t xml:space="preserve">the near-zero-variance rule. The formula shown is now read back from</w:t>
+      </w:r>
+      <w:r>
+        <w:t xml:space="preserve"> </w:t>
+      </w:r>
+      <w:r>
+        <w:rPr>
+          <w:rStyle w:val="VerbatimChar"/>
+        </w:rPr>
+        <w:t xml:space="preserve">data/processed/cox_model.rds</w:t>
+      </w:r>
+      <w:r>
+        <w:t xml:space="preserve">.</w:t>
+      </w:r>
+    </w:p>
+    <w:p>
+      <w:pPr>
+        <w:pStyle w:val="BodyText"/>
+      </w:pPr>
+      <w:r>
+        <w:t xml:space="preserve">Both are the same failure mode: prose that was true when written and was not</w:t>
+      </w:r>
+      <w:r>
+        <w:t xml:space="preserve"> </w:t>
+      </w:r>
+      <w:r>
+        <w:t xml:space="preserve">re-derived when the model changed. Both are now computed rather than asserted.</w:t>
+      </w:r>
+    </w:p>
+    <w:bookmarkEnd w:id="205"/>
+    <w:bookmarkStart w:id="206" w:name="a16.6-what-replaced-the-failing-test"/>
+    <w:p>
+      <w:pPr>
+        <w:pStyle w:val="Heading3"/>
+      </w:pPr>
+      <w:r>
+        <w:t xml:space="preserve">A16.6 What replaced the failing test</w:t>
+      </w:r>
+    </w:p>
+    <w:p>
+      <w:pPr>
+        <w:pStyle w:val="FirstParagraph"/>
+      </w:pPr>
+      <w:r>
+        <w:t xml:space="preserve">The retired assertion was</w:t>
+      </w:r>
+      <w:r>
+        <w:t xml:space="preserve"> </w:t>
+      </w:r>
+      <w:r>
+        <w:rPr>
+          <w:rStyle w:val="VerbatimChar"/>
+        </w:rPr>
+        <w:t xml:space="preserve">global cox.zph p &gt; 0.05</w:t>
+      </w:r>
+      <w:r>
+        <w:t xml:space="preserve">. Two tests replace it, and</w:t>
+      </w:r>
+      <w:r>
+        <w:t xml:space="preserve"> </w:t>
+      </w:r>
+      <w:r>
+        <w:t xml:space="preserve">together they are stronger than what they retired:</w:t>
+      </w:r>
+    </w:p>
+    <w:p>
+      <w:pPr>
+        <w:pStyle w:val="Compact"/>
+        <w:numPr>
+          <w:ilvl w:val="0"/>
+          <w:numId w:val="1012"/>
+        </w:numPr>
+      </w:pPr>
+      <w:r>
+        <w:rPr>
+          <w:rStyle w:val="VerbatimChar"/>
+          <w:b/>
+          <w:bCs/>
+        </w:rPr>
+        <w:t xml:space="preserve">PH violations are diagnosed per term and remediated</w:t>
+      </w:r>
+      <w:r>
+        <w:rPr>
+          <w:b/>
+          <w:bCs/>
+        </w:rPr>
+        <w:t xml:space="preserve">.</w:t>
+      </w:r>
+      <w:r>
+        <w:t xml:space="preserve"> </w:t>
+      </w:r>
+      <w:r>
+        <w:t xml:space="preserve">If the global test</w:t>
+      </w:r>
+      <w:r>
+        <w:t xml:space="preserve"> </w:t>
+      </w:r>
+      <w:r>
+        <w:t xml:space="preserve">fails, every term failing at α = 0.05 must be named in the recorded</w:t>
+      </w:r>
+      <w:r>
+        <w:t xml:space="preserve"> </w:t>
+      </w:r>
+      <w:r>
+        <w:t xml:space="preserve">remediation, the remediation must exist as a fitted model on disk, and</w:t>
+      </w:r>
+      <w:r>
+        <w:t xml:space="preserve"> </w:t>
+      </w:r>
+      <w:r>
+        <w:t xml:space="preserve">stratifying on every violator must restore the global test above 0.05.</w:t>
+      </w:r>
+    </w:p>
+    <w:p>
+      <w:pPr>
+        <w:pStyle w:val="Compact"/>
+        <w:numPr>
+          <w:ilvl w:val="0"/>
+          <w:numId w:val="1012"/>
+        </w:numPr>
+      </w:pPr>
+      <w:r>
+        <w:rPr>
+          <w:rStyle w:val="VerbatimChar"/>
+          <w:b/>
+          <w:bCs/>
+        </w:rPr>
+        <w:t xml:space="preserve">non-violating hazard ratios survive stratification on the violator</w:t>
+      </w:r>
+      <w:r>
+        <w:rPr>
+          <w:b/>
+          <w:bCs/>
+        </w:rPr>
+        <w:t xml:space="preserve">.</w:t>
+      </w:r>
+      <w:r>
+        <w:t xml:space="preserve"> </w:t>
+      </w:r>
+      <w:r>
+        <w:t xml:space="preserve">No</w:t>
+      </w:r>
+      <w:r>
+        <w:t xml:space="preserve"> </w:t>
+      </w:r>
+      <w:r>
+        <w:t xml:space="preserve">hazard ratio outside the violating set may move more than 15% or change</w:t>
+      </w:r>
+      <w:r>
+        <w:t xml:space="preserve"> </w:t>
+      </w:r>
+      <w:r>
+        <w:t xml:space="preserve">direction when the violator is stratified out.</w:t>
+      </w:r>
+    </w:p>
+    <w:p>
+      <w:pPr>
+        <w:pStyle w:val="FirstParagraph"/>
+      </w:pPr>
+      <w:r>
+        <w:t xml:space="preserve">The old test could only say</w:t>
+      </w:r>
+      <w:r>
+        <w:t xml:space="preserve"> </w:t>
+      </w:r>
+      <w:r>
+        <w:t xml:space="preserve">“something is wrong”</w:t>
+      </w:r>
+      <w:r>
+        <w:t xml:space="preserve">. Once it was on the</w:t>
+      </w:r>
+      <w:r>
+        <w:t xml:space="preserve"> </w:t>
+      </w:r>
+      <w:r>
+        <w:t xml:space="preserve">expected-failure manifest it could not say anything at all. The new pair fails</w:t>
+      </w:r>
+      <w:r>
+        <w:t xml:space="preserve"> </w:t>
+      </w:r>
+      <w:r>
+        <w:t xml:space="preserve">on a</w:t>
+      </w:r>
+      <w:r>
+        <w:t xml:space="preserve"> </w:t>
+      </w:r>
+      <w:r>
+        <w:rPr>
+          <w:i/>
+          <w:iCs/>
+        </w:rPr>
+        <w:t xml:space="preserve">silent</w:t>
+      </w:r>
+      <w:r>
+        <w:t xml:space="preserve"> </w:t>
+      </w:r>
+      <w:r>
+        <w:t xml:space="preserve">violation — one that is detected but not attributed or not</w:t>
+      </w:r>
+      <w:r>
+        <w:t xml:space="preserve"> </w:t>
+      </w:r>
+      <w:r>
+        <w:t xml:space="preserve">remedied — which is the condition that actually threatens the reported results.</w:t>
+      </w:r>
+    </w:p>
+    <w:p>
+      <w:pPr>
+        <w:pStyle w:val="BodyText"/>
+      </w:pPr>
+      <w:r>
+        <w:rPr>
+          <w:rStyle w:val="VerbatimChar"/>
+        </w:rPr>
+        <w:t xml:space="preserve">tests/run_suite_gate.R</w:t>
+      </w:r>
+      <w:r>
+        <w:t xml:space="preserve"> </w:t>
+      </w:r>
+      <w:r>
+        <w:t xml:space="preserve">gained a matching guard. It already failed when a</w:t>
+      </w:r>
+      <w:r>
+        <w:t xml:space="preserve"> </w:t>
+      </w:r>
+      <w:r>
+        <w:t xml:space="preserve">manifest entry started passing; it now also fails when an entry names a test</w:t>
+      </w:r>
+      <w:r>
+        <w:t xml:space="preserve"> </w:t>
+      </w:r>
+      <w:r>
+        <w:t xml:space="preserve">that never ran. Renaming this test would otherwise have orphaned its manifest</w:t>
+      </w:r>
+      <w:r>
+        <w:t xml:space="preserve"> </w:t>
+      </w:r>
+      <w:r>
+        <w:t xml:space="preserve">entry, leaving a documented</w:t>
+      </w:r>
+      <w:r>
+        <w:t xml:space="preserve"> </w:t>
+      </w:r>
+      <w:r>
+        <w:t xml:space="preserve">“open decision”</w:t>
+      </w:r>
+      <w:r>
+        <w:t xml:space="preserve"> </w:t>
+      </w:r>
+      <w:r>
+        <w:t xml:space="preserve">with no assertion behind it.</w:t>
+      </w:r>
+    </w:p>
+    <w:bookmarkEnd w:id="206"/>
+    <w:bookmarkEnd w:id="207"/>
     <w:sectPr>
       <w:footnotePr>
         <w:numRestart w:val="eachSect"/>
@@ -40179,6 +42335,36 @@
   </w:num>
   <w:num w:numId="1011">
     <w:abstractNumId w:val="991"/>
+  </w:num>
+  <w:num w:numId="1012">
+    <w:abstractNumId w:val="99411"/>
+    <w:lvlOverride w:ilvl="0">
+      <w:startOverride w:val="1"/>
+    </w:lvlOverride>
+    <w:lvlOverride w:ilvl="1">
+      <w:startOverride w:val="1"/>
+    </w:lvlOverride>
+    <w:lvlOverride w:ilvl="2">
+      <w:startOverride w:val="1"/>
+    </w:lvlOverride>
+    <w:lvlOverride w:ilvl="3">
+      <w:startOverride w:val="1"/>
+    </w:lvlOverride>
+    <w:lvlOverride w:ilvl="4">
+      <w:startOverride w:val="1"/>
+    </w:lvlOverride>
+    <w:lvlOverride w:ilvl="5">
+      <w:startOverride w:val="1"/>
+    </w:lvlOverride>
+    <w:lvlOverride w:ilvl="6">
+      <w:startOverride w:val="1"/>
+    </w:lvlOverride>
+    <w:lvlOverride w:ilvl="7">
+      <w:startOverride w:val="1"/>
+    </w:lvlOverride>
+    <w:lvlOverride w:ilvl="8">
+      <w:startOverride w:val="1"/>
+    </w:lvlOverride>
   </w:num>
 </w:numbering>
 </file>

--- a/docs/technical_appendix.docx
+++ b/docs/technical_appendix.docx
@@ -684,7 +684,7 @@
         <w:pStyle w:val="FirstParagraph"/>
       </w:pPr>
       <w:r>
-        <w:t xml:space="preserve">The abstract-to-publication matching pipeline is implemented as a modular, fully reproducible R codebase comprising 20 R scripts, 32 test files (see</w:t>
+        <w:t xml:space="preserve">The abstract-to-publication matching pipeline is implemented as a modular, fully reproducible R codebase comprising 20 R scripts, 46 test files (see</w:t>
       </w:r>
       <w:r>
         <w:t xml:space="preserve"> </w:t>
@@ -2482,7 +2482,7 @@
         <w:t xml:space="preserve"> </w:t>
       </w:r>
       <w:r>
-        <w:t xml:space="preserve">package. Pass 2: genderize.io API for international names not covered by SSA. Middle initials were stripped before lookup. Coverage: 96.4%.</w:t>
+        <w:t xml:space="preserve">package. Pass 2: genderize.io API for international names not covered by SSA. Middle initials were stripped before lookup. Coverage: 97.8%.</w:t>
       </w:r>
     </w:p>
     <w:p>
@@ -3417,7 +3417,7 @@
               <w:jc w:val="right"/>
             </w:pPr>
             <w:r>
-              <w:t xml:space="preserve">2.23</w:t>
+              <w:t xml:space="preserve">2.15</w:t>
             </w:r>
           </w:p>
         </w:tc>
@@ -3429,7 +3429,7 @@
               <w:jc w:val="left"/>
             </w:pPr>
             <w:r>
-              <w:t xml:space="preserve">1.48-3.34</w:t>
+              <w:t xml:space="preserve">1.43-3.21</w:t>
             </w:r>
           </w:p>
         </w:tc>
@@ -3467,7 +3467,7 @@
               <w:jc w:val="right"/>
             </w:pPr>
             <w:r>
-              <w:t xml:space="preserve">0.62</w:t>
+              <w:t xml:space="preserve">0.64</w:t>
             </w:r>
           </w:p>
         </w:tc>
@@ -3479,7 +3479,7 @@
               <w:jc w:val="left"/>
             </w:pPr>
             <w:r>
-              <w:t xml:space="preserve">0.44-0.87</w:t>
+              <w:t xml:space="preserve">0.45-0.9</w:t>
             </w:r>
           </w:p>
         </w:tc>
@@ -3491,7 +3491,7 @@
               <w:jc w:val="right"/>
             </w:pPr>
             <w:r>
-              <w:t xml:space="preserve">0.006</w:t>
+              <w:t xml:space="preserve">0.009</w:t>
             </w:r>
           </w:p>
         </w:tc>
@@ -3517,7 +3517,7 @@
               <w:jc w:val="right"/>
             </w:pPr>
             <w:r>
-              <w:t xml:space="preserve">1.40</w:t>
+              <w:t xml:space="preserve">1.37</w:t>
             </w:r>
           </w:p>
         </w:tc>
@@ -3529,7 +3529,7 @@
               <w:jc w:val="left"/>
             </w:pPr>
             <w:r>
-              <w:t xml:space="preserve">0.88-2.24</w:t>
+              <w:t xml:space="preserve">0.86-2.19</w:t>
             </w:r>
           </w:p>
         </w:tc>
@@ -3541,7 +3541,7 @@
               <w:jc w:val="right"/>
             </w:pPr>
             <w:r>
-              <w:t xml:space="preserve">0.156</w:t>
+              <w:t xml:space="preserve">0.184</w:t>
             </w:r>
           </w:p>
         </w:tc>
@@ -3567,7 +3567,7 @@
               <w:jc w:val="right"/>
             </w:pPr>
             <w:r>
-              <w:t xml:space="preserve">1.26</w:t>
+              <w:t xml:space="preserve">1.27</w:t>
             </w:r>
           </w:p>
         </w:tc>
@@ -3579,7 +3579,7 @@
               <w:jc w:val="left"/>
             </w:pPr>
             <w:r>
-              <w:t xml:space="preserve">1.09-1.45</w:t>
+              <w:t xml:space="preserve">1.1-1.46</w:t>
             </w:r>
           </w:p>
         </w:tc>
@@ -3617,7 +3617,7 @@
               <w:jc w:val="right"/>
             </w:pPr>
             <w:r>
-              <w:t xml:space="preserve">0.81</w:t>
+              <w:t xml:space="preserve">0.78</w:t>
             </w:r>
           </w:p>
         </w:tc>
@@ -3629,7 +3629,7 @@
               <w:jc w:val="left"/>
             </w:pPr>
             <w:r>
-              <w:t xml:space="preserve">0.6-1.11</w:t>
+              <w:t xml:space="preserve">0.57-1.06</w:t>
             </w:r>
           </w:p>
         </w:tc>
@@ -3641,7 +3641,7 @@
               <w:jc w:val="right"/>
             </w:pPr>
             <w:r>
-              <w:t xml:space="preserve">0.191</w:t>
+              <w:t xml:space="preserve">0.110</w:t>
             </w:r>
           </w:p>
         </w:tc>
@@ -3691,7 +3691,7 @@
               <w:jc w:val="right"/>
             </w:pPr>
             <w:r>
-              <w:t xml:space="preserve">0.251</w:t>
+              <w:t xml:space="preserve">0.250</w:t>
             </w:r>
           </w:p>
         </w:tc>
@@ -3702,7 +3702,7 @@
         <w:pStyle w:val="BodyText"/>
       </w:pPr>
       <w:r>
-        <w:t xml:space="preserve">Proportional hazards assumption: global test p = 0.043.</w:t>
+        <w:t xml:space="preserve">Proportional hazards assumption: global test p = 0.041.</w:t>
       </w:r>
     </w:p>
     <w:bookmarkEnd w:id="44"/>
@@ -36778,6 +36778,60 @@
       <w:r>
         <w:t xml:space="preserve">over follow-up — is a methodological decision and has not been taken.</w:t>
       </w:r>
+    </w:p>
+    <w:p>
+      <w:pPr>
+        <w:pStyle w:val="BlockText"/>
+      </w:pPr>
+      <w:r>
+        <w:rPr>
+          <w:b/>
+          <w:bCs/>
+        </w:rPr>
+        <w:t xml:space="preserve">Superseded.</w:t>
+      </w:r>
+      <w:r>
+        <w:t xml:space="preserve"> </w:t>
+      </w:r>
+      <w:r>
+        <w:t xml:space="preserve">That decision was taken on 2026-09-04 and is recorded in A16.</w:t>
+      </w:r>
+      <w:r>
+        <w:t xml:space="preserve"> </w:t>
+      </w:r>
+      <w:r>
+        <w:t xml:space="preserve">The p-values in this subsection are the values of 2026-09-04 and are left</w:t>
+      </w:r>
+      <w:r>
+        <w:t xml:space="preserve"> </w:t>
+      </w:r>
+      <w:r>
+        <w:t xml:space="preserve">unedited as the record of that day; every model term moved again on</w:t>
+      </w:r>
+      <w:r>
+        <w:t xml:space="preserve"> </w:t>
+      </w:r>
+      <w:r>
+        <w:t xml:space="preserve">2026-09-05 when the author-gender waterfall was corrected. For current</w:t>
+      </w:r>
+      <w:r>
+        <w:t xml:space="preserve"> </w:t>
+      </w:r>
+      <w:r>
+        <w:t xml:space="preserve">figures see A16 and</w:t>
+      </w:r>
+      <w:r>
+        <w:t xml:space="preserve"> </w:t>
+      </w:r>
+      <w:r>
+        <w:rPr>
+          <w:rStyle w:val="VerbatimChar"/>
+        </w:rPr>
+        <w:t xml:space="preserve">output/</w:t>
+      </w:r>
+      <w:r>
+        <w:t xml:space="preserve">.</w:t>
+      </w:r>
       <w:r>
         <w:t xml:space="preserve"> </w:t>
       </w:r>
@@ -36869,7 +36923,46 @@
         <w:t xml:space="preserve"> </w:t>
       </w:r>
       <w:r>
-        <w:t xml:space="preserve">(n = 1,011), counting how often each term stays significant at p &lt; 0.05:</w:t>
+        <w:t xml:space="preserve">(n = 1,011), counting how often each term stays significant at p &lt; 0.05.</w:t>
+      </w:r>
+      <w:r>
+        <w:t xml:space="preserve"> </w:t>
+      </w:r>
+      <w:r>
+        <w:t xml:space="preserve">These are the 2026-09-04 values, kept as the record of that run; the model was</w:t>
+      </w:r>
+      <w:r>
+        <w:t xml:space="preserve"> </w:t>
+      </w:r>
+      <w:r>
+        <w:t xml:space="preserve">refitted on 2026-09-05 after the gender correction and the current retention</w:t>
+      </w:r>
+      <w:r>
+        <w:t xml:space="preserve"> </w:t>
+      </w:r>
+      <w:r>
+        <w:t xml:space="preserve">figures are in</w:t>
+      </w:r>
+      <w:r>
+        <w:t xml:space="preserve"> </w:t>
+      </w:r>
+      <w:r>
+        <w:rPr>
+          <w:rStyle w:val="VerbatimChar"/>
+        </w:rPr>
+        <w:t xml:space="preserve">output/model_predictor_stability.csv</w:t>
+      </w:r>
+      <w:r>
+        <w:t xml:space="preserve"> </w:t>
+      </w:r>
+      <w:r>
+        <w:t xml:space="preserve">and</w:t>
+      </w:r>
+      <w:r>
+        <w:t xml:space="preserve"> </w:t>
+      </w:r>
+      <w:r>
+        <w:t xml:space="preserve">docs/STATISTICAL_ANALYSIS.md:</w:t>
       </w:r>
     </w:p>
     <w:tbl>
@@ -39747,7 +39840,7 @@
     </w:tbl>
     <w:bookmarkEnd w:id="196"/>
     <w:bookmarkEnd w:id="197"/>
-    <w:bookmarkStart w:id="207" w:name="X206686a76d8e40269304f0ed15b7246cb0fb3c6"/>
+    <w:bookmarkStart w:id="208" w:name="X206686a76d8e40269304f0ed15b7246cb0fb3c6"/>
     <w:p>
       <w:pPr>
         <w:pStyle w:val="Heading2"/>
@@ -39805,7 +39898,7 @@
         <w:t xml:space="preserve"> </w:t>
       </w:r>
       <w:r>
-        <w:t xml:space="preserve">global χ² = 13.01 on</w:t>
+        <w:t xml:space="preserve">global χ² = 13.13 on</w:t>
       </w:r>
       <w:r>
         <w:t xml:space="preserve"> </w:t>
@@ -39821,7 +39914,7 @@
           <w:b/>
           <w:bCs/>
         </w:rPr>
-        <w:t xml:space="preserve">p = 0.043</w:t>
+        <w:t xml:space="preserve">p = 0.041</w:t>
       </w:r>
       <w:r>
         <w:t xml:space="preserve">. Three responses are conventional — report the hazard ratios</w:t>
@@ -39974,7 +40067,7 @@
               <w:jc w:val="right"/>
             </w:pPr>
             <w:r>
-              <w:t xml:space="preserve">2.3029</w:t>
+              <w:t xml:space="preserve">2.0838</w:t>
             </w:r>
           </w:p>
         </w:tc>
@@ -39998,7 +40091,7 @@
               <w:jc w:val="right"/>
             </w:pPr>
             <w:r>
-              <w:t xml:space="preserve">0.1291</w:t>
+              <w:t xml:space="preserve">0.1489</w:t>
             </w:r>
           </w:p>
         </w:tc>
@@ -40024,7 +40117,7 @@
               <w:jc w:val="right"/>
             </w:pPr>
             <w:r>
-              <w:t xml:space="preserve">0.1054</w:t>
+              <w:t xml:space="preserve">0.2114</w:t>
             </w:r>
           </w:p>
         </w:tc>
@@ -40048,7 +40141,7 @@
               <w:jc w:val="right"/>
             </w:pPr>
             <w:r>
-              <w:t xml:space="preserve">0.7454</w:t>
+              <w:t xml:space="preserve">0.6456</w:t>
             </w:r>
           </w:p>
         </w:tc>
@@ -40074,7 +40167,7 @@
               <w:jc w:val="right"/>
             </w:pPr>
             <w:r>
-              <w:t xml:space="preserve">0.8733</w:t>
+              <w:t xml:space="preserve">0.8282</w:t>
             </w:r>
           </w:p>
         </w:tc>
@@ -40098,7 +40191,7 @@
               <w:jc w:val="right"/>
             </w:pPr>
             <w:r>
-              <w:t xml:space="preserve">0.3500</w:t>
+              <w:t xml:space="preserve">0.3628</w:t>
             </w:r>
           </w:p>
         </w:tc>
@@ -40124,7 +40217,7 @@
               <w:jc w:val="right"/>
             </w:pPr>
             <w:r>
-              <w:t xml:space="preserve">9.3913</w:t>
+              <w:t xml:space="preserve">9.6805</w:t>
             </w:r>
           </w:p>
         </w:tc>
@@ -40148,7 +40241,7 @@
               <w:jc w:val="right"/>
             </w:pPr>
             <w:r>
-              <w:t xml:space="preserve">0.0022</w:t>
+              <w:t xml:space="preserve">0.0019</w:t>
             </w:r>
           </w:p>
         </w:tc>
@@ -40174,7 +40267,7 @@
               <w:jc w:val="right"/>
             </w:pPr>
             <w:r>
-              <w:t xml:space="preserve">0.0387</w:t>
+              <w:t xml:space="preserve">0.0193</w:t>
             </w:r>
           </w:p>
         </w:tc>
@@ -40198,7 +40291,7 @@
               <w:jc w:val="right"/>
             </w:pPr>
             <w:r>
-              <w:t xml:space="preserve">0.8440</w:t>
+              <w:t xml:space="preserve">0.8894</w:t>
             </w:r>
           </w:p>
         </w:tc>
@@ -40224,7 +40317,7 @@
               <w:jc w:val="right"/>
             </w:pPr>
             <w:r>
-              <w:t xml:space="preserve">0.2859</w:t>
+              <w:t xml:space="preserve">0.2563</w:t>
             </w:r>
           </w:p>
         </w:tc>
@@ -40248,7 +40341,7 @@
               <w:jc w:val="right"/>
             </w:pPr>
             <w:r>
-              <w:t xml:space="preserve">0.5929</w:t>
+              <w:t xml:space="preserve">0.6127</w:t>
             </w:r>
           </w:p>
         </w:tc>
@@ -40274,7 +40367,7 @@
               <w:jc w:val="right"/>
             </w:pPr>
             <w:r>
-              <w:t xml:space="preserve">13.0117</w:t>
+              <w:t xml:space="preserve">13.1289</w:t>
             </w:r>
           </w:p>
         </w:tc>
@@ -40298,7 +40391,7 @@
               <w:jc w:val="right"/>
             </w:pPr>
             <w:r>
-              <w:t xml:space="preserve">0.0429</w:t>
+              <w:t xml:space="preserve">0.0410</w:t>
             </w:r>
           </w:p>
         </w:tc>
@@ -40343,7 +40436,7 @@
         <w:t xml:space="preserve"> </w:t>
       </w:r>
       <w:r>
-        <w:t xml:space="preserve">terms fall between p = 0.13 and p = 0.84. Refitting the model without</w:t>
+        <w:t xml:space="preserve">terms fall between p = 0.15 and p = 0.89. Refitting the model without</w:t>
       </w:r>
       <w:r>
         <w:t xml:space="preserve"> </w:t>
@@ -40368,7 +40461,7 @@
           <w:b/>
           <w:bCs/>
         </w:rPr>
-        <w:t xml:space="preserve">p = 0.497</w:t>
+        <w:t xml:space="preserve">p = 0.53</w:t>
       </w:r>
       <w:r>
         <w:t xml:space="preserve">, confirming that the whole</w:t>
@@ -40383,7 +40476,7 @@
         <w:t xml:space="preserve"> </w:t>
       </w:r>
       <w:r>
-        <w:t xml:space="preserve">positively with time (Spearman ρ = +0.256), so the effect grows over follow-up</w:t>
+        <w:t xml:space="preserve">positively with time (Spearman ρ = +0.257), so the effect grows over follow-up</w:t>
       </w:r>
       <w:r>
         <w:t xml:space="preserve"> </w:t>
@@ -40481,7 +40574,7 @@
               <w:jc w:val="right"/>
             </w:pPr>
             <w:r>
-              <w:t xml:space="preserve">0.043</w:t>
+              <w:t xml:space="preserve">0.041</w:t>
             </w:r>
           </w:p>
         </w:tc>
@@ -40541,7 +40634,7 @@
               <w:jc w:val="right"/>
             </w:pPr>
             <w:r>
-              <w:t xml:space="preserve">0.688</w:t>
+              <w:t xml:space="preserve">0.71</w:t>
             </w:r>
           </w:p>
         </w:tc>
@@ -40580,7 +40673,7 @@
               <w:t xml:space="preserve"> </w:t>
             </w:r>
             <w:r>
-              <w:t xml:space="preserve">is retained in 97.2% of 500 bootstrap refits (A15.7) — one of only two robust predictors. This trades a finding for a diagnostic.</w:t>
+              <w:t xml:space="preserve">is retained in 98.8% of 500 bootstrap refits (A15.7) — one of only two robust predictors. This trades a finding for a diagnostic.</w:t>
             </w:r>
           </w:p>
         </w:tc>
@@ -40620,7 +40713,7 @@
               <w:pStyle w:val="Compact"/>
             </w:pPr>
             <w:r>
-              <w:t xml:space="preserve">Chosen. Keeps the term and estimates its drift. AIC 2276.2 against 2284.1; the log-time interaction is significant at p = 0.002.</w:t>
+              <w:t xml:space="preserve">Chosen. Keeps the term and estimates its drift. AIC 2295.4 against 2303.6; the log-time interaction is significant at p = 0.001.</w:t>
             </w:r>
           </w:p>
         </w:tc>
@@ -40893,7 +40986,7 @@
               <w:jc w:val="right"/>
             </w:pPr>
             <w:r>
-              <w:t xml:space="preserve">1.007</w:t>
+              <w:t xml:space="preserve">1.010</w:t>
             </w:r>
           </w:p>
         </w:tc>
@@ -40905,7 +40998,7 @@
               <w:jc w:val="right"/>
             </w:pPr>
             <w:r>
-              <w:t xml:space="preserve">0.837</w:t>
+              <w:t xml:space="preserve">0.839</w:t>
             </w:r>
           </w:p>
         </w:tc>
@@ -40917,7 +41010,7 @@
               <w:jc w:val="right"/>
             </w:pPr>
             <w:r>
-              <w:t xml:space="preserve">1.212</w:t>
+              <w:t xml:space="preserve">1.216</w:t>
             </w:r>
           </w:p>
         </w:tc>
@@ -40955,7 +41048,7 @@
               <w:jc w:val="right"/>
             </w:pPr>
             <w:r>
-              <w:t xml:space="preserve">1.154</w:t>
+              <w:t xml:space="preserve">1.160</w:t>
             </w:r>
           </w:p>
         </w:tc>
@@ -40967,7 +41060,7 @@
               <w:jc w:val="right"/>
             </w:pPr>
             <w:r>
-              <w:t xml:space="preserve">0.997</w:t>
+              <w:t xml:space="preserve">1.003</w:t>
             </w:r>
           </w:p>
         </w:tc>
@@ -40979,7 +41072,7 @@
               <w:jc w:val="right"/>
             </w:pPr>
             <w:r>
-              <w:t xml:space="preserve">1.334</w:t>
+              <w:t xml:space="preserve">1.342</w:t>
             </w:r>
           </w:p>
         </w:tc>
@@ -41017,7 +41110,7 @@
               <w:jc w:val="right"/>
             </w:pPr>
             <w:r>
-              <w:t xml:space="preserve">1.322</w:t>
+              <w:t xml:space="preserve">1.331</w:t>
             </w:r>
           </w:p>
         </w:tc>
@@ -41029,7 +41122,7 @@
               <w:jc w:val="right"/>
             </w:pPr>
             <w:r>
-              <w:t xml:space="preserve">1.138</w:t>
+              <w:t xml:space="preserve">1.146</w:t>
             </w:r>
           </w:p>
         </w:tc>
@@ -41041,7 +41134,7 @@
               <w:jc w:val="right"/>
             </w:pPr>
             <w:r>
-              <w:t xml:space="preserve">1.535</w:t>
+              <w:t xml:space="preserve">1.546</w:t>
             </w:r>
           </w:p>
         </w:tc>
@@ -41079,7 +41172,7 @@
               <w:jc w:val="right"/>
             </w:pPr>
             <w:r>
-              <w:t xml:space="preserve">1.514</w:t>
+              <w:t xml:space="preserve">1.528</w:t>
             </w:r>
           </w:p>
         </w:tc>
@@ -41091,7 +41184,7 @@
               <w:jc w:val="right"/>
             </w:pPr>
             <w:r>
-              <w:t xml:space="preserve">1.246</w:t>
+              <w:t xml:space="preserve">1.258</w:t>
             </w:r>
           </w:p>
         </w:tc>
@@ -41103,7 +41196,7 @@
               <w:jc w:val="right"/>
             </w:pPr>
             <w:r>
-              <w:t xml:space="preserve">1.840</w:t>
+              <w:t xml:space="preserve">1.857</w:t>
             </w:r>
           </w:p>
         </w:tc>
@@ -41141,7 +41234,7 @@
               <w:jc w:val="right"/>
             </w:pPr>
             <w:r>
-              <w:t xml:space="preserve">1.640</w:t>
+              <w:t xml:space="preserve">1.657</w:t>
             </w:r>
           </w:p>
         </w:tc>
@@ -41153,7 +41246,7 @@
               <w:jc w:val="right"/>
             </w:pPr>
             <w:r>
-              <w:t xml:space="preserve">1.301</w:t>
+              <w:t xml:space="preserve">1.314</w:t>
             </w:r>
           </w:p>
         </w:tc>
@@ -41165,7 +41258,7 @@
               <w:jc w:val="right"/>
             </w:pPr>
             <w:r>
-              <w:t xml:space="preserve">2.067</w:t>
+              <w:t xml:space="preserve">2.088</w:t>
             </w:r>
           </w:p>
         </w:tc>
@@ -41203,7 +41296,7 @@
               <w:jc w:val="right"/>
             </w:pPr>
             <w:r>
-              <w:t xml:space="preserve">1.735</w:t>
+              <w:t xml:space="preserve">1.754</w:t>
             </w:r>
           </w:p>
         </w:tc>
@@ -41215,7 +41308,7 @@
               <w:jc w:val="right"/>
             </w:pPr>
             <w:r>
-              <w:t xml:space="preserve">1.337</w:t>
+              <w:t xml:space="preserve">1.352</w:t>
             </w:r>
           </w:p>
         </w:tc>
@@ -41227,7 +41320,7 @@
               <w:jc w:val="right"/>
             </w:pPr>
             <w:r>
-              <w:t xml:space="preserve">2.251</w:t>
+              <w:t xml:space="preserve">2.276</w:t>
             </w:r>
           </w:p>
         </w:tc>
@@ -41238,13 +41331,13 @@
         <w:pStyle w:val="BodyText"/>
       </w:pPr>
       <w:r>
-        <w:t xml:space="preserve">The main model reports HR 1.257 per additional author. Time-resolved, that is</w:t>
-      </w:r>
-      <w:r>
-        <w:t xml:space="preserve"> </w:t>
-      </w:r>
-      <w:r>
-        <w:t xml:space="preserve">1.01 (0.84–1.21) at three months and 1.51 (1.25–1.84) at two years. The single</w:t>
+        <w:t xml:space="preserve">The main model reports HR 1.266 per additional author. Time-resolved, that is</w:t>
+      </w:r>
+      <w:r>
+        <w:t xml:space="preserve"> </w:t>
+      </w:r>
+      <w:r>
+        <w:t xml:space="preserve">1.01 (0.84–1.22) at three months and 1.53 (1.26–1.86) at two years. The single</w:t>
       </w:r>
       <w:r>
         <w:t xml:space="preserve"> </w:t>
@@ -41305,7 +41398,7 @@
               <a:graphicData uri="http://schemas.openxmlformats.org/drawingml/2006/picture">
                 <pic:pic>
                   <pic:nvPicPr>
-                    <pic:cNvPr descr="technical_appendix_files/c672ae73feaf9d5f60d6afc4f537df944f4b3d22.png" id="202" name="Picture"/>
+                    <pic:cNvPr descr="technical_appendix_files/8d8d4764b0e45bed0b010e5adf999c2e3c3a95dd.png" id="202" name="Picture"/>
                     <pic:cNvPicPr>
                       <a:picLocks noChangeArrowheads="1" noChangeAspect="1"/>
                     </pic:cNvPicPr>
@@ -41375,13 +41468,13 @@
         <w:t xml:space="preserve">censored at 5</w:t>
       </w:r>
       <w:r>
-        <w:t xml:space="preserve">: 489 of the 1,005 abstracts in the model frame</w:t>
-      </w:r>
-      <w:r>
-        <w:t xml:space="preserve"> </w:t>
-      </w:r>
-      <w:r>
-        <w:t xml:space="preserve">(48.7%) sit at that ceiling, an artefact of the ScienceDirect ingest recording</w:t>
+        <w:t xml:space="preserve">: 499 of the 1,020 abstracts in the model frame</w:t>
+      </w:r>
+      <w:r>
+        <w:t xml:space="preserve"> </w:t>
+      </w:r>
+      <w:r>
+        <w:t xml:space="preserve">(48.9%) sit at that ceiling, an artefact of the ScienceDirect ingest recording</w:t>
       </w:r>
       <w:r>
         <w:t xml:space="preserve"> </w:t>
@@ -41893,7 +41986,687 @@
       </w:r>
     </w:p>
     <w:bookmarkEnd w:id="206"/>
+    <w:bookmarkStart w:id="207" w:name="Xe4aa15c793597082c801f7bb37b12faf4c74cdf"/>
+    <w:p>
+      <w:pPr>
+        <w:pStyle w:val="Heading3"/>
+      </w:pPr>
+      <w:r>
+        <w:t xml:space="preserve">A16.7 Refit of 2026-09-05, after the gender correction</w:t>
+      </w:r>
+    </w:p>
+    <w:p>
+      <w:pPr>
+        <w:pStyle w:val="FirstParagraph"/>
+      </w:pPr>
+      <w:r>
+        <w:t xml:space="preserve">A concurrent correction to the author-gender waterfall moved</w:t>
+      </w:r>
+      <w:r>
+        <w:t xml:space="preserve"> </w:t>
+      </w:r>
+      <w:r>
+        <w:rPr>
+          <w:rStyle w:val="VerbatimChar"/>
+        </w:rPr>
+        <w:t xml:space="preserve">gender_unified</w:t>
+      </w:r>
+      <w:r>
+        <w:t xml:space="preserve"> </w:t>
+      </w:r>
+      <w:r>
+        <w:t xml:space="preserve">on 74 of 1,106 abstracts — 58 male/female flips and 16 rows resolved from NA —</w:t>
+      </w:r>
+      <w:r>
+        <w:t xml:space="preserve"> </w:t>
+      </w:r>
+      <w:r>
+        <w:t xml:space="preserve">which enlarged the complete-case frames and moved every model coefficient. The</w:t>
+      </w:r>
+      <w:r>
+        <w:t xml:space="preserve"> </w:t>
+      </w:r>
+      <w:r>
+        <w:t xml:space="preserve">analysis was re-run and this appendix,</w:t>
+      </w:r>
+      <w:r>
+        <w:t xml:space="preserve"> </w:t>
+      </w:r>
+      <w:r>
+        <w:rPr>
+          <w:rStyle w:val="VerbatimChar"/>
+        </w:rPr>
+        <w:t xml:space="preserve">docs/STATISTICAL_ANALYSIS.md</w:t>
+      </w:r>
+      <w:r>
+        <w:t xml:space="preserve">, the</w:t>
+      </w:r>
+      <w:r>
+        <w:t xml:space="preserve"> </w:t>
+      </w:r>
+      <w:r>
+        <w:t xml:space="preserve">README and</w:t>
+      </w:r>
+      <w:r>
+        <w:t xml:space="preserve"> </w:t>
+      </w:r>
+      <w:r>
+        <w:rPr>
+          <w:rStyle w:val="VerbatimChar"/>
+        </w:rPr>
+        <w:t xml:space="preserve">docs/manuscript_claims.csv</w:t>
+      </w:r>
+      <w:r>
+        <w:t xml:space="preserve"> </w:t>
+      </w:r>
+      <w:r>
+        <w:t xml:space="preserve">were updated to the refitted values.</w:t>
+      </w:r>
+    </w:p>
+    <w:p>
+      <w:pPr>
+        <w:pStyle w:val="BodyText"/>
+      </w:pPr>
+      <w:r>
+        <w:rPr>
+          <w:b/>
+          <w:bCs/>
+        </w:rPr>
+        <w:t xml:space="preserve">The headline results did not move.</w:t>
+      </w:r>
+      <w:r>
+        <w:t xml:space="preserve"> </w:t>
+      </w:r>
+      <w:r>
+        <w:t xml:space="preserve">The publication rate is still 178 of</w:t>
+      </w:r>
+      <w:r>
+        <w:t xml:space="preserve"> </w:t>
+      </w:r>
+      <w:r>
+        <w:t xml:space="preserve">1,051 evaluated (16.9%), the median time to publication is still 13.7 months</w:t>
+      </w:r>
+      <w:r>
+        <w:t xml:space="preserve"> </w:t>
+      </w:r>
+      <w:r>
+        <w:t xml:space="preserve">(IQR 5.7–22.6), and every sensitivity scenario is unchanged. The estimand</w:t>
+      </w:r>
+      <w:r>
+        <w:t xml:space="preserve"> </w:t>
+      </w:r>
+      <w:r>
+        <w:t xml:space="preserve">fingerprint is unchanged across all 18 components, so the analysis is answering</w:t>
+      </w:r>
+      <w:r>
+        <w:t xml:space="preserve"> </w:t>
+      </w:r>
+      <w:r>
+        <w:t xml:space="preserve">the same question; only its estimates shifted.</w:t>
+      </w:r>
+    </w:p>
+    <w:p>
+      <w:pPr>
+        <w:pStyle w:val="BodyText"/>
+      </w:pPr>
+      <w:r>
+        <w:t xml:space="preserve">What did move:</w:t>
+      </w:r>
+    </w:p>
+    <w:tbl>
+      <w:tblPr>
+        <w:tblStyle w:val="Table"/>
+        <w:tblW w:type="auto" w:w="0"/>
+        <w:tblLook w:firstRow="1" w:lastRow="0" w:firstColumn="0" w:lastColumn="0" w:noHBand="0" w:noVBand="0" w:val="0020"/>
+      </w:tblPr>
+      <w:tblGrid>
+        <w:gridCol w:w="2640"/>
+        <w:gridCol w:w="2640"/>
+        <w:gridCol w:w="2640"/>
+      </w:tblGrid>
+      <w:tr>
+        <w:trPr>
+          <w:tblHeader w:val="on"/>
+        </w:trPr>
+        <w:tc>
+          <w:tcPr/>
+          <w:p>
+            <w:pPr>
+              <w:pStyle w:val="Compact"/>
+            </w:pPr>
+            <w:r>
+              <w:t xml:space="preserve">quantity</w:t>
+            </w:r>
+          </w:p>
+        </w:tc>
+        <w:tc>
+          <w:tcPr/>
+          <w:p>
+            <w:pPr>
+              <w:pStyle w:val="Compact"/>
+              <w:jc w:val="right"/>
+            </w:pPr>
+            <w:r>
+              <w:t xml:space="preserve">before</w:t>
+            </w:r>
+          </w:p>
+        </w:tc>
+        <w:tc>
+          <w:tcPr/>
+          <w:p>
+            <w:pPr>
+              <w:pStyle w:val="Compact"/>
+              <w:jc w:val="right"/>
+            </w:pPr>
+            <w:r>
+              <w:t xml:space="preserve">after</w:t>
+            </w:r>
+          </w:p>
+        </w:tc>
+      </w:tr>
+      <w:tr>
+        <w:tc>
+          <w:tcPr/>
+          <w:p>
+            <w:pPr>
+              <w:pStyle w:val="Compact"/>
+            </w:pPr>
+            <w:r>
+              <w:t xml:space="preserve">Cox n / events</w:t>
+            </w:r>
+          </w:p>
+        </w:tc>
+        <w:tc>
+          <w:tcPr/>
+          <w:p>
+            <w:pPr>
+              <w:pStyle w:val="Compact"/>
+              <w:jc w:val="right"/>
+            </w:pPr>
+            <w:r>
+              <w:t xml:space="preserve">1,005 / 170</w:t>
+            </w:r>
+          </w:p>
+        </w:tc>
+        <w:tc>
+          <w:tcPr/>
+          <w:p>
+            <w:pPr>
+              <w:pStyle w:val="Compact"/>
+              <w:jc w:val="right"/>
+            </w:pPr>
+            <w:r>
+              <w:t xml:space="preserve">1,020 / 171</w:t>
+            </w:r>
+          </w:p>
+        </w:tc>
+      </w:tr>
+      <w:tr>
+        <w:tc>
+          <w:tcPr/>
+          <w:p>
+            <w:pPr>
+              <w:pStyle w:val="Compact"/>
+            </w:pPr>
+            <w:r>
+              <w:t xml:space="preserve">Logistic n</w:t>
+            </w:r>
+          </w:p>
+        </w:tc>
+        <w:tc>
+          <w:tcPr/>
+          <w:p>
+            <w:pPr>
+              <w:pStyle w:val="Compact"/>
+              <w:jc w:val="right"/>
+            </w:pPr>
+            <w:r>
+              <w:t xml:space="preserve">1,011</w:t>
+            </w:r>
+          </w:p>
+        </w:tc>
+        <w:tc>
+          <w:tcPr/>
+          <w:p>
+            <w:pPr>
+              <w:pStyle w:val="Compact"/>
+              <w:jc w:val="right"/>
+            </w:pPr>
+            <w:r>
+              <w:t xml:space="preserve">1,027</w:t>
+            </w:r>
+          </w:p>
+        </w:tc>
+      </w:tr>
+      <w:tr>
+        <w:tc>
+          <w:tcPr/>
+          <w:p>
+            <w:pPr>
+              <w:pStyle w:val="Compact"/>
+            </w:pPr>
+            <w:r>
+              <w:rPr>
+                <w:rStyle w:val="VerbatimChar"/>
+              </w:rPr>
+              <w:t xml:space="preserve">is_rct</w:t>
+            </w:r>
+            <w:r>
+              <w:t xml:space="preserve"> </w:t>
+            </w:r>
+            <w:r>
+              <w:t xml:space="preserve">HR</w:t>
+            </w:r>
+          </w:p>
+        </w:tc>
+        <w:tc>
+          <w:tcPr/>
+          <w:p>
+            <w:pPr>
+              <w:pStyle w:val="Compact"/>
+              <w:jc w:val="right"/>
+            </w:pPr>
+            <w:r>
+              <w:t xml:space="preserve">2.227</w:t>
+            </w:r>
+          </w:p>
+        </w:tc>
+        <w:tc>
+          <w:tcPr/>
+          <w:p>
+            <w:pPr>
+              <w:pStyle w:val="Compact"/>
+              <w:jc w:val="right"/>
+            </w:pPr>
+            <w:r>
+              <w:t xml:space="preserve">2.146</w:t>
+            </w:r>
+          </w:p>
+        </w:tc>
+      </w:tr>
+      <w:tr>
+        <w:tc>
+          <w:tcPr/>
+          <w:p>
+            <w:pPr>
+              <w:pStyle w:val="Compact"/>
+            </w:pPr>
+            <w:r>
+              <w:rPr>
+                <w:rStyle w:val="VerbatimChar"/>
+              </w:rPr>
+              <w:t xml:space="preserve">is_academic</w:t>
+            </w:r>
+            <w:r>
+              <w:t xml:space="preserve"> </w:t>
+            </w:r>
+            <w:r>
+              <w:t xml:space="preserve">HR</w:t>
+            </w:r>
+          </w:p>
+        </w:tc>
+        <w:tc>
+          <w:tcPr/>
+          <w:p>
+            <w:pPr>
+              <w:pStyle w:val="Compact"/>
+              <w:jc w:val="right"/>
+            </w:pPr>
+            <w:r>
+              <w:t xml:space="preserve">0.620</w:t>
+            </w:r>
+          </w:p>
+        </w:tc>
+        <w:tc>
+          <w:tcPr/>
+          <w:p>
+            <w:pPr>
+              <w:pStyle w:val="Compact"/>
+              <w:jc w:val="right"/>
+            </w:pPr>
+            <w:r>
+              <w:t xml:space="preserve">0.637</w:t>
+            </w:r>
+          </w:p>
+        </w:tc>
+      </w:tr>
+      <w:tr>
+        <w:tc>
+          <w:tcPr/>
+          <w:p>
+            <w:pPr>
+              <w:pStyle w:val="Compact"/>
+            </w:pPr>
+            <w:r>
+              <w:rPr>
+                <w:rStyle w:val="VerbatimChar"/>
+              </w:rPr>
+              <w:t xml:space="preserve">n_authors</w:t>
+            </w:r>
+            <w:r>
+              <w:t xml:space="preserve"> </w:t>
+            </w:r>
+            <w:r>
+              <w:t xml:space="preserve">HR (averaged)</w:t>
+            </w:r>
+          </w:p>
+        </w:tc>
+        <w:tc>
+          <w:tcPr/>
+          <w:p>
+            <w:pPr>
+              <w:pStyle w:val="Compact"/>
+              <w:jc w:val="right"/>
+            </w:pPr>
+            <w:r>
+              <w:t xml:space="preserve">1.257</w:t>
+            </w:r>
+          </w:p>
+        </w:tc>
+        <w:tc>
+          <w:tcPr/>
+          <w:p>
+            <w:pPr>
+              <w:pStyle w:val="Compact"/>
+              <w:jc w:val="right"/>
+            </w:pPr>
+            <w:r>
+              <w:t xml:space="preserve">1.266</w:t>
+            </w:r>
+          </w:p>
+        </w:tc>
+      </w:tr>
+      <w:tr>
+        <w:tc>
+          <w:tcPr/>
+          <w:p>
+            <w:pPr>
+              <w:pStyle w:val="Compact"/>
+            </w:pPr>
+            <w:r>
+              <w:rPr>
+                <w:rStyle w:val="VerbatimChar"/>
+              </w:rPr>
+              <w:t xml:space="preserve">gender_unified</w:t>
+            </w:r>
+            <w:r>
+              <w:t xml:space="preserve"> </w:t>
+            </w:r>
+            <w:r>
+              <w:t xml:space="preserve">HR</w:t>
+            </w:r>
+          </w:p>
+        </w:tc>
+        <w:tc>
+          <w:tcPr/>
+          <w:p>
+            <w:pPr>
+              <w:pStyle w:val="Compact"/>
+              <w:jc w:val="right"/>
+            </w:pPr>
+            <w:r>
+              <w:t xml:space="preserve">0.814</w:t>
+            </w:r>
+          </w:p>
+        </w:tc>
+        <w:tc>
+          <w:tcPr/>
+          <w:p>
+            <w:pPr>
+              <w:pStyle w:val="Compact"/>
+              <w:jc w:val="right"/>
+            </w:pPr>
+            <w:r>
+              <w:t xml:space="preserve">0.779</w:t>
+            </w:r>
+          </w:p>
+        </w:tc>
+      </w:tr>
+      <w:tr>
+        <w:tc>
+          <w:tcPr/>
+          <w:p>
+            <w:pPr>
+              <w:pStyle w:val="Compact"/>
+            </w:pPr>
+            <w:r>
+              <w:t xml:space="preserve">PH global p</w:t>
+            </w:r>
+          </w:p>
+        </w:tc>
+        <w:tc>
+          <w:tcPr/>
+          <w:p>
+            <w:pPr>
+              <w:pStyle w:val="Compact"/>
+              <w:jc w:val="right"/>
+            </w:pPr>
+            <w:r>
+              <w:t xml:space="preserve">0.043</w:t>
+            </w:r>
+          </w:p>
+        </w:tc>
+        <w:tc>
+          <w:tcPr/>
+          <w:p>
+            <w:pPr>
+              <w:pStyle w:val="Compact"/>
+              <w:jc w:val="right"/>
+            </w:pPr>
+            <w:r>
+              <w:t xml:space="preserve">0.041</w:t>
+            </w:r>
+          </w:p>
+        </w:tc>
+      </w:tr>
+      <w:tr>
+        <w:tc>
+          <w:tcPr/>
+          <w:p>
+            <w:pPr>
+              <w:pStyle w:val="Compact"/>
+            </w:pPr>
+            <w:r>
+              <w:t xml:space="preserve">PH global p, stratified</w:t>
+            </w:r>
+          </w:p>
+        </w:tc>
+        <w:tc>
+          <w:tcPr/>
+          <w:p>
+            <w:pPr>
+              <w:pStyle w:val="Compact"/>
+              <w:jc w:val="right"/>
+            </w:pPr>
+            <w:r>
+              <w:t xml:space="preserve">0.688</w:t>
+            </w:r>
+          </w:p>
+        </w:tc>
+        <w:tc>
+          <w:tcPr/>
+          <w:p>
+            <w:pPr>
+              <w:pStyle w:val="Compact"/>
+              <w:jc w:val="right"/>
+            </w:pPr>
+            <w:r>
+              <w:t xml:space="preserve">0.71</w:t>
+            </w:r>
+          </w:p>
+        </w:tc>
+      </w:tr>
+    </w:tbl>
+    <w:p>
+      <w:pPr>
+        <w:pStyle w:val="BodyText"/>
+      </w:pPr>
+      <w:r>
+        <w:t xml:space="preserve">The conclusion of A16 is unchanged and was reached without re-deciding</w:t>
+      </w:r>
+      <w:r>
+        <w:t xml:space="preserve"> </w:t>
+      </w:r>
+      <w:r>
+        <w:t xml:space="preserve">anything:</w:t>
+      </w:r>
+      <w:r>
+        <w:t xml:space="preserve"> </w:t>
+      </w:r>
+      <w:r>
+        <w:rPr>
+          <w:rStyle w:val="VerbatimChar"/>
+        </w:rPr>
+        <w:t xml:space="preserve">n_authors</w:t>
+      </w:r>
+      <w:r>
+        <w:t xml:space="preserve"> </w:t>
+      </w:r>
+      <w:r>
+        <w:t xml:space="preserve">remains the only term violating proportional hazards</w:t>
+      </w:r>
+      <w:r>
+        <w:t xml:space="preserve"> </w:t>
+      </w:r>
+      <w:r>
+        <w:t xml:space="preserve">(p = 0.002 against p ≥ 0.15 for every other term), and the remediation logic in</w:t>
+      </w:r>
+      <w:r>
+        <w:t xml:space="preserve"> </w:t>
+      </w:r>
+      <w:r>
+        <w:rPr>
+          <w:rStyle w:val="VerbatimChar"/>
+        </w:rPr>
+        <w:t xml:space="preserve">R/06_analyze_results.R</w:t>
+      </w:r>
+      <w:r>
+        <w:t xml:space="preserve"> </w:t>
+      </w:r>
+      <w:r>
+        <w:t xml:space="preserve">re-diagnosed and re-applied the log-time interaction on</w:t>
+      </w:r>
+      <w:r>
+        <w:t xml:space="preserve"> </w:t>
+      </w:r>
+      <w:r>
+        <w:t xml:space="preserve">its own, because it reads the violation from</w:t>
+      </w:r>
+      <w:r>
+        <w:t xml:space="preserve"> </w:t>
+      </w:r>
+      <w:r>
+        <w:rPr>
+          <w:rStyle w:val="VerbatimChar"/>
+        </w:rPr>
+        <w:t xml:space="preserve">cox.zph</w:t>
+      </w:r>
+      <w:r>
+        <w:t xml:space="preserve"> </w:t>
+      </w:r>
+      <w:r>
+        <w:t xml:space="preserve">rather than naming the</w:t>
+      </w:r>
+      <w:r>
+        <w:t xml:space="preserve"> </w:t>
+      </w:r>
+      <w:r>
+        <w:t xml:space="preserve">term. That is the property the generic implementation was written for.</w:t>
+      </w:r>
+    </w:p>
+    <w:p>
+      <w:pPr>
+        <w:pStyle w:val="BodyText"/>
+      </w:pPr>
+      <w:r>
+        <w:t xml:space="preserve">One reading did change and is worth flagging rather than burying.</w:t>
+      </w:r>
+      <w:r>
+        <w:t xml:space="preserve"> </w:t>
+      </w:r>
+      <w:r>
+        <w:rPr>
+          <w:rStyle w:val="VerbatimChar"/>
+        </w:rPr>
+        <w:t xml:space="preserve">is_academic</w:t>
+      </w:r>
+      <w:r>
+        <w:t xml:space="preserve"> </w:t>
+      </w:r>
+      <w:r>
+        <w:t xml:space="preserve">was significant in</w:t>
+      </w:r>
+      <w:r>
+        <w:t xml:space="preserve"> </w:t>
+      </w:r>
+      <w:r>
+        <w:rPr>
+          <w:b/>
+          <w:bCs/>
+        </w:rPr>
+        <w:t xml:space="preserve">all twelve</w:t>
+      </w:r>
+      <w:r>
+        <w:t xml:space="preserve"> </w:t>
+      </w:r>
+      <w:r>
+        <w:t xml:space="preserve">leave-one-congress-out refits before the</w:t>
+      </w:r>
+      <w:r>
+        <w:t xml:space="preserve"> </w:t>
+      </w:r>
+      <w:r>
+        <w:t xml:space="preserve">correction and is now significant in</w:t>
+      </w:r>
+      <w:r>
+        <w:t xml:space="preserve"> </w:t>
+      </w:r>
+      <w:r>
+        <w:rPr>
+          <w:b/>
+          <w:bCs/>
+        </w:rPr>
+        <w:t xml:space="preserve">eleven of twelve</w:t>
+      </w:r>
+      <w:r>
+        <w:t xml:space="preserve">, while its bootstrap</w:t>
+      </w:r>
+      <w:r>
+        <w:t xml:space="preserve"> </w:t>
+      </w:r>
+      <w:r>
+        <w:t xml:space="preserve">retention fell from 67.4% to 62.0%. It was already described as</w:t>
+      </w:r>
+      <w:r>
+        <w:t xml:space="preserve"> </w:t>
+      </w:r>
+      <w:r>
+        <w:t xml:space="preserve">“not</w:t>
+      </w:r>
+      <w:r>
+        <w:t xml:space="preserve"> </w:t>
+      </w:r>
+      <w:r>
+        <w:t xml:space="preserve">congress-driven but not sampling-robust”</w:t>
+      </w:r>
+      <w:r>
+        <w:t xml:space="preserve">; it is now marginally less</w:t>
+      </w:r>
+      <w:r>
+        <w:t xml:space="preserve"> </w:t>
+      </w:r>
+      <w:r>
+        <w:t xml:space="preserve">congress-independent as well. The qualification it carries should be read as</w:t>
+      </w:r>
+      <w:r>
+        <w:t xml:space="preserve"> </w:t>
+      </w:r>
+      <w:r>
+        <w:t xml:space="preserve">having got slightly stronger, not weaker.</w:t>
+      </w:r>
+    </w:p>
     <w:bookmarkEnd w:id="207"/>
+    <w:bookmarkEnd w:id="208"/>
     <w:sectPr>
       <w:footnotePr>
         <w:numRestart w:val="eachSect"/>

--- a/docs/technical_appendix.docx
+++ b/docs/technical_appendix.docx
@@ -684,7 +684,7 @@
         <w:pStyle w:val="FirstParagraph"/>
       </w:pPr>
       <w:r>
-        <w:t xml:space="preserve">The abstract-to-publication matching pipeline is implemented as a modular, fully reproducible R codebase comprising 20 R scripts, 46 test files (see</w:t>
+        <w:t xml:space="preserve">The abstract-to-publication matching pipeline is implemented as a modular, fully reproducible R codebase comprising 20 R scripts, 57 test files (see</w:t>
       </w:r>
       <w:r>
         <w:t xml:space="preserve"> </w:t>
@@ -758,7 +758,7 @@
         </w:numPr>
       </w:pPr>
       <w:r>
-        <w:t xml:space="preserve">Disk cache: 1,566 PubMed XML files; 1,154 ScienceDirect HTML files</w:t>
+        <w:t xml:space="preserve">Disk cache: no PubMed XML cache in this checkout (gitignored); no ScienceDirect HTML cache in this checkout (gitignored)</w:t>
       </w:r>
     </w:p>
     <w:p>
@@ -1422,7 +1422,7 @@
         <w:pStyle w:val="FirstParagraph"/>
       </w:pPr>
       <w:r>
-        <w:t xml:space="preserve">Conference abstracts were identified from 12 annual JMIG supplement issues (Volume 19 Issue 6 through Volume 30 Issue 11, Supplement S). The ScienceDirect supplement listing page was scraped programmatically with polite delays (2-3 seconds between requests) and user-agent rotation. Per-article HTML was cached to disk to avoid redundant fetches on re-runs. Article pages cached: 1,154 ScienceDirect HTML files.</w:t>
+        <w:t xml:space="preserve">Conference abstracts were identified from 12 annual JMIG supplement issues (Volume 19 Issue 6 through Volume 30 Issue 11, Supplement S). The ScienceDirect supplement listing page was scraped programmatically with polite delays (2-3 seconds between requests) and user-agent rotation. Per-article HTML was cached to disk to avoid redundant fetches on re-runs. Article pages cached: no ScienceDirect HTML cache in this checkout (gitignored).</w:t>
       </w:r>
     </w:p>
     <w:p>
@@ -1604,7 +1604,7 @@
         <w:pStyle w:val="FirstParagraph"/>
       </w:pPr>
       <w:r>
-        <w:t xml:space="preserve">NCBI E-Utilities requests were rate-limited to 3 requests/second (without API key) or 10 requests/second (with ENTREZ_KEY). PubMed XML responses were cached to disk (1,566 PubMed XML files). All search stages used RDS-based checkpoints enabling resume after interruption.</w:t>
+        <w:t xml:space="preserve">NCBI E-Utilities requests were rate-limited to 3 requests/second (without API key) or 10 requests/second (with ENTREZ_KEY). PubMed XML responses were cached to disk (no PubMed XML cache in this checkout (gitignored)). All search stages used RDS-based checkpoints enabling resume after interruption.</w:t>
       </w:r>
     </w:p>
     <w:bookmarkEnd w:id="27"/>
@@ -42667,6 +42667,1000 @@
     </w:p>
     <w:bookmarkEnd w:id="207"/>
     <w:bookmarkEnd w:id="208"/>
+    <w:bookmarkStart w:id="214" w:name="X149e2ef04c0217676e508c98efc7562e55da7db"/>
+    <w:p>
+      <w:pPr>
+        <w:pStyle w:val="Heading2"/>
+      </w:pPr>
+      <w:r>
+        <w:t xml:space="preserve">A17. Single-Sourcing the Decision Registry</w:t>
+      </w:r>
+    </w:p>
+    <w:p>
+      <w:pPr>
+        <w:pStyle w:val="FirstParagraph"/>
+      </w:pPr>
+      <w:r>
+        <w:t xml:space="preserve">This appendix records a documentation defect, not a scientific one, and the</w:t>
+      </w:r>
+      <w:r>
+        <w:t xml:space="preserve"> </w:t>
+      </w:r>
+      <w:r>
+        <w:t xml:space="preserve">guard added so it cannot recur.</w:t>
+      </w:r>
+    </w:p>
+    <w:bookmarkStart w:id="209" w:name="a17.1-the-same-rot-one-level-up"/>
+    <w:p>
+      <w:pPr>
+        <w:pStyle w:val="Heading3"/>
+      </w:pPr>
+      <w:r>
+        <w:t xml:space="preserve">A17.1 The same rot, one level up</w:t>
+      </w:r>
+    </w:p>
+    <w:p>
+      <w:pPr>
+        <w:pStyle w:val="FirstParagraph"/>
+      </w:pPr>
+      <w:r>
+        <w:rPr>
+          <w:rStyle w:val="VerbatimChar"/>
+        </w:rPr>
+        <w:t xml:space="preserve">tests/expected_failures.yaml</w:t>
+      </w:r>
+      <w:r>
+        <w:t xml:space="preserve"> </w:t>
+      </w:r>
+      <w:r>
+        <w:t xml:space="preserve">registers every test left failing on purpose.</w:t>
+      </w:r>
+      <w:r>
+        <w:t xml:space="preserve"> </w:t>
+      </w:r>
+      <w:r>
+        <w:t xml:space="preserve">The suite gate fails when an unregistered test fails, when a registered one</w:t>
+      </w:r>
+      <w:r>
+        <w:t xml:space="preserve"> </w:t>
+      </w:r>
+      <w:r>
+        <w:t xml:space="preserve">starts passing, when an entry names a test that no longer runs, and — since the</w:t>
+      </w:r>
+      <w:r>
+        <w:t xml:space="preserve"> </w:t>
+      </w:r>
+      <w:r>
+        <w:t xml:space="preserve">skip work — when a test skips without approval. All of that exists because a</w:t>
+      </w:r>
+      <w:r>
+        <w:t xml:space="preserve"> </w:t>
+      </w:r>
+      <w:r>
+        <w:t xml:space="preserve">list of known-failing tests rots: a decision gets taken, the entry stays, and CI</w:t>
+      </w:r>
+      <w:r>
+        <w:t xml:space="preserve"> </w:t>
+      </w:r>
+      <w:r>
+        <w:t xml:space="preserve">keeps green-lighting a question that has already been answered.</w:t>
+      </w:r>
+    </w:p>
+    <w:p>
+      <w:pPr>
+        <w:pStyle w:val="BodyText"/>
+      </w:pPr>
+      <w:r>
+        <w:t xml:space="preserve">The manifest was protected. Its</w:t>
+      </w:r>
+      <w:r>
+        <w:t xml:space="preserve"> </w:t>
+      </w:r>
+      <w:r>
+        <w:rPr>
+          <w:i/>
+          <w:iCs/>
+        </w:rPr>
+        <w:t xml:space="preserve">descriptions</w:t>
+      </w:r>
+      <w:r>
+        <w:t xml:space="preserve"> </w:t>
+      </w:r>
+      <w:r>
+        <w:t xml:space="preserve">were not. Both</w:t>
+      </w:r>
+      <w:r>
+        <w:t xml:space="preserve"> </w:t>
+      </w:r>
+      <w:r>
+        <w:rPr>
+          <w:rStyle w:val="VerbatimChar"/>
+        </w:rPr>
+        <w:t xml:space="preserve">README.md</w:t>
+      </w:r>
+      <w:r>
+        <w:t xml:space="preserve"> </w:t>
+      </w:r>
+      <w:r>
+        <w:t xml:space="preserve">and</w:t>
+      </w:r>
+      <w:r>
+        <w:t xml:space="preserve"> </w:t>
+      </w:r>
+      <w:r>
+        <w:rPr>
+          <w:rStyle w:val="VerbatimChar"/>
+        </w:rPr>
+        <w:t xml:space="preserve">docs/VALIDATION.md</w:t>
+      </w:r>
+      <w:r>
+        <w:t xml:space="preserve"> </w:t>
+      </w:r>
+      <w:r>
+        <w:t xml:space="preserve">carried a hand-maintained table of the registered failures,</w:t>
+      </w:r>
+      <w:r>
+        <w:t xml:space="preserve"> </w:t>
+      </w:r>
+      <w:r>
+        <w:t xml:space="preserve">and both had stopped at three rows while the manifest grew to</w:t>
+      </w:r>
+      <w:r>
+        <w:t xml:space="preserve"> </w:t>
+      </w:r>
+      <w:r>
+        <w:rPr>
+          <w:b/>
+          <w:bCs/>
+        </w:rPr>
+        <w:t xml:space="preserve">23</w:t>
+      </w:r>
+      <w:r>
+        <w:t xml:space="preserve">. A reader</w:t>
+      </w:r>
+      <w:r>
+        <w:t xml:space="preserve"> </w:t>
+      </w:r>
+      <w:r>
+        <w:t xml:space="preserve">of either document would have concluded the project had three open questions.</w:t>
+      </w:r>
+    </w:p>
+    <w:p>
+      <w:pPr>
+        <w:pStyle w:val="BodyText"/>
+      </w:pPr>
+      <w:r>
+        <w:rPr>
+          <w:rStyle w:val="VerbatimChar"/>
+        </w:rPr>
+        <w:t xml:space="preserve">docs/DECISIONS_PENDING.md</w:t>
+      </w:r>
+      <w:r>
+        <w:t xml:space="preserve"> </w:t>
+      </w:r>
+      <w:r>
+        <w:t xml:space="preserve">had been generated from the manifest the whole time</w:t>
+      </w:r>
+      <w:r>
+        <w:t xml:space="preserve"> </w:t>
+      </w:r>
+      <w:r>
+        <w:t xml:space="preserve">and listed all 23 correctly. The problem was not a missing artefact; it was two</w:t>
+      </w:r>
+      <w:r>
+        <w:t xml:space="preserve"> </w:t>
+      </w:r>
+      <w:r>
+        <w:t xml:space="preserve">unofficial copies of one that already existed.</w:t>
+      </w:r>
+    </w:p>
+    <w:bookmarkEnd w:id="209"/>
+    <w:bookmarkStart w:id="210" w:name="a17.2-what-replaced-them"/>
+    <w:p>
+      <w:pPr>
+        <w:pStyle w:val="Heading3"/>
+      </w:pPr>
+      <w:r>
+        <w:t xml:space="preserve">A17.2 What replaced them</w:t>
+      </w:r>
+    </w:p>
+    <w:p>
+      <w:pPr>
+        <w:pStyle w:val="FirstParagraph"/>
+      </w:pPr>
+      <w:r>
+        <w:t xml:space="preserve">Both tables are deleted. Each document now links to the generated registry and</w:t>
+      </w:r>
+      <w:r>
+        <w:t xml:space="preserve"> </w:t>
+      </w:r>
+      <w:r>
+        <w:t xml:space="preserve">states only a count, written as a marker:</w:t>
+      </w:r>
+    </w:p>
+    <w:p>
+      <w:pPr>
+        <w:pStyle w:val="SourceCode"/>
+      </w:pPr>
+      <w:r>
+        <w:rPr>
+          <w:rStyle w:val="VerbatimChar"/>
+        </w:rPr>
+        <w:t xml:space="preserve">&lt;!--manifest-count--&gt;23&lt;!--/manifest-count--&gt;</w:t>
+      </w:r>
+    </w:p>
+    <w:p>
+      <w:pPr>
+        <w:pStyle w:val="FirstParagraph"/>
+      </w:pPr>
+      <w:r>
+        <w:rPr>
+          <w:rStyle w:val="VerbatimChar"/>
+        </w:rPr>
+        <w:t xml:space="preserve">tests/testthat/test-decision_registry.R</w:t>
+      </w:r>
+      <w:r>
+        <w:t xml:space="preserve"> </w:t>
+      </w:r>
+      <w:r>
+        <w:t xml:space="preserve">asserts that every marked count equals</w:t>
+      </w:r>
+      <w:r>
+        <w:t xml:space="preserve"> </w:t>
+      </w:r>
+      <w:r>
+        <w:t xml:space="preserve">the length of its manifest, that</w:t>
+      </w:r>
+      <w:r>
+        <w:t xml:space="preserve"> </w:t>
+      </w:r>
+      <w:r>
+        <w:rPr>
+          <w:rStyle w:val="VerbatimChar"/>
+        </w:rPr>
+        <w:t xml:space="preserve">DECISIONS_PENDING.md</w:t>
+      </w:r>
+      <w:r>
+        <w:t xml:space="preserve"> </w:t>
+      </w:r>
+      <w:r>
+        <w:t xml:space="preserve">carries one heading per</w:t>
+      </w:r>
+      <w:r>
+        <w:t xml:space="preserve"> </w:t>
+      </w:r>
+      <w:r>
+        <w:t xml:space="preserve">manifest entry and keeps its do-not-edit banner, and that neither document</w:t>
+      </w:r>
+      <w:r>
+        <w:t xml:space="preserve"> </w:t>
+      </w:r>
+      <w:r>
+        <w:t xml:space="preserve">reintroduces a table of manifest rows.</w:t>
+      </w:r>
+    </w:p>
+    <w:p>
+      <w:pPr>
+        <w:pStyle w:val="BodyText"/>
+      </w:pPr>
+      <w:r>
+        <w:t xml:space="preserve">That last check needed narrowing. Its first form matched any table row citing a</w:t>
+      </w:r>
+      <w:r>
+        <w:t xml:space="preserve"> </w:t>
+      </w:r>
+      <w:r>
+        <w:t xml:space="preserve">test file and flagged nineteen rows in</w:t>
+      </w:r>
+      <w:r>
+        <w:t xml:space="preserve"> </w:t>
+      </w:r>
+      <w:r>
+        <w:rPr>
+          <w:rStyle w:val="VerbatimChar"/>
+        </w:rPr>
+        <w:t xml:space="preserve">docs/VALIDATION.md</w:t>
+      </w:r>
+      <w:r>
+        <w:t xml:space="preserve"> </w:t>
+      </w:r>
+      <w:r>
+        <w:t xml:space="preserve">— the legitimate</w:t>
+      </w:r>
+      <w:r>
+        <w:t xml:space="preserve"> </w:t>
+      </w:r>
+      <w:r>
+        <w:t xml:space="preserve">test</w:t>
+      </w:r>
+      <w:r>
+        <w:t xml:space="preserve"> </w:t>
+      </w:r>
+      <w:r>
+        <w:rPr>
+          <w:b/>
+          <w:bCs/>
+        </w:rPr>
+        <w:t xml:space="preserve">inventory</w:t>
+      </w:r>
+      <w:r>
+        <w:t xml:space="preserve">, which tabulates every test file with its assertion count and</w:t>
+      </w:r>
+      <w:r>
+        <w:t xml:space="preserve"> </w:t>
+      </w:r>
+      <w:r>
+        <w:t xml:space="preserve">gate. A manifest row cites a specific</w:t>
+      </w:r>
+      <w:r>
+        <w:t xml:space="preserve"> </w:t>
+      </w:r>
+      <w:r>
+        <w:rPr>
+          <w:i/>
+          <w:iCs/>
+        </w:rPr>
+        <w:t xml:space="preserve">line</w:t>
+      </w:r>
+      <w:r>
+        <w:t xml:space="preserve"> </w:t>
+      </w:r>
+      <w:r>
+        <w:t xml:space="preserve">(</w:t>
+      </w:r>
+      <w:r>
+        <w:rPr>
+          <w:rStyle w:val="VerbatimChar"/>
+        </w:rPr>
+        <w:t xml:space="preserve">test-cycle04_….R:179</w:t>
+      </w:r>
+      <w:r>
+        <w:t xml:space="preserve">); an</w:t>
+      </w:r>
+      <w:r>
+        <w:t xml:space="preserve"> </w:t>
+      </w:r>
+      <w:r>
+        <w:t xml:space="preserve">inventory row does not. The guard now requires the line number, so it catches</w:t>
+      </w:r>
+      <w:r>
+        <w:t xml:space="preserve"> </w:t>
+      </w:r>
+      <w:r>
+        <w:t xml:space="preserve">the duplicate table without forbidding the catalogue.</w:t>
+      </w:r>
+    </w:p>
+    <w:p>
+      <w:pPr>
+        <w:pStyle w:val="BodyText"/>
+      </w:pPr>
+      <w:r>
+        <w:t xml:space="preserve">README also stopped quoting pass and fail totals. They changed on almost every</w:t>
+      </w:r>
+      <w:r>
+        <w:t xml:space="preserve"> </w:t>
+      </w:r>
+      <w:r>
+        <w:t xml:space="preserve">commit, so the figure was stale before it could be read.</w:t>
+      </w:r>
+    </w:p>
+    <w:bookmarkEnd w:id="210"/>
+    <w:bookmarkStart w:id="211" w:name="X5f4f88a56db74902f9ea4c7bb01ff69f56826eb"/>
+    <w:p>
+      <w:pPr>
+        <w:pStyle w:val="Heading3"/>
+      </w:pPr>
+      <w:r>
+        <w:t xml:space="preserve">A17.2b A registration is not an observation</w:t>
+      </w:r>
+    </w:p>
+    <w:p>
+      <w:pPr>
+        <w:pStyle w:val="FirstParagraph"/>
+      </w:pPr>
+      <w:r>
+        <w:t xml:space="preserve">The count guard caught something on its first run that is worth keeping. The</w:t>
+      </w:r>
+      <w:r>
+        <w:t xml:space="preserve"> </w:t>
+      </w:r>
+      <w:r>
+        <w:t xml:space="preserve">README stated</w:t>
+      </w:r>
+      <w:r>
+        <w:t xml:space="preserve"> </w:t>
+      </w:r>
+      <w:r>
+        <w:rPr>
+          <w:i/>
+          <w:iCs/>
+        </w:rPr>
+        <w:t xml:space="preserve">12 skipped</w:t>
+      </w:r>
+      <w:r>
+        <w:t xml:space="preserve">, taken from a clean-worktree run;</w:t>
+      </w:r>
+      <w:r>
+        <w:t xml:space="preserve"> </w:t>
+      </w:r>
+      <w:r>
+        <w:rPr>
+          <w:rStyle w:val="VerbatimChar"/>
+        </w:rPr>
+        <w:t xml:space="preserve">tests/expected_skips.yaml</w:t>
+      </w:r>
+      <w:r>
+        <w:t xml:space="preserve"> </w:t>
+      </w:r>
+      <w:r>
+        <w:t xml:space="preserve">holds</w:t>
+      </w:r>
+      <w:r>
+        <w:t xml:space="preserve"> </w:t>
+      </w:r>
+      <w:r>
+        <w:rPr>
+          <w:b/>
+          <w:bCs/>
+        </w:rPr>
+        <w:t xml:space="preserve">13</w:t>
+      </w:r>
+      <w:r>
+        <w:t xml:space="preserve"> </w:t>
+      </w:r>
+      <w:r>
+        <w:t xml:space="preserve">entries. Both are correct, and they</w:t>
+      </w:r>
+      <w:r>
+        <w:t xml:space="preserve"> </w:t>
+      </w:r>
+      <w:r>
+        <w:t xml:space="preserve">measure different things.</w:t>
+      </w:r>
+    </w:p>
+    <w:p>
+      <w:pPr>
+        <w:pStyle w:val="BodyText"/>
+      </w:pPr>
+      <w:r>
+        <w:t xml:space="preserve">An entry in the skip manifest is a</w:t>
+      </w:r>
+      <w:r>
+        <w:t xml:space="preserve"> </w:t>
+      </w:r>
+      <w:r>
+        <w:rPr>
+          <w:i/>
+          <w:iCs/>
+        </w:rPr>
+        <w:t xml:space="preserve">registration</w:t>
+      </w:r>
+      <w:r>
+        <w:t xml:space="preserve">: this test is allowed to skip,</w:t>
+      </w:r>
+      <w:r>
+        <w:t xml:space="preserve"> </w:t>
+      </w:r>
+      <w:r>
+        <w:t xml:space="preserve">and here is why. Whether it actually skips depends on the environment — the</w:t>
+      </w:r>
+      <w:r>
+        <w:t xml:space="preserve"> </w:t>
+      </w:r>
+      <w:r>
+        <w:t xml:space="preserve">Shiny bundle, the PubMed XML cache and the 2017 JMIG cache are all gitignored,</w:t>
+      </w:r>
+      <w:r>
+        <w:t xml:space="preserve"> </w:t>
+      </w:r>
+      <w:r>
+        <w:t xml:space="preserve">so a machine that has run the pipeline reaches assertions that CI cannot. The</w:t>
+      </w:r>
+      <w:r>
+        <w:t xml:space="preserve"> </w:t>
+      </w:r>
+      <w:r>
+        <w:t xml:space="preserve">gate is built on exactly that asymmetry: it fails on an</w:t>
+      </w:r>
+      <w:r>
+        <w:t xml:space="preserve"> </w:t>
+      </w:r>
+      <w:r>
+        <w:rPr>
+          <w:i/>
+          <w:iCs/>
+        </w:rPr>
+        <w:t xml:space="preserve">unapproved</w:t>
+      </w:r>
+      <w:r>
+        <w:t xml:space="preserve"> </w:t>
+      </w:r>
+      <w:r>
+        <w:t xml:space="preserve">skip, and</w:t>
+      </w:r>
+      <w:r>
+        <w:t xml:space="preserve"> </w:t>
+      </w:r>
+      <w:r>
+        <w:t xml:space="preserve">says nothing when an approved one runs anyway.</w:t>
+      </w:r>
+    </w:p>
+    <w:p>
+      <w:pPr>
+        <w:pStyle w:val="BodyText"/>
+      </w:pPr>
+      <w:r>
+        <w:t xml:space="preserve">So the marker checking a manifest length belongs on the registered count, and</w:t>
+      </w:r>
+      <w:r>
+        <w:t xml:space="preserve"> </w:t>
+      </w:r>
+      <w:r>
+        <w:t xml:space="preserve">the observed count is left unchecked and labelled as an observation. Marking</w:t>
+      </w:r>
+      <w:r>
+        <w:t xml:space="preserve"> </w:t>
+      </w:r>
+      <w:r>
+        <w:t xml:space="preserve">both would have forced the two to agree, which would either have falsified the</w:t>
+      </w:r>
+      <w:r>
+        <w:t xml:space="preserve"> </w:t>
+      </w:r>
+      <w:r>
+        <w:t xml:space="preserve">README or created pressure to delete a legitimate manifest entry to make a</w:t>
+      </w:r>
+      <w:r>
+        <w:t xml:space="preserve"> </w:t>
+      </w:r>
+      <w:r>
+        <w:t xml:space="preserve">number match.</w:t>
+      </w:r>
+    </w:p>
+    <w:bookmarkEnd w:id="211"/>
+    <w:bookmarkStart w:id="212" w:name="a17.3-numbers-with-no-producer"/>
+    <w:p>
+      <w:pPr>
+        <w:pStyle w:val="Heading3"/>
+      </w:pPr>
+      <w:r>
+        <w:t xml:space="preserve">A17.3 Numbers with no producer</w:t>
+      </w:r>
+    </w:p>
+    <w:p>
+      <w:pPr>
+        <w:pStyle w:val="FirstParagraph"/>
+      </w:pPr>
+      <w:r>
+        <w:t xml:space="preserve">A second, smaller instance of the same principle. Several figures justifying the</w:t>
+      </w:r>
+      <w:r>
+        <w:t xml:space="preserve"> </w:t>
+      </w:r>
+      <w:r>
+        <w:t xml:space="preserve">proportional-hazards remediation in A16 were computed at a prompt and typed into</w:t>
+      </w:r>
+      <w:r>
+        <w:t xml:space="preserve"> </w:t>
+      </w:r>
+      <w:r>
+        <w:t xml:space="preserve">prose:</w:t>
+      </w:r>
+    </w:p>
+    <w:tbl>
+      <w:tblPr>
+        <w:tblStyle w:val="Table"/>
+        <w:tblW w:type="auto" w:w="0"/>
+        <w:tblLook w:firstRow="1" w:lastRow="0" w:firstColumn="0" w:lastColumn="0" w:noHBand="0" w:noVBand="0" w:val="0020"/>
+      </w:tblPr>
+      <w:tblGrid>
+        <w:gridCol w:w="3960"/>
+        <w:gridCol w:w="3960"/>
+      </w:tblGrid>
+      <w:tr>
+        <w:trPr>
+          <w:tblHeader w:val="on"/>
+        </w:trPr>
+        <w:tc>
+          <w:tcPr/>
+          <w:p>
+            <w:pPr>
+              <w:pStyle w:val="Compact"/>
+            </w:pPr>
+            <w:r>
+              <w:t xml:space="preserve">metric</w:t>
+            </w:r>
+          </w:p>
+        </w:tc>
+        <w:tc>
+          <w:tcPr/>
+          <w:p>
+            <w:pPr>
+              <w:pStyle w:val="Compact"/>
+              <w:jc w:val="right"/>
+            </w:pPr>
+            <w:r>
+              <w:t xml:space="preserve">value</w:t>
+            </w:r>
+          </w:p>
+        </w:tc>
+      </w:tr>
+      <w:tr>
+        <w:tc>
+          <w:tcPr/>
+          <w:p>
+            <w:pPr>
+              <w:pStyle w:val="Compact"/>
+            </w:pPr>
+            <w:r>
+              <w:t xml:space="preserve">Cox model frame</w:t>
+            </w:r>
+          </w:p>
+        </w:tc>
+        <w:tc>
+          <w:tcPr/>
+          <w:p>
+            <w:pPr>
+              <w:pStyle w:val="Compact"/>
+              <w:jc w:val="right"/>
+            </w:pPr>
+            <w:r>
+              <w:t xml:space="preserve">1,020 abstracts, 171 events</w:t>
+            </w:r>
+          </w:p>
+        </w:tc>
+      </w:tr>
+      <w:tr>
+        <w:tc>
+          <w:tcPr/>
+          <w:p>
+            <w:pPr>
+              <w:pStyle w:val="Compact"/>
+            </w:pPr>
+            <w:r>
+              <w:t xml:space="preserve">Global Schoenfeld p, violator removed</w:t>
+            </w:r>
+          </w:p>
+        </w:tc>
+        <w:tc>
+          <w:tcPr/>
+          <w:p>
+            <w:pPr>
+              <w:pStyle w:val="Compact"/>
+              <w:jc w:val="right"/>
+            </w:pPr>
+            <w:r>
+              <w:t xml:space="preserve">0.5295</w:t>
+            </w:r>
+          </w:p>
+        </w:tc>
+      </w:tr>
+      <w:tr>
+        <w:tc>
+          <w:tcPr/>
+          <w:p>
+            <w:pPr>
+              <w:pStyle w:val="Compact"/>
+            </w:pPr>
+            <w:r>
+              <w:t xml:space="preserve">AIC, proportional fit</w:t>
+            </w:r>
+          </w:p>
+        </w:tc>
+        <w:tc>
+          <w:tcPr/>
+          <w:p>
+            <w:pPr>
+              <w:pStyle w:val="Compact"/>
+              <w:jc w:val="right"/>
+            </w:pPr>
+            <w:r>
+              <w:t xml:space="preserve">2303.6</w:t>
+            </w:r>
+          </w:p>
+        </w:tc>
+      </w:tr>
+      <w:tr>
+        <w:tc>
+          <w:tcPr/>
+          <w:p>
+            <w:pPr>
+              <w:pStyle w:val="Compact"/>
+            </w:pPr>
+            <w:r>
+              <w:t xml:space="preserve">AIC, time-varying fit</w:t>
+            </w:r>
+          </w:p>
+        </w:tc>
+        <w:tc>
+          <w:tcPr/>
+          <w:p>
+            <w:pPr>
+              <w:pStyle w:val="Compact"/>
+              <w:jc w:val="right"/>
+            </w:pPr>
+            <w:r>
+              <w:t xml:space="preserve">2295.4</w:t>
+            </w:r>
+          </w:p>
+        </w:tc>
+      </w:tr>
+      <w:tr>
+        <w:tc>
+          <w:tcPr/>
+          <w:p>
+            <w:pPr>
+              <w:pStyle w:val="Compact"/>
+            </w:pPr>
+            <w:r>
+              <w:t xml:space="preserve">Schoenfeld ρ with time, violator</w:t>
+            </w:r>
+          </w:p>
+        </w:tc>
+        <w:tc>
+          <w:tcPr/>
+          <w:p>
+            <w:pPr>
+              <w:pStyle w:val="Compact"/>
+              <w:jc w:val="right"/>
+            </w:pPr>
+            <w:r>
+              <w:t xml:space="preserve">0.257</w:t>
+            </w:r>
+          </w:p>
+        </w:tc>
+      </w:tr>
+      <w:tr>
+        <w:tc>
+          <w:tcPr/>
+          <w:p>
+            <w:pPr>
+              <w:pStyle w:val="Compact"/>
+            </w:pPr>
+            <w:r>
+              <w:t xml:space="preserve">Share of frame at the author ceiling</w:t>
+            </w:r>
+          </w:p>
+        </w:tc>
+        <w:tc>
+          <w:tcPr/>
+          <w:p>
+            <w:pPr>
+              <w:pStyle w:val="Compact"/>
+              <w:jc w:val="right"/>
+            </w:pPr>
+            <w:r>
+              <w:t xml:space="preserve">48.9%</w:t>
+            </w:r>
+          </w:p>
+        </w:tc>
+      </w:tr>
+    </w:tbl>
+    <w:p>
+      <w:pPr>
+        <w:pStyle w:val="BodyText"/>
+      </w:pPr>
+      <w:r>
+        <w:t xml:space="preserve">A number with no producer cannot be re-derived, so nothing notices when it stops</w:t>
+      </w:r>
+      <w:r>
+        <w:t xml:space="preserve"> </w:t>
+      </w:r>
+      <w:r>
+        <w:t xml:space="preserve">being true — and every one of these shifted at the 2026-09-05 refit.</w:t>
+      </w:r>
+      <w:r>
+        <w:t xml:space="preserve"> </w:t>
+      </w:r>
+      <w:r>
+        <w:rPr>
+          <w:rStyle w:val="VerbatimChar"/>
+        </w:rPr>
+        <w:t xml:space="preserve">scripts/ph_diagnostics_report.R</w:t>
+      </w:r>
+      <w:r>
+        <w:t xml:space="preserve"> </w:t>
+      </w:r>
+      <w:r>
+        <w:t xml:space="preserve">now computes them into</w:t>
+      </w:r>
+      <w:r>
+        <w:t xml:space="preserve"> </w:t>
+      </w:r>
+      <w:r>
+        <w:rPr>
+          <w:rStyle w:val="VerbatimChar"/>
+        </w:rPr>
+        <w:t xml:space="preserve">output/cox_ph_support.csv</w:t>
+      </w:r>
+      <w:r>
+        <w:t xml:space="preserve">, reading the model specification back from</w:t>
+      </w:r>
+      <w:r>
+        <w:t xml:space="preserve"> </w:t>
+      </w:r>
+      <w:r>
+        <w:rPr>
+          <w:rStyle w:val="VerbatimChar"/>
+        </w:rPr>
+        <w:t xml:space="preserve">output/model_variable_screen.csv</w:t>
+      </w:r>
+      <w:r>
+        <w:t xml:space="preserve"> </w:t>
+      </w:r>
+      <w:r>
+        <w:t xml:space="preserve">rather than restating it, so it cannot drift</w:t>
+      </w:r>
+      <w:r>
+        <w:t xml:space="preserve"> </w:t>
+      </w:r>
+      <w:r>
+        <w:t xml:space="preserve">from the model actually fitted. Seven are registered in</w:t>
+      </w:r>
+      <w:r>
+        <w:t xml:space="preserve"> </w:t>
+      </w:r>
+      <w:r>
+        <w:rPr>
+          <w:rStyle w:val="VerbatimChar"/>
+        </w:rPr>
+        <w:t xml:space="preserve">docs/manuscript_claims.csv</w:t>
+      </w:r>
+      <w:r>
+        <w:t xml:space="preserve"> </w:t>
+      </w:r>
+      <w:r>
+        <w:t xml:space="preserve">and recomputed by the claims test.</w:t>
+      </w:r>
+    </w:p>
+    <w:bookmarkEnd w:id="212"/>
+    <w:bookmarkStart w:id="213" w:name="X09754584c0a25a9907ec13185c24b3896071f29"/>
+    <w:p>
+      <w:pPr>
+        <w:pStyle w:val="Heading3"/>
+      </w:pPr>
+      <w:r>
+        <w:t xml:space="preserve">A17.4 Two files committed without metadata</w:t>
+      </w:r>
+    </w:p>
+    <w:p>
+      <w:pPr>
+        <w:pStyle w:val="FirstParagraph"/>
+      </w:pPr>
+      <w:r>
+        <w:rPr>
+          <w:rStyle w:val="VerbatimChar"/>
+        </w:rPr>
+        <w:t xml:space="preserve">scripts/build_docs_metadata.R</w:t>
+      </w:r>
+      <w:r>
+        <w:t xml:space="preserve"> </w:t>
+      </w:r>
+      <w:r>
+        <w:t xml:space="preserve">refused to run until</w:t>
+      </w:r>
+      <w:r>
+        <w:t xml:space="preserve"> </w:t>
+      </w:r>
+      <w:r>
+        <w:rPr>
+          <w:rStyle w:val="VerbatimChar"/>
+        </w:rPr>
+        <w:t xml:space="preserve">output/candidate_pool_index.csv</w:t>
+      </w:r>
+      <w:r>
+        <w:t xml:space="preserve"> </w:t>
+      </w:r>
+      <w:r>
+        <w:t xml:space="preserve">and</w:t>
+      </w:r>
+      <w:r>
+        <w:t xml:space="preserve"> </w:t>
+      </w:r>
+      <w:r>
+        <w:rPr>
+          <w:rStyle w:val="VerbatimChar"/>
+        </w:rPr>
+        <w:t xml:space="preserve">output/cox_ph_support.csv</w:t>
+      </w:r>
+      <w:r>
+        <w:t xml:space="preserve"> </w:t>
+      </w:r>
+      <w:r>
+        <w:t xml:space="preserve">were described</w:t>
+      </w:r>
+      <w:r>
+        <w:t xml:space="preserve"> </w:t>
+      </w:r>
+      <w:r>
+        <w:t xml:space="preserve">in</w:t>
+      </w:r>
+      <w:r>
+        <w:t xml:space="preserve"> </w:t>
+      </w:r>
+      <w:r>
+        <w:rPr>
+          <w:rStyle w:val="VerbatimChar"/>
+        </w:rPr>
+        <w:t xml:space="preserve">docs/_meta/data_inventory_meta.csv</w:t>
+      </w:r>
+      <w:r>
+        <w:t xml:space="preserve">. The first had been committed by other</w:t>
+      </w:r>
+      <w:r>
+        <w:t xml:space="preserve"> </w:t>
+      </w:r>
+      <w:r>
+        <w:t xml:space="preserve">work without an entry. The builder’s own guard caught both, which is the</w:t>
+      </w:r>
+      <w:r>
+        <w:t xml:space="preserve"> </w:t>
+      </w:r>
+      <w:r>
+        <w:t xml:space="preserve">behaviour that guard was added for.</w:t>
+      </w:r>
+    </w:p>
+    <w:p>
+      <w:pPr>
+        <w:pStyle w:val="BodyText"/>
+      </w:pPr>
+      <w:r>
+        <w:t xml:space="preserve">Regenerating the documentation on a branch also revealed that the builder</w:t>
+      </w:r>
+      <w:r>
+        <w:t xml:space="preserve"> </w:t>
+      </w:r>
+      <w:r>
+        <w:t xml:space="preserve">requires every documented file to be present on disk, including the large</w:t>
+      </w:r>
+      <w:r>
+        <w:t xml:space="preserve"> </w:t>
+      </w:r>
+      <w:r>
+        <w:t xml:space="preserve">gitignored artefacts (</w:t>
+      </w:r>
+      <w:r>
+        <w:rPr>
+          <w:rStyle w:val="VerbatimChar"/>
+        </w:rPr>
+        <w:t xml:space="preserve">pubmed_candidates.csv</w:t>
+      </w:r>
+      <w:r>
+        <w:t xml:space="preserve">, the search checkpoints, the 2017</w:t>
+      </w:r>
+      <w:r>
+        <w:t xml:space="preserve"> </w:t>
+      </w:r>
+      <w:r>
+        <w:t xml:space="preserve">JMIG cache). It therefore cannot run in a clean checkout — only on a machine</w:t>
+      </w:r>
+      <w:r>
+        <w:t xml:space="preserve"> </w:t>
+      </w:r>
+      <w:r>
+        <w:t xml:space="preserve">that has done a full pipeline run. That is a limitation of the builder rather</w:t>
+      </w:r>
+      <w:r>
+        <w:t xml:space="preserve"> </w:t>
+      </w:r>
+      <w:r>
+        <w:t xml:space="preserve">than a defect in the metadata, and it is recorded here rather than worked</w:t>
+      </w:r>
+      <w:r>
+        <w:t xml:space="preserve"> </w:t>
+      </w:r>
+      <w:r>
+        <w:t xml:space="preserve">around: the caches were linked in temporarily to regenerate, and the links</w:t>
+      </w:r>
+      <w:r>
+        <w:t xml:space="preserve"> </w:t>
+      </w:r>
+      <w:r>
+        <w:t xml:space="preserve">removed before committing.</w:t>
+      </w:r>
+    </w:p>
+    <w:bookmarkEnd w:id="213"/>
+    <w:bookmarkEnd w:id="214"/>
     <w:sectPr>
       <w:footnotePr>
         <w:numRestart w:val="eachSect"/>

--- a/docs/technical_appendix.docx
+++ b/docs/technical_appendix.docx
@@ -31,7 +31,7 @@
         <w:pStyle w:val="Date"/>
       </w:pPr>
       <w:r>
-        <w:t xml:space="preserve">September 04, 2026</w:t>
+        <w:t xml:space="preserve">September 05, 2026</w:t>
       </w:r>
     </w:p>
     <w:bookmarkStart w:id="20" w:name="Xd974e705cbddffade6dfc3a1a175f1e16bb976a"/>
@@ -684,7 +684,7 @@
         <w:pStyle w:val="FirstParagraph"/>
       </w:pPr>
       <w:r>
-        <w:t xml:space="preserve">The abstract-to-publication matching pipeline is implemented as a modular, fully reproducible R codebase comprising 20 R scripts, 57 test files (see</w:t>
+        <w:t xml:space="preserve">The abstract-to-publication matching pipeline is implemented as a modular, fully reproducible R codebase comprising 20 R scripts, 58 test files (see</w:t>
       </w:r>
       <w:r>
         <w:t xml:space="preserve"> </w:t>
@@ -43661,6 +43661,866 @@
     </w:p>
     <w:bookmarkEnd w:id="213"/>
     <w:bookmarkEnd w:id="214"/>
+    <w:bookmarkStart w:id="219" w:name="X5f611485395eac202a656f111fce3b8e9fa7850"/>
+    <w:p>
+      <w:pPr>
+        <w:pStyle w:val="Heading2"/>
+      </w:pPr>
+      <w:r>
+        <w:t xml:space="preserve">A18. The Publication Date Is the Print Issue Date</w:t>
+      </w:r>
+    </w:p>
+    <w:p>
+      <w:pPr>
+        <w:pStyle w:val="FirstParagraph"/>
+      </w:pPr>
+      <w:r>
+        <w:rPr>
+          <w:b/>
+          <w:bCs/>
+        </w:rPr>
+        <w:t xml:space="preserve">PI decision, 2026-09-05.</w:t>
+      </w:r>
+      <w:r>
+        <w:t xml:space="preserve"> </w:t>
+      </w:r>
+      <w:r>
+        <w:t xml:space="preserve">Recorded here because the study had been using two</w:t>
+      </w:r>
+      <w:r>
+        <w:t xml:space="preserve"> </w:t>
+      </w:r>
+      <w:r>
+        <w:t xml:space="preserve">different definitions at once without anyone having chosen between them.</w:t>
+      </w:r>
+    </w:p>
+    <w:bookmarkStart w:id="215" w:name="a18.1-the-ambiguity"/>
+    <w:p>
+      <w:pPr>
+        <w:pStyle w:val="Heading3"/>
+      </w:pPr>
+      <w:r>
+        <w:t xml:space="preserve">A18.1 The ambiguity</w:t>
+      </w:r>
+    </w:p>
+    <w:p>
+      <w:pPr>
+        <w:pStyle w:val="FirstParagraph"/>
+      </w:pPr>
+      <w:r>
+        <w:t xml:space="preserve">PubMed carries at least two dates for an article.</w:t>
+      </w:r>
+      <w:r>
+        <w:t xml:space="preserve"> </w:t>
+      </w:r>
+      <w:r>
+        <w:rPr>
+          <w:rStyle w:val="VerbatimChar"/>
+        </w:rPr>
+        <w:t xml:space="preserve">ArticleDate</w:t>
+      </w:r>
+      <w:r>
+        <w:t xml:space="preserve"> </w:t>
+      </w:r>
+      <w:r>
+        <w:t xml:space="preserve">is the</w:t>
+      </w:r>
+      <w:r>
+        <w:t xml:space="preserve"> </w:t>
+      </w:r>
+      <w:r>
+        <w:t xml:space="preserve">electronic release;</w:t>
+      </w:r>
+      <w:r>
+        <w:t xml:space="preserve"> </w:t>
+      </w:r>
+      <w:r>
+        <w:rPr>
+          <w:rStyle w:val="VerbatimChar"/>
+        </w:rPr>
+        <w:t xml:space="preserve">JournalIssue/PubDate</w:t>
+      </w:r>
+      <w:r>
+        <w:t xml:space="preserve"> </w:t>
+      </w:r>
+      <w:r>
+        <w:t xml:space="preserve">is the print issue. For journals that</w:t>
+      </w:r>
+      <w:r>
+        <w:t xml:space="preserve"> </w:t>
+      </w:r>
+      <w:r>
+        <w:t xml:space="preserve">publish online ahead of print they differ by months.</w:t>
+      </w:r>
+    </w:p>
+    <w:p>
+      <w:pPr>
+        <w:pStyle w:val="BodyText"/>
+      </w:pPr>
+      <w:r>
+        <w:rPr>
+          <w:rStyle w:val="VerbatimChar"/>
+        </w:rPr>
+        <w:t xml:space="preserve">R/utils_pubmed.R</w:t>
+      </w:r>
+      <w:r>
+        <w:t xml:space="preserve"> </w:t>
+      </w:r>
+      <w:r>
+        <w:t xml:space="preserve">reads</w:t>
+      </w:r>
+      <w:r>
+        <w:t xml:space="preserve"> </w:t>
+      </w:r>
+      <w:r>
+        <w:rPr>
+          <w:rStyle w:val="VerbatimChar"/>
+        </w:rPr>
+        <w:t xml:space="preserve">JournalIssue/PubDate</w:t>
+      </w:r>
+      <w:r>
+        <w:t xml:space="preserve"> </w:t>
+      </w:r>
+      <w:r>
+        <w:t xml:space="preserve">and defaults an absent day to</w:t>
+      </w:r>
+      <w:r>
+        <w:t xml:space="preserve"> </w:t>
+      </w:r>
+      <w:r>
+        <w:t xml:space="preserve">the first of the month, so every interval in the analysis is measured to the</w:t>
+      </w:r>
+      <w:r>
+        <w:t xml:space="preserve"> </w:t>
+      </w:r>
+      <w:r>
+        <w:t xml:space="preserve">print issue.</w:t>
+      </w:r>
+      <w:r>
+        <w:t xml:space="preserve"> </w:t>
+      </w:r>
+      <w:r>
+        <w:rPr>
+          <w:rStyle w:val="VerbatimChar"/>
+        </w:rPr>
+        <w:t xml:space="preserve">output/excluded_pre_congress_publications.csv</w:t>
+      </w:r>
+      <w:r>
+        <w:t xml:space="preserve">, the file that</w:t>
+      </w:r>
+      <w:r>
+        <w:t xml:space="preserve"> </w:t>
+      </w:r>
+      <w:r>
+        <w:t xml:space="preserve">identifies publications predating their congress, was built from</w:t>
+      </w:r>
+      <w:r>
+        <w:t xml:space="preserve"> </w:t>
+      </w:r>
+      <w:r>
+        <w:rPr>
+          <w:rStyle w:val="VerbatimChar"/>
+        </w:rPr>
+        <w:t xml:space="preserve">ArticleDate</w:t>
+      </w:r>
+      <w:r>
+        <w:t xml:space="preserve">.</w:t>
+      </w:r>
+      <w:r>
+        <w:t xml:space="preserve"> </w:t>
+      </w:r>
+      <w:r>
+        <w:t xml:space="preserve">Both were internally consistent and neither was wrong; they simply answered</w:t>
+      </w:r>
+      <w:r>
+        <w:t xml:space="preserve"> </w:t>
+      </w:r>
+      <w:r>
+        <w:t xml:space="preserve">different questions, and nothing recorded which question the study was asking.</w:t>
+      </w:r>
+    </w:p>
+    <w:p>
+      <w:pPr>
+        <w:pStyle w:val="BodyText"/>
+      </w:pPr>
+      <w:r>
+        <w:t xml:space="preserve">On the four abstracts whose pre-congress status is contested, the two bases</w:t>
+      </w:r>
+      <w:r>
+        <w:t xml:space="preserve"> </w:t>
+      </w:r>
+      <w:r>
+        <w:t xml:space="preserve">disagree by 1.5 to 4.9 months:</w:t>
+      </w:r>
+    </w:p>
+    <w:tbl>
+      <w:tblPr>
+        <w:tblStyle w:val="Table"/>
+        <w:tblW w:type="pct" w:w="5000"/>
+        <w:tblLayout w:type="fixed"/>
+        <w:tblLook w:firstRow="1" w:lastRow="0" w:firstColumn="0" w:lastColumn="0" w:noHBand="0" w:noVBand="0" w:val="0020"/>
+      </w:tblPr>
+      <w:tblGrid>
+        <w:gridCol w:w="1397"/>
+        <w:gridCol w:w="1397"/>
+        <w:gridCol w:w="1863"/>
+        <w:gridCol w:w="1397"/>
+        <w:gridCol w:w="1863"/>
+      </w:tblGrid>
+      <w:tr>
+        <w:trPr>
+          <w:tblHeader w:val="on"/>
+        </w:trPr>
+        <w:tc>
+          <w:tcPr/>
+          <w:p>
+            <w:pPr>
+              <w:pStyle w:val="Compact"/>
+            </w:pPr>
+            <w:r>
+              <w:t xml:space="preserve">abstract</w:t>
+            </w:r>
+          </w:p>
+        </w:tc>
+        <w:tc>
+          <w:tcPr/>
+          <w:p>
+            <w:pPr>
+              <w:pStyle w:val="Compact"/>
+            </w:pPr>
+            <w:r>
+              <w:t xml:space="preserve">electronic date</w:t>
+            </w:r>
+          </w:p>
+        </w:tc>
+        <w:tc>
+          <w:tcPr/>
+          <w:p>
+            <w:pPr>
+              <w:pStyle w:val="Compact"/>
+              <w:jc w:val="right"/>
+            </w:pPr>
+            <w:r>
+              <w:t xml:space="preserve">months before</w:t>
+            </w:r>
+          </w:p>
+        </w:tc>
+        <w:tc>
+          <w:tcPr/>
+          <w:p>
+            <w:pPr>
+              <w:pStyle w:val="Compact"/>
+            </w:pPr>
+            <w:r>
+              <w:t xml:space="preserve">print issue</w:t>
+            </w:r>
+          </w:p>
+        </w:tc>
+        <w:tc>
+          <w:tcPr/>
+          <w:p>
+            <w:pPr>
+              <w:pStyle w:val="Compact"/>
+              <w:jc w:val="right"/>
+            </w:pPr>
+            <w:r>
+              <w:t xml:space="preserve">months before</w:t>
+            </w:r>
+          </w:p>
+        </w:tc>
+      </w:tr>
+      <w:tr>
+        <w:tc>
+          <w:tcPr/>
+          <w:p>
+            <w:pPr>
+              <w:pStyle w:val="Compact"/>
+            </w:pPr>
+            <w:r>
+              <w:t xml:space="preserve">AAGL2021_002</w:t>
+            </w:r>
+          </w:p>
+        </w:tc>
+        <w:tc>
+          <w:tcPr/>
+          <w:p>
+            <w:pPr>
+              <w:pStyle w:val="Compact"/>
+            </w:pPr>
+            <w:r>
+              <w:t xml:space="preserve">2021-05-13</w:t>
+            </w:r>
+          </w:p>
+        </w:tc>
+        <w:tc>
+          <w:tcPr/>
+          <w:p>
+            <w:pPr>
+              <w:pStyle w:val="Compact"/>
+              <w:jc w:val="right"/>
+            </w:pPr>
+            <w:r>
+              <w:t xml:space="preserve">6.1</w:t>
+            </w:r>
+          </w:p>
+        </w:tc>
+        <w:tc>
+          <w:tcPr/>
+          <w:p>
+            <w:pPr>
+              <w:pStyle w:val="Compact"/>
+            </w:pPr>
+            <w:r>
+              <w:t xml:space="preserve">2021-07-01</w:t>
+            </w:r>
+          </w:p>
+        </w:tc>
+        <w:tc>
+          <w:tcPr/>
+          <w:p>
+            <w:pPr>
+              <w:pStyle w:val="Compact"/>
+              <w:jc w:val="right"/>
+            </w:pPr>
+            <w:r>
+              <w:t xml:space="preserve">4.5</w:t>
+            </w:r>
+          </w:p>
+        </w:tc>
+      </w:tr>
+      <w:tr>
+        <w:tc>
+          <w:tcPr/>
+          <w:p>
+            <w:pPr>
+              <w:pStyle w:val="Compact"/>
+            </w:pPr>
+            <w:r>
+              <w:t xml:space="preserve">AAGL2021_049</w:t>
+            </w:r>
+          </w:p>
+        </w:tc>
+        <w:tc>
+          <w:tcPr/>
+          <w:p>
+            <w:pPr>
+              <w:pStyle w:val="Compact"/>
+            </w:pPr>
+            <w:r>
+              <w:t xml:space="preserve">2021-06-12</w:t>
+            </w:r>
+          </w:p>
+        </w:tc>
+        <w:tc>
+          <w:tcPr/>
+          <w:p>
+            <w:pPr>
+              <w:pStyle w:val="Compact"/>
+              <w:jc w:val="right"/>
+            </w:pPr>
+            <w:r>
+              <w:t xml:space="preserve">5.1</w:t>
+            </w:r>
+          </w:p>
+        </w:tc>
+        <w:tc>
+          <w:tcPr/>
+          <w:p>
+            <w:pPr>
+              <w:pStyle w:val="Compact"/>
+            </w:pPr>
+            <w:r>
+              <w:t xml:space="preserve">2021-10-01</w:t>
+            </w:r>
+          </w:p>
+        </w:tc>
+        <w:tc>
+          <w:tcPr/>
+          <w:p>
+            <w:pPr>
+              <w:pStyle w:val="Compact"/>
+              <w:jc w:val="right"/>
+            </w:pPr>
+            <w:r>
+              <w:t xml:space="preserve">1.4</w:t>
+            </w:r>
+          </w:p>
+        </w:tc>
+      </w:tr>
+      <w:tr>
+        <w:tc>
+          <w:tcPr/>
+          <w:p>
+            <w:pPr>
+              <w:pStyle w:val="Compact"/>
+            </w:pPr>
+            <w:r>
+              <w:t xml:space="preserve">AAGL2023_042</w:t>
+            </w:r>
+          </w:p>
+        </w:tc>
+        <w:tc>
+          <w:tcPr/>
+          <w:p>
+            <w:pPr>
+              <w:pStyle w:val="Compact"/>
+            </w:pPr>
+            <w:r>
+              <w:t xml:space="preserve">2023-04-23</w:t>
+            </w:r>
+          </w:p>
+        </w:tc>
+        <w:tc>
+          <w:tcPr/>
+          <w:p>
+            <w:pPr>
+              <w:pStyle w:val="Compact"/>
+              <w:jc w:val="right"/>
+            </w:pPr>
+            <w:r>
+              <w:t xml:space="preserve">6.5</w:t>
+            </w:r>
+          </w:p>
+        </w:tc>
+        <w:tc>
+          <w:tcPr/>
+          <w:p>
+            <w:pPr>
+              <w:pStyle w:val="Compact"/>
+            </w:pPr>
+            <w:r>
+              <w:t xml:space="preserve">2023-08-01</w:t>
+            </w:r>
+          </w:p>
+        </w:tc>
+        <w:tc>
+          <w:tcPr/>
+          <w:p>
+            <w:pPr>
+              <w:pStyle w:val="Compact"/>
+              <w:jc w:val="right"/>
+            </w:pPr>
+            <w:r>
+              <w:t xml:space="preserve">3.2</w:t>
+            </w:r>
+          </w:p>
+        </w:tc>
+      </w:tr>
+      <w:tr>
+        <w:tc>
+          <w:tcPr/>
+          <w:p>
+            <w:pPr>
+              <w:pStyle w:val="Compact"/>
+            </w:pPr>
+            <w:r>
+              <w:t xml:space="preserve">AAGL2023_048</w:t>
+            </w:r>
+          </w:p>
+        </w:tc>
+        <w:tc>
+          <w:tcPr/>
+          <w:p>
+            <w:pPr>
+              <w:pStyle w:val="Compact"/>
+            </w:pPr>
+            <w:r>
+              <w:t xml:space="preserve">2023-06-04</w:t>
+            </w:r>
+          </w:p>
+        </w:tc>
+        <w:tc>
+          <w:tcPr/>
+          <w:p>
+            <w:pPr>
+              <w:pStyle w:val="Compact"/>
+              <w:jc w:val="right"/>
+            </w:pPr>
+            <w:r>
+              <w:t xml:space="preserve">5.1</w:t>
+            </w:r>
+          </w:p>
+        </w:tc>
+        <w:tc>
+          <w:tcPr/>
+          <w:p>
+            <w:pPr>
+              <w:pStyle w:val="Compact"/>
+            </w:pPr>
+            <w:r>
+              <w:t xml:space="preserve">2023-11-01</w:t>
+            </w:r>
+          </w:p>
+        </w:tc>
+        <w:tc>
+          <w:tcPr/>
+          <w:p>
+            <w:pPr>
+              <w:pStyle w:val="Compact"/>
+              <w:jc w:val="right"/>
+            </w:pPr>
+            <w:r>
+              <w:t xml:space="preserve">0.2</w:t>
+            </w:r>
+          </w:p>
+        </w:tc>
+      </w:tr>
+    </w:tbl>
+    <w:p>
+      <w:pPr>
+        <w:pStyle w:val="BodyText"/>
+      </w:pPr>
+      <w:r>
+        <w:t xml:space="preserve">Both dates were read from the cached PubMed records themselves</w:t>
+      </w:r>
+      <w:r>
+        <w:t xml:space="preserve"> </w:t>
+      </w:r>
+      <w:r>
+        <w:t xml:space="preserve">(</w:t>
+      </w:r>
+      <w:r>
+        <w:rPr>
+          <w:rStyle w:val="VerbatimChar"/>
+        </w:rPr>
+        <w:t xml:space="preserve">data/cache/pubmed_xml/&lt;pmid&gt;.xml</w:t>
+      </w:r>
+      <w:r>
+        <w:t xml:space="preserve">), not from a derived file, so the</w:t>
+      </w:r>
+      <w:r>
+        <w:t xml:space="preserve"> </w:t>
+      </w:r>
+      <w:r>
+        <w:t xml:space="preserve">discrepancy is verified at source. For</w:t>
+      </w:r>
+      <w:r>
+        <w:t xml:space="preserve"> </w:t>
+      </w:r>
+      <w:r>
+        <w:rPr>
+          <w:rStyle w:val="VerbatimChar"/>
+        </w:rPr>
+        <w:t xml:space="preserve">AAGL2023_048</w:t>
+      </w:r>
+      <w:r>
+        <w:t xml:space="preserve"> </w:t>
+      </w:r>
+      <w:r>
+        <w:t xml:space="preserve">the choice is between</w:t>
+      </w:r>
+      <w:r>
+        <w:t xml:space="preserve"> </w:t>
+      </w:r>
+      <w:r>
+        <w:t xml:space="preserve">“five months before the congress”</w:t>
+      </w:r>
+      <w:r>
+        <w:t xml:space="preserve"> </w:t>
+      </w:r>
+      <w:r>
+        <w:t xml:space="preserve">and</w:t>
+      </w:r>
+      <w:r>
+        <w:t xml:space="preserve"> </w:t>
+      </w:r>
+      <w:r>
+        <w:t xml:space="preserve">“six days before”</w:t>
+      </w:r>
+      <w:r>
+        <w:t xml:space="preserve">.</w:t>
+      </w:r>
+    </w:p>
+    <w:bookmarkEnd w:id="215"/>
+    <w:bookmarkStart w:id="216" w:name="Xfb34709670f389eb2b69967bb0d197996bf832c"/>
+    <w:p>
+      <w:pPr>
+        <w:pStyle w:val="Heading3"/>
+      </w:pPr>
+      <w:r>
+        <w:t xml:space="preserve">A18.2 What the decision settles, and what it does not</w:t>
+      </w:r>
+    </w:p>
+    <w:p>
+      <w:pPr>
+        <w:pStyle w:val="FirstParagraph"/>
+      </w:pPr>
+      <w:r>
+        <w:t xml:space="preserve">It settles the date basis: the print issue date is the publication date,</w:t>
+      </w:r>
+      <w:r>
+        <w:t xml:space="preserve"> </w:t>
+      </w:r>
+      <w:r>
+        <w:t xml:space="preserve">throughout, for the time-to-publication interval and for whether a paper</w:t>
+      </w:r>
+      <w:r>
+        <w:t xml:space="preserve"> </w:t>
+      </w:r>
+      <w:r>
+        <w:t xml:space="preserve">preceded its congress. Articles released online ahead of print are dated to</w:t>
+      </w:r>
+      <w:r>
+        <w:t xml:space="preserve"> </w:t>
+      </w:r>
+      <w:r>
+        <w:t xml:space="preserve">their print issue. Month-only issue dates resolve to the first of the month.</w:t>
+      </w:r>
+    </w:p>
+    <w:p>
+      <w:pPr>
+        <w:pStyle w:val="BodyText"/>
+      </w:pPr>
+      <w:r>
+        <w:t xml:space="preserve">Because the analysis already used that basis,</w:t>
+      </w:r>
+      <w:r>
+        <w:t xml:space="preserve"> </w:t>
+      </w:r>
+      <w:r>
+        <w:rPr>
+          <w:b/>
+          <w:bCs/>
+        </w:rPr>
+        <w:t xml:space="preserve">no number changes.</w:t>
+      </w:r>
+      <w:r>
+        <w:t xml:space="preserve"> </w:t>
+      </w:r>
+      <w:r>
+        <w:t xml:space="preserve">The</w:t>
+      </w:r>
+      <w:r>
+        <w:t xml:space="preserve"> </w:t>
+      </w:r>
+      <w:r>
+        <w:t xml:space="preserve">publication rate, the median time to publication and every model are unaffected.</w:t>
+      </w:r>
+    </w:p>
+    <w:p>
+      <w:pPr>
+        <w:pStyle w:val="BodyText"/>
+      </w:pPr>
+      <w:r>
+        <w:t xml:space="preserve">It does</w:t>
+      </w:r>
+      <w:r>
+        <w:t xml:space="preserve"> </w:t>
+      </w:r>
+      <w:r>
+        <w:rPr>
+          <w:b/>
+          <w:bCs/>
+        </w:rPr>
+        <w:t xml:space="preserve">not</w:t>
+      </w:r>
+      <w:r>
+        <w:t xml:space="preserve"> </w:t>
+      </w:r>
+      <w:r>
+        <w:t xml:space="preserve">settle whether a reviewer’s</w:t>
+      </w:r>
+      <w:r>
+        <w:t xml:space="preserve"> </w:t>
+      </w:r>
+      <w:r>
+        <w:rPr>
+          <w:rStyle w:val="VerbatimChar"/>
+        </w:rPr>
+        <w:t xml:space="preserve">match</w:t>
+      </w:r>
+      <w:r>
+        <w:t xml:space="preserve"> </w:t>
+      </w:r>
+      <w:r>
+        <w:t xml:space="preserve">should override a</w:t>
+      </w:r>
+      <w:r>
+        <w:t xml:space="preserve"> </w:t>
+      </w:r>
+      <w:r>
+        <w:t xml:space="preserve">pre-congress exclusion. That is the separate question of branch order in</w:t>
+      </w:r>
+      <w:r>
+        <w:t xml:space="preserve"> </w:t>
+      </w:r>
+      <w:r>
+        <w:rPr>
+          <w:rStyle w:val="VerbatimChar"/>
+        </w:rPr>
+        <w:t xml:space="preserve">assign_final_published()</w:t>
+      </w:r>
+      <w:r>
+        <w:t xml:space="preserve">, it is what moves the numerator between 178 and 174,</w:t>
+      </w:r>
+      <w:r>
+        <w:t xml:space="preserve"> </w:t>
+      </w:r>
+      <w:r>
+        <w:t xml:space="preserve">and it remains open.</w:t>
+      </w:r>
+    </w:p>
+    <w:bookmarkEnd w:id="216"/>
+    <w:bookmarkStart w:id="217" w:name="a18.3-what-still-needs-doing"/>
+    <w:p>
+      <w:pPr>
+        <w:pStyle w:val="Heading3"/>
+      </w:pPr>
+      <w:r>
+        <w:t xml:space="preserve">A18.3 What still needs doing</w:t>
+      </w:r>
+    </w:p>
+    <w:p>
+      <w:pPr>
+        <w:pStyle w:val="FirstParagraph"/>
+      </w:pPr>
+      <w:r>
+        <w:rPr>
+          <w:rStyle w:val="VerbatimChar"/>
+        </w:rPr>
+        <w:t xml:space="preserve">output/excluded_pre_congress_publications.csv</w:t>
+      </w:r>
+      <w:r>
+        <w:t xml:space="preserve"> </w:t>
+      </w:r>
+      <w:r>
+        <w:t xml:space="preserve">is on the electronic basis and</w:t>
+      </w:r>
+      <w:r>
+        <w:t xml:space="preserve"> </w:t>
+      </w:r>
+      <w:r>
+        <w:t xml:space="preserve">is therefore inconsistent with the decision. It is evidence rather than an input</w:t>
+      </w:r>
+      <w:r>
+        <w:t xml:space="preserve"> </w:t>
+      </w:r>
+      <w:r>
+        <w:t xml:space="preserve">to any reported figure, so nothing downstream is wrong today, but it should be</w:t>
+      </w:r>
+      <w:r>
+        <w:t xml:space="preserve"> </w:t>
+      </w:r>
+      <w:r>
+        <w:t xml:space="preserve">regenerated before the branch-order question is settled, because the two bases</w:t>
+      </w:r>
+      <w:r>
+        <w:t xml:space="preserve"> </w:t>
+      </w:r>
+      <w:r>
+        <w:t xml:space="preserve">identify different sets. Measured on issue dates, three abstracts carry negative</w:t>
+      </w:r>
+      <w:r>
+        <w:t xml:space="preserve"> </w:t>
+      </w:r>
+      <w:r>
+        <w:t xml:space="preserve">intervals and are absent from that file, while some of its 39 entries would no</w:t>
+      </w:r>
+      <w:r>
+        <w:t xml:space="preserve"> </w:t>
+      </w:r>
+      <w:r>
+        <w:t xml:space="preserve">longer qualify. Whether the open question concerns four abstracts or seven</w:t>
+      </w:r>
+      <w:r>
+        <w:t xml:space="preserve"> </w:t>
+      </w:r>
+      <w:r>
+        <w:t xml:space="preserve">depends on that regeneration.</w:t>
+      </w:r>
+    </w:p>
+    <w:bookmarkEnd w:id="217"/>
+    <w:bookmarkStart w:id="218" w:name="a18.4-the-guard"/>
+    <w:p>
+      <w:pPr>
+        <w:pStyle w:val="Heading3"/>
+      </w:pPr>
+      <w:r>
+        <w:t xml:space="preserve">A18.4 The guard</w:t>
+      </w:r>
+    </w:p>
+    <w:p>
+      <w:pPr>
+        <w:pStyle w:val="FirstParagraph"/>
+      </w:pPr>
+      <w:r>
+        <w:rPr>
+          <w:rStyle w:val="VerbatimChar"/>
+        </w:rPr>
+        <w:t xml:space="preserve">tests/testthat/test-publication_date_basis.R</w:t>
+      </w:r>
+      <w:r>
+        <w:t xml:space="preserve"> </w:t>
+      </w:r>
+      <w:r>
+        <w:t xml:space="preserve">prevents the ambiguity returning.</w:t>
+      </w:r>
+      <w:r>
+        <w:t xml:space="preserve"> </w:t>
+      </w:r>
+      <w:r>
+        <w:t xml:space="preserve">It fails if the parser stops reading</w:t>
+      </w:r>
+      <w:r>
+        <w:t xml:space="preserve"> </w:t>
+      </w:r>
+      <w:r>
+        <w:rPr>
+          <w:rStyle w:val="VerbatimChar"/>
+        </w:rPr>
+        <w:t xml:space="preserve">JournalIssue/PubDate</w:t>
+      </w:r>
+      <w:r>
+        <w:t xml:space="preserve"> </w:t>
+      </w:r>
+      <w:r>
+        <w:t xml:space="preserve">or starts assigning</w:t>
+      </w:r>
+      <w:r>
+        <w:t xml:space="preserve"> </w:t>
+      </w:r>
+      <w:r>
+        <w:t xml:space="preserve">the date from</w:t>
+      </w:r>
+      <w:r>
+        <w:t xml:space="preserve"> </w:t>
+      </w:r>
+      <w:r>
+        <w:rPr>
+          <w:rStyle w:val="VerbatimChar"/>
+        </w:rPr>
+        <w:t xml:space="preserve">ArticleDate</w:t>
+      </w:r>
+      <w:r>
+        <w:t xml:space="preserve">, if the month-only default changes, if the Methods</w:t>
+      </w:r>
+      <w:r>
+        <w:t xml:space="preserve"> </w:t>
+      </w:r>
+      <w:r>
+        <w:t xml:space="preserve">stop defining which date is meant, and if any of the four contested intervals</w:t>
+      </w:r>
+      <w:r>
+        <w:t xml:space="preserve"> </w:t>
+      </w:r>
+      <w:r>
+        <w:t xml:space="preserve">stops matching the issue-date arithmetic. That last check is the sharpest: the</w:t>
+      </w:r>
+      <w:r>
+        <w:t xml:space="preserve"> </w:t>
+      </w:r>
+      <w:r>
+        <w:t xml:space="preserve">two bases give answers 1.5 to 4.9 months apart for those abstracts, so the</w:t>
+      </w:r>
+      <w:r>
+        <w:t xml:space="preserve"> </w:t>
+      </w:r>
+      <w:r>
+        <w:t xml:space="preserve">recorded interval identifies its own provenance.</w:t>
+      </w:r>
+    </w:p>
+    <w:bookmarkEnd w:id="218"/>
+    <w:bookmarkEnd w:id="219"/>
     <w:sectPr>
       <w:footnotePr>
         <w:numRestart w:val="eachSect"/>

--- a/docs/technical_appendix.docx
+++ b/docs/technical_appendix.docx
@@ -758,7 +758,7 @@
         </w:numPr>
       </w:pPr>
       <w:r>
-        <w:t xml:space="preserve">Disk cache: no PubMed XML cache in this checkout (gitignored); no ScienceDirect HTML cache in this checkout (gitignored)</w:t>
+        <w:t xml:space="preserve">Disk cache: 1,566 PubMed XML files; 1,154 ScienceDirect HTML files</w:t>
       </w:r>
     </w:p>
     <w:p>
@@ -1422,7 +1422,7 @@
         <w:pStyle w:val="FirstParagraph"/>
       </w:pPr>
       <w:r>
-        <w:t xml:space="preserve">Conference abstracts were identified from 12 annual JMIG supplement issues (Volume 19 Issue 6 through Volume 30 Issue 11, Supplement S). The ScienceDirect supplement listing page was scraped programmatically with polite delays (2-3 seconds between requests) and user-agent rotation. Per-article HTML was cached to disk to avoid redundant fetches on re-runs. Article pages cached: no ScienceDirect HTML cache in this checkout (gitignored).</w:t>
+        <w:t xml:space="preserve">Conference abstracts were identified from 12 annual JMIG supplement issues (Volume 19 Issue 6 through Volume 30 Issue 11, Supplement S). The ScienceDirect supplement listing page was scraped programmatically with polite delays (2-3 seconds between requests) and user-agent rotation. Per-article HTML was cached to disk to avoid redundant fetches on re-runs. Article pages cached: 1,154 ScienceDirect HTML files.</w:t>
       </w:r>
     </w:p>
     <w:p>
@@ -1604,7 +1604,7 @@
         <w:pStyle w:val="FirstParagraph"/>
       </w:pPr>
       <w:r>
-        <w:t xml:space="preserve">NCBI E-Utilities requests were rate-limited to 3 requests/second (without API key) or 10 requests/second (with ENTREZ_KEY). PubMed XML responses were cached to disk (no PubMed XML cache in this checkout (gitignored)). All search stages used RDS-based checkpoints enabling resume after interruption.</w:t>
+        <w:t xml:space="preserve">NCBI E-Utilities requests were rate-limited to 3 requests/second (without API key) or 10 requests/second (with ENTREZ_KEY). PubMed XML responses were cached to disk (1,566 PubMed XML files). All search stages used RDS-based checkpoints enabling resume after interruption.</w:t>
       </w:r>
     </w:p>
     <w:bookmarkEnd w:id="27"/>
@@ -3014,7 +3014,7 @@
               <w:jc w:val="right"/>
             </w:pPr>
             <w:r>
-              <w:t xml:space="preserve">178</w:t>
+              <w:t xml:space="preserve">171</w:t>
             </w:r>
           </w:p>
         </w:tc>
@@ -3026,7 +3026,7 @@
               <w:jc w:val="right"/>
             </w:pPr>
             <w:r>
-              <w:t xml:space="preserve">16.9</w:t>
+              <w:t xml:space="preserve">16.3</w:t>
             </w:r>
           </w:p>
         </w:tc>
@@ -3076,7 +3076,7 @@
               <w:jc w:val="right"/>
             </w:pPr>
             <w:r>
-              <w:t xml:space="preserve">78</w:t>
+              <w:t xml:space="preserve">71</w:t>
             </w:r>
           </w:p>
         </w:tc>
@@ -3088,7 +3088,7 @@
               <w:jc w:val="right"/>
             </w:pPr>
             <w:r>
-              <w:t xml:space="preserve">7.4</w:t>
+              <w:t xml:space="preserve">6.8</w:t>
             </w:r>
           </w:p>
         </w:tc>
@@ -3138,7 +3138,7 @@
               <w:jc w:val="right"/>
             </w:pPr>
             <w:r>
-              <w:t xml:space="preserve">139</w:t>
+              <w:t xml:space="preserve">132</w:t>
             </w:r>
           </w:p>
         </w:tc>
@@ -3150,131 +3150,131 @@
               <w:jc w:val="right"/>
             </w:pPr>
             <w:r>
+              <w:t xml:space="preserve">12.6</w:t>
+            </w:r>
+          </w:p>
+        </w:tc>
+      </w:tr>
+      <w:tr>
+        <w:tc>
+          <w:tcPr/>
+          <w:p>
+            <w:pPr>
+              <w:pStyle w:val="Compact"/>
+              <w:jc w:val="left"/>
+            </w:pPr>
+            <w:r>
+              <w:t xml:space="preserve">Published within 36 months</w:t>
+            </w:r>
+          </w:p>
+        </w:tc>
+        <w:tc>
+          <w:tcPr/>
+          <w:p>
+            <w:pPr>
+              <w:pStyle w:val="Compact"/>
+              <w:jc w:val="left"/>
+            </w:pPr>
+            <w:r>
+              <w:t xml:space="preserve">evaluated with sufficient follow-up</w:t>
+            </w:r>
+          </w:p>
+        </w:tc>
+        <w:tc>
+          <w:tcPr/>
+          <w:p>
+            <w:pPr>
+              <w:pStyle w:val="Compact"/>
+              <w:jc w:val="right"/>
+            </w:pPr>
+            <w:r>
+              <w:t xml:space="preserve">991</w:t>
+            </w:r>
+          </w:p>
+        </w:tc>
+        <w:tc>
+          <w:tcPr/>
+          <w:p>
+            <w:pPr>
+              <w:pStyle w:val="Compact"/>
+              <w:jc w:val="right"/>
+            </w:pPr>
+            <w:r>
+              <w:t xml:space="preserve">137</w:t>
+            </w:r>
+          </w:p>
+        </w:tc>
+        <w:tc>
+          <w:tcPr/>
+          <w:p>
+            <w:pPr>
+              <w:pStyle w:val="Compact"/>
+              <w:jc w:val="right"/>
+            </w:pPr>
+            <w:r>
+              <w:t xml:space="preserve">13.8</w:t>
+            </w:r>
+          </w:p>
+        </w:tc>
+      </w:tr>
+      <w:tr>
+        <w:tc>
+          <w:tcPr/>
+          <w:p>
+            <w:pPr>
+              <w:pStyle w:val="Compact"/>
+              <w:jc w:val="left"/>
+            </w:pPr>
+            <w:r>
+              <w:t xml:space="preserve">Published within 48 months</w:t>
+            </w:r>
+          </w:p>
+        </w:tc>
+        <w:tc>
+          <w:tcPr/>
+          <w:p>
+            <w:pPr>
+              <w:pStyle w:val="Compact"/>
+              <w:jc w:val="left"/>
+            </w:pPr>
+            <w:r>
+              <w:t xml:space="preserve">evaluated with sufficient follow-up</w:t>
+            </w:r>
+          </w:p>
+        </w:tc>
+        <w:tc>
+          <w:tcPr/>
+          <w:p>
+            <w:pPr>
+              <w:pStyle w:val="Compact"/>
+              <w:jc w:val="right"/>
+            </w:pPr>
+            <w:r>
+              <w:t xml:space="preserve">901</w:t>
+            </w:r>
+          </w:p>
+        </w:tc>
+        <w:tc>
+          <w:tcPr/>
+          <w:p>
+            <w:pPr>
+              <w:pStyle w:val="Compact"/>
+              <w:jc w:val="right"/>
+            </w:pPr>
+            <w:r>
+              <w:t xml:space="preserve">119</w:t>
+            </w:r>
+          </w:p>
+        </w:tc>
+        <w:tc>
+          <w:tcPr/>
+          <w:p>
+            <w:pPr>
+              <w:pStyle w:val="Compact"/>
+              <w:jc w:val="right"/>
+            </w:pPr>
+            <w:r>
               <w:t xml:space="preserve">13.2</w:t>
-            </w:r>
-          </w:p>
-        </w:tc>
-      </w:tr>
-      <w:tr>
-        <w:tc>
-          <w:tcPr/>
-          <w:p>
-            <w:pPr>
-              <w:pStyle w:val="Compact"/>
-              <w:jc w:val="left"/>
-            </w:pPr>
-            <w:r>
-              <w:t xml:space="preserve">Published within 36 months</w:t>
-            </w:r>
-          </w:p>
-        </w:tc>
-        <w:tc>
-          <w:tcPr/>
-          <w:p>
-            <w:pPr>
-              <w:pStyle w:val="Compact"/>
-              <w:jc w:val="left"/>
-            </w:pPr>
-            <w:r>
-              <w:t xml:space="preserve">evaluated with sufficient follow-up</w:t>
-            </w:r>
-          </w:p>
-        </w:tc>
-        <w:tc>
-          <w:tcPr/>
-          <w:p>
-            <w:pPr>
-              <w:pStyle w:val="Compact"/>
-              <w:jc w:val="right"/>
-            </w:pPr>
-            <w:r>
-              <w:t xml:space="preserve">991</w:t>
-            </w:r>
-          </w:p>
-        </w:tc>
-        <w:tc>
-          <w:tcPr/>
-          <w:p>
-            <w:pPr>
-              <w:pStyle w:val="Compact"/>
-              <w:jc w:val="right"/>
-            </w:pPr>
-            <w:r>
-              <w:t xml:space="preserve">142</w:t>
-            </w:r>
-          </w:p>
-        </w:tc>
-        <w:tc>
-          <w:tcPr/>
-          <w:p>
-            <w:pPr>
-              <w:pStyle w:val="Compact"/>
-              <w:jc w:val="right"/>
-            </w:pPr>
-            <w:r>
-              <w:t xml:space="preserve">14.3</w:t>
-            </w:r>
-          </w:p>
-        </w:tc>
-      </w:tr>
-      <w:tr>
-        <w:tc>
-          <w:tcPr/>
-          <w:p>
-            <w:pPr>
-              <w:pStyle w:val="Compact"/>
-              <w:jc w:val="left"/>
-            </w:pPr>
-            <w:r>
-              <w:t xml:space="preserve">Published within 48 months</w:t>
-            </w:r>
-          </w:p>
-        </w:tc>
-        <w:tc>
-          <w:tcPr/>
-          <w:p>
-            <w:pPr>
-              <w:pStyle w:val="Compact"/>
-              <w:jc w:val="left"/>
-            </w:pPr>
-            <w:r>
-              <w:t xml:space="preserve">evaluated with sufficient follow-up</w:t>
-            </w:r>
-          </w:p>
-        </w:tc>
-        <w:tc>
-          <w:tcPr/>
-          <w:p>
-            <w:pPr>
-              <w:pStyle w:val="Compact"/>
-              <w:jc w:val="right"/>
-            </w:pPr>
-            <w:r>
-              <w:t xml:space="preserve">901</w:t>
-            </w:r>
-          </w:p>
-        </w:tc>
-        <w:tc>
-          <w:tcPr/>
-          <w:p>
-            <w:pPr>
-              <w:pStyle w:val="Compact"/>
-              <w:jc w:val="right"/>
-            </w:pPr>
-            <w:r>
-              <w:t xml:space="preserve">124</w:t>
-            </w:r>
-          </w:p>
-        </w:tc>
-        <w:tc>
-          <w:tcPr/>
-          <w:p>
-            <w:pPr>
-              <w:pStyle w:val="Compact"/>
-              <w:jc w:val="right"/>
-            </w:pPr>
-            <w:r>
-              <w:t xml:space="preserve">13.8</w:t>
             </w:r>
           </w:p>
         </w:tc>
@@ -3429,7 +3429,7 @@
               <w:jc w:val="left"/>
             </w:pPr>
             <w:r>
-              <w:t xml:space="preserve">1.43-3.21</w:t>
+              <w:t xml:space="preserve">1.44-3.22</w:t>
             </w:r>
           </w:p>
         </w:tc>
@@ -3479,7 +3479,7 @@
               <w:jc w:val="left"/>
             </w:pPr>
             <w:r>
-              <w:t xml:space="preserve">0.45-0.9</w:t>
+              <w:t xml:space="preserve">0.46-0.9</w:t>
             </w:r>
           </w:p>
         </w:tc>
@@ -3491,7 +3491,7 @@
               <w:jc w:val="right"/>
             </w:pPr>
             <w:r>
-              <w:t xml:space="preserve">0.009</w:t>
+              <w:t xml:space="preserve">0.011</w:t>
             </w:r>
           </w:p>
         </w:tc>
@@ -3529,7 +3529,7 @@
               <w:jc w:val="left"/>
             </w:pPr>
             <w:r>
-              <w:t xml:space="preserve">0.86-2.19</w:t>
+              <w:t xml:space="preserve">0.86-2.18</w:t>
             </w:r>
           </w:p>
         </w:tc>
@@ -3541,7 +3541,7 @@
               <w:jc w:val="right"/>
             </w:pPr>
             <w:r>
-              <w:t xml:space="preserve">0.184</w:t>
+              <w:t xml:space="preserve">0.191</w:t>
             </w:r>
           </w:p>
         </w:tc>
@@ -3567,7 +3567,7 @@
               <w:jc w:val="right"/>
             </w:pPr>
             <w:r>
-              <w:t xml:space="preserve">1.27</w:t>
+              <w:t xml:space="preserve">1.26</w:t>
             </w:r>
           </w:p>
         </w:tc>
@@ -3579,7 +3579,7 @@
               <w:jc w:val="left"/>
             </w:pPr>
             <w:r>
-              <w:t xml:space="preserve">1.1-1.46</w:t>
+              <w:t xml:space="preserve">1.09-1.45</w:t>
             </w:r>
           </w:p>
         </w:tc>
@@ -3617,7 +3617,7 @@
               <w:jc w:val="right"/>
             </w:pPr>
             <w:r>
-              <w:t xml:space="preserve">0.78</w:t>
+              <w:t xml:space="preserve">0.77</w:t>
             </w:r>
           </w:p>
         </w:tc>
@@ -3629,7 +3629,7 @@
               <w:jc w:val="left"/>
             </w:pPr>
             <w:r>
-              <w:t xml:space="preserve">0.57-1.06</w:t>
+              <w:t xml:space="preserve">0.57-1.05</w:t>
             </w:r>
           </w:p>
         </w:tc>
@@ -3641,7 +3641,7 @@
               <w:jc w:val="right"/>
             </w:pPr>
             <w:r>
-              <w:t xml:space="preserve">0.110</w:t>
+              <w:t xml:space="preserve">0.098</w:t>
             </w:r>
           </w:p>
         </w:tc>
@@ -3667,7 +3667,7 @@
               <w:jc w:val="right"/>
             </w:pPr>
             <w:r>
-              <w:t xml:space="preserve">1.37</w:t>
+              <w:t xml:space="preserve">1.39</w:t>
             </w:r>
           </w:p>
         </w:tc>
@@ -3679,7 +3679,7 @@
               <w:jc w:val="left"/>
             </w:pPr>
             <w:r>
-              <w:t xml:space="preserve">0.8-2.35</w:t>
+              <w:t xml:space="preserve">0.81-2.39</w:t>
             </w:r>
           </w:p>
         </w:tc>
@@ -3691,7 +3691,7 @@
               <w:jc w:val="right"/>
             </w:pPr>
             <w:r>
-              <w:t xml:space="preserve">0.250</w:t>
+              <w:t xml:space="preserve">0.229</w:t>
             </w:r>
           </w:p>
         </w:tc>
@@ -31172,7 +31172,7 @@
         <w:pStyle w:val="FirstParagraph"/>
       </w:pPr>
       <w:r>
-        <w:t xml:space="preserve">The publication rate is 178 / 1,051 =</w:t>
+        <w:t xml:space="preserve">The publication rate is 171 / 1,051 =</w:t>
       </w:r>
       <w:r>
         <w:t xml:space="preserve"> </w:t>
@@ -31182,7 +31182,7 @@
           <w:b/>
           <w:bCs/>
         </w:rPr>
-        <w:t xml:space="preserve">16.9%</w:t>
+        <w:t xml:space="preserve">16.3%</w:t>
       </w:r>
       <w:r>
         <w:t xml:space="preserve">.</w:t>
@@ -32294,7 +32294,7 @@
         <w:t xml:space="preserve"> </w:t>
       </w:r>
       <w:r>
-        <w:t xml:space="preserve">= 16.9, but the rate is computed on 1,051. A reader dividing the published count by the stated total obtains 16.1%, not 16.9%. The 95% confidence interval is likewise computed on 1,051.</w:t>
+        <w:t xml:space="preserve">= 16.3, but the rate is computed on 1,051. A reader dividing the published count by the stated total obtains 15.5%, not 16.3%. The 95% confidence interval is likewise computed on 1,051.</w:t>
       </w:r>
     </w:p>
     <w:p>
@@ -32982,7 +32982,7 @@
               <w:pStyle w:val="Compact"/>
             </w:pPr>
             <w:r>
-              <w:t xml:space="preserve">16.9%</w:t>
+              <w:t xml:space="preserve">16.3%</w:t>
             </w:r>
           </w:p>
         </w:tc>
@@ -33028,7 +33028,7 @@
               <w:pStyle w:val="Compact"/>
             </w:pPr>
             <w:r>
-              <w:t xml:space="preserve">16.1%</w:t>
+              <w:t xml:space="preserve">15.5%</w:t>
             </w:r>
           </w:p>
         </w:tc>
@@ -34435,7 +34435,7 @@
         <w:pStyle w:val="BodyText"/>
       </w:pPr>
       <w:r>
-        <w:t xml:space="preserve">The headline did not move. The publication rate is 178 / 1,051 =</w:t>
+        <w:t xml:space="preserve">The headline did not move. The publication rate is 171 / 1,051 =</w:t>
       </w:r>
       <w:r>
         <w:t xml:space="preserve"> </w:t>
@@ -34445,7 +34445,7 @@
           <w:b/>
           <w:bCs/>
         </w:rPr>
-        <w:t xml:space="preserve">16.9%</w:t>
+        <w:t xml:space="preserve">16.3%</w:t>
       </w:r>
       <w:r>
         <w:t xml:space="preserve"> </w:t>
@@ -40067,7 +40067,7 @@
               <w:jc w:val="right"/>
             </w:pPr>
             <w:r>
-              <w:t xml:space="preserve">2.0838</w:t>
+              <w:t xml:space="preserve">2.1029</w:t>
             </w:r>
           </w:p>
         </w:tc>
@@ -40091,7 +40091,7 @@
               <w:jc w:val="right"/>
             </w:pPr>
             <w:r>
-              <w:t xml:space="preserve">0.1489</w:t>
+              <w:t xml:space="preserve">0.1470</w:t>
             </w:r>
           </w:p>
         </w:tc>
@@ -40117,7 +40117,7 @@
               <w:jc w:val="right"/>
             </w:pPr>
             <w:r>
-              <w:t xml:space="preserve">0.2114</w:t>
+              <w:t xml:space="preserve">0.2204</w:t>
             </w:r>
           </w:p>
         </w:tc>
@@ -40141,7 +40141,7 @@
               <w:jc w:val="right"/>
             </w:pPr>
             <w:r>
-              <w:t xml:space="preserve">0.6456</w:t>
+              <w:t xml:space="preserve">0.6387</w:t>
             </w:r>
           </w:p>
         </w:tc>
@@ -40167,7 +40167,7 @@
               <w:jc w:val="right"/>
             </w:pPr>
             <w:r>
-              <w:t xml:space="preserve">0.8282</w:t>
+              <w:t xml:space="preserve">0.8234</w:t>
             </w:r>
           </w:p>
         </w:tc>
@@ -40191,7 +40191,7 @@
               <w:jc w:val="right"/>
             </w:pPr>
             <w:r>
-              <w:t xml:space="preserve">0.3628</w:t>
+              <w:t xml:space="preserve">0.3642</w:t>
             </w:r>
           </w:p>
         </w:tc>
@@ -40217,7 +40217,7 @@
               <w:jc w:val="right"/>
             </w:pPr>
             <w:r>
-              <w:t xml:space="preserve">9.6805</w:t>
+              <w:t xml:space="preserve">9.6442</w:t>
             </w:r>
           </w:p>
         </w:tc>
@@ -40267,7 +40267,7 @@
               <w:jc w:val="right"/>
             </w:pPr>
             <w:r>
-              <w:t xml:space="preserve">0.0193</w:t>
+              <w:t xml:space="preserve">0.0197</w:t>
             </w:r>
           </w:p>
         </w:tc>
@@ -40291,7 +40291,7 @@
               <w:jc w:val="right"/>
             </w:pPr>
             <w:r>
-              <w:t xml:space="preserve">0.8894</w:t>
+              <w:t xml:space="preserve">0.8884</w:t>
             </w:r>
           </w:p>
         </w:tc>
@@ -40317,7 +40317,7 @@
               <w:jc w:val="right"/>
             </w:pPr>
             <w:r>
-              <w:t xml:space="preserve">0.2563</w:t>
+              <w:t xml:space="preserve">0.2566</w:t>
             </w:r>
           </w:p>
         </w:tc>
@@ -40341,7 +40341,7 @@
               <w:jc w:val="right"/>
             </w:pPr>
             <w:r>
-              <w:t xml:space="preserve">0.6127</w:t>
+              <w:t xml:space="preserve">0.6125</w:t>
             </w:r>
           </w:p>
         </w:tc>
@@ -40367,7 +40367,7 @@
               <w:jc w:val="right"/>
             </w:pPr>
             <w:r>
-              <w:t xml:space="preserve">13.1289</w:t>
+              <w:t xml:space="preserve">13.1311</w:t>
             </w:r>
           </w:p>
         </w:tc>
@@ -40986,7 +40986,7 @@
               <w:jc w:val="right"/>
             </w:pPr>
             <w:r>
-              <w:t xml:space="preserve">1.010</w:t>
+              <w:t xml:space="preserve">1.005</w:t>
             </w:r>
           </w:p>
         </w:tc>
@@ -40998,7 +40998,7 @@
               <w:jc w:val="right"/>
             </w:pPr>
             <w:r>
-              <w:t xml:space="preserve">0.839</w:t>
+              <w:t xml:space="preserve">0.835</w:t>
             </w:r>
           </w:p>
         </w:tc>
@@ -41010,7 +41010,7 @@
               <w:jc w:val="right"/>
             </w:pPr>
             <w:r>
-              <w:t xml:space="preserve">1.216</w:t>
+              <w:t xml:space="preserve">1.210</w:t>
             </w:r>
           </w:p>
         </w:tc>
@@ -41048,7 +41048,7 @@
               <w:jc w:val="right"/>
             </w:pPr>
             <w:r>
-              <w:t xml:space="preserve">1.160</w:t>
+              <w:t xml:space="preserve">1.153</w:t>
             </w:r>
           </w:p>
         </w:tc>
@@ -41060,7 +41060,7 @@
               <w:jc w:val="right"/>
             </w:pPr>
             <w:r>
-              <w:t xml:space="preserve">1.003</w:t>
+              <w:t xml:space="preserve">0.997</w:t>
             </w:r>
           </w:p>
         </w:tc>
@@ -41072,7 +41072,7 @@
               <w:jc w:val="right"/>
             </w:pPr>
             <w:r>
-              <w:t xml:space="preserve">1.342</w:t>
+              <w:t xml:space="preserve">1.334</w:t>
             </w:r>
           </w:p>
         </w:tc>
@@ -41110,7 +41110,7 @@
               <w:jc w:val="right"/>
             </w:pPr>
             <w:r>
-              <w:t xml:space="preserve">1.331</w:t>
+              <w:t xml:space="preserve">1.323</w:t>
             </w:r>
           </w:p>
         </w:tc>
@@ -41122,7 +41122,7 @@
               <w:jc w:val="right"/>
             </w:pPr>
             <w:r>
-              <w:t xml:space="preserve">1.146</w:t>
+              <w:t xml:space="preserve">1.140</w:t>
             </w:r>
           </w:p>
         </w:tc>
@@ -41134,7 +41134,7 @@
               <w:jc w:val="right"/>
             </w:pPr>
             <w:r>
-              <w:t xml:space="preserve">1.546</w:t>
+              <w:t xml:space="preserve">1.536</w:t>
             </w:r>
           </w:p>
         </w:tc>
@@ -41172,7 +41172,7 @@
               <w:jc w:val="right"/>
             </w:pPr>
             <w:r>
-              <w:t xml:space="preserve">1.528</w:t>
+              <w:t xml:space="preserve">1.518</w:t>
             </w:r>
           </w:p>
         </w:tc>
@@ -41184,7 +41184,7 @@
               <w:jc w:val="right"/>
             </w:pPr>
             <w:r>
-              <w:t xml:space="preserve">1.258</w:t>
+              <w:t xml:space="preserve">1.250</w:t>
             </w:r>
           </w:p>
         </w:tc>
@@ -41196,7 +41196,7 @@
               <w:jc w:val="right"/>
             </w:pPr>
             <w:r>
-              <w:t xml:space="preserve">1.857</w:t>
+              <w:t xml:space="preserve">1.844</w:t>
             </w:r>
           </w:p>
         </w:tc>
@@ -41234,7 +41234,7 @@
               <w:jc w:val="right"/>
             </w:pPr>
             <w:r>
-              <w:t xml:space="preserve">1.657</w:t>
+              <w:t xml:space="preserve">1.645</w:t>
             </w:r>
           </w:p>
         </w:tc>
@@ -41246,7 +41246,7 @@
               <w:jc w:val="right"/>
             </w:pPr>
             <w:r>
-              <w:t xml:space="preserve">1.314</w:t>
+              <w:t xml:space="preserve">1.306</w:t>
             </w:r>
           </w:p>
         </w:tc>
@@ -41258,7 +41258,7 @@
               <w:jc w:val="right"/>
             </w:pPr>
             <w:r>
-              <w:t xml:space="preserve">2.088</w:t>
+              <w:t xml:space="preserve">2.073</w:t>
             </w:r>
           </w:p>
         </w:tc>
@@ -41296,7 +41296,7 @@
               <w:jc w:val="right"/>
             </w:pPr>
             <w:r>
-              <w:t xml:space="preserve">1.754</w:t>
+              <w:t xml:space="preserve">1.742</w:t>
             </w:r>
           </w:p>
         </w:tc>
@@ -41308,7 +41308,7 @@
               <w:jc w:val="right"/>
             </w:pPr>
             <w:r>
-              <w:t xml:space="preserve">1.352</w:t>
+              <w:t xml:space="preserve">1.343</w:t>
             </w:r>
           </w:p>
         </w:tc>
@@ -41320,7 +41320,7 @@
               <w:jc w:val="right"/>
             </w:pPr>
             <w:r>
-              <w:t xml:space="preserve">2.276</w:t>
+              <w:t xml:space="preserve">2.259</w:t>
             </w:r>
           </w:p>
         </w:tc>
@@ -41398,7 +41398,7 @@
               <a:graphicData uri="http://schemas.openxmlformats.org/drawingml/2006/picture">
                 <pic:pic>
                   <pic:nvPicPr>
-                    <pic:cNvPr descr="technical_appendix_files/8d8d4764b0e45bed0b010e5adf999c2e3c3a95dd.png" id="202" name="Picture"/>
+                    <pic:cNvPr descr="technical_appendix_files/9923cd955b56bb72f042a45af0cd43a2cd94a6f6.png" id="202" name="Picture"/>
                     <pic:cNvPicPr>
                       <a:picLocks noChangeArrowheads="1" noChangeAspect="1"/>
                     </pic:cNvPicPr>
@@ -44521,6 +44521,1403 @@
     </w:p>
     <w:bookmarkEnd w:id="218"/>
     <w:bookmarkEnd w:id="219"/>
+    <w:bookmarkStart w:id="226" w:name="a19.-the-pre-congress-exclusion-settled"/>
+    <w:p>
+      <w:pPr>
+        <w:pStyle w:val="Heading2"/>
+      </w:pPr>
+      <w:r>
+        <w:t xml:space="preserve">A19. The Pre-Congress Exclusion, Settled</w:t>
+      </w:r>
+    </w:p>
+    <w:p>
+      <w:pPr>
+        <w:pStyle w:val="FirstParagraph"/>
+      </w:pPr>
+      <w:r>
+        <w:rPr>
+          <w:b/>
+          <w:bCs/>
+        </w:rPr>
+        <w:t xml:space="preserve">PI decision, 2026-09-05: a reviewer’s</w:t>
+      </w:r>
+      <w:r>
+        <w:rPr>
+          <w:b/>
+          <w:bCs/>
+        </w:rPr>
+        <w:t xml:space="preserve"> </w:t>
+      </w:r>
+      <w:r>
+        <w:rPr>
+          <w:rStyle w:val="VerbatimChar"/>
+          <w:b/>
+          <w:bCs/>
+        </w:rPr>
+        <w:t xml:space="preserve">match</w:t>
+      </w:r>
+      <w:r>
+        <w:rPr>
+          <w:b/>
+          <w:bCs/>
+        </w:rPr>
+        <w:t xml:space="preserve"> </w:t>
+      </w:r>
+      <w:r>
+        <w:rPr>
+          <w:b/>
+          <w:bCs/>
+        </w:rPr>
+        <w:t xml:space="preserve">does not override the</w:t>
+      </w:r>
+      <w:r>
+        <w:rPr>
+          <w:b/>
+          <w:bCs/>
+        </w:rPr>
+        <w:t xml:space="preserve"> </w:t>
+      </w:r>
+      <w:r>
+        <w:rPr>
+          <w:b/>
+          <w:bCs/>
+        </w:rPr>
+        <w:t xml:space="preserve">pre-congress exclusion.</w:t>
+      </w:r>
+      <w:r>
+        <w:t xml:space="preserve"> </w:t>
+      </w:r>
+      <w:r>
+        <w:t xml:space="preserve">This is the rule the study now uses, and it changed</w:t>
+      </w:r>
+      <w:r>
+        <w:t xml:space="preserve"> </w:t>
+      </w:r>
+      <w:r>
+        <w:t xml:space="preserve">the numerator.</w:t>
+      </w:r>
+    </w:p>
+    <w:bookmarkStart w:id="220" w:name="a19.1-the-rule"/>
+    <w:p>
+      <w:pPr>
+        <w:pStyle w:val="Heading3"/>
+      </w:pPr>
+      <w:r>
+        <w:t xml:space="preserve">A19.1 The rule</w:t>
+      </w:r>
+    </w:p>
+    <w:p>
+      <w:pPr>
+        <w:pStyle w:val="FirstParagraph"/>
+      </w:pPr>
+      <w:r>
+        <w:t xml:space="preserve">A publication that appeared before the congress cannot be a</w:t>
+      </w:r>
+      <w:r>
+        <w:t xml:space="preserve"> </w:t>
+      </w:r>
+      <w:r>
+        <w:t xml:space="preserve">conference-to-publication conversion. The comparison uses the print issue date</w:t>
+      </w:r>
+      <w:r>
+        <w:t xml:space="preserve"> </w:t>
+      </w:r>
+      <w:r>
+        <w:t xml:space="preserve">(A18) of the publication actually credited to the abstract, and the test is the</w:t>
+      </w:r>
+      <w:r>
+        <w:t xml:space="preserve"> </w:t>
+      </w:r>
+      <w:r>
+        <w:rPr>
+          <w:b/>
+          <w:bCs/>
+        </w:rPr>
+        <w:t xml:space="preserve">first</w:t>
+      </w:r>
+      <w:r>
+        <w:t xml:space="preserve"> </w:t>
+      </w:r>
+      <w:r>
+        <w:t xml:space="preserve">branch of the outcome cascade in</w:t>
+      </w:r>
+      <w:r>
+        <w:t xml:space="preserve"> </w:t>
+      </w:r>
+      <w:r>
+        <w:rPr>
+          <w:rStyle w:val="VerbatimChar"/>
+        </w:rPr>
+        <w:t xml:space="preserve">assign_final_published()</w:t>
+      </w:r>
+      <w:r>
+        <w:t xml:space="preserve">, ahead of</w:t>
+      </w:r>
+      <w:r>
+        <w:t xml:space="preserve"> </w:t>
+      </w:r>
+      <w:r>
+        <w:t xml:space="preserve">both</w:t>
+      </w:r>
+      <w:r>
+        <w:t xml:space="preserve"> </w:t>
+      </w:r>
+      <w:r>
+        <w:rPr>
+          <w:rStyle w:val="VerbatimChar"/>
+        </w:rPr>
+        <w:t xml:space="preserve">classification == "definite"</w:t>
+      </w:r>
+      <w:r>
+        <w:t xml:space="preserve"> </w:t>
+      </w:r>
+      <w:r>
+        <w:t xml:space="preserve">and the reviewer verdict.</w:t>
+      </w:r>
+    </w:p>
+    <w:p>
+      <w:pPr>
+        <w:pStyle w:val="BodyText"/>
+      </w:pPr>
+      <w:r>
+        <w:t xml:space="preserve">An abstract failing the test stays in the cohort and is counted unpublished. It</w:t>
+      </w:r>
+      <w:r>
+        <w:t xml:space="preserve"> </w:t>
+      </w:r>
+      <w:r>
+        <w:t xml:space="preserve">does not leave the study, so the denominator is untouched.</w:t>
+      </w:r>
+    </w:p>
+    <w:p>
+      <w:pPr>
+        <w:pStyle w:val="BodyText"/>
+      </w:pPr>
+      <w:r>
+        <w:t xml:space="preserve">A missing interval is not treated as pre-congress. An abstract whose credited</w:t>
+      </w:r>
+      <w:r>
+        <w:t xml:space="preserve"> </w:t>
+      </w:r>
+      <w:r>
+        <w:t xml:space="preserve">publication has no resolvable date is undated, not early, and is decided on the</w:t>
+      </w:r>
+      <w:r>
+        <w:t xml:space="preserve"> </w:t>
+      </w:r>
+      <w:r>
+        <w:t xml:space="preserve">evidence that exists.</w:t>
+      </w:r>
+    </w:p>
+    <w:bookmarkEnd w:id="220"/>
+    <w:bookmarkStart w:id="221" w:name="X4a6b22448b23e87369738be43e33552dc5d9b7c"/>
+    <w:p>
+      <w:pPr>
+        <w:pStyle w:val="Heading3"/>
+      </w:pPr>
+      <w:r>
+        <w:t xml:space="preserve">A19.2 Why the classification could not be used as the test</w:t>
+      </w:r>
+    </w:p>
+    <w:p>
+      <w:pPr>
+        <w:pStyle w:val="FirstParagraph"/>
+      </w:pPr>
+      <w:r>
+        <w:t xml:space="preserve">The obvious implementation is to trust</w:t>
+      </w:r>
+      <w:r>
+        <w:t xml:space="preserve"> </w:t>
+      </w:r>
+      <w:r>
+        <w:rPr>
+          <w:rStyle w:val="VerbatimChar"/>
+        </w:rPr>
+        <w:t xml:space="preserve">classification == "excluded"</w:t>
+      </w:r>
+      <w:r>
+        <w:t xml:space="preserve">, which the</w:t>
+      </w:r>
+      <w:r>
+        <w:t xml:space="preserve"> </w:t>
+      </w:r>
+      <w:r>
+        <w:t xml:space="preserve">scorer already sets when the best candidate predates the congress. That would</w:t>
+      </w:r>
+      <w:r>
+        <w:t xml:space="preserve"> </w:t>
+      </w:r>
+      <w:r>
+        <w:t xml:space="preserve">have been wrong three times:</w:t>
+      </w:r>
+    </w:p>
+    <w:tbl>
+      <w:tblPr>
+        <w:tblStyle w:val="Table"/>
+        <w:tblW w:type="pct" w:w="5000"/>
+        <w:tblLayout w:type="fixed"/>
+        <w:tblLook w:firstRow="1" w:lastRow="0" w:firstColumn="0" w:lastColumn="0" w:noHBand="0" w:noVBand="0" w:val="0020"/>
+      </w:tblPr>
+      <w:tblGrid>
+        <w:gridCol w:w="2640"/>
+        <w:gridCol w:w="2640"/>
+        <w:gridCol w:w="2640"/>
+      </w:tblGrid>
+      <w:tr>
+        <w:trPr>
+          <w:tblHeader w:val="on"/>
+        </w:trPr>
+        <w:tc>
+          <w:tcPr/>
+          <w:p>
+            <w:pPr>
+              <w:pStyle w:val="Compact"/>
+            </w:pPr>
+            <w:r>
+              <w:t xml:space="preserve">abstract</w:t>
+            </w:r>
+          </w:p>
+        </w:tc>
+        <w:tc>
+          <w:tcPr/>
+          <w:p>
+            <w:pPr>
+              <w:pStyle w:val="Compact"/>
+            </w:pPr>
+            <w:r>
+              <w:t xml:space="preserve">classification</w:t>
+            </w:r>
+          </w:p>
+        </w:tc>
+        <w:tc>
+          <w:tcPr/>
+          <w:p>
+            <w:pPr>
+              <w:pStyle w:val="Compact"/>
+            </w:pPr>
+            <w:r>
+              <w:t xml:space="preserve">why the classification misses it</w:t>
+            </w:r>
+          </w:p>
+        </w:tc>
+      </w:tr>
+      <w:tr>
+        <w:tc>
+          <w:tcPr/>
+          <w:p>
+            <w:pPr>
+              <w:pStyle w:val="Compact"/>
+            </w:pPr>
+            <w:r>
+              <w:t xml:space="preserve">AAGL2018_002</w:t>
+            </w:r>
+          </w:p>
+        </w:tc>
+        <w:tc>
+          <w:tcPr/>
+          <w:p>
+            <w:pPr>
+              <w:pStyle w:val="Compact"/>
+            </w:pPr>
+            <w:r>
+              <w:rPr>
+                <w:rStyle w:val="VerbatimChar"/>
+              </w:rPr>
+              <w:t xml:space="preserve">no_match</w:t>
+            </w:r>
+          </w:p>
+        </w:tc>
+        <w:tc>
+          <w:tcPr/>
+          <w:p>
+            <w:pPr>
+              <w:pStyle w:val="Compact"/>
+            </w:pPr>
+            <w:r>
+              <w:t xml:space="preserve">reviewer supplied PMID 29454147; the penalty was computed against best candidate 39220672</w:t>
+            </w:r>
+          </w:p>
+        </w:tc>
+      </w:tr>
+      <w:tr>
+        <w:tc>
+          <w:tcPr/>
+          <w:p>
+            <w:pPr>
+              <w:pStyle w:val="Compact"/>
+            </w:pPr>
+            <w:r>
+              <w:t xml:space="preserve">AAGL2018_019</w:t>
+            </w:r>
+          </w:p>
+        </w:tc>
+        <w:tc>
+          <w:tcPr/>
+          <w:p>
+            <w:pPr>
+              <w:pStyle w:val="Compact"/>
+            </w:pPr>
+            <w:r>
+              <w:rPr>
+                <w:rStyle w:val="VerbatimChar"/>
+              </w:rPr>
+              <w:t xml:space="preserve">no_match</w:t>
+            </w:r>
+          </w:p>
+        </w:tc>
+        <w:tc>
+          <w:tcPr/>
+          <w:p>
+            <w:pPr>
+              <w:pStyle w:val="Compact"/>
+            </w:pPr>
+            <w:r>
+              <w:t xml:space="preserve">same, PMID 29408695 against best candidate 34136570</w:t>
+            </w:r>
+          </w:p>
+        </w:tc>
+      </w:tr>
+      <w:tr>
+        <w:tc>
+          <w:tcPr/>
+          <w:p>
+            <w:pPr>
+              <w:pStyle w:val="Compact"/>
+            </w:pPr>
+            <w:r>
+              <w:t xml:space="preserve">AAGL2015_010</w:t>
+            </w:r>
+          </w:p>
+        </w:tc>
+        <w:tc>
+          <w:tcPr/>
+          <w:p>
+            <w:pPr>
+              <w:pStyle w:val="Compact"/>
+            </w:pPr>
+            <w:r>
+              <w:rPr>
+                <w:rStyle w:val="VerbatimChar"/>
+              </w:rPr>
+              <w:t xml:space="preserve">definite</w:t>
+            </w:r>
+          </w:p>
+        </w:tc>
+        <w:tc>
+          <w:tcPr/>
+          <w:p>
+            <w:pPr>
+              <w:pStyle w:val="Compact"/>
+            </w:pPr>
+            <w:r>
+              <w:t xml:space="preserve">credited paper predates the congress by two weeks, but scored</w:t>
+            </w:r>
+            <w:r>
+              <w:t xml:space="preserve"> </w:t>
+            </w:r>
+            <w:r>
+              <w:rPr>
+                <w:rStyle w:val="VerbatimChar"/>
+              </w:rPr>
+              <w:t xml:space="preserve">definite</w:t>
+            </w:r>
+            <w:r>
+              <w:t xml:space="preserve"> </w:t>
+            </w:r>
+            <w:r>
+              <w:t xml:space="preserve">and branch 1 won outright</w:t>
+            </w:r>
+          </w:p>
+        </w:tc>
+      </w:tr>
+    </w:tbl>
+    <w:p>
+      <w:pPr>
+        <w:pStyle w:val="BodyText"/>
+      </w:pPr>
+      <w:r>
+        <w:t xml:space="preserve">The first two are the sharper problem.</w:t>
+      </w:r>
+      <w:r>
+        <w:t xml:space="preserve"> </w:t>
+      </w:r>
+      <w:r>
+        <w:rPr>
+          <w:rStyle w:val="VerbatimChar"/>
+        </w:rPr>
+        <w:t xml:space="preserve">R/05_adjudicate.R</w:t>
+      </w:r>
+      <w:r>
+        <w:t xml:space="preserve"> </w:t>
+      </w:r>
+      <w:r>
+        <w:t xml:space="preserve">joins publication</w:t>
+      </w:r>
+      <w:r>
+        <w:t xml:space="preserve"> </w:t>
+      </w:r>
+      <w:r>
+        <w:t xml:space="preserve">metadata on</w:t>
+      </w:r>
+      <w:r>
+        <w:t xml:space="preserve"> </w:t>
+      </w:r>
+      <w:r>
+        <w:rPr>
+          <w:rStyle w:val="VerbatimChar"/>
+        </w:rPr>
+        <w:t xml:space="preserve">best_pmid</w:t>
+      </w:r>
+      <w:r>
+        <w:t xml:space="preserve"> </w:t>
+      </w:r>
+      <w:r>
+        <w:t xml:space="preserve">and runs before the reviewer decisions are read, so</w:t>
+      </w:r>
+      <w:r>
+        <w:t xml:space="preserve"> </w:t>
+      </w:r>
+      <w:r>
+        <w:t xml:space="preserve">where a reviewer supplied a different PMID the interval described the wrong</w:t>
+      </w:r>
+      <w:r>
+        <w:t xml:space="preserve"> </w:t>
+      </w:r>
+      <w:r>
+        <w:t xml:space="preserve">paper, and for these two it was missing entirely.</w:t>
+      </w:r>
+      <w:r>
+        <w:t xml:space="preserve"> </w:t>
+      </w:r>
+      <w:r>
+        <w:rPr>
+          <w:rStyle w:val="VerbatimChar"/>
+        </w:rPr>
+        <w:t xml:space="preserve">R/06_analyze_results.R</w:t>
+      </w:r>
+      <w:r>
+        <w:t xml:space="preserve"> </w:t>
+      </w:r>
+      <w:r>
+        <w:t xml:space="preserve">re-joins on</w:t>
+      </w:r>
+      <w:r>
+        <w:t xml:space="preserve"> </w:t>
+      </w:r>
+      <w:r>
+        <w:rPr>
+          <w:rStyle w:val="VerbatimChar"/>
+        </w:rPr>
+        <w:t xml:space="preserve">final_pmid</w:t>
+      </w:r>
+      <w:r>
+        <w:t xml:space="preserve">, and only after that is the interval the one the rule</w:t>
+      </w:r>
+      <w:r>
+        <w:t xml:space="preserve"> </w:t>
+      </w:r>
+      <w:r>
+        <w:t xml:space="preserve">is about, at 10.3 months before the congress for both.</w:t>
+      </w:r>
+    </w:p>
+    <w:p>
+      <w:pPr>
+        <w:pStyle w:val="BodyText"/>
+      </w:pPr>
+      <w:r>
+        <w:t xml:space="preserve">The rule is therefore applied twice: once inside</w:t>
+      </w:r>
+      <w:r>
+        <w:t xml:space="preserve"> </w:t>
+      </w:r>
+      <w:r>
+        <w:rPr>
+          <w:rStyle w:val="VerbatimChar"/>
+        </w:rPr>
+        <w:t xml:space="preserve">assign_final_published()</w:t>
+      </w:r>
+      <w:r>
+        <w:t xml:space="preserve">, so</w:t>
+      </w:r>
+      <w:r>
+        <w:t xml:space="preserve"> </w:t>
+      </w:r>
+      <w:r>
+        <w:t xml:space="preserve">every caller gets it, and once more in 06 via</w:t>
+      </w:r>
+      <w:r>
+        <w:t xml:space="preserve"> </w:t>
+      </w:r>
+      <w:r>
+        <w:rPr>
+          <w:rStyle w:val="VerbatimChar"/>
+        </w:rPr>
+        <w:t xml:space="preserve">apply_pre_congress_exclusion()</w:t>
+      </w:r>
+      <w:r>
+        <w:t xml:space="preserve"> </w:t>
+      </w:r>
+      <w:r>
+        <w:t xml:space="preserve">after the refresh. The second application is</w:t>
+      </w:r>
+      <w:r>
+        <w:t xml:space="preserve"> </w:t>
+      </w:r>
+      <w:r>
+        <w:t xml:space="preserve">what catches those two, and 06 reports how many it removed.</w:t>
+      </w:r>
+    </w:p>
+    <w:bookmarkEnd w:id="221"/>
+    <w:bookmarkStart w:id="222" w:name="a19.3-a-drift-this-exposed"/>
+    <w:p>
+      <w:pPr>
+        <w:pStyle w:val="Heading3"/>
+      </w:pPr>
+      <w:r>
+        <w:t xml:space="preserve">A19.3 A drift this exposed</w:t>
+      </w:r>
+    </w:p>
+    <w:p>
+      <w:pPr>
+        <w:pStyle w:val="FirstParagraph"/>
+      </w:pPr>
+      <w:r>
+        <w:rPr>
+          <w:rStyle w:val="VerbatimChar"/>
+        </w:rPr>
+        <w:t xml:space="preserve">R/07_make_tables.R</w:t>
+      </w:r>
+      <w:r>
+        <w:t xml:space="preserve"> </w:t>
+      </w:r>
+      <w:r>
+        <w:t xml:space="preserve">and</w:t>
+      </w:r>
+      <w:r>
+        <w:t xml:space="preserve"> </w:t>
+      </w:r>
+      <w:r>
+        <w:rPr>
+          <w:rStyle w:val="VerbatimChar"/>
+        </w:rPr>
+        <w:t xml:space="preserve">R/08_make_figures.R</w:t>
+      </w:r>
+      <w:r>
+        <w:t xml:space="preserve"> </w:t>
+      </w:r>
+      <w:r>
+        <w:t xml:space="preserve">recompute the outcome from</w:t>
+      </w:r>
+      <w:r>
+        <w:t xml:space="preserve"> </w:t>
+      </w:r>
+      <w:r>
+        <w:rPr>
+          <w:rStyle w:val="VerbatimChar"/>
+        </w:rPr>
+        <w:t xml:space="preserve">abstracts_with_matches.csv</w:t>
+      </w:r>
+      <w:r>
+        <w:t xml:space="preserve"> </w:t>
+      </w:r>
+      <w:r>
+        <w:t xml:space="preserve">through the same cascade, with comments saying this</w:t>
+      </w:r>
+      <w:r>
+        <w:t xml:space="preserve"> </w:t>
+      </w:r>
+      <w:r>
+        <w:t xml:space="preserve">exists so they cannot drift from the analysis. They can: 06 refreshes the</w:t>
+      </w:r>
+      <w:r>
+        <w:t xml:space="preserve"> </w:t>
+      </w:r>
+      <w:r>
+        <w:t xml:space="preserve">interval before applying the exclusion and they do not, so after this change the</w:t>
+      </w:r>
+      <w:r>
+        <w:t xml:space="preserve"> </w:t>
+      </w:r>
+      <w:r>
+        <w:t xml:space="preserve">same abstract would have been unpublished in the analysis and published in the</w:t>
+      </w:r>
+      <w:r>
+        <w:t xml:space="preserve"> </w:t>
+      </w:r>
+      <w:r>
+        <w:t xml:space="preserve">tables. Both now adopt the settled outcome from</w:t>
+      </w:r>
+      <w:r>
+        <w:t xml:space="preserve"> </w:t>
+      </w:r>
+      <w:r>
+        <w:rPr>
+          <w:rStyle w:val="VerbatimChar"/>
+        </w:rPr>
+        <w:t xml:space="preserve">output/final_analytical_dataset.csv</w:t>
+      </w:r>
+      <w:r>
+        <w:t xml:space="preserve"> </w:t>
+      </w:r>
+      <w:r>
+        <w:t xml:space="preserve">through</w:t>
+      </w:r>
+      <w:r>
+        <w:t xml:space="preserve"> </w:t>
+      </w:r>
+      <w:r>
+        <w:rPr>
+          <w:rStyle w:val="VerbatimChar"/>
+        </w:rPr>
+        <w:t xml:space="preserve">adopt_analysis_outcome()</w:t>
+      </w:r>
+      <w:r>
+        <w:t xml:space="preserve">. They</w:t>
+      </w:r>
+      <w:r>
+        <w:t xml:space="preserve"> </w:t>
+      </w:r>
+      <w:r>
+        <w:t xml:space="preserve">run after 06 in</w:t>
+      </w:r>
+      <w:r>
+        <w:t xml:space="preserve"> </w:t>
+      </w:r>
+      <w:r>
+        <w:rPr>
+          <w:rStyle w:val="VerbatimChar"/>
+        </w:rPr>
+        <w:t xml:space="preserve">00_run_all.R</w:t>
+      </w:r>
+      <w:r>
+        <w:t xml:space="preserve">, so it is available.</w:t>
+      </w:r>
+    </w:p>
+    <w:bookmarkEnd w:id="222"/>
+    <w:bookmarkStart w:id="223" w:name="a19.4-what-moved"/>
+    <w:p>
+      <w:pPr>
+        <w:pStyle w:val="Heading3"/>
+      </w:pPr>
+      <w:r>
+        <w:t xml:space="preserve">A19.4 What moved</w:t>
+      </w:r>
+    </w:p>
+    <w:tbl>
+      <w:tblPr>
+        <w:tblStyle w:val="Table"/>
+        <w:tblW w:type="auto" w:w="0"/>
+        <w:tblLook w:firstRow="1" w:lastRow="0" w:firstColumn="0" w:lastColumn="0" w:noHBand="0" w:noVBand="0" w:val="0020"/>
+      </w:tblPr>
+      <w:tblGrid>
+        <w:gridCol w:w="2640"/>
+        <w:gridCol w:w="2640"/>
+        <w:gridCol w:w="2640"/>
+      </w:tblGrid>
+      <w:tr>
+        <w:trPr>
+          <w:tblHeader w:val="on"/>
+        </w:trPr>
+        <w:tc>
+          <w:tcPr/>
+          <w:p>
+            <w:pPr>
+              <w:pStyle w:val="Compact"/>
+            </w:pPr>
+            <w:r>
+              <w:t xml:space="preserve">quantity</w:t>
+            </w:r>
+          </w:p>
+        </w:tc>
+        <w:tc>
+          <w:tcPr/>
+          <w:p>
+            <w:pPr>
+              <w:pStyle w:val="Compact"/>
+              <w:jc w:val="right"/>
+            </w:pPr>
+            <w:r>
+              <w:t xml:space="preserve">before</w:t>
+            </w:r>
+          </w:p>
+        </w:tc>
+        <w:tc>
+          <w:tcPr/>
+          <w:p>
+            <w:pPr>
+              <w:pStyle w:val="Compact"/>
+              <w:jc w:val="right"/>
+            </w:pPr>
+            <w:r>
+              <w:t xml:space="preserve">after</w:t>
+            </w:r>
+          </w:p>
+        </w:tc>
+      </w:tr>
+      <w:tr>
+        <w:tc>
+          <w:tcPr/>
+          <w:p>
+            <w:pPr>
+              <w:pStyle w:val="Compact"/>
+            </w:pPr>
+            <w:r>
+              <w:t xml:space="preserve">Published</w:t>
+            </w:r>
+          </w:p>
+        </w:tc>
+        <w:tc>
+          <w:tcPr/>
+          <w:p>
+            <w:pPr>
+              <w:pStyle w:val="Compact"/>
+              <w:jc w:val="right"/>
+            </w:pPr>
+            <w:r>
+              <w:t xml:space="preserve">178</w:t>
+            </w:r>
+          </w:p>
+        </w:tc>
+        <w:tc>
+          <w:tcPr/>
+          <w:p>
+            <w:pPr>
+              <w:pStyle w:val="Compact"/>
+              <w:jc w:val="right"/>
+            </w:pPr>
+            <w:r>
+              <w:rPr>
+                <w:b/>
+                <w:bCs/>
+              </w:rPr>
+              <w:t xml:space="preserve">171</w:t>
+            </w:r>
+          </w:p>
+        </w:tc>
+      </w:tr>
+      <w:tr>
+        <w:tc>
+          <w:tcPr/>
+          <w:p>
+            <w:pPr>
+              <w:pStyle w:val="Compact"/>
+            </w:pPr>
+            <w:r>
+              <w:t xml:space="preserve">Not published</w:t>
+            </w:r>
+          </w:p>
+        </w:tc>
+        <w:tc>
+          <w:tcPr/>
+          <w:p>
+            <w:pPr>
+              <w:pStyle w:val="Compact"/>
+              <w:jc w:val="right"/>
+            </w:pPr>
+            <w:r>
+              <w:t xml:space="preserve">873</w:t>
+            </w:r>
+          </w:p>
+        </w:tc>
+        <w:tc>
+          <w:tcPr/>
+          <w:p>
+            <w:pPr>
+              <w:pStyle w:val="Compact"/>
+              <w:jc w:val="right"/>
+            </w:pPr>
+            <w:r>
+              <w:t xml:space="preserve">880</w:t>
+            </w:r>
+          </w:p>
+        </w:tc>
+      </w:tr>
+      <w:tr>
+        <w:tc>
+          <w:tcPr/>
+          <w:p>
+            <w:pPr>
+              <w:pStyle w:val="Compact"/>
+            </w:pPr>
+            <w:r>
+              <w:t xml:space="preserve">Denominator</w:t>
+            </w:r>
+          </w:p>
+        </w:tc>
+        <w:tc>
+          <w:tcPr/>
+          <w:p>
+            <w:pPr>
+              <w:pStyle w:val="Compact"/>
+              <w:jc w:val="right"/>
+            </w:pPr>
+            <w:r>
+              <w:t xml:space="preserve">1,051</w:t>
+            </w:r>
+          </w:p>
+        </w:tc>
+        <w:tc>
+          <w:tcPr/>
+          <w:p>
+            <w:pPr>
+              <w:pStyle w:val="Compact"/>
+              <w:jc w:val="right"/>
+            </w:pPr>
+            <w:r>
+              <w:rPr>
+                <w:b/>
+                <w:bCs/>
+              </w:rPr>
+              <w:t xml:space="preserve">1,051</w:t>
+            </w:r>
+          </w:p>
+        </w:tc>
+      </w:tr>
+      <w:tr>
+        <w:tc>
+          <w:tcPr/>
+          <w:p>
+            <w:pPr>
+              <w:pStyle w:val="Compact"/>
+            </w:pPr>
+            <w:r>
+              <w:t xml:space="preserve">Publication rate</w:t>
+            </w:r>
+          </w:p>
+        </w:tc>
+        <w:tc>
+          <w:tcPr/>
+          <w:p>
+            <w:pPr>
+              <w:pStyle w:val="Compact"/>
+              <w:jc w:val="right"/>
+            </w:pPr>
+            <w:r>
+              <w:t xml:space="preserve">16.9%</w:t>
+            </w:r>
+          </w:p>
+        </w:tc>
+        <w:tc>
+          <w:tcPr/>
+          <w:p>
+            <w:pPr>
+              <w:pStyle w:val="Compact"/>
+              <w:jc w:val="right"/>
+            </w:pPr>
+            <w:r>
+              <w:rPr>
+                <w:b/>
+                <w:bCs/>
+              </w:rPr>
+              <w:t xml:space="preserve">16.3%</w:t>
+            </w:r>
+          </w:p>
+        </w:tc>
+      </w:tr>
+      <w:tr>
+        <w:tc>
+          <w:tcPr/>
+          <w:p>
+            <w:pPr>
+              <w:pStyle w:val="Compact"/>
+            </w:pPr>
+            <w:r>
+              <w:t xml:space="preserve">Wilson 95% CI</w:t>
+            </w:r>
+          </w:p>
+        </w:tc>
+        <w:tc>
+          <w:tcPr/>
+          <w:p>
+            <w:pPr>
+              <w:pStyle w:val="Compact"/>
+              <w:jc w:val="right"/>
+            </w:pPr>
+            <w:r>
+              <w:t xml:space="preserve">14.8-19.3</w:t>
+            </w:r>
+          </w:p>
+        </w:tc>
+        <w:tc>
+          <w:tcPr/>
+          <w:p>
+            <w:pPr>
+              <w:pStyle w:val="Compact"/>
+              <w:jc w:val="right"/>
+            </w:pPr>
+            <w:r>
+              <w:t xml:space="preserve">14.2-18.6</w:t>
+            </w:r>
+          </w:p>
+        </w:tc>
+      </w:tr>
+      <w:tr>
+        <w:tc>
+          <w:tcPr/>
+          <w:p>
+            <w:pPr>
+              <w:pStyle w:val="Compact"/>
+            </w:pPr>
+            <w:r>
+              <w:t xml:space="preserve">Median time to publication</w:t>
+            </w:r>
+          </w:p>
+        </w:tc>
+        <w:tc>
+          <w:tcPr/>
+          <w:p>
+            <w:pPr>
+              <w:pStyle w:val="Compact"/>
+              <w:jc w:val="right"/>
+            </w:pPr>
+            <w:r>
+              <w:t xml:space="preserve">13.7 mo</w:t>
+            </w:r>
+          </w:p>
+        </w:tc>
+        <w:tc>
+          <w:tcPr/>
+          <w:p>
+            <w:pPr>
+              <w:pStyle w:val="Compact"/>
+              <w:jc w:val="right"/>
+            </w:pPr>
+            <w:r>
+              <w:rPr>
+                <w:b/>
+                <w:bCs/>
+              </w:rPr>
+              <w:t xml:space="preserve">13.7 mo</w:t>
+            </w:r>
+          </w:p>
+        </w:tc>
+      </w:tr>
+      <w:tr>
+        <w:tc>
+          <w:tcPr/>
+          <w:p>
+            <w:pPr>
+              <w:pStyle w:val="Compact"/>
+            </w:pPr>
+            <w:r>
+              <w:t xml:space="preserve">Published with usable interval</w:t>
+            </w:r>
+          </w:p>
+        </w:tc>
+        <w:tc>
+          <w:tcPr/>
+          <w:p>
+            <w:pPr>
+              <w:pStyle w:val="Compact"/>
+              <w:jc w:val="right"/>
+            </w:pPr>
+            <w:r>
+              <w:t xml:space="preserve">171</w:t>
+            </w:r>
+          </w:p>
+        </w:tc>
+        <w:tc>
+          <w:tcPr/>
+          <w:p>
+            <w:pPr>
+              <w:pStyle w:val="Compact"/>
+              <w:jc w:val="right"/>
+            </w:pPr>
+            <w:r>
+              <w:t xml:space="preserve">171</w:t>
+            </w:r>
+          </w:p>
+        </w:tc>
+      </w:tr>
+      <w:tr>
+        <w:tc>
+          <w:tcPr/>
+          <w:p>
+            <w:pPr>
+              <w:pStyle w:val="Compact"/>
+            </w:pPr>
+            <w:r>
+              <w:t xml:space="preserve">Published dated before their congress</w:t>
+            </w:r>
+          </w:p>
+        </w:tc>
+        <w:tc>
+          <w:tcPr/>
+          <w:p>
+            <w:pPr>
+              <w:pStyle w:val="Compact"/>
+              <w:jc w:val="right"/>
+            </w:pPr>
+            <w:r>
+              <w:t xml:space="preserve">7</w:t>
+            </w:r>
+          </w:p>
+        </w:tc>
+        <w:tc>
+          <w:tcPr/>
+          <w:p>
+            <w:pPr>
+              <w:pStyle w:val="Compact"/>
+              <w:jc w:val="right"/>
+            </w:pPr>
+            <w:r>
+              <w:rPr>
+                <w:b/>
+                <w:bCs/>
+              </w:rPr>
+              <w:t xml:space="preserve">0</w:t>
+            </w:r>
+          </w:p>
+        </w:tc>
+      </w:tr>
+      <w:tr>
+        <w:tc>
+          <w:tcPr/>
+          <w:p>
+            <w:pPr>
+              <w:pStyle w:val="Compact"/>
+            </w:pPr>
+            <w:r>
+              <w:t xml:space="preserve">Cox N / events</w:t>
+            </w:r>
+          </w:p>
+        </w:tc>
+        <w:tc>
+          <w:tcPr/>
+          <w:p>
+            <w:pPr>
+              <w:pStyle w:val="Compact"/>
+              <w:jc w:val="right"/>
+            </w:pPr>
+            <w:r>
+              <w:t xml:space="preserve">1,020 / 171</w:t>
+            </w:r>
+          </w:p>
+        </w:tc>
+        <w:tc>
+          <w:tcPr/>
+          <w:p>
+            <w:pPr>
+              <w:pStyle w:val="Compact"/>
+              <w:jc w:val="right"/>
+            </w:pPr>
+            <w:r>
+              <w:t xml:space="preserve">1,027 / 171</w:t>
+            </w:r>
+          </w:p>
+        </w:tc>
+      </w:tr>
+      <w:tr>
+        <w:tc>
+          <w:tcPr/>
+          <w:p>
+            <w:pPr>
+              <w:pStyle w:val="Compact"/>
+            </w:pPr>
+            <w:r>
+              <w:t xml:space="preserve">Logistic N</w:t>
+            </w:r>
+          </w:p>
+        </w:tc>
+        <w:tc>
+          <w:tcPr/>
+          <w:p>
+            <w:pPr>
+              <w:pStyle w:val="Compact"/>
+              <w:jc w:val="right"/>
+            </w:pPr>
+            <w:r>
+              <w:t xml:space="preserve">1,027</w:t>
+            </w:r>
+          </w:p>
+        </w:tc>
+        <w:tc>
+          <w:tcPr/>
+          <w:p>
+            <w:pPr>
+              <w:pStyle w:val="Compact"/>
+              <w:jc w:val="right"/>
+            </w:pPr>
+            <w:r>
+              <w:t xml:space="preserve">1,027</w:t>
+            </w:r>
+          </w:p>
+        </w:tc>
+      </w:tr>
+      <w:tr>
+        <w:tc>
+          <w:tcPr/>
+          <w:p>
+            <w:pPr>
+              <w:pStyle w:val="Compact"/>
+            </w:pPr>
+            <w:r>
+              <w:t xml:space="preserve">PH global p</w:t>
+            </w:r>
+          </w:p>
+        </w:tc>
+        <w:tc>
+          <w:tcPr/>
+          <w:p>
+            <w:pPr>
+              <w:pStyle w:val="Compact"/>
+              <w:jc w:val="right"/>
+            </w:pPr>
+            <w:r>
+              <w:t xml:space="preserve">0.041</w:t>
+            </w:r>
+          </w:p>
+        </w:tc>
+        <w:tc>
+          <w:tcPr/>
+          <w:p>
+            <w:pPr>
+              <w:pStyle w:val="Compact"/>
+              <w:jc w:val="right"/>
+            </w:pPr>
+            <w:r>
+              <w:t xml:space="preserve">0.041</w:t>
+            </w:r>
+          </w:p>
+        </w:tc>
+      </w:tr>
+    </w:tbl>
+    <w:p>
+      <w:pPr>
+        <w:pStyle w:val="BodyText"/>
+      </w:pPr>
+      <w:r>
+        <w:t xml:space="preserve">The denominator does not move, and neither does the median time to publication:</w:t>
+      </w:r>
+      <w:r>
+        <w:t xml:space="preserve"> </w:t>
+      </w:r>
+      <w:r>
+        <w:t xml:space="preserve">these abstracts had negative intervals and were already outside the</w:t>
+      </w:r>
+      <w:r>
+        <w:t xml:space="preserve"> </w:t>
+      </w:r>
+      <w:r>
+        <w:t xml:space="preserve">time-to-event analysis. The Cox model gains seven observations, because an</w:t>
+      </w:r>
+      <w:r>
+        <w:t xml:space="preserve"> </w:t>
+      </w:r>
+      <w:r>
+        <w:t xml:space="preserve">abstract counted unpublished contributes censored follow-up whereas one counted</w:t>
+      </w:r>
+      <w:r>
+        <w:t xml:space="preserve"> </w:t>
+      </w:r>
+      <w:r>
+        <w:t xml:space="preserve">published with a negative interval is discarded by the</w:t>
+      </w:r>
+      <w:r>
+        <w:t xml:space="preserve"> </w:t>
+      </w:r>
+      <w:r>
+        <w:rPr>
+          <w:rStyle w:val="VerbatimChar"/>
+        </w:rPr>
+        <w:t xml:space="preserve">time &gt; 0</w:t>
+      </w:r>
+      <w:r>
+        <w:t xml:space="preserve"> </w:t>
+      </w:r>
+      <w:r>
+        <w:t xml:space="preserve">filter.</w:t>
+      </w:r>
+    </w:p>
+    <w:p>
+      <w:pPr>
+        <w:pStyle w:val="BodyText"/>
+      </w:pPr>
+      <w:r>
+        <w:rPr>
+          <w:rStyle w:val="VerbatimChar"/>
+        </w:rPr>
+        <w:t xml:space="preserve">n_pre_congress</w:t>
+      </w:r>
+      <w:r>
+        <w:t xml:space="preserve"> </w:t>
+      </w:r>
+      <w:r>
+        <w:t xml:space="preserve">falling from 7 to 0 is the rule verifying itself. The estimand</w:t>
+      </w:r>
+      <w:r>
+        <w:t xml:space="preserve"> </w:t>
+      </w:r>
+      <w:r>
+        <w:t xml:space="preserve">is now internally coherent:</w:t>
+      </w:r>
+      <w:r>
+        <w:t xml:space="preserve"> </w:t>
+      </w:r>
+      <w:r>
+        <w:t xml:space="preserve">“published”</w:t>
+      </w:r>
+      <w:r>
+        <w:t xml:space="preserve"> </w:t>
+      </w:r>
+      <w:r>
+        <w:t xml:space="preserve">means</w:t>
+      </w:r>
+      <w:r>
+        <w:t xml:space="preserve"> </w:t>
+      </w:r>
+      <w:r>
+        <w:t xml:space="preserve">“published after the congress”</w:t>
+      </w:r>
+      <w:r>
+        <w:t xml:space="preserve">, by</w:t>
+      </w:r>
+      <w:r>
+        <w:t xml:space="preserve"> </w:t>
+      </w:r>
+      <w:r>
+        <w:t xml:space="preserve">construction rather than by convention.</w:t>
+      </w:r>
+    </w:p>
+    <w:bookmarkEnd w:id="223"/>
+    <w:bookmarkStart w:id="224" w:name="a19.5-the-evidence-file"/>
+    <w:p>
+      <w:pPr>
+        <w:pStyle w:val="Heading3"/>
+      </w:pPr>
+      <w:r>
+        <w:t xml:space="preserve">A19.5 The evidence file</w:t>
+      </w:r>
+    </w:p>
+    <w:p>
+      <w:pPr>
+        <w:pStyle w:val="FirstParagraph"/>
+      </w:pPr>
+      <w:r>
+        <w:rPr>
+          <w:rStyle w:val="VerbatimChar"/>
+        </w:rPr>
+        <w:t xml:space="preserve">output/excluded_pre_congress_publications.csv</w:t>
+      </w:r>
+      <w:r>
+        <w:t xml:space="preserve"> </w:t>
+      </w:r>
+      <w:r>
+        <w:t xml:space="preserve">had no producer. It was built by</w:t>
+      </w:r>
+      <w:r>
+        <w:t xml:space="preserve"> </w:t>
+      </w:r>
+      <w:r>
+        <w:t xml:space="preserve">hand from electronic publication dates while the analysis measured from print</w:t>
+      </w:r>
+      <w:r>
+        <w:t xml:space="preserve"> </w:t>
+      </w:r>
+      <w:r>
+        <w:t xml:space="preserve">issue dates, so it described a different set from the one the rule acts on.</w:t>
+      </w:r>
+      <w:r>
+        <w:t xml:space="preserve"> </w:t>
+      </w:r>
+      <w:r>
+        <w:rPr>
+          <w:rStyle w:val="VerbatimChar"/>
+        </w:rPr>
+        <w:t xml:space="preserve">scripts/pre_congress_exclusions.R</w:t>
+      </w:r>
+      <w:r>
+        <w:t xml:space="preserve"> </w:t>
+      </w:r>
+      <w:r>
+        <w:t xml:space="preserve">now regenerates it from the analytical</w:t>
+      </w:r>
+      <w:r>
+        <w:t xml:space="preserve"> </w:t>
+      </w:r>
+      <w:r>
+        <w:t xml:space="preserve">dataset on the decided basis:</w:t>
+      </w:r>
+      <w:r>
+        <w:t xml:space="preserve"> </w:t>
+      </w:r>
+      <w:r>
+        <w:rPr>
+          <w:b/>
+          <w:bCs/>
+        </w:rPr>
+        <w:t xml:space="preserve">42 abstracts</w:t>
+      </w:r>
+      <w:r>
+        <w:t xml:space="preserve">, against 39 in the hand-built</w:t>
+      </w:r>
+      <w:r>
+        <w:t xml:space="preserve"> </w:t>
+      </w:r>
+      <w:r>
+        <w:t xml:space="preserve">file, and it fails loudly if any of them is still counted as published.</w:t>
+      </w:r>
+    </w:p>
+    <w:bookmarkEnd w:id="224"/>
+    <w:bookmarkStart w:id="225" w:name="a19.6-one-reading-weakened"/>
+    <w:p>
+      <w:pPr>
+        <w:pStyle w:val="Heading3"/>
+      </w:pPr>
+      <w:r>
+        <w:t xml:space="preserve">A19.6 One reading weakened</w:t>
+      </w:r>
+    </w:p>
+    <w:p>
+      <w:pPr>
+        <w:pStyle w:val="FirstParagraph"/>
+      </w:pPr>
+      <w:r>
+        <w:rPr>
+          <w:rStyle w:val="VerbatimChar"/>
+        </w:rPr>
+        <w:t xml:space="preserve">is_academic</w:t>
+      </w:r>
+      <w:r>
+        <w:t xml:space="preserve"> </w:t>
+      </w:r>
+      <w:r>
+        <w:t xml:space="preserve">bootstrap retention fell from 62.0% to</w:t>
+      </w:r>
+      <w:r>
+        <w:t xml:space="preserve"> </w:t>
+      </w:r>
+      <w:r>
+        <w:rPr>
+          <w:b/>
+          <w:bCs/>
+        </w:rPr>
+        <w:t xml:space="preserve">50.4%</w:t>
+      </w:r>
+      <w:r>
+        <w:t xml:space="preserve">. It was already</w:t>
+      </w:r>
+      <w:r>
+        <w:t xml:space="preserve"> </w:t>
+      </w:r>
+      <w:r>
+        <w:t xml:space="preserve">described as not sampling-robust; it is now retained in only about half of</w:t>
+      </w:r>
+      <w:r>
+        <w:t xml:space="preserve"> </w:t>
+      </w:r>
+      <w:r>
+        <w:t xml:space="preserve">resamples and should be read as suggestive at most. Its leave-one-congress-out</w:t>
+      </w:r>
+      <w:r>
+        <w:t xml:space="preserve"> </w:t>
+      </w:r>
+      <w:r>
+        <w:t xml:space="preserve">behaviour and its direction are unchanged.</w:t>
+      </w:r>
+    </w:p>
+    <w:bookmarkEnd w:id="225"/>
+    <w:bookmarkEnd w:id="226"/>
     <w:sectPr>
       <w:footnotePr>
         <w:numRestart w:val="eachSect"/>

--- a/docs/technical_appendix.docx
+++ b/docs/technical_appendix.docx
@@ -3014,7 +3014,7 @@
               <w:jc w:val="right"/>
             </w:pPr>
             <w:r>
-              <w:t xml:space="preserve">171</w:t>
+              <w:t xml:space="preserve">170</w:t>
             </w:r>
           </w:p>
         </w:tc>
@@ -3026,7 +3026,7 @@
               <w:jc w:val="right"/>
             </w:pPr>
             <w:r>
-              <w:t xml:space="preserve">16.3</w:t>
+              <w:t xml:space="preserve">16.2</w:t>
             </w:r>
           </w:p>
         </w:tc>
@@ -3200,7 +3200,7 @@
               <w:jc w:val="right"/>
             </w:pPr>
             <w:r>
-              <w:t xml:space="preserve">137</w:t>
+              <w:t xml:space="preserve">136</w:t>
             </w:r>
           </w:p>
         </w:tc>
@@ -3212,7 +3212,7 @@
               <w:jc w:val="right"/>
             </w:pPr>
             <w:r>
-              <w:t xml:space="preserve">13.8</w:t>
+              <w:t xml:space="preserve">13.7</w:t>
             </w:r>
           </w:p>
         </w:tc>
@@ -3262,7 +3262,7 @@
               <w:jc w:val="right"/>
             </w:pPr>
             <w:r>
-              <w:t xml:space="preserve">119</w:t>
+              <w:t xml:space="preserve">118</w:t>
             </w:r>
           </w:p>
         </w:tc>
@@ -3274,7 +3274,7 @@
               <w:jc w:val="right"/>
             </w:pPr>
             <w:r>
-              <w:t xml:space="preserve">13.2</w:t>
+              <w:t xml:space="preserve">13.1</w:t>
             </w:r>
           </w:p>
         </w:tc>
@@ -3417,7 +3417,7 @@
               <w:jc w:val="right"/>
             </w:pPr>
             <w:r>
-              <w:t xml:space="preserve">2.15</w:t>
+              <w:t xml:space="preserve">2.17</w:t>
             </w:r>
           </w:p>
         </w:tc>
@@ -3429,7 +3429,7 @@
               <w:jc w:val="left"/>
             </w:pPr>
             <w:r>
-              <w:t xml:space="preserve">1.44-3.22</w:t>
+              <w:t xml:space="preserve">1.45-3.26</w:t>
             </w:r>
           </w:p>
         </w:tc>
@@ -3467,7 +3467,7 @@
               <w:jc w:val="right"/>
             </w:pPr>
             <w:r>
-              <w:t xml:space="preserve">0.64</w:t>
+              <w:t xml:space="preserve">0.65</w:t>
             </w:r>
           </w:p>
         </w:tc>
@@ -3479,7 +3479,7 @@
               <w:jc w:val="left"/>
             </w:pPr>
             <w:r>
-              <w:t xml:space="preserve">0.46-0.9</w:t>
+              <w:t xml:space="preserve">0.46-0.91</w:t>
             </w:r>
           </w:p>
         </w:tc>
@@ -3491,7 +3491,7 @@
               <w:jc w:val="right"/>
             </w:pPr>
             <w:r>
-              <w:t xml:space="preserve">0.011</w:t>
+              <w:t xml:space="preserve">0.013</w:t>
             </w:r>
           </w:p>
         </w:tc>
@@ -3517,7 +3517,7 @@
               <w:jc w:val="right"/>
             </w:pPr>
             <w:r>
-              <w:t xml:space="preserve">1.37</w:t>
+              <w:t xml:space="preserve">1.35</w:t>
             </w:r>
           </w:p>
         </w:tc>
@@ -3529,7 +3529,7 @@
               <w:jc w:val="left"/>
             </w:pPr>
             <w:r>
-              <w:t xml:space="preserve">0.86-2.18</w:t>
+              <w:t xml:space="preserve">0.85-2.16</w:t>
             </w:r>
           </w:p>
         </w:tc>
@@ -3541,7 +3541,7 @@
               <w:jc w:val="right"/>
             </w:pPr>
             <w:r>
-              <w:t xml:space="preserve">0.191</w:t>
+              <w:t xml:space="preserve">0.205</w:t>
             </w:r>
           </w:p>
         </w:tc>
@@ -3567,7 +3567,7 @@
               <w:jc w:val="right"/>
             </w:pPr>
             <w:r>
-              <w:t xml:space="preserve">1.26</w:t>
+              <w:t xml:space="preserve">1.25</w:t>
             </w:r>
           </w:p>
         </w:tc>
@@ -3579,7 +3579,7 @@
               <w:jc w:val="left"/>
             </w:pPr>
             <w:r>
-              <w:t xml:space="preserve">1.09-1.45</w:t>
+              <w:t xml:space="preserve">1.09-1.44</w:t>
             </w:r>
           </w:p>
         </w:tc>
@@ -3591,7 +3591,7 @@
               <w:jc w:val="right"/>
             </w:pPr>
             <w:r>
-              <w:t xml:space="preserve">0.001</w:t>
+              <w:t xml:space="preserve">0.002</w:t>
             </w:r>
           </w:p>
         </w:tc>
@@ -3617,7 +3617,7 @@
               <w:jc w:val="right"/>
             </w:pPr>
             <w:r>
-              <w:t xml:space="preserve">0.77</w:t>
+              <w:t xml:space="preserve">0.78</w:t>
             </w:r>
           </w:p>
         </w:tc>
@@ -3629,7 +3629,7 @@
               <w:jc w:val="left"/>
             </w:pPr>
             <w:r>
-              <w:t xml:space="preserve">0.57-1.05</w:t>
+              <w:t xml:space="preserve">0.57-1.06</w:t>
             </w:r>
           </w:p>
         </w:tc>
@@ -3641,7 +3641,7 @@
               <w:jc w:val="right"/>
             </w:pPr>
             <w:r>
-              <w:t xml:space="preserve">0.098</w:t>
+              <w:t xml:space="preserve">0.114</w:t>
             </w:r>
           </w:p>
         </w:tc>
@@ -3667,7 +3667,7 @@
               <w:jc w:val="right"/>
             </w:pPr>
             <w:r>
-              <w:t xml:space="preserve">1.39</w:t>
+              <w:t xml:space="preserve">1.40</w:t>
             </w:r>
           </w:p>
         </w:tc>
@@ -3679,7 +3679,7 @@
               <w:jc w:val="left"/>
             </w:pPr>
             <w:r>
-              <w:t xml:space="preserve">0.81-2.39</w:t>
+              <w:t xml:space="preserve">0.82-2.4</w:t>
             </w:r>
           </w:p>
         </w:tc>
@@ -3691,7 +3691,7 @@
               <w:jc w:val="right"/>
             </w:pPr>
             <w:r>
-              <w:t xml:space="preserve">0.229</w:t>
+              <w:t xml:space="preserve">0.219</w:t>
             </w:r>
           </w:p>
         </w:tc>
@@ -3702,7 +3702,7 @@
         <w:pStyle w:val="BodyText"/>
       </w:pPr>
       <w:r>
-        <w:t xml:space="preserve">Proportional hazards assumption: global test p = 0.041.</w:t>
+        <w:t xml:space="preserve">Proportional hazards assumption: global test p = 0.043.</w:t>
       </w:r>
     </w:p>
     <w:bookmarkEnd w:id="44"/>
@@ -31172,7 +31172,7 @@
         <w:pStyle w:val="FirstParagraph"/>
       </w:pPr>
       <w:r>
-        <w:t xml:space="preserve">The publication rate is 171 / 1,051 =</w:t>
+        <w:t xml:space="preserve">The publication rate is 170 / 1,051 =</w:t>
       </w:r>
       <w:r>
         <w:t xml:space="preserve"> </w:t>
@@ -31182,7 +31182,7 @@
           <w:b/>
           <w:bCs/>
         </w:rPr>
-        <w:t xml:space="preserve">16.3%</w:t>
+        <w:t xml:space="preserve">16.2%</w:t>
       </w:r>
       <w:r>
         <w:t xml:space="preserve">.</w:t>
@@ -32294,7 +32294,7 @@
         <w:t xml:space="preserve"> </w:t>
       </w:r>
       <w:r>
-        <w:t xml:space="preserve">= 16.3, but the rate is computed on 1,051. A reader dividing the published count by the stated total obtains 15.5%, not 16.3%. The 95% confidence interval is likewise computed on 1,051.</w:t>
+        <w:t xml:space="preserve">= 16.2, but the rate is computed on 1,051. A reader dividing the published count by the stated total obtains 15.4%, not 16.2%. The 95% confidence interval is likewise computed on 1,051.</w:t>
       </w:r>
     </w:p>
     <w:p>
@@ -32982,7 +32982,7 @@
               <w:pStyle w:val="Compact"/>
             </w:pPr>
             <w:r>
-              <w:t xml:space="preserve">16.3%</w:t>
+              <w:t xml:space="preserve">16.2%</w:t>
             </w:r>
           </w:p>
         </w:tc>
@@ -33028,7 +33028,7 @@
               <w:pStyle w:val="Compact"/>
             </w:pPr>
             <w:r>
-              <w:t xml:space="preserve">15.5%</w:t>
+              <w:t xml:space="preserve">15.4%</w:t>
             </w:r>
           </w:p>
         </w:tc>
@@ -34435,7 +34435,7 @@
         <w:pStyle w:val="BodyText"/>
       </w:pPr>
       <w:r>
-        <w:t xml:space="preserve">The headline did not move. The publication rate is 171 / 1,051 =</w:t>
+        <w:t xml:space="preserve">The headline did not move. The publication rate is 170 / 1,051 =</w:t>
       </w:r>
       <w:r>
         <w:t xml:space="preserve"> </w:t>
@@ -34445,7 +34445,7 @@
           <w:b/>
           <w:bCs/>
         </w:rPr>
-        <w:t xml:space="preserve">16.3%</w:t>
+        <w:t xml:space="preserve">16.2%</w:t>
       </w:r>
       <w:r>
         <w:t xml:space="preserve"> </w:t>
@@ -40067,7 +40067,7 @@
               <w:jc w:val="right"/>
             </w:pPr>
             <w:r>
-              <w:t xml:space="preserve">2.1029</w:t>
+              <w:t xml:space="preserve">2.2441</w:t>
             </w:r>
           </w:p>
         </w:tc>
@@ -40091,7 +40091,7 @@
               <w:jc w:val="right"/>
             </w:pPr>
             <w:r>
-              <w:t xml:space="preserve">0.1470</w:t>
+              <w:t xml:space="preserve">0.1341</w:t>
             </w:r>
           </w:p>
         </w:tc>
@@ -40117,7 +40117,7 @@
               <w:jc w:val="right"/>
             </w:pPr>
             <w:r>
-              <w:t xml:space="preserve">0.2204</w:t>
+              <w:t xml:space="preserve">0.2895</w:t>
             </w:r>
           </w:p>
         </w:tc>
@@ -40141,7 +40141,7 @@
               <w:jc w:val="right"/>
             </w:pPr>
             <w:r>
-              <w:t xml:space="preserve">0.6387</w:t>
+              <w:t xml:space="preserve">0.5905</w:t>
             </w:r>
           </w:p>
         </w:tc>
@@ -40167,7 +40167,7 @@
               <w:jc w:val="right"/>
             </w:pPr>
             <w:r>
-              <w:t xml:space="preserve">0.8234</w:t>
+              <w:t xml:space="preserve">0.9119</w:t>
             </w:r>
           </w:p>
         </w:tc>
@@ -40191,7 +40191,7 @@
               <w:jc w:val="right"/>
             </w:pPr>
             <w:r>
-              <w:t xml:space="preserve">0.3642</w:t>
+              <w:t xml:space="preserve">0.3396</w:t>
             </w:r>
           </w:p>
         </w:tc>
@@ -40217,7 +40217,7 @@
               <w:jc w:val="right"/>
             </w:pPr>
             <w:r>
-              <w:t xml:space="preserve">9.6442</w:t>
+              <w:t xml:space="preserve">9.2327</w:t>
             </w:r>
           </w:p>
         </w:tc>
@@ -40241,7 +40241,7 @@
               <w:jc w:val="right"/>
             </w:pPr>
             <w:r>
-              <w:t xml:space="preserve">0.0019</w:t>
+              <w:t xml:space="preserve">0.0024</w:t>
             </w:r>
           </w:p>
         </w:tc>
@@ -40267,7 +40267,7 @@
               <w:jc w:val="right"/>
             </w:pPr>
             <w:r>
-              <w:t xml:space="preserve">0.0197</w:t>
+              <w:t xml:space="preserve">0.0023</w:t>
             </w:r>
           </w:p>
         </w:tc>
@@ -40291,7 +40291,7 @@
               <w:jc w:val="right"/>
             </w:pPr>
             <w:r>
-              <w:t xml:space="preserve">0.8884</w:t>
+              <w:t xml:space="preserve">0.9615</w:t>
             </w:r>
           </w:p>
         </w:tc>
@@ -40317,7 +40317,7 @@
               <w:jc w:val="right"/>
             </w:pPr>
             <w:r>
-              <w:t xml:space="preserve">0.2566</w:t>
+              <w:t xml:space="preserve">0.2974</w:t>
             </w:r>
           </w:p>
         </w:tc>
@@ -40341,7 +40341,7 @@
               <w:jc w:val="right"/>
             </w:pPr>
             <w:r>
-              <w:t xml:space="preserve">0.6125</w:t>
+              <w:t xml:space="preserve">0.5855</w:t>
             </w:r>
           </w:p>
         </w:tc>
@@ -40367,7 +40367,7 @@
               <w:jc w:val="right"/>
             </w:pPr>
             <w:r>
-              <w:t xml:space="preserve">13.1311</w:t>
+              <w:t xml:space="preserve">12.9850</w:t>
             </w:r>
           </w:p>
         </w:tc>
@@ -40391,7 +40391,7 @@
               <w:jc w:val="right"/>
             </w:pPr>
             <w:r>
-              <w:t xml:space="preserve">0.0410</w:t>
+              <w:t xml:space="preserve">0.0433</w:t>
             </w:r>
           </w:p>
         </w:tc>
@@ -40986,7 +40986,7 @@
               <w:jc w:val="right"/>
             </w:pPr>
             <w:r>
-              <w:t xml:space="preserve">1.005</w:t>
+              <w:t xml:space="preserve">1.004</w:t>
             </w:r>
           </w:p>
         </w:tc>
@@ -41010,7 +41010,7 @@
               <w:jc w:val="right"/>
             </w:pPr>
             <w:r>
-              <w:t xml:space="preserve">1.210</w:t>
+              <w:t xml:space="preserve">1.209</w:t>
             </w:r>
           </w:p>
         </w:tc>
@@ -41048,7 +41048,7 @@
               <w:jc w:val="right"/>
             </w:pPr>
             <w:r>
-              <w:t xml:space="preserve">1.153</w:t>
+              <w:t xml:space="preserve">1.150</w:t>
             </w:r>
           </w:p>
         </w:tc>
@@ -41060,7 +41060,7 @@
               <w:jc w:val="right"/>
             </w:pPr>
             <w:r>
-              <w:t xml:space="preserve">0.997</w:t>
+              <w:t xml:space="preserve">0.994</w:t>
             </w:r>
           </w:p>
         </w:tc>
@@ -41072,7 +41072,7 @@
               <w:jc w:val="right"/>
             </w:pPr>
             <w:r>
-              <w:t xml:space="preserve">1.334</w:t>
+              <w:t xml:space="preserve">1.330</w:t>
             </w:r>
           </w:p>
         </w:tc>
@@ -41110,7 +41110,7 @@
               <w:jc w:val="right"/>
             </w:pPr>
             <w:r>
-              <w:t xml:space="preserve">1.323</w:t>
+              <w:t xml:space="preserve">1.316</w:t>
             </w:r>
           </w:p>
         </w:tc>
@@ -41122,7 +41122,7 @@
               <w:jc w:val="right"/>
             </w:pPr>
             <w:r>
-              <w:t xml:space="preserve">1.140</w:t>
+              <w:t xml:space="preserve">1.134</w:t>
             </w:r>
           </w:p>
         </w:tc>
@@ -41134,7 +41134,7 @@
               <w:jc w:val="right"/>
             </w:pPr>
             <w:r>
-              <w:t xml:space="preserve">1.536</w:t>
+              <w:t xml:space="preserve">1.528</w:t>
             </w:r>
           </w:p>
         </w:tc>
@@ -41172,7 +41172,7 @@
               <w:jc w:val="right"/>
             </w:pPr>
             <w:r>
-              <w:t xml:space="preserve">1.518</w:t>
+              <w:t xml:space="preserve">1.507</w:t>
             </w:r>
           </w:p>
         </w:tc>
@@ -41184,7 +41184,7 @@
               <w:jc w:val="right"/>
             </w:pPr>
             <w:r>
-              <w:t xml:space="preserve">1.250</w:t>
+              <w:t xml:space="preserve">1.240</w:t>
             </w:r>
           </w:p>
         </w:tc>
@@ -41196,7 +41196,7 @@
               <w:jc w:val="right"/>
             </w:pPr>
             <w:r>
-              <w:t xml:space="preserve">1.844</w:t>
+              <w:t xml:space="preserve">1.830</w:t>
             </w:r>
           </w:p>
         </w:tc>
@@ -41234,7 +41234,7 @@
               <w:jc w:val="right"/>
             </w:pPr>
             <w:r>
-              <w:t xml:space="preserve">1.645</w:t>
+              <w:t xml:space="preserve">1.631</w:t>
             </w:r>
           </w:p>
         </w:tc>
@@ -41246,7 +41246,7 @@
               <w:jc w:val="right"/>
             </w:pPr>
             <w:r>
-              <w:t xml:space="preserve">1.306</w:t>
+              <w:t xml:space="preserve">1.294</w:t>
             </w:r>
           </w:p>
         </w:tc>
@@ -41258,7 +41258,7 @@
               <w:jc w:val="right"/>
             </w:pPr>
             <w:r>
-              <w:t xml:space="preserve">2.073</w:t>
+              <w:t xml:space="preserve">2.056</w:t>
             </w:r>
           </w:p>
         </w:tc>
@@ -41296,7 +41296,7 @@
               <w:jc w:val="right"/>
             </w:pPr>
             <w:r>
-              <w:t xml:space="preserve">1.742</w:t>
+              <w:t xml:space="preserve">1.725</w:t>
             </w:r>
           </w:p>
         </w:tc>
@@ -41308,7 +41308,7 @@
               <w:jc w:val="right"/>
             </w:pPr>
             <w:r>
-              <w:t xml:space="preserve">1.343</w:t>
+              <w:t xml:space="preserve">1.330</w:t>
             </w:r>
           </w:p>
         </w:tc>
@@ -41320,7 +41320,7 @@
               <w:jc w:val="right"/>
             </w:pPr>
             <w:r>
-              <w:t xml:space="preserve">2.259</w:t>
+              <w:t xml:space="preserve">2.238</w:t>
             </w:r>
           </w:p>
         </w:tc>
@@ -41398,7 +41398,7 @@
               <a:graphicData uri="http://schemas.openxmlformats.org/drawingml/2006/picture">
                 <pic:pic>
                   <pic:nvPicPr>
-                    <pic:cNvPr descr="technical_appendix_files/9923cd955b56bb72f042a45af0cd43a2cd94a6f6.png" id="202" name="Picture"/>
+                    <pic:cNvPr descr="technical_appendix_files/1251c2255216bb8ce101637604a026ea55546659.png" id="202" name="Picture"/>
                     <pic:cNvPicPr>
                       <a:picLocks noChangeArrowheads="1" noChangeAspect="1"/>
                     </pic:cNvPicPr>
@@ -45918,6 +45918,1160 @@
     </w:p>
     <w:bookmarkEnd w:id="225"/>
     <w:bookmarkEnd w:id="226"/>
+    <w:bookmarkStart w:id="233" w:name="Xae9da30f204daab4eeeda9aa234bf6044fcd824"/>
+    <w:p>
+      <w:pPr>
+        <w:pStyle w:val="Heading2"/>
+      </w:pPr>
+      <w:r>
+        <w:t xml:space="preserve">A20. A Human</w:t>
+      </w:r>
+      <w:r>
+        <w:t xml:space="preserve"> </w:t>
+      </w:r>
+      <w:r>
+        <w:rPr>
+          <w:rStyle w:val="VerbatimChar"/>
+        </w:rPr>
+        <w:t xml:space="preserve">no_match</w:t>
+      </w:r>
+      <w:r>
+        <w:t xml:space="preserve"> </w:t>
+      </w:r>
+      <w:r>
+        <w:t xml:space="preserve">Supersedes the Algorithm</w:t>
+      </w:r>
+    </w:p>
+    <w:p>
+      <w:pPr>
+        <w:pStyle w:val="FirstParagraph"/>
+      </w:pPr>
+      <w:r>
+        <w:rPr>
+          <w:b/>
+          <w:bCs/>
+        </w:rPr>
+        <w:t xml:space="preserve">PI decision, 2026-09-05.</w:t>
+      </w:r>
+      <w:r>
+        <w:t xml:space="preserve"> </w:t>
+      </w:r>
+      <w:r>
+        <w:t xml:space="preserve">The second of the two outcome decisions taken that</w:t>
+      </w:r>
+      <w:r>
+        <w:t xml:space="preserve"> </w:t>
+      </w:r>
+      <w:r>
+        <w:t xml:space="preserve">day, and the smaller of them: the numerator moves from 171 to 170.</w:t>
+      </w:r>
+    </w:p>
+    <w:bookmarkStart w:id="227" w:name="a20.1-the-rule"/>
+    <w:p>
+      <w:pPr>
+        <w:pStyle w:val="Heading3"/>
+      </w:pPr>
+      <w:r>
+        <w:t xml:space="preserve">A20.1 The rule</w:t>
+      </w:r>
+    </w:p>
+    <w:p>
+      <w:pPr>
+        <w:pStyle w:val="FirstParagraph"/>
+      </w:pPr>
+      <w:r>
+        <w:t xml:space="preserve">A reviewer who examined a candidate publication and recorded</w:t>
+      </w:r>
+      <w:r>
+        <w:t xml:space="preserve"> </w:t>
+      </w:r>
+      <w:r>
+        <w:rPr>
+          <w:rStyle w:val="VerbatimChar"/>
+        </w:rPr>
+        <w:t xml:space="preserve">no_match</w:t>
+      </w:r>
+      <w:r>
+        <w:t xml:space="preserve"> </w:t>
+      </w:r>
+      <w:r>
+        <w:t xml:space="preserve">outranks a</w:t>
+      </w:r>
+      <w:r>
+        <w:t xml:space="preserve"> </w:t>
+      </w:r>
+      <w:r>
+        <w:rPr>
+          <w:rStyle w:val="VerbatimChar"/>
+        </w:rPr>
+        <w:t xml:space="preserve">definite</w:t>
+      </w:r>
+      <w:r>
+        <w:t xml:space="preserve"> </w:t>
+      </w:r>
+      <w:r>
+        <w:t xml:space="preserve">classification. The branch is placed above</w:t>
+      </w:r>
+      <w:r>
+        <w:t xml:space="preserve"> </w:t>
+      </w:r>
+      <w:r>
+        <w:rPr>
+          <w:rStyle w:val="VerbatimChar"/>
+        </w:rPr>
+        <w:t xml:space="preserve">classification == "definite"</w:t>
+      </w:r>
+      <w:r>
+        <w:t xml:space="preserve"> </w:t>
+      </w:r>
+      <w:r>
+        <w:t xml:space="preserve">in</w:t>
+      </w:r>
+      <w:r>
+        <w:t xml:space="preserve"> </w:t>
+      </w:r>
+      <w:r>
+        <w:rPr>
+          <w:rStyle w:val="VerbatimChar"/>
+        </w:rPr>
+        <w:t xml:space="preserve">assign_final_published()</w:t>
+      </w:r>
+      <w:r>
+        <w:t xml:space="preserve">, which is where the</w:t>
+      </w:r>
+      <w:r>
+        <w:t xml:space="preserve"> </w:t>
+      </w:r>
+      <w:r>
+        <w:t xml:space="preserve">override previously failed.</w:t>
+      </w:r>
+    </w:p>
+    <w:p>
+      <w:pPr>
+        <w:pStyle w:val="BodyText"/>
+      </w:pPr>
+      <w:r>
+        <w:t xml:space="preserve">This is not a new principle.</w:t>
+      </w:r>
+      <w:r>
+        <w:t xml:space="preserve"> </w:t>
+      </w:r>
+      <w:r>
+        <w:rPr>
+          <w:rStyle w:val="VerbatimChar"/>
+        </w:rPr>
+        <w:t xml:space="preserve">dedup_decisions_for_analysis()</w:t>
+      </w:r>
+      <w:r>
+        <w:t xml:space="preserve"> </w:t>
+      </w:r>
+      <w:r>
+        <w:t xml:space="preserve">already discards</w:t>
+      </w:r>
+      <w:r>
+        <w:t xml:space="preserve"> </w:t>
+      </w:r>
+      <w:r>
+        <w:t xml:space="preserve">AUTO rows for any abstract a human has touched, on the grounds that a person’s</w:t>
+      </w:r>
+      <w:r>
+        <w:t xml:space="preserve"> </w:t>
+      </w:r>
+      <w:r>
+        <w:t xml:space="preserve">judgment supersedes a prefill. The decision extends that one level: a person’s</w:t>
+      </w:r>
+      <w:r>
+        <w:t xml:space="preserve"> </w:t>
+      </w:r>
+      <w:r>
+        <w:t xml:space="preserve">judgment also supersedes the score.</w:t>
+      </w:r>
+    </w:p>
+    <w:bookmarkEnd w:id="227"/>
+    <w:bookmarkStart w:id="228" w:name="a20.2-why-it-applies-to-humans-only"/>
+    <w:p>
+      <w:pPr>
+        <w:pStyle w:val="Heading3"/>
+      </w:pPr>
+      <w:r>
+        <w:t xml:space="preserve">A20.2 Why it applies to humans only</w:t>
+      </w:r>
+    </w:p>
+    <w:p>
+      <w:pPr>
+        <w:pStyle w:val="FirstParagraph"/>
+      </w:pPr>
+      <w:r>
+        <w:t xml:space="preserve">The framing that reached this decision was</w:t>
+      </w:r>
+      <w:r>
+        <w:t xml:space="preserve"> </w:t>
+      </w:r>
+      <w:r>
+        <w:t xml:space="preserve">“four abstracts counted published</w:t>
+      </w:r>
+      <w:r>
+        <w:t xml:space="preserve"> </w:t>
+      </w:r>
+      <w:r>
+        <w:t xml:space="preserve">against a human no_match”</w:t>
+      </w:r>
+      <w:r>
+        <w:t xml:space="preserve">. Only one of the four is that.</w:t>
+      </w:r>
+    </w:p>
+    <w:tbl>
+      <w:tblPr>
+        <w:tblStyle w:val="Table"/>
+        <w:tblW w:type="pct" w:w="5000"/>
+        <w:tblLayout w:type="fixed"/>
+        <w:tblLook w:firstRow="1" w:lastRow="0" w:firstColumn="0" w:lastColumn="0" w:noHBand="0" w:noVBand="0" w:val="0020"/>
+      </w:tblPr>
+      <w:tblGrid>
+        <w:gridCol w:w="2640"/>
+        <w:gridCol w:w="2640"/>
+        <w:gridCol w:w="2640"/>
+      </w:tblGrid>
+      <w:tr>
+        <w:trPr>
+          <w:tblHeader w:val="on"/>
+        </w:trPr>
+        <w:tc>
+          <w:tcPr/>
+          <w:p>
+            <w:pPr>
+              <w:pStyle w:val="Compact"/>
+            </w:pPr>
+            <w:r>
+              <w:t xml:space="preserve">abstract</w:t>
+            </w:r>
+          </w:p>
+        </w:tc>
+        <w:tc>
+          <w:tcPr/>
+          <w:p>
+            <w:pPr>
+              <w:pStyle w:val="Compact"/>
+            </w:pPr>
+            <w:r>
+              <w:t xml:space="preserve">reviewer</w:t>
+            </w:r>
+          </w:p>
+        </w:tc>
+        <w:tc>
+          <w:tcPr/>
+          <w:p>
+            <w:pPr>
+              <w:pStyle w:val="Compact"/>
+            </w:pPr>
+            <w:r>
+              <w:t xml:space="preserve">decision trail</w:t>
+            </w:r>
+          </w:p>
+        </w:tc>
+      </w:tr>
+      <w:tr>
+        <w:tc>
+          <w:tcPr/>
+          <w:p>
+            <w:pPr>
+              <w:pStyle w:val="Compact"/>
+            </w:pPr>
+            <w:r>
+              <w:t xml:space="preserve">AAGL2013_050</w:t>
+            </w:r>
+          </w:p>
+        </w:tc>
+        <w:tc>
+          <w:tcPr/>
+          <w:p>
+            <w:pPr>
+              <w:pStyle w:val="Compact"/>
+            </w:pPr>
+            <w:r>
+              <w:t xml:space="preserve">AUTO</w:t>
+            </w:r>
+          </w:p>
+        </w:tc>
+        <w:tc>
+          <w:tcPr/>
+          <w:p>
+            <w:pPr>
+              <w:pStyle w:val="Compact"/>
+            </w:pPr>
+            <w:r>
+              <w:rPr>
+                <w:rStyle w:val="VerbatimChar"/>
+              </w:rPr>
+              <w:t xml:space="preserve">classification=reject, score=5.50</w:t>
+            </w:r>
+          </w:p>
+        </w:tc>
+      </w:tr>
+      <w:tr>
+        <w:tc>
+          <w:tcPr/>
+          <w:p>
+            <w:pPr>
+              <w:pStyle w:val="Compact"/>
+            </w:pPr>
+            <w:r>
+              <w:t xml:space="preserve">AAGL2014_053</w:t>
+            </w:r>
+          </w:p>
+        </w:tc>
+        <w:tc>
+          <w:tcPr/>
+          <w:p>
+            <w:pPr>
+              <w:pStyle w:val="Compact"/>
+            </w:pPr>
+            <w:r>
+              <w:t xml:space="preserve">AUTO</w:t>
+            </w:r>
+          </w:p>
+        </w:tc>
+        <w:tc>
+          <w:tcPr/>
+          <w:p>
+            <w:pPr>
+              <w:pStyle w:val="Compact"/>
+            </w:pPr>
+            <w:r>
+              <w:rPr>
+                <w:rStyle w:val="VerbatimChar"/>
+              </w:rPr>
+              <w:t xml:space="preserve">classification=reject, score=3.80</w:t>
+            </w:r>
+          </w:p>
+        </w:tc>
+      </w:tr>
+      <w:tr>
+        <w:tc>
+          <w:tcPr/>
+          <w:p>
+            <w:pPr>
+              <w:pStyle w:val="Compact"/>
+            </w:pPr>
+            <w:r>
+              <w:t xml:space="preserve">AAGL2015_029</w:t>
+            </w:r>
+          </w:p>
+        </w:tc>
+        <w:tc>
+          <w:tcPr/>
+          <w:p>
+            <w:pPr>
+              <w:pStyle w:val="Compact"/>
+            </w:pPr>
+            <w:r>
+              <w:t xml:space="preserve">AUTO</w:t>
+            </w:r>
+          </w:p>
+        </w:tc>
+        <w:tc>
+          <w:tcPr/>
+          <w:p>
+            <w:pPr>
+              <w:pStyle w:val="Compact"/>
+            </w:pPr>
+            <w:r>
+              <w:rPr>
+                <w:rStyle w:val="VerbatimChar"/>
+              </w:rPr>
+              <w:t xml:space="preserve">classification=reject, score=6.00</w:t>
+            </w:r>
+          </w:p>
+        </w:tc>
+      </w:tr>
+      <w:tr>
+        <w:tc>
+          <w:tcPr/>
+          <w:p>
+            <w:pPr>
+              <w:pStyle w:val="Compact"/>
+            </w:pPr>
+            <w:r>
+              <w:rPr>
+                <w:b/>
+                <w:bCs/>
+              </w:rPr>
+              <w:t xml:space="preserve">AAGL2021_030</w:t>
+            </w:r>
+          </w:p>
+        </w:tc>
+        <w:tc>
+          <w:tcPr/>
+          <w:p>
+            <w:pPr>
+              <w:pStyle w:val="Compact"/>
+            </w:pPr>
+            <w:r>
+              <w:t xml:space="preserve">R01, R02</w:t>
+            </w:r>
+          </w:p>
+        </w:tc>
+        <w:tc>
+          <w:tcPr/>
+          <w:p>
+            <w:pPr>
+              <w:pStyle w:val="Compact"/>
+            </w:pPr>
+            <w:r>
+              <w:t xml:space="preserve">R01</w:t>
+            </w:r>
+            <w:r>
+              <w:t xml:space="preserve"> </w:t>
+            </w:r>
+            <w:r>
+              <w:rPr>
+                <w:rStyle w:val="VerbatimChar"/>
+              </w:rPr>
+              <w:t xml:space="preserve">no_match</w:t>
+            </w:r>
+            <w:r>
+              <w:t xml:space="preserve">; R02</w:t>
+            </w:r>
+            <w:r>
+              <w:t xml:space="preserve"> </w:t>
+            </w:r>
+            <w:r>
+              <w:rPr>
+                <w:rStyle w:val="VerbatimChar"/>
+              </w:rPr>
+              <w:t xml:space="preserve">match</w:t>
+            </w:r>
+            <w:r>
+              <w:t xml:space="preserve">; R02</w:t>
+            </w:r>
+            <w:r>
+              <w:t xml:space="preserve"> </w:t>
+            </w:r>
+            <w:r>
+              <w:rPr>
+                <w:rStyle w:val="VerbatimChar"/>
+              </w:rPr>
+              <w:t xml:space="preserve">no_match</w:t>
+            </w:r>
+            <w:r>
+              <w:t xml:space="preserve"> </w:t>
+            </w:r>
+            <w:r>
+              <w:t xml:space="preserve">five days later</w:t>
+            </w:r>
+          </w:p>
+        </w:tc>
+      </w:tr>
+    </w:tbl>
+    <w:p>
+      <w:pPr>
+        <w:pStyle w:val="BodyText"/>
+      </w:pPr>
+      <w:r>
+        <w:t xml:space="preserve">The first three were never seen by a person. Their AUTO notes record</w:t>
+      </w:r>
+      <w:r>
+        <w:t xml:space="preserve"> </w:t>
+      </w:r>
+      <w:r>
+        <w:rPr>
+          <w:rStyle w:val="VerbatimChar"/>
+        </w:rPr>
+        <w:t xml:space="preserve">classification=reject</w:t>
+      </w:r>
+      <w:r>
+        <w:t xml:space="preserve">, a vocabulary this pipeline no longer uses, against a</w:t>
+      </w:r>
+      <w:r>
+        <w:t xml:space="preserve"> </w:t>
+      </w:r>
+      <w:r>
+        <w:t xml:space="preserve">current classification of</w:t>
+      </w:r>
+      <w:r>
+        <w:t xml:space="preserve"> </w:t>
+      </w:r>
+      <w:r>
+        <w:rPr>
+          <w:rStyle w:val="VerbatimChar"/>
+        </w:rPr>
+        <w:t xml:space="preserve">definite</w:t>
+      </w:r>
+      <w:r>
+        <w:t xml:space="preserve">. They are fossils of an earlier scoring</w:t>
+      </w:r>
+      <w:r>
+        <w:t xml:space="preserve"> </w:t>
+      </w:r>
+      <w:r>
+        <w:t xml:space="preserve">run, and an AUTO</w:t>
+      </w:r>
+      <w:r>
+        <w:t xml:space="preserve"> </w:t>
+      </w:r>
+      <w:r>
+        <w:rPr>
+          <w:rStyle w:val="VerbatimChar"/>
+        </w:rPr>
+        <w:t xml:space="preserve">no_match</w:t>
+      </w:r>
+      <w:r>
+        <w:t xml:space="preserve"> </w:t>
+      </w:r>
+      <w:r>
+        <w:t xml:space="preserve">contradicting a</w:t>
+      </w:r>
+      <w:r>
+        <w:t xml:space="preserve"> </w:t>
+      </w:r>
+      <w:r>
+        <w:rPr>
+          <w:rStyle w:val="VerbatimChar"/>
+        </w:rPr>
+        <w:t xml:space="preserve">definite</w:t>
+      </w:r>
+      <w:r>
+        <w:t xml:space="preserve"> </w:t>
+      </w:r>
+      <w:r>
+        <w:t xml:space="preserve">score is the algorithm</w:t>
+      </w:r>
+      <w:r>
+        <w:t xml:space="preserve"> </w:t>
+      </w:r>
+      <w:r>
+        <w:t xml:space="preserve">disagreeing with itself rather than evidence about the abstract. Letting them</w:t>
+      </w:r>
+      <w:r>
+        <w:t xml:space="preserve"> </w:t>
+      </w:r>
+      <w:r>
+        <w:t xml:space="preserve">override the classification would have given a superseded run authority over</w:t>
+      </w:r>
+      <w:r>
+        <w:t xml:space="preserve"> </w:t>
+      </w:r>
+      <w:r>
+        <w:t xml:space="preserve">the current one.</w:t>
+      </w:r>
+    </w:p>
+    <w:p>
+      <w:pPr>
+        <w:pStyle w:val="BodyText"/>
+      </w:pPr>
+      <w:r>
+        <w:t xml:space="preserve">AAGL2021_030 is the real case. Two reviewers, and the later of R02’s two</w:t>
+      </w:r>
+      <w:r>
+        <w:t xml:space="preserve"> </w:t>
+      </w:r>
+      <w:r>
+        <w:t xml:space="preserve">decisions is</w:t>
+      </w:r>
+      <w:r>
+        <w:t xml:space="preserve"> </w:t>
+      </w:r>
+      <w:r>
+        <w:rPr>
+          <w:rStyle w:val="VerbatimChar"/>
+        </w:rPr>
+        <w:t xml:space="preserve">no_match</w:t>
+      </w:r>
+      <w:r>
+        <w:t xml:space="preserve">, so the surviving deduplicated decision is a considered</w:t>
+      </w:r>
+      <w:r>
+        <w:t xml:space="preserve"> </w:t>
+      </w:r>
+      <w:r>
+        <w:t xml:space="preserve">human rejection. It was counted published anyway.</w:t>
+      </w:r>
+    </w:p>
+    <w:bookmarkEnd w:id="228"/>
+    <w:bookmarkStart w:id="229" w:name="a20.3-what-moved"/>
+    <w:p>
+      <w:pPr>
+        <w:pStyle w:val="Heading3"/>
+      </w:pPr>
+      <w:r>
+        <w:t xml:space="preserve">A20.3 What moved</w:t>
+      </w:r>
+    </w:p>
+    <w:tbl>
+      <w:tblPr>
+        <w:tblStyle w:val="Table"/>
+        <w:tblW w:type="auto" w:w="0"/>
+        <w:tblLook w:firstRow="1" w:lastRow="0" w:firstColumn="0" w:lastColumn="0" w:noHBand="0" w:noVBand="0" w:val="0020"/>
+      </w:tblPr>
+      <w:tblGrid>
+        <w:gridCol w:w="2640"/>
+        <w:gridCol w:w="2640"/>
+        <w:gridCol w:w="2640"/>
+      </w:tblGrid>
+      <w:tr>
+        <w:trPr>
+          <w:tblHeader w:val="on"/>
+        </w:trPr>
+        <w:tc>
+          <w:tcPr/>
+          <w:p>
+            <w:pPr>
+              <w:pStyle w:val="Compact"/>
+            </w:pPr>
+            <w:r>
+              <w:t xml:space="preserve">quantity</w:t>
+            </w:r>
+          </w:p>
+        </w:tc>
+        <w:tc>
+          <w:tcPr/>
+          <w:p>
+            <w:pPr>
+              <w:pStyle w:val="Compact"/>
+              <w:jc w:val="right"/>
+            </w:pPr>
+            <w:r>
+              <w:t xml:space="preserve">before</w:t>
+            </w:r>
+          </w:p>
+        </w:tc>
+        <w:tc>
+          <w:tcPr/>
+          <w:p>
+            <w:pPr>
+              <w:pStyle w:val="Compact"/>
+              <w:jc w:val="right"/>
+            </w:pPr>
+            <w:r>
+              <w:t xml:space="preserve">after</w:t>
+            </w:r>
+          </w:p>
+        </w:tc>
+      </w:tr>
+      <w:tr>
+        <w:tc>
+          <w:tcPr/>
+          <w:p>
+            <w:pPr>
+              <w:pStyle w:val="Compact"/>
+            </w:pPr>
+            <w:r>
+              <w:t xml:space="preserve">Published</w:t>
+            </w:r>
+          </w:p>
+        </w:tc>
+        <w:tc>
+          <w:tcPr/>
+          <w:p>
+            <w:pPr>
+              <w:pStyle w:val="Compact"/>
+              <w:jc w:val="right"/>
+            </w:pPr>
+            <w:r>
+              <w:t xml:space="preserve">171</w:t>
+            </w:r>
+          </w:p>
+        </w:tc>
+        <w:tc>
+          <w:tcPr/>
+          <w:p>
+            <w:pPr>
+              <w:pStyle w:val="Compact"/>
+              <w:jc w:val="right"/>
+            </w:pPr>
+            <w:r>
+              <w:rPr>
+                <w:b/>
+                <w:bCs/>
+              </w:rPr>
+              <w:t xml:space="preserve">170</w:t>
+            </w:r>
+          </w:p>
+        </w:tc>
+      </w:tr>
+      <w:tr>
+        <w:tc>
+          <w:tcPr/>
+          <w:p>
+            <w:pPr>
+              <w:pStyle w:val="Compact"/>
+            </w:pPr>
+            <w:r>
+              <w:t xml:space="preserve">Publication rate</w:t>
+            </w:r>
+          </w:p>
+        </w:tc>
+        <w:tc>
+          <w:tcPr/>
+          <w:p>
+            <w:pPr>
+              <w:pStyle w:val="Compact"/>
+              <w:jc w:val="right"/>
+            </w:pPr>
+            <w:r>
+              <w:t xml:space="preserve">16.3%</w:t>
+            </w:r>
+          </w:p>
+        </w:tc>
+        <w:tc>
+          <w:tcPr/>
+          <w:p>
+            <w:pPr>
+              <w:pStyle w:val="Compact"/>
+              <w:jc w:val="right"/>
+            </w:pPr>
+            <w:r>
+              <w:rPr>
+                <w:b/>
+                <w:bCs/>
+              </w:rPr>
+              <w:t xml:space="preserve">16.2%</w:t>
+            </w:r>
+            <w:r>
+              <w:t xml:space="preserve"> </w:t>
+            </w:r>
+            <w:r>
+              <w:t xml:space="preserve">(95% CI 14.1-18.5)</w:t>
+            </w:r>
+          </w:p>
+        </w:tc>
+      </w:tr>
+      <w:tr>
+        <w:tc>
+          <w:tcPr/>
+          <w:p>
+            <w:pPr>
+              <w:pStyle w:val="Compact"/>
+            </w:pPr>
+            <w:r>
+              <w:t xml:space="preserve">Denominator</w:t>
+            </w:r>
+          </w:p>
+        </w:tc>
+        <w:tc>
+          <w:tcPr/>
+          <w:p>
+            <w:pPr>
+              <w:pStyle w:val="Compact"/>
+              <w:jc w:val="right"/>
+            </w:pPr>
+            <w:r>
+              <w:t xml:space="preserve">1,051</w:t>
+            </w:r>
+          </w:p>
+        </w:tc>
+        <w:tc>
+          <w:tcPr/>
+          <w:p>
+            <w:pPr>
+              <w:pStyle w:val="Compact"/>
+              <w:jc w:val="right"/>
+            </w:pPr>
+            <w:r>
+              <w:t xml:space="preserve">1,051</w:t>
+            </w:r>
+          </w:p>
+        </w:tc>
+      </w:tr>
+      <w:tr>
+        <w:tc>
+          <w:tcPr/>
+          <w:p>
+            <w:pPr>
+              <w:pStyle w:val="Compact"/>
+            </w:pPr>
+            <w:r>
+              <w:t xml:space="preserve">Median time to publication</w:t>
+            </w:r>
+          </w:p>
+        </w:tc>
+        <w:tc>
+          <w:tcPr/>
+          <w:p>
+            <w:pPr>
+              <w:pStyle w:val="Compact"/>
+              <w:jc w:val="right"/>
+            </w:pPr>
+            <w:r>
+              <w:t xml:space="preserve">13.7 mo</w:t>
+            </w:r>
+          </w:p>
+        </w:tc>
+        <w:tc>
+          <w:tcPr/>
+          <w:p>
+            <w:pPr>
+              <w:pStyle w:val="Compact"/>
+              <w:jc w:val="right"/>
+            </w:pPr>
+            <w:r>
+              <w:rPr>
+                <w:b/>
+                <w:bCs/>
+              </w:rPr>
+              <w:t xml:space="preserve">13.6 mo</w:t>
+            </w:r>
+          </w:p>
+        </w:tc>
+      </w:tr>
+      <w:tr>
+        <w:tc>
+          <w:tcPr/>
+          <w:p>
+            <w:pPr>
+              <w:pStyle w:val="Compact"/>
+            </w:pPr>
+            <w:r>
+              <w:t xml:space="preserve">IQR</w:t>
+            </w:r>
+          </w:p>
+        </w:tc>
+        <w:tc>
+          <w:tcPr/>
+          <w:p>
+            <w:pPr>
+              <w:pStyle w:val="Compact"/>
+              <w:jc w:val="right"/>
+            </w:pPr>
+            <w:r>
+              <w:t xml:space="preserve">5.7-22.6</w:t>
+            </w:r>
+          </w:p>
+        </w:tc>
+        <w:tc>
+          <w:tcPr/>
+          <w:p>
+            <w:pPr>
+              <w:pStyle w:val="Compact"/>
+              <w:jc w:val="right"/>
+            </w:pPr>
+            <w:r>
+              <w:t xml:space="preserve">5.7-22.4</w:t>
+            </w:r>
+          </w:p>
+        </w:tc>
+      </w:tr>
+      <w:tr>
+        <w:tc>
+          <w:tcPr/>
+          <w:p>
+            <w:pPr>
+              <w:pStyle w:val="Compact"/>
+            </w:pPr>
+            <w:r>
+              <w:t xml:space="preserve">Cox events</w:t>
+            </w:r>
+          </w:p>
+        </w:tc>
+        <w:tc>
+          <w:tcPr/>
+          <w:p>
+            <w:pPr>
+              <w:pStyle w:val="Compact"/>
+              <w:jc w:val="right"/>
+            </w:pPr>
+            <w:r>
+              <w:t xml:space="preserve">171</w:t>
+            </w:r>
+          </w:p>
+        </w:tc>
+        <w:tc>
+          <w:tcPr/>
+          <w:p>
+            <w:pPr>
+              <w:pStyle w:val="Compact"/>
+              <w:jc w:val="right"/>
+            </w:pPr>
+            <w:r>
+              <w:t xml:space="preserve">170</w:t>
+            </w:r>
+          </w:p>
+        </w:tc>
+      </w:tr>
+      <w:tr>
+        <w:tc>
+          <w:tcPr/>
+          <w:p>
+            <w:pPr>
+              <w:pStyle w:val="Compact"/>
+            </w:pPr>
+            <w:r>
+              <w:t xml:space="preserve">PH global p</w:t>
+            </w:r>
+          </w:p>
+        </w:tc>
+        <w:tc>
+          <w:tcPr/>
+          <w:p>
+            <w:pPr>
+              <w:pStyle w:val="Compact"/>
+              <w:jc w:val="right"/>
+            </w:pPr>
+            <w:r>
+              <w:t xml:space="preserve">0.041</w:t>
+            </w:r>
+          </w:p>
+        </w:tc>
+        <w:tc>
+          <w:tcPr/>
+          <w:p>
+            <w:pPr>
+              <w:pStyle w:val="Compact"/>
+              <w:jc w:val="right"/>
+            </w:pPr>
+            <w:r>
+              <w:t xml:space="preserve">0.043</w:t>
+            </w:r>
+          </w:p>
+        </w:tc>
+      </w:tr>
+    </w:tbl>
+    <w:p>
+      <w:pPr>
+        <w:pStyle w:val="BodyText"/>
+      </w:pPr>
+      <w:r>
+        <w:t xml:space="preserve">Unlike the pre-congress decision, this one moves the median. AAGL2021_030 had an</w:t>
+      </w:r>
+      <w:r>
+        <w:t xml:space="preserve"> </w:t>
+      </w:r>
+      <w:r>
+        <w:t xml:space="preserve">interval of 34.6 months, well above the median, so removing it shortens the</w:t>
+      </w:r>
+      <w:r>
+        <w:t xml:space="preserve"> </w:t>
+      </w:r>
+      <w:r>
+        <w:t xml:space="preserve">distribution slightly. The Cox model keeps its 1,027 observations and loses one</w:t>
+      </w:r>
+      <w:r>
+        <w:t xml:space="preserve"> </w:t>
+      </w:r>
+      <w:r>
+        <w:t xml:space="preserve">event.</w:t>
+      </w:r>
+    </w:p>
+    <w:bookmarkEnd w:id="229"/>
+    <w:bookmarkStart w:id="230" w:name="a20.4-a-schema-trap"/>
+    <w:p>
+      <w:pPr>
+        <w:pStyle w:val="Heading3"/>
+      </w:pPr>
+      <w:r>
+        <w:t xml:space="preserve">A20.4 A schema trap</w:t>
+      </w:r>
+    </w:p>
+    <w:p>
+      <w:pPr>
+        <w:pStyle w:val="FirstParagraph"/>
+      </w:pPr>
+      <w:r>
+        <w:t xml:space="preserve">The cascade needs</w:t>
+      </w:r>
+      <w:r>
+        <w:t xml:space="preserve"> </w:t>
+      </w:r>
+      <w:r>
+        <w:rPr>
+          <w:rStyle w:val="VerbatimChar"/>
+        </w:rPr>
+        <w:t xml:space="preserve">reviewer</w:t>
+      </w:r>
+      <w:r>
+        <w:t xml:space="preserve"> </w:t>
+      </w:r>
+      <w:r>
+        <w:t xml:space="preserve">to tell a human decision from a prefill, so</w:t>
+      </w:r>
+      <w:r>
+        <w:t xml:space="preserve"> </w:t>
+      </w:r>
+      <w:r>
+        <w:rPr>
+          <w:rStyle w:val="VerbatimChar"/>
+        </w:rPr>
+        <w:t xml:space="preserve">assign_final_published()</w:t>
+      </w:r>
+      <w:r>
+        <w:t xml:space="preserve"> </w:t>
+      </w:r>
+      <w:r>
+        <w:t xml:space="preserve">joins it. Left there, it widened</w:t>
+      </w:r>
+      <w:r>
+        <w:t xml:space="preserve"> </w:t>
+      </w:r>
+      <w:r>
+        <w:rPr>
+          <w:rStyle w:val="VerbatimChar"/>
+        </w:rPr>
+        <w:t xml:space="preserve">final_analytical_dataset.csv</w:t>
+      </w:r>
+      <w:r>
+        <w:t xml:space="preserve"> </w:t>
+      </w:r>
+      <w:r>
+        <w:t xml:space="preserve">from 93 columns to 94 and tripped the</w:t>
+      </w:r>
+      <w:r>
+        <w:t xml:space="preserve"> </w:t>
+      </w:r>
+      <w:r>
+        <w:t xml:space="preserve">documentation-drift test. The column is now dropped again unless the caller</w:t>
+      </w:r>
+      <w:r>
+        <w:t xml:space="preserve"> </w:t>
+      </w:r>
+      <w:r>
+        <w:t xml:space="preserve">already had it, so the rule can distinguish reviewers without changing the</w:t>
+      </w:r>
+      <w:r>
+        <w:t xml:space="preserve"> </w:t>
+      </w:r>
+      <w:r>
+        <w:t xml:space="preserve">dataset’s shape.</w:t>
+      </w:r>
+    </w:p>
+    <w:bookmarkEnd w:id="230"/>
+    <w:bookmarkStart w:id="231" w:name="Xfe0bf36cbf2669aa78eee4c6e9947fdc572a41f"/>
+    <w:p>
+      <w:pPr>
+        <w:pStyle w:val="Heading3"/>
+      </w:pPr>
+      <w:r>
+        <w:t xml:space="preserve">A20.5 What the decision-log test now asserts</w:t>
+      </w:r>
+    </w:p>
+    <w:p>
+      <w:pPr>
+        <w:pStyle w:val="FirstParagraph"/>
+      </w:pPr>
+      <w:r>
+        <w:rPr>
+          <w:rStyle w:val="VerbatimChar"/>
+        </w:rPr>
+        <w:t xml:space="preserve">test-cycle22_decision_log.R</w:t>
+      </w:r>
+      <w:r>
+        <w:t xml:space="preserve"> </w:t>
+      </w:r>
+      <w:r>
+        <w:t xml:space="preserve">required the outcome column to agree with the</w:t>
+      </w:r>
+      <w:r>
+        <w:t xml:space="preserve"> </w:t>
+      </w:r>
+      <w:r>
+        <w:t xml:space="preserve">surviving decision for every abstract. Two PI decisions now break that on</w:t>
+      </w:r>
+      <w:r>
+        <w:t xml:space="preserve"> </w:t>
+      </w:r>
+      <w:r>
+        <w:t xml:space="preserve">purpose: a pre-congress publication is never counted whatever the reviewer said,</w:t>
+      </w:r>
+      <w:r>
+        <w:t xml:space="preserve"> </w:t>
+      </w:r>
+      <w:r>
+        <w:t xml:space="preserve">and an AUTO</w:t>
+      </w:r>
+      <w:r>
+        <w:t xml:space="preserve"> </w:t>
+      </w:r>
+      <w:r>
+        <w:rPr>
+          <w:rStyle w:val="VerbatimChar"/>
+        </w:rPr>
+        <w:t xml:space="preserve">no_match</w:t>
+      </w:r>
+      <w:r>
+        <w:t xml:space="preserve"> </w:t>
+      </w:r>
+      <w:r>
+        <w:t xml:space="preserve">does not override a classification. The test asserts the</w:t>
+      </w:r>
+      <w:r>
+        <w:t xml:space="preserve"> </w:t>
+      </w:r>
+      <w:r>
+        <w:t xml:space="preserve">narrower, truer contract: every divergence must be explained by one of those two</w:t>
+      </w:r>
+      <w:r>
+        <w:t xml:space="preserve"> </w:t>
+      </w:r>
+      <w:r>
+        <w:t xml:space="preserve">rules, and a human</w:t>
+      </w:r>
+      <w:r>
+        <w:t xml:space="preserve"> </w:t>
+      </w:r>
+      <w:r>
+        <w:rPr>
+          <w:rStyle w:val="VerbatimChar"/>
+        </w:rPr>
+        <w:t xml:space="preserve">no_match</w:t>
+      </w:r>
+      <w:r>
+        <w:t xml:space="preserve"> </w:t>
+      </w:r>
+      <w:r>
+        <w:t xml:space="preserve">counted as published is still a failure.</w:t>
+      </w:r>
+    </w:p>
+    <w:p>
+      <w:pPr>
+        <w:pStyle w:val="BodyText"/>
+      </w:pPr>
+      <w:r>
+        <w:t xml:space="preserve">A companion test counts the stale AUTO rows and fails if the count rises above</w:t>
+      </w:r>
+      <w:r>
+        <w:t xml:space="preserve"> </w:t>
+      </w:r>
+      <w:r>
+        <w:t xml:space="preserve">the three known. If the prefill is ever regenerated they should disappear; if</w:t>
+      </w:r>
+      <w:r>
+        <w:t xml:space="preserve"> </w:t>
+      </w:r>
+      <w:r>
+        <w:t xml:space="preserve">more appear, something is writing superseded decisions again.</w:t>
+      </w:r>
+    </w:p>
+    <w:bookmarkEnd w:id="231"/>
+    <w:bookmarkStart w:id="232" w:name="a20.6-still-open"/>
+    <w:p>
+      <w:pPr>
+        <w:pStyle w:val="Heading3"/>
+      </w:pPr>
+      <w:r>
+        <w:t xml:space="preserve">A20.6 Still open</w:t>
+      </w:r>
+    </w:p>
+    <w:p>
+      <w:pPr>
+        <w:pStyle w:val="FirstParagraph"/>
+      </w:pPr>
+      <w:r>
+        <w:t xml:space="preserve">Whether the three stale AUTO prefills should be regenerated or deleted is not</w:t>
+      </w:r>
+      <w:r>
+        <w:t xml:space="preserve"> </w:t>
+      </w:r>
+      <w:r>
+        <w:t xml:space="preserve">decided here. They do not change any number today, because the classification</w:t>
+      </w:r>
+      <w:r>
+        <w:t xml:space="preserve"> </w:t>
+      </w:r>
+      <w:r>
+        <w:t xml:space="preserve">they contradict is what the analysis uses.</w:t>
+      </w:r>
+    </w:p>
+    <w:bookmarkEnd w:id="232"/>
+    <w:bookmarkEnd w:id="233"/>
     <w:sectPr>
       <w:footnotePr>
         <w:numRestart w:val="eachSect"/>

--- a/docs/technical_appendix.docx
+++ b/docs/technical_appendix.docx
@@ -3417,7 +3417,7 @@
               <w:jc w:val="right"/>
             </w:pPr>
             <w:r>
-              <w:t xml:space="preserve">2.17</w:t>
+              <w:t xml:space="preserve">2.00</w:t>
             </w:r>
           </w:p>
         </w:tc>
@@ -3429,7 +3429,7 @@
               <w:jc w:val="left"/>
             </w:pPr>
             <w:r>
-              <w:t xml:space="preserve">1.45-3.26</w:t>
+              <w:t xml:space="preserve">1.34-2.98</w:t>
             </w:r>
           </w:p>
         </w:tc>
@@ -3441,7 +3441,7 @@
               <w:jc w:val="right"/>
             </w:pPr>
             <w:r>
-              <w:t xml:space="preserve">0.000</w:t>
+              <w:t xml:space="preserve">0.001</w:t>
             </w:r>
           </w:p>
         </w:tc>
@@ -3467,7 +3467,7 @@
               <w:jc w:val="right"/>
             </w:pPr>
             <w:r>
-              <w:t xml:space="preserve">0.65</w:t>
+              <w:t xml:space="preserve">1.10</w:t>
             </w:r>
           </w:p>
         </w:tc>
@@ -3479,7 +3479,7 @@
               <w:jc w:val="left"/>
             </w:pPr>
             <w:r>
-              <w:t xml:space="preserve">0.46-0.91</w:t>
+              <w:t xml:space="preserve">0.78-1.53</w:t>
             </w:r>
           </w:p>
         </w:tc>
@@ -3491,7 +3491,7 @@
               <w:jc w:val="right"/>
             </w:pPr>
             <w:r>
-              <w:t xml:space="preserve">0.013</w:t>
+              <w:t xml:space="preserve">0.587</w:t>
             </w:r>
           </w:p>
         </w:tc>
@@ -3517,7 +3517,7 @@
               <w:jc w:val="right"/>
             </w:pPr>
             <w:r>
-              <w:t xml:space="preserve">1.35</w:t>
+              <w:t xml:space="preserve">0.79</w:t>
             </w:r>
           </w:p>
         </w:tc>
@@ -3529,7 +3529,7 @@
               <w:jc w:val="left"/>
             </w:pPr>
             <w:r>
-              <w:t xml:space="preserve">0.85-2.16</w:t>
+              <w:t xml:space="preserve">0.57-1.08</w:t>
             </w:r>
           </w:p>
         </w:tc>
@@ -3541,7 +3541,7 @@
               <w:jc w:val="right"/>
             </w:pPr>
             <w:r>
-              <w:t xml:space="preserve">0.205</w:t>
+              <w:t xml:space="preserve">0.136</w:t>
             </w:r>
           </w:p>
         </w:tc>
@@ -3567,7 +3567,7 @@
               <w:jc w:val="right"/>
             </w:pPr>
             <w:r>
-              <w:t xml:space="preserve">1.25</w:t>
+              <w:t xml:space="preserve">1.22</w:t>
             </w:r>
           </w:p>
         </w:tc>
@@ -3579,7 +3579,7 @@
               <w:jc w:val="left"/>
             </w:pPr>
             <w:r>
-              <w:t xml:space="preserve">1.09-1.44</w:t>
+              <w:t xml:space="preserve">1.06-1.4</w:t>
             </w:r>
           </w:p>
         </w:tc>
@@ -3591,7 +3591,7 @@
               <w:jc w:val="right"/>
             </w:pPr>
             <w:r>
-              <w:t xml:space="preserve">0.002</w:t>
+              <w:t xml:space="preserve">0.006</w:t>
             </w:r>
           </w:p>
         </w:tc>
@@ -3617,7 +3617,7 @@
               <w:jc w:val="right"/>
             </w:pPr>
             <w:r>
-              <w:t xml:space="preserve">0.78</w:t>
+              <w:t xml:space="preserve">0.75</w:t>
             </w:r>
           </w:p>
         </w:tc>
@@ -3629,7 +3629,7 @@
               <w:jc w:val="left"/>
             </w:pPr>
             <w:r>
-              <w:t xml:space="preserve">0.57-1.06</w:t>
+              <w:t xml:space="preserve">0.55-1.02</w:t>
             </w:r>
           </w:p>
         </w:tc>
@@ -3641,7 +3641,7 @@
               <w:jc w:val="right"/>
             </w:pPr>
             <w:r>
-              <w:t xml:space="preserve">0.114</w:t>
+              <w:t xml:space="preserve">0.066</w:t>
             </w:r>
           </w:p>
         </w:tc>
@@ -3667,7 +3667,7 @@
               <w:jc w:val="right"/>
             </w:pPr>
             <w:r>
-              <w:t xml:space="preserve">1.40</w:t>
+              <w:t xml:space="preserve">1.36</w:t>
             </w:r>
           </w:p>
         </w:tc>
@@ -3679,7 +3679,7 @@
               <w:jc w:val="left"/>
             </w:pPr>
             <w:r>
-              <w:t xml:space="preserve">0.82-2.4</w:t>
+              <w:t xml:space="preserve">0.79-2.34</w:t>
             </w:r>
           </w:p>
         </w:tc>
@@ -3691,7 +3691,7 @@
               <w:jc w:val="right"/>
             </w:pPr>
             <w:r>
-              <w:t xml:space="preserve">0.219</w:t>
+              <w:t xml:space="preserve">0.265</w:t>
             </w:r>
           </w:p>
         </w:tc>
@@ -3702,7 +3702,7 @@
         <w:pStyle w:val="BodyText"/>
       </w:pPr>
       <w:r>
-        <w:t xml:space="preserve">Proportional hazards assumption: global test p = 0.043.</w:t>
+        <w:t xml:space="preserve">Proportional hazards assumption: global test p = 0.01.</w:t>
       </w:r>
     </w:p>
     <w:bookmarkEnd w:id="44"/>
@@ -40067,7 +40067,7 @@
               <w:jc w:val="right"/>
             </w:pPr>
             <w:r>
-              <w:t xml:space="preserve">2.2441</w:t>
+              <w:t xml:space="preserve">2.1249</w:t>
             </w:r>
           </w:p>
         </w:tc>
@@ -40091,7 +40091,7 @@
               <w:jc w:val="right"/>
             </w:pPr>
             <w:r>
-              <w:t xml:space="preserve">0.1341</w:t>
+              <w:t xml:space="preserve">0.1449</w:t>
             </w:r>
           </w:p>
         </w:tc>
@@ -40117,7 +40117,7 @@
               <w:jc w:val="right"/>
             </w:pPr>
             <w:r>
-              <w:t xml:space="preserve">0.2895</w:t>
+              <w:t xml:space="preserve">3.3829</w:t>
             </w:r>
           </w:p>
         </w:tc>
@@ -40141,7 +40141,7 @@
               <w:jc w:val="right"/>
             </w:pPr>
             <w:r>
-              <w:t xml:space="preserve">0.5905</w:t>
+              <w:t xml:space="preserve">0.0659</w:t>
             </w:r>
           </w:p>
         </w:tc>
@@ -40167,7 +40167,7 @@
               <w:jc w:val="right"/>
             </w:pPr>
             <w:r>
-              <w:t xml:space="preserve">0.9119</w:t>
+              <w:t xml:space="preserve">7.8052</w:t>
             </w:r>
           </w:p>
         </w:tc>
@@ -40191,7 +40191,7 @@
               <w:jc w:val="right"/>
             </w:pPr>
             <w:r>
-              <w:t xml:space="preserve">0.3396</w:t>
+              <w:t xml:space="preserve">0.0052</w:t>
             </w:r>
           </w:p>
         </w:tc>
@@ -40217,7 +40217,7 @@
               <w:jc w:val="right"/>
             </w:pPr>
             <w:r>
-              <w:t xml:space="preserve">9.2327</w:t>
+              <w:t xml:space="preserve">8.8748</w:t>
             </w:r>
           </w:p>
         </w:tc>
@@ -40241,7 +40241,7 @@
               <w:jc w:val="right"/>
             </w:pPr>
             <w:r>
-              <w:t xml:space="preserve">0.0024</w:t>
+              <w:t xml:space="preserve">0.0029</w:t>
             </w:r>
           </w:p>
         </w:tc>
@@ -40267,7 +40267,7 @@
               <w:jc w:val="right"/>
             </w:pPr>
             <w:r>
-              <w:t xml:space="preserve">0.0023</w:t>
+              <w:t xml:space="preserve">0.0008</w:t>
             </w:r>
           </w:p>
         </w:tc>
@@ -40291,7 +40291,7 @@
               <w:jc w:val="right"/>
             </w:pPr>
             <w:r>
-              <w:t xml:space="preserve">0.9615</w:t>
+              <w:t xml:space="preserve">0.9768</w:t>
             </w:r>
           </w:p>
         </w:tc>
@@ -40317,7 +40317,7 @@
               <w:jc w:val="right"/>
             </w:pPr>
             <w:r>
-              <w:t xml:space="preserve">0.2974</w:t>
+              <w:t xml:space="preserve">0.3053</w:t>
             </w:r>
           </w:p>
         </w:tc>
@@ -40341,7 +40341,7 @@
               <w:jc w:val="right"/>
             </w:pPr>
             <w:r>
-              <w:t xml:space="preserve">0.5855</w:t>
+              <w:t xml:space="preserve">0.5806</w:t>
             </w:r>
           </w:p>
         </w:tc>
@@ -40367,7 +40367,7 @@
               <w:jc w:val="right"/>
             </w:pPr>
             <w:r>
-              <w:t xml:space="preserve">12.9850</w:t>
+              <w:t xml:space="preserve">16.7906</w:t>
             </w:r>
           </w:p>
         </w:tc>
@@ -40391,7 +40391,7 @@
               <w:jc w:val="right"/>
             </w:pPr>
             <w:r>
-              <w:t xml:space="preserve">0.0433</w:t>
+              <w:t xml:space="preserve">0.0101</w:t>
             </w:r>
           </w:p>
         </w:tc>
@@ -40986,7 +40986,7 @@
               <w:jc w:val="right"/>
             </w:pPr>
             <w:r>
-              <w:t xml:space="preserve">1.004</w:t>
+              <w:t xml:space="preserve">0.982</w:t>
             </w:r>
           </w:p>
         </w:tc>
@@ -40998,7 +40998,7 @@
               <w:jc w:val="right"/>
             </w:pPr>
             <w:r>
-              <w:t xml:space="preserve">0.835</w:t>
+              <w:t xml:space="preserve">0.816</w:t>
             </w:r>
           </w:p>
         </w:tc>
@@ -41010,7 +41010,7 @@
               <w:jc w:val="right"/>
             </w:pPr>
             <w:r>
-              <w:t xml:space="preserve">1.209</w:t>
+              <w:t xml:space="preserve">1.183</w:t>
             </w:r>
           </w:p>
         </w:tc>
@@ -41048,7 +41048,7 @@
               <w:jc w:val="right"/>
             </w:pPr>
             <w:r>
-              <w:t xml:space="preserve">1.150</w:t>
+              <w:t xml:space="preserve">1.121</w:t>
             </w:r>
           </w:p>
         </w:tc>
@@ -41060,7 +41060,7 @@
               <w:jc w:val="right"/>
             </w:pPr>
             <w:r>
-              <w:t xml:space="preserve">0.994</w:t>
+              <w:t xml:space="preserve">0.968</w:t>
             </w:r>
           </w:p>
         </w:tc>
@@ -41072,7 +41072,7 @@
               <w:jc w:val="right"/>
             </w:pPr>
             <w:r>
-              <w:t xml:space="preserve">1.330</w:t>
+              <w:t xml:space="preserve">1.298</w:t>
             </w:r>
           </w:p>
         </w:tc>
@@ -41110,7 +41110,7 @@
               <w:jc w:val="right"/>
             </w:pPr>
             <w:r>
-              <w:t xml:space="preserve">1.316</w:t>
+              <w:t xml:space="preserve">1.279</w:t>
             </w:r>
           </w:p>
         </w:tc>
@@ -41122,7 +41122,7 @@
               <w:jc w:val="right"/>
             </w:pPr>
             <w:r>
-              <w:t xml:space="preserve">1.134</w:t>
+              <w:t xml:space="preserve">1.100</w:t>
             </w:r>
           </w:p>
         </w:tc>
@@ -41134,7 +41134,7 @@
               <w:jc w:val="right"/>
             </w:pPr>
             <w:r>
-              <w:t xml:space="preserve">1.528</w:t>
+              <w:t xml:space="preserve">1.487</w:t>
             </w:r>
           </w:p>
         </w:tc>
@@ -41172,7 +41172,7 @@
               <w:jc w:val="right"/>
             </w:pPr>
             <w:r>
-              <w:t xml:space="preserve">1.507</w:t>
+              <w:t xml:space="preserve">1.460</w:t>
             </w:r>
           </w:p>
         </w:tc>
@@ -41184,7 +41184,7 @@
               <w:jc w:val="right"/>
             </w:pPr>
             <w:r>
-              <w:t xml:space="preserve">1.240</w:t>
+              <w:t xml:space="preserve">1.201</w:t>
             </w:r>
           </w:p>
         </w:tc>
@@ -41196,7 +41196,7 @@
               <w:jc w:val="right"/>
             </w:pPr>
             <w:r>
-              <w:t xml:space="preserve">1.830</w:t>
+              <w:t xml:space="preserve">1.775</w:t>
             </w:r>
           </w:p>
         </w:tc>
@@ -41234,7 +41234,7 @@
               <w:jc w:val="right"/>
             </w:pPr>
             <w:r>
-              <w:t xml:space="preserve">1.631</w:t>
+              <w:t xml:space="preserve">1.577</w:t>
             </w:r>
           </w:p>
         </w:tc>
@@ -41246,7 +41246,7 @@
               <w:jc w:val="right"/>
             </w:pPr>
             <w:r>
-              <w:t xml:space="preserve">1.294</w:t>
+              <w:t xml:space="preserve">1.250</w:t>
             </w:r>
           </w:p>
         </w:tc>
@@ -41258,7 +41258,7 @@
               <w:jc w:val="right"/>
             </w:pPr>
             <w:r>
-              <w:t xml:space="preserve">2.056</w:t>
+              <w:t xml:space="preserve">1.989</w:t>
             </w:r>
           </w:p>
         </w:tc>
@@ -41296,7 +41296,7 @@
               <w:jc w:val="right"/>
             </w:pPr>
             <w:r>
-              <w:t xml:space="preserve">1.725</w:t>
+              <w:t xml:space="preserve">1.666</w:t>
             </w:r>
           </w:p>
         </w:tc>
@@ -41308,7 +41308,7 @@
               <w:jc w:val="right"/>
             </w:pPr>
             <w:r>
-              <w:t xml:space="preserve">1.330</w:t>
+              <w:t xml:space="preserve">1.284</w:t>
             </w:r>
           </w:p>
         </w:tc>
@@ -41320,7 +41320,7 @@
               <w:jc w:val="right"/>
             </w:pPr>
             <w:r>
-              <w:t xml:space="preserve">2.238</w:t>
+              <w:t xml:space="preserve">2.161</w:t>
             </w:r>
           </w:p>
         </w:tc>
@@ -41398,7 +41398,7 @@
               <a:graphicData uri="http://schemas.openxmlformats.org/drawingml/2006/picture">
                 <pic:pic>
                   <pic:nvPicPr>
-                    <pic:cNvPr descr="technical_appendix_files/1251c2255216bb8ce101637604a026ea55546659.png" id="202" name="Picture"/>
+                    <pic:cNvPr descr="technical_appendix_files/67d88f1e56e3170404aa3050cae2bf14c3c96318.png" id="202" name="Picture"/>
                     <pic:cNvPicPr>
                       <a:picLocks noChangeArrowheads="1" noChangeAspect="1"/>
                     </pic:cNvPicPr>
@@ -47072,6 +47072,1482 @@
     </w:p>
     <w:bookmarkEnd w:id="232"/>
     <w:bookmarkEnd w:id="233"/>
+    <w:bookmarkStart w:id="239" w:name="X540cf2bfa947f9574ef7ff0973da69840325985"/>
+    <w:p>
+      <w:pPr>
+        <w:pStyle w:val="Heading2"/>
+      </w:pPr>
+      <w:r>
+        <w:t xml:space="preserve">A21. Deriving Affiliation Covariates From Affiliations</w:t>
+      </w:r>
+    </w:p>
+    <w:p>
+      <w:pPr>
+        <w:pStyle w:val="FirstParagraph"/>
+      </w:pPr>
+      <w:r>
+        <w:rPr>
+          <w:b/>
+          <w:bCs/>
+        </w:rPr>
+        <w:t xml:space="preserve">PI decision, 2026-09-05.</w:t>
+      </w:r>
+      <w:r>
+        <w:t xml:space="preserve"> </w:t>
+      </w:r>
+      <w:r>
+        <w:rPr>
+          <w:rStyle w:val="VerbatimChar"/>
+        </w:rPr>
+        <w:t xml:space="preserve">is_academic</w:t>
+      </w:r>
+      <w:r>
+        <w:t xml:space="preserve"> </w:t>
+      </w:r>
+      <w:r>
+        <w:t xml:space="preserve">and</w:t>
+      </w:r>
+      <w:r>
+        <w:t xml:space="preserve"> </w:t>
+      </w:r>
+      <w:r>
+        <w:rPr>
+          <w:rStyle w:val="VerbatimChar"/>
+        </w:rPr>
+        <w:t xml:space="preserve">is_us_based</w:t>
+      </w:r>
+      <w:r>
+        <w:t xml:space="preserve"> </w:t>
+      </w:r>
+      <w:r>
+        <w:t xml:space="preserve">are now derived</w:t>
+      </w:r>
+      <w:r>
+        <w:t xml:space="preserve"> </w:t>
+      </w:r>
+      <w:r>
+        <w:t xml:space="preserve">from the author affiliation rather than from abstract body text. The</w:t>
+      </w:r>
+      <w:r>
+        <w:t xml:space="preserve"> </w:t>
+      </w:r>
+      <w:r>
+        <w:t xml:space="preserve">publication rate does not change. One reported finding disappears.</w:t>
+      </w:r>
+    </w:p>
+    <w:bookmarkStart w:id="234" w:name="a21.1-what-they-were-measuring"/>
+    <w:p>
+      <w:pPr>
+        <w:pStyle w:val="Heading3"/>
+      </w:pPr>
+      <w:r>
+        <w:t xml:space="preserve">A21.1 What they were measuring</w:t>
+      </w:r>
+    </w:p>
+    <w:p>
+      <w:pPr>
+        <w:pStyle w:val="FirstParagraph"/>
+      </w:pPr>
+      <w:r>
+        <w:t xml:space="preserve">Neither variable had ever read an affiliation.</w:t>
+      </w:r>
+      <w:r>
+        <w:t xml:space="preserve"> </w:t>
+      </w:r>
+      <w:r>
+        <w:rPr>
+          <w:rStyle w:val="VerbatimChar"/>
+        </w:rPr>
+        <w:t xml:space="preserve">affiliation_raw</w:t>
+      </w:r>
+      <w:r>
+        <w:t xml:space="preserve"> </w:t>
+      </w:r>
+      <w:r>
+        <w:t xml:space="preserve">was empty for</w:t>
+      </w:r>
+      <w:r>
+        <w:t xml:space="preserve"> </w:t>
+      </w:r>
+      <w:r>
+        <w:t xml:space="preserve">all 1,106 abstracts because of the parser defect in A20, so the affiliation</w:t>
+      </w:r>
+      <w:r>
+        <w:t xml:space="preserve"> </w:t>
+      </w:r>
+      <w:r>
+        <w:t xml:space="preserve">branch of each rule never fired and both fell through to abstract body text.</w:t>
+      </w:r>
+      <w:r>
+        <w:t xml:space="preserve"> </w:t>
+      </w:r>
+      <w:r>
+        <w:t xml:space="preserve">The academic pattern included</w:t>
+      </w:r>
+      <w:r>
+        <w:t xml:space="preserve"> </w:t>
+      </w:r>
+      <w:r>
+        <w:rPr>
+          <w:rStyle w:val="VerbatimChar"/>
+        </w:rPr>
+        <w:t xml:space="preserve">residency</w:t>
+      </w:r>
+      <w:r>
+        <w:t xml:space="preserve">,</w:t>
+      </w:r>
+      <w:r>
+        <w:t xml:space="preserve"> </w:t>
+      </w:r>
+      <w:r>
+        <w:rPr>
+          <w:rStyle w:val="VerbatimChar"/>
+        </w:rPr>
+        <w:t xml:space="preserve">fellowship</w:t>
+      </w:r>
+      <w:r>
+        <w:t xml:space="preserve"> </w:t>
+      </w:r>
+      <w:r>
+        <w:t xml:space="preserve">and</w:t>
+      </w:r>
+      <w:r>
+        <w:t xml:space="preserve"> </w:t>
+      </w:r>
+      <w:r>
+        <w:rPr>
+          <w:rStyle w:val="VerbatimChar"/>
+        </w:rPr>
+        <w:t xml:space="preserve">tertiary.*center</w:t>
+      </w:r>
+      <w:r>
+        <w:t xml:space="preserve">,</w:t>
+      </w:r>
+      <w:r>
+        <w:t xml:space="preserve"> </w:t>
+      </w:r>
+      <w:r>
+        <w:t xml:space="preserve">which describe a study rather than an author’s institution. The US pattern</w:t>
+      </w:r>
+      <w:r>
+        <w:t xml:space="preserve"> </w:t>
+      </w:r>
+      <w:r>
+        <w:t xml:space="preserve">matched any state name anywhere in the abstract.</w:t>
+      </w:r>
+    </w:p>
+    <w:p>
+      <w:pPr>
+        <w:pStyle w:val="BodyText"/>
+      </w:pPr>
+      <w:r>
+        <w:t xml:space="preserve">Validated against real affiliations:</w:t>
+      </w:r>
+    </w:p>
+    <w:tbl>
+      <w:tblPr>
+        <w:tblStyle w:val="Table"/>
+        <w:tblW w:type="auto" w:w="0"/>
+        <w:tblLook w:firstRow="1" w:lastRow="0" w:firstColumn="0" w:lastColumn="0" w:noHBand="0" w:noVBand="0" w:val="0020"/>
+      </w:tblPr>
+      <w:tblGrid>
+        <w:gridCol w:w="1980"/>
+        <w:gridCol w:w="1980"/>
+        <w:gridCol w:w="1980"/>
+        <w:gridCol w:w="1980"/>
+      </w:tblGrid>
+      <w:tr>
+        <w:trPr>
+          <w:tblHeader w:val="on"/>
+        </w:trPr>
+        <w:tc>
+          <w:tcPr/>
+          <w:p>
+            <w:pPr>
+              <w:pStyle w:val="Compact"/>
+            </w:pPr>
+          </w:p>
+        </w:tc>
+        <w:tc>
+          <w:tcPr/>
+          <w:p>
+            <w:pPr>
+              <w:pStyle w:val="Compact"/>
+              <w:jc w:val="right"/>
+            </w:pPr>
+            <w:r>
+              <w:t xml:space="preserve">body text</w:t>
+            </w:r>
+          </w:p>
+        </w:tc>
+        <w:tc>
+          <w:tcPr/>
+          <w:p>
+            <w:pPr>
+              <w:pStyle w:val="Compact"/>
+              <w:jc w:val="right"/>
+            </w:pPr>
+            <w:r>
+              <w:t xml:space="preserve">affiliation</w:t>
+            </w:r>
+          </w:p>
+        </w:tc>
+        <w:tc>
+          <w:tcPr/>
+          <w:p>
+            <w:pPr>
+              <w:pStyle w:val="Compact"/>
+              <w:jc w:val="right"/>
+            </w:pPr>
+            <w:r>
+              <w:t xml:space="preserve">agreement</w:t>
+            </w:r>
+          </w:p>
+        </w:tc>
+      </w:tr>
+      <w:tr>
+        <w:tc>
+          <w:tcPr/>
+          <w:p>
+            <w:pPr>
+              <w:pStyle w:val="Compact"/>
+            </w:pPr>
+            <w:r>
+              <w:t xml:space="preserve">academic</w:t>
+            </w:r>
+          </w:p>
+        </w:tc>
+        <w:tc>
+          <w:tcPr/>
+          <w:p>
+            <w:pPr>
+              <w:pStyle w:val="Compact"/>
+              <w:jc w:val="right"/>
+            </w:pPr>
+            <w:r>
+              <w:t xml:space="preserve">33.5%</w:t>
+            </w:r>
+          </w:p>
+        </w:tc>
+        <w:tc>
+          <w:tcPr/>
+          <w:p>
+            <w:pPr>
+              <w:pStyle w:val="Compact"/>
+              <w:jc w:val="right"/>
+            </w:pPr>
+            <w:r>
+              <w:t xml:space="preserve">63.6%</w:t>
+            </w:r>
+          </w:p>
+        </w:tc>
+        <w:tc>
+          <w:tcPr/>
+          <w:p>
+            <w:pPr>
+              <w:pStyle w:val="Compact"/>
+              <w:jc w:val="right"/>
+            </w:pPr>
+            <w:r>
+              <w:t xml:space="preserve">54.1%</w:t>
+            </w:r>
+          </w:p>
+        </w:tc>
+      </w:tr>
+      <w:tr>
+        <w:tc>
+          <w:tcPr/>
+          <w:p>
+            <w:pPr>
+              <w:pStyle w:val="Compact"/>
+            </w:pPr>
+            <w:r>
+              <w:t xml:space="preserve">US-based</w:t>
+            </w:r>
+          </w:p>
+        </w:tc>
+        <w:tc>
+          <w:tcPr/>
+          <w:p>
+            <w:pPr>
+              <w:pStyle w:val="Compact"/>
+              <w:jc w:val="right"/>
+            </w:pPr>
+            <w:r>
+              <w:t xml:space="preserve">82.1%</w:t>
+            </w:r>
+          </w:p>
+        </w:tc>
+        <w:tc>
+          <w:tcPr/>
+          <w:p>
+            <w:pPr>
+              <w:pStyle w:val="Compact"/>
+              <w:jc w:val="right"/>
+            </w:pPr>
+            <w:r>
+              <w:t xml:space="preserve">57.6%</w:t>
+            </w:r>
+          </w:p>
+        </w:tc>
+        <w:tc>
+          <w:tcPr/>
+          <w:p>
+            <w:pPr>
+              <w:pStyle w:val="Compact"/>
+              <w:jc w:val="right"/>
+            </w:pPr>
+            <w:r>
+              <w:t xml:space="preserve">52.7%</w:t>
+            </w:r>
+          </w:p>
+        </w:tc>
+      </w:tr>
+    </w:tbl>
+    <w:p>
+      <w:pPr>
+        <w:pStyle w:val="BodyText"/>
+      </w:pPr>
+      <w:r>
+        <w:t xml:space="preserve">Both proxies agree with the construct they claim to measure at close to chance.</w:t>
+      </w:r>
+      <w:r>
+        <w:t xml:space="preserve"> </w:t>
+      </w:r>
+      <w:r>
+        <w:t xml:space="preserve">The academic proxy understated academic affiliation by half; the US proxy</w:t>
+      </w:r>
+      <w:r>
+        <w:t xml:space="preserve"> </w:t>
+      </w:r>
+      <w:r>
+        <w:t xml:space="preserve">overstated US location by 24 percentage points.</w:t>
+      </w:r>
+    </w:p>
+    <w:bookmarkEnd w:id="234"/>
+    <w:bookmarkStart w:id="235" w:name="a21.2-abstract-level-extraction"/>
+    <w:p>
+      <w:pPr>
+        <w:pStyle w:val="Heading3"/>
+      </w:pPr>
+      <w:r>
+        <w:t xml:space="preserve">A21.2 Abstract-level extraction</w:t>
+      </w:r>
+    </w:p>
+    <w:p>
+      <w:pPr>
+        <w:pStyle w:val="FirstParagraph"/>
+      </w:pPr>
+      <w:r>
+        <w:t xml:space="preserve">The per-author affiliation table reaches 55% of the cohort, because linking an</w:t>
+      </w:r>
+      <w:r>
+        <w:t xml:space="preserve"> </w:t>
+      </w:r>
+      <w:r>
+        <w:t xml:space="preserve">author to an institution needs a</w:t>
+      </w:r>
+      <w:r>
+        <w:t xml:space="preserve"> </w:t>
+      </w:r>
+      <w:r>
+        <w:rPr>
+          <w:rStyle w:val="VerbatimChar"/>
+        </w:rPr>
+        <w:t xml:space="preserve">refid</w:t>
+      </w:r>
+      <w:r>
+        <w:t xml:space="preserve"> </w:t>
+      </w:r>
+      <w:r>
+        <w:t xml:space="preserve">that the 2017-2018 ScienceDirect</w:t>
+      </w:r>
+      <w:r>
+        <w:t xml:space="preserve"> </w:t>
+      </w:r>
+      <w:r>
+        <w:t xml:space="preserve">format does not emit. Abstract-level covariates do not need that link:</w:t>
+      </w:r>
+      <w:r>
+        <w:t xml:space="preserve"> </w:t>
+      </w:r>
+      <w:r>
+        <w:t xml:space="preserve">“is any</w:t>
+      </w:r>
+      <w:r>
+        <w:t xml:space="preserve"> </w:t>
+      </w:r>
+      <w:r>
+        <w:t xml:space="preserve">author at an academic institution”</w:t>
+      </w:r>
+      <w:r>
+        <w:t xml:space="preserve"> </w:t>
+      </w:r>
+      <w:r>
+        <w:t xml:space="preserve">and</w:t>
+      </w:r>
+      <w:r>
+        <w:t xml:space="preserve"> </w:t>
+      </w:r>
+      <w:r>
+        <w:t xml:space="preserve">“how many institutions appear”</w:t>
+      </w:r>
+      <w:r>
+        <w:t xml:space="preserve"> </w:t>
+      </w:r>
+      <w:r>
+        <w:t xml:space="preserve">are</w:t>
+      </w:r>
+      <w:r>
+        <w:t xml:space="preserve"> </w:t>
+      </w:r>
+      <w:r>
+        <w:t xml:space="preserve">properties of the record.</w:t>
+      </w:r>
+      <w:r>
+        <w:t xml:space="preserve"> </w:t>
+      </w:r>
+      <w:r>
+        <w:rPr>
+          <w:rStyle w:val="VerbatimChar"/>
+        </w:rPr>
+        <w:t xml:space="preserve">scripts/backfill_affiliations_from_cache.R</w:t>
+      </w:r>
+      <w:r>
+        <w:t xml:space="preserve"> </w:t>
+      </w:r>
+      <w:r>
+        <w:t xml:space="preserve">now also</w:t>
+      </w:r>
+      <w:r>
+        <w:t xml:space="preserve"> </w:t>
+      </w:r>
+      <w:r>
+        <w:t xml:space="preserve">writes</w:t>
+      </w:r>
+      <w:r>
+        <w:t xml:space="preserve"> </w:t>
+      </w:r>
+      <w:r>
+        <w:rPr>
+          <w:rStyle w:val="VerbatimChar"/>
+        </w:rPr>
+        <w:t xml:space="preserve">data/processed/abstract_affiliations.csv</w:t>
+      </w:r>
+      <w:r>
+        <w:t xml:space="preserve">, the union of institution</w:t>
+      </w:r>
+      <w:r>
+        <w:t xml:space="preserve"> </w:t>
+      </w:r>
+      <w:r>
+        <w:t xml:space="preserve">strings per abstract, reaching</w:t>
+      </w:r>
+      <w:r>
+        <w:t xml:space="preserve"> </w:t>
+      </w:r>
+      <w:r>
+        <w:rPr>
+          <w:b/>
+          <w:bCs/>
+        </w:rPr>
+        <w:t xml:space="preserve">1,092 of 1,106 (98.7%)</w:t>
+      </w:r>
+      <w:r>
+        <w:t xml:space="preserve">, including 2017 and</w:t>
+      </w:r>
+      <w:r>
+        <w:t xml:space="preserve"> </w:t>
+      </w:r>
+      <w:r>
+        <w:t xml:space="preserve">2018 at 100%.</w:t>
+      </w:r>
+    </w:p>
+    <w:p>
+      <w:pPr>
+        <w:pStyle w:val="BodyText"/>
+      </w:pPr>
+      <w:r>
+        <w:t xml:space="preserve">Where no affiliation is on file the covariates are</w:t>
+      </w:r>
+      <w:r>
+        <w:t xml:space="preserve"> </w:t>
+      </w:r>
+      <w:r>
+        <w:rPr>
+          <w:rStyle w:val="VerbatimChar"/>
+        </w:rPr>
+        <w:t xml:space="preserve">NA</w:t>
+      </w:r>
+      <w:r>
+        <w:t xml:space="preserve">, not</w:t>
+      </w:r>
+      <w:r>
+        <w:t xml:space="preserve"> </w:t>
+      </w:r>
+      <w:r>
+        <w:rPr>
+          <w:rStyle w:val="VerbatimChar"/>
+        </w:rPr>
+        <w:t xml:space="preserve">FALSE</w:t>
+      </w:r>
+      <w:r>
+        <w:t xml:space="preserve">. Coding</w:t>
+      </w:r>
+      <w:r>
+        <w:t xml:space="preserve"> </w:t>
+      </w:r>
+      <w:r>
+        <w:t xml:space="preserve">absence as a negative was what filled the comparison group with unknowns and</w:t>
+      </w:r>
+      <w:r>
+        <w:t xml:space="preserve"> </w:t>
+      </w:r>
+      <w:r>
+        <w:t xml:space="preserve">produced the era gradient that made an earlier attempt at this change</w:t>
+      </w:r>
+      <w:r>
+        <w:t xml:space="preserve"> </w:t>
+      </w:r>
+      <w:r>
+        <w:t xml:space="preserve">unusable.</w:t>
+      </w:r>
+    </w:p>
+    <w:bookmarkEnd w:id="235"/>
+    <w:bookmarkStart w:id="236" w:name="a21.3-the-result"/>
+    <w:p>
+      <w:pPr>
+        <w:pStyle w:val="Heading3"/>
+      </w:pPr>
+      <w:r>
+        <w:t xml:space="preserve">A21.3 The result</w:t>
+      </w:r>
+    </w:p>
+    <w:p>
+      <w:pPr>
+        <w:pStyle w:val="FirstParagraph"/>
+      </w:pPr>
+      <w:r>
+        <w:t xml:space="preserve">Both are now stable across congress years, which the text proxies were not:</w:t>
+      </w:r>
+      <w:r>
+        <w:t xml:space="preserve"> </w:t>
+      </w:r>
+      <w:r>
+        <w:t xml:space="preserve">academic ranges 55.8% to 75.6% and US-based 50.0% to 64.4%, with no cliff at</w:t>
+      </w:r>
+      <w:r>
+        <w:t xml:space="preserve"> </w:t>
+      </w:r>
+      <w:r>
+        <w:t xml:space="preserve">the 2017-2018 boundary where the text ran out.</w:t>
+      </w:r>
+    </w:p>
+    <w:tbl>
+      <w:tblPr>
+        <w:tblStyle w:val="Table"/>
+        <w:tblW w:type="auto" w:w="0"/>
+        <w:tblLook w:firstRow="1" w:lastRow="0" w:firstColumn="0" w:lastColumn="0" w:noHBand="0" w:noVBand="0" w:val="0020"/>
+      </w:tblPr>
+      <w:tblGrid>
+        <w:gridCol w:w="1584"/>
+        <w:gridCol w:w="1584"/>
+        <w:gridCol w:w="1584"/>
+        <w:gridCol w:w="1584"/>
+        <w:gridCol w:w="1584"/>
+      </w:tblGrid>
+      <w:tr>
+        <w:trPr>
+          <w:tblHeader w:val="on"/>
+        </w:trPr>
+        <w:tc>
+          <w:tcPr/>
+          <w:p>
+            <w:pPr>
+              <w:pStyle w:val="Compact"/>
+            </w:pPr>
+            <w:r>
+              <w:t xml:space="preserve">Cox term</w:t>
+            </w:r>
+          </w:p>
+        </w:tc>
+        <w:tc>
+          <w:tcPr/>
+          <w:p>
+            <w:pPr>
+              <w:pStyle w:val="Compact"/>
+              <w:jc w:val="right"/>
+            </w:pPr>
+            <w:r>
+              <w:t xml:space="preserve">before</w:t>
+            </w:r>
+          </w:p>
+        </w:tc>
+        <w:tc>
+          <w:tcPr/>
+          <w:p>
+            <w:pPr>
+              <w:pStyle w:val="Compact"/>
+              <w:jc w:val="right"/>
+            </w:pPr>
+            <w:r>
+              <w:t xml:space="preserve">after</w:t>
+            </w:r>
+          </w:p>
+        </w:tc>
+        <w:tc>
+          <w:tcPr/>
+          <w:p>
+            <w:pPr>
+              <w:pStyle w:val="Compact"/>
+              <w:jc w:val="right"/>
+            </w:pPr>
+            <w:r>
+              <w:t xml:space="preserve">p before</w:t>
+            </w:r>
+          </w:p>
+        </w:tc>
+        <w:tc>
+          <w:tcPr/>
+          <w:p>
+            <w:pPr>
+              <w:pStyle w:val="Compact"/>
+              <w:jc w:val="right"/>
+            </w:pPr>
+            <w:r>
+              <w:t xml:space="preserve">p after</w:t>
+            </w:r>
+          </w:p>
+        </w:tc>
+      </w:tr>
+      <w:tr>
+        <w:tc>
+          <w:tcPr/>
+          <w:p>
+            <w:pPr>
+              <w:pStyle w:val="Compact"/>
+            </w:pPr>
+            <w:r>
+              <w:rPr>
+                <w:rStyle w:val="VerbatimChar"/>
+              </w:rPr>
+              <w:t xml:space="preserve">is_rct</w:t>
+            </w:r>
+          </w:p>
+        </w:tc>
+        <w:tc>
+          <w:tcPr/>
+          <w:p>
+            <w:pPr>
+              <w:pStyle w:val="Compact"/>
+              <w:jc w:val="right"/>
+            </w:pPr>
+            <w:r>
+              <w:t xml:space="preserve">2.172</w:t>
+            </w:r>
+          </w:p>
+        </w:tc>
+        <w:tc>
+          <w:tcPr/>
+          <w:p>
+            <w:pPr>
+              <w:pStyle w:val="Compact"/>
+              <w:jc w:val="right"/>
+            </w:pPr>
+            <w:r>
+              <w:t xml:space="preserve">2.002</w:t>
+            </w:r>
+          </w:p>
+        </w:tc>
+        <w:tc>
+          <w:tcPr/>
+          <w:p>
+            <w:pPr>
+              <w:pStyle w:val="Compact"/>
+              <w:jc w:val="right"/>
+            </w:pPr>
+            <w:r>
+              <w:t xml:space="preserve">&lt;0.001</w:t>
+            </w:r>
+          </w:p>
+        </w:tc>
+        <w:tc>
+          <w:tcPr/>
+          <w:p>
+            <w:pPr>
+              <w:pStyle w:val="Compact"/>
+              <w:jc w:val="right"/>
+            </w:pPr>
+            <w:r>
+              <w:t xml:space="preserve">0.001</w:t>
+            </w:r>
+          </w:p>
+        </w:tc>
+      </w:tr>
+      <w:tr>
+        <w:tc>
+          <w:tcPr/>
+          <w:p>
+            <w:pPr>
+              <w:pStyle w:val="Compact"/>
+            </w:pPr>
+            <w:r>
+              <w:rPr>
+                <w:rStyle w:val="VerbatimChar"/>
+                <w:b/>
+                <w:bCs/>
+              </w:rPr>
+              <w:t xml:space="preserve">is_academic</w:t>
+            </w:r>
+          </w:p>
+        </w:tc>
+        <w:tc>
+          <w:tcPr/>
+          <w:p>
+            <w:pPr>
+              <w:pStyle w:val="Compact"/>
+              <w:jc w:val="right"/>
+            </w:pPr>
+            <w:r>
+              <w:rPr>
+                <w:b/>
+                <w:bCs/>
+              </w:rPr>
+              <w:t xml:space="preserve">0.649</w:t>
+            </w:r>
+          </w:p>
+        </w:tc>
+        <w:tc>
+          <w:tcPr/>
+          <w:p>
+            <w:pPr>
+              <w:pStyle w:val="Compact"/>
+              <w:jc w:val="right"/>
+            </w:pPr>
+            <w:r>
+              <w:rPr>
+                <w:b/>
+                <w:bCs/>
+              </w:rPr>
+              <w:t xml:space="preserve">1.097</w:t>
+            </w:r>
+          </w:p>
+        </w:tc>
+        <w:tc>
+          <w:tcPr/>
+          <w:p>
+            <w:pPr>
+              <w:pStyle w:val="Compact"/>
+              <w:jc w:val="right"/>
+            </w:pPr>
+            <w:r>
+              <w:rPr>
+                <w:b/>
+                <w:bCs/>
+              </w:rPr>
+              <w:t xml:space="preserve">0.013</w:t>
+            </w:r>
+          </w:p>
+        </w:tc>
+        <w:tc>
+          <w:tcPr/>
+          <w:p>
+            <w:pPr>
+              <w:pStyle w:val="Compact"/>
+              <w:jc w:val="right"/>
+            </w:pPr>
+            <w:r>
+              <w:rPr>
+                <w:b/>
+                <w:bCs/>
+              </w:rPr>
+              <w:t xml:space="preserve">0.587</w:t>
+            </w:r>
+          </w:p>
+        </w:tc>
+      </w:tr>
+      <w:tr>
+        <w:tc>
+          <w:tcPr/>
+          <w:p>
+            <w:pPr>
+              <w:pStyle w:val="Compact"/>
+            </w:pPr>
+            <w:r>
+              <w:rPr>
+                <w:rStyle w:val="VerbatimChar"/>
+              </w:rPr>
+              <w:t xml:space="preserve">is_us_based</w:t>
+            </w:r>
+          </w:p>
+        </w:tc>
+        <w:tc>
+          <w:tcPr/>
+          <w:p>
+            <w:pPr>
+              <w:pStyle w:val="Compact"/>
+              <w:jc w:val="right"/>
+            </w:pPr>
+            <w:r>
+              <w:t xml:space="preserve">1.354</w:t>
+            </w:r>
+          </w:p>
+        </w:tc>
+        <w:tc>
+          <w:tcPr/>
+          <w:p>
+            <w:pPr>
+              <w:pStyle w:val="Compact"/>
+              <w:jc w:val="right"/>
+            </w:pPr>
+            <w:r>
+              <w:t xml:space="preserve">0.787</w:t>
+            </w:r>
+          </w:p>
+        </w:tc>
+        <w:tc>
+          <w:tcPr/>
+          <w:p>
+            <w:pPr>
+              <w:pStyle w:val="Compact"/>
+              <w:jc w:val="right"/>
+            </w:pPr>
+            <w:r>
+              <w:t xml:space="preserve">0.205</w:t>
+            </w:r>
+          </w:p>
+        </w:tc>
+        <w:tc>
+          <w:tcPr/>
+          <w:p>
+            <w:pPr>
+              <w:pStyle w:val="Compact"/>
+              <w:jc w:val="right"/>
+            </w:pPr>
+            <w:r>
+              <w:t xml:space="preserve">0.136</w:t>
+            </w:r>
+          </w:p>
+        </w:tc>
+      </w:tr>
+      <w:tr>
+        <w:tc>
+          <w:tcPr/>
+          <w:p>
+            <w:pPr>
+              <w:pStyle w:val="Compact"/>
+            </w:pPr>
+            <w:r>
+              <w:rPr>
+                <w:rStyle w:val="VerbatimChar"/>
+              </w:rPr>
+              <w:t xml:space="preserve">n_authors</w:t>
+            </w:r>
+          </w:p>
+        </w:tc>
+        <w:tc>
+          <w:tcPr/>
+          <w:p>
+            <w:pPr>
+              <w:pStyle w:val="Compact"/>
+              <w:jc w:val="right"/>
+            </w:pPr>
+            <w:r>
+              <w:t xml:space="preserve">1.252</w:t>
+            </w:r>
+          </w:p>
+        </w:tc>
+        <w:tc>
+          <w:tcPr/>
+          <w:p>
+            <w:pPr>
+              <w:pStyle w:val="Compact"/>
+              <w:jc w:val="right"/>
+            </w:pPr>
+            <w:r>
+              <w:t xml:space="preserve">1.218</w:t>
+            </w:r>
+          </w:p>
+        </w:tc>
+        <w:tc>
+          <w:tcPr/>
+          <w:p>
+            <w:pPr>
+              <w:pStyle w:val="Compact"/>
+              <w:jc w:val="right"/>
+            </w:pPr>
+            <w:r>
+              <w:t xml:space="preserve">0.002</w:t>
+            </w:r>
+          </w:p>
+        </w:tc>
+        <w:tc>
+          <w:tcPr/>
+          <w:p>
+            <w:pPr>
+              <w:pStyle w:val="Compact"/>
+              <w:jc w:val="right"/>
+            </w:pPr>
+            <w:r>
+              <w:t xml:space="preserve">0.006</w:t>
+            </w:r>
+          </w:p>
+        </w:tc>
+      </w:tr>
+      <w:tr>
+        <w:tc>
+          <w:tcPr/>
+          <w:p>
+            <w:pPr>
+              <w:pStyle w:val="Compact"/>
+            </w:pPr>
+            <w:r>
+              <w:rPr>
+                <w:rStyle w:val="VerbatimChar"/>
+              </w:rPr>
+              <w:t xml:space="preserve">gender_unified</w:t>
+            </w:r>
+          </w:p>
+        </w:tc>
+        <w:tc>
+          <w:tcPr/>
+          <w:p>
+            <w:pPr>
+              <w:pStyle w:val="Compact"/>
+              <w:jc w:val="right"/>
+            </w:pPr>
+            <w:r>
+              <w:t xml:space="preserve">0.780</w:t>
+            </w:r>
+          </w:p>
+        </w:tc>
+        <w:tc>
+          <w:tcPr/>
+          <w:p>
+            <w:pPr>
+              <w:pStyle w:val="Compact"/>
+              <w:jc w:val="right"/>
+            </w:pPr>
+            <w:r>
+              <w:t xml:space="preserve">0.746</w:t>
+            </w:r>
+          </w:p>
+        </w:tc>
+        <w:tc>
+          <w:tcPr/>
+          <w:p>
+            <w:pPr>
+              <w:pStyle w:val="Compact"/>
+              <w:jc w:val="right"/>
+            </w:pPr>
+            <w:r>
+              <w:t xml:space="preserve">0.114</w:t>
+            </w:r>
+          </w:p>
+        </w:tc>
+        <w:tc>
+          <w:tcPr/>
+          <w:p>
+            <w:pPr>
+              <w:pStyle w:val="Compact"/>
+              <w:jc w:val="right"/>
+            </w:pPr>
+            <w:r>
+              <w:t xml:space="preserve">0.066</w:t>
+            </w:r>
+          </w:p>
+        </w:tc>
+      </w:tr>
+      <w:tr>
+        <w:tc>
+          <w:tcPr/>
+          <w:p>
+            <w:pPr>
+              <w:pStyle w:val="Compact"/>
+            </w:pPr>
+            <w:r>
+              <w:rPr>
+                <w:rStyle w:val="VerbatimChar"/>
+              </w:rPr>
+              <w:t xml:space="preserve">is_multicenter</w:t>
+            </w:r>
+          </w:p>
+        </w:tc>
+        <w:tc>
+          <w:tcPr/>
+          <w:p>
+            <w:pPr>
+              <w:pStyle w:val="Compact"/>
+              <w:jc w:val="right"/>
+            </w:pPr>
+            <w:r>
+              <w:t xml:space="preserve">1.402</w:t>
+            </w:r>
+          </w:p>
+        </w:tc>
+        <w:tc>
+          <w:tcPr/>
+          <w:p>
+            <w:pPr>
+              <w:pStyle w:val="Compact"/>
+              <w:jc w:val="right"/>
+            </w:pPr>
+            <w:r>
+              <w:t xml:space="preserve">1.361</w:t>
+            </w:r>
+          </w:p>
+        </w:tc>
+        <w:tc>
+          <w:tcPr/>
+          <w:p>
+            <w:pPr>
+              <w:pStyle w:val="Compact"/>
+              <w:jc w:val="right"/>
+            </w:pPr>
+            <w:r>
+              <w:t xml:space="preserve">0.219</w:t>
+            </w:r>
+          </w:p>
+        </w:tc>
+        <w:tc>
+          <w:tcPr/>
+          <w:p>
+            <w:pPr>
+              <w:pStyle w:val="Compact"/>
+              <w:jc w:val="right"/>
+            </w:pPr>
+            <w:r>
+              <w:t xml:space="preserve">0.265</w:t>
+            </w:r>
+          </w:p>
+        </w:tc>
+      </w:tr>
+    </w:tbl>
+    <w:p>
+      <w:pPr>
+        <w:pStyle w:val="BodyText"/>
+      </w:pPr>
+      <w:r>
+        <w:rPr>
+          <w:b/>
+          <w:bCs/>
+        </w:rPr>
+        <w:t xml:space="preserve">The academic finding does not survive measurement.</w:t>
+      </w:r>
+      <w:r>
+        <w:t xml:space="preserve"> </w:t>
+      </w:r>
+      <w:r>
+        <w:t xml:space="preserve">It reverses direction</w:t>
+      </w:r>
+      <w:r>
+        <w:t xml:space="preserve"> </w:t>
+      </w:r>
+      <w:r>
+        <w:t xml:space="preserve">and becomes null, and its bootstrap retention falls from 47.4% to 5.6%, the</w:t>
+      </w:r>
+      <w:r>
+        <w:t xml:space="preserve"> </w:t>
+      </w:r>
+      <w:r>
+        <w:t xml:space="preserve">lowest of any term. Reported for three refits as</w:t>
+      </w:r>
+      <w:r>
+        <w:t xml:space="preserve"> </w:t>
+      </w:r>
+      <w:r>
+        <w:t xml:space="preserve">“academic affiliation is</w:t>
+      </w:r>
+      <w:r>
+        <w:t xml:space="preserve"> </w:t>
+      </w:r>
+      <w:r>
+        <w:t xml:space="preserve">associated with slower publication”</w:t>
+      </w:r>
+      <w:r>
+        <w:t xml:space="preserve">, it was an artefact of a proxy that agreed</w:t>
+      </w:r>
+      <w:r>
+        <w:t xml:space="preserve"> </w:t>
+      </w:r>
+      <w:r>
+        <w:t xml:space="preserve">with the construct 54% of the time. It should be reported as no evidence of an</w:t>
+      </w:r>
+      <w:r>
+        <w:t xml:space="preserve"> </w:t>
+      </w:r>
+      <w:r>
+        <w:t xml:space="preserve">association.</w:t>
+      </w:r>
+    </w:p>
+    <w:p>
+      <w:pPr>
+        <w:pStyle w:val="BodyText"/>
+      </w:pPr>
+      <w:r>
+        <w:rPr>
+          <w:rStyle w:val="VerbatimChar"/>
+        </w:rPr>
+        <w:t xml:space="preserve">is_rct</w:t>
+      </w:r>
+      <w:r>
+        <w:t xml:space="preserve"> </w:t>
+      </w:r>
+      <w:r>
+        <w:t xml:space="preserve">and</w:t>
+      </w:r>
+      <w:r>
+        <w:t xml:space="preserve"> </w:t>
+      </w:r>
+      <w:r>
+        <w:rPr>
+          <w:rStyle w:val="VerbatimChar"/>
+        </w:rPr>
+        <w:t xml:space="preserve">n_authors</w:t>
+      </w:r>
+      <w:r>
+        <w:t xml:space="preserve"> </w:t>
+      </w:r>
+      <w:r>
+        <w:t xml:space="preserve">survive, at 93.2% and 88.6% bootstrap retention. They</w:t>
+      </w:r>
+      <w:r>
+        <w:t xml:space="preserve"> </w:t>
+      </w:r>
+      <w:r>
+        <w:t xml:space="preserve">were never affiliation-derived and they do not move.</w:t>
+      </w:r>
+    </w:p>
+    <w:bookmarkEnd w:id="236"/>
+    <w:bookmarkStart w:id="237" w:name="X4590b6dd92ead22b7ab6d675fab63ab7b74b5f8"/>
+    <w:p>
+      <w:pPr>
+        <w:pStyle w:val="Heading3"/>
+      </w:pPr>
+      <w:r>
+        <w:t xml:space="preserve">A21.4 A second proportional-hazards violator</w:t>
+      </w:r>
+    </w:p>
+    <w:p>
+      <w:pPr>
+        <w:pStyle w:val="FirstParagraph"/>
+      </w:pPr>
+      <w:r>
+        <w:t xml:space="preserve">The global Schoenfeld test moves from p = 0.043 to</w:t>
+      </w:r>
+      <w:r>
+        <w:t xml:space="preserve"> </w:t>
+      </w:r>
+      <w:r>
+        <w:rPr>
+          <w:b/>
+          <w:bCs/>
+        </w:rPr>
+        <w:t xml:space="preserve">p = 0.010</w:t>
+      </w:r>
+      <w:r>
+        <w:t xml:space="preserve">, and the</w:t>
+      </w:r>
+      <w:r>
+        <w:t xml:space="preserve"> </w:t>
+      </w:r>
+      <w:r>
+        <w:t xml:space="preserve">violation is no longer confined to one term:</w:t>
+      </w:r>
+      <w:r>
+        <w:t xml:space="preserve"> </w:t>
+      </w:r>
+      <w:r>
+        <w:rPr>
+          <w:rStyle w:val="VerbatimChar"/>
+        </w:rPr>
+        <w:t xml:space="preserve">is_us_based</w:t>
+      </w:r>
+      <w:r>
+        <w:t xml:space="preserve"> </w:t>
+      </w:r>
+      <w:r>
+        <w:t xml:space="preserve">now violates at</w:t>
+      </w:r>
+      <w:r>
+        <w:t xml:space="preserve"> </w:t>
+      </w:r>
+      <w:r>
+        <w:t xml:space="preserve">p = 0.005 alongside</w:t>
+      </w:r>
+      <w:r>
+        <w:t xml:space="preserve"> </w:t>
+      </w:r>
+      <w:r>
+        <w:rPr>
+          <w:rStyle w:val="VerbatimChar"/>
+        </w:rPr>
+        <w:t xml:space="preserve">n_authors</w:t>
+      </w:r>
+      <w:r>
+        <w:t xml:space="preserve"> </w:t>
+      </w:r>
+      <w:r>
+        <w:t xml:space="preserve">at p = 0.003.</w:t>
+      </w:r>
+    </w:p>
+    <w:p>
+      <w:pPr>
+        <w:pStyle w:val="BodyText"/>
+      </w:pPr>
+      <w:r>
+        <w:t xml:space="preserve">The remediation handled this without modification, which is what the generic</w:t>
+      </w:r>
+      <w:r>
+        <w:t xml:space="preserve"> </w:t>
+      </w:r>
+      <w:r>
+        <w:t xml:space="preserve">implementation was written for. It reads the violating set from</w:t>
+      </w:r>
+      <w:r>
+        <w:t xml:space="preserve"> </w:t>
+      </w:r>
+      <w:r>
+        <w:rPr>
+          <w:rStyle w:val="VerbatimChar"/>
+        </w:rPr>
+        <w:t xml:space="preserve">cox.zph</w:t>
+      </w:r>
+      <w:r>
+        <w:t xml:space="preserve"> </w:t>
+      </w:r>
+      <w:r>
+        <w:t xml:space="preserve">and</w:t>
+      </w:r>
+      <w:r>
+        <w:t xml:space="preserve"> </w:t>
+      </w:r>
+      <w:r>
+        <w:t xml:space="preserve">chooses by type:</w:t>
+      </w:r>
+      <w:r>
+        <w:t xml:space="preserve"> </w:t>
+      </w:r>
+      <w:r>
+        <w:rPr>
+          <w:rStyle w:val="VerbatimChar"/>
+        </w:rPr>
+        <w:t xml:space="preserve">n_authors</w:t>
+      </w:r>
+      <w:r>
+        <w:t xml:space="preserve"> </w:t>
+      </w:r>
+      <w:r>
+        <w:t xml:space="preserve">is numeric and takes a log-time interaction,</w:t>
+      </w:r>
+      <w:r>
+        <w:t xml:space="preserve"> </w:t>
+      </w:r>
+      <w:r>
+        <w:rPr>
+          <w:rStyle w:val="VerbatimChar"/>
+        </w:rPr>
+        <w:t xml:space="preserve">is_us_based</w:t>
+      </w:r>
+      <w:r>
+        <w:t xml:space="preserve"> </w:t>
+      </w:r>
+      <w:r>
+        <w:t xml:space="preserve">is logical and moves into</w:t>
+      </w:r>
+      <w:r>
+        <w:t xml:space="preserve"> </w:t>
+      </w:r>
+      <w:r>
+        <w:rPr>
+          <w:rStyle w:val="VerbatimChar"/>
+        </w:rPr>
+        <w:t xml:space="preserve">strata()</w:t>
+      </w:r>
+      <w:r>
+        <w:t xml:space="preserve">. Stratifying on both</w:t>
+      </w:r>
+      <w:r>
+        <w:t xml:space="preserve"> </w:t>
+      </w:r>
+      <w:r>
+        <w:t xml:space="preserve">restores the global test to p = 0.607.</w:t>
+      </w:r>
+    </w:p>
+    <w:p>
+      <w:pPr>
+        <w:pStyle w:val="BodyText"/>
+      </w:pPr>
+      <w:r>
+        <w:t xml:space="preserve">The diagnostics script did need fixing. It assumed a single numeric violator</w:t>
+      </w:r>
+      <w:r>
+        <w:t xml:space="preserve"> </w:t>
+      </w:r>
+      <w:r>
+        <w:t xml:space="preserve">and took</w:t>
+      </w:r>
+      <w:r>
+        <w:t xml:space="preserve"> </w:t>
+      </w:r>
+      <w:r>
+        <w:rPr>
+          <w:rStyle w:val="VerbatimChar"/>
+        </w:rPr>
+        <w:t xml:space="preserve">violators[1]</w:t>
+      </w:r>
+      <w:r>
+        <w:t xml:space="preserve">, which with two violators selected the categorical one</w:t>
+      </w:r>
+      <w:r>
+        <w:t xml:space="preserve"> </w:t>
+      </w:r>
+      <w:r>
+        <w:t xml:space="preserve">and silently produced no AIC or ceiling metrics at all. It now selects the</w:t>
+      </w:r>
+      <w:r>
+        <w:t xml:space="preserve"> </w:t>
+      </w:r>
+      <w:r>
+        <w:t xml:space="preserve">first numeric violator for those metrics, reports how many terms violate, and</w:t>
+      </w:r>
+      <w:r>
+        <w:t xml:space="preserve"> </w:t>
+      </w:r>
+      <w:r>
+        <w:t xml:space="preserve">computes the</w:t>
+      </w:r>
+      <w:r>
+        <w:t xml:space="preserve"> </w:t>
+      </w:r>
+      <w:r>
+        <w:t xml:space="preserve">“without violator”</w:t>
+      </w:r>
+      <w:r>
+        <w:t xml:space="preserve"> </w:t>
+      </w:r>
+      <w:r>
+        <w:t xml:space="preserve">refit by dropping every violating term rather</w:t>
+      </w:r>
+      <w:r>
+        <w:t xml:space="preserve"> </w:t>
+      </w:r>
+      <w:r>
+        <w:t xml:space="preserve">than one.</w:t>
+      </w:r>
+    </w:p>
+    <w:bookmarkEnd w:id="237"/>
+    <w:bookmarkStart w:id="238" w:name="X42642850baf814f4018ce72226e7a9fa8056c27"/>
+    <w:p>
+      <w:pPr>
+        <w:pStyle w:val="Heading3"/>
+      </w:pPr>
+      <w:r>
+        <w:t xml:space="preserve">A21.5 What was audited and deliberately not changed</w:t>
+      </w:r>
+    </w:p>
+    <w:p>
+      <w:pPr>
+        <w:pStyle w:val="FirstParagraph"/>
+      </w:pPr>
+      <w:r>
+        <w:rPr>
+          <w:rStyle w:val="VerbatimChar"/>
+        </w:rPr>
+        <w:t xml:space="preserve">n_affiliations</w:t>
+      </w:r>
+      <w:r>
+        <w:t xml:space="preserve"> </w:t>
+      </w:r>
+      <w:r>
+        <w:t xml:space="preserve">is now recorded from the source: mean 2.37 institutions per</w:t>
+      </w:r>
+      <w:r>
+        <w:t xml:space="preserve"> </w:t>
+      </w:r>
+      <w:r>
+        <w:t xml:space="preserve">abstract, 679 abstracts naming more than one.</w:t>
+      </w:r>
+    </w:p>
+    <w:p>
+      <w:pPr>
+        <w:pStyle w:val="BodyText"/>
+      </w:pPr>
+      <w:r>
+        <w:rPr>
+          <w:rStyle w:val="VerbatimChar"/>
+        </w:rPr>
+        <w:t xml:space="preserve">is_multicenter</w:t>
+      </w:r>
+      <w:r>
+        <w:t xml:space="preserve"> </w:t>
+      </w:r>
+      <w:r>
+        <w:t xml:space="preserve">is unchanged at 65 abstracts, and the gap is deliberate. More</w:t>
+      </w:r>
+      <w:r>
+        <w:t xml:space="preserve"> </w:t>
+      </w:r>
+      <w:r>
+        <w:t xml:space="preserve">than one affiliation on a paper is not the same as a multicentre study: a</w:t>
+      </w:r>
+      <w:r>
+        <w:t xml:space="preserve"> </w:t>
+      </w:r>
+      <w:r>
+        <w:t xml:space="preserve">single-centre study routinely lists authors from several institutions, and a</w:t>
+      </w:r>
+      <w:r>
+        <w:t xml:space="preserve"> </w:t>
+      </w:r>
+      <w:r>
+        <w:t xml:space="preserve">collaborator’s home department is not a study site. Redefining</w:t>
+      </w:r>
+      <w:r>
+        <w:t xml:space="preserve"> </w:t>
+      </w:r>
+      <w:r>
+        <w:rPr>
+          <w:rStyle w:val="VerbatimChar"/>
+        </w:rPr>
+        <w:t xml:space="preserve">is_multicenter</w:t>
+      </w:r>
+      <w:r>
+        <w:t xml:space="preserve"> </w:t>
+      </w:r>
+      <w:r>
+        <w:t xml:space="preserve">as</w:t>
+      </w:r>
+      <w:r>
+        <w:t xml:space="preserve"> </w:t>
+      </w:r>
+      <w:r>
+        <w:rPr>
+          <w:rStyle w:val="VerbatimChar"/>
+        </w:rPr>
+        <w:t xml:space="preserve">n_affiliations &gt; 1</w:t>
+      </w:r>
+      <w:r>
+        <w:t xml:space="preserve"> </w:t>
+      </w:r>
+      <w:r>
+        <w:t xml:space="preserve">would take it from 65 to 679 and</w:t>
+      </w:r>
+      <w:r>
+        <w:t xml:space="preserve"> </w:t>
+      </w:r>
+      <w:r>
+        <w:t xml:space="preserve">change what the variable means, which is a decision about the estimand rather</w:t>
+      </w:r>
+      <w:r>
+        <w:t xml:space="preserve"> </w:t>
+      </w:r>
+      <w:r>
+        <w:t xml:space="preserve">than a measurement repair. It is left as text-derived and flagged.</w:t>
+      </w:r>
+    </w:p>
+    <w:bookmarkEnd w:id="238"/>
+    <w:bookmarkEnd w:id="239"/>
     <w:sectPr>
       <w:footnotePr>
         <w:numRestart w:val="eachSect"/>

--- a/docs/technical_appendix.docx
+++ b/docs/technical_appendix.docx
@@ -684,7 +684,7 @@
         <w:pStyle w:val="FirstParagraph"/>
       </w:pPr>
       <w:r>
-        <w:t xml:space="preserve">The abstract-to-publication matching pipeline is implemented as a modular, fully reproducible R codebase comprising 20 R scripts, 58 test files (see</w:t>
+        <w:t xml:space="preserve">The abstract-to-publication matching pipeline is implemented as a modular, fully reproducible R codebase comprising 20 R scripts, 59 test files (see</w:t>
       </w:r>
       <w:r>
         <w:t xml:space="preserve"> </w:t>
@@ -758,7 +758,7 @@
         </w:numPr>
       </w:pPr>
       <w:r>
-        <w:t xml:space="preserve">Disk cache: 1,566 PubMed XML files; 1,154 ScienceDirect HTML files</w:t>
+        <w:t xml:space="preserve">Disk cache: no PubMed XML cache in this checkout (gitignored); no ScienceDirect HTML cache in this checkout (gitignored)</w:t>
       </w:r>
     </w:p>
     <w:p>
@@ -1422,7 +1422,7 @@
         <w:pStyle w:val="FirstParagraph"/>
       </w:pPr>
       <w:r>
-        <w:t xml:space="preserve">Conference abstracts were identified from 12 annual JMIG supplement issues (Volume 19 Issue 6 through Volume 30 Issue 11, Supplement S). The ScienceDirect supplement listing page was scraped programmatically with polite delays (2-3 seconds between requests) and user-agent rotation. Per-article HTML was cached to disk to avoid redundant fetches on re-runs. Article pages cached: 1,154 ScienceDirect HTML files.</w:t>
+        <w:t xml:space="preserve">Conference abstracts were identified from 12 annual JMIG supplement issues (Volume 19 Issue 6 through Volume 30 Issue 11, Supplement S). The ScienceDirect supplement listing page was scraped programmatically with polite delays (2-3 seconds between requests) and user-agent rotation. Per-article HTML was cached to disk to avoid redundant fetches on re-runs. Article pages cached: no ScienceDirect HTML cache in this checkout (gitignored).</w:t>
       </w:r>
     </w:p>
     <w:p>
@@ -1604,7 +1604,7 @@
         <w:pStyle w:val="FirstParagraph"/>
       </w:pPr>
       <w:r>
-        <w:t xml:space="preserve">NCBI E-Utilities requests were rate-limited to 3 requests/second (without API key) or 10 requests/second (with ENTREZ_KEY). PubMed XML responses were cached to disk (1,566 PubMed XML files). All search stages used RDS-based checkpoints enabling resume after interruption.</w:t>
+        <w:t xml:space="preserve">NCBI E-Utilities requests were rate-limited to 3 requests/second (without API key) or 10 requests/second (with ENTREZ_KEY). PubMed XML responses were cached to disk (no PubMed XML cache in this checkout (gitignored)). All search stages used RDS-based checkpoints enabling resume after interruption.</w:t>
       </w:r>
     </w:p>
     <w:bookmarkEnd w:id="27"/>
@@ -48548,6 +48548,644 @@
     </w:p>
     <w:bookmarkEnd w:id="238"/>
     <w:bookmarkEnd w:id="239"/>
+    <w:bookmarkStart w:id="244" w:name="a22.-is_multicenter-stays-a-text-claim"/>
+    <w:p>
+      <w:pPr>
+        <w:pStyle w:val="Heading2"/>
+      </w:pPr>
+      <w:r>
+        <w:t xml:space="preserve">A22.</w:t>
+      </w:r>
+      <w:r>
+        <w:t xml:space="preserve"> </w:t>
+      </w:r>
+      <w:r>
+        <w:rPr>
+          <w:rStyle w:val="VerbatimChar"/>
+        </w:rPr>
+        <w:t xml:space="preserve">is_multicenter</w:t>
+      </w:r>
+      <w:r>
+        <w:t xml:space="preserve"> </w:t>
+      </w:r>
+      <w:r>
+        <w:t xml:space="preserve">Stays a Text Claim</w:t>
+      </w:r>
+    </w:p>
+    <w:p>
+      <w:pPr>
+        <w:pStyle w:val="FirstParagraph"/>
+      </w:pPr>
+      <w:r>
+        <w:rPr>
+          <w:b/>
+          <w:bCs/>
+        </w:rPr>
+        <w:t xml:space="preserve">PI decision, 2026-09-05: leave</w:t>
+      </w:r>
+      <w:r>
+        <w:rPr>
+          <w:b/>
+          <w:bCs/>
+        </w:rPr>
+        <w:t xml:space="preserve"> </w:t>
+      </w:r>
+      <w:r>
+        <w:rPr>
+          <w:rStyle w:val="VerbatimChar"/>
+          <w:b/>
+          <w:bCs/>
+        </w:rPr>
+        <w:t xml:space="preserve">is_multicenter</w:t>
+      </w:r>
+      <w:r>
+        <w:rPr>
+          <w:b/>
+          <w:bCs/>
+        </w:rPr>
+        <w:t xml:space="preserve"> </w:t>
+      </w:r>
+      <w:r>
+        <w:rPr>
+          <w:b/>
+          <w:bCs/>
+        </w:rPr>
+        <w:t xml:space="preserve">as it is.</w:t>
+      </w:r>
+      <w:r>
+        <w:t xml:space="preserve"> </w:t>
+      </w:r>
+      <w:r>
+        <w:t xml:space="preserve">No code changed;</w:t>
+      </w:r>
+      <w:r>
+        <w:t xml:space="preserve"> </w:t>
+      </w:r>
+      <w:r>
+        <w:t xml:space="preserve">this records why, so the question is not reopened by the next person who</w:t>
+      </w:r>
+      <w:r>
+        <w:t xml:space="preserve"> </w:t>
+      </w:r>
+      <w:r>
+        <w:t xml:space="preserve">notices the gap.</w:t>
+      </w:r>
+    </w:p>
+    <w:bookmarkStart w:id="240" w:name="a22.1-the-gap-that-prompted-the-question"/>
+    <w:p>
+      <w:pPr>
+        <w:pStyle w:val="Heading3"/>
+      </w:pPr>
+      <w:r>
+        <w:t xml:space="preserve">A22.1 The gap that prompted the question</w:t>
+      </w:r>
+    </w:p>
+    <w:p>
+      <w:pPr>
+        <w:pStyle w:val="FirstParagraph"/>
+      </w:pPr>
+      <w:r>
+        <w:t xml:space="preserve">A21 recovered author affiliations for 98.7% of the cohort, which made a</w:t>
+      </w:r>
+      <w:r>
+        <w:t xml:space="preserve"> </w:t>
+      </w:r>
+      <w:r>
+        <w:t xml:space="preserve">competing definition available for the first time. The two disagree in size:</w:t>
+      </w:r>
+    </w:p>
+    <w:tbl>
+      <w:tblPr>
+        <w:tblStyle w:val="Table"/>
+        <w:tblW w:type="auto" w:w="0"/>
+        <w:tblLook w:firstRow="1" w:lastRow="0" w:firstColumn="0" w:lastColumn="0" w:noHBand="0" w:noVBand="0" w:val="0020"/>
+      </w:tblPr>
+      <w:tblGrid>
+        <w:gridCol w:w="3960"/>
+        <w:gridCol w:w="3960"/>
+      </w:tblGrid>
+      <w:tr>
+        <w:trPr>
+          <w:tblHeader w:val="on"/>
+        </w:trPr>
+        <w:tc>
+          <w:tcPr/>
+          <w:p>
+            <w:pPr>
+              <w:pStyle w:val="Compact"/>
+            </w:pPr>
+            <w:r>
+              <w:t xml:space="preserve">measure</w:t>
+            </w:r>
+          </w:p>
+        </w:tc>
+        <w:tc>
+          <w:tcPr/>
+          <w:p>
+            <w:pPr>
+              <w:pStyle w:val="Compact"/>
+              <w:jc w:val="right"/>
+            </w:pPr>
+            <w:r>
+              <w:t xml:space="preserve">n</w:t>
+            </w:r>
+          </w:p>
+        </w:tc>
+      </w:tr>
+      <w:tr>
+        <w:tc>
+          <w:tcPr/>
+          <w:p>
+            <w:pPr>
+              <w:pStyle w:val="Compact"/>
+            </w:pPr>
+            <w:r>
+              <w:rPr>
+                <w:rStyle w:val="VerbatimChar"/>
+              </w:rPr>
+              <w:t xml:space="preserve">is_multicenter</w:t>
+            </w:r>
+            <w:r>
+              <w:t xml:space="preserve"> </w:t>
+            </w:r>
+            <w:r>
+              <w:t xml:space="preserve">(abstract says so)</w:t>
+            </w:r>
+          </w:p>
+        </w:tc>
+        <w:tc>
+          <w:tcPr/>
+          <w:p>
+            <w:pPr>
+              <w:pStyle w:val="Compact"/>
+              <w:jc w:val="right"/>
+            </w:pPr>
+            <w:r>
+              <w:t xml:space="preserve">65</w:t>
+            </w:r>
+          </w:p>
+        </w:tc>
+      </w:tr>
+      <w:tr>
+        <w:tc>
+          <w:tcPr/>
+          <w:p>
+            <w:pPr>
+              <w:pStyle w:val="Compact"/>
+            </w:pPr>
+            <w:r>
+              <w:t xml:space="preserve">more than one affiliation named</w:t>
+            </w:r>
+          </w:p>
+        </w:tc>
+        <w:tc>
+          <w:tcPr/>
+          <w:p>
+            <w:pPr>
+              <w:pStyle w:val="Compact"/>
+              <w:jc w:val="right"/>
+            </w:pPr>
+            <w:r>
+              <w:t xml:space="preserve">679</w:t>
+            </w:r>
+          </w:p>
+        </w:tc>
+      </w:tr>
+      <w:tr>
+        <w:tc>
+          <w:tcPr/>
+          <w:p>
+            <w:pPr>
+              <w:pStyle w:val="Compact"/>
+            </w:pPr>
+            <w:r>
+              <w:t xml:space="preserve">both</w:t>
+            </w:r>
+          </w:p>
+        </w:tc>
+        <w:tc>
+          <w:tcPr/>
+          <w:p>
+            <w:pPr>
+              <w:pStyle w:val="Compact"/>
+              <w:jc w:val="right"/>
+            </w:pPr>
+            <w:r>
+              <w:t xml:space="preserve">58</w:t>
+            </w:r>
+          </w:p>
+        </w:tc>
+      </w:tr>
+      <w:tr>
+        <w:tc>
+          <w:tcPr/>
+          <w:p>
+            <w:pPr>
+              <w:pStyle w:val="Compact"/>
+            </w:pPr>
+            <w:r>
+              <w:t xml:space="preserve">says multicentre, one affiliation</w:t>
+            </w:r>
+          </w:p>
+        </w:tc>
+        <w:tc>
+          <w:tcPr/>
+          <w:p>
+            <w:pPr>
+              <w:pStyle w:val="Compact"/>
+              <w:jc w:val="right"/>
+            </w:pPr>
+            <w:r>
+              <w:t xml:space="preserve">7</w:t>
+            </w:r>
+          </w:p>
+        </w:tc>
+      </w:tr>
+    </w:tbl>
+    <w:p>
+      <w:pPr>
+        <w:pStyle w:val="BodyText"/>
+      </w:pPr>
+      <w:r>
+        <w:t xml:space="preserve">Fifty-eight of the 65 also name several institutions, so the measures agree</w:t>
+      </w:r>
+      <w:r>
+        <w:t xml:space="preserve"> </w:t>
+      </w:r>
+      <w:r>
+        <w:t xml:space="preserve">wherever the text is explicit. The 621 that name several institutions without</w:t>
+      </w:r>
+      <w:r>
+        <w:t xml:space="preserve"> </w:t>
+      </w:r>
+      <w:r>
+        <w:t xml:space="preserve">using the word are where they part.</w:t>
+      </w:r>
+    </w:p>
+    <w:bookmarkEnd w:id="240"/>
+    <w:bookmarkStart w:id="241" w:name="X3c806eb206b47a3dfc0a0501ee3ac46aec5e2b1"/>
+    <w:p>
+      <w:pPr>
+        <w:pStyle w:val="Heading3"/>
+      </w:pPr>
+      <w:r>
+        <w:t xml:space="preserve">A22.2 Why the larger number is not the better one</w:t>
+      </w:r>
+    </w:p>
+    <w:p>
+      <w:pPr>
+        <w:pStyle w:val="FirstParagraph"/>
+      </w:pPr>
+      <w:r>
+        <w:t xml:space="preserve">They measure different things.</w:t>
+      </w:r>
+      <w:r>
+        <w:t xml:space="preserve"> </w:t>
+      </w:r>
+      <w:r>
+        <w:rPr>
+          <w:rStyle w:val="VerbatimChar"/>
+        </w:rPr>
+        <w:t xml:space="preserve">is_multicenter</w:t>
+      </w:r>
+      <w:r>
+        <w:t xml:space="preserve"> </w:t>
+      </w:r>
+      <w:r>
+        <w:t xml:space="preserve">is a claim about</w:t>
+      </w:r>
+      <w:r>
+        <w:t xml:space="preserve"> </w:t>
+      </w:r>
+      <w:r>
+        <w:rPr>
+          <w:b/>
+          <w:bCs/>
+        </w:rPr>
+        <w:t xml:space="preserve">study</w:t>
+      </w:r>
+      <w:r>
+        <w:rPr>
+          <w:b/>
+          <w:bCs/>
+        </w:rPr>
+        <w:t xml:space="preserve"> </w:t>
+      </w:r>
+      <w:r>
+        <w:rPr>
+          <w:b/>
+          <w:bCs/>
+        </w:rPr>
+        <w:t xml:space="preserve">design</w:t>
+      </w:r>
+      <w:r>
+        <w:t xml:space="preserve">: the work was conducted at more than one site. Affiliation count is a</w:t>
+      </w:r>
+      <w:r>
+        <w:t xml:space="preserve"> </w:t>
+      </w:r>
+      <w:r>
+        <w:t xml:space="preserve">fact about</w:t>
+      </w:r>
+      <w:r>
+        <w:t xml:space="preserve"> </w:t>
+      </w:r>
+      <w:r>
+        <w:rPr>
+          <w:b/>
+          <w:bCs/>
+        </w:rPr>
+        <w:t xml:space="preserve">authorship</w:t>
+      </w:r>
+      <w:r>
+        <w:t xml:space="preserve">: the people on the paper work at more than one</w:t>
+      </w:r>
+      <w:r>
+        <w:t xml:space="preserve"> </w:t>
+      </w:r>
+      <w:r>
+        <w:t xml:space="preserve">institution. A single-centre study with a statistician from another university</w:t>
+      </w:r>
+      <w:r>
+        <w:t xml:space="preserve"> </w:t>
+      </w:r>
+      <w:r>
+        <w:t xml:space="preserve">satisfies the second and not the first, and that arrangement is routine.</w:t>
+      </w:r>
+    </w:p>
+    <w:p>
+      <w:pPr>
+        <w:pStyle w:val="BodyText"/>
+      </w:pPr>
+      <w:r>
+        <w:t xml:space="preserve">Redefining the variable would take it from 65 to 679 and convert it from a</w:t>
+      </w:r>
+      <w:r>
+        <w:t xml:space="preserve"> </w:t>
+      </w:r>
+      <w:r>
+        <w:t xml:space="preserve">design measure into a collaboration-breadth measure while keeping the name.</w:t>
+      </w:r>
+      <w:r>
+        <w:t xml:space="preserve"> </w:t>
+      </w:r>
+      <w:r>
+        <w:t xml:space="preserve">That is a change to what is being estimated, not a repair of how it is</w:t>
+      </w:r>
+      <w:r>
+        <w:t xml:space="preserve"> </w:t>
+      </w:r>
+      <w:r>
+        <w:t xml:space="preserve">measured, and it is the opposite of what A21 did: A21 kept the construct and</w:t>
+      </w:r>
+      <w:r>
+        <w:t xml:space="preserve"> </w:t>
+      </w:r>
+      <w:r>
+        <w:t xml:space="preserve">fixed the instrument.</w:t>
+      </w:r>
+    </w:p>
+    <w:bookmarkEnd w:id="241"/>
+    <w:bookmarkStart w:id="242" w:name="X6e83b59574f98a106370011b02de62feafb2def"/>
+    <w:p>
+      <w:pPr>
+        <w:pStyle w:val="Heading3"/>
+      </w:pPr>
+      <w:r>
+        <w:t xml:space="preserve">A22.3 What the decision costs, stated plainly</w:t>
+      </w:r>
+    </w:p>
+    <w:p>
+      <w:pPr>
+        <w:pStyle w:val="FirstParagraph"/>
+      </w:pPr>
+      <w:r>
+        <w:t xml:space="preserve">The retained definition reads the abstract body, which is the same class of</w:t>
+      </w:r>
+      <w:r>
+        <w:t xml:space="preserve"> </w:t>
+      </w:r>
+      <w:r>
+        <w:t xml:space="preserve">instrument that produced the</w:t>
+      </w:r>
+      <w:r>
+        <w:t xml:space="preserve"> </w:t>
+      </w:r>
+      <w:r>
+        <w:rPr>
+          <w:rStyle w:val="VerbatimChar"/>
+        </w:rPr>
+        <w:t xml:space="preserve">is_academic</w:t>
+      </w:r>
+      <w:r>
+        <w:t xml:space="preserve"> </w:t>
+      </w:r>
+      <w:r>
+        <w:t xml:space="preserve">artefact. Two consequences follow</w:t>
+      </w:r>
+      <w:r>
+        <w:t xml:space="preserve"> </w:t>
+      </w:r>
+      <w:r>
+        <w:t xml:space="preserve">and both are limitations of the study rather than defects to be fixed:</w:t>
+      </w:r>
+    </w:p>
+    <w:p>
+      <w:pPr>
+        <w:pStyle w:val="Compact"/>
+        <w:numPr>
+          <w:ilvl w:val="0"/>
+          <w:numId w:val="1013"/>
+        </w:numPr>
+      </w:pPr>
+      <w:r>
+        <w:t xml:space="preserve">It</w:t>
+      </w:r>
+      <w:r>
+        <w:t xml:space="preserve"> </w:t>
+      </w:r>
+      <w:r>
+        <w:rPr>
+          <w:b/>
+          <w:bCs/>
+        </w:rPr>
+        <w:t xml:space="preserve">under-counts</w:t>
+      </w:r>
+      <w:r>
+        <w:t xml:space="preserve">. A two-site study that never writes</w:t>
+      </w:r>
+      <w:r>
+        <w:t xml:space="preserve"> </w:t>
+      </w:r>
+      <w:r>
+        <w:t xml:space="preserve">“multicentre”</w:t>
+      </w:r>
+      <w:r>
+        <w:t xml:space="preserve"> </w:t>
+      </w:r>
+      <w:r>
+        <w:t xml:space="preserve">is</w:t>
+      </w:r>
+      <w:r>
+        <w:t xml:space="preserve"> </w:t>
+      </w:r>
+      <w:r>
+        <w:t xml:space="preserve">recorded FALSE. There is no way to know how many, because the design is not</w:t>
+      </w:r>
+      <w:r>
+        <w:t xml:space="preserve"> </w:t>
+      </w:r>
+      <w:r>
+        <w:t xml:space="preserve">stated in a structured field anywhere in the source.</w:t>
+      </w:r>
+    </w:p>
+    <w:p>
+      <w:pPr>
+        <w:pStyle w:val="Compact"/>
+        <w:numPr>
+          <w:ilvl w:val="0"/>
+          <w:numId w:val="1013"/>
+        </w:numPr>
+      </w:pPr>
+      <w:r>
+        <w:t xml:space="preserve">It is</w:t>
+      </w:r>
+      <w:r>
+        <w:t xml:space="preserve"> </w:t>
+      </w:r>
+      <w:r>
+        <w:rPr>
+          <w:b/>
+          <w:bCs/>
+        </w:rPr>
+        <w:t xml:space="preserve">unavailable where the text is</w:t>
+      </w:r>
+      <w:r>
+        <w:t xml:space="preserve">. 2017 and 2018 have no recoverable</w:t>
+      </w:r>
+      <w:r>
+        <w:t xml:space="preserve"> </w:t>
+      </w:r>
+      <w:r>
+        <w:t xml:space="preserve">abstract text, so their abstracts cannot express the claim and are FALSE by</w:t>
+      </w:r>
+      <w:r>
+        <w:t xml:space="preserve"> </w:t>
+      </w:r>
+      <w:r>
+        <w:t xml:space="preserve">absence, exactly the pattern A21 removed from</w:t>
+      </w:r>
+      <w:r>
+        <w:t xml:space="preserve"> </w:t>
+      </w:r>
+      <w:r>
+        <w:rPr>
+          <w:rStyle w:val="VerbatimChar"/>
+        </w:rPr>
+        <w:t xml:space="preserve">is_academic</w:t>
+      </w:r>
+      <w:r>
+        <w:t xml:space="preserve">.</w:t>
+      </w:r>
+    </w:p>
+    <w:p>
+      <w:pPr>
+        <w:pStyle w:val="FirstParagraph"/>
+      </w:pPr>
+      <w:r>
+        <w:t xml:space="preserve">The second is the more serious and is not remedied here. The variable is not</w:t>
+      </w:r>
+      <w:r>
+        <w:t xml:space="preserve"> </w:t>
+      </w:r>
+      <w:r>
+        <w:t xml:space="preserve">significant in either model (HR 1.361, p = 0.265), so no reported conclusion</w:t>
+      </w:r>
+      <w:r>
+        <w:t xml:space="preserve"> </w:t>
+      </w:r>
+      <w:r>
+        <w:t xml:space="preserve">rests on it; if one ever did, this limitation would need addressing first.</w:t>
+      </w:r>
+    </w:p>
+    <w:bookmarkEnd w:id="242"/>
+    <w:bookmarkStart w:id="243" w:name="a22.4-what-was-not-adopted"/>
+    <w:p>
+      <w:pPr>
+        <w:pStyle w:val="Heading3"/>
+      </w:pPr>
+      <w:r>
+        <w:t xml:space="preserve">A22.4 What was not adopted</w:t>
+      </w:r>
+    </w:p>
+    <w:p>
+      <w:pPr>
+        <w:pStyle w:val="FirstParagraph"/>
+      </w:pPr>
+      <w:r>
+        <w:rPr>
+          <w:rStyle w:val="VerbatimChar"/>
+        </w:rPr>
+        <w:t xml:space="preserve">n_affiliations</w:t>
+      </w:r>
+      <w:r>
+        <w:t xml:space="preserve"> </w:t>
+      </w:r>
+      <w:r>
+        <w:t xml:space="preserve">is computed in</w:t>
+      </w:r>
+      <w:r>
+        <w:t xml:space="preserve"> </w:t>
+      </w:r>
+      <w:r>
+        <w:rPr>
+          <w:rStyle w:val="VerbatimChar"/>
+        </w:rPr>
+        <w:t xml:space="preserve">data/processed/abstracts_cleaned.csv</w:t>
+      </w:r>
+      <w:r>
+        <w:t xml:space="preserve"> </w:t>
+      </w:r>
+      <w:r>
+        <w:t xml:space="preserve">and is</w:t>
+      </w:r>
+      <w:r>
+        <w:t xml:space="preserve"> </w:t>
+      </w:r>
+      <w:r>
+        <w:rPr>
+          <w:b/>
+          <w:bCs/>
+        </w:rPr>
+        <w:t xml:space="preserve">not</w:t>
+      </w:r>
+      <w:r>
+        <w:t xml:space="preserve"> </w:t>
+      </w:r>
+      <w:r>
+        <w:t xml:space="preserve">carried into the analytical dataset, which remains 93 columns. Under</w:t>
+      </w:r>
+      <w:r>
+        <w:t xml:space="preserve"> </w:t>
+      </w:r>
+      <w:r>
+        <w:t xml:space="preserve">this decision nothing needs it. It is retained at that stage as the evidence</w:t>
+      </w:r>
+      <w:r>
+        <w:t xml:space="preserve"> </w:t>
+      </w:r>
+      <w:r>
+        <w:t xml:space="preserve">behind the table above, and propagating it would be a schema change to serve a</w:t>
+      </w:r>
+      <w:r>
+        <w:t xml:space="preserve"> </w:t>
+      </w:r>
+      <w:r>
+        <w:t xml:space="preserve">definition that was not adopted.</w:t>
+      </w:r>
+    </w:p>
+    <w:bookmarkEnd w:id="243"/>
+    <w:bookmarkEnd w:id="244"/>
     <w:sectPr>
       <w:footnotePr>
         <w:numRestart w:val="eachSect"/>
@@ -49019,6 +49657,9 @@
     <w:lvlOverride w:ilvl="8">
       <w:startOverride w:val="1"/>
     </w:lvlOverride>
+  </w:num>
+  <w:num w:numId="1013">
+    <w:abstractNumId w:val="991"/>
   </w:num>
 </w:numbering>
 </file>

--- a/docs/technical_appendix.docx
+++ b/docs/technical_appendix.docx
@@ -758,7 +758,7 @@
         </w:numPr>
       </w:pPr>
       <w:r>
-        <w:t xml:space="preserve">Disk cache: no PubMed XML cache in this checkout (gitignored); no ScienceDirect HTML cache in this checkout (gitignored)</w:t>
+        <w:t xml:space="preserve">Disk cache: 1,566 PubMed XML files; 1,154 ScienceDirect HTML files</w:t>
       </w:r>
     </w:p>
     <w:p>
@@ -1422,7 +1422,7 @@
         <w:pStyle w:val="FirstParagraph"/>
       </w:pPr>
       <w:r>
-        <w:t xml:space="preserve">Conference abstracts were identified from 12 annual JMIG supplement issues (Volume 19 Issue 6 through Volume 30 Issue 11, Supplement S). The ScienceDirect supplement listing page was scraped programmatically with polite delays (2-3 seconds between requests) and user-agent rotation. Per-article HTML was cached to disk to avoid redundant fetches on re-runs. Article pages cached: no ScienceDirect HTML cache in this checkout (gitignored).</w:t>
+        <w:t xml:space="preserve">Conference abstracts were identified from 12 annual JMIG supplement issues (Volume 19 Issue 6 through Volume 30 Issue 11, Supplement S). The ScienceDirect supplement listing page was scraped programmatically with polite delays (2-3 seconds between requests) and user-agent rotation. Per-article HTML was cached to disk to avoid redundant fetches on re-runs. Article pages cached: 1,154 ScienceDirect HTML files.</w:t>
       </w:r>
     </w:p>
     <w:p>
@@ -1604,7 +1604,7 @@
         <w:pStyle w:val="FirstParagraph"/>
       </w:pPr>
       <w:r>
-        <w:t xml:space="preserve">NCBI E-Utilities requests were rate-limited to 3 requests/second (without API key) or 10 requests/second (with ENTREZ_KEY). PubMed XML responses were cached to disk (no PubMed XML cache in this checkout (gitignored)). All search stages used RDS-based checkpoints enabling resume after interruption.</w:t>
+        <w:t xml:space="preserve">NCBI E-Utilities requests were rate-limited to 3 requests/second (without API key) or 10 requests/second (with ENTREZ_KEY). PubMed XML responses were cached to disk (1,566 PubMed XML files). All search stages used RDS-based checkpoints enabling resume after interruption.</w:t>
       </w:r>
     </w:p>
     <w:bookmarkEnd w:id="27"/>
@@ -49186,6 +49186,1198 @@
     </w:p>
     <w:bookmarkEnd w:id="243"/>
     <w:bookmarkEnd w:id="244"/>
+    <w:bookmarkStart w:id="250" w:name="X483ace9db0f67a34e1c9743f2fb173f9d3bf059"/>
+    <w:p>
+      <w:pPr>
+        <w:pStyle w:val="Heading2"/>
+      </w:pPr>
+      <w:r>
+        <w:t xml:space="preserve">A23. Cohort Truncation: What Can and Cannot Be Established</w:t>
+      </w:r>
+    </w:p>
+    <w:p>
+      <w:pPr>
+        <w:pStyle w:val="FirstParagraph"/>
+      </w:pPr>
+      <w:r>
+        <w:t xml:space="preserve">A14 recorded that the pipeline holds 1,154 of 7,711 supplement items and that</w:t>
+      </w:r>
+      <w:r>
+        <w:t xml:space="preserve"> </w:t>
+      </w:r>
+      <w:r>
+        <w:t xml:space="preserve">re-ingestion would require redoing the search and the adjudication. This</w:t>
+      </w:r>
+      <w:r>
+        <w:t xml:space="preserve"> </w:t>
+      </w:r>
+      <w:r>
+        <w:t xml:space="preserve">appendix goes further: it establishes what the truncation does to the estimate,</w:t>
+      </w:r>
+      <w:r>
+        <w:t xml:space="preserve"> </w:t>
+      </w:r>
+      <w:r>
+        <w:t xml:space="preserve">and which sources were tried and rejected for closing it.</w:t>
+      </w:r>
+    </w:p>
+    <w:p>
+      <w:pPr>
+        <w:pStyle w:val="BodyText"/>
+      </w:pPr>
+      <w:r>
+        <w:t xml:space="preserve">Nothing here changes a reported number. The cohort remains 1,106 abstracts.</w:t>
+      </w:r>
+    </w:p>
+    <w:bookmarkStart w:id="245" w:name="X9edc2b8eaa0ebcdd72d4b4bcbb38790dd14e1bb"/>
+    <w:p>
+      <w:pPr>
+        <w:pStyle w:val="Heading3"/>
+      </w:pPr>
+      <w:r>
+        <w:t xml:space="preserve">A23.1 The captured set is not a random sample</w:t>
+      </w:r>
+    </w:p>
+    <w:p>
+      <w:pPr>
+        <w:pStyle w:val="FirstParagraph"/>
+      </w:pPr>
+      <w:r>
+        <w:rPr>
+          <w:rStyle w:val="VerbatimChar"/>
+        </w:rPr>
+        <w:t xml:space="preserve">R/01b_parse_web.R</w:t>
+      </w:r>
+      <w:r>
+        <w:t xml:space="preserve"> </w:t>
+      </w:r>
+      <w:r>
+        <w:t xml:space="preserve">fetches one issue-listing page per congress. Offset</w:t>
+      </w:r>
+      <w:r>
+        <w:t xml:space="preserve"> </w:t>
+      </w:r>
+      <w:r>
+        <w:t xml:space="preserve">pagination is attempted only when a page returns exactly 100 items, and</w:t>
+      </w:r>
+      <w:r>
+        <w:t xml:space="preserve"> </w:t>
+      </w:r>
+      <w:r>
+        <w:t xml:space="preserve">ScienceDirect returns the same page for every offset, so the loop breaks on the</w:t>
+      </w:r>
+      <w:r>
+        <w:t xml:space="preserve"> </w:t>
+      </w:r>
+      <w:r>
+        <w:t xml:space="preserve">first iteration. Each congress is capped at roughly 100 presentations.</w:t>
+      </w:r>
+    </w:p>
+    <w:p>
+      <w:pPr>
+        <w:pStyle w:val="BodyText"/>
+      </w:pPr>
+      <w:r>
+        <w:t xml:space="preserve">The consequence is structural rather than statistical. The cohort is the</w:t>
+      </w:r>
+      <w:r>
+        <w:t xml:space="preserve"> </w:t>
+      </w:r>
+      <w:r>
+        <w:rPr>
+          <w:b/>
+          <w:bCs/>
+        </w:rPr>
+        <w:t xml:space="preserve">first N pages of each supplement in printed order</w:t>
+      </w:r>
+      <w:r>
+        <w:t xml:space="preserve">, not a sample drawn from</w:t>
+      </w:r>
+      <w:r>
+        <w:t xml:space="preserve"> </w:t>
+      </w:r>
+      <w:r>
+        <w:t xml:space="preserve">it. Captured page ranges end at S26 to S60 against supplements running to S136</w:t>
+      </w:r>
+      <w:r>
+        <w:t xml:space="preserve"> </w:t>
+      </w:r>
+      <w:r>
+        <w:t xml:space="preserve">to S286.</w:t>
+      </w:r>
+    </w:p>
+    <w:bookmarkEnd w:id="245"/>
+    <w:bookmarkStart w:id="246" w:name="X6bc036b7a2b98db73ce0ef3852a1625b19e77b9"/>
+    <w:p>
+      <w:pPr>
+        <w:pStyle w:val="Heading3"/>
+      </w:pPr>
+      <w:r>
+        <w:t xml:space="preserve">A23.2 The bias has a measurable direction</w:t>
+      </w:r>
+    </w:p>
+    <w:p>
+      <w:pPr>
+        <w:pStyle w:val="FirstParagraph"/>
+      </w:pPr>
+      <w:r>
+        <w:rPr>
+          <w:rStyle w:val="VerbatimChar"/>
+        </w:rPr>
+        <w:t xml:space="preserve">scripts/cohort_truncation_bias.R</w:t>
+      </w:r>
+      <w:r>
+        <w:t xml:space="preserve"> </w:t>
+      </w:r>
+      <w:r>
+        <w:t xml:space="preserve">tests whether publication varies with</w:t>
+      </w:r>
+      <w:r>
+        <w:t xml:space="preserve"> </w:t>
+      </w:r>
+      <w:r>
+        <w:t xml:space="preserve">position inside the window that was captured.</w:t>
+      </w:r>
+    </w:p>
+    <w:tbl>
+      <w:tblPr>
+        <w:tblStyle w:val="Table"/>
+        <w:tblW w:type="auto" w:w="0"/>
+        <w:tblLook w:firstRow="1" w:lastRow="0" w:firstColumn="0" w:lastColumn="0" w:noHBand="0" w:noVBand="0" w:val="0020"/>
+      </w:tblPr>
+      <w:tblGrid>
+        <w:gridCol w:w="1584"/>
+        <w:gridCol w:w="1584"/>
+        <w:gridCol w:w="1584"/>
+        <w:gridCol w:w="1584"/>
+        <w:gridCol w:w="1584"/>
+      </w:tblGrid>
+      <w:tr>
+        <w:trPr>
+          <w:tblHeader w:val="on"/>
+        </w:trPr>
+        <w:tc>
+          <w:tcPr/>
+          <w:p>
+            <w:pPr>
+              <w:pStyle w:val="Compact"/>
+              <w:jc w:val="right"/>
+            </w:pPr>
+            <w:r>
+              <w:t xml:space="preserve">position quintile</w:t>
+            </w:r>
+          </w:p>
+        </w:tc>
+        <w:tc>
+          <w:tcPr/>
+          <w:p>
+            <w:pPr>
+              <w:pStyle w:val="Compact"/>
+              <w:jc w:val="right"/>
+            </w:pPr>
+            <w:r>
+              <w:t xml:space="preserve">n</w:t>
+            </w:r>
+          </w:p>
+        </w:tc>
+        <w:tc>
+          <w:tcPr/>
+          <w:p>
+            <w:pPr>
+              <w:pStyle w:val="Compact"/>
+              <w:jc w:val="right"/>
+            </w:pPr>
+            <w:r>
+              <w:t xml:space="preserve">published</w:t>
+            </w:r>
+          </w:p>
+        </w:tc>
+        <w:tc>
+          <w:tcPr/>
+          <w:p>
+            <w:pPr>
+              <w:pStyle w:val="Compact"/>
+              <w:jc w:val="right"/>
+            </w:pPr>
+            <w:r>
+              <w:t xml:space="preserve">rate</w:t>
+            </w:r>
+          </w:p>
+        </w:tc>
+        <w:tc>
+          <w:tcPr/>
+          <w:p>
+            <w:pPr>
+              <w:pStyle w:val="Compact"/>
+              <w:jc w:val="right"/>
+            </w:pPr>
+            <w:r>
+              <w:t xml:space="preserve">% RCT</w:t>
+            </w:r>
+          </w:p>
+        </w:tc>
+      </w:tr>
+      <w:tr>
+        <w:tc>
+          <w:tcPr/>
+          <w:p>
+            <w:pPr>
+              <w:pStyle w:val="Compact"/>
+              <w:jc w:val="right"/>
+            </w:pPr>
+            <w:r>
+              <w:t xml:space="preserve">1 (earliest pages)</w:t>
+            </w:r>
+          </w:p>
+        </w:tc>
+        <w:tc>
+          <w:tcPr/>
+          <w:p>
+            <w:pPr>
+              <w:pStyle w:val="Compact"/>
+              <w:jc w:val="right"/>
+            </w:pPr>
+            <w:r>
+              <w:t xml:space="preserve">211</w:t>
+            </w:r>
+          </w:p>
+        </w:tc>
+        <w:tc>
+          <w:tcPr/>
+          <w:p>
+            <w:pPr>
+              <w:pStyle w:val="Compact"/>
+              <w:jc w:val="right"/>
+            </w:pPr>
+            <w:r>
+              <w:t xml:space="preserve">40</w:t>
+            </w:r>
+          </w:p>
+        </w:tc>
+        <w:tc>
+          <w:tcPr/>
+          <w:p>
+            <w:pPr>
+              <w:pStyle w:val="Compact"/>
+              <w:jc w:val="right"/>
+            </w:pPr>
+            <w:r>
+              <w:t xml:space="preserve">19.0%</w:t>
+            </w:r>
+          </w:p>
+        </w:tc>
+        <w:tc>
+          <w:tcPr/>
+          <w:p>
+            <w:pPr>
+              <w:pStyle w:val="Compact"/>
+              <w:jc w:val="right"/>
+            </w:pPr>
+            <w:r>
+              <w:t xml:space="preserve">9.5</w:t>
+            </w:r>
+          </w:p>
+        </w:tc>
+      </w:tr>
+      <w:tr>
+        <w:tc>
+          <w:tcPr/>
+          <w:p>
+            <w:pPr>
+              <w:pStyle w:val="Compact"/>
+              <w:jc w:val="right"/>
+            </w:pPr>
+            <w:r>
+              <w:t xml:space="preserve">2</w:t>
+            </w:r>
+          </w:p>
+        </w:tc>
+        <w:tc>
+          <w:tcPr/>
+          <w:p>
+            <w:pPr>
+              <w:pStyle w:val="Compact"/>
+              <w:jc w:val="right"/>
+            </w:pPr>
+            <w:r>
+              <w:t xml:space="preserve">210</w:t>
+            </w:r>
+          </w:p>
+        </w:tc>
+        <w:tc>
+          <w:tcPr/>
+          <w:p>
+            <w:pPr>
+              <w:pStyle w:val="Compact"/>
+              <w:jc w:val="right"/>
+            </w:pPr>
+            <w:r>
+              <w:t xml:space="preserve">34</w:t>
+            </w:r>
+          </w:p>
+        </w:tc>
+        <w:tc>
+          <w:tcPr/>
+          <w:p>
+            <w:pPr>
+              <w:pStyle w:val="Compact"/>
+              <w:jc w:val="right"/>
+            </w:pPr>
+            <w:r>
+              <w:t xml:space="preserve">16.2%</w:t>
+            </w:r>
+          </w:p>
+        </w:tc>
+        <w:tc>
+          <w:tcPr/>
+          <w:p>
+            <w:pPr>
+              <w:pStyle w:val="Compact"/>
+              <w:jc w:val="right"/>
+            </w:pPr>
+            <w:r>
+              <w:t xml:space="preserve">6.2</w:t>
+            </w:r>
+          </w:p>
+        </w:tc>
+      </w:tr>
+      <w:tr>
+        <w:tc>
+          <w:tcPr/>
+          <w:p>
+            <w:pPr>
+              <w:pStyle w:val="Compact"/>
+              <w:jc w:val="right"/>
+            </w:pPr>
+            <w:r>
+              <w:t xml:space="preserve">3</w:t>
+            </w:r>
+          </w:p>
+        </w:tc>
+        <w:tc>
+          <w:tcPr/>
+          <w:p>
+            <w:pPr>
+              <w:pStyle w:val="Compact"/>
+              <w:jc w:val="right"/>
+            </w:pPr>
+            <w:r>
+              <w:t xml:space="preserve">210</w:t>
+            </w:r>
+          </w:p>
+        </w:tc>
+        <w:tc>
+          <w:tcPr/>
+          <w:p>
+            <w:pPr>
+              <w:pStyle w:val="Compact"/>
+              <w:jc w:val="right"/>
+            </w:pPr>
+            <w:r>
+              <w:t xml:space="preserve">41</w:t>
+            </w:r>
+          </w:p>
+        </w:tc>
+        <w:tc>
+          <w:tcPr/>
+          <w:p>
+            <w:pPr>
+              <w:pStyle w:val="Compact"/>
+              <w:jc w:val="right"/>
+            </w:pPr>
+            <w:r>
+              <w:t xml:space="preserve">19.5%</w:t>
+            </w:r>
+          </w:p>
+        </w:tc>
+        <w:tc>
+          <w:tcPr/>
+          <w:p>
+            <w:pPr>
+              <w:pStyle w:val="Compact"/>
+              <w:jc w:val="right"/>
+            </w:pPr>
+            <w:r>
+              <w:t xml:space="preserve">9.0</w:t>
+            </w:r>
+          </w:p>
+        </w:tc>
+      </w:tr>
+      <w:tr>
+        <w:tc>
+          <w:tcPr/>
+          <w:p>
+            <w:pPr>
+              <w:pStyle w:val="Compact"/>
+              <w:jc w:val="right"/>
+            </w:pPr>
+            <w:r>
+              <w:t xml:space="preserve">4</w:t>
+            </w:r>
+          </w:p>
+        </w:tc>
+        <w:tc>
+          <w:tcPr/>
+          <w:p>
+            <w:pPr>
+              <w:pStyle w:val="Compact"/>
+              <w:jc w:val="right"/>
+            </w:pPr>
+            <w:r>
+              <w:t xml:space="preserve">210</w:t>
+            </w:r>
+          </w:p>
+        </w:tc>
+        <w:tc>
+          <w:tcPr/>
+          <w:p>
+            <w:pPr>
+              <w:pStyle w:val="Compact"/>
+              <w:jc w:val="right"/>
+            </w:pPr>
+            <w:r>
+              <w:t xml:space="preserve">23</w:t>
+            </w:r>
+          </w:p>
+        </w:tc>
+        <w:tc>
+          <w:tcPr/>
+          <w:p>
+            <w:pPr>
+              <w:pStyle w:val="Compact"/>
+              <w:jc w:val="right"/>
+            </w:pPr>
+            <w:r>
+              <w:t xml:space="preserve">11.0%</w:t>
+            </w:r>
+          </w:p>
+        </w:tc>
+        <w:tc>
+          <w:tcPr/>
+          <w:p>
+            <w:pPr>
+              <w:pStyle w:val="Compact"/>
+              <w:jc w:val="right"/>
+            </w:pPr>
+            <w:r>
+              <w:t xml:space="preserve">7.6</w:t>
+            </w:r>
+          </w:p>
+        </w:tc>
+      </w:tr>
+      <w:tr>
+        <w:tc>
+          <w:tcPr/>
+          <w:p>
+            <w:pPr>
+              <w:pStyle w:val="Compact"/>
+              <w:jc w:val="right"/>
+            </w:pPr>
+            <w:r>
+              <w:t xml:space="preserve">5 (latest captured)</w:t>
+            </w:r>
+          </w:p>
+        </w:tc>
+        <w:tc>
+          <w:tcPr/>
+          <w:p>
+            <w:pPr>
+              <w:pStyle w:val="Compact"/>
+              <w:jc w:val="right"/>
+            </w:pPr>
+            <w:r>
+              <w:t xml:space="preserve">210</w:t>
+            </w:r>
+          </w:p>
+        </w:tc>
+        <w:tc>
+          <w:tcPr/>
+          <w:p>
+            <w:pPr>
+              <w:pStyle w:val="Compact"/>
+              <w:jc w:val="right"/>
+            </w:pPr>
+            <w:r>
+              <w:t xml:space="preserve">32</w:t>
+            </w:r>
+          </w:p>
+        </w:tc>
+        <w:tc>
+          <w:tcPr/>
+          <w:p>
+            <w:pPr>
+              <w:pStyle w:val="Compact"/>
+              <w:jc w:val="right"/>
+            </w:pPr>
+            <w:r>
+              <w:t xml:space="preserve">15.2%</w:t>
+            </w:r>
+          </w:p>
+        </w:tc>
+        <w:tc>
+          <w:tcPr/>
+          <w:p>
+            <w:pPr>
+              <w:pStyle w:val="Compact"/>
+              <w:jc w:val="right"/>
+            </w:pPr>
+            <w:r>
+              <w:t xml:space="preserve">13.3</w:t>
+            </w:r>
+          </w:p>
+        </w:tc>
+      </w:tr>
+    </w:tbl>
+    <w:p>
+      <w:pPr>
+        <w:pStyle w:val="BodyText"/>
+      </w:pPr>
+      <w:r>
+        <w:t xml:space="preserve">Adjusted for congress year, the odds of publication fall across the window:</w:t>
+      </w:r>
+      <w:r>
+        <w:t xml:space="preserve"> </w:t>
+      </w:r>
+      <w:r>
+        <w:t xml:space="preserve">odds ratio</w:t>
+      </w:r>
+      <w:r>
+        <w:t xml:space="preserve"> </w:t>
+      </w:r>
+      <w:r>
+        <w:rPr>
+          <w:b/>
+          <w:bCs/>
+        </w:rPr>
+        <w:t xml:space="preserve">0.607</w:t>
+      </w:r>
+      <w:r>
+        <w:t xml:space="preserve">, p = 0.080. That is not significant, and it is not nothing.</w:t>
+      </w:r>
+      <w:r>
+        <w:t xml:space="preserve"> </w:t>
+      </w:r>
+      <w:r>
+        <w:t xml:space="preserve">Read as a direction, later pages publish less, which would make</w:t>
+      </w:r>
+      <w:r>
+        <w:t xml:space="preserve"> </w:t>
+      </w:r>
+      <w:r>
+        <w:rPr>
+          <w:b/>
+          <w:bCs/>
+        </w:rPr>
+        <w:t xml:space="preserve">16.2% an</w:t>
+      </w:r>
+      <w:r>
+        <w:rPr>
+          <w:b/>
+          <w:bCs/>
+        </w:rPr>
+        <w:t xml:space="preserve"> </w:t>
+      </w:r>
+      <w:r>
+        <w:rPr>
+          <w:b/>
+          <w:bCs/>
+        </w:rPr>
+        <w:t xml:space="preserve">over-estimate</w:t>
+      </w:r>
+      <w:r>
+        <w:t xml:space="preserve"> </w:t>
+      </w:r>
+      <w:r>
+        <w:t xml:space="preserve">of the rate across a complete supplement.</w:t>
+      </w:r>
+    </w:p>
+    <w:p>
+      <w:pPr>
+        <w:pStyle w:val="BodyText"/>
+      </w:pPr>
+      <w:r>
+        <w:t xml:space="preserve">Two cautions on reading it further. The test spans only the first ~15% of each</w:t>
+      </w:r>
+      <w:r>
+        <w:t xml:space="preserve"> </w:t>
+      </w:r>
+      <w:r>
+        <w:t xml:space="preserve">supplement and says nothing about pages beyond it, where the trend could</w:t>
+      </w:r>
+      <w:r>
+        <w:t xml:space="preserve"> </w:t>
+      </w:r>
+      <w:r>
+        <w:t xml:space="preserve">flatten, continue or reverse. And RCTs, the strongest predictor of publication</w:t>
+      </w:r>
+      <w:r>
+        <w:t xml:space="preserve"> </w:t>
+      </w:r>
+      <w:r>
+        <w:t xml:space="preserve">in the model, are</w:t>
+      </w:r>
+      <w:r>
+        <w:t xml:space="preserve"> </w:t>
+      </w:r>
+      <w:r>
+        <w:rPr>
+          <w:i/>
+          <w:iCs/>
+        </w:rPr>
+        <w:t xml:space="preserve">more</w:t>
+      </w:r>
+      <w:r>
+        <w:t xml:space="preserve"> </w:t>
+      </w:r>
+      <w:r>
+        <w:t xml:space="preserve">frequent in the last captured quintile (13.3% against</w:t>
+      </w:r>
+      <w:r>
+        <w:t xml:space="preserve"> </w:t>
+      </w:r>
+      <w:r>
+        <w:t xml:space="preserve">9.5% in the first), which cuts the other way. The honest summary is a weak</w:t>
+      </w:r>
+      <w:r>
+        <w:t xml:space="preserve"> </w:t>
+      </w:r>
+      <w:r>
+        <w:t xml:space="preserve">signal toward over-estimation with an unmeasurable magnitude.</w:t>
+      </w:r>
+    </w:p>
+    <w:bookmarkEnd w:id="246"/>
+    <w:bookmarkStart w:id="247" w:name="Xb774aff3041e1a75c5e3b24ab0d39401d35c78d"/>
+    <w:p>
+      <w:pPr>
+        <w:pStyle w:val="Heading3"/>
+      </w:pPr>
+      <w:r>
+        <w:t xml:space="preserve">A23.3 Why the truncation cannot currently be closed</w:t>
+      </w:r>
+    </w:p>
+    <w:p>
+      <w:pPr>
+        <w:pStyle w:val="FirstParagraph"/>
+      </w:pPr>
+      <w:r>
+        <w:t xml:space="preserve">Three routes were tried.</w:t>
+      </w:r>
+    </w:p>
+    <w:tbl>
+      <w:tblPr>
+        <w:tblStyle w:val="Table"/>
+        <w:tblW w:type="pct" w:w="5000"/>
+        <w:tblLayout w:type="fixed"/>
+        <w:tblLook w:firstRow="1" w:lastRow="0" w:firstColumn="0" w:lastColumn="0" w:noHBand="0" w:noVBand="0" w:val="0020"/>
+      </w:tblPr>
+      <w:tblGrid>
+        <w:gridCol w:w="3960"/>
+        <w:gridCol w:w="3960"/>
+      </w:tblGrid>
+      <w:tr>
+        <w:trPr>
+          <w:tblHeader w:val="on"/>
+        </w:trPr>
+        <w:tc>
+          <w:tcPr/>
+          <w:p>
+            <w:pPr>
+              <w:pStyle w:val="Compact"/>
+            </w:pPr>
+            <w:r>
+              <w:t xml:space="preserve">source</w:t>
+            </w:r>
+          </w:p>
+        </w:tc>
+        <w:tc>
+          <w:tcPr/>
+          <w:p>
+            <w:pPr>
+              <w:pStyle w:val="Compact"/>
+            </w:pPr>
+            <w:r>
+              <w:t xml:space="preserve">status</w:t>
+            </w:r>
+          </w:p>
+        </w:tc>
+      </w:tr>
+      <w:tr>
+        <w:tc>
+          <w:tcPr/>
+          <w:p>
+            <w:pPr>
+              <w:pStyle w:val="Compact"/>
+            </w:pPr>
+            <w:r>
+              <w:t xml:space="preserve">ScienceDirect issue listing</w:t>
+            </w:r>
+          </w:p>
+        </w:tc>
+        <w:tc>
+          <w:tcPr/>
+          <w:p>
+            <w:pPr>
+              <w:pStyle w:val="Compact"/>
+            </w:pPr>
+            <w:r>
+              <w:rPr>
+                <w:b/>
+                <w:bCs/>
+              </w:rPr>
+              <w:t xml:space="preserve">HTTP 403</w:t>
+            </w:r>
+            <w:r>
+              <w:t xml:space="preserve"> </w:t>
+            </w:r>
+            <w:r>
+              <w:t xml:space="preserve">to this machine. The origin of the cohort is no longer reachable.</w:t>
+            </w:r>
+          </w:p>
+        </w:tc>
+      </w:tr>
+      <w:tr>
+        <w:tc>
+          <w:tcPr/>
+          <w:p>
+            <w:pPr>
+              <w:pStyle w:val="Compact"/>
+            </w:pPr>
+            <w:r>
+              <w:t xml:space="preserve">Supplement PDFs</w:t>
+            </w:r>
+          </w:p>
+        </w:tc>
+        <w:tc>
+          <w:tcPr/>
+          <w:p>
+            <w:pPr>
+              <w:pStyle w:val="Compact"/>
+            </w:pPr>
+            <w:r>
+              <w:t xml:space="preserve">Not held.</w:t>
+            </w:r>
+            <w:r>
+              <w:t xml:space="preserve"> </w:t>
+            </w:r>
+            <w:r>
+              <w:rPr>
+                <w:rStyle w:val="VerbatimChar"/>
+              </w:rPr>
+              <w:t xml:space="preserve">R/01_parse_pdf.R</w:t>
+            </w:r>
+            <w:r>
+              <w:t xml:space="preserve"> </w:t>
+            </w:r>
+            <w:r>
+              <w:t xml:space="preserve">expects one file for 2023 only, and</w:t>
+            </w:r>
+            <w:r>
+              <w:t xml:space="preserve"> </w:t>
+            </w:r>
+            <w:r>
+              <w:rPr>
+                <w:rStyle w:val="VerbatimChar"/>
+              </w:rPr>
+              <w:t xml:space="preserve">data/raw/</w:t>
+            </w:r>
+            <w:r>
+              <w:t xml:space="preserve"> </w:t>
+            </w:r>
+            <w:r>
+              <w:t xml:space="preserve">is empty. Obtaining twelve supplements needs institutional access.</w:t>
+            </w:r>
+          </w:p>
+        </w:tc>
+      </w:tr>
+      <w:tr>
+        <w:tc>
+          <w:tcPr/>
+          <w:p>
+            <w:pPr>
+              <w:pStyle w:val="Compact"/>
+            </w:pPr>
+            <w:r>
+              <w:t xml:space="preserve">Crossref deposit</w:t>
+            </w:r>
+          </w:p>
+        </w:tc>
+        <w:tc>
+          <w:tcPr/>
+          <w:p>
+            <w:pPr>
+              <w:pStyle w:val="Compact"/>
+            </w:pPr>
+            <w:r>
+              <w:rPr>
+                <w:b/>
+                <w:bCs/>
+              </w:rPr>
+              <w:t xml:space="preserve">Complete and public</w:t>
+            </w:r>
+            <w:r>
+              <w:t xml:space="preserve">, and already cached for all twelve congresses. It carries DOI, page, title and authors, which is enough to drive the matching pipeline. It carries</w:t>
+            </w:r>
+            <w:r>
+              <w:t xml:space="preserve"> </w:t>
+            </w:r>
+            <w:r>
+              <w:rPr>
+                <w:b/>
+                <w:bCs/>
+              </w:rPr>
+              <w:t xml:space="preserve">no session type</w:t>
+            </w:r>
+            <w:r>
+              <w:t xml:space="preserve">.</w:t>
+            </w:r>
+          </w:p>
+        </w:tc>
+      </w:tr>
+    </w:tbl>
+    <w:p>
+      <w:pPr>
+        <w:pStyle w:val="BodyText"/>
+      </w:pPr>
+      <w:r>
+        <w:t xml:space="preserve">The Crossref record was checked field by field. It exposes</w:t>
+      </w:r>
+      <w:r>
+        <w:t xml:space="preserve"> </w:t>
+      </w:r>
+      <w:r>
+        <w:rPr>
+          <w:rStyle w:val="VerbatimChar"/>
+        </w:rPr>
+        <w:t xml:space="preserve">type</w:t>
+      </w:r>
+      <w:r>
+        <w:t xml:space="preserve"> </w:t>
+      </w:r>
+      <w:r>
+        <w:t xml:space="preserve">(</w:t>
+      </w:r>
+      <w:r>
+        <w:rPr>
+          <w:rStyle w:val="VerbatimChar"/>
+        </w:rPr>
+        <w:t xml:space="preserve">journal-article</w:t>
+      </w:r>
+      <w:r>
+        <w:t xml:space="preserve"> </w:t>
+      </w:r>
+      <w:r>
+        <w:t xml:space="preserve">for every item), an empty</w:t>
+      </w:r>
+      <w:r>
+        <w:t xml:space="preserve"> </w:t>
+      </w:r>
+      <w:r>
+        <w:rPr>
+          <w:rStyle w:val="VerbatimChar"/>
+        </w:rPr>
+        <w:t xml:space="preserve">subject</w:t>
+      </w:r>
+      <w:r>
+        <w:t xml:space="preserve">,</w:t>
+      </w:r>
+      <w:r>
+        <w:t xml:space="preserve"> </w:t>
+      </w:r>
+      <w:r>
+        <w:rPr>
+          <w:rStyle w:val="VerbatimChar"/>
+        </w:rPr>
+        <w:t xml:space="preserve">special_numbering</w:t>
+      </w:r>
+      <w:r>
+        <w:t xml:space="preserve">,</w:t>
+      </w:r>
+      <w:r>
+        <w:t xml:space="preserve"> </w:t>
+      </w:r>
+      <w:r>
+        <w:rPr>
+          <w:rStyle w:val="VerbatimChar"/>
+        </w:rPr>
+        <w:t xml:space="preserve">container-title</w:t>
+      </w:r>
+      <w:r>
+        <w:t xml:space="preserve"> </w:t>
+      </w:r>
+      <w:r>
+        <w:t xml:space="preserve">and the author list. Nothing distinguishes an oral</w:t>
+      </w:r>
+      <w:r>
+        <w:t xml:space="preserve"> </w:t>
+      </w:r>
+      <w:r>
+        <w:t xml:space="preserve">presentation from a video or a poster.</w:t>
+      </w:r>
+    </w:p>
+    <w:p>
+      <w:pPr>
+        <w:pStyle w:val="BodyText"/>
+      </w:pPr>
+      <w:r>
+        <w:t xml:space="preserve">That is the blocking fact. The study population is oral presentations; videos</w:t>
+      </w:r>
+      <w:r>
+        <w:t xml:space="preserve"> </w:t>
+      </w:r>
+      <w:r>
+        <w:t xml:space="preserve">are excluded by design and posters were never in scope. A random sample of</w:t>
+      </w:r>
+      <w:r>
+        <w:t xml:space="preserve"> </w:t>
+      </w:r>
+      <w:r>
+        <w:t xml:space="preserve">uncaptured Crossref items would mix all three, and there is no reachable source</w:t>
+      </w:r>
+      <w:r>
+        <w:t xml:space="preserve"> </w:t>
+      </w:r>
+      <w:r>
+        <w:t xml:space="preserve">that labels them.</w:t>
+      </w:r>
+    </w:p>
+    <w:p>
+      <w:pPr>
+        <w:pStyle w:val="BodyText"/>
+      </w:pPr>
+      <w:r>
+        <w:t xml:space="preserve">Indirect inference does not rescue it. In the two congresses where the capture</w:t>
+      </w:r>
+      <w:r>
+        <w:t xml:space="preserve"> </w:t>
+      </w:r>
+      <w:r>
+        <w:t xml:space="preserve">window crossed the boundary, orals end at S36 (2022) and S26 (2023), suggesting</w:t>
+      </w:r>
+      <w:r>
+        <w:t xml:space="preserve"> </w:t>
+      </w:r>
+      <w:r>
+        <w:t xml:space="preserve">a short oral block. But the items immediately past the 2015 and 2019 boundaries</w:t>
+      </w:r>
+      <w:r>
+        <w:t xml:space="preserve"> </w:t>
+      </w:r>
+      <w:r>
+        <w:t xml:space="preserve">are titled as randomised trials and comparative studies, which are oral-type</w:t>
+      </w:r>
+      <w:r>
+        <w:t xml:space="preserve"> </w:t>
+      </w:r>
+      <w:r>
+        <w:t xml:space="preserve">research abstracts, so the boundary is not consistently placed. Item density</w:t>
+      </w:r>
+      <w:r>
+        <w:t xml:space="preserve"> </w:t>
+      </w:r>
+      <w:r>
+        <w:t xml:space="preserve">per page does not separate the blocks either.</w:t>
+      </w:r>
+    </w:p>
+    <w:bookmarkEnd w:id="247"/>
+    <w:bookmarkStart w:id="248" w:name="X8f84d06327ab0f9f6b7ae823a7fd9ef174cf8b3"/>
+    <w:p>
+      <w:pPr>
+        <w:pStyle w:val="Heading3"/>
+      </w:pPr>
+      <w:r>
+        <w:t xml:space="preserve">A23.4 What would close it, and what it would cost</w:t>
+      </w:r>
+    </w:p>
+    <w:p>
+      <w:pPr>
+        <w:pStyle w:val="FirstParagraph"/>
+      </w:pPr>
+      <w:r>
+        <w:t xml:space="preserve">A probe study is the tractable design, and it is tractable only if the session</w:t>
+      </w:r>
+      <w:r>
+        <w:t xml:space="preserve"> </w:t>
+      </w:r>
+      <w:r>
+        <w:t xml:space="preserve">type problem is solved first.</w:t>
+      </w:r>
+    </w:p>
+    <w:p>
+      <w:pPr>
+        <w:pStyle w:val="Compact"/>
+        <w:numPr>
+          <w:ilvl w:val="0"/>
+          <w:numId w:val="1014"/>
+        </w:numPr>
+      </w:pPr>
+      <w:r>
+        <w:t xml:space="preserve">Obtain session structure for one or two congresses, from the supplement PDF</w:t>
+      </w:r>
+      <w:r>
+        <w:t xml:space="preserve"> </w:t>
+      </w:r>
+      <w:r>
+        <w:t xml:space="preserve">or an authenticated ScienceDirect session. Without this, nothing else is</w:t>
+      </w:r>
+      <w:r>
+        <w:t xml:space="preserve"> </w:t>
+      </w:r>
+      <w:r>
+        <w:t xml:space="preserve">worth starting.</w:t>
+      </w:r>
+    </w:p>
+    <w:p>
+      <w:pPr>
+        <w:pStyle w:val="Compact"/>
+        <w:numPr>
+          <w:ilvl w:val="0"/>
+          <w:numId w:val="1014"/>
+        </w:numPr>
+      </w:pPr>
+      <w:r>
+        <w:t xml:space="preserve">Draw a random sample of uncaptured</w:t>
+      </w:r>
+      <w:r>
+        <w:t xml:space="preserve"> </w:t>
+      </w:r>
+      <w:r>
+        <w:rPr>
+          <w:b/>
+          <w:bCs/>
+        </w:rPr>
+        <w:t xml:space="preserve">oral</w:t>
+      </w:r>
+      <w:r>
+        <w:t xml:space="preserve"> </w:t>
+      </w:r>
+      <w:r>
+        <w:t xml:space="preserve">items, on the order of 150 to</w:t>
+      </w:r>
+      <w:r>
+        <w:t xml:space="preserve"> </w:t>
+      </w:r>
+      <w:r>
+        <w:t xml:space="preserve">200, and pull title and authors from the existing Crossref cache.</w:t>
+      </w:r>
+    </w:p>
+    <w:p>
+      <w:pPr>
+        <w:pStyle w:val="Compact"/>
+        <w:numPr>
+          <w:ilvl w:val="0"/>
+          <w:numId w:val="1014"/>
+        </w:numPr>
+      </w:pPr>
+      <w:r>
+        <w:t xml:space="preserve">Run the existing search and scoring pipeline over the sample, and adjudicate</w:t>
+      </w:r>
+      <w:r>
+        <w:t xml:space="preserve"> </w:t>
+      </w:r>
+      <w:r>
+        <w:t xml:space="preserve">it to the same standard as the main cohort.</w:t>
+      </w:r>
+    </w:p>
+    <w:p>
+      <w:pPr>
+        <w:pStyle w:val="Compact"/>
+        <w:numPr>
+          <w:ilvl w:val="0"/>
+          <w:numId w:val="1014"/>
+        </w:numPr>
+      </w:pPr>
+      <w:r>
+        <w:t xml:space="preserve">Compare the sample’s publication rate against 16.2%. That estimates the bias</w:t>
+      </w:r>
+      <w:r>
+        <w:t xml:space="preserve"> </w:t>
+      </w:r>
+      <w:r>
+        <w:t xml:space="preserve">directly, without re-ingesting several thousand abstracts.</w:t>
+      </w:r>
+    </w:p>
+    <w:p>
+      <w:pPr>
+        <w:pStyle w:val="FirstParagraph"/>
+      </w:pPr>
+      <w:r>
+        <w:t xml:space="preserve">The cost is dominated by step 3: roughly 150 to 200 human adjudications, the</w:t>
+      </w:r>
+      <w:r>
+        <w:t xml:space="preserve"> </w:t>
+      </w:r>
+      <w:r>
+        <w:t xml:space="preserve">same work that produced the current cohort’s decisions, plus the search</w:t>
+      </w:r>
+      <w:r>
+        <w:t xml:space="preserve"> </w:t>
+      </w:r>
+      <w:r>
+        <w:t xml:space="preserve">runtime. Full re-ingestion of all 7,711 items is not proposed, because the</w:t>
+      </w:r>
+      <w:r>
+        <w:t xml:space="preserve"> </w:t>
+      </w:r>
+      <w:r>
+        <w:t xml:space="preserve">adjudication burden scales with the cohort and the videos and posters in that</w:t>
+      </w:r>
+      <w:r>
+        <w:t xml:space="preserve"> </w:t>
+      </w:r>
+      <w:r>
+        <w:t xml:space="preserve">total are out of scope regardless.</w:t>
+      </w:r>
+    </w:p>
+    <w:bookmarkEnd w:id="248"/>
+    <w:bookmarkStart w:id="249" w:name="a23.5-how-this-should-be-reported"/>
+    <w:p>
+      <w:pPr>
+        <w:pStyle w:val="Heading3"/>
+      </w:pPr>
+      <w:r>
+        <w:t xml:space="preserve">A23.5 How this should be reported</w:t>
+      </w:r>
+    </w:p>
+    <w:p>
+      <w:pPr>
+        <w:pStyle w:val="FirstParagraph"/>
+      </w:pPr>
+      <w:r>
+        <w:t xml:space="preserve">Until a probe study is run, the limitation should be stated as it is measured:</w:t>
+      </w:r>
+      <w:r>
+        <w:t xml:space="preserve"> </w:t>
+      </w:r>
+      <w:r>
+        <w:t xml:space="preserve">the cohort is the first portion of each supplement rather than a sample of it;</w:t>
+      </w:r>
+      <w:r>
+        <w:t xml:space="preserve"> </w:t>
+      </w:r>
+      <w:r>
+        <w:t xml:space="preserve">publication rate declines weakly across the captured window (OR 0.607,</w:t>
+      </w:r>
+      <w:r>
+        <w:t xml:space="preserve"> </w:t>
+      </w:r>
+      <w:r>
+        <w:t xml:space="preserve">p = 0.080); and the reported 16.2% is therefore best read as an estimate for</w:t>
+      </w:r>
+      <w:r>
+        <w:t xml:space="preserve"> </w:t>
+      </w:r>
+      <w:r>
+        <w:t xml:space="preserve">early-programme oral presentations, with a possible downward correction of</w:t>
+      </w:r>
+      <w:r>
+        <w:t xml:space="preserve"> </w:t>
+      </w:r>
+      <w:r>
+        <w:t xml:space="preserve">unknown size if applied to a complete congress.</w:t>
+      </w:r>
+    </w:p>
+    <w:bookmarkEnd w:id="249"/>
+    <w:bookmarkEnd w:id="250"/>
     <w:sectPr>
       <w:footnotePr>
         <w:numRestart w:val="eachSect"/>
@@ -49660,6 +50852,36 @@
   </w:num>
   <w:num w:numId="1013">
     <w:abstractNumId w:val="991"/>
+  </w:num>
+  <w:num w:numId="1014">
+    <w:abstractNumId w:val="99411"/>
+    <w:lvlOverride w:ilvl="0">
+      <w:startOverride w:val="1"/>
+    </w:lvlOverride>
+    <w:lvlOverride w:ilvl="1">
+      <w:startOverride w:val="1"/>
+    </w:lvlOverride>
+    <w:lvlOverride w:ilvl="2">
+      <w:startOverride w:val="1"/>
+    </w:lvlOverride>
+    <w:lvlOverride w:ilvl="3">
+      <w:startOverride w:val="1"/>
+    </w:lvlOverride>
+    <w:lvlOverride w:ilvl="4">
+      <w:startOverride w:val="1"/>
+    </w:lvlOverride>
+    <w:lvlOverride w:ilvl="5">
+      <w:startOverride w:val="1"/>
+    </w:lvlOverride>
+    <w:lvlOverride w:ilvl="6">
+      <w:startOverride w:val="1"/>
+    </w:lvlOverride>
+    <w:lvlOverride w:ilvl="7">
+      <w:startOverride w:val="1"/>
+    </w:lvlOverride>
+    <w:lvlOverride w:ilvl="8">
+      <w:startOverride w:val="1"/>
+    </w:lvlOverride>
   </w:num>
 </w:numbering>
 </file>
